--- a/04-regulatory-compliance/HIPAA/Espanol/HIPAA_Practical_Manager_and_Junior_Analyst_Manual_Espanol_v1.0.docx
+++ b/04-regulatory-compliance/HIPAA/Espanol/HIPAA_Practical_Manager_and_Junior_Analyst_Manual_Espanol_v1.0.docx
@@ -2,32 +2,6 @@
 <file path=word/document.xml><?xml version="1.0" encoding="utf-8"?>
 <w:document xmlns:w="http://schemas.openxmlformats.org/wordprocessingml/2006/main" xmlns:m="http://schemas.openxmlformats.org/officeDocument/2006/math" xmlns:r="http://schemas.openxmlformats.org/officeDocument/2006/relationships" xmlns:o="urn:schemas-microsoft-com:office:office" xmlns:v="urn:schemas-microsoft-com:vml" xmlns:w10="urn:schemas-microsoft-com:office:word" xmlns:a="http://schemas.openxmlformats.org/drawingml/2006/main" xmlns:pic="http://schemas.openxmlformats.org/drawingml/2006/picture" xmlns:wp="http://schemas.openxmlformats.org/drawingml/2006/wordprocessingDrawing">
   <w:body>
-    <w:sdt>
-      <w:sdtPr>
-        <w:docPartObj>
-          <w:docPartGallery w:val="Table of Contents"/>
-          <w:docPartUnique/>
-        </w:docPartObj>
-      </w:sdtPr>
-      <w:sdtContent>
-        <w:p>
-          <w:pPr>
-            <w:pStyle w:val="TOCHeading"/>
-          </w:pPr>
-          <w:r>
-            <w:t xml:space="preserve">Table of Contents</w:t>
-          </w:r>
-        </w:p>
-        <w:p>
-          <w:r>
-            <w:fldChar w:fldCharType="begin" w:dirty="true"/>
-            <w:instrText xml:space="preserve">TOC \o "1-3" \h \z \u</w:instrText>
-            <w:fldChar w:fldCharType="separate"/>
-            <w:fldChar w:fldCharType="end"/>
-          </w:r>
-        </w:p>
-      </w:sdtContent>
-    </w:sdt>
     <w:p>
       <w:pPr>
         <w:pStyle w:val="BlockText"/>

--- a/04-regulatory-compliance/HIPAA/Espanol/HIPAA_Practical_Manager_and_Junior_Analyst_Manual_Espanol_v1.0.docx
+++ b/04-regulatory-compliance/HIPAA/Espanol/HIPAA_Practical_Manager_and_Junior_Analyst_Manual_Espanol_v1.0.docx
@@ -2,6 +2,32 @@
 <file path=word/document.xml><?xml version="1.0" encoding="utf-8"?>
 <w:document xmlns:w="http://schemas.openxmlformats.org/wordprocessingml/2006/main" xmlns:m="http://schemas.openxmlformats.org/officeDocument/2006/math" xmlns:r="http://schemas.openxmlformats.org/officeDocument/2006/relationships" xmlns:o="urn:schemas-microsoft-com:office:office" xmlns:v="urn:schemas-microsoft-com:vml" xmlns:w10="urn:schemas-microsoft-com:office:word" xmlns:a="http://schemas.openxmlformats.org/drawingml/2006/main" xmlns:pic="http://schemas.openxmlformats.org/drawingml/2006/picture" xmlns:wp="http://schemas.openxmlformats.org/drawingml/2006/wordprocessingDrawing">
   <w:body>
+    <w:sdt>
+      <w:sdtPr>
+        <w:docPartObj>
+          <w:docPartGallery w:val="Table of Contents"/>
+          <w:docPartUnique/>
+        </w:docPartObj>
+      </w:sdtPr>
+      <w:sdtContent>
+        <w:p>
+          <w:pPr>
+            <w:pStyle w:val="TOCHeading"/>
+          </w:pPr>
+          <w:r>
+            <w:t xml:space="preserve">Table of Contents</w:t>
+          </w:r>
+        </w:p>
+        <w:p>
+          <w:r>
+            <w:fldChar w:fldCharType="begin" w:dirty="true"/>
+            <w:instrText xml:space="preserve">TOC \o "1-3" \h \z \u</w:instrText>
+            <w:fldChar w:fldCharType="separate"/>
+            <w:fldChar w:fldCharType="end"/>
+          </w:r>
+        </w:p>
+      </w:sdtContent>
+    </w:sdt>
     <w:p>
       <w:pPr>
         <w:pStyle w:val="BlockText"/>

--- a/04-regulatory-compliance/HIPAA/Espanol/HIPAA_Practical_Manager_and_Junior_Analyst_Manual_Espanol_v1.0.docx
+++ b/04-regulatory-compliance/HIPAA/Espanol/HIPAA_Practical_Manager_and_Junior_Analyst_Manual_Espanol_v1.0.docx
@@ -34,8 +34,8 @@
       </w:pPr>
       <w:r>
         <w:rPr>
+          <w:b/>
           <w:bCs/>
-          <w:b/>
         </w:rPr>
         <w:t xml:space="preserve">Estado de revisión:</w:t>
       </w:r>
@@ -52,8 +52,8 @@
       </w:pPr>
       <w:r>
         <w:rPr>
+          <w:b/>
           <w:bCs/>
-          <w:b/>
         </w:rPr>
         <w:t xml:space="preserve">CYBERSECURITY, PRIVACY &amp; COMPLIANCE SERIES</w:t>
       </w:r>
@@ -64,8 +64,8 @@
       </w:pPr>
       <w:r>
         <w:rPr>
+          <w:b/>
           <w:bCs/>
-          <w:b/>
         </w:rPr>
         <w:t xml:space="preserve">HIPAA</w:t>
       </w:r>
@@ -76,8 +76,8 @@
       </w:pPr>
       <w:r>
         <w:rPr>
+          <w:b/>
           <w:bCs/>
-          <w:b/>
         </w:rPr>
         <w:t xml:space="preserve">Un Manual de Cumplimiento y Seguridad Prácticas para Gerentes y Analistas Junior</w:t>
       </w:r>
@@ -88,8 +88,8 @@
       </w:pPr>
       <w:r>
         <w:rPr>
+          <w:i/>
           <w:iCs/>
-          <w:i/>
         </w:rPr>
         <w:t xml:space="preserve">How health-information privacy, security, breach response, evidence, and oversight work in practice</w:t>
       </w:r>
@@ -100,8 +100,8 @@
       </w:pPr>
       <w:r>
         <w:rPr>
+          <w:b/>
           <w:bCs/>
-          <w:b/>
         </w:rPr>
         <w:t xml:space="preserve">Alberto (Al) Leiva</w:t>
       </w:r>
@@ -119,15 +119,9 @@
         <w:pStyle w:val="BodyText"/>
       </w:pPr>
       <w:r>
-        <w:t xml:space="preserve">Silencio</w:t>
-      </w:r>
-      <w:r>
-        <w:t xml:space="preserve"> </w:t>
-      </w:r>
-      <w:r>
         <w:rPr>
+          <w:b/>
           <w:bCs/>
-          <w:b/>
         </w:rPr>
         <w:t xml:space="preserve">Inside:</w:t>
       </w:r>
@@ -135,16 +129,18 @@
         <w:t xml:space="preserve"> </w:t>
       </w:r>
       <w:r>
-        <w:t xml:space="preserve">Regla de Privacidad • Regla de Seguridad • Notificación de Breach • Parte 2 • Manual de administración • Herramientas de código abierto • Laboratorios de analista junior • Preparación de entrevistas</w:t>
-      </w:r>
-      <w:r>
-        <w:t xml:space="preserve"> </w:t>
-      </w:r>
-      <w:r>
-        <w:t xml:space="preserve">Silencio.</w:t>
-      </w:r>
-    </w:p>
-    <w:bookmarkStart w:id="22" w:name="publication-and-use-notice"/>
+        <w:t xml:space="preserve">Regla de Privacidad • Regla de Seguridad • Notificación de Breach • Parte 2 • Manual de administración • Herramientas de código abierto • Laboratorios de analista junior • Preparación de entrevistas |</w:t>
+      </w:r>
+    </w:p>
+    <w:p>
+      <w:pPr>
+        <w:pStyle w:val="BodyText"/>
+      </w:pPr>
+      <w:r>
+        <w:t xml:space="preserve">|. |</w:t>
+      </w:r>
+    </w:p>
+    <w:bookmarkStart w:id="11" w:name="publication-and-use-notice"/>
     <w:p>
       <w:pPr>
         <w:pStyle w:val="Heading1"/>
@@ -177,7 +173,7 @@
         <w:t xml:space="preserve">Propósito: Educación gratuita y práctica para directivos, estudiantes, cambiadores de carrera, analistas juniores, profesionales de la privacidad y profesionales de la ciberseguridad.</w:t>
       </w:r>
     </w:p>
-    <w:bookmarkStart w:id="20" w:name="aviso-educativo-y-legal"/>
+    <w:bookmarkStart w:id="9" w:name="aviso-educativo-y-legal"/>
     <w:p>
       <w:pPr>
         <w:pStyle w:val="Heading2"/>
@@ -194,8 +190,8 @@
         <w:t xml:space="preserve">Este manual proporciona información educativa general. No es asesoramiento jurídico y no reemplaza asesoramiento de abogados calificados, oficiales de privacidad, oficiales de seguridad o profesionales de la información sanitaria. Los derechos de HIPAA dependen de hechos, papel, contratos, normativa y orientación federales actuales, leyes estatales y otras normas de información sanitaria.</w:t>
       </w:r>
     </w:p>
-    <w:bookmarkEnd w:id="20"/>
-    <w:bookmarkStart w:id="21" w:name="uso-ético-y-autorizado"/>
+    <w:bookmarkEnd w:id="9"/>
+    <w:bookmarkStart w:id="10" w:name="uso-ético-y-autorizado"/>
     <w:p>
       <w:pPr>
         <w:pStyle w:val="Heading2"/>
@@ -212,9 +208,9 @@
         <w:t xml:space="preserve">Utilice herramientas técnicas y ejercicios sólo con autorización escrita y sólo con datos ficticios, sintéticos o adecuadamente desidentificados. Nunca coloque información de pacientes reales en un repositorio público, laboratorio de formación, demostración, cartera o servicio no aprobado. La habilidad técnica no crea permiso.</w:t>
       </w:r>
     </w:p>
-    <w:bookmarkEnd w:id="21"/>
-    <w:bookmarkEnd w:id="22"/>
-    <w:bookmarkStart w:id="23" w:name="prefacio"/>
+    <w:bookmarkEnd w:id="10"/>
+    <w:bookmarkEnd w:id="11"/>
+    <w:bookmarkStart w:id="12" w:name="prefacio"/>
     <w:p>
       <w:pPr>
         <w:pStyle w:val="Heading1"/>
@@ -229,8 +225,8 @@
       </w:pPr>
       <w:r>
         <w:rPr>
+          <w:i/>
           <w:iCs/>
-          <w:i/>
         </w:rPr>
         <w:t xml:space="preserve">Una introducción acogedora al trabajo práctico HIPAA</w:t>
       </w:r>
@@ -267,15 +263,9 @@
         <w:pStyle w:val="BodyText"/>
       </w:pPr>
       <w:r>
-        <w:t xml:space="preserve">Silencio</w:t>
-      </w:r>
-      <w:r>
-        <w:t xml:space="preserve"> </w:t>
-      </w:r>
-      <w:r>
         <w:rPr>
+          <w:b/>
           <w:bCs/>
-          <w:b/>
         </w:rPr>
         <w:t xml:space="preserve">Lección central:</w:t>
       </w:r>
@@ -283,13 +273,15 @@
         <w:t xml:space="preserve"> </w:t>
       </w:r>
       <w:r>
-        <w:t xml:space="preserve">El cumplimiento de HIPAA es un programa de gestión continuo que conecta la privacidad de la información sanitaria, la ciberseguridad, el comportamiento de la fuerza de trabajo, los proveedores, los derechos de los pacientes, la respuesta a incidentes y la evidencia.</w:t>
-      </w:r>
-      <w:r>
-        <w:t xml:space="preserve"> </w:t>
-      </w:r>
-      <w:r>
-        <w:t xml:space="preserve">Silencio.</w:t>
+        <w:t xml:space="preserve">El cumplimiento de HIPAA es un programa de gestión continuo que conecta la privacidad de la información sanitaria, la ciberseguridad, el comportamiento de la fuerza de trabajo, los proveedores, los derechos de los pacientes, la respuesta a incidentes y la evidencia. |</w:t>
+      </w:r>
+    </w:p>
+    <w:p>
+      <w:pPr>
+        <w:pStyle w:val="BodyText"/>
+      </w:pPr>
+      <w:r>
+        <w:t xml:space="preserve">|. |</w:t>
       </w:r>
     </w:p>
     <w:p>
@@ -298,8 +290,8 @@
       </w:pPr>
       <w:r>
         <w:rPr>
+          <w:i/>
           <w:iCs/>
-          <w:i/>
         </w:rPr>
         <w:t xml:space="preserve">— Alberto (Al) Leiva</w:t>
       </w:r>
@@ -349,17 +341,19 @@
         <w:pStyle w:val="BodyText"/>
       </w:pPr>
       <w:r>
-        <w:t xml:space="preserve">Silencio ** Nota de edición:** La guía del capítulo visible contiene números de página verificados para esta edición. El campo nativo de Word se puede refrescar después de la edición seleccionando la tabla de actualización, y luego actualizar la tabla completa.</w:t>
-      </w:r>
-      <w:r>
-        <w:t xml:space="preserve"> </w:t>
-      </w:r>
-      <w:r>
-        <w:t xml:space="preserve">Silencio.</w:t>
-      </w:r>
-    </w:p>
-    <w:bookmarkEnd w:id="23"/>
-    <w:bookmarkStart w:id="24" w:name="tabla-de-contenidos"/>
+        <w:t xml:space="preserve">** Nota de edición:** La guía del capítulo visible contiene números de página verificados para esta edición. El campo nativo de Word se puede refrescar después de la edición seleccionando la tabla de actualización, y luego actualizar la tabla completa. |</w:t>
+      </w:r>
+    </w:p>
+    <w:p>
+      <w:pPr>
+        <w:pStyle w:val="BodyText"/>
+      </w:pPr>
+      <w:r>
+        <w:t xml:space="preserve">|. |</w:t>
+      </w:r>
+    </w:p>
+    <w:bookmarkEnd w:id="12"/>
+    <w:bookmarkStart w:id="13" w:name="tabla-de-contenidos"/>
     <w:p>
       <w:pPr>
         <w:pStyle w:val="Heading1"/>
@@ -507,7 +501,7 @@
           <w:rPr>
             <w:rStyle w:val="Hyperlink"/>
           </w:rPr>
-          <w:t xml:space="preserve">2. Alcance, Roles, PHI y ePHI [10](#scope-roles-phi-and-ephi)</w:t>
+          <w:t xml:space="preserve">2. Alcance, Rols, PHI y ePHI [10](#scope-roles-phi-and-ephi)</w:t>
         </w:r>
       </w:hyperlink>
     </w:p>
@@ -2136,8 +2130,8 @@
         </w:r>
       </w:hyperlink>
     </w:p>
-    <w:bookmarkEnd w:id="24"/>
-    <w:bookmarkStart w:id="32" w:name="hipaa-foundations"/>
+    <w:bookmarkEnd w:id="13"/>
+    <w:bookmarkStart w:id="21" w:name="hipaa-foundations"/>
     <w:p>
       <w:pPr>
         <w:pStyle w:val="Heading1"/>
@@ -2152,8 +2146,8 @@
       </w:pPr>
       <w:r>
         <w:rPr>
+          <w:i/>
           <w:iCs/>
-          <w:i/>
         </w:rPr>
         <w:t xml:space="preserve">Lo que HIPAA cubre, lo que no cubre, y cómo sus reglas principales funcionan juntas.</w:t>
       </w:r>
@@ -2166,13 +2160,7 @@
         <w:t xml:space="preserve">■img src=</w:t>
       </w:r>
       <w:r>
-        <w:t xml:space="preserve">“</w:t>
-      </w:r>
-      <w:r>
-        <w:t xml:space="preserve">media/image1.png</w:t>
-      </w:r>
-      <w:r>
-        <w:t xml:space="preserve">”</w:t>
+        <w:t xml:space="preserve">“media/image1.png”</w:t>
       </w:r>
       <w:r>
         <w:t xml:space="preserve"> </w:t>
@@ -2181,13 +2169,7 @@
         <w:t xml:space="preserve">estilo=</w:t>
       </w:r>
       <w:r>
-        <w:t xml:space="preserve">“</w:t>
-      </w:r>
-      <w:r>
-        <w:t xml:space="preserve">width:6.15in;height:2.9808in</w:t>
-      </w:r>
-      <w:r>
-        <w:t xml:space="preserve">”</w:t>
+        <w:t xml:space="preserve">“width:6.15in;height:2.9808in”</w:t>
       </w:r>
       <w:r>
         <w:t xml:space="preserve"> </w:t>
@@ -2196,13 +2178,7 @@
         <w:t xml:space="preserve">alt=</w:t>
       </w:r>
       <w:r>
-        <w:t xml:space="preserve">“</w:t>
-      </w:r>
-      <w:r>
-        <w:t xml:space="preserve">Privacy, Security, Breach Notification, and Enforcement are connected.</w:t>
-      </w:r>
-      <w:r>
-        <w:t xml:space="preserve">”</w:t>
+        <w:t xml:space="preserve">“Privacy, Security, Breach Notification, and Enforcement are connected.”</w:t>
       </w:r>
       <w:r>
         <w:t xml:space="preserve"> </w:t>
@@ -2219,7 +2195,7 @@
         <w:t xml:space="preserve">Figura 1. Las principales áreas de cumplimiento HIPAA</w:t>
       </w:r>
     </w:p>
-    <w:bookmarkStart w:id="25" w:name="the-hipaa-rules"/>
+    <w:bookmarkStart w:id="14" w:name="the-hipaa-rules"/>
     <w:p>
       <w:pPr>
         <w:pStyle w:val="Heading2"/>
@@ -2234,8 +2210,8 @@
       </w:pPr>
       <w:r>
         <w:rPr>
+          <w:b/>
           <w:bCs/>
-          <w:b/>
         </w:rPr>
         <w:t xml:space="preserve">Area</w:t>
       </w:r>
@@ -2243,7 +2219,7 @@
         <w:t xml:space="preserve"> </w:t>
       </w:r>
       <w:r>
-        <w:t xml:space="preserve">Silencio**</w:t>
+        <w:t xml:space="preserve">|**</w:t>
       </w:r>
       <w:r>
         <w:t xml:space="preserve"> </w:t>
@@ -2255,25 +2231,25 @@
         <w:t xml:space="preserve"> </w:t>
       </w:r>
       <w:r>
-        <w:t xml:space="preserve">TENIDA Privacy Rule TENCIÓN Limita los usos y divulgaciones y da derechos de las personas TEN PHI en formato electrónico, papel y oral TEN</w:t>
-      </w:r>
-      <w:r>
-        <w:t xml:space="preserve"> </w:t>
-      </w:r>
-      <w:r>
-        <w:t xml:space="preserve">Silencio Seguridad Regla Silencio Protege PHI electrónico TENIDO Salvaguardias administrativas, físicas y técnicas</w:t>
-      </w:r>
-      <w:r>
-        <w:t xml:space="preserve"> </w:t>
-      </w:r>
-      <w:r>
-        <w:t xml:space="preserve">← Breach Notification Rule TEN Requiere evaluación y notificación después de ciertas infracciones TEN PHI no garantizado y documentado decisiones de riesgo TEN</w:t>
-      </w:r>
-      <w:r>
-        <w:t xml:space="preserve"> </w:t>
-      </w:r>
-      <w:r>
-        <w:t xml:space="preserve">TENCIÓN TERRITORIO Explica investigaciones y penas TENIENTES Quejas, exámenes de cumplimiento, pruebas, corrección TENIDO</w:t>
+        <w:t xml:space="preserve">TENIDA Privacy Rule TENCIÓN Limita los usos y divulgaciones y da derechos de las personas TEN PHI en formato electrónico, papel y oral |</w:t>
+      </w:r>
+      <w:r>
+        <w:t xml:space="preserve"> </w:t>
+      </w:r>
+      <w:r>
+        <w:t xml:space="preserve">| Seguridad Regla | Protege PHI electrónico | Salvaguardias administrativas, físicas y técnicas</w:t>
+      </w:r>
+      <w:r>
+        <w:t xml:space="preserve"> </w:t>
+      </w:r>
+      <w:r>
+        <w:t xml:space="preserve">← Breach Notification Rule TEN Requiere evaluación y notificación después de ciertas infracciones TEN PHI no garantizado y documentado decisiones de riesgo |</w:t>
+      </w:r>
+      <w:r>
+        <w:t xml:space="preserve"> </w:t>
+      </w:r>
+      <w:r>
+        <w:t xml:space="preserve">TENCIÓN TERRITORIO Explica investigaciones y penas TENIENTES Quejas, exámenes de cumplimiento, pruebas, corrección |</w:t>
       </w:r>
       <w:r>
         <w:t xml:space="preserve"> </w:t>
@@ -2282,8 +2258,8 @@
         <w:t xml:space="preserve">tención Transacciones y conjuntos de códigos tención Estándariza las operaciones electrónicas de salud</w:t>
       </w:r>
     </w:p>
-    <w:bookmarkEnd w:id="25"/>
-    <w:bookmarkStart w:id="26" w:name="X98df3c8238af7f4111eacfb73e3fe15dff385e9"/>
+    <w:bookmarkEnd w:id="14"/>
+    <w:bookmarkStart w:id="15" w:name="X98df3c8238af7f4111eacfb73e3fe15dff385e9"/>
     <w:p>
       <w:pPr>
         <w:pStyle w:val="Heading2"/>
@@ -2300,8 +2276,8 @@
         <w:t xml:space="preserve">HIPAA se aplica a entidades cubiertas, socios comerciales y ciertos arreglos conexos. Una aplicación de fitness, empleador, escuela, seguro de vida o servicio directo a consumidor puede tener datos de salud sensibles sin ser una entidad cubierta HIPAA. Otras leyes federales y estatales todavía pueden aplicarse.</w:t>
       </w:r>
     </w:p>
-    <w:bookmarkEnd w:id="26"/>
-    <w:bookmarkStart w:id="27" w:name="punto-de-control-de-la-ley-actual"/>
+    <w:bookmarkEnd w:id="15"/>
+    <w:bookmarkStart w:id="16" w:name="punto-de-control-de-la-ley-actual"/>
     <w:p>
       <w:pPr>
         <w:pStyle w:val="Heading2"/>
@@ -2316,8 +2292,8 @@
       </w:pPr>
       <w:r>
         <w:rPr>
+          <w:b/>
           <w:bCs/>
-          <w:b/>
         </w:rPr>
         <w:t xml:space="preserve">Importante:</w:t>
       </w:r>
@@ -2331,19 +2307,19 @@
         <w:t xml:space="preserve"> </w:t>
       </w:r>
       <w:r>
-        <w:t xml:space="preserve">Silencio.</w:t>
-      </w:r>
-    </w:p>
-    <w:p>
-      <w:pPr>
+        <w:t xml:space="preserve">|. |</w:t>
+      </w:r>
+    </w:p>
+    <w:p>
+      <w:pPr>
+        <w:pStyle w:val="Compact"/>
         <w:numPr>
           <w:ilvl w:val="0"/>
           <w:numId w:val="1001"/>
         </w:numPr>
-        <w:pStyle w:val="Compact"/>
-      </w:pPr>
-      <w:r>
-        <w:t xml:space="preserve">Alcance, Roles, PHI y ePHI</w:t>
+      </w:pPr>
+      <w:r>
+        <w:t xml:space="preserve">Alcance, Rols, PHI y ePHI</w:t>
       </w:r>
     </w:p>
     <w:p>
@@ -2352,8 +2328,8 @@
       </w:pPr>
       <w:r>
         <w:rPr>
+          <w:i/>
           <w:iCs/>
-          <w:i/>
         </w:rPr>
         <w:t xml:space="preserve">Cómo identificar entidades reguladas, información protegida, límites y responsabilidades</w:t>
       </w:r>
@@ -2369,13 +2345,7 @@
         <w:t xml:space="preserve">■img src=</w:t>
       </w:r>
       <w:r>
-        <w:t xml:space="preserve">“</w:t>
-      </w:r>
-      <w:r>
-        <w:t xml:space="preserve">media/image2.png</w:t>
-      </w:r>
-      <w:r>
-        <w:t xml:space="preserve">”</w:t>
+        <w:t xml:space="preserve">“media/image2.png”</w:t>
       </w:r>
       <w:r>
         <w:t xml:space="preserve"> </w:t>
@@ -2384,13 +2354,7 @@
         <w:t xml:space="preserve">estilo=</w:t>
       </w:r>
       <w:r>
-        <w:t xml:space="preserve">“</w:t>
-      </w:r>
-      <w:r>
-        <w:t xml:space="preserve">width:6.15in;height:3.27065in</w:t>
-      </w:r>
-      <w:r>
-        <w:t xml:space="preserve">”</w:t>
+        <w:t xml:space="preserve">“width:6.15in;height:3.27065in”</w:t>
       </w:r>
       <w:r>
         <w:t xml:space="preserve"> </w:t>
@@ -2399,13 +2363,7 @@
         <w:t xml:space="preserve">alt=</w:t>
       </w:r>
       <w:r>
-        <w:t xml:space="preserve">“</w:t>
-      </w:r>
-      <w:r>
-        <w:t xml:space="preserve">PHI es creado, utilizado, compartido, almacenado y destruido a través de su ciclo de vida.</w:t>
-      </w:r>
-      <w:r>
-        <w:t xml:space="preserve">”</w:t>
+        <w:t xml:space="preserve">“PHI es creado, utilizado, compartido, almacenado y destruido a través de su ciclo de vida.”</w:t>
       </w:r>
       <w:r>
         <w:t xml:space="preserve"> </w:t>
@@ -2422,8 +2380,8 @@
         <w:t xml:space="preserve">Figura 2. Ciclo de vida de la PHI</w:t>
       </w:r>
     </w:p>
-    <w:bookmarkEnd w:id="27"/>
-    <w:bookmarkStart w:id="28" w:name="entidades-cubiertas"/>
+    <w:bookmarkEnd w:id="16"/>
+    <w:bookmarkStart w:id="17" w:name="entidades-cubiertas"/>
     <w:p>
       <w:pPr>
         <w:pStyle w:val="Heading2"/>
@@ -2465,8 +2423,8 @@
         <w:t xml:space="preserve">Proveedores de atención de salud que transmiten información electrónica en relación con una transacción cubierta</w:t>
       </w:r>
     </w:p>
-    <w:bookmarkEnd w:id="28"/>
-    <w:bookmarkStart w:id="29" w:name="empresas-asociadas"/>
+    <w:bookmarkEnd w:id="17"/>
+    <w:bookmarkStart w:id="18" w:name="empresas-asociadas"/>
     <w:p>
       <w:pPr>
         <w:pStyle w:val="Heading2"/>
@@ -2483,8 +2441,8 @@
         <w:t xml:space="preserve">Un socio de negocios realiza ciertas funciones o servicios para una entidad cubierta que implica PHI. Un subcontratista que crea, recibe, mantiene o transmite PHI en nombre de un socio comercial también puede ser un socio comercial. El estado viene de los hechos y reglas, no sólo de si se firma un contrato.</w:t>
       </w:r>
     </w:p>
-    <w:bookmarkEnd w:id="29"/>
-    <w:bookmarkStart w:id="30" w:name="phi-and-ephi"/>
+    <w:bookmarkEnd w:id="18"/>
+    <w:bookmarkStart w:id="19" w:name="phi-and-ephi"/>
     <w:p>
       <w:pPr>
         <w:pStyle w:val="Heading2"/>
@@ -2501,8 +2459,8 @@
         <w:t xml:space="preserve">La información sobre la salud protegida es una información de salud individualizada que se mantiene o transmite por una entidad o un asociado comercial cubiertos, con exclusión de determinados registros de educación y empleo. ePHI es PHI mantenido o transmitido electrónicamente. The Security Rule protects ePHI; the Privacy Rule protects PHI in any form.</w:t>
       </w:r>
     </w:p>
-    <w:bookmarkEnd w:id="30"/>
-    <w:bookmarkStart w:id="31" w:name="de-identification"/>
+    <w:bookmarkEnd w:id="19"/>
+    <w:bookmarkStart w:id="20" w:name="de-identification"/>
     <w:p>
       <w:pPr>
         <w:pStyle w:val="Heading2"/>
@@ -2511,38 +2469,47 @@
         <w:t xml:space="preserve">2.4 De-identification</w:t>
       </w:r>
     </w:p>
-    <w:p>
-      <w:pPr>
-        <w:pStyle w:val="FirstParagraph"/>
-      </w:pPr>
-      <w:r>
-        <w:t xml:space="preserve">Silencio</w:t>
-      </w:r>
-      <w:r>
-        <w:t xml:space="preserve"> </w:t>
-      </w:r>
-      <w:r>
-        <w:rPr>
-          <w:bCs/>
-          <w:b/>
-        </w:rPr>
-        <w:t xml:space="preserve">Metodoxo</w:t>
-      </w:r>
-      <w:r>
-        <w:t xml:space="preserve"> </w:t>
-      </w:r>
-      <w:r>
-        <w:t xml:space="preserve">Silencioso**</w:t>
-      </w:r>
-      <w:r>
-        <w:t xml:space="preserve"> </w:t>
-      </w:r>
-      <w:r>
-        <w:t xml:space="preserve">Silencio—————————————————————————————————————————————-</w:t>
-      </w:r>
-      <w:r>
-        <w:t xml:space="preserve"> </w:t>
-      </w:r>
+    <w:tbl>
+      <w:tblPr>
+        <w:tblStyle w:val="Table"/>
+        <w:tblW w:type="pct" w:w="5000"/>
+        <w:tblLayout w:type="fixed"/>
+        <w:tblLook w:firstRow="1" w:lastRow="0" w:firstColumn="0" w:lastColumn="0" w:noHBand="0" w:noVBand="0" w:val="0020"/>
+      </w:tblPr>
+      <w:tblGrid>
+        <w:gridCol w:w="7920"/>
+      </w:tblGrid>
+      <w:tr>
+        <w:trPr>
+          <w:tblHeader w:val="on"/>
+        </w:trPr>
+        <w:tc>
+          <w:tcPr/>
+          <w:p>
+            <w:pPr>
+              <w:pStyle w:val="Compact"/>
+            </w:pPr>
+            <w:r>
+              <w:rPr>
+                <w:b/>
+                <w:bCs/>
+              </w:rPr>
+              <w:t xml:space="preserve">Metodoxo</w:t>
+            </w:r>
+            <w:r>
+              <w:t xml:space="preserve"> </w:t>
+            </w:r>
+            <w:r>
+              <w:t xml:space="preserve">Silencioso**</w:t>
+            </w:r>
+          </w:p>
+        </w:tc>
+      </w:tr>
+    </w:tbl>
+    <w:p>
+      <w:pPr>
+        <w:pStyle w:val="BodyText"/>
+      </w:pPr>
       <w:r>
         <w:t xml:space="preserve">Un experto cualificado determina y documenta que el riesgo de identificación es muy pequeño tención Expert qualifications, método, Hipótesis, reporte sometida</w:t>
       </w:r>
@@ -2550,7 +2517,7 @@
         <w:t xml:space="preserve"> </w:t>
       </w:r>
       <w:r>
-        <w:t xml:space="preserve">Silencio Safe Harbor Silencio Eliminar los identificadores enumerados y no tienen ningún conocimiento real de que la información restante identifica a una persona identificadora lista de verificación, revisión de calidad, aprobación</w:t>
+        <w:t xml:space="preserve">| Safe Harbor | Eliminar los identificadores enumerados y no tienen ningún conocimiento real de que la información restante identifica a una persona identificadora lista de verificación, revisión de calidad, aprobación</w:t>
       </w:r>
     </w:p>
     <w:p>
@@ -2564,12 +2531,12 @@
         <w:t xml:space="preserve"> </w:t>
       </w:r>
       <w:r>
-        <w:t xml:space="preserve">Silencio.</w:t>
-      </w:r>
-    </w:p>
-    <w:bookmarkEnd w:id="31"/>
-    <w:bookmarkEnd w:id="32"/>
-    <w:bookmarkStart w:id="41" w:name="regla-de-privacidad-usos-y-divulgaciones"/>
+        <w:t xml:space="preserve">|. |</w:t>
+      </w:r>
+    </w:p>
+    <w:bookmarkEnd w:id="20"/>
+    <w:bookmarkEnd w:id="21"/>
+    <w:bookmarkStart w:id="30" w:name="regla-de-privacidad-usos-y-divulgaciones"/>
     <w:p>
       <w:pPr>
         <w:pStyle w:val="Heading1"/>
@@ -2580,17 +2547,17 @@
     </w:p>
     <w:p>
       <w:pPr>
+        <w:pStyle w:val="Compact"/>
         <w:numPr>
           <w:ilvl w:val="0"/>
           <w:numId w:val="1003"/>
         </w:numPr>
-        <w:pStyle w:val="Compact"/>
       </w:pPr>
       <w:r>
         <w:t xml:space="preserve">Usos, autorizaciones, mínimo necesario, verificación, avisos y situaciones especiales*.</w:t>
       </w:r>
     </w:p>
-    <w:bookmarkStart w:id="33" w:name="necesario-versus-permitido"/>
+    <w:bookmarkStart w:id="22" w:name="necesario-versus-permitido"/>
     <w:p>
       <w:pPr>
         <w:pStyle w:val="Heading2"/>
@@ -2607,8 +2574,8 @@
         <w:t xml:space="preserve">The Privacy Rule requires disclosure to the individual in certain rights situations and to HHS for enforcement. Permite muchos otros usos y divulgaciones cuando se cumplen las condiciones. La divulgación permitida no siempre es obligatoria; otras leyes y deberes profesionales pueden afectar la decisión.</w:t>
       </w:r>
     </w:p>
-    <w:bookmarkEnd w:id="33"/>
-    <w:bookmarkStart w:id="34" w:name="tratamiento-pago-y-operaciones-de-salud"/>
+    <w:bookmarkEnd w:id="22"/>
+    <w:bookmarkStart w:id="23" w:name="tratamiento-pago-y-operaciones-de-salud"/>
     <w:p>
       <w:pPr>
         <w:pStyle w:val="Heading2"/>
@@ -2625,8 +2592,8 @@
         <w:t xml:space="preserve">Las entidades cubiertas pueden utilizar y divulgar PHI para operaciones de tratamiento, pago y atención de la salud bajo la regla. Los equipos todavía deben confirmar el propósito, el destinatario, el papel, la norma mínima necesaria aplicable, los avisos y otras condiciones.</w:t>
       </w:r>
     </w:p>
-    <w:bookmarkEnd w:id="34"/>
-    <w:bookmarkStart w:id="35" w:name="authorization"/>
+    <w:bookmarkEnd w:id="23"/>
+    <w:bookmarkStart w:id="24" w:name="authorization"/>
     <w:p>
       <w:pPr>
         <w:pStyle w:val="Heading2"/>
@@ -2701,8 +2668,8 @@
         <w:t xml:space="preserve">Aplicar reglas especiales para notas de psicoterapia, marketing y venta de PHI.</w:t>
       </w:r>
     </w:p>
-    <w:bookmarkEnd w:id="35"/>
-    <w:bookmarkStart w:id="36" w:name="mínimo-necesario"/>
+    <w:bookmarkEnd w:id="24"/>
+    <w:bookmarkStart w:id="25" w:name="mínimo-necesario"/>
     <w:p>
       <w:pPr>
         <w:pStyle w:val="Heading2"/>
@@ -2719,8 +2686,8 @@
         <w:t xml:space="preserve">Cuando se aplica la norma mínima necesaria, se limitan los usos, las revelaciones y las solicitudes al PHI razonablemente necesarias para ello. Definir las funciones de la fuerza de trabajo, los protocolos de rutina, la revisión no rutinaria y la dependencia razonable. La norma tiene excepciones, incluyendo información o solicitudes de un proveedor de atención médica para el tratamiento.</w:t>
       </w:r>
     </w:p>
-    <w:bookmarkEnd w:id="36"/>
-    <w:bookmarkStart w:id="37" w:name="publicaciones-permitidas-especiales"/>
+    <w:bookmarkEnd w:id="25"/>
+    <w:bookmarkStart w:id="26" w:name="publicaciones-permitidas-especiales"/>
     <w:p>
       <w:pPr>
         <w:pStyle w:val="Heading2"/>
@@ -2734,15 +2701,9 @@
         <w:pStyle w:val="FirstParagraph"/>
       </w:pPr>
       <w:r>
-        <w:t xml:space="preserve">Silencio</w:t>
-      </w:r>
-      <w:r>
-        <w:t xml:space="preserve"> </w:t>
-      </w:r>
-      <w:r>
         <w:rPr>
+          <w:b/>
           <w:bCs/>
-          <w:b/>
         </w:rPr>
         <w:t xml:space="preserve">Situación</w:t>
       </w:r>
@@ -2750,19 +2711,27 @@
         <w:t xml:space="preserve"> </w:t>
       </w:r>
       <w:r>
-        <w:t xml:space="preserve">Silencio.</w:t>
-      </w:r>
-      <w:r>
-        <w:t xml:space="preserve"> </w:t>
-      </w:r>
-      <w:r>
-        <w:t xml:space="preserve">tención requerida por la ley Silencio Identificar el requisito legal exacto y limitar la revelación</w:t>
-      </w:r>
-      <w:r>
-        <w:t xml:space="preserve"> </w:t>
-      </w:r>
-      <w:r>
-        <w:t xml:space="preserve">Silencio Salud pública Silencio Verificar autoridad receptora y propósito permitido</w:t>
+        <w:t xml:space="preserve">|</w:t>
+      </w:r>
+    </w:p>
+    <w:p>
+      <w:pPr>
+        <w:pStyle w:val="BodyText"/>
+      </w:pPr>
+      <w:r>
+        <w:t xml:space="preserve">|. |</w:t>
+      </w:r>
+      <w:r>
+        <w:t xml:space="preserve"> </w:t>
+      </w:r>
+      <w:r>
+        <w:t xml:space="preserve">tención requerida por la ley | Identificar el requisito legal exacto y limitar la revelación</w:t>
+      </w:r>
+      <w:r>
+        <w:t xml:space="preserve"> </w:t>
+      </w:r>
+      <w:r>
+        <w:t xml:space="preserve">| Salud pública | Verificar autoridad receptora y propósito permitido</w:t>
       </w:r>
       <w:r>
         <w:t xml:space="preserve"> </w:t>
@@ -2780,19 +2749,19 @@
         <w:t xml:space="preserve"> </w:t>
       </w:r>
       <w:r>
-        <w:t xml:space="preserve">Silencio Procedimiento judicial o administrativo Silencioso Orden de revisión, orden de citación, aviso, orden de protección y condiciones de objeción</w:t>
-      </w:r>
-      <w:r>
-        <w:t xml:space="preserve"> </w:t>
-      </w:r>
-      <w:r>
-        <w:t xml:space="preserve">Silencioso cumplimiento de la ley Silencio Identificar el permiso preciso y verificar el solicitante</w:t>
-      </w:r>
-      <w:r>
-        <w:t xml:space="preserve"> </w:t>
-      </w:r>
-      <w:r>
-        <w:t xml:space="preserve">← Investigación Silencio Confirmación de autorización, renuncia, revisión preparatoria o condiciones engañosas</w:t>
+        <w:t xml:space="preserve">| Procedimiento judicial o administrativo Silencioso Orden de revisión, orden de citación, aviso, orden de protección y condiciones de objeción |</w:t>
+      </w:r>
+      <w:r>
+        <w:t xml:space="preserve"> </w:t>
+      </w:r>
+      <w:r>
+        <w:t xml:space="preserve">Silencioso cumplimiento de la ley | Identificar el permiso preciso y verificar el solicitante</w:t>
+      </w:r>
+      <w:r>
+        <w:t xml:space="preserve"> </w:t>
+      </w:r>
+      <w:r>
+        <w:t xml:space="preserve">← Investigación | Confirmación de autorización, renuncia, revisión preparatoria o condiciones engañosas</w:t>
       </w:r>
       <w:r>
         <w:t xml:space="preserve"> </w:t>
@@ -2804,16 +2773,16 @@
         <w:t xml:space="preserve"> </w:t>
       </w:r>
       <w:r>
-        <w:t xml:space="preserve">Silencio Remuneración de los Trabajadores Silencio Limite la divulgación a lo que la ley autoriza vivir</w:t>
-      </w:r>
-    </w:p>
-    <w:p>
-      <w:pPr>
+        <w:t xml:space="preserve">| Remuneración de los Trabajadores | Limite la divulgación a lo que la ley autoriza vivir</w:t>
+      </w:r>
+    </w:p>
+    <w:p>
+      <w:pPr>
+        <w:pStyle w:val="Compact"/>
         <w:numPr>
           <w:ilvl w:val="0"/>
           <w:numId w:val="1005"/>
         </w:numPr>
-        <w:pStyle w:val="Compact"/>
       </w:pPr>
       <w:r>
         <w:t xml:space="preserve">Derechos individuales y operaciones de privacidad</w:t>
@@ -2825,8 +2794,8 @@
       </w:pPr>
       <w:r>
         <w:rPr>
+          <w:i/>
           <w:iCs/>
-          <w:i/>
         </w:rPr>
         <w:t xml:space="preserve">Cómo recibir, verificar, completar y documentar solicitudes de pacientes y miembros</w:t>
       </w:r>
@@ -2834,8 +2803,8 @@
         <w:t xml:space="preserve">.</w:t>
       </w:r>
     </w:p>
-    <w:bookmarkEnd w:id="37"/>
-    <w:bookmarkStart w:id="38" w:name="sinopsis-de-derechos"/>
+    <w:bookmarkEnd w:id="26"/>
+    <w:bookmarkStart w:id="27" w:name="sinopsis-de-derechos"/>
     <w:p>
       <w:pPr>
         <w:pStyle w:val="Heading2"/>
@@ -2844,108 +2813,117 @@
         <w:t xml:space="preserve">4.1 Sinopsis de derechos</w:t>
       </w:r>
     </w:p>
+    <w:tbl>
+      <w:tblPr>
+        <w:tblStyle w:val="Table"/>
+        <w:tblW w:type="pct" w:w="5000"/>
+        <w:tblLayout w:type="fixed"/>
+        <w:tblLook w:firstRow="1" w:lastRow="0" w:firstColumn="0" w:lastColumn="0" w:noHBand="0" w:noVBand="0" w:val="0020"/>
+      </w:tblPr>
+      <w:tblGrid>
+        <w:gridCol w:w="7920"/>
+      </w:tblGrid>
+      <w:tr>
+        <w:trPr>
+          <w:tblHeader w:val="on"/>
+        </w:trPr>
+        <w:tc>
+          <w:tcPr/>
+          <w:p>
+            <w:pPr>
+              <w:pStyle w:val="Compact"/>
+            </w:pPr>
+            <w:r>
+              <w:rPr>
+                <w:b/>
+                <w:bCs/>
+              </w:rPr>
+              <w:t xml:space="preserve">Justo</w:t>
+            </w:r>
+            <w:r>
+              <w:t xml:space="preserve"> </w:t>
+            </w:r>
+            <w:r>
+              <w:t xml:space="preserve">Silencioso</w:t>
+            </w:r>
+            <w:r>
+              <w:t xml:space="preserve"> </w:t>
+            </w:r>
+            <w:r>
+              <w:rPr>
+                <w:b/>
+                <w:bCs/>
+              </w:rPr>
+              <w:t xml:space="preserve">Tiempo típico</w:t>
+            </w:r>
+          </w:p>
+        </w:tc>
+      </w:tr>
+    </w:tbl>
+    <w:p>
+      <w:pPr>
+        <w:pStyle w:val="BodyText"/>
+      </w:pPr>
+      <w:r>
+        <w:t xml:space="preserve">confidencialidad Aviso de las prácticas de privacidad At required service, enrollment, posting, and revision points</w:t>
+      </w:r>
+      <w:r>
+        <w:t xml:space="preserve"> </w:t>
+      </w:r>
+      <w:r>
+        <w:t xml:space="preserve">| Acceder | Generalmente 30 días; una extensión de 30 días con notificación por escrito oportuna TEN Verify, search designated record set, review exclusions, format, fees, delivery |</w:t>
+      </w:r>
+      <w:r>
+        <w:t xml:space="preserve"> </w:t>
+      </w:r>
+      <w:r>
+        <w:t xml:space="preserve">tención Enmienda | Generalmente 60 días; una extensión de 30 días con aviso | Revisión, aceptar o negar, registros de enlaces, notificar a las partes |</w:t>
+      </w:r>
+      <w:r>
+        <w:t xml:space="preserve"> </w:t>
+      </w:r>
+      <w:r>
+        <w:t xml:space="preserve">| Contabilidad de las revelaciones | Generalmente 60 días; una extensión de 30 días con aviso | Buscar registros, aplicar excepciones, entregar contabilidad eterna</w:t>
+      </w:r>
+      <w:r>
+        <w:t xml:space="preserve"> </w:t>
+      </w:r>
+      <w:r>
+        <w:t xml:space="preserve">Silencioso petición de restricción Silencioso Revisión y respuesta; ciertas restricciones pagadas en el plan de salud deben ser aceptadas |, bandera del sistema, control de aguas abajo</w:t>
+      </w:r>
+      <w:r>
+        <w:t xml:space="preserve"> </w:t>
+      </w:r>
+      <w:r>
+        <w:t xml:space="preserve">| Comunicaciones confidenciales | Accommodate reasonable requests under the applicable rule | Dirección alternativa, canal, manejo de seguridad</w:t>
+      </w:r>
+      <w:r>
+        <w:t xml:space="preserve"> </w:t>
+      </w:r>
+      <w:r>
+        <w:t xml:space="preserve">← Reclamación | No hay represalias; proceso bajo la política Silencioso Iniciar sesión, investigar, responder, mitigar, retener pruebas</w:t>
+      </w:r>
+    </w:p>
+    <w:bookmarkEnd w:id="27"/>
+    <w:bookmarkStart w:id="28" w:name="X6e03ed4179efe59230640b0cedeaa81bf9508b9"/>
+    <w:p>
+      <w:pPr>
+        <w:pStyle w:val="Heading2"/>
+      </w:pPr>
+      <w:r>
+        <w:t xml:space="preserve">4.2 El acceso no es el mismo que la autorización</w:t>
+      </w:r>
+    </w:p>
     <w:p>
       <w:pPr>
         <w:pStyle w:val="FirstParagraph"/>
       </w:pPr>
       <w:r>
-        <w:t xml:space="preserve">Silencio</w:t>
-      </w:r>
-      <w:r>
-        <w:t xml:space="preserve"> </w:t>
-      </w:r>
-      <w:r>
-        <w:rPr>
-          <w:bCs/>
-          <w:b/>
-        </w:rPr>
-        <w:t xml:space="preserve">Justo</w:t>
-      </w:r>
-      <w:r>
-        <w:t xml:space="preserve"> </w:t>
-      </w:r>
-      <w:r>
-        <w:t xml:space="preserve">Silencioso</w:t>
-      </w:r>
-      <w:r>
-        <w:t xml:space="preserve"> </w:t>
-      </w:r>
-      <w:r>
-        <w:rPr>
-          <w:bCs/>
-          <w:b/>
-        </w:rPr>
-        <w:t xml:space="preserve">Tiempo típico</w:t>
-      </w:r>
-      <w:r>
-        <w:t xml:space="preserve"> </w:t>
-      </w:r>
-      <w:r>
-        <w:t xml:space="preserve">Silencio——————————————————————————————————————————————————————————————————————————————————————————————————————————————————————————————————————————————————————————————————————————————————————————————————————————————————————————————————————————————————————————————————————————————————————————————————————————————————————————————–</w:t>
-      </w:r>
-      <w:r>
-        <w:t xml:space="preserve"> </w:t>
-      </w:r>
-      <w:r>
-        <w:t xml:space="preserve">confidencialidad Aviso de las prácticas de privacidad At required service, enrollment, posting, and revision points</w:t>
-      </w:r>
-      <w:r>
-        <w:t xml:space="preserve"> </w:t>
-      </w:r>
-      <w:r>
-        <w:t xml:space="preserve">TENIDO Acceder TENIDO Generalmente 30 días; una extensión de 30 días con notificación por escrito oportuna TEN Verify, search designated record set, review exclusions, format, fees, delivery TEN</w:t>
-      </w:r>
-      <w:r>
-        <w:t xml:space="preserve"> </w:t>
-      </w:r>
-      <w:r>
-        <w:t xml:space="preserve">tención Enmienda Silencio Generalmente 60 días; una extensión de 30 días con aviso Silencio Revisión, aceptar o negar, registros de enlaces, notificar a las partes Silencio</w:t>
-      </w:r>
-      <w:r>
-        <w:t xml:space="preserve"> </w:t>
-      </w:r>
-      <w:r>
-        <w:t xml:space="preserve">Silencio Contabilidad de las revelaciones Silencio Generalmente 60 días; una extensión de 30 días con aviso Silencio Buscar registros, aplicar excepciones, entregar contabilidad eterna</w:t>
-      </w:r>
-      <w:r>
-        <w:t xml:space="preserve"> </w:t>
-      </w:r>
-      <w:r>
-        <w:t xml:space="preserve">Silencioso petición de restricción Silencioso Revisión y respuesta; ciertas restricciones pagadas en el plan de salud deben ser aceptadas Silencio, bandera del sistema, control de aguas abajo</w:t>
-      </w:r>
-      <w:r>
-        <w:t xml:space="preserve"> </w:t>
-      </w:r>
-      <w:r>
-        <w:t xml:space="preserve">Silencio Comunicaciones confidenciales Silencio Accommodate reasonable requests under the applicable rule Silencio Dirección alternativa, canal, manejo de seguridad</w:t>
-      </w:r>
-      <w:r>
-        <w:t xml:space="preserve"> </w:t>
-      </w:r>
-      <w:r>
-        <w:t xml:space="preserve">← Reclamación Silencio No hay represalias; proceso bajo la política Silencioso Iniciar sesión, investigar, responder, mitigar, retener pruebas</w:t>
-      </w:r>
-    </w:p>
-    <w:bookmarkEnd w:id="38"/>
-    <w:bookmarkStart w:id="39" w:name="X6e03ed4179efe59230640b0cedeaa81bf9508b9"/>
-    <w:p>
-      <w:pPr>
-        <w:pStyle w:val="Heading2"/>
-      </w:pPr>
-      <w:r>
-        <w:t xml:space="preserve">4.2 El acceso no es el mismo que la autorización</w:t>
-      </w:r>
-    </w:p>
-    <w:p>
-      <w:pPr>
-        <w:pStyle w:val="FirstParagraph"/>
-      </w:pPr>
-      <w:r>
         <w:t xml:space="preserve">El derecho de acceso de un individuo bajo 45 CFR 164.524 tiene su propio alcance, tiempo, negación, formato y reglas de tarifas. No aplique automáticamente un proceso de autorización o cree barreras que la regla de acceso no permita.</w:t>
       </w:r>
     </w:p>
-    <w:bookmarkEnd w:id="39"/>
-    <w:bookmarkStart w:id="40" w:name="archivo-de-solicitud-defensible"/>
+    <w:bookmarkEnd w:id="28"/>
+    <w:bookmarkStart w:id="29" w:name="archivo-de-solicitud-defensible"/>
     <w:p>
       <w:pPr>
         <w:pStyle w:val="Heading2"/>
@@ -3031,9 +3009,9 @@
         <w:t xml:space="preserve">Respuesta, prueba de entrega y fecha de terminación</w:t>
       </w:r>
     </w:p>
-    <w:bookmarkEnd w:id="40"/>
-    <w:bookmarkEnd w:id="41"/>
-    <w:bookmarkStart w:id="46" w:name="security-rule-foundations"/>
+    <w:bookmarkEnd w:id="29"/>
+    <w:bookmarkEnd w:id="30"/>
+    <w:bookmarkStart w:id="35" w:name="security-rule-foundations"/>
     <w:p>
       <w:pPr>
         <w:pStyle w:val="Heading1"/>
@@ -3048,8 +3026,8 @@
       </w:pPr>
       <w:r>
         <w:rPr>
+          <w:i/>
           <w:iCs/>
-          <w:i/>
         </w:rPr>
         <w:t xml:space="preserve">Requisitos generales, flexibilidad, especificaciones requeridas y accesibles y pruebas</w:t>
       </w:r>
@@ -3065,13 +3043,7 @@
         <w:t xml:space="preserve">لimg src=</w:t>
       </w:r>
       <w:r>
-        <w:t xml:space="preserve">“</w:t>
-      </w:r>
-      <w:r>
-        <w:t xml:space="preserve">media/image3.png</w:t>
-      </w:r>
-      <w:r>
-        <w:t xml:space="preserve">”</w:t>
+        <w:t xml:space="preserve">“media/image3.png”</w:t>
       </w:r>
       <w:r>
         <w:t xml:space="preserve"> </w:t>
@@ -3080,13 +3052,7 @@
         <w:t xml:space="preserve">style=</w:t>
       </w:r>
       <w:r>
-        <w:t xml:space="preserve">“</w:t>
-      </w:r>
-      <w:r>
-        <w:t xml:space="preserve">width:6.15in;height:3.33266in</w:t>
-      </w:r>
-      <w:r>
-        <w:t xml:space="preserve">”</w:t>
+        <w:t xml:space="preserve">“width:6.15in;height:3.33266in”</w:t>
       </w:r>
       <w:r>
         <w:t xml:space="preserve"> </w:t>
@@ -3095,13 +3061,7 @@
         <w:t xml:space="preserve">alt=</w:t>
       </w:r>
       <w:r>
-        <w:t xml:space="preserve">“</w:t>
-      </w:r>
-      <w:r>
-        <w:t xml:space="preserve">Las salvaguardias administrativas, físicas y técnicas dependen del análisis de riesgos.</w:t>
-      </w:r>
-      <w:r>
-        <w:t xml:space="preserve">”</w:t>
+        <w:t xml:space="preserve">“Las salvaguardias administrativas, físicas y técnicas dependen del análisis de riesgos.”</w:t>
       </w:r>
       <w:r>
         <w:t xml:space="preserve"> </w:t>
@@ -3158,7 +3118,7 @@
         <w:t xml:space="preserve">Asegurar el cumplimiento de la fuerza laboral.</w:t>
       </w:r>
     </w:p>
-    <w:bookmarkStart w:id="42" w:name="requisitos-y-accesibles"/>
+    <w:bookmarkStart w:id="31" w:name="requisitos-y-accesibles"/>
     <w:p>
       <w:pPr>
         <w:pStyle w:val="Heading2"/>
@@ -3172,15 +3132,9 @@
         <w:pStyle w:val="FirstParagraph"/>
       </w:pPr>
       <w:r>
-        <w:t xml:space="preserve">Silencio</w:t>
-      </w:r>
-      <w:r>
-        <w:t xml:space="preserve"> </w:t>
-      </w:r>
-      <w:r>
         <w:rPr>
+          <w:b/>
           <w:bCs/>
-          <w:b/>
         </w:rPr>
         <w:t xml:space="preserve">La adición no significa opcional:</w:t>
       </w:r>
@@ -3188,17 +3142,19 @@
         <w:t xml:space="preserve"> </w:t>
       </w:r>
       <w:r>
-        <w:t xml:space="preserve">Para una especificación abordable, evalúe si es razonable y apropiado. Aplicarlo cuando lo sea. Si no lo es, documente por qué e implemente una alternativa razonable y apropiada equivalente cuando existe. Silencio</w:t>
-      </w:r>
-      <w:r>
-        <w:t xml:space="preserve"> </w:t>
-      </w:r>
-      <w:r>
-        <w:t xml:space="preserve">Silencio.</w:t>
-      </w:r>
-    </w:p>
-    <w:bookmarkEnd w:id="42"/>
-    <w:bookmarkStart w:id="43" w:name="análisis-de-riesgos-y-gestión-de-riesgos"/>
+        <w:t xml:space="preserve">Para una especificación abordable, evalúe si es razonable y apropiado. Aplicarlo cuando lo sea. Si no lo es, documente por qué e implemente una alternativa razonable y apropiada equivalente cuando existe. |</w:t>
+      </w:r>
+    </w:p>
+    <w:p>
+      <w:pPr>
+        <w:pStyle w:val="BodyText"/>
+      </w:pPr>
+      <w:r>
+        <w:t xml:space="preserve">|. |</w:t>
+      </w:r>
+    </w:p>
+    <w:bookmarkEnd w:id="31"/>
+    <w:bookmarkStart w:id="32" w:name="análisis-de-riesgos-y-gestión-de-riesgos"/>
     <w:p>
       <w:pPr>
         <w:pStyle w:val="Heading2"/>
@@ -3283,11 +3239,11 @@
     </w:p>
     <w:p>
       <w:pPr>
+        <w:pStyle w:val="Compact"/>
         <w:numPr>
           <w:ilvl w:val="0"/>
           <w:numId w:val="1008"/>
         </w:numPr>
-        <w:pStyle w:val="Compact"/>
       </w:pPr>
       <w:r>
         <w:t xml:space="preserve">Salvaguardias administrativas</w:t>
@@ -3299,8 +3255,8 @@
       </w:pPr>
       <w:r>
         <w:rPr>
+          <w:i/>
           <w:iCs/>
-          <w:i/>
         </w:rPr>
         <w:t xml:space="preserve">Los procesos de gestión que convierten la política en protección repetible</w:t>
       </w:r>
@@ -3308,76 +3264,152 @@
         <w:t xml:space="preserve">.</w:t>
       </w:r>
     </w:p>
-    <w:p>
-      <w:pPr>
-        <w:pStyle w:val="BodyText"/>
-      </w:pPr>
-      <w:r>
-        <w:t xml:space="preserve">Silencio** Silencio**</w:t>
-      </w:r>
-      <w:r>
-        <w:t xml:space="preserve"> </w:t>
-      </w:r>
-      <w:r>
-        <w:t xml:space="preserve">Silencio——————————————————————–</w:t>
-      </w:r>
-      <w:r>
-        <w:t xml:space="preserve"> </w:t>
-      </w:r>
-      <w:r>
-        <w:t xml:space="preserve">TEN 164.308(a)(1) TENIDO Proceso de gestión de la seguridad TENIDO Realizar análisis de riesgos, gestión de riesgos, sanciones y revisión de la actividad del sistema de información. Silencio Análisis de riesgos, plan de tratamiento, sanciones, pruebas de revisión de registros</w:t>
-      </w:r>
-      <w:r>
-        <w:t xml:space="preserve"> </w:t>
-      </w:r>
-      <w:r>
-        <w:t xml:space="preserve">tención 164.308(a)(2) Silencio Assigned security responsibility ← Designate the official responsible for Security Rule policies and procedures. Silencio Descripción del papel, nombramiento, línea de presentación de informes</w:t>
-      </w:r>
-      <w:r>
-        <w:t xml:space="preserve"> </w:t>
-      </w:r>
-      <w:r>
-        <w:t xml:space="preserve">Silencio 164.308(a)(3) Silencio Seguridad de la fuerza de trabajo Silencio Autorizar, supervisar, limpiar y eliminar rápidamente el acceso a la fuerza de trabajo. Silencio Aprobaciones de acceso, selección, pruebas de rescisión</w:t>
-      </w:r>
-      <w:r>
-        <w:t xml:space="preserve"> </w:t>
-      </w:r>
-      <w:r>
-        <w:t xml:space="preserve">Silencio 164.308(a)(4) Silencio Gestión de acceso a la información Silencio Acceso a control basado en función y necesidad, incluyendo establecimiento y modificación. Silencio Matriz de acceso, aprobaciones, revisiones periódicas</w:t>
-      </w:r>
-      <w:r>
-        <w:t xml:space="preserve"> </w:t>
-      </w:r>
-      <w:r>
-        <w:t xml:space="preserve">Silencio 164.308(a)(5) Silencio Seguridad conciencia y entrenamiento Silencio Entrenar a la fuerza de trabajo y abordar recordatorios, malware, monitoreo de registros y gestión de contraseñas. Silencio Entrenamiento, simulaciones, recordatorios, seguimiento</w:t>
-      </w:r>
-      <w:r>
-        <w:t xml:space="preserve"> </w:t>
-      </w:r>
-      <w:r>
-        <w:t xml:space="preserve">tención 164.308(a)(6) Silenciosos procedimientos de incidentes de seguridad Silencio Identificar, responder, mitigar, documentar e informar de incidentes. Silencio Plan de incidencias, entradas, evidencia, lecciones</w:t>
-      </w:r>
-      <w:r>
-        <w:t xml:space="preserve"> </w:t>
-      </w:r>
-      <w:r>
-        <w:t xml:space="preserve">Silencio 164.308(a)(7) Silencio Plan de Contingencia Silencio Respaldos operativos, recuperación en casos de desastre, modo de emergencia, pruebas y análisis de crítica. informes de respaldo, pruebas de restauración, ejercicios, planes de recuperación</w:t>
-      </w:r>
-      <w:r>
-        <w:t xml:space="preserve"> </w:t>
-      </w:r>
-      <w:r>
-        <w:t xml:space="preserve">tención 164.308(a)(8) Silencio Evaluación Silencioso Realizar evaluaciones técnicas y no técnicas periódicas después de los cambios pertinentes. TENIDO Alcance de evaluación, conclusiones, plan de corrección</w:t>
-      </w:r>
-      <w:r>
-        <w:t xml:space="preserve"> </w:t>
-      </w:r>
-      <w:r>
-        <w:t xml:space="preserve">Silencio 164.308(b) Silencio Acuerdos asociados para empresas tención Uso de contratos u otros arreglos que requieren salvaguardias apropiadas. TEN BAA, due diligence, monitoring TENIDO</w:t>
-      </w:r>
-    </w:p>
-    <w:bookmarkEnd w:id="43"/>
-    <w:bookmarkStart w:id="44" w:name="Xed01e7a33b41ab284ff4a7baabf9ab958b4e5aa"/>
+    <w:tbl>
+      <w:tblPr>
+        <w:tblStyle w:val="Table"/>
+        <w:tblW w:type="pct" w:w="5000"/>
+        <w:tblLayout w:type="fixed"/>
+        <w:tblLook w:firstRow="1" w:lastRow="0" w:firstColumn="0" w:lastColumn="0" w:noHBand="0" w:noVBand="0" w:val="0020"/>
+      </w:tblPr>
+      <w:tblGrid>
+        <w:gridCol w:w="7920"/>
+      </w:tblGrid>
+      <w:tr>
+        <w:trPr>
+          <w:tblHeader w:val="on"/>
+        </w:trPr>
+        <w:tc>
+          <w:tcPr/>
+          <w:p>
+            <w:pPr>
+              <w:pStyle w:val="Compact"/>
+            </w:pPr>
+            <w:r>
+              <w:t xml:space="preserve">**</w:t>
+            </w:r>
+          </w:p>
+        </w:tc>
+      </w:tr>
+      <w:tr>
+        <w:tc>
+          <w:tcPr/>
+          <w:p>
+            <w:pPr>
+              <w:pStyle w:val="Compact"/>
+            </w:pPr>
+            <w:r>
+              <w:t xml:space="preserve">TEN 164.308(a)(1)</w:t>
+            </w:r>
+          </w:p>
+        </w:tc>
+      </w:tr>
+      <w:tr>
+        <w:tc>
+          <w:tcPr/>
+          <w:p>
+            <w:pPr>
+              <w:pStyle w:val="Compact"/>
+            </w:pPr>
+            <w:r>
+              <w:t xml:space="preserve">tención 164.308(a)(2)</w:t>
+            </w:r>
+          </w:p>
+        </w:tc>
+      </w:tr>
+      <w:tr>
+        <w:tc>
+          <w:tcPr/>
+          <w:p>
+            <w:pPr>
+              <w:pStyle w:val="Compact"/>
+            </w:pPr>
+            <w:r>
+              <w:t xml:space="preserve">164.308(a)(3)</w:t>
+            </w:r>
+          </w:p>
+        </w:tc>
+      </w:tr>
+      <w:tr>
+        <w:tc>
+          <w:tcPr/>
+          <w:p>
+            <w:pPr>
+              <w:pStyle w:val="Compact"/>
+            </w:pPr>
+            <w:r>
+              <w:t xml:space="preserve">164.308(a)(4)</w:t>
+            </w:r>
+          </w:p>
+        </w:tc>
+      </w:tr>
+      <w:tr>
+        <w:tc>
+          <w:tcPr/>
+          <w:p>
+            <w:pPr>
+              <w:pStyle w:val="Compact"/>
+            </w:pPr>
+            <w:r>
+              <w:t xml:space="preserve">164.308(a)(5)</w:t>
+            </w:r>
+          </w:p>
+        </w:tc>
+      </w:tr>
+      <w:tr>
+        <w:tc>
+          <w:tcPr/>
+          <w:p>
+            <w:pPr>
+              <w:pStyle w:val="Compact"/>
+            </w:pPr>
+            <w:r>
+              <w:t xml:space="preserve">tención 164.308(a)(6) Silenciosos procedimientos de incidentes de seguridad</w:t>
+            </w:r>
+          </w:p>
+        </w:tc>
+      </w:tr>
+      <w:tr>
+        <w:tc>
+          <w:tcPr/>
+          <w:p>
+            <w:pPr>
+              <w:pStyle w:val="Compact"/>
+            </w:pPr>
+            <w:r>
+              <w:t xml:space="preserve">164.308(a)(7)</w:t>
+            </w:r>
+          </w:p>
+        </w:tc>
+      </w:tr>
+      <w:tr>
+        <w:tc>
+          <w:tcPr/>
+          <w:p>
+            <w:pPr>
+              <w:pStyle w:val="Compact"/>
+            </w:pPr>
+            <w:r>
+              <w:t xml:space="preserve">tención 164.308(a)(8)</w:t>
+            </w:r>
+          </w:p>
+        </w:tc>
+      </w:tr>
+      <w:tr>
+        <w:tc>
+          <w:tcPr/>
+          <w:p>
+            <w:pPr>
+              <w:pStyle w:val="Compact"/>
+            </w:pPr>
+            <w:r>
+              <w:t xml:space="preserve">164.308(b)</w:t>
+            </w:r>
+          </w:p>
+        </w:tc>
+      </w:tr>
+    </w:tbl>
+    <w:bookmarkEnd w:id="32"/>
+    <w:bookmarkStart w:id="33" w:name="Xed01e7a33b41ab284ff4a7baabf9ab958b4e5aa"/>
     <w:p>
       <w:pPr>
         <w:pStyle w:val="Heading2"/>
@@ -3394,8 +3426,8 @@
         <w:t xml:space="preserve">Definir qué registros de auditoría, informes de acceso, eventos de seguridad, informes de excepción y alertas se revisan; con qué frecuencia; por quién; cómo se mantienen las pruebas; y cómo la actividad sospechosa se convierte en un incidente o acción correctiva.</w:t>
       </w:r>
     </w:p>
-    <w:bookmarkEnd w:id="44"/>
-    <w:bookmarkStart w:id="45" w:name="contingency-evidence"/>
+    <w:bookmarkEnd w:id="33"/>
+    <w:bookmarkStart w:id="34" w:name="contingency-evidence"/>
     <w:p>
       <w:pPr>
         <w:pStyle w:val="Heading2"/>
@@ -3481,9 +3513,9 @@
         <w:t xml:space="preserve">Lecciones, propietarios y fechas</w:t>
       </w:r>
     </w:p>
-    <w:bookmarkEnd w:id="45"/>
-    <w:bookmarkEnd w:id="46"/>
-    <w:bookmarkStart w:id="50" w:name="salvaguardias-físicas-y-técnicas"/>
+    <w:bookmarkEnd w:id="34"/>
+    <w:bookmarkEnd w:id="35"/>
+    <w:bookmarkStart w:id="39" w:name="salvaguardias-físicas-y-técnicas"/>
     <w:p>
       <w:pPr>
         <w:pStyle w:val="Heading1"/>
@@ -3498,8 +3530,8 @@
       </w:pPr>
       <w:r>
         <w:rPr>
+          <w:i/>
           <w:iCs/>
-          <w:i/>
         </w:rPr>
         <w:t xml:space="preserve">Facilidades, estaciones de trabajo, medios de comunicación, identidad, acceso, auditoría, integridad y controles de transmisión.</w:t>
       </w:r>
@@ -3509,82 +3541,82 @@
         <w:pStyle w:val="BodyText"/>
       </w:pPr>
       <w:r>
-        <w:t xml:space="preserve">Silencio** Silencio**</w:t>
-      </w:r>
-      <w:r>
-        <w:t xml:space="preserve"> </w:t>
-      </w:r>
-      <w:r>
-        <w:t xml:space="preserve">Silencio…————————————————————————————————————–</w:t>
-      </w:r>
-      <w:r>
-        <w:t xml:space="preserve"> </w:t>
-      </w:r>
-      <w:r>
-        <w:t xml:space="preserve">tención 164.310(a) tención Controles de acceso a las instalaciones Silencio Limitar el acceso físico al permitir el acceso autorizado y la continuidad. Plan de instalación, registros de visitantes, registros de mantenimiento</w:t>
-      </w:r>
-      <w:r>
-        <w:t xml:space="preserve"> </w:t>
-      </w:r>
-      <w:r>
-        <w:t xml:space="preserve">tención 164.310(b) Silencio Uso de estaciones de trabajo Silencio Definir funciones adecuadas y entorno físico para estaciones de trabajo usando ePHI. política de estaciones de trabajo, capacitación, observaciones</w:t>
-      </w:r>
-      <w:r>
-        <w:t xml:space="preserve"> </w:t>
-      </w:r>
-      <w:r>
-        <w:t xml:space="preserve">Silencio 164.310(c) Silencio Seguridad de la estación de trabajo Silencio Restringir el acceso físico a estaciones de trabajo que acceden a ePHI. tención Localizaciones seguras, pantallas, controles de dispositivos</w:t>
-      </w:r>
-      <w:r>
-        <w:t xml:space="preserve"> </w:t>
-      </w:r>
-      <w:r>
-        <w:t xml:space="preserve">TEN 164.310(d) TENIDO Controles de dispositivos y medios de comunicación TENIDO Recibimiento, movimiento, reutilización, respaldo, eliminación y rendición de cuentas. Silencio Inventario, cadena de custodia, prueba de limpieza y destrucción</w:t>
-      </w:r>
-      <w:r>
-        <w:t xml:space="preserve"> </w:t>
-      </w:r>
-      <w:r>
-        <w:t xml:space="preserve">Silencio 164.312(a) Silencio Control de acceso Silencio Uso de IDs únicos, acceso de emergencia, y controles de logotipo y cifrado adecuados. Ajustes de IAM, prueba de emergencia, registro de cifrado</w:t>
-      </w:r>
-      <w:r>
-        <w:t xml:space="preserve"> </w:t>
-      </w:r>
-      <w:r>
-        <w:t xml:space="preserve">tención 164.312(b) Silencio Controles de auditoría tención Record y examinar la actividad en sistemas que contengan o utilicen ePHI. Silencios, calendario de revisión, registros de investigación</w:t>
-      </w:r>
-      <w:r>
-        <w:t xml:space="preserve"> </w:t>
-      </w:r>
-      <w:r>
-        <w:t xml:space="preserve">Silencio 164.312(c) Silencio Integridad Silencio Protege el ePHI de alteración o destrucción indebida. Controles de integridad, controles de cambio, validación</w:t>
-      </w:r>
-      <w:r>
-        <w:t xml:space="preserve"> </w:t>
-      </w:r>
-      <w:r>
-        <w:t xml:space="preserve">Silencio 164.312(d) Silencio Persona o entidad autenticación Silencio Verificar que una persona o entidad que busca acceso es la reclamada. ← Ajustes de autenticación, MFA, registros de identidad</w:t>
-      </w:r>
-      <w:r>
-        <w:t xml:space="preserve"> </w:t>
-      </w:r>
-      <w:r>
-        <w:t xml:space="preserve">Silencio 164.312(e) Silencio Seguridad de la transmisión Silencioso Protege ePHI contra el acceso no autorizado mientras se transmite. ← Encriptación, protocolos seguros, pruebas de arquitectura</w:t>
-      </w:r>
-      <w:r>
-        <w:t xml:space="preserve"> </w:t>
-      </w:r>
-      <w:r>
-        <w:t xml:space="preserve">Silencio 164.314 Silencio Requisitos organizacionales Silencio Abordar contratos comerciales asociados y requisitos del plan de salud grupal. Ø Contratos, documentos del plan, revisiones</w:t>
-      </w:r>
-      <w:r>
-        <w:t xml:space="preserve"> </w:t>
-      </w:r>
-      <w:r>
-        <w:t xml:space="preserve">TEN 164.316 TENRI Políticas, procedimientos y documentación TEN Aplicar políticas razonables y conservar la documentación necesaria durante seis años. Silencio Políticas aprobadas, versiones, pruebas de retención de seis años</w:t>
-      </w:r>
-    </w:p>
-    <w:bookmarkStart w:id="47" w:name="principios-de-control-técnico"/>
+        <w:t xml:space="preserve">|** |**</w:t>
+      </w:r>
+      <w:r>
+        <w:t xml:space="preserve"> </w:t>
+      </w:r>
+      <w:r>
+        <w:t xml:space="preserve">|…————————————————————————————————————– |</w:t>
+      </w:r>
+      <w:r>
+        <w:t xml:space="preserve"> </w:t>
+      </w:r>
+      <w:r>
+        <w:t xml:space="preserve">tención 164.310(a) tención Controles de acceso a las instalaciones | Limitar el acceso físico al permitir el acceso autorizado y la continuidad. Plan de instalación, registros de visitantes, registros de mantenimiento</w:t>
+      </w:r>
+      <w:r>
+        <w:t xml:space="preserve"> </w:t>
+      </w:r>
+      <w:r>
+        <w:t xml:space="preserve">tención 164.310(b) | Uso de estaciones de trabajo | Definir funciones adecuadas y entorno físico para estaciones de trabajo usando ePHI. política de estaciones de trabajo, capacitación, observaciones</w:t>
+      </w:r>
+      <w:r>
+        <w:t xml:space="preserve"> </w:t>
+      </w:r>
+      <w:r>
+        <w:t xml:space="preserve">| 164.310(c) | Seguridad de la estación de trabajo | Restringir el acceso físico a estaciones de trabajo que acceden a ePHI. tención Localizaciones seguras, pantallas, controles de dispositivos</w:t>
+      </w:r>
+      <w:r>
+        <w:t xml:space="preserve"> </w:t>
+      </w:r>
+      <w:r>
+        <w:t xml:space="preserve">TEN 164.310(d) | Controles de dispositivos y medios de comunicación | Recibimiento, movimiento, reutilización, respaldo, eliminación y rendición de cuentas. | Inventario, cadena de custodia, prueba de limpieza y destrucción</w:t>
+      </w:r>
+      <w:r>
+        <w:t xml:space="preserve"> </w:t>
+      </w:r>
+      <w:r>
+        <w:t xml:space="preserve">| 164.312(a) | Control de acceso | Uso de IDs únicos, acceso de emergencia, y controles de logotipo y cifrado adecuados. Ajustes de IAM, prueba de emergencia, registro de cifrado</w:t>
+      </w:r>
+      <w:r>
+        <w:t xml:space="preserve"> </w:t>
+      </w:r>
+      <w:r>
+        <w:t xml:space="preserve">tención 164.312(b) | Controles de auditoría tención Record y examinar la actividad en sistemas que contengan o utilicen ePHI. Silencios, calendario de revisión, registros de investigación</w:t>
+      </w:r>
+      <w:r>
+        <w:t xml:space="preserve"> </w:t>
+      </w:r>
+      <w:r>
+        <w:t xml:space="preserve">| 164.312(c) | Integridad | Protege el ePHI de alteración o destrucción indebida. Controles de integridad, controles de cambio, validación</w:t>
+      </w:r>
+      <w:r>
+        <w:t xml:space="preserve"> </w:t>
+      </w:r>
+      <w:r>
+        <w:t xml:space="preserve">| 164.312(d) | Persona o entidad autenticación | Verificar que una persona o entidad que busca acceso es la reclamada. ← Ajustes de autenticación, MFA, registros de identidad</w:t>
+      </w:r>
+      <w:r>
+        <w:t xml:space="preserve"> </w:t>
+      </w:r>
+      <w:r>
+        <w:t xml:space="preserve">| 164.312(e) | Seguridad de la transmisión Silencioso Protege ePHI contra el acceso no autorizado mientras se transmite. ← Encriptación, protocolos seguros, pruebas de arquitectura</w:t>
+      </w:r>
+      <w:r>
+        <w:t xml:space="preserve"> </w:t>
+      </w:r>
+      <w:r>
+        <w:t xml:space="preserve">| 164.314 | Requisitos organizacionales | Abordar contratos comerciales asociados y requisitos del plan de salud grupal. Ø Contratos, documentos del plan, revisiones</w:t>
+      </w:r>
+      <w:r>
+        <w:t xml:space="preserve"> </w:t>
+      </w:r>
+      <w:r>
+        <w:t xml:space="preserve">TEN 164.316 TENRI Políticas, procedimientos y documentación TEN Aplicar políticas razonables y conservar la documentación necesaria durante seis años. | Políticas aprobadas, versiones, pruebas de retención de seis años</w:t>
+      </w:r>
+    </w:p>
+    <w:bookmarkStart w:id="36" w:name="principios-de-control-técnico"/>
     <w:p>
       <w:pPr>
         <w:pStyle w:val="Heading2"/>
@@ -3683,11 +3715,11 @@
     </w:p>
     <w:p>
       <w:pPr>
+        <w:pStyle w:val="Compact"/>
         <w:numPr>
           <w:ilvl w:val="0"/>
           <w:numId w:val="1011"/>
         </w:numPr>
-        <w:pStyle w:val="Compact"/>
       </w:pPr>
       <w:r>
         <w:t xml:space="preserve">Regla de Notificación de Breach</w:t>
@@ -3699,8 +3731,8 @@
       </w:pPr>
       <w:r>
         <w:rPr>
+          <w:i/>
           <w:iCs/>
-          <w:i/>
         </w:rPr>
         <w:t xml:space="preserve">Cómo evaluar los incidentes de PHI no garantizados y cumplir con las obligaciones de notificación</w:t>
       </w:r>
@@ -3716,13 +3748,7 @@
         <w:t xml:space="preserve">■img src=</w:t>
       </w:r>
       <w:r>
-        <w:t xml:space="preserve">“</w:t>
-      </w:r>
-      <w:r>
-        <w:t xml:space="preserve">media/image4.png</w:t>
-      </w:r>
-      <w:r>
-        <w:t xml:space="preserve">”</w:t>
+        <w:t xml:space="preserve">“media/image4.png”</w:t>
       </w:r>
       <w:r>
         <w:t xml:space="preserve"> </w:t>
@@ -3731,13 +3757,7 @@
         <w:t xml:space="preserve">estilo=</w:t>
       </w:r>
       <w:r>
-        <w:t xml:space="preserve">“</w:t>
-      </w:r>
-      <w:r>
-        <w:t xml:space="preserve">Ancho:6.15in; Altura:3.45654in</w:t>
-      </w:r>
-      <w:r>
-        <w:t xml:space="preserve">”</w:t>
+        <w:t xml:space="preserve">“Ancho:6.15in; Altura:3.45654in”</w:t>
       </w:r>
       <w:r>
         <w:t xml:space="preserve"> </w:t>
@@ -3746,13 +3766,7 @@
         <w:t xml:space="preserve">alt=</w:t>
       </w:r>
       <w:r>
-        <w:t xml:space="preserve">“</w:t>
-      </w:r>
-      <w:r>
-        <w:t xml:space="preserve">Descubrimiento, contención, evaluación, notificación y mejora de un proceso.</w:t>
-      </w:r>
-      <w:r>
-        <w:t xml:space="preserve">”</w:t>
+        <w:t xml:space="preserve">“Descubrimiento, contención, evaluación, notificación y mejora de un proceso.”</w:t>
       </w:r>
       <w:r>
         <w:t xml:space="preserve"> </w:t>
@@ -3769,8 +3783,8 @@
         <w:t xml:space="preserve">Figura 4. Flujo de trabajo de ruptura HIPAA</w:t>
       </w:r>
     </w:p>
-    <w:bookmarkEnd w:id="47"/>
-    <w:bookmarkStart w:id="48" w:name="Xd44a2f205a5362e4882a81feb25e1d74cd6d324"/>
+    <w:bookmarkEnd w:id="36"/>
+    <w:bookmarkStart w:id="37" w:name="Xd44a2f205a5362e4882a81feb25e1d74cd6d324"/>
     <w:p>
       <w:pPr>
         <w:pStyle w:val="Heading2"/>
@@ -3792,15 +3806,9 @@
         <w:pStyle w:val="BodyText"/>
       </w:pPr>
       <w:r>
-        <w:t xml:space="preserve">Silencio</w:t>
-      </w:r>
-      <w:r>
-        <w:t xml:space="preserve"> </w:t>
-      </w:r>
-      <w:r>
         <w:rPr>
+          <w:b/>
           <w:bCs/>
-          <w:b/>
         </w:rPr>
         <w:t xml:space="preserve">Notificación</w:t>
       </w:r>
@@ -3808,31 +3816,33 @@
         <w:t xml:space="preserve"> </w:t>
       </w:r>
       <w:r>
-        <w:t xml:space="preserve">Silencio ** Sinopsis del nombramiento**</w:t>
-      </w:r>
-      <w:r>
-        <w:t xml:space="preserve"> </w:t>
-      </w:r>
-      <w:r>
-        <w:t xml:space="preserve">Silencio—————————————————— La vida——————————–</w:t>
-      </w:r>
-      <w:r>
-        <w:t xml:space="preserve"> </w:t>
-      </w:r>
-      <w:r>
-        <w:t xml:space="preserve">Silencio Individuos TENIDO Sin demora irrazonable y a más tardar 60 días después del descubrimiento TENIDO Contenido, entrega, aviso sustitutorio, prueba</w:t>
-      </w:r>
-      <w:r>
-        <w:t xml:space="preserve"> </w:t>
-      </w:r>
-      <w:r>
-        <w:t xml:space="preserve">TEN HHS — 500 o más TENIDO Bajo el cronograma de presentación de informes contemporáneos de la regla</w:t>
-      </w:r>
-      <w:r>
-        <w:t xml:space="preserve"> </w:t>
-      </w:r>
-      <w:r>
-        <w:t xml:space="preserve">Silencio HHS — menos de 500 Silencio Presentación de informes anuales, a más tardar 60 días después de la finalización del año civil Silencio Pequeño tronco y sumisión</w:t>
+        <w:t xml:space="preserve">| ** Sinopsis del nombramiento**</w:t>
+      </w:r>
+    </w:p>
+    <w:p>
+      <w:pPr>
+        <w:pStyle w:val="BodyText"/>
+      </w:pPr>
+      <w:r>
+        <w:t xml:space="preserve">|—————————————————— La vida——————————– |</w:t>
+      </w:r>
+      <w:r>
+        <w:t xml:space="preserve"> </w:t>
+      </w:r>
+      <w:r>
+        <w:t xml:space="preserve">| Individuos | Sin demora irrazonable y a más tardar 60 días después del descubrimiento | Contenido, entrega, aviso sustitutorio, prueba</w:t>
+      </w:r>
+      <w:r>
+        <w:t xml:space="preserve"> </w:t>
+      </w:r>
+      <w:r>
+        <w:t xml:space="preserve">TEN HHS — 500 o más | Bajo el cronograma de presentación de informes contemporáneos de la regla</w:t>
+      </w:r>
+      <w:r>
+        <w:t xml:space="preserve"> </w:t>
+      </w:r>
+      <w:r>
+        <w:t xml:space="preserve">| HHS — menos de 500 | Presentación de informes anuales, a más tardar 60 días después de la finalización del año civil | Pequeño tronco y sumisión</w:t>
       </w:r>
       <w:r>
         <w:t xml:space="preserve"> </w:t>
@@ -3844,11 +3854,11 @@
         <w:t xml:space="preserve"> </w:t>
       </w:r>
       <w:r>
-        <w:t xml:space="preserve">Silencio Business Associate to covered entity TEN sin demora irrazonable y a más tardar 60 días TENENCIA Fecha de descubrimiento, identidades si se conoce, hechos y aviso TENIDO</w:t>
-      </w:r>
-    </w:p>
-    <w:bookmarkEnd w:id="48"/>
-    <w:bookmarkStart w:id="49" w:name="excepciones"/>
+        <w:t xml:space="preserve">| Business Associate to covered entity TEN sin demora irrazonable y a más tardar 60 días TENENCIA Fecha de descubrimiento, identidades si se conoce, hechos y aviso |</w:t>
+      </w:r>
+    </w:p>
+    <w:bookmarkEnd w:id="37"/>
+    <w:bookmarkStart w:id="38" w:name="excepciones"/>
     <w:p>
       <w:pPr>
         <w:pStyle w:val="Heading2"/>
@@ -3865,9 +3875,9 @@
         <w:t xml:space="preserve">La definición de incumplimiento contiene excepciones estrechas que implican cierto acceso a la fuerza de trabajo involuntario o involuntario y creencias de buena fe de que un receptor no autorizado no podría conservar razonablemente la información. Document facts and legal review before relying on an exception.</w:t>
       </w:r>
     </w:p>
-    <w:bookmarkEnd w:id="49"/>
-    <w:bookmarkEnd w:id="50"/>
-    <w:bookmarkStart w:id="53" w:name="business-associates-and-vendor-oversight"/>
+    <w:bookmarkEnd w:id="38"/>
+    <w:bookmarkEnd w:id="39"/>
+    <w:bookmarkStart w:id="42" w:name="business-associates-and-vendor-oversight"/>
     <w:p>
       <w:pPr>
         <w:pStyle w:val="Heading1"/>
@@ -3878,17 +3888,17 @@
     </w:p>
     <w:p>
       <w:pPr>
+        <w:pStyle w:val="Compact"/>
         <w:numPr>
           <w:ilvl w:val="0"/>
           <w:numId w:val="1012"/>
         </w:numPr>
-        <w:pStyle w:val="Compact"/>
       </w:pPr>
       <w:r>
         <w:t xml:space="preserve">Contratos, subcontratistas, diligencia debida, vigilancia, incidentes y terminación*.</w:t>
       </w:r>
     </w:p>
-    <w:bookmarkStart w:id="51" w:name="contenido-del-acuerdo-comercial-asociado"/>
+    <w:bookmarkStart w:id="40" w:name="contenido-del-acuerdo-comercial-asociado"/>
     <w:p>
       <w:pPr>
         <w:pStyle w:val="Heading2"/>
@@ -3969,8 +3979,8 @@
         <w:t xml:space="preserve">Derechos de rescisión por violación material</w:t>
       </w:r>
     </w:p>
-    <w:bookmarkEnd w:id="51"/>
-    <w:bookmarkStart w:id="52" w:name="due-diligence"/>
+    <w:bookmarkEnd w:id="40"/>
+    <w:bookmarkStart w:id="41" w:name="due-diligence"/>
     <w:p>
       <w:pPr>
         <w:pStyle w:val="Heading2"/>
@@ -3985,8 +3995,8 @@
       </w:pPr>
       <w:r>
         <w:rPr>
+          <w:b/>
           <w:bCs/>
-          <w:b/>
         </w:rPr>
         <w:t xml:space="preserve">Area</w:t>
       </w:r>
@@ -3994,7 +4004,7 @@
         <w:t xml:space="preserve"> </w:t>
       </w:r>
       <w:r>
-        <w:t xml:space="preserve">Silencio.</w:t>
+        <w:t xml:space="preserve">|. |</w:t>
       </w:r>
       <w:r>
         <w:t xml:space="preserve"> </w:t>
@@ -4006,13 +4016,13 @@
         <w:t xml:space="preserve"> </w:t>
       </w:r>
       <w:r>
-        <w:t xml:space="preserve">TEN Seguridad TENIDO Análisis de riesgos, cifrado, identidad, registro, vulnerabilidad, respaldos, respuesta a incidentes? ← Políticas, pruebas, informes, remediación</w:t>
-      </w:r>
-      <w:r>
-        <w:t xml:space="preserve"> </w:t>
-      </w:r>
-      <w:r>
-        <w:t xml:space="preserve">← Privacidad Silencio mínimo necesario, acceso a la fuerza de trabajo, apoyo a los derechos, controles de divulgación? procedimientos, roles, muestras</w:t>
+        <w:t xml:space="preserve">TEN Seguridad | Análisis de riesgos, cifrado, identidad, registro, vulnerabilidad, respaldos, respuesta a incidentes? ← Políticas, pruebas, informes, remediación</w:t>
+      </w:r>
+      <w:r>
+        <w:t xml:space="preserve"> </w:t>
+      </w:r>
+      <w:r>
+        <w:t xml:space="preserve">← Privacidad | mínimo necesario, acceso a la fuerza de trabajo, apoyo a los derechos, controles de divulgación? procedimientos, roles, muestras</w:t>
       </w:r>
       <w:r>
         <w:t xml:space="preserve"> </w:t>
@@ -4030,26 +4040,28 @@
         <w:t xml:space="preserve"> </w:t>
       </w:r>
       <w:r>
-        <w:t xml:space="preserve">¿Cómo acceder al final y PHI será devuelto o destruido? Silencio Plan de salida, prueba de eliminación, registro de riesgo residual</w:t>
-      </w:r>
-    </w:p>
-    <w:p>
-      <w:pPr>
-        <w:pStyle w:val="BodyText"/>
-      </w:pPr>
-      <w:r>
-        <w:t xml:space="preserve">Silencio ** Punto de administración:** Un BAA firmado es necesario en muchas relaciones, pero no reemplaza la diligencia debida, la gestión de riesgos, el control de acceso, la vigilancia o la coordinación de incidentes. Silencio</w:t>
-      </w:r>
-      <w:r>
-        <w:t xml:space="preserve"> </w:t>
-      </w:r>
-      <w:r>
-        <w:t xml:space="preserve">Silencio.</w:t>
-      </w:r>
-    </w:p>
-    <w:bookmarkEnd w:id="52"/>
-    <w:bookmarkEnd w:id="53"/>
-    <w:bookmarkStart w:id="61" w:name="X495fbf7d511b193e762e9ae2eb0c2d60491f4bb"/>
+        <w:t xml:space="preserve">¿Cómo acceder al final y PHI será devuelto o destruido? | Plan de salida, prueba de eliminación, registro de riesgo residual</w:t>
+      </w:r>
+    </w:p>
+    <w:p>
+      <w:pPr>
+        <w:pStyle w:val="BodyText"/>
+      </w:pPr>
+      <w:r>
+        <w:t xml:space="preserve">** Punto de administración:** Un BAA firmado es necesario en muchas relaciones, pero no reemplaza la diligencia debida, la gestión de riesgos, el control de acceso, la vigilancia o la coordinación de incidentes. |</w:t>
+      </w:r>
+    </w:p>
+    <w:p>
+      <w:pPr>
+        <w:pStyle w:val="BodyText"/>
+      </w:pPr>
+      <w:r>
+        <w:t xml:space="preserve">|. |</w:t>
+      </w:r>
+    </w:p>
+    <w:bookmarkEnd w:id="41"/>
+    <w:bookmarkEnd w:id="42"/>
+    <w:bookmarkStart w:id="50" w:name="X495fbf7d511b193e762e9ae2eb0c2d60491f4bb"/>
     <w:p>
       <w:pPr>
         <w:pStyle w:val="Heading1"/>
@@ -4060,17 +4072,17 @@
     </w:p>
     <w:p>
       <w:pPr>
+        <w:pStyle w:val="Compact"/>
         <w:numPr>
           <w:ilvl w:val="0"/>
           <w:numId w:val="1013"/>
         </w:numPr>
-        <w:pStyle w:val="Compact"/>
       </w:pPr>
       <w:r>
         <w:t xml:space="preserve">Registros de trastornos de uso de sustancias, salud mental, genética y otras reglas de superposición.*</w:t>
       </w:r>
     </w:p>
-    <w:bookmarkStart w:id="54" w:name="cfr-part-2"/>
+    <w:bookmarkStart w:id="43" w:name="cfr-part-2"/>
     <w:p>
       <w:pPr>
         <w:pStyle w:val="Heading2"/>
@@ -4119,8 +4131,8 @@
         <w:t xml:space="preserve">Actualizar avisos de prácticas de privacidad y avisos de pacientes de la Parte 2 según sea necesario para el cumplimiento del 16 de febrero de 2026.</w:t>
       </w:r>
     </w:p>
-    <w:bookmarkEnd w:id="54"/>
-    <w:bookmarkStart w:id="55" w:name="reglas-especializadas-y-estatales"/>
+    <w:bookmarkEnd w:id="43"/>
+    <w:bookmarkStart w:id="44" w:name="reglas-especializadas-y-estatales"/>
     <w:p>
       <w:pPr>
         <w:pStyle w:val="Heading2"/>
@@ -4137,8 +4149,8 @@
         <w:t xml:space="preserve">La legislación estatal puede ser más estricta que la HIPAA y puede imponer normas especiales para la salud mental, el VIH, la salud reproductiva, la genética, los menores, la telesalud, los datos biométricos o el aviso de incumplimiento. Otras reglas federales pueden aplicarse a registros de trastornos del uso de sustancias, registros educativos, investigación clínica, bloqueo de información, aplicaciones de salud del consumidor y transferencias de datos sensibles.</w:t>
       </w:r>
     </w:p>
-    <w:bookmarkEnd w:id="55"/>
-    <w:bookmarkStart w:id="56" w:name="X35cb6950fee9fb748cd8a2c93db984b7626b9d1"/>
+    <w:bookmarkEnd w:id="44"/>
+    <w:bookmarkStart w:id="45" w:name="X35cb6950fee9fb748cd8a2c93db984b7626b9d1"/>
     <w:p>
       <w:pPr>
         <w:pStyle w:val="Heading2"/>
@@ -4153,8 +4165,8 @@
       </w:pPr>
       <w:r>
         <w:rPr>
+          <w:b/>
           <w:bCs/>
-          <w:b/>
         </w:rPr>
         <w:t xml:space="preserve">Estado actual:</w:t>
       </w:r>
@@ -4162,7 +4174,7 @@
         <w:t xml:space="preserve"> </w:t>
       </w:r>
       <w:r>
-        <w:t xml:space="preserve">Una orden judicial federal de 18 de junio de 2025 dejó la mayoría de la regla 2024 HIPAA de privacidad en salud reproductiva. El HHS declara que sólo quedaban ciertas modificaciones del Aviso de Privacidad Prácticas. Verifique la página actual del HHS y el asesoramiento legal antes de utilizar cualquier flujo de trabajo de 2024 certificados o salud reproductiva. Silencio</w:t>
+        <w:t xml:space="preserve">Una orden judicial federal de 18 de junio de 2025 dejó la mayoría de la regla 2024 HIPAA de privacidad en salud reproductiva. El HHS declara que sólo quedaban ciertas modificaciones del Aviso de Privacidad Prácticas. Verifique la página actual del HHS y el asesoramiento legal antes de utilizar cualquier flujo de trabajo de 2024 certificados o salud reproductiva. |</w:t>
       </w:r>
       <w:r>
         <w:t xml:space="preserve"> </w:t>
@@ -4173,11 +4185,11 @@
     </w:p>
     <w:p>
       <w:pPr>
+        <w:pStyle w:val="Compact"/>
         <w:numPr>
           <w:ilvl w:val="0"/>
           <w:numId w:val="1014"/>
         </w:numPr>
-        <w:pStyle w:val="Compact"/>
       </w:pPr>
       <w:r>
         <w:t xml:space="preserve">Ejecución, derecho del Estado y desarrollos actuales</w:t>
@@ -4189,8 +4201,8 @@
       </w:pPr>
       <w:r>
         <w:rPr>
+          <w:i/>
           <w:iCs/>
-          <w:i/>
         </w:rPr>
         <w:t xml:space="preserve">Denuncias, investigaciones, sanciones, preenciones, decisiones judiciales y cambios propuestos</w:t>
       </w:r>
@@ -4198,8 +4210,8 @@
         <w:t xml:space="preserve">.</w:t>
       </w:r>
     </w:p>
-    <w:bookmarkEnd w:id="56"/>
-    <w:bookmarkStart w:id="57" w:name="ocr-enforcement"/>
+    <w:bookmarkEnd w:id="45"/>
+    <w:bookmarkStart w:id="46" w:name="ocr-enforcement"/>
     <w:p>
       <w:pPr>
         <w:pStyle w:val="Heading2"/>
@@ -4285,8 +4297,8 @@
         <w:t xml:space="preserve">Remitir posibles violaciones criminales al Departamento de Justicia.</w:t>
       </w:r>
     </w:p>
-    <w:bookmarkEnd w:id="57"/>
-    <w:bookmarkStart w:id="58" w:name="penalty-tiers"/>
+    <w:bookmarkEnd w:id="46"/>
+    <w:bookmarkStart w:id="47" w:name="penalty-tiers"/>
     <w:p>
       <w:pPr>
         <w:pStyle w:val="Heading2"/>
@@ -4303,8 +4315,8 @@
         <w:t xml:space="preserve">El análisis de la pena civil considera el conocimiento, la causa razonable, el abandono, la corrección, la naturaleza y el alcance, el daño, la historia, la situación financiera y otros factores. Las cantidades de dólares se ajustan periódicamente. Verifique las cantidades actuales de HHS y Registro Federal en lugar de confiar en un gráfico antiguo.</w:t>
       </w:r>
     </w:p>
-    <w:bookmarkEnd w:id="58"/>
-    <w:bookmarkStart w:id="59" w:name="state-law-preemption"/>
+    <w:bookmarkEnd w:id="47"/>
+    <w:bookmarkStart w:id="48" w:name="state-law-preemption"/>
     <w:p>
       <w:pPr>
         <w:pStyle w:val="Heading2"/>
@@ -4337,8 +4349,8 @@
         <w:t xml:space="preserve">HHS propuso cambios importantes en la Regla de Seguridad en un aviso publicado el 6 de enero de 2025, incluyendo inventarios de activos más específicos, mapeo de redes, análisis de riesgos, pruebas, cifrado, autenticación multifactorial, segmentación, recuperación y derechos de verificación asociados al negocio. A partir de la publicación de este manual de julio de 2026, los materiales oficiales de HHS siguen identificándolo como norma propuesta. Supervisarla, planificar la preparación, pero no describir el texto propuesto como ley final actual.</w:t>
       </w:r>
     </w:p>
-    <w:bookmarkEnd w:id="59"/>
-    <w:bookmarkStart w:id="60" w:name="tecnologías-de-seguimiento-en-línea"/>
+    <w:bookmarkEnd w:id="48"/>
+    <w:bookmarkStart w:id="49" w:name="tecnologías-de-seguimiento-en-línea"/>
     <w:p>
       <w:pPr>
         <w:pStyle w:val="Heading2"/>
@@ -4355,9 +4367,9 @@
         <w:t xml:space="preserve">HHS observa que un tribunal abandonó parte de su orientación tecnológica de seguimiento en relación con una dirección IP combinada con una visita a una página web pública no autorizada sobre las condiciones de salud o los proveedores. Las tecnologías de seguimiento de los inventarios, verifican los datos y el contexto reales, examinan los contratos y las revelaciones y utilizan la orientación jurídica actual en lugar de las hipótesis generales.</w:t>
       </w:r>
     </w:p>
-    <w:bookmarkEnd w:id="60"/>
-    <w:bookmarkEnd w:id="61"/>
-    <w:bookmarkStart w:id="68" w:name="X5278eae6c0e8e791f5beb8cc623814db4bafc1c"/>
+    <w:bookmarkEnd w:id="49"/>
+    <w:bookmarkEnd w:id="50"/>
+    <w:bookmarkStart w:id="57" w:name="X5278eae6c0e8e791f5beb8cc623814db4bafc1c"/>
     <w:p>
       <w:pPr>
         <w:pStyle w:val="Heading1"/>
@@ -4372,8 +4384,8 @@
       </w:pPr>
       <w:r>
         <w:rPr>
+          <w:i/>
           <w:iCs/>
-          <w:i/>
         </w:rPr>
         <w:t xml:space="preserve">Una referencia práctica a los requisitos actuales de Privacidad, Seguridad y Notificación de Breach</w:t>
       </w:r>
@@ -4389,20 +4401,475 @@
         <w:t xml:space="preserve">Regla de Seguridad</w:t>
       </w:r>
     </w:p>
-    <w:p>
-      <w:pPr>
-        <w:pStyle w:val="BodyText"/>
-      </w:pPr>
-      <w:r>
-        <w:t xml:space="preserve">Silencio</w:t>
-      </w:r>
-      <w:r>
-        <w:t xml:space="preserve"> </w:t>
-      </w:r>
+    <w:tbl>
+      <w:tblPr>
+        <w:tblStyle w:val="Table"/>
+        <w:tblW w:type="pct" w:w="5000"/>
+        <w:tblLayout w:type="fixed"/>
+        <w:tblLook w:firstRow="1" w:lastRow="0" w:firstColumn="0" w:lastColumn="0" w:noHBand="0" w:noVBand="0" w:val="0020"/>
+      </w:tblPr>
+      <w:tblGrid>
+        <w:gridCol w:w="7920"/>
+      </w:tblGrid>
+      <w:tr>
+        <w:trPr>
+          <w:tblHeader w:val="on"/>
+        </w:trPr>
+        <w:tc>
+          <w:tcPr/>
+          <w:p>
+            <w:pPr>
+              <w:pStyle w:val="Compact"/>
+            </w:pPr>
+            <w:r>
+              <w:rPr>
+                <w:b/>
+                <w:bCs/>
+              </w:rPr>
+              <w:t xml:space="preserve">Citación</w:t>
+            </w:r>
+          </w:p>
+        </w:tc>
+      </w:tr>
+      <w:tr>
+        <w:tc>
+          <w:tcPr/>
+          <w:p>
+            <w:pPr>
+              <w:pStyle w:val="Compact"/>
+            </w:pPr>
+            <w:r>
+              <w:t xml:space="preserve">164.306</w:t>
+            </w:r>
+          </w:p>
+        </w:tc>
+      </w:tr>
+      <w:tr>
+        <w:tc>
+          <w:tcPr/>
+          <w:p>
+            <w:pPr>
+              <w:pStyle w:val="Compact"/>
+            </w:pPr>
+            <w:r>
+              <w:t xml:space="preserve">TEN 164.308(a)(1)</w:t>
+            </w:r>
+          </w:p>
+        </w:tc>
+      </w:tr>
+      <w:tr>
+        <w:tc>
+          <w:tcPr/>
+          <w:p>
+            <w:pPr>
+              <w:pStyle w:val="Compact"/>
+            </w:pPr>
+            <w:r>
+              <w:t xml:space="preserve">tención 164.308(a)(2)</w:t>
+            </w:r>
+          </w:p>
+        </w:tc>
+      </w:tr>
+      <w:tr>
+        <w:tc>
+          <w:tcPr/>
+          <w:p>
+            <w:pPr>
+              <w:pStyle w:val="Compact"/>
+            </w:pPr>
+            <w:r>
+              <w:t xml:space="preserve">164.308(a)(3)</w:t>
+            </w:r>
+          </w:p>
+        </w:tc>
+      </w:tr>
+      <w:tr>
+        <w:tc>
+          <w:tcPr/>
+          <w:p>
+            <w:pPr>
+              <w:pStyle w:val="Compact"/>
+            </w:pPr>
+            <w:r>
+              <w:t xml:space="preserve">164.308(a)(4)</w:t>
+            </w:r>
+          </w:p>
+        </w:tc>
+      </w:tr>
+      <w:tr>
+        <w:tc>
+          <w:tcPr/>
+          <w:p>
+            <w:pPr>
+              <w:pStyle w:val="Compact"/>
+            </w:pPr>
+            <w:r>
+              <w:t xml:space="preserve">164.308(a)(5)</w:t>
+            </w:r>
+          </w:p>
+        </w:tc>
+      </w:tr>
+      <w:tr>
+        <w:tc>
+          <w:tcPr/>
+          <w:p>
+            <w:pPr>
+              <w:pStyle w:val="Compact"/>
+            </w:pPr>
+            <w:r>
+              <w:t xml:space="preserve">tención 164.308(a)(6) Silenciosos procedimientos de incidentes de seguridad</w:t>
+            </w:r>
+          </w:p>
+        </w:tc>
+      </w:tr>
+      <w:tr>
+        <w:tc>
+          <w:tcPr/>
+          <w:p>
+            <w:pPr>
+              <w:pStyle w:val="Compact"/>
+            </w:pPr>
+            <w:r>
+              <w:t xml:space="preserve">164.308(a)(7)</w:t>
+            </w:r>
+          </w:p>
+        </w:tc>
+      </w:tr>
+      <w:tr>
+        <w:tc>
+          <w:tcPr/>
+          <w:p>
+            <w:pPr>
+              <w:pStyle w:val="Compact"/>
+            </w:pPr>
+            <w:r>
+              <w:t xml:space="preserve">tención 164.308(a)(8)</w:t>
+            </w:r>
+          </w:p>
+        </w:tc>
+      </w:tr>
+      <w:tr>
+        <w:tc>
+          <w:tcPr/>
+          <w:p>
+            <w:pPr>
+              <w:pStyle w:val="Compact"/>
+            </w:pPr>
+            <w:r>
+              <w:t xml:space="preserve">164.308(b)</w:t>
+            </w:r>
+          </w:p>
+        </w:tc>
+      </w:tr>
+      <w:tr>
+        <w:tc>
+          <w:tcPr/>
+          <w:p>
+            <w:pPr>
+              <w:pStyle w:val="Compact"/>
+            </w:pPr>
+            <w:r>
+              <w:t xml:space="preserve">tención 164.310(a) tención Controles de acceso a las instalaciones</w:t>
+            </w:r>
+          </w:p>
+        </w:tc>
+      </w:tr>
+      <w:tr>
+        <w:tc>
+          <w:tcPr/>
+          <w:p>
+            <w:pPr>
+              <w:pStyle w:val="Compact"/>
+            </w:pPr>
+            <w:r>
+              <w:t xml:space="preserve">tención 164.310(b)</w:t>
+            </w:r>
+          </w:p>
+        </w:tc>
+      </w:tr>
+      <w:tr>
+        <w:tc>
+          <w:tcPr/>
+          <w:p>
+            <w:pPr>
+              <w:pStyle w:val="Compact"/>
+            </w:pPr>
+            <w:r>
+              <w:t xml:space="preserve">164.310(c)</w:t>
+            </w:r>
+          </w:p>
+        </w:tc>
+      </w:tr>
+      <w:tr>
+        <w:tc>
+          <w:tcPr/>
+          <w:p>
+            <w:pPr>
+              <w:pStyle w:val="Compact"/>
+            </w:pPr>
+            <w:r>
+              <w:t xml:space="preserve">TEN 164.310(d)</w:t>
+            </w:r>
+          </w:p>
+        </w:tc>
+      </w:tr>
+      <w:tr>
+        <w:tc>
+          <w:tcPr/>
+          <w:p>
+            <w:pPr>
+              <w:pStyle w:val="Compact"/>
+            </w:pPr>
+            <w:r>
+              <w:t xml:space="preserve">164.312(a)</w:t>
+            </w:r>
+          </w:p>
+        </w:tc>
+      </w:tr>
+      <w:tr>
+        <w:tc>
+          <w:tcPr/>
+          <w:p>
+            <w:pPr>
+              <w:pStyle w:val="Compact"/>
+            </w:pPr>
+            <w:r>
+              <w:t xml:space="preserve">tención 164.312(b)</w:t>
+            </w:r>
+          </w:p>
+        </w:tc>
+      </w:tr>
+      <w:tr>
+        <w:tc>
+          <w:tcPr/>
+          <w:p>
+            <w:pPr>
+              <w:pStyle w:val="Compact"/>
+            </w:pPr>
+            <w:r>
+              <w:t xml:space="preserve">164.312(c)</w:t>
+            </w:r>
+          </w:p>
+        </w:tc>
+      </w:tr>
+      <w:tr>
+        <w:tc>
+          <w:tcPr/>
+          <w:p>
+            <w:pPr>
+              <w:pStyle w:val="Compact"/>
+            </w:pPr>
+            <w:r>
+              <w:t xml:space="preserve">164.312(d)</w:t>
+            </w:r>
+          </w:p>
+        </w:tc>
+      </w:tr>
+      <w:tr>
+        <w:tc>
+          <w:tcPr/>
+          <w:p>
+            <w:pPr>
+              <w:pStyle w:val="Compact"/>
+            </w:pPr>
+            <w:r>
+              <w:t xml:space="preserve">164.312(e)</w:t>
+            </w:r>
+          </w:p>
+        </w:tc>
+      </w:tr>
+      <w:tr>
+        <w:tc>
+          <w:tcPr/>
+          <w:p>
+            <w:pPr>
+              <w:pStyle w:val="Compact"/>
+            </w:pPr>
+            <w:r>
+              <w:t xml:space="preserve">164.314</w:t>
+            </w:r>
+          </w:p>
+        </w:tc>
+      </w:tr>
+      <w:tr>
+        <w:tc>
+          <w:tcPr/>
+          <w:p>
+            <w:pPr>
+              <w:pStyle w:val="Compact"/>
+            </w:pPr>
+            <w:r>
+              <w:t xml:space="preserve">TEN 164.316 TENRI Políticas, procedimientos y documentación TEN Aplicar políticas razonables y conservar la documentación necesaria durante seis años.</w:t>
+            </w:r>
+          </w:p>
+        </w:tc>
+      </w:tr>
+    </w:tbl>
+    <w:bookmarkStart w:id="51" w:name="privacy-rule"/>
+    <w:p>
+      <w:pPr>
+        <w:pStyle w:val="Heading2"/>
+      </w:pPr>
+      <w:r>
+        <w:t xml:space="preserve">12.2 Privacy Rule</w:t>
+      </w:r>
+    </w:p>
+    <w:tbl>
+      <w:tblPr>
+        <w:tblStyle w:val="Table"/>
+        <w:tblW w:type="pct" w:w="5000"/>
+        <w:tblLayout w:type="fixed"/>
+        <w:tblLook w:firstRow="1" w:lastRow="0" w:firstColumn="0" w:lastColumn="0" w:noHBand="0" w:noVBand="0" w:val="0020"/>
+      </w:tblPr>
+      <w:tblGrid>
+        <w:gridCol w:w="7920"/>
+      </w:tblGrid>
+      <w:tr>
+        <w:trPr>
+          <w:tblHeader w:val="on"/>
+        </w:trPr>
+        <w:tc>
+          <w:tcPr/>
+          <w:p>
+            <w:pPr>
+              <w:pStyle w:val="Compact"/>
+            </w:pPr>
+            <w:r>
+              <w:rPr>
+                <w:b/>
+                <w:bCs/>
+              </w:rPr>
+              <w:t xml:space="preserve">Citación</w:t>
+            </w:r>
+          </w:p>
+        </w:tc>
+      </w:tr>
+      <w:tr>
+        <w:tc>
+          <w:tcPr/>
+          <w:p>
+            <w:pPr>
+              <w:pStyle w:val="Compact"/>
+            </w:pPr>
+            <w:r>
+              <w:t xml:space="preserve">TEN 164.502</w:t>
+            </w:r>
+          </w:p>
+        </w:tc>
+      </w:tr>
+      <w:tr>
+        <w:tc>
+          <w:tcPr/>
+          <w:p>
+            <w:pPr>
+              <w:pStyle w:val="Compact"/>
+            </w:pPr>
+            <w:r>
+              <w:t xml:space="preserve">164.504</w:t>
+            </w:r>
+          </w:p>
+        </w:tc>
+      </w:tr>
+      <w:tr>
+        <w:tc>
+          <w:tcPr/>
+          <w:p>
+            <w:pPr>
+              <w:pStyle w:val="Compact"/>
+            </w:pPr>
+            <w:r>
+              <w:t xml:space="preserve">164.506</w:t>
+            </w:r>
+          </w:p>
+        </w:tc>
+      </w:tr>
+    </w:tbl>
+    <w:p>
+      <w:pPr>
+        <w:pStyle w:val="BodyText"/>
+      </w:pPr>
+      <w:r>
+        <w:t xml:space="preserve">TEN 164.508 ANTE Autorizaciones ANTE Requiere una autorización válida por escrito para usos y divulgaciones no permitidas de otra manera, incluyendo reglas especiales de autorización. Formulario de autorización, revocación, prueba de revelación</w:t>
+      </w:r>
+      <w:r>
+        <w:t xml:space="preserve"> </w:t>
+      </w:r>
+      <w:r>
+        <w:t xml:space="preserve">TEN 164.510 | Oportunidad de acordar o objetar TENIDOS directorios de instalaciones y participación en cuidado o pago después de dar una oportunidad adecuada cuando sea necesario. | Registro de preferencias, verificación de identidad y relación ←</w:t>
+      </w:r>
+      <w:r>
+        <w:t xml:space="preserve"> </w:t>
+      </w:r>
+      <w:r>
+        <w:t xml:space="preserve">TEN 164.512 | Usos y revelaciones sin autorización o oportunidad | Permite actividades específicas tales como requisitos por ley, salud pública, supervisión, judicial, cumplimiento de la ley, investigación y situaciones graves cuando se cumplen las condiciones. ← Base legal, solicitud, verificación, aprobación, registro de la información</w:t>
+      </w:r>
+      <w:r>
+        <w:t xml:space="preserve"> </w:t>
+      </w:r>
+      <w:r>
+        <w:t xml:space="preserve">TEN 164.514 | Otros requisitos de uso y divulgación | Cubre la deidentificación, códigos de reidentificación, mínimo necesario, conjuntos de datos limitados, acuerdos de uso de datos, recaudación de fondos y verificación. | Método, determinación de expertos, DUA, verificación, examen mínimo necesario</w:t>
+      </w:r>
+      <w:r>
+        <w:t xml:space="preserve"> </w:t>
+      </w:r>
+      <w:r>
+        <w:t xml:space="preserve">| 164.520 Silencioso Aviso de prácticas de privacidad | Requiere un aviso claro describiendo usos, revelaciones, deberes, derechos, quejas y contactos. NPP actual, distribución, reconocimiento, sitio web</w:t>
+      </w:r>
+      <w:r>
+        <w:t xml:space="preserve"> </w:t>
+      </w:r>
+      <w:r>
+        <w:t xml:space="preserve">| 164.522 | Solicitudes de protección de la privacidad | cubre restricciones y comunicaciones confidenciales, incluyendo la aceptación requerida de ciertas restricciones pagadas en total a los planes de salud. Solicitud, decisión, bandera del sistema, método de comunicación</w:t>
+      </w:r>
+      <w:r>
+        <w:t xml:space="preserve"> </w:t>
+      </w:r>
+      <w:r>
+        <w:t xml:space="preserve">| 164.524 | Acceso | Proporciona acceso a PHI en un conjunto de registros designados, generalmente dentro de 30 días, sujeto a exclusiones, reglas de negación, formato y tarifas permitidas. | Solicitud de registro, búsqueda, revisión de la negación, entrega, cálculo de tarifas</w:t>
+      </w:r>
+      <w:r>
+        <w:t xml:space="preserve"> </w:t>
+      </w:r>
+      <w:r>
+        <w:t xml:space="preserve">tención 164.526 Silencioso Enmienda | Permite a las personas solicitar una enmienda; requiere decisiones, avisos, declaraciones de desacuerdo y vinculación récord. | Solicitud, decisión, enmienda o denegación, notificaciones</w:t>
+      </w:r>
+      <w:r>
+        <w:t xml:space="preserve"> </w:t>
+      </w:r>
+      <w:r>
+        <w:t xml:space="preserve">| 164.528 | Contabilidad de las revelaciones | Requiere una contabilidad de ciertas revelaciones durante el período de seis años aplicable, con excepciones. | Registro de información, solicitud, contabilidad, fecha de respuesta</w:t>
+      </w:r>
+      <w:r>
+        <w:t xml:space="preserve"> </w:t>
+      </w:r>
+      <w:r>
+        <w:t xml:space="preserve">tención 164.530 | Requisitos administrativos | Requiere personal de privacidad, capacitación, salvaguardias, quejas, sanciones, mitigación, no represalias, políticas y documentación. | Función, capacitación, denuncias, sanciones, políticas</w:t>
+      </w:r>
+      <w:r>
+        <w:t xml:space="preserve"> </w:t>
+      </w:r>
+      <w:r>
+        <w:t xml:space="preserve">TEN 164.532–535 ANTERI Transition and compliance provisions TEN Aborda las reglas de transición y las fechas de cumplimiento. tención Registro legal, decisión de transición, fecha de aprobación</w:t>
+      </w:r>
+    </w:p>
+    <w:bookmarkEnd w:id="51"/>
+    <w:bookmarkStart w:id="52" w:name="breach-notification-rule"/>
+    <w:p>
+      <w:pPr>
+        <w:pStyle w:val="Heading2"/>
+      </w:pPr>
+      <w:r>
+        <w:t xml:space="preserve">12.3 Breach Notification Rule</w:t>
+      </w:r>
+    </w:p>
+    <w:p>
+      <w:pPr>
+        <w:pStyle w:val="FirstParagraph"/>
+      </w:pPr>
       <w:r>
         <w:rPr>
+          <w:b/>
           <w:bCs/>
-          <w:b/>
         </w:rPr>
         <w:t xml:space="preserve">Citación</w:t>
       </w:r>
@@ -4410,15 +4877,15 @@
         <w:t xml:space="preserve"> </w:t>
       </w:r>
       <w:r>
-        <w:t xml:space="preserve">Silencio</w:t>
+        <w:t xml:space="preserve">|</w:t>
       </w:r>
       <w:r>
         <w:t xml:space="preserve"> </w:t>
       </w:r>
       <w:r>
         <w:rPr>
+          <w:b/>
           <w:bCs/>
-          <w:b/>
         </w:rPr>
         <w:t xml:space="preserve">Requisito</w:t>
       </w:r>
@@ -4426,164 +4893,89 @@
         <w:t xml:space="preserve"> </w:t>
       </w:r>
       <w:r>
-        <w:t xml:space="preserve">Silencio</w:t>
+        <w:t xml:space="preserve">|</w:t>
       </w:r>
       <w:r>
         <w:t xml:space="preserve"> </w:t>
       </w:r>
       <w:r>
         <w:rPr>
+          <w:b/>
           <w:bCs/>
-          <w:b/>
         </w:rPr>
-        <w:t xml:space="preserve">Manager action</w:t>
-      </w:r>
-      <w:r>
-        <w:t xml:space="preserve"> </w:t>
-      </w:r>
-      <w:r>
-        <w:t xml:space="preserve">Silencio**</w:t>
-      </w:r>
-      <w:r>
-        <w:t xml:space="preserve"> </w:t>
-      </w:r>
-      <w:r>
-        <w:t xml:space="preserve">Silencio——————————————————————————————————————————————————————————————————————————————————</w:t>
-      </w:r>
-      <w:r>
-        <w:t xml:space="preserve"> </w:t>
-      </w:r>
-      <w:r>
-        <w:t xml:space="preserve">Silencio 164.306 Silencio Reglas generales Silencio Protege la confidencialidad, la integridad y la disponibilidad del ePHI; aborda las amenazas anticipadas y los usos inválidos. programa de seguridad, decisiones de riesgo, análisis de flexibilidad</w:t>
-      </w:r>
-      <w:r>
-        <w:t xml:space="preserve"> </w:t>
-      </w:r>
-      <w:r>
-        <w:t xml:space="preserve">TEN 164.308(a)(1) TENIDO Proceso de gestión de la seguridad TENIDO Realizar análisis de riesgos, gestión de riesgos, sanciones y revisión de la actividad del sistema de información. Silencio Análisis de riesgos, plan de tratamiento, sanciones, pruebas de revisión de registros</w:t>
-      </w:r>
-      <w:r>
-        <w:t xml:space="preserve"> </w:t>
-      </w:r>
-      <w:r>
-        <w:t xml:space="preserve">tención 164.308(a)(2) Silencio Assigned security responsibility ← Designate the official responsible for Security Rule policies and procedures. Silencio Descripción del papel, nombramiento, línea de presentación de informes</w:t>
-      </w:r>
-      <w:r>
-        <w:t xml:space="preserve"> </w:t>
-      </w:r>
-      <w:r>
-        <w:t xml:space="preserve">Silencio 164.308(a)(3) Silencio Seguridad de la fuerza de trabajo Silencio Autorizar, supervisar, limpiar y eliminar rápidamente el acceso a la fuerza de trabajo. Silencio Aprobaciones de acceso, selección, pruebas de rescisión</w:t>
-      </w:r>
-      <w:r>
-        <w:t xml:space="preserve"> </w:t>
-      </w:r>
-      <w:r>
-        <w:t xml:space="preserve">Silencio 164.308(a)(4) Silencio Gestión de acceso a la información Silencio Acceso a control basado en función y necesidad, incluyendo establecimiento y modificación. Silencio Matriz de acceso, aprobaciones, revisiones periódicas</w:t>
-      </w:r>
-      <w:r>
-        <w:t xml:space="preserve"> </w:t>
-      </w:r>
-      <w:r>
-        <w:t xml:space="preserve">Silencio 164.308(a)(5) Silencio Seguridad conciencia y entrenamiento Silencio Entrenar a la fuerza de trabajo y abordar recordatorios, malware, monitoreo de registros y gestión de contraseñas. Silencio Entrenamiento, simulaciones, recordatorios, seguimiento</w:t>
-      </w:r>
-      <w:r>
-        <w:t xml:space="preserve"> </w:t>
-      </w:r>
-      <w:r>
-        <w:t xml:space="preserve">tención 164.308(a)(6) Silenciosos procedimientos de incidentes de seguridad Silencio Identificar, responder, mitigar, documentar e informar de incidentes. Silencio Plan de incidencias, entradas, evidencia, lecciones</w:t>
-      </w:r>
-      <w:r>
-        <w:t xml:space="preserve"> </w:t>
-      </w:r>
-      <w:r>
-        <w:t xml:space="preserve">Silencio 164.308(a)(7) Silencio Plan de Contingencia Silencio Respaldos operativos, recuperación en casos de desastre, modo de emergencia, pruebas y análisis de crítica. informes de respaldo, pruebas de restauración, ejercicios, planes de recuperación</w:t>
-      </w:r>
-      <w:r>
-        <w:t xml:space="preserve"> </w:t>
-      </w:r>
-      <w:r>
-        <w:t xml:space="preserve">tención 164.308(a)(8) Silencio Evaluación Silencioso Realizar evaluaciones técnicas y no técnicas periódicas después de los cambios pertinentes. TENIDO Alcance de evaluación, conclusiones, plan de corrección</w:t>
-      </w:r>
-      <w:r>
-        <w:t xml:space="preserve"> </w:t>
-      </w:r>
-      <w:r>
-        <w:t xml:space="preserve">Silencio 164.308(b) Silencio Acuerdos asociados para empresas tención Uso de contratos u otros arreglos que requieren salvaguardias apropiadas. TEN BAA, due diligence, monitoring TENIDO</w:t>
-      </w:r>
-      <w:r>
-        <w:t xml:space="preserve"> </w:t>
-      </w:r>
-      <w:r>
-        <w:t xml:space="preserve">tención 164.310(a) tención Controles de acceso a las instalaciones Silencio Limitar el acceso físico al permitir el acceso autorizado y la continuidad. Plan de instalación, registros de visitantes, registros de mantenimiento</w:t>
-      </w:r>
-      <w:r>
-        <w:t xml:space="preserve"> </w:t>
-      </w:r>
-      <w:r>
-        <w:t xml:space="preserve">tención 164.310(b) Silencio Uso de estaciones de trabajo Silencio Definir funciones adecuadas y entorno físico para estaciones de trabajo usando ePHI. política de estaciones de trabajo, capacitación, observaciones</w:t>
-      </w:r>
-      <w:r>
-        <w:t xml:space="preserve"> </w:t>
-      </w:r>
-      <w:r>
-        <w:t xml:space="preserve">Silencio 164.310(c) Silencio Seguridad de la estación de trabajo Silencio Restringir el acceso físico a estaciones de trabajo que acceden a ePHI. tención Localizaciones seguras, pantallas, controles de dispositivos</w:t>
-      </w:r>
-      <w:r>
-        <w:t xml:space="preserve"> </w:t>
-      </w:r>
-      <w:r>
-        <w:t xml:space="preserve">TEN 164.310(d) TENIDO Controles de dispositivos y medios de comunicación TENIDO Recibimiento, movimiento, reutilización, respaldo, eliminación y rendición de cuentas. Silencio Inventario, cadena de custodia, prueba de limpieza y destrucción</w:t>
-      </w:r>
-      <w:r>
-        <w:t xml:space="preserve"> </w:t>
-      </w:r>
-      <w:r>
-        <w:t xml:space="preserve">Silencio 164.312(a) Silencio Control de acceso Silencio Uso de IDs únicos, acceso de emergencia, y controles de logotipo y cifrado adecuados. Ajustes de IAM, prueba de emergencia, registro de cifrado</w:t>
-      </w:r>
-      <w:r>
-        <w:t xml:space="preserve"> </w:t>
-      </w:r>
-      <w:r>
-        <w:t xml:space="preserve">tención 164.312(b) Silencio Controles de auditoría tención Record y examinar la actividad en sistemas que contengan o utilicen ePHI. Silencios, calendario de revisión, registros de investigación</w:t>
-      </w:r>
-      <w:r>
-        <w:t xml:space="preserve"> </w:t>
-      </w:r>
-      <w:r>
-        <w:t xml:space="preserve">Silencio 164.312(c) Silencio Integridad Silencio Protege el ePHI de alteración o destrucción indebida. Controles de integridad, controles de cambio, validación</w:t>
-      </w:r>
-      <w:r>
-        <w:t xml:space="preserve"> </w:t>
-      </w:r>
-      <w:r>
-        <w:t xml:space="preserve">Silencio 164.312(d) Silencio Persona o entidad autenticación Silencio Verificar que una persona o entidad que busca acceso es la reclamada. ← Ajustes de autenticación, MFA, registros de identidad</w:t>
-      </w:r>
-      <w:r>
-        <w:t xml:space="preserve"> </w:t>
-      </w:r>
-      <w:r>
-        <w:t xml:space="preserve">Silencio 164.312(e) Silencio Seguridad de la transmisión Silencioso Protege ePHI contra el acceso no autorizado mientras se transmite. ← Encriptación, protocolos seguros, pruebas de arquitectura</w:t>
-      </w:r>
-      <w:r>
-        <w:t xml:space="preserve"> </w:t>
-      </w:r>
-      <w:r>
-        <w:t xml:space="preserve">Silencio 164.314 Silencio Requisitos organizacionales Silencio Abordar contratos comerciales asociados y requisitos del plan de salud grupal. Ø Contratos, documentos del plan, revisiones</w:t>
-      </w:r>
-      <w:r>
-        <w:t xml:space="preserve"> </w:t>
-      </w:r>
-      <w:r>
-        <w:t xml:space="preserve">TEN 164.316 TENRI Políticas, procedimientos y documentación TEN Aplicar políticas razonables y conservar la documentación necesaria durante seis años. Silencio Políticas aprobadas, versiones, pruebas de retención de seis años</w:t>
-      </w:r>
-    </w:p>
-    <w:bookmarkStart w:id="62" w:name="privacy-rule"/>
+        <w:t xml:space="preserve">Significado claro</w:t>
+      </w:r>
+      <w:r>
+        <w:t xml:space="preserve"> </w:t>
+      </w:r>
+      <w:r>
+        <w:t xml:space="preserve">|**</w:t>
+      </w:r>
+    </w:p>
+    <w:p>
+      <w:pPr>
+        <w:pStyle w:val="BodyText"/>
+      </w:pPr>
+      <w:r>
+        <w:t xml:space="preserve">|——————————————————————————————————————————————————————————————————————————————————————————– La vida– |</w:t>
+      </w:r>
+      <w:r>
+        <w:t xml:space="preserve"> </w:t>
+      </w:r>
+      <w:r>
+        <w:t xml:space="preserve">TEN 164.400 | Aplicabilidad ANTE Aplica el subpartido de notificación de incumplimiento a entidades cubiertas y asociados comerciales. ← Ámbito y análisis de roles</w:t>
+      </w:r>
+      <w:r>
+        <w:t xml:space="preserve"> </w:t>
+      </w:r>
+      <w:r>
+        <w:t xml:space="preserve">TEN 164.402 | Definiciones y evaluación del riesgo de incumplimiento ANTERI Se presume una violación de PHI no garantizado a menos que la entidad muestre una baja probabilidad de compromiso utilizando los factores requeridos. | Evaluación de cuatro factores, hechos, mitigación, aprobación</w:t>
+      </w:r>
+      <w:r>
+        <w:t xml:space="preserve"> </w:t>
+      </w:r>
+      <w:r>
+        <w:t xml:space="preserve">tención 164.404 Silencioso Aviso a las personas que viven Notificar a las personas afectadas sin demora irrazonable y a más tardar 60 días después del descubrimiento; cumplir con el contenido y las reglas de entrega. tención Notificación, búsqueda de direcciones, entrega y aviso sustituto</w:t>
+      </w:r>
+      <w:r>
+        <w:t xml:space="preserve"> </w:t>
+      </w:r>
+      <w:r>
+        <w:t xml:space="preserve">tención 164.406 Silencioso Aviso a los medios de comunicación | Por infracciones que afectan a más de 500 residentes de un estado o jurisdicción, notifique a los medios prominentes dentro del período requerido. | Cuenta por jurisdicción, aviso de los medios de comunicación, prueba de entrega</w:t>
+      </w:r>
+      <w:r>
+        <w:t xml:space="preserve"> </w:t>
+      </w:r>
+      <w:r>
+        <w:t xml:space="preserve">TEN 164.408 | NOTICIA A LA SECRETARÍA ANTERIVISIÓN El informe viola el HHS bajo las reglas de tiempo para 500 o más y menos de 500 individuos. TEN HHS submission, annual small-breach log |</w:t>
+      </w:r>
+      <w:r>
+        <w:t xml:space="preserve"> </w:t>
+      </w:r>
+      <w:r>
+        <w:t xml:space="preserve">| 164.410 | Aviso por un socio de negocios | A BA debe notificar a la entidad cubierta sin demora irrazonable y a más tardar 60 días, con identificación y hechos disponibles. TEN BA aviso, fecha de descubrimiento, información de la persona afectada</w:t>
+      </w:r>
+      <w:r>
+        <w:t xml:space="preserve"> </w:t>
+      </w:r>
+      <w:r>
+        <w:t xml:space="preserve">TEN 164.412 | Aplazamiento de la aplicación de la ley ANTERIOR Cuando una declaración de cumplimiento de la ley calificada cumple con la norma. tención Registro de solicitud escrita o oral y cálculo de retraso</w:t>
+      </w:r>
+      <w:r>
+        <w:t xml:space="preserve"> </w:t>
+      </w:r>
+      <w:r>
+        <w:t xml:space="preserve">| 164.414 | Requisitos administrativos y carga de la prueba | Aplicar capacitación laboral, políticas, no represalias, documentación y prueba de que se hicieron o no se requerían avisos. políticas, capacitación, evaluación del riesgo, pruebas de notificación</w:t>
+      </w:r>
+    </w:p>
+    <w:bookmarkEnd w:id="52"/>
+    <w:bookmarkStart w:id="53" w:name="enforcement-and-preemption"/>
     <w:p>
       <w:pPr>
         <w:pStyle w:val="Heading2"/>
       </w:pPr>
       <w:r>
-        <w:t xml:space="preserve">12.2 Privacy Rule</w:t>
+        <w:t xml:space="preserve">12.4 Enforcement and preemption</w:t>
       </w:r>
     </w:p>
     <w:p>
@@ -4591,155 +4983,43 @@
         <w:pStyle w:val="FirstParagraph"/>
       </w:pPr>
       <w:r>
-        <w:t xml:space="preserve">Silencio</w:t>
-      </w:r>
-      <w:r>
-        <w:t xml:space="preserve"> </w:t>
-      </w:r>
-      <w:r>
-        <w:rPr>
-          <w:bCs/>
-          <w:b/>
-        </w:rPr>
-        <w:t xml:space="preserve">Citación</w:t>
-      </w:r>
-      <w:r>
-        <w:t xml:space="preserve"> </w:t>
-      </w:r>
-      <w:r>
-        <w:t xml:space="preserve">Silencio</w:t>
-      </w:r>
-      <w:r>
-        <w:t xml:space="preserve"> </w:t>
-      </w:r>
-      <w:r>
-        <w:rPr>
-          <w:bCs/>
-          <w:b/>
-        </w:rPr>
-        <w:t xml:space="preserve">Requisito</w:t>
-      </w:r>
-      <w:r>
-        <w:t xml:space="preserve"> </w:t>
-      </w:r>
-      <w:r>
-        <w:t xml:space="preserve">Silencio</w:t>
-      </w:r>
-      <w:r>
-        <w:t xml:space="preserve"> </w:t>
-      </w:r>
-      <w:r>
-        <w:rPr>
-          <w:bCs/>
-          <w:b/>
-        </w:rPr>
-        <w:t xml:space="preserve">Plain meaning</w:t>
-      </w:r>
-      <w:r>
-        <w:t xml:space="preserve"> </w:t>
-      </w:r>
-      <w:r>
-        <w:t xml:space="preserve">Silencio**</w:t>
-      </w:r>
-      <w:r>
-        <w:t xml:space="preserve"> </w:t>
-      </w:r>
-      <w:r>
-        <w:t xml:space="preserve">Silencio———————————————————————————————————————————————————————————————————————————————————————————————————————————————————————————————————————————————————————————————————————————————————————————————-</w:t>
-      </w:r>
-      <w:r>
-        <w:t xml:space="preserve"> </w:t>
-      </w:r>
-      <w:r>
-        <w:t xml:space="preserve">TEN 164.502 TENIDO Reglas generales de uso y divulgación TENIDO Utilizar o divulgar PHI únicamente según sea necesario o permitido; aplicar reglas de socios comerciales y personas fallecidas. Silencio Matriz de uso/disclosure, aprobaciones, registros de la revelación</w:t>
-      </w:r>
-      <w:r>
-        <w:t xml:space="preserve"> </w:t>
-      </w:r>
-      <w:r>
-        <w:t xml:space="preserve">Silencio 164.504 Silencio Requisitos organizacionales Silencio Dirija a las entidades híbridas, grupos afiliados, socios empresariales y límites patrocinados por planes. ← Designations, BAA, documentos de plan, firewalls ←</w:t>
-      </w:r>
-      <w:r>
-        <w:t xml:space="preserve"> </w:t>
-      </w:r>
-      <w:r>
-        <w:t xml:space="preserve">Silencio 164.506 Silencio Tratamiento, pago y operaciones Silencio Permite definir usos y divulgaciones de TPO y prácticas de consentimiento conexas. Silencio TPO mapa de propósito, aviso, acceso a la función</w:t>
-      </w:r>
-      <w:r>
-        <w:t xml:space="preserve"> </w:t>
-      </w:r>
-      <w:r>
-        <w:t xml:space="preserve">TEN 164.508 ANTE Autorizaciones ANTE Requiere una autorización válida por escrito para usos y divulgaciones no permitidas de otra manera, incluyendo reglas especiales de autorización. Formulario de autorización, revocación, prueba de revelación</w:t>
-      </w:r>
-      <w:r>
-        <w:t xml:space="preserve"> </w:t>
-      </w:r>
-      <w:r>
-        <w:t xml:space="preserve">TEN 164.510 TENIDO Oportunidad de acordar o objetar TENIDOS directorios de instalaciones y participación en cuidado o pago después de dar una oportunidad adecuada cuando sea necesario. Silencio Registro de preferencias, verificación de identidad y relación ←</w:t>
-      </w:r>
-      <w:r>
-        <w:t xml:space="preserve"> </w:t>
-      </w:r>
-      <w:r>
-        <w:t xml:space="preserve">TEN 164.512 TENIDO Usos y revelaciones sin autorización o oportunidad TENIDO Permite actividades específicas tales como requisitos por ley, salud pública, supervisión, judicial, cumplimiento de la ley, investigación y situaciones graves cuando se cumplen las condiciones. ← Base legal, solicitud, verificación, aprobación, registro de la información</w:t>
-      </w:r>
-      <w:r>
-        <w:t xml:space="preserve"> </w:t>
-      </w:r>
-      <w:r>
-        <w:t xml:space="preserve">TEN 164.514 TENIDO Otros requisitos de uso y divulgación TENIDO Cubre la deidentificación, códigos de reidentificación, mínimo necesario, conjuntos de datos limitados, acuerdos de uso de datos, recaudación de fondos y verificación. Silencio Método, determinación de expertos, DUA, verificación, examen mínimo necesario</w:t>
-      </w:r>
-      <w:r>
-        <w:t xml:space="preserve"> </w:t>
-      </w:r>
-      <w:r>
-        <w:t xml:space="preserve">Silencio 164.520 Silencioso Aviso de prácticas de privacidad Silencio Requiere un aviso claro describiendo usos, revelaciones, deberes, derechos, quejas y contactos. NPP actual, distribución, reconocimiento, sitio web</w:t>
-      </w:r>
-      <w:r>
-        <w:t xml:space="preserve"> </w:t>
-      </w:r>
-      <w:r>
-        <w:t xml:space="preserve">Silencio 164.522 Silencio Solicitudes de protección de la privacidad Silencio cubre restricciones y comunicaciones confidenciales, incluyendo la aceptación requerida de ciertas restricciones pagadas en total a los planes de salud. Solicitud, decisión, bandera del sistema, método de comunicación</w:t>
-      </w:r>
-      <w:r>
-        <w:t xml:space="preserve"> </w:t>
-      </w:r>
-      <w:r>
-        <w:t xml:space="preserve">Silencio 164.524 Silencio Acceso Silencio Proporciona acceso a PHI en un conjunto de registros designados, generalmente dentro de 30 días, sujeto a exclusiones, reglas de negación, formato y tarifas permitidas. Silencio Solicitud de registro, búsqueda, revisión de la negación, entrega, cálculo de tarifas</w:t>
-      </w:r>
-      <w:r>
-        <w:t xml:space="preserve"> </w:t>
-      </w:r>
-      <w:r>
-        <w:t xml:space="preserve">tención 164.526 Silencioso Enmienda Silencio Permite a las personas solicitar una enmienda; requiere decisiones, avisos, declaraciones de desacuerdo y vinculación récord. Silencio Solicitud, decisión, enmienda o denegación, notificaciones</w:t>
-      </w:r>
-      <w:r>
-        <w:t xml:space="preserve"> </w:t>
-      </w:r>
-      <w:r>
-        <w:t xml:space="preserve">Silencio 164.528 Silencio Contabilidad de las revelaciones Silencio Requiere una contabilidad de ciertas revelaciones durante el período de seis años aplicable, con excepciones. Silencio Registro de información, solicitud, contabilidad, fecha de respuesta</w:t>
-      </w:r>
-      <w:r>
-        <w:t xml:space="preserve"> </w:t>
-      </w:r>
-      <w:r>
-        <w:t xml:space="preserve">tención 164.530 Silencio Requisitos administrativos Silencio Requiere personal de privacidad, capacitación, salvaguardias, quejas, sanciones, mitigación, no represalias, políticas y documentación. Silencio Función, capacitación, denuncias, sanciones, políticas</w:t>
-      </w:r>
-      <w:r>
-        <w:t xml:space="preserve"> </w:t>
-      </w:r>
-      <w:r>
-        <w:t xml:space="preserve">TEN 164.532–535 ANTERI Transition and compliance provisions TEN Aborda las reglas de transición y las fechas de cumplimiento. tención Registro legal, decisión de transición, fecha de aprobación</w:t>
-      </w:r>
-    </w:p>
-    <w:bookmarkEnd w:id="62"/>
-    <w:bookmarkStart w:id="63" w:name="breach-notification-rule"/>
+        <w:t xml:space="preserve">** Área de localización** |**</w:t>
+      </w:r>
+    </w:p>
+    <w:p>
+      <w:pPr>
+        <w:pStyle w:val="BodyText"/>
+      </w:pPr>
+      <w:r>
+        <w:t xml:space="preserve">|—————————————————————————————————————— La vida eterna… |</w:t>
+      </w:r>
+      <w:r>
+        <w:t xml:space="preserve"> </w:t>
+      </w:r>
+      <w:r>
+        <w:t xml:space="preserve">tención 45 CFR Parte 160 Subparte B | Preemption of state law TEN Mantener la matriz legal y el camino de escalada TENIENDO revisión de la ley del Estado, decisión de la abogada</w:t>
+      </w:r>
+      <w:r>
+        <w:t xml:space="preserve"> </w:t>
+      </w:r>
+      <w:r>
+        <w:t xml:space="preserve">| Parte 160 Subpart C | Cumplimiento e investigaciones | Cooperate, preserve los hechos, evite represalias | Reclamación y archivo de respuesta</w:t>
+      </w:r>
+      <w:r>
+        <w:t xml:space="preserve"> </w:t>
+      </w:r>
+      <w:r>
+        <w:t xml:space="preserve">tención Parte 160 Subpartes D–E | Penal civil sanciones y procedimientos</w:t>
+      </w:r>
+    </w:p>
+    <w:bookmarkEnd w:id="53"/>
+    <w:bookmarkStart w:id="54" w:name="método-de-verificación-del-cumplimiento"/>
     <w:p>
       <w:pPr>
         <w:pStyle w:val="Heading2"/>
       </w:pPr>
       <w:r>
-        <w:t xml:space="preserve">12.3 Breach Notification Rule</w:t>
+        <w:t xml:space="preserve">12.5 Método de verificación del cumplimiento</w:t>
       </w:r>
     </w:p>
     <w:p>
@@ -4747,168 +5027,6 @@
         <w:pStyle w:val="FirstParagraph"/>
       </w:pPr>
       <w:r>
-        <w:t xml:space="preserve">Silencio</w:t>
-      </w:r>
-      <w:r>
-        <w:t xml:space="preserve"> </w:t>
-      </w:r>
-      <w:r>
-        <w:rPr>
-          <w:bCs/>
-          <w:b/>
-        </w:rPr>
-        <w:t xml:space="preserve">Citación</w:t>
-      </w:r>
-      <w:r>
-        <w:t xml:space="preserve"> </w:t>
-      </w:r>
-      <w:r>
-        <w:t xml:space="preserve">Silencio</w:t>
-      </w:r>
-      <w:r>
-        <w:t xml:space="preserve"> </w:t>
-      </w:r>
-      <w:r>
-        <w:rPr>
-          <w:bCs/>
-          <w:b/>
-        </w:rPr>
-        <w:t xml:space="preserve">Requisito</w:t>
-      </w:r>
-      <w:r>
-        <w:t xml:space="preserve"> </w:t>
-      </w:r>
-      <w:r>
-        <w:t xml:space="preserve">Silencio</w:t>
-      </w:r>
-      <w:r>
-        <w:t xml:space="preserve"> </w:t>
-      </w:r>
-      <w:r>
-        <w:rPr>
-          <w:bCs/>
-          <w:b/>
-        </w:rPr>
-        <w:t xml:space="preserve">Plain meaning</w:t>
-      </w:r>
-      <w:r>
-        <w:t xml:space="preserve"> </w:t>
-      </w:r>
-      <w:r>
-        <w:t xml:space="preserve">Silencio**</w:t>
-      </w:r>
-      <w:r>
-        <w:t xml:space="preserve"> </w:t>
-      </w:r>
-      <w:r>
-        <w:t xml:space="preserve">Silencio——————————————————————————————————————————————————————————————————————————————————————————– La vida–</w:t>
-      </w:r>
-      <w:r>
-        <w:t xml:space="preserve"> </w:t>
-      </w:r>
-      <w:r>
-        <w:t xml:space="preserve">TEN 164.400 TENIDO Aplicabilidad ANTE Aplica el subpartido de notificación de incumplimiento a entidades cubiertas y asociados comerciales. ← Ámbito y análisis de roles</w:t>
-      </w:r>
-      <w:r>
-        <w:t xml:space="preserve"> </w:t>
-      </w:r>
-      <w:r>
-        <w:t xml:space="preserve">TEN 164.402 TENIDO Definiciones y evaluación del riesgo de incumplimiento ANTERI Se presume una violación de PHI no garantizado a menos que la entidad muestre una baja probabilidad de compromiso utilizando los factores requeridos. Silencio Evaluación de cuatro factores, hechos, mitigación, aprobación</w:t>
-      </w:r>
-      <w:r>
-        <w:t xml:space="preserve"> </w:t>
-      </w:r>
-      <w:r>
-        <w:t xml:space="preserve">tención 164.404 Silencioso Aviso a las personas que viven Notificar a las personas afectadas sin demora irrazonable y a más tardar 60 días después del descubrimiento; cumplir con el contenido y las reglas de entrega. tención Notificación, búsqueda de direcciones, entrega y aviso sustituto</w:t>
-      </w:r>
-      <w:r>
-        <w:t xml:space="preserve"> </w:t>
-      </w:r>
-      <w:r>
-        <w:t xml:space="preserve">tención 164.406 Silencioso Aviso a los medios de comunicación Silencio Por infracciones que afectan a más de 500 residentes de un estado o jurisdicción, notifique a los medios prominentes dentro del período requerido. Silencio Cuenta por jurisdicción, aviso de los medios de comunicación, prueba de entrega</w:t>
-      </w:r>
-      <w:r>
-        <w:t xml:space="preserve"> </w:t>
-      </w:r>
-      <w:r>
-        <w:t xml:space="preserve">TEN 164.408 TENIDO NOTICIA A LA SECRETARÍA ANTERIVISIÓN El informe viola el HHS bajo las reglas de tiempo para 500 o más y menos de 500 individuos. TEN HHS submission, annual small-breach log TEN</w:t>
-      </w:r>
-      <w:r>
-        <w:t xml:space="preserve"> </w:t>
-      </w:r>
-      <w:r>
-        <w:t xml:space="preserve">Silencio 164.410 Silencio Aviso por un socio de negocios Silencio A BA debe notificar a la entidad cubierta sin demora irrazonable y a más tardar 60 días, con identificación y hechos disponibles. TEN BA aviso, fecha de descubrimiento, información de la persona afectada</w:t>
-      </w:r>
-      <w:r>
-        <w:t xml:space="preserve"> </w:t>
-      </w:r>
-      <w:r>
-        <w:t xml:space="preserve">TEN 164.412 TENIDO Aplazamiento de la aplicación de la ley ANTERIOR Cuando una declaración de cumplimiento de la ley calificada cumple con la norma. tención Registro de solicitud escrita o oral y cálculo de retraso</w:t>
-      </w:r>
-      <w:r>
-        <w:t xml:space="preserve"> </w:t>
-      </w:r>
-      <w:r>
-        <w:t xml:space="preserve">Silencio 164.414 Silencio Requisitos administrativos y carga de la prueba Silencio Aplicar capacitación laboral, políticas, no represalias, documentación y prueba de que se hicieron o no se requerían avisos. políticas, capacitación, evaluación del riesgo, pruebas de notificación</w:t>
-      </w:r>
-    </w:p>
-    <w:bookmarkEnd w:id="63"/>
-    <w:bookmarkStart w:id="64" w:name="enforcement-and-preemption"/>
-    <w:p>
-      <w:pPr>
-        <w:pStyle w:val="Heading2"/>
-      </w:pPr>
-      <w:r>
-        <w:t xml:space="preserve">12.4 Enforcement and preemption</w:t>
-      </w:r>
-    </w:p>
-    <w:p>
-      <w:pPr>
-        <w:pStyle w:val="FirstParagraph"/>
-      </w:pPr>
-      <w:r>
-        <w:t xml:space="preserve">Silencio ** Área de localización** Silencio**</w:t>
-      </w:r>
-      <w:r>
-        <w:t xml:space="preserve"> </w:t>
-      </w:r>
-      <w:r>
-        <w:t xml:space="preserve">Silencio—————————————————————————————————————— La vida eterna…</w:t>
-      </w:r>
-      <w:r>
-        <w:t xml:space="preserve"> </w:t>
-      </w:r>
-      <w:r>
-        <w:t xml:space="preserve">tención 45 CFR Parte 160 Subparte B Silencio Preemption of state law TEN Mantener la matriz legal y el camino de escalada TENIENDO revisión de la ley del Estado, decisión de la abogada</w:t>
-      </w:r>
-      <w:r>
-        <w:t xml:space="preserve"> </w:t>
-      </w:r>
-      <w:r>
-        <w:t xml:space="preserve">Silencio Parte 160 Subpart C Silencio Cumplimiento e investigaciones Silencio Cooperate, preserve los hechos, evite represalias Silencio Reclamación y archivo de respuesta</w:t>
-      </w:r>
-      <w:r>
-        <w:t xml:space="preserve"> </w:t>
-      </w:r>
-      <w:r>
-        <w:t xml:space="preserve">tención Parte 160 Subpartes D–E Silencio Penal civil sanciones y procedimientos</w:t>
-      </w:r>
-    </w:p>
-    <w:bookmarkEnd w:id="64"/>
-    <w:bookmarkStart w:id="65" w:name="método-de-verificación-del-cumplimiento"/>
-    <w:p>
-      <w:pPr>
-        <w:pStyle w:val="Heading2"/>
-      </w:pPr>
-      <w:r>
-        <w:t xml:space="preserve">12.5 Método de verificación del cumplimiento</w:t>
-      </w:r>
-    </w:p>
-    <w:p>
-      <w:pPr>
-        <w:pStyle w:val="FirstParagraph"/>
-      </w:pPr>
-      <w:r>
         <w:t xml:space="preserve">Una prueba de verificación debe conectar un requisito a operaciones reales y pruebas fiables. No debe comenzar con una captura de pantalla o un informe de herramienta. Comience con el riesgo, entidad regulada, límite ePHI, requisito y control que la administración dice que está operando.</w:t>
       </w:r>
     </w:p>
@@ -4920,13 +5038,7 @@
         <w:t xml:space="preserve">Altura:3.56987in” alt=</w:t>
       </w:r>
       <w:r>
-        <w:t xml:space="preserve">“</w:t>
-      </w:r>
-      <w:r>
-        <w:t xml:space="preserve">Empieza con el requisito y el alcance, prueba el control, las excepciones correctas y la prueba antes de concluir.</w:t>
-      </w:r>
-      <w:r>
-        <w:t xml:space="preserve">”</w:t>
+        <w:t xml:space="preserve">“Empieza con el requisito y el alcance, prueba el control, las excepciones correctas y la prueba antes de concluir.”</w:t>
       </w:r>
       <w:r>
         <w:t xml:space="preserve"> </w:t>
@@ -5031,8 +5143,8 @@
         <w:t xml:space="preserve">Escribir una conclusión que establece alcance, período, trabajo realizado, resultado, excepciones y limitaciones.</w:t>
       </w:r>
     </w:p>
-    <w:bookmarkEnd w:id="65"/>
-    <w:bookmarkStart w:id="66" w:name="pruebas-de-verificación-práctica"/>
+    <w:bookmarkEnd w:id="54"/>
+    <w:bookmarkStart w:id="55" w:name="pruebas-de-verificación-práctica"/>
     <w:p>
       <w:pPr>
         <w:pStyle w:val="Heading2"/>
@@ -5041,178 +5153,219 @@
         <w:t xml:space="preserve">12.6 Pruebas de verificación práctica</w:t>
       </w:r>
     </w:p>
-    <w:p>
-      <w:pPr>
-        <w:pStyle w:val="FirstParagraph"/>
-      </w:pPr>
-      <w:r>
-        <w:t xml:space="preserve">Silencio</w:t>
-      </w:r>
-      <w:r>
-        <w:t xml:space="preserve"> </w:t>
-      </w:r>
+    <w:tbl>
+      <w:tblPr>
+        <w:tblStyle w:val="Table"/>
+        <w:tblW w:type="pct" w:w="5000"/>
+        <w:tblLayout w:type="fixed"/>
+        <w:tblLook w:firstRow="1" w:lastRow="0" w:firstColumn="0" w:lastColumn="0" w:noHBand="0" w:noVBand="0" w:val="0020"/>
+      </w:tblPr>
+      <w:tblGrid>
+        <w:gridCol w:w="7920"/>
+      </w:tblGrid>
+      <w:tr>
+        <w:trPr>
+          <w:tblHeader w:val="on"/>
+        </w:trPr>
+        <w:tc>
+          <w:tcPr/>
+          <w:p>
+            <w:pPr>
+              <w:pStyle w:val="Compact"/>
+            </w:pPr>
+            <w:r>
+              <w:rPr>
+                <w:b/>
+                <w:bCs/>
+              </w:rPr>
+              <w:t xml:space="preserve">Área de control</w:t>
+            </w:r>
+            <w:r>
+              <w:t xml:space="preserve"> </w:t>
+            </w:r>
+            <w:r>
+              <w:t xml:space="preserve">Silencioso</w:t>
+            </w:r>
+            <w:r>
+              <w:t xml:space="preserve"> </w:t>
+            </w:r>
+            <w:r>
+              <w:rPr>
+                <w:b/>
+                <w:bCs/>
+              </w:rPr>
+              <w:t xml:space="preserve">Populación y muestra</w:t>
+            </w:r>
+          </w:p>
+        </w:tc>
+      </w:tr>
+      <w:tr>
+        <w:tc>
+          <w:tcPr/>
+          <w:p>
+            <w:pPr>
+              <w:pStyle w:val="Compact"/>
+            </w:pPr>
+            <w:r>
+              <w:t xml:space="preserve">Acceso terminado TEN Todas las terminaciones de la fuerza laboral en el período; muestra de salidas de mayor riesgo y corrientes</w:t>
+            </w:r>
+          </w:p>
+        </w:tc>
+      </w:tr>
+      <w:tr>
+        <w:tc>
+          <w:tcPr/>
+          <w:p>
+            <w:pPr>
+              <w:pStyle w:val="Compact"/>
+            </w:pPr>
+            <w:r>
+              <w:t xml:space="preserve">tención Revisión periódica de acceso</w:t>
+            </w:r>
+          </w:p>
+        </w:tc>
+      </w:tr>
+      <w:tr>
+        <w:tc>
+          <w:tcPr/>
+          <w:p>
+            <w:pPr>
+              <w:pStyle w:val="Compact"/>
+            </w:pPr>
+            <w:r>
+              <w:t xml:space="preserve">Revisión de la actividad del sistema de información permanente Todas las revisiones diarias, semanales o mensuales programadas; muestra durante todo el período</w:t>
+            </w:r>
+          </w:p>
+        </w:tc>
+      </w:tr>
+    </w:tbl>
+    <w:p>
+      <w:pPr>
+        <w:pStyle w:val="BodyText"/>
+      </w:pPr>
+      <w:r>
+        <w:t xml:space="preserve">TEN Vulnerability management TEN All in-scope assets and findings; select critical, high, aged, and accepted findings TEN Confirmación de cobertura y credenciales de escaneado, validación de hallazgos, comparación de plazos, corrección de inspección, y recan ANTERIA inventario, ajustes de escaneo, informe, ticket, excepción, rescan, riesgo residual</w:t>
+      </w:r>
+      <w:r>
+        <w:t xml:space="preserve"> </w:t>
+      </w:r>
+      <w:r>
+        <w:t xml:space="preserve">← Respaldos y recuperación | Todos los trabajos de copia de seguridad y las pruebas de restauración necesarias; éxito de la muestra, fracaso y eventos de recuperación | Inspeccione el estado de trabajo, alertas de fracaso, respuesta, copias protegidas, restaurar evidencia, objetivo de recuperación, y lecciones pendientes .</w:t>
+      </w:r>
+      <w:r>
+        <w:t xml:space="preserve"> </w:t>
+      </w:r>
+      <w:r>
+        <w:t xml:space="preserve">TEN Seguridad incidentes e infracciones | Población total de incidentes reconciliada con alertas, mostrador de ayuda, privacidad y troncos de incumplimiento Clasificación de pruebas, contención, evaluación de cuatro factores, tiempo de notificación, mitigación y cierre del archivo | Incident, evaluación de riesgos, avisos, aprobación, acción correctiva, retest |</w:t>
+      </w:r>
+      <w:r>
+        <w:t xml:space="preserve"> </w:t>
+      </w:r>
+      <w:r>
+        <w:t xml:space="preserve">TEN Business Associates ← Proveedores completos y población de BA; muestre proveedores de alto riesgo, nuevos, cambiados y rescindidos TEN VACÍFICO, términos BAA, debida diligencia, subcontratistas, pruebas de seguridad, incidentes, cambios y salida ANTERIOR inventario de proveedores, BAA, evaluación, hallazgos, monitoreo, destrucción o prueba de retorno |</w:t>
+      </w:r>
+      <w:r>
+        <w:t xml:space="preserve"> </w:t>
+      </w:r>
+      <w:r>
+        <w:t xml:space="preserve">| Derechos individuales Todo acceso, enmienda, restricción, comunicación confidencial, contabilidad y solicitudes de denuncia Test identity, scope, search, deadlines, extension, denial review, fee, delivery, and kept result |</w:t>
+      </w:r>
+      <w:r>
+        <w:t xml:space="preserve"> </w:t>
+      </w:r>
+      <w:r>
+        <w:t xml:space="preserve">tención Formación y sanciones Ocupación Personal completo y población de contratistas; funciones de muestra, nuevos alquileres, estudiantes fallecidos e incidentes | Comparar asignaciones con población laboral, tiempo de culminación de pruebas, contenido, seguimiento y sanciones cuando sea aplicable Ø Roster, informe de terminación, recordatorios, historial de sanción, revisión de la gestión</w:t>
+      </w:r>
+    </w:p>
+    <w:bookmarkEnd w:id="55"/>
+    <w:bookmarkStart w:id="56" w:name="confiabilidad-de-la-evidencia"/>
+    <w:p>
+      <w:pPr>
+        <w:pStyle w:val="Heading2"/>
+      </w:pPr>
+      <w:r>
+        <w:t xml:space="preserve">12.7 Confiabilidad de la evidencia</w:t>
+      </w:r>
+    </w:p>
+    <w:tbl>
+      <w:tblPr>
+        <w:tblStyle w:val="Table"/>
+        <w:tblW w:type="pct" w:w="5000"/>
+        <w:tblLayout w:type="fixed"/>
+        <w:tblLook w:firstRow="1" w:lastRow="0" w:firstColumn="0" w:lastColumn="0" w:noHBand="0" w:noVBand="0" w:val="0020"/>
+      </w:tblPr>
+      <w:tblGrid>
+        <w:gridCol w:w="7920"/>
+      </w:tblGrid>
+      <w:tr>
+        <w:trPr>
+          <w:tblHeader w:val="on"/>
+        </w:trPr>
+        <w:tc>
+          <w:tcPr/>
+          <w:p>
+            <w:pPr>
+              <w:pStyle w:val="Compact"/>
+            </w:pPr>
+            <w:r>
+              <w:rPr>
+                <w:b/>
+                <w:bCs/>
+              </w:rPr>
+              <w:t xml:space="preserve">La calidad de la prueba</w:t>
+            </w:r>
+            <w:r>
+              <w:t xml:space="preserve"> </w:t>
+            </w:r>
+            <w:r>
+              <w:t xml:space="preserve">Silencioso**</w:t>
+            </w:r>
+          </w:p>
+        </w:tc>
+      </w:tr>
+      <w:tr>
+        <w:tc>
+          <w:tcPr/>
+          <w:p>
+            <w:pPr>
+              <w:pStyle w:val="Compact"/>
+            </w:pPr>
+            <w:r>
+              <w:t xml:space="preserve">TEN Weak</w:t>
+            </w:r>
+          </w:p>
+        </w:tc>
+      </w:tr>
+      <w:tr>
+        <w:tc>
+          <w:tcPr/>
+          <w:p>
+            <w:pPr>
+              <w:pStyle w:val="Compact"/>
+            </w:pPr>
+            <w:r>
+              <w:t xml:space="preserve">TEN UTILIZADO</w:t>
+            </w:r>
+          </w:p>
+        </w:tc>
+      </w:tr>
+    </w:tbl>
+    <w:p>
+      <w:pPr>
+        <w:pStyle w:val="BodyText"/>
+      </w:pPr>
+      <w:r>
+        <w:t xml:space="preserve">← Resultado generado por el sistema, además de revisión independiente, decisiones, entradas, corrección y retestigo ← Trace la cadena completa y registro de cualquier limitación</w:t>
+      </w:r>
+    </w:p>
+    <w:p>
+      <w:pPr>
+        <w:pStyle w:val="BodyText"/>
+      </w:pPr>
       <w:r>
         <w:rPr>
+          <w:b/>
           <w:bCs/>
-          <w:b/>
-        </w:rPr>
-        <w:t xml:space="preserve">Área de control</w:t>
-      </w:r>
-      <w:r>
-        <w:t xml:space="preserve"> </w:t>
-      </w:r>
-      <w:r>
-        <w:t xml:space="preserve">Silencioso</w:t>
-      </w:r>
-      <w:r>
-        <w:t xml:space="preserve"> </w:t>
-      </w:r>
-      <w:r>
-        <w:rPr>
-          <w:bCs/>
-          <w:b/>
-        </w:rPr>
-        <w:t xml:space="preserve">Populación y muestra</w:t>
-      </w:r>
-      <w:r>
-        <w:t xml:space="preserve"> </w:t>
-      </w:r>
-      <w:r>
-        <w:t xml:space="preserve">Silencio**</w:t>
-      </w:r>
-      <w:r>
-        <w:t xml:space="preserve"> </w:t>
-      </w:r>
-      <w:r>
-        <w:t xml:space="preserve">Silencio——————————————————————————————————————————————————————————————————————————————————————————————————————————————————————————————————————————————————————————————————————————————————————————————————————————————————</w:t>
-      </w:r>
-      <w:r>
-        <w:t xml:space="preserve"> </w:t>
-      </w:r>
-      <w:r>
-        <w:t xml:space="preserve">TENIDO Acceso terminado TEN Todas las terminaciones de la fuerza laboral en el período; muestra de salidas de mayor riesgo y corrientes TENIDO Comparar tiempo de terminación de recursos humanos con cuenta, insignia, acceso remoto, correo electrónico, EHR, y acceso privilegiado desactivación; inspecciones TENIDO lista completa de recursos humanos, IAM y registros del sistema, entradas, aprobaciones, tiempo de desactivación, excepción y retest</w:t>
-      </w:r>
-      <w:r>
-        <w:t xml:space="preserve"> </w:t>
-      </w:r>
-      <w:r>
-        <w:t xml:space="preserve">tención Revisión periódica de acceso Silencio Todos los comentarios requeridos por sistema y período; sistemas de muestra con ePHI y roles privilegiados Silencio Confirmación completa de la población de usuarios, evaluador calificado, necesidad de roles, decisiones, absorciones, fecha de finalización y seguimiento Silencioso exportación de usuarios, pruebas de revisores, pasajes de eliminación, seguimiento del punto final, conclusión TENIDO</w:t>
-      </w:r>
-      <w:r>
-        <w:t xml:space="preserve"> </w:t>
-      </w:r>
-      <w:r>
-        <w:t xml:space="preserve">Revisión de la actividad del sistema de información permanente Todas las revisiones diarias, semanales o mensuales programadas; muestra durante todo el período Silencio Inspeccione los registros de fuentes, cobertura de alerta, identidad de revisor, investigación, escalada y pruebas retenidas SIEM report, review record, ticket, decision, unresolved gap</w:t>
-      </w:r>
-      <w:r>
-        <w:t xml:space="preserve"> </w:t>
-      </w:r>
-      <w:r>
-        <w:t xml:space="preserve">TEN Vulnerability management TEN All in-scope assets and findings; select critical, high, aged, and accepted findings TEN Confirmación de cobertura y credenciales de escaneado, validación de hallazgos, comparación de plazos, corrección de inspección, y recan ANTERIA inventario, ajustes de escaneo, informe, ticket, excepción, rescan, riesgo residual</w:t>
-      </w:r>
-      <w:r>
-        <w:t xml:space="preserve"> </w:t>
-      </w:r>
-      <w:r>
-        <w:t xml:space="preserve">← Respaldos y recuperación Silencio Todos los trabajos de copia de seguridad y las pruebas de restauración necesarias; éxito de la muestra, fracaso y eventos de recuperación Silencio Inspeccione el estado de trabajo, alertas de fracaso, respuesta, copias protegidas, restaurar evidencia, objetivo de recuperación, y lecciones pendientes .</w:t>
-      </w:r>
-      <w:r>
-        <w:t xml:space="preserve"> </w:t>
-      </w:r>
-      <w:r>
-        <w:t xml:space="preserve">TEN Seguridad incidentes e infracciones Silencio Población total de incidentes reconciliada con alertas, mostrador de ayuda, privacidad y troncos de incumplimiento Clasificación de pruebas, contención, evaluación de cuatro factores, tiempo de notificación, mitigación y cierre del archivo Silencio Incident, evaluación de riesgos, avisos, aprobación, acción correctiva, retest Silencio</w:t>
-      </w:r>
-      <w:r>
-        <w:t xml:space="preserve"> </w:t>
-      </w:r>
-      <w:r>
-        <w:t xml:space="preserve">TEN Business Associates ← Proveedores completos y población de BA; muestre proveedores de alto riesgo, nuevos, cambiados y rescindidos TEN VACÍFICO, términos BAA, debida diligencia, subcontratistas, pruebas de seguridad, incidentes, cambios y salida ANTERIOR inventario de proveedores, BAA, evaluación, hallazgos, monitoreo, destrucción o prueba de retorno TENIDO</w:t>
-      </w:r>
-      <w:r>
-        <w:t xml:space="preserve"> </w:t>
-      </w:r>
-      <w:r>
-        <w:t xml:space="preserve">Silencio Derechos individuales Todo acceso, enmienda, restricción, comunicación confidencial, contabilidad y solicitudes de denuncia Test identity, scope, search, deadlines, extension, denial review, fee, delivery, and kept result</w:t>
-      </w:r>
-      <w:r>
-        <w:t xml:space="preserve"> </w:t>
-      </w:r>
-      <w:r>
-        <w:t xml:space="preserve">tención Formación y sanciones Ocupación Personal completo y población de contratistas; funciones de muestra, nuevos alquileres, estudiantes fallecidos e incidentes Silencio Comparar asignaciones con población laboral, tiempo de culminación de pruebas, contenido, seguimiento y sanciones cuando sea aplicable Ø Roster, informe de terminación, recordatorios, historial de sanción, revisión de la gestión</w:t>
-      </w:r>
-    </w:p>
-    <w:bookmarkEnd w:id="66"/>
-    <w:bookmarkStart w:id="67" w:name="confiabilidad-de-la-evidencia"/>
-    <w:p>
-      <w:pPr>
-        <w:pStyle w:val="Heading2"/>
-      </w:pPr>
-      <w:r>
-        <w:t xml:space="preserve">12.7 Confiabilidad de la evidencia</w:t>
-      </w:r>
-    </w:p>
-    <w:p>
-      <w:pPr>
-        <w:pStyle w:val="FirstParagraph"/>
-      </w:pPr>
-      <w:r>
-        <w:t xml:space="preserve">Silencio</w:t>
-      </w:r>
-      <w:r>
-        <w:t xml:space="preserve"> </w:t>
-      </w:r>
-      <w:r>
-        <w:rPr>
-          <w:bCs/>
-          <w:b/>
-        </w:rPr>
-        <w:t xml:space="preserve">La calidad de la prueba</w:t>
-      </w:r>
-      <w:r>
-        <w:t xml:space="preserve"> </w:t>
-      </w:r>
-      <w:r>
-        <w:t xml:space="preserve">Silencioso**</w:t>
-      </w:r>
-      <w:r>
-        <w:t xml:space="preserve"> </w:t>
-      </w:r>
-      <w:r>
-        <w:t xml:space="preserve">Silencio————————————————————————————————————————————————————————————–</w:t>
-      </w:r>
-      <w:r>
-        <w:t xml:space="preserve"> </w:t>
-      </w:r>
-      <w:r>
-        <w:t xml:space="preserve">TEN Weak Silencio Declaración verbal, captura de pantalla no fechada, exportación parcial o resumen creado por el propietario sin prueba de fuente TEN Solicitar datos fuente, fecha, alcance, identidad del sistema, revisor y población completa</w:t>
-      </w:r>
-      <w:r>
-        <w:t xml:space="preserve"> </w:t>
-      </w:r>
-      <w:r>
-        <w:t xml:space="preserve">TEN UTILIZADO TENIDO Informe del sistema Dated ligado al alcance y el período correctos TEN Confirmar configuración, integridad, acceso e interpretación TEN</w:t>
-      </w:r>
-      <w:r>
-        <w:t xml:space="preserve"> </w:t>
-      </w:r>
-      <w:r>
-        <w:t xml:space="preserve">← Resultado generado por el sistema, además de revisión independiente, decisiones, entradas, corrección y retestigo ← Trace la cadena completa y registro de cualquier limitación</w:t>
-      </w:r>
-    </w:p>
-    <w:p>
-      <w:pPr>
-        <w:pStyle w:val="BodyText"/>
-      </w:pPr>
-      <w:r>
-        <w:t xml:space="preserve">Silencio</w:t>
-      </w:r>
-      <w:r>
-        <w:t xml:space="preserve"> </w:t>
-      </w:r>
-      <w:r>
-        <w:rPr>
-          <w:bCs/>
-          <w:b/>
         </w:rPr>
         <w:t xml:space="preserve">Regla de verificación:</w:t>
       </w:r>
@@ -5220,18 +5373,20 @@
         <w:t xml:space="preserve"> </w:t>
       </w:r>
       <w:r>
-        <w:t xml:space="preserve">Una búsqueda de herramientas es una entrada, no una conclusión. La verificación del cumplimiento requiere alcance, datos completos, examen humano, contexto jurídico y normativo, medidas correctivas y pruebas de que el control funciona con el tiempo.</w:t>
-      </w:r>
-      <w:r>
-        <w:t xml:space="preserve"> </w:t>
-      </w:r>
-      <w:r>
-        <w:t xml:space="preserve">Silencio.</w:t>
-      </w:r>
-    </w:p>
-    <w:bookmarkEnd w:id="67"/>
-    <w:bookmarkEnd w:id="68"/>
-    <w:bookmarkStart w:id="72" w:name="libro-de-juegos-hipaa-de-manager"/>
+        <w:t xml:space="preserve">Una búsqueda de herramientas es una entrada, no una conclusión. La verificación del cumplimiento requiere alcance, datos completos, examen humano, contexto jurídico y normativo, medidas correctivas y pruebas de que el control funciona con el tiempo. |</w:t>
+      </w:r>
+    </w:p>
+    <w:p>
+      <w:pPr>
+        <w:pStyle w:val="BodyText"/>
+      </w:pPr>
+      <w:r>
+        <w:t xml:space="preserve">|. |</w:t>
+      </w:r>
+    </w:p>
+    <w:bookmarkEnd w:id="56"/>
+    <w:bookmarkEnd w:id="57"/>
+    <w:bookmarkStart w:id="61" w:name="libro-de-juegos-hipaa-de-manager"/>
     <w:p>
       <w:pPr>
         <w:pStyle w:val="Heading1"/>
@@ -5246,8 +5401,8 @@
       </w:pPr>
       <w:r>
         <w:rPr>
+          <w:i/>
           <w:iCs/>
-          <w:i/>
         </w:rPr>
         <w:t xml:space="preserve">Las preguntas, los paneles, las reuniones y los administradores de decisiones deben controlarse</w:t>
       </w:r>
@@ -5255,7 +5410,7 @@
         <w:t xml:space="preserve">.</w:t>
       </w:r>
     </w:p>
-    <w:bookmarkStart w:id="69" w:name="preguntas-para-cada-propietario"/>
+    <w:bookmarkStart w:id="58" w:name="preguntas-para-cada-propietario"/>
     <w:p>
       <w:pPr>
         <w:pStyle w:val="Heading2"/>
@@ -5374,8 +5529,8 @@
         <w:t xml:space="preserve">¿Quién acepta el riesgo residual y por qué autoridad?</w:t>
       </w:r>
     </w:p>
-    <w:bookmarkEnd w:id="69"/>
-    <w:bookmarkStart w:id="70" w:name="dashboard-mensual"/>
+    <w:bookmarkEnd w:id="58"/>
+    <w:bookmarkStart w:id="59" w:name="dashboard-mensual"/>
     <w:p>
       <w:pPr>
         <w:pStyle w:val="Heading2"/>
@@ -5390,8 +5545,8 @@
       </w:pPr>
       <w:r>
         <w:rPr>
+          <w:b/>
           <w:bCs/>
-          <w:b/>
         </w:rPr>
         <w:t xml:space="preserve">Area</w:t>
       </w:r>
@@ -5399,13 +5554,13 @@
         <w:t xml:space="preserve"> </w:t>
       </w:r>
       <w:r>
-        <w:t xml:space="preserve">Silencio ** Cuestión del personal**</w:t>
-      </w:r>
-      <w:r>
-        <w:t xml:space="preserve"> </w:t>
-      </w:r>
-      <w:r>
-        <w:t xml:space="preserve">Silencio.</w:t>
+        <w:t xml:space="preserve">| ** Cuestión del personal**</w:t>
+      </w:r>
+      <w:r>
+        <w:t xml:space="preserve"> </w:t>
+      </w:r>
+      <w:r>
+        <w:t xml:space="preserve">|. |</w:t>
       </w:r>
       <w:r>
         <w:t xml:space="preserve"> </w:t>
@@ -5423,13 +5578,13 @@
         <w:t xml:space="preserve"> </w:t>
       </w:r>
       <w:r>
-        <w:t xml:space="preserve">Silencio ¿Estaban a bordo, cambios, revisiones y terminación completadas? Verde / Amarillo / Rojo</w:t>
-      </w:r>
-      <w:r>
-        <w:t xml:space="preserve"> </w:t>
-      </w:r>
-      <w:r>
-        <w:t xml:space="preserve">tención Revisión de la actividad Silencio ¿Se revisan registros y alertas con pruebas? Verde / Amarillo / Rojo</w:t>
+        <w:t xml:space="preserve">| ¿Estaban a bordo, cambios, revisiones y terminación completadas? Verde / Amarillo / Rojo |</w:t>
+      </w:r>
+      <w:r>
+        <w:t xml:space="preserve"> </w:t>
+      </w:r>
+      <w:r>
+        <w:t xml:space="preserve">tención Revisión de la actividad | ¿Se revisan registros y alertas con pruebas? Verde / Amarillo / Rojo</w:t>
       </w:r>
       <w:r>
         <w:t xml:space="preserve"> </w:t>
@@ -5441,7 +5596,7 @@
         <w:t xml:space="preserve"> </w:t>
       </w:r>
       <w:r>
-        <w:t xml:space="preserve">← Backups Silencio ¿Han tenido éxito las copias de seguridad y las pruebas de restauración? Verde / Amarillo / Rojo</w:t>
+        <w:t xml:space="preserve">← Backups | ¿Han tenido éxito las copias de seguridad y las pruebas de restauración? Verde / Amarillo / Rojo</w:t>
       </w:r>
       <w:r>
         <w:t xml:space="preserve"> </w:t>
@@ -5459,11 +5614,11 @@
         <w:t xml:space="preserve"> </w:t>
       </w:r>
       <w:r>
-        <w:t xml:space="preserve">Silencio ¿Son solicitudes completas, precisas, seguras y oportunas? Verde / Amarillo / Rojo</w:t>
-      </w:r>
-    </w:p>
-    <w:bookmarkEnd w:id="70"/>
-    <w:bookmarkStart w:id="71" w:name="errores-comunes-de-gestión"/>
+        <w:t xml:space="preserve">| ¿Son solicitudes completas, precisas, seguras y oportunas? Verde / Amarillo / Rojo |</w:t>
+      </w:r>
+    </w:p>
+    <w:bookmarkEnd w:id="59"/>
+    <w:bookmarkStart w:id="60" w:name="errores-comunes-de-gestión"/>
     <w:p>
       <w:pPr>
         <w:pStyle w:val="Heading2"/>
@@ -5571,9 +5726,9 @@
         <w:t xml:space="preserve">Ignorando más estrictos requisitos estatales.</w:t>
       </w:r>
     </w:p>
-    <w:bookmarkEnd w:id="71"/>
-    <w:bookmarkEnd w:id="72"/>
-    <w:bookmarkStart w:id="76" w:name="from-beginner-to-junior-hipaa-analista"/>
+    <w:bookmarkEnd w:id="60"/>
+    <w:bookmarkEnd w:id="61"/>
+    <w:bookmarkStart w:id="65" w:name="from-beginner-to-junior-hipaa-analista"/>
     <w:p>
       <w:pPr>
         <w:pStyle w:val="Heading1"/>
@@ -5588,8 +5743,8 @@
       </w:pPr>
       <w:r>
         <w:rPr>
+          <w:i/>
           <w:iCs/>
-          <w:i/>
         </w:rPr>
         <w:t xml:space="preserve">Un camino seguro y honesto a la privacidad, seguridad y cumplimiento.</w:t>
       </w:r>
@@ -5602,13 +5757,7 @@
         <w:t xml:space="preserve">■img src=</w:t>
       </w:r>
       <w:r>
-        <w:t xml:space="preserve">“</w:t>
-      </w:r>
-      <w:r>
-        <w:t xml:space="preserve">media/image6.png</w:t>
-      </w:r>
-      <w:r>
-        <w:t xml:space="preserve">”</w:t>
+        <w:t xml:space="preserve">“media/image6.png”</w:t>
       </w:r>
       <w:r>
         <w:t xml:space="preserve"> </w:t>
@@ -5617,13 +5766,7 @@
         <w:t xml:space="preserve">style=</w:t>
       </w:r>
       <w:r>
-        <w:t xml:space="preserve">“</w:t>
-      </w:r>
-      <w:r>
-        <w:t xml:space="preserve">width:6.15in;height:3.31039in</w:t>
-      </w:r>
-      <w:r>
-        <w:t xml:space="preserve">”</w:t>
+        <w:t xml:space="preserve">“width:6.15in;height:3.31039in”</w:t>
       </w:r>
       <w:r>
         <w:t xml:space="preserve"> </w:t>
@@ -5632,13 +5775,7 @@
         <w:t xml:space="preserve">alt=</w:t>
       </w:r>
       <w:r>
-        <w:t xml:space="preserve">“</w:t>
-      </w:r>
-      <w:r>
-        <w:t xml:space="preserve">Aprendizaje, mapeo, pruebas, documentación y aplicación de empleo forman una trayectoria profesional</w:t>
-      </w:r>
-      <w:r>
-        <w:t xml:space="preserve">”</w:t>
+        <w:t xml:space="preserve">“Aprendizaje, mapeo, pruebas, documentación y aplicación de empleo forman una trayectoria profesional”</w:t>
       </w:r>
       <w:r>
         <w:t xml:space="preserve">. /</w:t>
@@ -5652,7 +5789,7 @@
         <w:t xml:space="preserve">Figura 5. Vía analista Junior HIPAA</w:t>
       </w:r>
     </w:p>
-    <w:bookmarkStart w:id="73" w:name="títulos-de-trabajo"/>
+    <w:bookmarkStart w:id="62" w:name="títulos-de-trabajo"/>
     <w:p>
       <w:pPr>
         <w:pStyle w:val="Heading2"/>
@@ -5725,8 +5862,8 @@
         <w:t xml:space="preserve">HIPAA Program Coordinator</w:t>
       </w:r>
     </w:p>
-    <w:bookmarkEnd w:id="73"/>
-    <w:bookmarkStart w:id="74" w:name="típico-trabajo-junior"/>
+    <w:bookmarkEnd w:id="62"/>
+    <w:bookmarkStart w:id="63" w:name="típico-trabajo-junior"/>
     <w:p>
       <w:pPr>
         <w:pStyle w:val="Heading2"/>
@@ -5823,8 +5960,8 @@
         <w:t xml:space="preserve">Seguir la remediación y retener la prueba de retesta.</w:t>
       </w:r>
     </w:p>
-    <w:bookmarkEnd w:id="74"/>
-    <w:bookmarkStart w:id="75" w:name="portafolio-proof"/>
+    <w:bookmarkEnd w:id="63"/>
+    <w:bookmarkStart w:id="64" w:name="portafolio-proof"/>
     <w:p>
       <w:pPr>
         <w:pStyle w:val="Heading2"/>
@@ -5838,15 +5975,9 @@
         <w:pStyle w:val="FirstParagraph"/>
       </w:pPr>
       <w:r>
-        <w:t xml:space="preserve">Silencio</w:t>
-      </w:r>
-      <w:r>
-        <w:t xml:space="preserve"> </w:t>
-      </w:r>
-      <w:r>
         <w:rPr>
+          <w:b/>
           <w:bCs/>
-          <w:b/>
         </w:rPr>
         <w:t xml:space="preserve">Skill</w:t>
       </w:r>
@@ -5854,13 +5985,15 @@
         <w:t xml:space="preserve"> </w:t>
       </w:r>
       <w:r>
-        <w:t xml:space="preserve">Silencio**</w:t>
-      </w:r>
-      <w:r>
-        <w:t xml:space="preserve"> </w:t>
-      </w:r>
-      <w:r>
-        <w:t xml:space="preserve">Silencio—————————- La vida———-</w:t>
+        <w:t xml:space="preserve">|**</w:t>
+      </w:r>
+    </w:p>
+    <w:p>
+      <w:pPr>
+        <w:pStyle w:val="BodyText"/>
+      </w:pPr>
+      <w:r>
+        <w:t xml:space="preserve">|—————————- La vida———- |</w:t>
       </w:r>
       <w:r>
         <w:t xml:space="preserve"> </w:t>
@@ -5872,7 +6005,7 @@
         <w:t xml:space="preserve"> </w:t>
       </w:r>
       <w:r>
-        <w:t xml:space="preserve">tención cartografía de datos Silencioso ePHI ciclo de vida, inventario del sistema y diagrama de flujo de datos TEN</w:t>
+        <w:t xml:space="preserve">tención cartografía de datos Silencioso ePHI ciclo de vida, inventario del sistema y diagrama de flujo de datos |</w:t>
       </w:r>
       <w:r>
         <w:t xml:space="preserve"> </w:t>
@@ -5890,44 +6023,46 @@
         <w:t xml:space="preserve"> </w:t>
       </w:r>
       <w:r>
-        <w:t xml:space="preserve">TEN Privacidad TENIDO Adhesión de acceso y archivos de divulgación</w:t>
-      </w:r>
-      <w:r>
-        <w:t xml:space="preserve"> </w:t>
-      </w:r>
-      <w:r>
-        <w:t xml:space="preserve">Respuesta del incidente Silencio Breach: evaluación de cuatro factores y decisión de notificación</w:t>
-      </w:r>
-      <w:r>
-        <w:t xml:space="preserve"> </w:t>
-      </w:r>
-      <w:r>
-        <w:t xml:space="preserve">Silencioso riesgo de vendedor Silencio Lista de verificación BAA, diligencia debida y plan de acción correctiva</w:t>
-      </w:r>
-      <w:r>
-        <w:t xml:space="preserve"> </w:t>
-      </w:r>
-      <w:r>
-        <w:t xml:space="preserve">Silencio Manejo comunicación Silencio Una página dashboard y resumen de riesgo ejecutivo</w:t>
-      </w:r>
-    </w:p>
-    <w:p>
-      <w:pPr>
-        <w:pStyle w:val="BodyText"/>
-      </w:pPr>
-      <w:r>
-        <w:t xml:space="preserve">Silencio ** Honra sincera:** Una cartera de laboratorio es el trabajo de formación, no la experiencia profesional. Etiqueta como ficticio, protege toda la información, y explica lo que requiere examen experto o legal.</w:t>
-      </w:r>
-      <w:r>
-        <w:t xml:space="preserve"> </w:t>
-      </w:r>
-      <w:r>
-        <w:t xml:space="preserve">Silencio.</w:t>
-      </w:r>
-    </w:p>
-    <w:bookmarkEnd w:id="75"/>
-    <w:bookmarkEnd w:id="76"/>
-    <w:bookmarkStart w:id="114" w:name="Xaf135cf7954024c63da62587a94dc203ff1f275"/>
+        <w:t xml:space="preserve">TEN Privacidad | Adhesión de acceso y archivos de divulgación</w:t>
+      </w:r>
+      <w:r>
+        <w:t xml:space="preserve"> </w:t>
+      </w:r>
+      <w:r>
+        <w:t xml:space="preserve">Respuesta del incidente | Breach: evaluación de cuatro factores y decisión de notificación</w:t>
+      </w:r>
+      <w:r>
+        <w:t xml:space="preserve"> </w:t>
+      </w:r>
+      <w:r>
+        <w:t xml:space="preserve">Silencioso riesgo de vendedor | Lista de verificación BAA, diligencia debida y plan de acción correctiva</w:t>
+      </w:r>
+      <w:r>
+        <w:t xml:space="preserve"> </w:t>
+      </w:r>
+      <w:r>
+        <w:t xml:space="preserve">| Manejo comunicación | Una página dashboard y resumen de riesgo ejecutivo</w:t>
+      </w:r>
+    </w:p>
+    <w:p>
+      <w:pPr>
+        <w:pStyle w:val="BodyText"/>
+      </w:pPr>
+      <w:r>
+        <w:t xml:space="preserve">** Honra sincera:** Una cartera de laboratorio es el trabajo de formación, no la experiencia profesional. Etiqueta como ficticio, protege toda la información, y explica lo que requiere examen experto o legal. |</w:t>
+      </w:r>
+    </w:p>
+    <w:p>
+      <w:pPr>
+        <w:pStyle w:val="BodyText"/>
+      </w:pPr>
+      <w:r>
+        <w:t xml:space="preserve">|. |</w:t>
+      </w:r>
+    </w:p>
+    <w:bookmarkEnd w:id="64"/>
+    <w:bookmarkEnd w:id="65"/>
+    <w:bookmarkStart w:id="103" w:name="Xaf135cf7954024c63da62587a94dc203ff1f275"/>
     <w:p>
       <w:pPr>
         <w:pStyle w:val="Heading1"/>
@@ -5938,11 +6073,11 @@
     </w:p>
     <w:p>
       <w:pPr>
+        <w:pStyle w:val="Compact"/>
         <w:numPr>
           <w:ilvl w:val="0"/>
           <w:numId w:val="1020"/>
         </w:numPr>
-        <w:pStyle w:val="Compact"/>
       </w:pPr>
       <w:r>
         <w:t xml:space="preserve">Enlaces oficiales, inicios rápidos seguros, pruebas y limitaciones.*</w:t>
@@ -5960,8 +6095,8 @@
       </w:r>
       <w:r>
         <w:rPr>
+          <w:b/>
           <w:bCs/>
-          <w:b/>
         </w:rPr>
         <w:t xml:space="preserve">Metodología primero:</w:t>
       </w:r>
@@ -5975,100 +6110,184 @@
         <w:t xml:space="preserve"> </w:t>
       </w:r>
       <w:r>
-        <w:t xml:space="preserve">Silencio.</w:t>
-      </w:r>
-    </w:p>
-    <w:p>
-      <w:pPr>
-        <w:pStyle w:val="BodyText"/>
-      </w:pPr>
-      <w:r>
-        <w:t xml:space="preserve">Silencio</w:t>
-      </w:r>
-      <w:r>
-        <w:t xml:space="preserve"> </w:t>
-      </w:r>
-      <w:r>
-        <w:rPr>
-          <w:bCs/>
-          <w:b/>
-        </w:rPr>
-        <w:t xml:space="preserve">Herramienta</w:t>
-      </w:r>
-      <w:r>
-        <w:t xml:space="preserve"> </w:t>
-      </w:r>
-      <w:r>
-        <w:t xml:space="preserve">Silencio—————————————————-</w:t>
-      </w:r>
-      <w:r>
-        <w:t xml:space="preserve"> </w:t>
-      </w:r>
-      <w:r>
-        <w:t xml:space="preserve">TENIDO CISO Assistant TENIDO GRC, risks, controls, evidence TENIDO Análisis de riesgos, operación de salvaguardia, evidencia o remediación</w:t>
-      </w:r>
-      <w:r>
-        <w:t xml:space="preserve"> </w:t>
-      </w:r>
-      <w:r>
-        <w:t xml:space="preserve">tención Wazuh ← SIEM, monitoreo de puntos finales, integridad de archivos TENIDO Análisis de riesgos, operación de salvaguardia, evidencia o remediación TENIDO</w:t>
-      </w:r>
-      <w:r>
-        <w:t xml:space="preserve"> </w:t>
-      </w:r>
-      <w:r>
-        <w:t xml:space="preserve">TEN OpenSCAP TENIDO Evaluación de la configuración de Linux ANTE Análisis de riesgos, operación de salvaguardia, evidencia o remediación</w:t>
-      </w:r>
-      <w:r>
-        <w:t xml:space="preserve"> </w:t>
-      </w:r>
-      <w:r>
-        <w:t xml:space="preserve">Silencio Greenbone Community Edition ← Vulnerability escanear ← Análisis de riesgos, operación de salvaguardia, evidencia o remediación</w:t>
-      </w:r>
-      <w:r>
-        <w:t xml:space="preserve"> </w:t>
-      </w:r>
-      <w:r>
-        <w:t xml:space="preserve">osquery Silencio Inventario y consultas de Endpoint Análisis de riesgos, operación de salvaguardia, evidencia o remediación</w:t>
-      </w:r>
-      <w:r>
-        <w:t xml:space="preserve"> </w:t>
-      </w:r>
-      <w:r>
-        <w:t xml:space="preserve">tención Trivy Silencio Código, imagen, secreto y configuración escaneado rígido Análisis de riesgos, operación de salvaguardia, evidencia o remediación TENIDO</w:t>
-      </w:r>
-      <w:r>
-        <w:t xml:space="preserve"> </w:t>
-      </w:r>
-      <w:r>
-        <w:t xml:space="preserve">Silencio OWASP ZAP TENIDO Pruebas autorizadas de aplicación web TENIDO Análisis de riesgos, operación de salvaguardia, evidencia o remediación</w:t>
-      </w:r>
-      <w:r>
-        <w:t xml:space="preserve"> </w:t>
-      </w:r>
-      <w:r>
-        <w:t xml:space="preserve">← Keycloak TENIDO Identidad, roles, autenticación, MFA TENIDO Análisis de riesgos, operación de salvaguardia, evidencia o remediación</w:t>
-      </w:r>
-      <w:r>
-        <w:t xml:space="preserve"> </w:t>
-      </w:r>
-      <w:r>
-        <w:t xml:space="preserve">← DefectDojo Silencio Encontrar el seguimiento de la ingesta y la remediación</w:t>
-      </w:r>
-      <w:r>
-        <w:t xml:space="preserve"> </w:t>
-      </w:r>
-      <w:r>
-        <w:t xml:space="preserve">Silencio Velociraptor Silencio Visibilidad de endpoint y respuesta a incidentes Silencio Análisis de riesgos, operación de salvaguardia, evidencia o remediación Silencio</w:t>
-      </w:r>
-      <w:r>
-        <w:t xml:space="preserve"> </w:t>
-      </w:r>
-      <w:r>
-        <w:t xml:space="preserve">TEN Open Policy Agent TENIDO POLÍTICA Como código TENIDO Análisis de riesgos, operación de salvaguardia, evidencia o remediación TENIDO</w:t>
-      </w:r>
-    </w:p>
-    <w:bookmarkStart w:id="77" w:name="X9c695fc9e4dfd97e8824155c30b22bca2e3d583"/>
+        <w:t xml:space="preserve">|. |</w:t>
+      </w:r>
+    </w:p>
+    <w:tbl>
+      <w:tblPr>
+        <w:tblStyle w:val="Table"/>
+        <w:tblW w:type="pct" w:w="5000"/>
+        <w:tblLayout w:type="fixed"/>
+        <w:tblLook w:firstRow="1" w:lastRow="0" w:firstColumn="0" w:lastColumn="0" w:noHBand="0" w:noVBand="0" w:val="0020"/>
+      </w:tblPr>
+      <w:tblGrid>
+        <w:gridCol w:w="7920"/>
+      </w:tblGrid>
+      <w:tr>
+        <w:trPr>
+          <w:tblHeader w:val="on"/>
+        </w:trPr>
+        <w:tc>
+          <w:tcPr/>
+          <w:p>
+            <w:pPr>
+              <w:pStyle w:val="Compact"/>
+            </w:pPr>
+            <w:r>
+              <w:rPr>
+                <w:b/>
+                <w:bCs/>
+              </w:rPr>
+              <w:t xml:space="preserve">Herramienta</w:t>
+            </w:r>
+          </w:p>
+        </w:tc>
+      </w:tr>
+      <w:tr>
+        <w:tc>
+          <w:tcPr/>
+          <w:p>
+            <w:pPr>
+              <w:pStyle w:val="Compact"/>
+            </w:pPr>
+            <w:r>
+              <w:t xml:space="preserve">CISO Assistant</w:t>
+            </w:r>
+          </w:p>
+        </w:tc>
+      </w:tr>
+      <w:tr>
+        <w:tc>
+          <w:tcPr/>
+          <w:p>
+            <w:pPr>
+              <w:pStyle w:val="Compact"/>
+            </w:pPr>
+            <w:r>
+              <w:t xml:space="preserve">tención Wazuh ← SIEM, monitoreo de puntos finales, integridad de archivos</w:t>
+            </w:r>
+          </w:p>
+        </w:tc>
+      </w:tr>
+      <w:tr>
+        <w:tc>
+          <w:tcPr/>
+          <w:p>
+            <w:pPr>
+              <w:pStyle w:val="Compact"/>
+            </w:pPr>
+            <w:r>
+              <w:t xml:space="preserve">TEN OpenSCAP</w:t>
+            </w:r>
+          </w:p>
+        </w:tc>
+      </w:tr>
+      <w:tr>
+        <w:tc>
+          <w:tcPr/>
+          <w:p>
+            <w:pPr>
+              <w:pStyle w:val="Compact"/>
+            </w:pPr>
+            <w:r>
+              <w:t xml:space="preserve">Greenbone Community Edition ← Vulnerability escanear ← Análisis de riesgos, operación de salvaguardia, evidencia o remediación</w:t>
+            </w:r>
+          </w:p>
+        </w:tc>
+      </w:tr>
+      <w:tr>
+        <w:tc>
+          <w:tcPr/>
+          <w:p>
+            <w:pPr>
+              <w:pStyle w:val="Compact"/>
+            </w:pPr>
+            <w:r>
+              <w:t xml:space="preserve">osquery</w:t>
+            </w:r>
+          </w:p>
+        </w:tc>
+      </w:tr>
+      <w:tr>
+        <w:tc>
+          <w:tcPr/>
+          <w:p>
+            <w:pPr>
+              <w:pStyle w:val="Compact"/>
+            </w:pPr>
+            <w:r>
+              <w:t xml:space="preserve">tención Trivy</w:t>
+            </w:r>
+          </w:p>
+        </w:tc>
+      </w:tr>
+      <w:tr>
+        <w:tc>
+          <w:tcPr/>
+          <w:p>
+            <w:pPr>
+              <w:pStyle w:val="Compact"/>
+            </w:pPr>
+            <w:r>
+              <w:t xml:space="preserve">OWASP ZAP</w:t>
+            </w:r>
+          </w:p>
+        </w:tc>
+      </w:tr>
+      <w:tr>
+        <w:tc>
+          <w:tcPr/>
+          <w:p>
+            <w:pPr>
+              <w:pStyle w:val="Compact"/>
+            </w:pPr>
+            <w:r>
+              <w:t xml:space="preserve">← Keycloak</w:t>
+            </w:r>
+          </w:p>
+        </w:tc>
+      </w:tr>
+      <w:tr>
+        <w:tc>
+          <w:tcPr/>
+          <w:p>
+            <w:pPr>
+              <w:pStyle w:val="Compact"/>
+            </w:pPr>
+            <w:r>
+              <w:t xml:space="preserve">← DefectDojo</w:t>
+            </w:r>
+          </w:p>
+        </w:tc>
+      </w:tr>
+      <w:tr>
+        <w:tc>
+          <w:tcPr/>
+          <w:p>
+            <w:pPr>
+              <w:pStyle w:val="Compact"/>
+            </w:pPr>
+            <w:r>
+              <w:t xml:space="preserve">Velociraptor</w:t>
+            </w:r>
+          </w:p>
+        </w:tc>
+      </w:tr>
+      <w:tr>
+        <w:tc>
+          <w:tcPr/>
+          <w:p>
+            <w:pPr>
+              <w:pStyle w:val="Compact"/>
+            </w:pPr>
+            <w:r>
+              <w:t xml:space="preserve">TEN Open Policy Agent</w:t>
+            </w:r>
+          </w:p>
+        </w:tc>
+      </w:tr>
+    </w:tbl>
+    <w:bookmarkStart w:id="66" w:name="X9c695fc9e4dfd97e8824155c30b22bca2e3d583"/>
     <w:p>
       <w:pPr>
         <w:pStyle w:val="Heading2"/>
@@ -6077,110 +6296,195 @@
         <w:t xml:space="preserve">15.1 Matriz de verificación de la herramienta a la adquisición</w:t>
       </w:r>
     </w:p>
-    <w:p>
-      <w:pPr>
-        <w:pStyle w:val="FirstParagraph"/>
-      </w:pPr>
-      <w:r>
-        <w:t xml:space="preserve">Silencio</w:t>
-      </w:r>
-      <w:r>
-        <w:t xml:space="preserve"> </w:t>
-      </w:r>
-      <w:r>
-        <w:rPr>
-          <w:bCs/>
-          <w:b/>
-        </w:rPr>
-        <w:t xml:space="preserve">Herramienta o recurso</w:t>
-      </w:r>
-      <w:r>
-        <w:t xml:space="preserve"> </w:t>
-      </w:r>
-      <w:r>
-        <w:t xml:space="preserve">Silencio ** Apoyo a la HIPAA** Silencio ** tarea de verificación** Silencioso para retener ** Limitación importante**</w:t>
-      </w:r>
-      <w:r>
-        <w:t xml:space="preserve"> </w:t>
-      </w:r>
-      <w:r>
-        <w:t xml:space="preserve">Silencio———————————————————————————————————————————————————————————————————————————————————————————————————————————————————————————————————————————————————————————————————————————————————————————————————————————————————————————————————————————————————————————————-</w:t>
-      </w:r>
-      <w:r>
-        <w:t xml:space="preserve"> </w:t>
-      </w:r>
-      <w:r>
-        <w:t xml:space="preserve">TEN CISO Assistant TEN 164.308(a)(1), 164.316, proveedor y gobernanza de pruebas TENER Map EPHI riesgos para las salvaguardias, propietarios, evidencias, hallazgos y tratamiento TENIDO registro de riesgos, matriz de control, aprobaciones, pista de auditoría TENER Registros en los que entran los usuarios; no prueba que la evidencia de origen es completa o precisa TEN</w:t>
-      </w:r>
-      <w:r>
-        <w:t xml:space="preserve"> </w:t>
-      </w:r>
-      <w:r>
-        <w:t xml:space="preserve">HHS/ONC SRA Tool TENIDO 164.308(a)(1)(ii)(A) risk analysis Use preguntas estructuradas para identificar posibles lagunas de alcance y control TEN Evaluación completa, soporte de pruebas, acciones de tratamiento TEN A asistencia inicial; no garantiza un análisis preciso y minucioso de los riesgos institucionales TEN</w:t>
-      </w:r>
-      <w:r>
-        <w:t xml:space="preserve"> </w:t>
-      </w:r>
-      <w:r>
-        <w:t xml:space="preserve">Silencio osquery Silencio 164.308(a)(1), 164.310(d), 164.312(a) y (d) Silencio Query endpoint users, software, cifrado, servicios, y dispositivo state ← Query, lista de hosts, timetamps, resultados completos, decisión de revisor tención La cobertura depende de los puntos finales instalados y de presentación de informes y tablas del sistema operativo</w:t>
-      </w:r>
-      <w:r>
-        <w:t xml:space="preserve"> </w:t>
-      </w:r>
-      <w:r>
-        <w:t xml:space="preserve">Silencio Keycloak Silencio 164.308(a)(3)–(4), 164.312(a) y (d) Silencio Prueba identidad única, roles, menos privilegios, MFA, acceso de emergencia y eliminación Silenciosos Configuración exportación, usuario y población de papel, resultados de prueba, aprobaciones Silencio Sólo verifica sistemas usando esa plataforma de identidad; autorización de aguas abajo puede diferir TEN</w:t>
-      </w:r>
-      <w:r>
-        <w:t xml:space="preserve"> </w:t>
-      </w:r>
-      <w:r>
-        <w:t xml:space="preserve">i) i) ii) d), 164,308 a) 6), 164,312 b) Recopilación de registros de pruebas, generación de alerta, integridad de archivos, revisión, investigación y escalada ANTERI inventario, reglas, alerta, ticket de revisión, respuesta y cierre Una alerta sin un examen humano documentado y la respuesta no prueba que la salvaguardia opera TEN</w:t>
-      </w:r>
-      <w:r>
-        <w:t xml:space="preserve"> </w:t>
-      </w:r>
-      <w:r>
-        <w:t xml:space="preserve">TEN OpenSCAP TEN 164.308(a)(8), 164.312(a), 164.312(c) TEN Comparar los hosts aprobados de Linux con una corrección de base de seguridad seleccionada y retest de retest ANTERI Perfil, versión de contenido, alcance de host, informe HTML/ARF, excepción, rescan TENIDOS Baseline no es el mismo que el cumplimiento de HIPAA y puede afectar las aplicaciones TEN</w:t>
-      </w:r>
-      <w:r>
-        <w:t xml:space="preserve"> </w:t>
-      </w:r>
-      <w:r>
-        <w:t xml:space="preserve">Silencio Greenbone Silencio 164.308(a)(1), 164.308(a)(8) Silencio Medir cobertura de vulnerabilidad autenticada, validar hallazgos, plazos de pista, y recan Silencio Lista de objetivos, versión de alimentación y escáner, ajustes, informe, entradas, rescan durable No puede encontrar todas las debilidades; alcance, credenciales, falsos positivos y sistemas frágiles importa</w:t>
-      </w:r>
-      <w:r>
-        <w:t xml:space="preserve"> </w:t>
-      </w:r>
-      <w:r>
-        <w:t xml:space="preserve">Silencio Trivy Silencio 164.308(a)(1), 164.312(c), software y riesgo en la nube Silencio Escanear código marcado, imágenes, dependencias, secretos y configuración de infraestructura TEN Target digest, base de datos y versión de herramientas, ajustes, resultado, ticket, retest TENED Los resultados pueden contener secretos y pueden perderse los riesgos de funcionamiento, empresa-lógica y despliegue TEN</w:t>
-      </w:r>
-      <w:r>
-        <w:t xml:space="preserve"> </w:t>
-      </w:r>
-      <w:r>
-        <w:t xml:space="preserve">TENIDO OWASP ZAP TEN 164.308(a)(8), 164.312(c) y (e) TENIDO Revisión pasivamente y, cuando está autorizado, prueba activamente un laboratorio o aplicación web aprobada TENIDO Alcance escrito, versión, ajustes, hallazgos, validación, corrección, retest TENIDO Los escaneos activos pueden cambiar datos o interrumpir los sistemas de cuidado; la automatización no es una prueba de penetración completa</w:t>
-      </w:r>
-      <w:r>
-        <w:t xml:space="preserve"> </w:t>
-      </w:r>
-      <w:r>
-        <w:t xml:space="preserve">Silencio DefectDojo Silencio 164.308(a)(1), 164.308(a)(6), corrective-action evidence Silencio Import findings, deduplicar, asigne, track risk decisions, retest, and close Silencio Encontrar historia, propietario, fecha de vencimiento, evidencia, aceptación de riesgo, cierre verificado tención El estado de flujo de trabajo no demuestra una solución; el cierre debe ser respaldado por una prueba independiente</w:t>
-      </w:r>
-      <w:r>
-        <w:t xml:space="preserve"> </w:t>
-      </w:r>
-      <w:r>
-        <w:t xml:space="preserve">Silencio Velociraptor Silencio 164.308(a)(6), 164.312(b) Silencio Recopila los artefactos de punta aprobados durante una investigación aislada y cadena de documentos de custodia Silencio Solicitud de colección, resultados, notas de analista, registro de preservación Silencioso La colección poderosa puede exponer PHI o interrumpir los puntos finales; utilizar la autorización estricta y minimización Silencio</w:t>
-      </w:r>
-      <w:r>
-        <w:t xml:space="preserve"> </w:t>
-      </w:r>
-      <w:r>
-        <w:t xml:space="preserve">TEN Open Policy Agent TEN 164.308(a)(1), 164.312(a) y (c) Silencio Test policy-as-code rules for required ownership, classification, encryption, or deployment conditions TEN Versión de política, tests, permitidos y negados insumos, decisión de tuberías, aprobación Las reglas de TENCIÓN sólo cubren condiciones codificadas; mala lógica o falta de integración crea falsa confianza</w:t>
-      </w:r>
-    </w:p>
-    <w:bookmarkEnd w:id="77"/>
-    <w:bookmarkStart w:id="78" w:name="X3139e19a13aa311f484366e871e43fa6e517ed3"/>
+    <w:tbl>
+      <w:tblPr>
+        <w:tblStyle w:val="Table"/>
+        <w:tblW w:type="pct" w:w="5000"/>
+        <w:tblLayout w:type="fixed"/>
+        <w:tblLook w:firstRow="1" w:lastRow="0" w:firstColumn="0" w:lastColumn="0" w:noHBand="0" w:noVBand="0" w:val="0020"/>
+      </w:tblPr>
+      <w:tblGrid>
+        <w:gridCol w:w="7920"/>
+      </w:tblGrid>
+      <w:tr>
+        <w:trPr>
+          <w:tblHeader w:val="on"/>
+        </w:trPr>
+        <w:tc>
+          <w:tcPr/>
+          <w:p>
+            <w:pPr>
+              <w:pStyle w:val="Compact"/>
+            </w:pPr>
+            <w:r>
+              <w:rPr>
+                <w:b/>
+                <w:bCs/>
+              </w:rPr>
+              <w:t xml:space="preserve">Herramienta o recurso</w:t>
+            </w:r>
+          </w:p>
+        </w:tc>
+      </w:tr>
+      <w:tr>
+        <w:tc>
+          <w:tcPr/>
+          <w:p>
+            <w:pPr>
+              <w:pStyle w:val="Compact"/>
+            </w:pPr>
+            <w:r>
+              <w:t xml:space="preserve">TEN CISO Assistant TEN 164.308(a)(1), 164.316, proveedor y gobernanza de pruebas TENER Map EPHI riesgos para las salvaguardias, propietarios, evidencias, hallazgos y tratamiento</w:t>
+            </w:r>
+          </w:p>
+        </w:tc>
+      </w:tr>
+      <w:tr>
+        <w:tc>
+          <w:tcPr/>
+          <w:p>
+            <w:pPr>
+              <w:pStyle w:val="Compact"/>
+            </w:pPr>
+            <w:r>
+              <w:t xml:space="preserve">HHS/ONC SRA Tool</w:t>
+            </w:r>
+          </w:p>
+        </w:tc>
+      </w:tr>
+      <w:tr>
+        <w:tc>
+          <w:tcPr/>
+          <w:p>
+            <w:pPr>
+              <w:pStyle w:val="Compact"/>
+            </w:pPr>
+            <w:r>
+              <w:t xml:space="preserve">osquery</w:t>
+            </w:r>
+          </w:p>
+        </w:tc>
+      </w:tr>
+      <w:tr>
+        <w:tc>
+          <w:tcPr/>
+          <w:p>
+            <w:pPr>
+              <w:pStyle w:val="Compact"/>
+            </w:pPr>
+            <w:r>
+              <w:t xml:space="preserve">Keycloak</w:t>
+            </w:r>
+          </w:p>
+        </w:tc>
+      </w:tr>
+      <w:tr>
+        <w:tc>
+          <w:tcPr/>
+          <w:p>
+            <w:pPr>
+              <w:pStyle w:val="Compact"/>
+            </w:pPr>
+            <w:r>
+              <w:t xml:space="preserve">i) i) ii) d), 164,308 a) 6), 164,312 b) Recopilación de registros de pruebas, generación de alerta, integridad de archivos, revisión, investigación y escalada ANTERI inventario, reglas, alerta, ticket de revisión, respuesta y cierre Una alerta sin un examen humano documentado y la respuesta no prueba que la salvaguardia opera</w:t>
+            </w:r>
+          </w:p>
+        </w:tc>
+      </w:tr>
+      <w:tr>
+        <w:tc>
+          <w:tcPr/>
+          <w:p>
+            <w:pPr>
+              <w:pStyle w:val="Compact"/>
+            </w:pPr>
+            <w:r>
+              <w:t xml:space="preserve">TEN OpenSCAP TEN 164.308(a)(8), 164.312(a), 164.312(c) TEN Comparar los hosts aprobados de Linux con una corrección de base de seguridad seleccionada y retest de retest ANTERI Perfil, versión de contenido, alcance de host, informe HTML/ARF, excepción, rescan TENIDOS Baseline no es el mismo que el cumplimiento de HIPAA y puede afectar las aplicaciones</w:t>
+            </w:r>
+          </w:p>
+        </w:tc>
+      </w:tr>
+      <w:tr>
+        <w:tc>
+          <w:tcPr/>
+          <w:p>
+            <w:pPr>
+              <w:pStyle w:val="Compact"/>
+            </w:pPr>
+            <w:r>
+              <w:t xml:space="preserve">Greenbone</w:t>
+            </w:r>
+          </w:p>
+        </w:tc>
+      </w:tr>
+      <w:tr>
+        <w:tc>
+          <w:tcPr/>
+          <w:p>
+            <w:pPr>
+              <w:pStyle w:val="Compact"/>
+            </w:pPr>
+            <w:r>
+              <w:t xml:space="preserve">Trivy</w:t>
+            </w:r>
+          </w:p>
+        </w:tc>
+      </w:tr>
+      <w:tr>
+        <w:tc>
+          <w:tcPr/>
+          <w:p>
+            <w:pPr>
+              <w:pStyle w:val="Compact"/>
+            </w:pPr>
+            <w:r>
+              <w:t xml:space="preserve">OWASP ZAP TEN 164.308(a)(8), 164.312(c) y (e)</w:t>
+            </w:r>
+          </w:p>
+        </w:tc>
+      </w:tr>
+      <w:tr>
+        <w:tc>
+          <w:tcPr/>
+          <w:p>
+            <w:pPr>
+              <w:pStyle w:val="Compact"/>
+            </w:pPr>
+            <w:r>
+              <w:t xml:space="preserve">DefectDojo</w:t>
+            </w:r>
+          </w:p>
+        </w:tc>
+      </w:tr>
+      <w:tr>
+        <w:tc>
+          <w:tcPr/>
+          <w:p>
+            <w:pPr>
+              <w:pStyle w:val="Compact"/>
+            </w:pPr>
+            <w:r>
+              <w:t xml:space="preserve">Velociraptor</w:t>
+            </w:r>
+          </w:p>
+        </w:tc>
+      </w:tr>
+      <w:tr>
+        <w:tc>
+          <w:tcPr/>
+          <w:p>
+            <w:pPr>
+              <w:pStyle w:val="Compact"/>
+            </w:pPr>
+            <w:r>
+              <w:t xml:space="preserve">TEN Open Policy Agent TEN 164.308(a)(1), 164.312(a) y (c)</w:t>
+            </w:r>
+          </w:p>
+        </w:tc>
+      </w:tr>
+    </w:tbl>
+    <w:bookmarkEnd w:id="66"/>
+    <w:bookmarkStart w:id="67" w:name="X3139e19a13aa311f484366e871e43fa6e517ed3"/>
     <w:p>
       <w:pPr>
         <w:pStyle w:val="Heading2"/>
@@ -6277,8 +6581,8 @@
         <w:t xml:space="preserve">Revalidate después de importantes actualizaciones, cambios de configuración, nuevas integraciones o fallos de control de materiales.</w:t>
       </w:r>
     </w:p>
-    <w:bookmarkEnd w:id="78"/>
-    <w:bookmarkStart w:id="79" w:name="paquete-de-evidencia-de-herramientas"/>
+    <w:bookmarkEnd w:id="67"/>
+    <w:bookmarkStart w:id="68" w:name="paquete-de-evidencia-de-herramientas"/>
     <w:p>
       <w:pPr>
         <w:pStyle w:val="Heading2"/>
@@ -6402,13 +6706,7 @@
         <w:pStyle w:val="FirstParagraph"/>
       </w:pPr>
       <w:r>
-        <w:t xml:space="preserve">“</w:t>
-      </w:r>
-      <w:r>
-        <w:t xml:space="preserve">Un informe no es prueba, autorización, validación, remediación y retesting crear la cadena de evidencia</w:t>
-      </w:r>
-      <w:r>
-        <w:t xml:space="preserve">”</w:t>
+        <w:t xml:space="preserve">“Un informe no es prueba, autorización, validación, remediación y retesting crear la cadena de evidencia”</w:t>
       </w:r>
       <w:r>
         <w:t xml:space="preserve"> </w:t>
@@ -6425,8 +6723,8 @@
         <w:t xml:space="preserve">Gráfico 7 De la producción de herramientas a la evidencia de cumplimiento</w:t>
       </w:r>
     </w:p>
-    <w:bookmarkEnd w:id="79"/>
-    <w:bookmarkStart w:id="81" w:name="ciso-assistant"/>
+    <w:bookmarkEnd w:id="68"/>
+    <w:bookmarkStart w:id="70" w:name="ciso-assistant"/>
     <w:p>
       <w:pPr>
         <w:pStyle w:val="Heading2"/>
@@ -6449,8 +6747,8 @@
       </w:pPr>
       <w:r>
         <w:rPr>
+          <w:b/>
           <w:bCs/>
-          <w:b/>
         </w:rPr>
         <w:t xml:space="preserve">Documentación y configuración oficiales</w:t>
       </w:r>
@@ -6461,13 +6759,13 @@
         <w:t xml:space="preserve">Abra la guía oficial de asistentes CISO(https://intuitem.gitbook.io/ciso-assistant)</w:t>
       </w:r>
     </w:p>
-    <w:bookmarkStart w:id="80" w:name="quick-start"/>
+    <w:bookmarkStart w:id="69" w:name="inicio-rápido"/>
     <w:p>
       <w:pPr>
         <w:pStyle w:val="Heading3"/>
       </w:pPr>
       <w:r>
-        <w:t xml:space="preserve">Quick start</w:t>
+        <w:t xml:space="preserve">Inicio rápido</w:t>
       </w:r>
     </w:p>
     <w:p>
@@ -6478,9 +6776,9 @@
         <w:t xml:space="preserve">Crear una organización de salud ficticia, añadir un riesgo de ePHI, mapear una salvaguardia de reglas de seguridad, asignar un propietario y adjuntar evidencias sanitarias.</w:t>
       </w:r>
     </w:p>
-    <w:bookmarkEnd w:id="80"/>
-    <w:bookmarkEnd w:id="81"/>
-    <w:bookmarkStart w:id="82" w:name="evidencia-para-retener"/>
+    <w:bookmarkEnd w:id="69"/>
+    <w:bookmarkEnd w:id="70"/>
+    <w:bookmarkStart w:id="71" w:name="evidencia-para-retener"/>
     <w:p>
       <w:pPr>
         <w:pStyle w:val="Heading2"/>
@@ -6497,8 +6795,8 @@
         <w:t xml:space="preserve">Aprobación de registros, propósito, propietario, alcance, sistemas, clasificación de datos, versión de herramientas y contenidos, configuración, resultado completo, revisor, decisión, acción correctiva y retest. Protege los informes que contienen ePHI, credenciales, arquitectura, identidades o vulnerabilidades.</w:t>
       </w:r>
     </w:p>
-    <w:bookmarkEnd w:id="82"/>
-    <w:bookmarkStart w:id="84" w:name="wazuh"/>
+    <w:bookmarkEnd w:id="71"/>
+    <w:bookmarkStart w:id="73" w:name="wazuh"/>
     <w:p>
       <w:pPr>
         <w:pStyle w:val="Heading2"/>
@@ -6521,8 +6819,8 @@
       </w:pPr>
       <w:r>
         <w:rPr>
+          <w:b/>
           <w:bCs/>
-          <w:b/>
         </w:rPr>
         <w:t xml:space="preserve">Documentación y configuración oficiales</w:t>
       </w:r>
@@ -6533,13 +6831,13 @@
         <w:t xml:space="preserve">Abra la guía oficial Wazuh realizada/u título](https://documentation.wazuh.com/current/quickstart.html)</w:t>
       </w:r>
     </w:p>
-    <w:bookmarkStart w:id="83" w:name="quick-start-1"/>
+    <w:bookmarkStart w:id="72" w:name="inicio-rápido-1"/>
     <w:p>
       <w:pPr>
         <w:pStyle w:val="Heading3"/>
       </w:pPr>
       <w:r>
-        <w:t xml:space="preserve">Quick start</w:t>
+        <w:t xml:space="preserve">Inicio rápido</w:t>
       </w:r>
     </w:p>
     <w:p>
@@ -6550,9 +6848,9 @@
         <w:t xml:space="preserve">Conectar un punto final de laboratorio, crear un evento inofensivo, revisar la alerta y guardar el evento, la decisión del revisor y el seguimiento.</w:t>
       </w:r>
     </w:p>
-    <w:bookmarkEnd w:id="83"/>
-    <w:bookmarkEnd w:id="84"/>
-    <w:bookmarkStart w:id="85" w:name="evidencia-para-retener-1"/>
+    <w:bookmarkEnd w:id="72"/>
+    <w:bookmarkEnd w:id="73"/>
+    <w:bookmarkStart w:id="74" w:name="evidencia-para-retener-1"/>
     <w:p>
       <w:pPr>
         <w:pStyle w:val="Heading2"/>
@@ -6569,8 +6867,8 @@
         <w:t xml:space="preserve">Aprobación de registros, propósito, propietario, alcance, sistemas, clasificación de datos, versión de herramientas y contenidos, configuración, resultado completo, revisor, decisión, acción correctiva y retest. Protege los informes que contienen ePHI, credenciales, arquitectura, identidades o vulnerabilidades.</w:t>
       </w:r>
     </w:p>
-    <w:bookmarkEnd w:id="85"/>
-    <w:bookmarkStart w:id="87" w:name="openscap"/>
+    <w:bookmarkEnd w:id="74"/>
+    <w:bookmarkStart w:id="76" w:name="openscap"/>
     <w:p>
       <w:pPr>
         <w:pStyle w:val="Heading2"/>
@@ -6593,8 +6891,8 @@
       </w:pPr>
       <w:r>
         <w:rPr>
+          <w:b/>
           <w:bCs/>
-          <w:b/>
         </w:rPr>
         <w:t xml:space="preserve">Característica y configuración:</w:t>
       </w:r>
@@ -6605,13 +6903,13 @@
         <w:t xml:space="preserve">[ejecutado]Abre la guía oficial OpenSCAP realizada/u contacto](https://www.open-scap.org/getting-started/)</w:t>
       </w:r>
     </w:p>
-    <w:bookmarkStart w:id="86" w:name="quick-start-2"/>
+    <w:bookmarkStart w:id="75" w:name="inicio-rápido-2"/>
     <w:p>
       <w:pPr>
         <w:pStyle w:val="Heading3"/>
       </w:pPr>
       <w:r>
-        <w:t xml:space="preserve">Quick start</w:t>
+        <w:t xml:space="preserve">Inicio rápido</w:t>
       </w:r>
     </w:p>
     <w:p>
@@ -6622,9 +6920,9 @@
         <w:t xml:space="preserve">Evaluar un host Linux de laboratorio contra un perfil adecuado, exportar el informe, fijar un ajuste aprobado y comparar resultados.</w:t>
       </w:r>
     </w:p>
-    <w:bookmarkEnd w:id="86"/>
-    <w:bookmarkEnd w:id="87"/>
-    <w:bookmarkStart w:id="88" w:name="evidencia-para-retener-2"/>
+    <w:bookmarkEnd w:id="75"/>
+    <w:bookmarkEnd w:id="76"/>
+    <w:bookmarkStart w:id="77" w:name="evidencia-para-retener-2"/>
     <w:p>
       <w:pPr>
         <w:pStyle w:val="Heading2"/>
@@ -6641,8 +6939,8 @@
         <w:t xml:space="preserve">Aprobación de registros, propósito, propietario, alcance, sistemas, clasificación de datos, versión de herramientas y contenidos, configuración, resultado completo, revisor, decisión, acción correctiva y retest. Protege los informes que contienen ePHI, credenciales, arquitectura, identidades o vulnerabilidades.</w:t>
       </w:r>
     </w:p>
-    <w:bookmarkEnd w:id="88"/>
-    <w:bookmarkStart w:id="90" w:name="greenbone-community-edition"/>
+    <w:bookmarkEnd w:id="77"/>
+    <w:bookmarkStart w:id="79" w:name="greenbone-community-edition"/>
     <w:p>
       <w:pPr>
         <w:pStyle w:val="Heading2"/>
@@ -6665,8 +6963,8 @@
       </w:pPr>
       <w:r>
         <w:rPr>
+          <w:b/>
           <w:bCs/>
-          <w:b/>
         </w:rPr>
         <w:t xml:space="preserve">Documentación y configuración oficiales:</w:t>
       </w:r>
@@ -6677,13 +6975,13 @@
         <w:t xml:space="preserve">[Seguridad]Abre la guía oficial Greenbone Community Edition realizada/u contactos](https://greenbone.github.io/docs/latest/)</w:t>
       </w:r>
     </w:p>
-    <w:bookmarkStart w:id="89" w:name="quick-start-3"/>
+    <w:bookmarkStart w:id="78" w:name="inicio-rápido-3"/>
     <w:p>
       <w:pPr>
         <w:pStyle w:val="Heading3"/>
       </w:pPr>
       <w:r>
-        <w:t xml:space="preserve">Quick start</w:t>
+        <w:t xml:space="preserve">Inicio rápido</w:t>
       </w:r>
     </w:p>
     <w:p>
@@ -6694,9 +6992,9 @@
         <w:t xml:space="preserve">Escanear sólo un objetivo de laboratorio aprobado, validar un hallazgo, corregirlo, cambiar y registrar el alcance, versión, resultado y revisor.</w:t>
       </w:r>
     </w:p>
-    <w:bookmarkEnd w:id="89"/>
-    <w:bookmarkEnd w:id="90"/>
-    <w:bookmarkStart w:id="91" w:name="evidencia-para-retener-3"/>
+    <w:bookmarkEnd w:id="78"/>
+    <w:bookmarkEnd w:id="79"/>
+    <w:bookmarkStart w:id="80" w:name="evidencia-para-retener-3"/>
     <w:p>
       <w:pPr>
         <w:pStyle w:val="Heading2"/>
@@ -6713,8 +7011,8 @@
         <w:t xml:space="preserve">Aprobación de registros, propósito, propietario, alcance, sistemas, clasificación de datos, versión de herramientas y contenidos, configuración, resultado completo, revisor, decisión, acción correctiva y retest. Protege los informes que contienen ePHI, credenciales, arquitectura, identidades o vulnerabilidades.</w:t>
       </w:r>
     </w:p>
-    <w:bookmarkEnd w:id="91"/>
-    <w:bookmarkStart w:id="93" w:name="osquery"/>
+    <w:bookmarkEnd w:id="80"/>
+    <w:bookmarkStart w:id="82" w:name="osquery"/>
     <w:p>
       <w:pPr>
         <w:pStyle w:val="Heading2"/>
@@ -6737,8 +7035,8 @@
       </w:pPr>
       <w:r>
         <w:rPr>
+          <w:b/>
           <w:bCs/>
-          <w:b/>
         </w:rPr>
         <w:t xml:space="preserve">Documentación y configuración oficiales:</w:t>
       </w:r>
@@ -6749,13 +7047,13 @@
         <w:t xml:space="preserve">[Seguridad]Abre la guía oficial del osquery realizada/u contacto](https://osquery.readthedocs.io/en/stable/)</w:t>
       </w:r>
     </w:p>
-    <w:bookmarkStart w:id="92" w:name="quick-start-4"/>
+    <w:bookmarkStart w:id="81" w:name="inicio-rápido-4"/>
     <w:p>
       <w:pPr>
         <w:pStyle w:val="Heading3"/>
       </w:pPr>
       <w:r>
-        <w:t xml:space="preserve">Quick start</w:t>
+        <w:t xml:space="preserve">Inicio rápido</w:t>
       </w:r>
     </w:p>
     <w:p>
@@ -6766,9 +7064,9 @@
         <w:t xml:space="preserve">Query users, software, cifrado, o procesos en un endpoint de laboratorio y grabar la consulta, host, fecha, resultado y revisión.</w:t>
       </w:r>
     </w:p>
-    <w:bookmarkEnd w:id="92"/>
-    <w:bookmarkEnd w:id="93"/>
-    <w:bookmarkStart w:id="94" w:name="evidencia-para-retener-4"/>
+    <w:bookmarkEnd w:id="81"/>
+    <w:bookmarkEnd w:id="82"/>
+    <w:bookmarkStart w:id="83" w:name="evidencia-para-retener-4"/>
     <w:p>
       <w:pPr>
         <w:pStyle w:val="Heading2"/>
@@ -6785,8 +7083,8 @@
         <w:t xml:space="preserve">Aprobación de registros, propósito, propietario, alcance, sistemas, clasificación de datos, versión de herramientas y contenidos, configuración, resultado completo, revisor, decisión, acción correctiva y retest. Protege los informes que contienen ePHI, credenciales, arquitectura, identidades o vulnerabilidades.</w:t>
       </w:r>
     </w:p>
-    <w:bookmarkEnd w:id="94"/>
-    <w:bookmarkStart w:id="96" w:name="trivy"/>
+    <w:bookmarkEnd w:id="83"/>
+    <w:bookmarkStart w:id="85" w:name="trivy"/>
     <w:p>
       <w:pPr>
         <w:pStyle w:val="Heading2"/>
@@ -6809,8 +7107,8 @@
       </w:pPr>
       <w:r>
         <w:rPr>
+          <w:b/>
           <w:bCs/>
-          <w:b/>
         </w:rPr>
         <w:t xml:space="preserve">Documentación y configuración oficiales</w:t>
       </w:r>
@@ -6821,13 +7119,13 @@
         <w:t xml:space="preserve">Abra la guía oficial Trivy realizada/u título](https://trivy.dev/latest/)</w:t>
       </w:r>
     </w:p>
-    <w:bookmarkStart w:id="95" w:name="quick-start-5"/>
+    <w:bookmarkStart w:id="84" w:name="inicio-rápido-5"/>
     <w:p>
       <w:pPr>
         <w:pStyle w:val="Heading3"/>
       </w:pPr>
       <w:r>
-        <w:t xml:space="preserve">Quick start</w:t>
+        <w:t xml:space="preserve">Inicio rápido</w:t>
       </w:r>
     </w:p>
     <w:p>
@@ -6836,11 +7134,297 @@
       </w:pPr>
       <w:r>
         <w:t xml:space="preserve">Escanear una imagen de laboratorio o un repositorio de pruebas, proteger el informe, validar un hallazgo, arreglarlo y volver a escanear.</w:t>
+      </w:r>
+    </w:p>
+    <w:bookmarkEnd w:id="84"/>
+    <w:bookmarkEnd w:id="85"/>
+    <w:bookmarkStart w:id="86" w:name="evidencia-para-retener-5"/>
+    <w:p>
+      <w:pPr>
+        <w:pStyle w:val="Heading2"/>
+      </w:pPr>
+      <w:r>
+        <w:t xml:space="preserve">Evidencia para retener</w:t>
+      </w:r>
+    </w:p>
+    <w:p>
+      <w:pPr>
+        <w:pStyle w:val="FirstParagraph"/>
+      </w:pPr>
+      <w:r>
+        <w:t xml:space="preserve">Aprobación de registros, propósito, propietario, alcance, sistemas, clasificación de datos, versión de herramientas y contenidos, configuración, resultado completo, revisor, decisión, acción correctiva y retest. Protege los informes que contienen ePHI, credenciales, arquitectura, identidades o vulnerabilidades.</w:t>
+      </w:r>
+    </w:p>
+    <w:bookmarkEnd w:id="86"/>
+    <w:bookmarkStart w:id="88" w:name="owasp-zap"/>
+    <w:p>
+      <w:pPr>
+        <w:pStyle w:val="Heading2"/>
+      </w:pPr>
+      <w:r>
+        <w:t xml:space="preserve">15.10 OWASP ZAP</w:t>
+      </w:r>
+    </w:p>
+    <w:p>
+      <w:pPr>
+        <w:pStyle w:val="FirstParagraph"/>
+      </w:pPr>
+      <w:r>
+        <w:t xml:space="preserve">Pruebas de aplicación web autorizadas.</w:t>
+      </w:r>
+    </w:p>
+    <w:p>
+      <w:pPr>
+        <w:pStyle w:val="BodyText"/>
+      </w:pPr>
+      <w:r>
+        <w:rPr>
+          <w:b/>
+          <w:bCs/>
+        </w:rPr>
+        <w:t xml:space="preserve">Documentación y configuración oficiales</w:t>
+      </w:r>
+      <w:r>
+        <w:t xml:space="preserve"> </w:t>
+      </w:r>
+      <w:r>
+        <w:t xml:space="preserve">Abra la guía oficial OWASP ZAP efectuada / u fiel](https://www.zaproxy.org/getting-started/)</w:t>
+      </w:r>
+    </w:p>
+    <w:bookmarkStart w:id="87" w:name="inicio-rápido-6"/>
+    <w:p>
+      <w:pPr>
+        <w:pStyle w:val="Heading3"/>
+      </w:pPr>
+      <w:r>
+        <w:t xml:space="preserve">Inicio rápido</w:t>
+      </w:r>
+    </w:p>
+    <w:p>
+      <w:pPr>
+        <w:pStyle w:val="FirstParagraph"/>
+      </w:pPr>
+      <w:r>
+        <w:t xml:space="preserve">Proxy una aplicación de entrenamiento local, empezar con análisis pasivos, validar un resultado, y exportar el alcance y el informe.</w:t>
+      </w:r>
+    </w:p>
+    <w:bookmarkEnd w:id="87"/>
+    <w:bookmarkEnd w:id="88"/>
+    <w:bookmarkStart w:id="89" w:name="evidencia-para-retener-6"/>
+    <w:p>
+      <w:pPr>
+        <w:pStyle w:val="Heading2"/>
+      </w:pPr>
+      <w:r>
+        <w:t xml:space="preserve">Evidencia para retener</w:t>
+      </w:r>
+    </w:p>
+    <w:p>
+      <w:pPr>
+        <w:pStyle w:val="FirstParagraph"/>
+      </w:pPr>
+      <w:r>
+        <w:t xml:space="preserve">Aprobación de registros, propósito, propietario, alcance, sistemas, clasificación de datos, versión de herramientas y contenidos, configuración, resultado completo, revisor, decisión, acción correctiva y retest. Protege los informes que contienen ePHI, credenciales, arquitectura, identidades o vulnerabilidades.</w:t>
+      </w:r>
+    </w:p>
+    <w:bookmarkEnd w:id="89"/>
+    <w:bookmarkStart w:id="91" w:name="keycloak"/>
+    <w:p>
+      <w:pPr>
+        <w:pStyle w:val="Heading2"/>
+      </w:pPr>
+      <w:r>
+        <w:t xml:space="preserve">15.11 Keycloak</w:t>
+      </w:r>
+    </w:p>
+    <w:p>
+      <w:pPr>
+        <w:pStyle w:val="FirstParagraph"/>
+      </w:pPr>
+      <w:r>
+        <w:t xml:space="preserve">Identidad, roles, autenticación, MFA.</w:t>
+      </w:r>
+    </w:p>
+    <w:p>
+      <w:pPr>
+        <w:pStyle w:val="BodyText"/>
+      </w:pPr>
+      <w:r>
+        <w:rPr>
+          <w:b/>
+          <w:bCs/>
+        </w:rPr>
+        <w:t xml:space="preserve">Característica y configuración:</w:t>
+      </w:r>
+      <w:r>
+        <w:t xml:space="preserve"> </w:t>
+      </w:r>
+      <w:r>
+        <w:t xml:space="preserve">[ejecutado]Abre la guía oficial de Keycloak realizada/u contacto](https://www.keycloak.org/guides)</w:t>
+      </w:r>
+    </w:p>
+    <w:bookmarkStart w:id="90" w:name="inicio-rápido-7"/>
+    <w:p>
+      <w:pPr>
+        <w:pStyle w:val="Heading3"/>
+      </w:pPr>
+      <w:r>
+        <w:t xml:space="preserve">Inicio rápido</w:t>
+      </w:r>
+    </w:p>
+    <w:p>
+      <w:pPr>
+        <w:pStyle w:val="FirstParagraph"/>
+      </w:pPr>
+      <w:r>
+        <w:t xml:space="preserve">Crear un ámbito de laboratorio, roles, usuarios y MFA; probar menos privilegios y configuración de exportación y revisar pruebas.</w:t>
+      </w:r>
+    </w:p>
+    <w:bookmarkEnd w:id="90"/>
+    <w:bookmarkEnd w:id="91"/>
+    <w:bookmarkStart w:id="92" w:name="evidencia-para-retener-7"/>
+    <w:p>
+      <w:pPr>
+        <w:pStyle w:val="Heading2"/>
+      </w:pPr>
+      <w:r>
+        <w:t xml:space="preserve">Evidencia para retener</w:t>
+      </w:r>
+    </w:p>
+    <w:p>
+      <w:pPr>
+        <w:pStyle w:val="FirstParagraph"/>
+      </w:pPr>
+      <w:r>
+        <w:t xml:space="preserve">Aprobación de registros, propósito, propietario, alcance, sistemas, clasificación de datos, versión de herramientas y contenidos, configuración, resultado completo, revisor, decisión, acción correctiva y retest. Protege los informes que contienen ePHI, credenciales, arquitectura, identidades o vulnerabilidades.</w:t>
+      </w:r>
+    </w:p>
+    <w:bookmarkEnd w:id="92"/>
+    <w:bookmarkStart w:id="94" w:name="defectodojo"/>
+    <w:p>
+      <w:pPr>
+        <w:pStyle w:val="Heading2"/>
+      </w:pPr>
+      <w:r>
+        <w:t xml:space="preserve">15.12 DefectoDojo</w:t>
+      </w:r>
+    </w:p>
+    <w:p>
+      <w:pPr>
+        <w:pStyle w:val="FirstParagraph"/>
+      </w:pPr>
+      <w:r>
+        <w:t xml:space="preserve">Encontrar captación y seguimiento de remediación.</w:t>
+      </w:r>
+    </w:p>
+    <w:p>
+      <w:pPr>
+        <w:pStyle w:val="BodyText"/>
+      </w:pPr>
+      <w:r>
+        <w:rPr>
+          <w:b/>
+          <w:bCs/>
+        </w:rPr>
+        <w:t xml:space="preserve">Característica y configuración:</w:t>
+      </w:r>
+      <w:r>
+        <w:t xml:space="preserve"> </w:t>
+      </w:r>
+      <w:r>
+        <w:t xml:space="preserve">[ejecutado]Abre el defecto oficialDojo guía seleccionada/u contacto](https://docs.defectdojo.com/)</w:t>
+      </w:r>
+    </w:p>
+    <w:bookmarkStart w:id="93" w:name="inicio-rápido-8"/>
+    <w:p>
+      <w:pPr>
+        <w:pStyle w:val="Heading3"/>
+      </w:pPr>
+      <w:r>
+        <w:t xml:space="preserve">Inicio rápido</w:t>
+      </w:r>
+    </w:p>
+    <w:p>
+      <w:pPr>
+        <w:pStyle w:val="FirstParagraph"/>
+      </w:pPr>
+      <w:r>
+        <w:t xml:space="preserve">Importar un análisis de laboratorio, validar y asignar un hallazgo, registrar la corrección, retestarlo y cerrarlo con evidencia.</w:t>
+      </w:r>
+    </w:p>
+    <w:bookmarkEnd w:id="93"/>
+    <w:bookmarkEnd w:id="94"/>
+    <w:bookmarkStart w:id="96" w:name="evidencia-para-retener-8"/>
+    <w:p>
+      <w:pPr>
+        <w:pStyle w:val="Heading2"/>
+      </w:pPr>
+      <w:r>
+        <w:t xml:space="preserve">Evidencia para retener</w:t>
+      </w:r>
+    </w:p>
+    <w:p>
+      <w:pPr>
+        <w:pStyle w:val="FirstParagraph"/>
+      </w:pPr>
+      <w:r>
+        <w:t xml:space="preserve">Aprobación de registros, propósito, propietario, alcance, sistemas, clasificación de datos, versión de herramientas y contenidos, configuración, resultado completo, revisor, decisión, acción correctiva y retest. Protege los informes que contienen ePHI, credenciales, arquitectura, identidades o vulnerabilidades.</w:t>
+      </w:r>
+    </w:p>
+    <w:p>
+      <w:pPr>
+        <w:pStyle w:val="BodyText"/>
+      </w:pPr>
+      <w:r>
+        <w:t xml:space="preserve">15.13 Velociraptor</w:t>
+      </w:r>
+    </w:p>
+    <w:p>
+      <w:pPr>
+        <w:pStyle w:val="BodyText"/>
+      </w:pPr>
+      <w:r>
+        <w:t xml:space="preserve">Visibilidad del punto final y respuesta a incidentes.</w:t>
+      </w:r>
+    </w:p>
+    <w:p>
+      <w:pPr>
+        <w:pStyle w:val="BodyText"/>
+      </w:pPr>
+      <w:r>
+        <w:rPr>
+          <w:b/>
+          <w:bCs/>
+        </w:rPr>
+        <w:t xml:space="preserve">Documentación y configuración oficiales</w:t>
+      </w:r>
+      <w:r>
+        <w:t xml:space="preserve"> </w:t>
+      </w:r>
+      <w:r>
+        <w:t xml:space="preserve">Abra la guía oficial Velociraptor realizada/u título](https://docs.velociraptor.app/)</w:t>
+      </w:r>
+    </w:p>
+    <w:bookmarkStart w:id="95" w:name="inicio-rápido-9"/>
+    <w:p>
+      <w:pPr>
+        <w:pStyle w:val="Heading3"/>
+      </w:pPr>
+      <w:r>
+        <w:t xml:space="preserve">Inicio rápido</w:t>
+      </w:r>
+    </w:p>
+    <w:p>
+      <w:pPr>
+        <w:pStyle w:val="FirstParagraph"/>
+      </w:pPr>
+      <w:r>
+        <w:t xml:space="preserve">Utilice un cliente de laboratorio aislado, recoger un artefacto aprobado inofensivo, revisar el resultado, y registrar el propósito, alcance y acceso.</w:t>
       </w:r>
     </w:p>
     <w:bookmarkEnd w:id="95"/>
     <w:bookmarkEnd w:id="96"/>
-    <w:bookmarkStart w:id="97" w:name="evidencia-para-retener-5"/>
+    <w:bookmarkStart w:id="97" w:name="evidencia-para-retener-9"/>
     <w:p>
       <w:pPr>
         <w:pStyle w:val="Heading2"/>
@@ -6858,13 +7442,13 @@
       </w:r>
     </w:p>
     <w:bookmarkEnd w:id="97"/>
-    <w:bookmarkStart w:id="99" w:name="owasp-zap"/>
+    <w:bookmarkStart w:id="99" w:name="open-policy-agent"/>
     <w:p>
       <w:pPr>
         <w:pStyle w:val="Heading2"/>
       </w:pPr>
       <w:r>
-        <w:t xml:space="preserve">15.10 OWASP ZAP</w:t>
+        <w:t xml:space="preserve">15.14 Open Policy Agent</w:t>
       </w:r>
     </w:p>
     <w:p>
@@ -6872,7 +7456,7 @@
         <w:pStyle w:val="FirstParagraph"/>
       </w:pPr>
       <w:r>
-        <w:t xml:space="preserve">Pruebas de aplicación web autorizadas.</w:t>
+        <w:t xml:space="preserve">Política como código.</w:t>
       </w:r>
     </w:p>
     <w:p>
@@ -6881,8 +7465,8 @@
       </w:pPr>
       <w:r>
         <w:rPr>
+          <w:b/>
           <w:bCs/>
-          <w:b/>
         </w:rPr>
         <w:t xml:space="preserve">Documentación y configuración oficiales</w:t>
       </w:r>
@@ -6890,16 +7474,16 @@
         <w:t xml:space="preserve"> </w:t>
       </w:r>
       <w:r>
-        <w:t xml:space="preserve">Abra la guía oficial OWASP ZAP efectuada / u fiel](https://www.zaproxy.org/getting-started/)</w:t>
-      </w:r>
-    </w:p>
-    <w:bookmarkStart w:id="98" w:name="quick-start-6"/>
+        <w:t xml:space="preserve">Abra la guía oficial de Agentes de Política Abierta(https://www.openpolicyagent.org/docs)</w:t>
+      </w:r>
+    </w:p>
+    <w:bookmarkStart w:id="98" w:name="inicio-rápido-10"/>
     <w:p>
       <w:pPr>
         <w:pStyle w:val="Heading3"/>
       </w:pPr>
       <w:r>
-        <w:t xml:space="preserve">Quick start</w:t>
+        <w:t xml:space="preserve">Inicio rápido</w:t>
       </w:r>
     </w:p>
     <w:p>
@@ -6907,12 +7491,12 @@
         <w:pStyle w:val="FirstParagraph"/>
       </w:pPr>
       <w:r>
-        <w:t xml:space="preserve">Proxy una aplicación de entrenamiento local, empezar con análisis pasivos, validar un resultado, y exportar el alcance y el informe.</w:t>
+        <w:t xml:space="preserve">Escribir una regla de laboratorio que niega un recurso de ePHI sin un propietario o etiqueta de clasificación; probar los insumos permitidos y negados.</w:t>
       </w:r>
     </w:p>
     <w:bookmarkEnd w:id="98"/>
     <w:bookmarkEnd w:id="99"/>
-    <w:bookmarkStart w:id="100" w:name="evidencia-para-retener-6"/>
+    <w:bookmarkStart w:id="100" w:name="evidencia-para-retener-10"/>
     <w:p>
       <w:pPr>
         <w:pStyle w:val="Heading2"/>
@@ -6930,13 +7514,13 @@
       </w:r>
     </w:p>
     <w:bookmarkEnd w:id="100"/>
-    <w:bookmarkStart w:id="102" w:name="keycloak"/>
+    <w:bookmarkStart w:id="101" w:name="recursos-del-gobierno-libre"/>
     <w:p>
       <w:pPr>
         <w:pStyle w:val="Heading2"/>
       </w:pPr>
       <w:r>
-        <w:t xml:space="preserve">15.11 Keycloak</w:t>
+        <w:t xml:space="preserve">15.15 Recursos del gobierno libre</w:t>
       </w:r>
     </w:p>
     <w:p>
@@ -6944,305 +7528,19 @@
         <w:pStyle w:val="FirstParagraph"/>
       </w:pPr>
       <w:r>
-        <w:t xml:space="preserve">Identidad, roles, autenticación, MFA.</w:t>
-      </w:r>
-    </w:p>
-    <w:p>
-      <w:pPr>
-        <w:pStyle w:val="BodyText"/>
-      </w:pPr>
-      <w:r>
-        <w:rPr>
-          <w:bCs/>
-          <w:b/>
-        </w:rPr>
-        <w:t xml:space="preserve">Característica y configuración:</w:t>
-      </w:r>
-      <w:r>
-        <w:t xml:space="preserve"> </w:t>
-      </w:r>
-      <w:r>
-        <w:t xml:space="preserve">[ejecutado]Abre la guía oficial de Keycloak realizada/u contacto](https://www.keycloak.org/guides)</w:t>
-      </w:r>
-    </w:p>
-    <w:bookmarkStart w:id="101" w:name="quick-start-7"/>
-    <w:p>
-      <w:pPr>
-        <w:pStyle w:val="Heading3"/>
-      </w:pPr>
-      <w:r>
-        <w:t xml:space="preserve">Quick start</w:t>
-      </w:r>
-    </w:p>
-    <w:p>
-      <w:pPr>
-        <w:pStyle w:val="FirstParagraph"/>
-      </w:pPr>
-      <w:r>
-        <w:t xml:space="preserve">Crear un ámbito de laboratorio, roles, usuarios y MFA; probar menos privilegios y configuración de exportación y revisar pruebas.</w:t>
+        <w:t xml:space="preserve">** Herramienta de evaluación del riesgo de seguridad HHS/ONC:** [traducido]Abre la página oficial de Herramienta SRA:</w:t>
+      </w:r>
+    </w:p>
+    <w:p>
+      <w:pPr>
+        <w:pStyle w:val="BodyText"/>
+      </w:pPr>
+      <w:r>
+        <w:t xml:space="preserve">Este recurso público gratuito puede ayudar a las prácticas pequeñas y medianas a iniciar una evaluación estructurada del riesgo. No garantiza el cumplimiento y no sustituye un análisis completo de riesgos específico para la organización.</w:t>
       </w:r>
     </w:p>
     <w:bookmarkEnd w:id="101"/>
-    <w:bookmarkEnd w:id="102"/>
-    <w:bookmarkStart w:id="103" w:name="evidencia-para-retener-7"/>
-    <w:p>
-      <w:pPr>
-        <w:pStyle w:val="Heading2"/>
-      </w:pPr>
-      <w:r>
-        <w:t xml:space="preserve">Evidencia para retener</w:t>
-      </w:r>
-    </w:p>
-    <w:p>
-      <w:pPr>
-        <w:pStyle w:val="FirstParagraph"/>
-      </w:pPr>
-      <w:r>
-        <w:t xml:space="preserve">Aprobación de registros, propósito, propietario, alcance, sistemas, clasificación de datos, versión de herramientas y contenidos, configuración, resultado completo, revisor, decisión, acción correctiva y retest. Protege los informes que contienen ePHI, credenciales, arquitectura, identidades o vulnerabilidades.</w:t>
-      </w:r>
-    </w:p>
-    <w:bookmarkEnd w:id="103"/>
-    <w:bookmarkStart w:id="105" w:name="defectodojo"/>
-    <w:p>
-      <w:pPr>
-        <w:pStyle w:val="Heading2"/>
-      </w:pPr>
-      <w:r>
-        <w:t xml:space="preserve">15.12 DefectoDojo</w:t>
-      </w:r>
-    </w:p>
-    <w:p>
-      <w:pPr>
-        <w:pStyle w:val="FirstParagraph"/>
-      </w:pPr>
-      <w:r>
-        <w:t xml:space="preserve">Encontrar captación y seguimiento de remediación.</w:t>
-      </w:r>
-    </w:p>
-    <w:p>
-      <w:pPr>
-        <w:pStyle w:val="BodyText"/>
-      </w:pPr>
-      <w:r>
-        <w:rPr>
-          <w:bCs/>
-          <w:b/>
-        </w:rPr>
-        <w:t xml:space="preserve">Característica y configuración:</w:t>
-      </w:r>
-      <w:r>
-        <w:t xml:space="preserve"> </w:t>
-      </w:r>
-      <w:r>
-        <w:t xml:space="preserve">[ejecutado]Abre el defecto oficialDojo guía seleccionada/u contacto](https://docs.defectdojo.com/)</w:t>
-      </w:r>
-    </w:p>
-    <w:bookmarkStart w:id="104" w:name="quick-start-8"/>
-    <w:p>
-      <w:pPr>
-        <w:pStyle w:val="Heading3"/>
-      </w:pPr>
-      <w:r>
-        <w:t xml:space="preserve">Quick start</w:t>
-      </w:r>
-    </w:p>
-    <w:p>
-      <w:pPr>
-        <w:pStyle w:val="FirstParagraph"/>
-      </w:pPr>
-      <w:r>
-        <w:t xml:space="preserve">Importar un análisis de laboratorio, validar y asignar un hallazgo, registrar la corrección, retestarlo y cerrarlo con evidencia.</w:t>
-      </w:r>
-    </w:p>
-    <w:bookmarkEnd w:id="104"/>
-    <w:bookmarkEnd w:id="105"/>
-    <w:bookmarkStart w:id="107" w:name="evidencia-para-retener-8"/>
-    <w:p>
-      <w:pPr>
-        <w:pStyle w:val="Heading2"/>
-      </w:pPr>
-      <w:r>
-        <w:t xml:space="preserve">Evidencia para retener</w:t>
-      </w:r>
-    </w:p>
-    <w:p>
-      <w:pPr>
-        <w:pStyle w:val="FirstParagraph"/>
-      </w:pPr>
-      <w:r>
-        <w:t xml:space="preserve">Aprobación de registros, propósito, propietario, alcance, sistemas, clasificación de datos, versión de herramientas y contenidos, configuración, resultado completo, revisor, decisión, acción correctiva y retest. Protege los informes que contienen ePHI, credenciales, arquitectura, identidades o vulnerabilidades.</w:t>
-      </w:r>
-    </w:p>
-    <w:p>
-      <w:pPr>
-        <w:pStyle w:val="BodyText"/>
-      </w:pPr>
-      <w:r>
-        <w:t xml:space="preserve">15.13 Velociraptor</w:t>
-      </w:r>
-    </w:p>
-    <w:p>
-      <w:pPr>
-        <w:pStyle w:val="BodyText"/>
-      </w:pPr>
-      <w:r>
-        <w:t xml:space="preserve">Visibilidad del punto final y respuesta a incidentes.</w:t>
-      </w:r>
-    </w:p>
-    <w:p>
-      <w:pPr>
-        <w:pStyle w:val="BodyText"/>
-      </w:pPr>
-      <w:r>
-        <w:rPr>
-          <w:bCs/>
-          <w:b/>
-        </w:rPr>
-        <w:t xml:space="preserve">Documentación y configuración oficiales</w:t>
-      </w:r>
-      <w:r>
-        <w:t xml:space="preserve"> </w:t>
-      </w:r>
-      <w:r>
-        <w:t xml:space="preserve">Abra la guía oficial Velociraptor realizada/u título](https://docs.velociraptor.app/)</w:t>
-      </w:r>
-    </w:p>
-    <w:bookmarkStart w:id="106" w:name="quick-start-9"/>
-    <w:p>
-      <w:pPr>
-        <w:pStyle w:val="Heading3"/>
-      </w:pPr>
-      <w:r>
-        <w:t xml:space="preserve">Quick start</w:t>
-      </w:r>
-    </w:p>
-    <w:p>
-      <w:pPr>
-        <w:pStyle w:val="FirstParagraph"/>
-      </w:pPr>
-      <w:r>
-        <w:t xml:space="preserve">Utilice un cliente de laboratorio aislado, recoger un artefacto aprobado inofensivo, revisar el resultado, y registrar el propósito, alcance y acceso.</w:t>
-      </w:r>
-    </w:p>
-    <w:bookmarkEnd w:id="106"/>
-    <w:bookmarkEnd w:id="107"/>
-    <w:bookmarkStart w:id="108" w:name="evidencia-para-retener-9"/>
-    <w:p>
-      <w:pPr>
-        <w:pStyle w:val="Heading2"/>
-      </w:pPr>
-      <w:r>
-        <w:t xml:space="preserve">Evidencia para retener</w:t>
-      </w:r>
-    </w:p>
-    <w:p>
-      <w:pPr>
-        <w:pStyle w:val="FirstParagraph"/>
-      </w:pPr>
-      <w:r>
-        <w:t xml:space="preserve">Aprobación de registros, propósito, propietario, alcance, sistemas, clasificación de datos, versión de herramientas y contenidos, configuración, resultado completo, revisor, decisión, acción correctiva y retest. Protege los informes que contienen ePHI, credenciales, arquitectura, identidades o vulnerabilidades.</w:t>
-      </w:r>
-    </w:p>
-    <w:bookmarkEnd w:id="108"/>
-    <w:bookmarkStart w:id="110" w:name="open-policy-agent"/>
-    <w:p>
-      <w:pPr>
-        <w:pStyle w:val="Heading2"/>
-      </w:pPr>
-      <w:r>
-        <w:t xml:space="preserve">15.14 Open Policy Agent</w:t>
-      </w:r>
-    </w:p>
-    <w:p>
-      <w:pPr>
-        <w:pStyle w:val="FirstParagraph"/>
-      </w:pPr>
-      <w:r>
-        <w:t xml:space="preserve">Política como código.</w:t>
-      </w:r>
-    </w:p>
-    <w:p>
-      <w:pPr>
-        <w:pStyle w:val="BodyText"/>
-      </w:pPr>
-      <w:r>
-        <w:rPr>
-          <w:bCs/>
-          <w:b/>
-        </w:rPr>
-        <w:t xml:space="preserve">Documentación y configuración oficiales</w:t>
-      </w:r>
-      <w:r>
-        <w:t xml:space="preserve"> </w:t>
-      </w:r>
-      <w:r>
-        <w:t xml:space="preserve">Abra la guía oficial de Agentes de Política Abierta(https://www.openpolicyagent.org/docs)</w:t>
-      </w:r>
-    </w:p>
-    <w:bookmarkStart w:id="109" w:name="quick-start-10"/>
-    <w:p>
-      <w:pPr>
-        <w:pStyle w:val="Heading3"/>
-      </w:pPr>
-      <w:r>
-        <w:t xml:space="preserve">Quick start</w:t>
-      </w:r>
-    </w:p>
-    <w:p>
-      <w:pPr>
-        <w:pStyle w:val="FirstParagraph"/>
-      </w:pPr>
-      <w:r>
-        <w:t xml:space="preserve">Escribir una regla de laboratorio que niega un recurso de ePHI sin un propietario o etiqueta de clasificación; probar los insumos permitidos y negados.</w:t>
-      </w:r>
-    </w:p>
-    <w:bookmarkEnd w:id="109"/>
-    <w:bookmarkEnd w:id="110"/>
-    <w:bookmarkStart w:id="111" w:name="evidencia-para-retener-10"/>
-    <w:p>
-      <w:pPr>
-        <w:pStyle w:val="Heading2"/>
-      </w:pPr>
-      <w:r>
-        <w:t xml:space="preserve">Evidencia para retener</w:t>
-      </w:r>
-    </w:p>
-    <w:p>
-      <w:pPr>
-        <w:pStyle w:val="FirstParagraph"/>
-      </w:pPr>
-      <w:r>
-        <w:t xml:space="preserve">Aprobación de registros, propósito, propietario, alcance, sistemas, clasificación de datos, versión de herramientas y contenidos, configuración, resultado completo, revisor, decisión, acción correctiva y retest. Protege los informes que contienen ePHI, credenciales, arquitectura, identidades o vulnerabilidades.</w:t>
-      </w:r>
-    </w:p>
-    <w:bookmarkEnd w:id="111"/>
-    <w:bookmarkStart w:id="112" w:name="recursos-del-gobierno-libre"/>
-    <w:p>
-      <w:pPr>
-        <w:pStyle w:val="Heading2"/>
-      </w:pPr>
-      <w:r>
-        <w:t xml:space="preserve">15.15 Recursos del gobierno libre</w:t>
-      </w:r>
-    </w:p>
-    <w:p>
-      <w:pPr>
-        <w:pStyle w:val="FirstParagraph"/>
-      </w:pPr>
-      <w:r>
-        <w:t xml:space="preserve">** Herramienta de evaluación del riesgo de seguridad HHS/ONC:** [traducido]Abre la página oficial de Herramienta SRA:</w:t>
-      </w:r>
-    </w:p>
-    <w:p>
-      <w:pPr>
-        <w:pStyle w:val="BodyText"/>
-      </w:pPr>
-      <w:r>
-        <w:t xml:space="preserve">Este recurso público gratuito puede ayudar a las prácticas pequeñas y medianas a iniciar una evaluación estructurada del riesgo. No garantiza el cumplimiento y no sustituye un análisis completo de riesgos específico para la organización.</w:t>
-      </w:r>
-    </w:p>
-    <w:bookmarkEnd w:id="112"/>
-    <w:bookmarkStart w:id="113" w:name="X2c5aaf025337de927b1d9f9e64da228eac9b8d1"/>
+    <w:bookmarkStart w:id="102" w:name="X2c5aaf025337de927b1d9f9e64da228eac9b8d1"/>
     <w:p>
       <w:pPr>
         <w:pStyle w:val="Heading2"/>
@@ -7328,9 +7626,9 @@
         <w:t xml:space="preserve">No suba PHI o ePHI a ningún servicio externo sin revisión legal, de privacidad, seguridad, contrato y de flujo de datos.</w:t>
       </w:r>
     </w:p>
-    <w:bookmarkEnd w:id="113"/>
-    <w:bookmarkEnd w:id="114"/>
-    <w:bookmarkStart w:id="131" w:name="X0c1d7be92e05c2db97337c84d6ca2641d277003"/>
+    <w:bookmarkEnd w:id="102"/>
+    <w:bookmarkEnd w:id="103"/>
+    <w:bookmarkStart w:id="120" w:name="X0c1d7be92e05c2db97337c84d6ca2641d277003"/>
     <w:p>
       <w:pPr>
         <w:pStyle w:val="Heading1"/>
@@ -7345,8 +7643,8 @@
       </w:pPr>
       <w:r>
         <w:rPr>
+          <w:i/>
           <w:iCs/>
-          <w:i/>
         </w:rPr>
         <w:t xml:space="preserve">Un entorno de práctica completo utilizando sólo información sintética.</w:t>
       </w:r>
@@ -7359,7 +7657,7 @@
         <w:t xml:space="preserve">Harbor Light Health es una clínica ambulatoria ficticia y administrador del plan de salud. Utiliza un EHR, sistema de facturación, correo electrónico en la nube, portal de pacientes, dispositivos médicos, soporte remoto y varios asociados comerciales. Cada persona, registro, dirección, reclamación, diagnóstico e identificador en el laboratorio se inventa.</w:t>
       </w:r>
     </w:p>
-    <w:bookmarkStart w:id="115" w:name="project-1-scope-and-roles"/>
+    <w:bookmarkStart w:id="104" w:name="project-1-scope-and-roles"/>
     <w:p>
       <w:pPr>
         <w:pStyle w:val="Heading2"/>
@@ -7408,8 +7706,8 @@
         <w:t xml:space="preserve">Construir una matriz de reglas de seguridad con los propietarios, opciones de implementación, pruebas, excepciones y retests.</w:t>
       </w:r>
     </w:p>
-    <w:bookmarkEnd w:id="115"/>
-    <w:bookmarkStart w:id="116" w:name="project-4---privacy-rights"/>
+    <w:bookmarkEnd w:id="104"/>
+    <w:bookmarkStart w:id="105" w:name="project-4---privacy-rights"/>
     <w:p>
       <w:pPr>
         <w:pStyle w:val="Heading2"/>
@@ -7442,8 +7740,8 @@
         <w:t xml:space="preserve">Evaluar una exportación de facturación mal dirigida utilizando los cuatro factores y preparar decisiones de notificación.</w:t>
       </w:r>
     </w:p>
-    <w:bookmarkEnd w:id="116"/>
-    <w:bookmarkStart w:id="117" w:name="project-6-vendor"/>
+    <w:bookmarkEnd w:id="105"/>
+    <w:bookmarkStart w:id="106" w:name="project-6-vendor"/>
     <w:p>
       <w:pPr>
         <w:pStyle w:val="Heading2"/>
@@ -7460,8 +7758,8 @@
         <w:t xml:space="preserve">Revise una nube de ficción BA, términos de contrato, subprocesadores, evidencia de seguridad, derechos de incidencia y plan de salida.</w:t>
       </w:r>
     </w:p>
-    <w:bookmarkEnd w:id="117"/>
-    <w:bookmarkStart w:id="118" w:name="project-7-tools"/>
+    <w:bookmarkEnd w:id="106"/>
+    <w:bookmarkStart w:id="107" w:name="project-7-tools"/>
     <w:p>
       <w:pPr>
         <w:pStyle w:val="Heading2"/>
@@ -7478,8 +7776,8 @@
         <w:t xml:space="preserve">Use tres herramientas Capítulo 15 en un laboratorio y alcance de documentos aislados, limitaciones, hallazgos, corrección y retest.</w:t>
       </w:r>
     </w:p>
-    <w:bookmarkEnd w:id="118"/>
-    <w:bookmarkStart w:id="119" w:name="portfolio-ethics"/>
+    <w:bookmarkEnd w:id="107"/>
+    <w:bookmarkStart w:id="108" w:name="portfolio-ethics"/>
     <w:p>
       <w:pPr>
         <w:pStyle w:val="Heading2"/>
@@ -7530,11 +7828,11 @@
     </w:p>
     <w:p>
       <w:pPr>
+        <w:pStyle w:val="Compact"/>
         <w:numPr>
           <w:ilvl w:val="0"/>
           <w:numId w:val="1024"/>
         </w:numPr>
-        <w:pStyle w:val="Compact"/>
       </w:pPr>
       <w:r>
         <w:t xml:space="preserve">Plan de aprendizaje de 30 días</w:t>
@@ -7546,8 +7844,8 @@
       </w:pPr>
       <w:r>
         <w:rPr>
+          <w:i/>
           <w:iCs/>
-          <w:i/>
         </w:rPr>
         <w:t xml:space="preserve">Un mes realista de lectura, práctica, trabajo de cartera y preparación de entrevistas</w:t>
       </w:r>
@@ -7555,44 +7853,53 @@
         <w:t xml:space="preserve">.</w:t>
       </w:r>
     </w:p>
-    <w:p>
-      <w:pPr>
-        <w:pStyle w:val="BodyText"/>
-      </w:pPr>
-      <w:r>
-        <w:t xml:space="preserve">Silencio</w:t>
-      </w:r>
-      <w:r>
-        <w:t xml:space="preserve"> </w:t>
-      </w:r>
-      <w:r>
-        <w:rPr>
-          <w:bCs/>
-          <w:b/>
-        </w:rPr>
-        <w:t xml:space="preserve">Week</w:t>
-      </w:r>
-      <w:r>
-        <w:t xml:space="preserve"> </w:t>
-      </w:r>
-      <w:r>
-        <w:t xml:space="preserve">Silencio**</w:t>
-      </w:r>
-      <w:r>
-        <w:t xml:space="preserve"> </w:t>
-      </w:r>
-      <w:r>
-        <w:t xml:space="preserve">Silencio—————————-</w:t>
-      </w:r>
-      <w:r>
-        <w:t xml:space="preserve"> </w:t>
-      </w:r>
-      <w:r>
-        <w:t xml:space="preserve">← Semana 1 TENIDO Alcance, roles, PHI/ePHI, Privacy Rule TENIDO Scope memo, mapa de datos, ejemplos de uso/disclosure</w:t>
-      </w:r>
-      <w:r>
-        <w:t xml:space="preserve"> </w:t>
-      </w:r>
+    <w:tbl>
+      <w:tblPr>
+        <w:tblStyle w:val="Table"/>
+        <w:tblW w:type="auto" w:w="0"/>
+        <w:tblLook w:firstRow="1" w:lastRow="0" w:firstColumn="0" w:lastColumn="0" w:noHBand="0" w:noVBand="0" w:val="0020"/>
+      </w:tblPr>
+      <w:tblGrid>
+        <w:gridCol w:w="7920"/>
+      </w:tblGrid>
+      <w:tr>
+        <w:trPr>
+          <w:tblHeader w:val="on"/>
+        </w:trPr>
+        <w:tc>
+          <w:tcPr/>
+          <w:p>
+            <w:pPr>
+              <w:pStyle w:val="Compact"/>
+            </w:pPr>
+            <w:r>
+              <w:rPr>
+                <w:b/>
+                <w:bCs/>
+              </w:rPr>
+              <w:t xml:space="preserve">Week</w:t>
+            </w:r>
+          </w:p>
+        </w:tc>
+      </w:tr>
+      <w:tr>
+        <w:tc>
+          <w:tcPr/>
+          <w:p>
+            <w:pPr>
+              <w:pStyle w:val="Compact"/>
+            </w:pPr>
+            <w:r>
+              <w:t xml:space="preserve">← Semana 1</w:t>
+            </w:r>
+          </w:p>
+        </w:tc>
+      </w:tr>
+    </w:tbl>
+    <w:p>
+      <w:pPr>
+        <w:pStyle w:val="BodyText"/>
+      </w:pPr>
       <w:r>
         <w:t xml:space="preserve">Silencioso Semana 2 Silencioso Seguridad Regla y análisis de riesgos</w:t>
       </w:r>
@@ -7606,11 +7913,11 @@
         <w:t xml:space="preserve"> </w:t>
       </w:r>
       <w:r>
-        <w:t xml:space="preserve">Silencio Semana 4 Silencio Herramientas, portafolio, entrevista Silencio Portafolio y respuestas prácticas</w:t>
-      </w:r>
-    </w:p>
-    <w:bookmarkEnd w:id="119"/>
-    <w:bookmarkStart w:id="120" w:name="hábitos-diarios"/>
+        <w:t xml:space="preserve">| Semana 4 | Herramientas, portafolio, entrevista | Portafolio y respuestas prácticas</w:t>
+      </w:r>
+    </w:p>
+    <w:bookmarkEnd w:id="108"/>
+    <w:bookmarkStart w:id="109" w:name="hábitos-diarios"/>
     <w:p>
       <w:pPr>
         <w:pStyle w:val="Heading2"/>
@@ -7661,11 +7968,11 @@
     </w:p>
     <w:p>
       <w:pPr>
+        <w:pStyle w:val="Compact"/>
         <w:numPr>
           <w:ilvl w:val="0"/>
           <w:numId w:val="1025"/>
         </w:numPr>
-        <w:pStyle w:val="Compact"/>
       </w:pPr>
       <w:r>
         <w:t xml:space="preserve">Preparación de entrevistas</w:t>
@@ -7677,14 +7984,14 @@
       </w:pPr>
       <w:r>
         <w:rPr>
+          <w:i/>
           <w:iCs/>
-          <w:i/>
         </w:rPr>
         <w:t xml:space="preserve">Preguntas y respuestas cortas para analistas y administradores.</w:t>
       </w:r>
     </w:p>
-    <w:bookmarkEnd w:id="120"/>
-    <w:bookmarkStart w:id="121" w:name="quién-debe-cumplir-con-hipaa"/>
+    <w:bookmarkEnd w:id="109"/>
+    <w:bookmarkStart w:id="110" w:name="quién-debe-cumplir-con-hipaa"/>
     <w:p>
       <w:pPr>
         <w:pStyle w:val="Heading2"/>
@@ -7701,8 +8008,8 @@
         <w:t xml:space="preserve">Entidades cubiertas, socios comerciales y ciertos arreglos conexos. Las entidades cubiertas incluyen planes de salud, centros de intercambio y proveedores calificadores que realizan transacciones electrónicas cubiertas.</w:t>
       </w:r>
     </w:p>
-    <w:bookmarkEnd w:id="121"/>
-    <w:bookmarkStart w:id="122" w:name="qué-es-phi"/>
+    <w:bookmarkEnd w:id="110"/>
+    <w:bookmarkStart w:id="111" w:name="qué-es-phi"/>
     <w:p>
       <w:pPr>
         <w:pStyle w:val="Heading2"/>
@@ -7719,8 +8026,8 @@
         <w:t xml:space="preserve">Información de salud individualizada mantenida o transmitida por una entidad o empresa asociada, con sujeción a exclusiones reglamentarias.</w:t>
       </w:r>
     </w:p>
-    <w:bookmarkEnd w:id="122"/>
-    <w:bookmarkStart w:id="123" w:name="phi-versus-ephi"/>
+    <w:bookmarkEnd w:id="111"/>
+    <w:bookmarkStart w:id="112" w:name="phi-versus-ephi"/>
     <w:p>
       <w:pPr>
         <w:pStyle w:val="Heading2"/>
@@ -7737,8 +8044,8 @@
         <w:t xml:space="preserve">El PHI puede ser electrónico, papel o oral. ePHI es PHI mantenido o transmitido electrónicamente y es el foco de la Regla de Seguridad.</w:t>
       </w:r>
     </w:p>
-    <w:bookmarkEnd w:id="123"/>
-    <w:bookmarkStart w:id="124" w:name="qué-es-mínimo-necesario"/>
+    <w:bookmarkEnd w:id="112"/>
+    <w:bookmarkStart w:id="113" w:name="qué-es-mínimo-necesario"/>
     <w:p>
       <w:pPr>
         <w:pStyle w:val="Heading2"/>
@@ -7755,8 +8062,8 @@
         <w:t xml:space="preserve">Cuando sea aplicable, limite el uso, la divulgación y las solicitudes de información sobre el uso razonablemente necesario para el propósito.</w:t>
       </w:r>
     </w:p>
-    <w:bookmarkEnd w:id="124"/>
-    <w:bookmarkStart w:id="125" w:name="qué-es-un-análisis-de-riesgo-hipaa"/>
+    <w:bookmarkEnd w:id="113"/>
+    <w:bookmarkStart w:id="114" w:name="qué-es-un-análisis-de-riesgo-hipaa"/>
     <w:p>
       <w:pPr>
         <w:pStyle w:val="Heading2"/>
@@ -7773,8 +8080,8 @@
         <w:t xml:space="preserve">Una evaluación precisa y exhaustiva de los posibles riesgos y vulnerabilidades a la confidencialidad, integridad y disponibilidad de todo el ePHI mantenido por la entidad regulada.</w:t>
       </w:r>
     </w:p>
-    <w:bookmarkEnd w:id="125"/>
-    <w:bookmarkStart w:id="126" w:name="significa-opcional"/>
+    <w:bookmarkEnd w:id="114"/>
+    <w:bookmarkStart w:id="115" w:name="significa-opcional"/>
     <w:p>
       <w:pPr>
         <w:pStyle w:val="Heading2"/>
@@ -7791,8 +8098,8 @@
         <w:t xml:space="preserve">No. Evaluar la especificación y aplicarla si es razonable y apropiado. De lo contrario, documente la decisión y utilice una alternativa equivalente cuando sea razonable y apropiada.</w:t>
       </w:r>
     </w:p>
-    <w:bookmarkEnd w:id="126"/>
-    <w:bookmarkStart w:id="127" w:name="cuál-es-el-estándar-de-la-brecha"/>
+    <w:bookmarkEnd w:id="115"/>
+    <w:bookmarkStart w:id="116" w:name="cuál-es-el-estándar-de-la-brecha"/>
     <w:p>
       <w:pPr>
         <w:pStyle w:val="Heading2"/>
@@ -7809,8 +8116,8 @@
         <w:t xml:space="preserve">Se presume una violación de un uso o revelación inadmisibles a menos que una evaluación documentada de cuatro factores muestre una baja probabilidad de que la PHI estuviera comprometida o se aplique una excepción.</w:t>
       </w:r>
     </w:p>
-    <w:bookmarkEnd w:id="127"/>
-    <w:bookmarkStart w:id="128" w:name="Xc0e2b0f6c323790fe235d806d1a53fa7177c5e8"/>
+    <w:bookmarkEnd w:id="116"/>
+    <w:bookmarkStart w:id="117" w:name="Xc0e2b0f6c323790fe235d806d1a53fa7177c5e8"/>
     <w:p>
       <w:pPr>
         <w:pStyle w:val="Heading2"/>
@@ -7827,8 +8134,8 @@
         <w:t xml:space="preserve">Siguen las obligaciones de BAAs y las obligaciones HIPAA aplicables, protegen el ePHI, administran subcontratistas, informan sobre incidentes e infracciones, apoyan derechos y devuelven o destruyen PHI según sea necesario.</w:t>
       </w:r>
     </w:p>
-    <w:bookmarkEnd w:id="128"/>
-    <w:bookmarkStart w:id="129" w:name="X5b80a948a17f0db2c81de9fc08a7dc97b387e7f"/>
+    <w:bookmarkEnd w:id="117"/>
+    <w:bookmarkStart w:id="118" w:name="X5b80a948a17f0db2c81de9fc08a7dc97b387e7f"/>
     <w:p>
       <w:pPr>
         <w:pStyle w:val="Heading2"/>
@@ -7845,8 +8152,8 @@
         <w:t xml:space="preserve">Use pruebas completas, fechadas que conecten el alcance, el riesgo, el requisito, la aplicación, el propietario, el examen, la excepción, la acción correctiva y la repetición.</w:t>
       </w:r>
     </w:p>
-    <w:bookmarkEnd w:id="129"/>
-    <w:bookmarkStart w:id="130" w:name="X7b79c52f5596d92db90439bb8138b84f290985c"/>
+    <w:bookmarkEnd w:id="118"/>
+    <w:bookmarkStart w:id="119" w:name="X7b79c52f5596d92db90439bb8138b84f290985c"/>
     <w:p>
       <w:pPr>
         <w:pStyle w:val="Heading2"/>
@@ -7857,46 +8164,46 @@
     </w:p>
     <w:p>
       <w:pPr>
+        <w:pStyle w:val="Compact"/>
         <w:numPr>
           <w:ilvl w:val="0"/>
           <w:numId w:val="1026"/>
         </w:numPr>
+      </w:pPr>
+      <w:r>
+        <w:t xml:space="preserve">Respuesta de la perspectiva:** Trato a HIPAA como un programa operativo, no como una carpeta de políticas. Definir funciones reguladas y alcance de la ePHI, realizar análisis de riesgos continuos, aplicar salvaguardias administrativas, físicas y técnicas, gestionar el acceso y los proveedores, hacer que los derechos de privacidad funcionen, evaluar los incidentes con prontitud y exigir pruebas fiables. La administración posee recursos y decisiones de riesgo mientras que los equipos de privacidad, legales, de seguridad, clínicos y de cumplimiento proporcionan una revisión especializada.</w:t>
+      </w:r>
+      <w:r>
+        <w:t xml:space="preserve"> </w:t>
+      </w:r>
+      <w:r>
+        <w:t xml:space="preserve">Respuesta</w:t>
+      </w:r>
+    </w:p>
+    <w:bookmarkEnd w:id="119"/>
+    <w:bookmarkEnd w:id="120"/>
+    <w:bookmarkStart w:id="126" w:name="plantillas-y-listas-de-verificación"/>
+    <w:p>
+      <w:pPr>
+        <w:pStyle w:val="Heading1"/>
+      </w:pPr>
+      <w:r>
+        <w:t xml:space="preserve">19. Plantillas y listas de verificación</w:t>
+      </w:r>
+    </w:p>
+    <w:p>
+      <w:pPr>
         <w:pStyle w:val="Compact"/>
-      </w:pPr>
-      <w:r>
-        <w:t xml:space="preserve">Respuesta de la perspectiva:** Trato a HIPAA como un programa operativo, no como una carpeta de políticas. Definir funciones reguladas y alcance de la ePHI, realizar análisis de riesgos continuos, aplicar salvaguardias administrativas, físicas y técnicas, gestionar el acceso y los proveedores, hacer que los derechos de privacidad funcionen, evaluar los incidentes con prontitud y exigir pruebas fiables. La administración posee recursos y decisiones de riesgo mientras que los equipos de privacidad, legales, de seguridad, clínicos y de cumplimiento proporcionan una revisión especializada.</w:t>
-      </w:r>
-      <w:r>
-        <w:t xml:space="preserve"> </w:t>
-      </w:r>
-      <w:r>
-        <w:t xml:space="preserve">Respuesta</w:t>
-      </w:r>
-    </w:p>
-    <w:bookmarkEnd w:id="130"/>
-    <w:bookmarkEnd w:id="131"/>
-    <w:bookmarkStart w:id="137" w:name="plantillas-y-listas-de-verificación"/>
-    <w:p>
-      <w:pPr>
-        <w:pStyle w:val="Heading1"/>
-      </w:pPr>
-      <w:r>
-        <w:t xml:space="preserve">19. Plantillas y listas de verificación</w:t>
-      </w:r>
-    </w:p>
-    <w:p>
-      <w:pPr>
         <w:numPr>
           <w:ilvl w:val="0"/>
           <w:numId w:val="1027"/>
         </w:numPr>
-        <w:pStyle w:val="Compact"/>
       </w:pPr>
       <w:r>
         <w:t xml:space="preserve">Estructuras prácticas para un sistema de organización aprobado*.</w:t>
       </w:r>
     </w:p>
-    <w:bookmarkStart w:id="132" w:name="ephi-inventory-fields"/>
+    <w:bookmarkStart w:id="121" w:name="ephi-inventory-fields"/>
     <w:p>
       <w:pPr>
         <w:pStyle w:val="Heading2"/>
@@ -7977,8 +8284,8 @@
         <w:t xml:space="preserve">Última revisión, activación del cambio y próxima revisión</w:t>
       </w:r>
     </w:p>
-    <w:bookmarkEnd w:id="132"/>
-    <w:bookmarkStart w:id="133" w:name="campos-de-registro-de-riesgos"/>
+    <w:bookmarkEnd w:id="121"/>
+    <w:bookmarkStart w:id="122" w:name="campos-de-registro-de-riesgos"/>
     <w:p>
       <w:pPr>
         <w:pStyle w:val="Heading2"/>
@@ -8051,8 +8358,8 @@
         <w:t xml:space="preserve">Validación y reprueba pruebas</w:t>
       </w:r>
     </w:p>
-    <w:bookmarkEnd w:id="133"/>
-    <w:bookmarkStart w:id="134" w:name="breach-fact-sheet"/>
+    <w:bookmarkEnd w:id="122"/>
+    <w:bookmarkStart w:id="123" w:name="breach-fact-sheet"/>
     <w:p>
       <w:pPr>
         <w:pStyle w:val="Heading2"/>
@@ -8066,15 +8373,9 @@
         <w:pStyle w:val="FirstParagraph"/>
       </w:pPr>
       <w:r>
-        <w:t xml:space="preserve">Silencio</w:t>
-      </w:r>
-      <w:r>
-        <w:t xml:space="preserve"> </w:t>
-      </w:r>
-      <w:r>
         <w:rPr>
+          <w:b/>
           <w:bCs/>
-          <w:b/>
         </w:rPr>
         <w:t xml:space="preserve">Field</w:t>
       </w:r>
@@ -8082,41 +8383,43 @@
         <w:t xml:space="preserve"> </w:t>
       </w:r>
       <w:r>
-        <w:t xml:space="preserve">Silencio</w:t>
+        <w:t xml:space="preserve">|</w:t>
       </w:r>
       <w:r>
         <w:t xml:space="preserve"> </w:t>
       </w:r>
       <w:r>
         <w:rPr>
+          <w:b/>
           <w:bCs/>
-          <w:b/>
         </w:rPr>
         <w:t xml:space="preserve">Información requerida</w:t>
       </w:r>
-      <w:r>
-        <w:t xml:space="preserve"> </w:t>
-      </w:r>
-      <w:r>
-        <w:t xml:space="preserve">Silencio.</w:t>
-      </w:r>
-      <w:r>
-        <w:t xml:space="preserve"> </w:t>
-      </w:r>
-      <w:r>
-        <w:t xml:space="preserve">Silencio Descubrimiento Silencio Quien lo descubrió, cuándo, y cuando la entidad se hizo consciente</w:t>
-      </w:r>
-      <w:r>
-        <w:t xml:space="preserve"> </w:t>
-      </w:r>
-      <w:r>
-        <w:t xml:space="preserve">Silencio Qué pasó, sistemas, cuentas, ubicación, contención</w:t>
-      </w:r>
-      <w:r>
-        <w:t xml:space="preserve"> </w:t>
-      </w:r>
-      <w:r>
-        <w:t xml:space="preserve">TEN PHI TENIDO Naturaleza, sensibilidad, identificadores, personas, cantidad, probabilidad de reidentificación ANTE</w:t>
+    </w:p>
+    <w:p>
+      <w:pPr>
+        <w:pStyle w:val="BodyText"/>
+      </w:pPr>
+      <w:r>
+        <w:t xml:space="preserve">|. |</w:t>
+      </w:r>
+      <w:r>
+        <w:t xml:space="preserve"> </w:t>
+      </w:r>
+      <w:r>
+        <w:t xml:space="preserve">| Descubrimiento | Quien lo descubrió, cuándo, y cuando la entidad se hizo consciente</w:t>
+      </w:r>
+      <w:r>
+        <w:t xml:space="preserve"> </w:t>
+      </w:r>
+      <w:r>
+        <w:t xml:space="preserve">| Qué pasó, sistemas, cuentas, ubicación, contención |</w:t>
+      </w:r>
+      <w:r>
+        <w:t xml:space="preserve"> </w:t>
+      </w:r>
+      <w:r>
+        <w:t xml:space="preserve">TEN PHI | Naturaleza, sensibilidad, identificadores, personas, cantidad, probabilidad de reidentificación ANTE</w:t>
       </w:r>
       <w:r>
         <w:t xml:space="preserve"> </w:t>
@@ -8128,19 +8431,19 @@
         <w:t xml:space="preserve"> </w:t>
       </w:r>
       <w:r>
-        <w:t xml:space="preserve">Silencioso Adquisición Silencio Si PHI fue adquirido o visto en realidad</w:t>
-      </w:r>
-      <w:r>
-        <w:t xml:space="preserve"> </w:t>
-      </w:r>
-      <w:r>
-        <w:t xml:space="preserve">TENIDA Mitigation TEN Retrieval, deletion, assurances, account actions, monitoring TEN</w:t>
-      </w:r>
-      <w:r>
-        <w:t xml:space="preserve"> </w:t>
-      </w:r>
-      <w:r>
-        <w:t xml:space="preserve">TENCIÓN TENIDA Excepción o análisis de baja probabilidad, avisos, aprobadores TEN</w:t>
+        <w:t xml:space="preserve">Silencioso Adquisición | Si PHI fue adquirido o visto en realidad</w:t>
+      </w:r>
+      <w:r>
+        <w:t xml:space="preserve"> </w:t>
+      </w:r>
+      <w:r>
+        <w:t xml:space="preserve">TENIDA Mitigation TEN Retrieval, deletion, assurances, account actions, monitoring |</w:t>
+      </w:r>
+      <w:r>
+        <w:t xml:space="preserve"> </w:t>
+      </w:r>
+      <w:r>
+        <w:t xml:space="preserve">TENCIÓN TENIDA Excepción o análisis de baja probabilidad, avisos, aprobadores |</w:t>
       </w:r>
       <w:r>
         <w:t xml:space="preserve"> </w:t>
@@ -8149,8 +8452,8 @@
         <w:t xml:space="preserve">← Acción permanente Corrección, sanciones, capacitación, pruebas, lecciones</w:t>
       </w:r>
     </w:p>
-    <w:bookmarkEnd w:id="134"/>
-    <w:bookmarkStart w:id="135" w:name="baa-checklist"/>
+    <w:bookmarkEnd w:id="123"/>
+    <w:bookmarkStart w:id="124" w:name="baa-checklist"/>
     <w:p>
       <w:pPr>
         <w:pStyle w:val="Heading2"/>
@@ -8239,8 +8542,8 @@
         <w:t xml:space="preserve">Contactos, ubicaciones, cambios y cadencia de revisión</w:t>
       </w:r>
     </w:p>
-    <w:bookmarkEnd w:id="135"/>
-    <w:bookmarkStart w:id="136" w:name="manager-pre-audit-checklist"/>
+    <w:bookmarkEnd w:id="124"/>
+    <w:bookmarkStart w:id="125" w:name="manager-pre-audit-checklist"/>
     <w:p>
       <w:pPr>
         <w:pStyle w:val="Heading2"/>
@@ -8329,9 +8632,9 @@
         <w:t xml:space="preserve">Se mantiene la documentación actual y necesaria durante seis años</w:t>
       </w:r>
     </w:p>
-    <w:bookmarkEnd w:id="136"/>
-    <w:bookmarkEnd w:id="137"/>
-    <w:bookmarkStart w:id="138" w:name="glosario"/>
+    <w:bookmarkEnd w:id="125"/>
+    <w:bookmarkEnd w:id="126"/>
+    <w:bookmarkStart w:id="127" w:name="glosario"/>
     <w:p>
       <w:pPr>
         <w:pStyle w:val="Heading1"/>
@@ -8346,8 +8649,8 @@
       </w:pPr>
       <w:r>
         <w:rPr>
+          <w:i/>
           <w:iCs/>
-          <w:i/>
         </w:rPr>
         <w:t xml:space="preserve">Definiciones en inglés de HIPAA importantes y términos de privacidad en salud.</w:t>
       </w:r>
@@ -8366,8 +8669,8 @@
       </w:pPr>
       <w:r>
         <w:rPr>
+          <w:b/>
           <w:bCs/>
-          <w:b/>
         </w:rPr>
         <w:t xml:space="preserve">Autorización.</w:t>
       </w:r>
@@ -8384,8 +8687,8 @@
       </w:pPr>
       <w:r>
         <w:rPr>
+          <w:b/>
           <w:bCs/>
-          <w:b/>
         </w:rPr>
         <w:t xml:space="preserve">Breach.</w:t>
       </w:r>
@@ -8410,8 +8713,8 @@
       </w:pPr>
       <w:r>
         <w:rPr>
+          <w:b/>
           <w:bCs/>
-          <w:b/>
         </w:rPr>
         <w:t xml:space="preserve">Ente civil.</w:t>
       </w:r>
@@ -8428,8 +8731,8 @@
       </w:pPr>
       <w:r>
         <w:rPr>
+          <w:b/>
           <w:bCs/>
-          <w:b/>
         </w:rPr>
         <w:t xml:space="preserve">Diseño de registros.</w:t>
       </w:r>
@@ -8462,8 +8765,8 @@
       </w:pPr>
       <w:r>
         <w:rPr>
+          <w:i/>
           <w:iCs/>
-          <w:i/>
         </w:rPr>
         <w:t xml:space="preserve">HITECH Act</w:t>
       </w:r>
@@ -8480,8 +8783,8 @@
       </w:pPr>
       <w:r>
         <w:rPr>
+          <w:b/>
           <w:bCs/>
-          <w:b/>
         </w:rPr>
         <w:t xml:space="preserve">Minimum necessary.</w:t>
       </w:r>
@@ -8498,8 +8801,8 @@
       </w:pPr>
       <w:r>
         <w:rPr>
+          <w:b/>
           <w:bCs/>
-          <w:b/>
         </w:rPr>
         <w:t xml:space="preserve">Parte 2.</w:t>
       </w:r>
@@ -8516,8 +8819,8 @@
       </w:pPr>
       <w:r>
         <w:rPr>
+          <w:b/>
           <w:bCs/>
-          <w:b/>
         </w:rPr>
         <w:t xml:space="preserve">PHI.</w:t>
       </w:r>
@@ -8542,8 +8845,8 @@
       </w:pPr>
       <w:r>
         <w:rPr>
+          <w:b/>
           <w:bCs/>
-          <w:b/>
         </w:rPr>
         <w:t xml:space="preserve">Especificación necesaria de la aplicación</w:t>
       </w:r>
@@ -8591,8 +8894,8 @@
         <w:t xml:space="preserve">** PHI no garantizado.** El PHI no se ha vuelto inutilizable, inleable o indescriptible a través de la tecnología o metodología especificada por el HHS.</w:t>
       </w:r>
     </w:p>
-    <w:bookmarkEnd w:id="138"/>
-    <w:bookmarkStart w:id="139" w:name="índice-de-asunto"/>
+    <w:bookmarkEnd w:id="127"/>
+    <w:bookmarkStart w:id="128" w:name="índice-de-asunto"/>
     <w:p>
       <w:pPr>
         <w:pStyle w:val="Heading1"/>
@@ -8607,19 +8910,19 @@
       </w:pPr>
       <w:r>
         <w:rPr>
+          <w:i/>
           <w:iCs/>
-          <w:i/>
         </w:rPr>
         <w:t xml:space="preserve">Una guía alfabética para los principales temas. Referencias apuntan a secciones para que el índice siga siendo útil después de la edición.</w:t>
       </w:r>
     </w:p>
     <w:p>
       <w:pPr>
+        <w:pStyle w:val="Compact"/>
         <w:numPr>
           <w:ilvl w:val="0"/>
           <w:numId w:val="1028"/>
         </w:numPr>
-        <w:pStyle w:val="Compact"/>
       </w:pPr>
       <w:r>
         <w:t xml:space="preserve">Tema*</w:t>
@@ -8629,8 +8932,8 @@
       </w:r>
       <w:r>
         <w:rPr>
+          <w:i/>
           <w:iCs/>
-          <w:i/>
         </w:rPr>
         <w:t xml:space="preserve">Tema</w:t>
       </w:r>
@@ -8645,8 +8948,8 @@
       </w:r>
       <w:r>
         <w:rPr>
+          <w:i/>
           <w:iCs/>
-          <w:i/>
         </w:rPr>
         <w:t xml:space="preserve">Tema</w:t>
       </w:r>
@@ -8654,19 +8957,19 @@
         <w:t xml:space="preserve"> </w:t>
       </w:r>
       <w:r>
-        <w:t xml:space="preserve">Silencio————————————————————————–</w:t>
-      </w:r>
-      <w:r>
-        <w:t xml:space="preserve"> </w:t>
-      </w:r>
-      <w:r>
-        <w:t xml:space="preserve">TENIDO Acceder a la derecha Silencio 4, 12.2, 19 TENIDO Aviso sobre las prácticas de privacidad</w:t>
-      </w:r>
-      <w:r>
-        <w:t xml:space="preserve"> </w:t>
-      </w:r>
-      <w:r>
-        <w:t xml:space="preserve">Silencio Addressable Silencio 5.2, 20 Silencio Herramientas de código abierto Silencio 15 Silencio</w:t>
+        <w:t xml:space="preserve">|————————————————————————– |</w:t>
+      </w:r>
+      <w:r>
+        <w:t xml:space="preserve"> </w:t>
+      </w:r>
+      <w:r>
+        <w:t xml:space="preserve">| Acceder a la derecha | 4, 12.2, 19 | Aviso sobre las prácticas de privacidad</w:t>
+      </w:r>
+      <w:r>
+        <w:t xml:space="preserve"> </w:t>
+      </w:r>
+      <w:r>
+        <w:t xml:space="preserve">| Addressable | 5.2, 20 | Herramientas de código abierto | 15 |</w:t>
       </w:r>
       <w:r>
         <w:t xml:space="preserve"> </w:t>
@@ -8678,7 +8981,7 @@
         <w:t xml:space="preserve"> </w:t>
       </w:r>
       <w:r>
-        <w:t xml:space="preserve">Silencioso Autorización Silencio 3.3, 12.2 Silencio</w:t>
+        <w:t xml:space="preserve">Silencioso Autorización | 3.3, 12.2 |</w:t>
       </w:r>
       <w:r>
         <w:t xml:space="preserve"> </w:t>
@@ -8690,19 +8993,19 @@
         <w:t xml:space="preserve"> </w:t>
       </w:r>
       <w:r>
-        <w:t xml:space="preserve">Silencioso socio de negocios Silencioso 2.2, 9, 19.4 Silencioso Privacidad Regla 3-4, 12.2 Silencio</w:t>
-      </w:r>
-      <w:r>
-        <w:t xml:space="preserve"> </w:t>
-      </w:r>
-      <w:r>
-        <w:t xml:space="preserve">Silencio Deidentificación Silencio 2.4, 3.5 Silencio Salud reproductiva</w:t>
-      </w:r>
-      <w:r>
-        <w:t xml:space="preserve"> </w:t>
-      </w:r>
-      <w:r>
-        <w:t xml:space="preserve">TENIDO EPHI TENIDO 2.3, 5–7 TENIDO Análisis del riesgo ANTE 5.3, 6, 12.1 TENIDO</w:t>
+        <w:t xml:space="preserve">Silencioso socio de negocios Silencioso 2.2, 9, 19.4 Silencioso Privacidad Regla 3-4, 12.2 |</w:t>
+      </w:r>
+      <w:r>
+        <w:t xml:space="preserve"> </w:t>
+      </w:r>
+      <w:r>
+        <w:t xml:space="preserve">| Deidentificación | 2.4, 3.5 | Salud reproductiva</w:t>
+      </w:r>
+      <w:r>
+        <w:t xml:space="preserve"> </w:t>
+      </w:r>
+      <w:r>
+        <w:t xml:space="preserve">| EPHI | 2.3, 5–7 | Análisis del riesgo ANTE 5.3, 6, 12.1 |</w:t>
       </w:r>
       <w:r>
         <w:t xml:space="preserve"> </w:t>
@@ -8714,13 +9017,13 @@
         <w:t xml:space="preserve"> </w:t>
       </w:r>
       <w:r>
-        <w:t xml:space="preserve">TENIDO HIPAA Security Rule NPRM TEN 1.3, 11.4 TENIDO LA LEY DEL ESTADO Silencio 10.2, 11.3</w:t>
-      </w:r>
-      <w:r>
-        <w:t xml:space="preserve"> </w:t>
-      </w:r>
-      <w:r>
-        <w:t xml:space="preserve">Silencio Derechos individuales Silencio 4 Silencio</w:t>
+        <w:t xml:space="preserve">| HIPAA Security Rule NPRM TEN 1.3, 11.4 | LA LEY DEL ESTADO | 10.2, 11.3</w:t>
+      </w:r>
+      <w:r>
+        <w:t xml:space="preserve"> </w:t>
+      </w:r>
+      <w:r>
+        <w:t xml:space="preserve">| Derechos individuales | 4 |</w:t>
       </w:r>
       <w:r>
         <w:t xml:space="preserve"> </w:t>
@@ -8732,11 +9035,11 @@
         <w:t xml:space="preserve"> </w:t>
       </w:r>
       <w:r>
-        <w:t xml:space="preserve">Silencio Mínimo necesario Silencio 3.4, 12.2 Silencioso entrenamiento de fuerza de trabajo</w:t>
-      </w:r>
-    </w:p>
-    <w:bookmarkEnd w:id="139"/>
-    <w:bookmarkStart w:id="149" w:name="referencias-oficiales-y-estudio-ulterior"/>
+        <w:t xml:space="preserve">| Mínimo necesario | 3.4, 12.2 Silencioso entrenamiento de fuerza de trabajo</w:t>
+      </w:r>
+    </w:p>
+    <w:bookmarkEnd w:id="128"/>
+    <w:bookmarkStart w:id="138" w:name="referencias-oficiales-y-estudio-ulterior"/>
     <w:p>
       <w:pPr>
         <w:pStyle w:val="Heading1"/>
@@ -8751,8 +9054,8 @@
       </w:pPr>
       <w:r>
         <w:rPr>
+          <w:i/>
           <w:iCs/>
-          <w:i/>
         </w:rPr>
         <w:t xml:space="preserve">Current government law, guidance, tools, and official project documentation used for verification.</w:t>
       </w:r>
@@ -8785,7 +9088,7 @@
       <w:pPr>
         <w:pStyle w:val="BodyText"/>
       </w:pPr>
-      <w:hyperlink r:id="rId140">
+      <w:hyperlink r:id="rId129">
         <w:r>
           <w:rPr>
             <w:rStyle w:val="Hyperlink"/>
@@ -8886,7 +9189,7 @@
       <w:pPr>
         <w:pStyle w:val="BodyText"/>
       </w:pPr>
-      <w:hyperlink r:id="rId141">
+      <w:hyperlink r:id="rId130">
         <w:r>
           <w:rPr>
             <w:rStyle w:val="Hyperlink"/>
@@ -8907,7 +9210,7 @@
       <w:pPr>
         <w:pStyle w:val="BodyText"/>
       </w:pPr>
-      <w:hyperlink r:id="rId142">
+      <w:hyperlink r:id="rId131">
         <w:r>
           <w:rPr>
             <w:rStyle w:val="Hyperlink"/>
@@ -8920,7 +9223,7 @@
       <w:pPr>
         <w:pStyle w:val="BodyText"/>
       </w:pPr>
-      <w:hyperlink r:id="rId143">
+      <w:hyperlink r:id="rId132">
         <w:r>
           <w:rPr>
             <w:rStyle w:val="Hyperlink"/>
@@ -8933,7 +9236,7 @@
       <w:pPr>
         <w:pStyle w:val="BodyText"/>
       </w:pPr>
-      <w:hyperlink r:id="rId144">
+      <w:hyperlink r:id="rId133">
         <w:r>
           <w:rPr>
             <w:rStyle w:val="Hyperlink"/>
@@ -8946,7 +9249,7 @@
       <w:pPr>
         <w:pStyle w:val="BodyText"/>
       </w:pPr>
-      <w:hyperlink r:id="rId145">
+      <w:hyperlink r:id="rId134">
         <w:r>
           <w:rPr>
             <w:rStyle w:val="Hyperlink"/>
@@ -8959,7 +9262,7 @@
       <w:pPr>
         <w:pStyle w:val="BodyText"/>
       </w:pPr>
-      <w:hyperlink r:id="rId146">
+      <w:hyperlink r:id="rId135">
         <w:r>
           <w:rPr>
             <w:rStyle w:val="Hyperlink"/>
@@ -8972,7 +9275,7 @@
       <w:pPr>
         <w:pStyle w:val="BodyText"/>
       </w:pPr>
-      <w:hyperlink r:id="rId147">
+      <w:hyperlink r:id="rId136">
         <w:r>
           <w:rPr>
             <w:rStyle w:val="Hyperlink"/>
@@ -8985,7 +9288,7 @@
       <w:pPr>
         <w:pStyle w:val="BodyText"/>
       </w:pPr>
-      <w:hyperlink r:id="rId148">
+      <w:hyperlink r:id="rId137">
         <w:r>
           <w:rPr>
             <w:rStyle w:val="Hyperlink"/>
@@ -9007,15 +9310,9 @@
         <w:pStyle w:val="BodyText"/>
       </w:pPr>
       <w:r>
-        <w:t xml:space="preserve">Silencio</w:t>
-      </w:r>
-      <w:r>
-        <w:t xml:space="preserve"> </w:t>
-      </w:r>
-      <w:r>
         <w:rPr>
+          <w:b/>
           <w:bCs/>
-          <w:b/>
         </w:rPr>
         <w:t xml:space="preserve">Recuerdo final:</w:t>
       </w:r>
@@ -9023,17 +9320,23 @@
         <w:t xml:space="preserve"> </w:t>
       </w:r>
       <w:r>
-        <w:t xml:space="preserve">Reglamentos, decisiones judiciales, orientación, cuantías de la pena, tecnología y cambios de hechos. Verifique las fuentes actuales de eCFR, HHS y NIST, ley estatal, estado de la Parte 2 y asesoramiento legal calificado antes de actuar en un asunto real. ←</w:t>
-      </w:r>
-      <w:r>
-        <w:t xml:space="preserve"> </w:t>
-      </w:r>
+        <w:t xml:space="preserve">Reglamentos, decisiones judiciales, orientación, cuantías de la pena, tecnología y cambios de hechos. Verifique las fuentes actuales de eCFR, HHS y NIST, ley estatal, estado de la Parte 2 y asesoramiento legal calificado antes de actuar en un asunto real. ← |</w:t>
+      </w:r>
+    </w:p>
+    <w:p>
+      <w:pPr>
+        <w:pStyle w:val="BodyText"/>
+      </w:pPr>
       <w:r>
         <w:t xml:space="preserve">Respuesta</w:t>
       </w:r>
     </w:p>
-    <w:bookmarkEnd w:id="149"/>
-    <w:sectPr/>
+    <w:bookmarkEnd w:id="138"/>
+    <w:sectPr>
+      <w:footnotePr>
+        <w:numRestart w:val="eachSect"/>
+      </w:footnotePr>
+    </w:sectPr>
   </w:body>
 </w:document>
 </file>
@@ -9064,14 +9367,14 @@
 <file path=word/numbering.xml><?xml version="1.0" encoding="utf-8"?>
 <w:numbering xmlns:w="http://schemas.openxmlformats.org/wordprocessingml/2006/main">
   <w:abstractNum w:abstractNumId="990">
-    <w:nsid w:val="A990"/>
+    <w:nsid w:val="0000A990"/>
     <w:multiLevelType w:val="multilevel"/>
     <w:lvl w:ilvl="0">
       <w:numFmt w:val="bullet"/>
       <w:lvlText w:val=" "/>
       <w:lvlJc w:val="left"/>
       <w:pPr>
-        <w:ind w:left="720" w:hanging="480"/>
+        <w:ind w:left="720" w:hanging="360"/>
       </w:pPr>
     </w:lvl>
     <w:lvl w:ilvl="1">
@@ -9079,7 +9382,7 @@
       <w:lvlText w:val=" "/>
       <w:lvlJc w:val="left"/>
       <w:pPr>
-        <w:ind w:left="1440" w:hanging="480"/>
+        <w:ind w:left="1440" w:hanging="360"/>
       </w:pPr>
     </w:lvl>
     <w:lvl w:ilvl="2">
@@ -9087,7 +9390,7 @@
       <w:lvlText w:val=" "/>
       <w:lvlJc w:val="left"/>
       <w:pPr>
-        <w:ind w:left="2160" w:hanging="480"/>
+        <w:ind w:left="2160" w:hanging="360"/>
       </w:pPr>
     </w:lvl>
     <w:lvl w:ilvl="3">
@@ -9095,7 +9398,7 @@
       <w:lvlText w:val=" "/>
       <w:lvlJc w:val="left"/>
       <w:pPr>
-        <w:ind w:left="2880" w:hanging="480"/>
+        <w:ind w:left="2880" w:hanging="360"/>
       </w:pPr>
     </w:lvl>
     <w:lvl w:ilvl="4">
@@ -9103,7 +9406,7 @@
       <w:lvlText w:val=" "/>
       <w:lvlJc w:val="left"/>
       <w:pPr>
-        <w:ind w:left="3600" w:hanging="480"/>
+        <w:ind w:left="3600" w:hanging="360"/>
       </w:pPr>
     </w:lvl>
     <w:lvl w:ilvl="5">
@@ -9111,7 +9414,7 @@
       <w:lvlText w:val=" "/>
       <w:lvlJc w:val="left"/>
       <w:pPr>
-        <w:ind w:left="4320" w:hanging="480"/>
+        <w:ind w:left="4320" w:hanging="360"/>
       </w:pPr>
     </w:lvl>
     <w:lvl w:ilvl="6">
@@ -9119,7 +9422,7 @@
       <w:lvlText w:val=" "/>
       <w:lvlJc w:val="left"/>
       <w:pPr>
-        <w:ind w:left="5040" w:hanging="480"/>
+        <w:ind w:left="5040" w:hanging="360"/>
       </w:pPr>
     </w:lvl>
     <w:lvl w:ilvl="7">
@@ -9127,7 +9430,7 @@
       <w:lvlText w:val=" "/>
       <w:lvlJc w:val="left"/>
       <w:pPr>
-        <w:ind w:left="5760" w:hanging="480"/>
+        <w:ind w:left="5760" w:hanging="360"/>
       </w:pPr>
     </w:lvl>
     <w:lvl w:ilvl="8">
@@ -9135,12 +9438,12 @@
       <w:lvlText w:val=" "/>
       <w:lvlJc w:val="left"/>
       <w:pPr>
-        <w:ind w:left="6480" w:hanging="480"/>
+        <w:ind w:left="6480" w:hanging="360"/>
       </w:pPr>
     </w:lvl>
   </w:abstractNum>
   <w:abstractNum w:abstractNumId="99412">
-    <w:nsid w:val="A99412"/>
+    <w:nsid w:val="00A99412"/>
     <w:multiLevelType w:val="multilevel"/>
     <w:lvl w:ilvl="0">
       <w:start w:val="2"/>
@@ -9148,7 +9451,7 @@
       <w:lvlText w:val="%1."/>
       <w:lvlJc w:val="left"/>
       <w:pPr>
-        <w:ind w:left="720" w:hanging="480"/>
+        <w:ind w:left="720" w:hanging="360"/>
       </w:pPr>
     </w:lvl>
     <w:lvl w:ilvl="1">
@@ -9157,7 +9460,7 @@
       <w:lvlText w:val="%2."/>
       <w:lvlJc w:val="left"/>
       <w:pPr>
-        <w:ind w:left="1440" w:hanging="480"/>
+        <w:ind w:left="1440" w:hanging="360"/>
       </w:pPr>
     </w:lvl>
     <w:lvl w:ilvl="2">
@@ -9166,7 +9469,7 @@
       <w:lvlText w:val="%3."/>
       <w:lvlJc w:val="left"/>
       <w:pPr>
-        <w:ind w:left="2160" w:hanging="480"/>
+        <w:ind w:left="2160" w:hanging="360"/>
       </w:pPr>
     </w:lvl>
     <w:lvl w:ilvl="3">
@@ -9175,7 +9478,7 @@
       <w:lvlText w:val="%4."/>
       <w:lvlJc w:val="left"/>
       <w:pPr>
-        <w:ind w:left="2880" w:hanging="480"/>
+        <w:ind w:left="2880" w:hanging="360"/>
       </w:pPr>
     </w:lvl>
     <w:lvl w:ilvl="4">
@@ -9184,7 +9487,7 @@
       <w:lvlText w:val="%5."/>
       <w:lvlJc w:val="left"/>
       <w:pPr>
-        <w:ind w:left="3600" w:hanging="480"/>
+        <w:ind w:left="3600" w:hanging="360"/>
       </w:pPr>
     </w:lvl>
     <w:lvl w:ilvl="5">
@@ -9193,7 +9496,7 @@
       <w:lvlText w:val="%6."/>
       <w:lvlJc w:val="left"/>
       <w:pPr>
-        <w:ind w:left="4320" w:hanging="480"/>
+        <w:ind w:left="4320" w:hanging="360"/>
       </w:pPr>
     </w:lvl>
     <w:lvl w:ilvl="6">
@@ -9202,7 +9505,7 @@
       <w:lvlText w:val="%7."/>
       <w:lvlJc w:val="left"/>
       <w:pPr>
-        <w:ind w:left="5040" w:hanging="480"/>
+        <w:ind w:left="5040" w:hanging="360"/>
       </w:pPr>
     </w:lvl>
     <w:lvl w:ilvl="7">
@@ -9211,7 +9514,7 @@
       <w:lvlText w:val="%8."/>
       <w:lvlJc w:val="left"/>
       <w:pPr>
-        <w:ind w:left="5760" w:hanging="480"/>
+        <w:ind w:left="5760" w:hanging="360"/>
       </w:pPr>
     </w:lvl>
     <w:lvl w:ilvl="8">
@@ -9220,88 +9523,115 @@
       <w:lvlText w:val="%9."/>
       <w:lvlJc w:val="left"/>
       <w:pPr>
-        <w:ind w:left="6480" w:hanging="480"/>
+        <w:ind w:left="6480" w:hanging="360"/>
       </w:pPr>
     </w:lvl>
   </w:abstractNum>
   <w:abstractNum w:abstractNumId="991">
-    <w:nsid w:val="A991"/>
+    <w:nsid w:val="0000A991"/>
     <w:multiLevelType w:val="multilevel"/>
     <w:lvl w:ilvl="0">
       <w:numFmt w:val="bullet"/>
-      <w:lvlText w:val="•"/>
+      <w:lvlText w:val=""/>
       <w:lvlJc w:val="left"/>
       <w:pPr>
-        <w:ind w:left="720" w:hanging="480"/>
-      </w:pPr>
+        <w:ind w:left="720" w:hanging="360"/>
+      </w:pPr>
+      <w:rPr>
+        <w:rFonts w:ascii="Symbol" w:hAnsi="Symbol" w:cs="Symbol" w:hint="default"/>
+      </w:rPr>
     </w:lvl>
     <w:lvl w:ilvl="1">
       <w:numFmt w:val="bullet"/>
-      <w:lvlText w:val="–"/>
+      <w:lvlText w:val="o"/>
       <w:lvlJc w:val="left"/>
       <w:pPr>
-        <w:ind w:left="1440" w:hanging="480"/>
-      </w:pPr>
+        <w:ind w:left="1440" w:hanging="360"/>
+      </w:pPr>
+      <w:rPr>
+        <w:rFonts w:ascii="Courier New" w:hAnsi="Courier New" w:cs="Courier New" w:hint="default"/>
+      </w:rPr>
     </w:lvl>
     <w:lvl w:ilvl="2">
       <w:numFmt w:val="bullet"/>
-      <w:lvlText w:val="•"/>
+      <w:lvlText w:val=""/>
       <w:lvlJc w:val="left"/>
       <w:pPr>
-        <w:ind w:left="2160" w:hanging="480"/>
-      </w:pPr>
+        <w:ind w:left="2160" w:hanging="360"/>
+      </w:pPr>
+      <w:rPr>
+        <w:rFonts w:ascii="Wingdings" w:hAnsi="Wingdings" w:cs="Wingdings" w:hint="default"/>
+      </w:rPr>
     </w:lvl>
     <w:lvl w:ilvl="3">
       <w:numFmt w:val="bullet"/>
-      <w:lvlText w:val="–"/>
+      <w:lvlText w:val=""/>
       <w:lvlJc w:val="left"/>
       <w:pPr>
-        <w:ind w:left="2880" w:hanging="480"/>
-      </w:pPr>
+        <w:ind w:left="2880" w:hanging="360"/>
+      </w:pPr>
+      <w:rPr>
+        <w:rFonts w:ascii="Symbol" w:hAnsi="Symbol" w:cs="Symbol" w:hint="default"/>
+      </w:rPr>
     </w:lvl>
     <w:lvl w:ilvl="4">
       <w:numFmt w:val="bullet"/>
-      <w:lvlText w:val="•"/>
+      <w:lvlText w:val="o"/>
       <w:lvlJc w:val="left"/>
       <w:pPr>
-        <w:ind w:left="3600" w:hanging="480"/>
-      </w:pPr>
+        <w:ind w:left="3600" w:hanging="360"/>
+      </w:pPr>
+      <w:rPr>
+        <w:rFonts w:ascii="Courier New" w:hAnsi="Courier New" w:cs="Courier New" w:hint="default"/>
+      </w:rPr>
     </w:lvl>
     <w:lvl w:ilvl="5">
       <w:numFmt w:val="bullet"/>
-      <w:lvlText w:val="–"/>
+      <w:lvlText w:val=""/>
       <w:lvlJc w:val="left"/>
       <w:pPr>
-        <w:ind w:left="4320" w:hanging="480"/>
-      </w:pPr>
+        <w:ind w:left="4320" w:hanging="360"/>
+      </w:pPr>
+      <w:rPr>
+        <w:rFonts w:ascii="Wingdings" w:hAnsi="Wingdings" w:cs="Wingdings" w:hint="default"/>
+      </w:rPr>
     </w:lvl>
     <w:lvl w:ilvl="6">
       <w:numFmt w:val="bullet"/>
-      <w:lvlText w:val="•"/>
+      <w:lvlText w:val=""/>
       <w:lvlJc w:val="left"/>
       <w:pPr>
-        <w:ind w:left="5040" w:hanging="480"/>
-      </w:pPr>
+        <w:ind w:left="5040" w:hanging="360"/>
+      </w:pPr>
+      <w:rPr>
+        <w:rFonts w:ascii="Symbol" w:hAnsi="Symbol" w:cs="Symbol" w:hint="default"/>
+      </w:rPr>
     </w:lvl>
     <w:lvl w:ilvl="7">
       <w:numFmt w:val="bullet"/>
-      <w:lvlText w:val="–"/>
+      <w:lvlText w:val="o"/>
       <w:lvlJc w:val="left"/>
       <w:pPr>
-        <w:ind w:left="5760" w:hanging="480"/>
-      </w:pPr>
+        <w:ind w:left="5760" w:hanging="360"/>
+      </w:pPr>
+      <w:rPr>
+        <w:rFonts w:ascii="Courier New" w:hAnsi="Courier New" w:cs="Courier New" w:hint="default"/>
+      </w:rPr>
     </w:lvl>
     <w:lvl w:ilvl="8">
       <w:numFmt w:val="bullet"/>
-      <w:lvlText w:val="•"/>
+      <w:lvlText w:val=""/>
       <w:lvlJc w:val="left"/>
       <w:pPr>
-        <w:ind w:left="6480" w:hanging="480"/>
-      </w:pPr>
+        <w:ind w:left="6480" w:hanging="360"/>
+      </w:pPr>
+      <w:rPr>
+        <w:rFonts w:ascii="Wingdings" w:hAnsi="Wingdings" w:cs="Wingdings" w:hint="default"/>
+      </w:rPr>
     </w:lvl>
   </w:abstractNum>
   <w:abstractNum w:abstractNumId="99414">
-    <w:nsid w:val="A99414"/>
+    <w:nsid w:val="00A99414"/>
     <w:multiLevelType w:val="multilevel"/>
     <w:lvl w:ilvl="0">
       <w:start w:val="4"/>
@@ -9309,7 +9639,7 @@
       <w:lvlText w:val="%1."/>
       <w:lvlJc w:val="left"/>
       <w:pPr>
-        <w:ind w:left="720" w:hanging="480"/>
+        <w:ind w:left="720" w:hanging="360"/>
       </w:pPr>
     </w:lvl>
     <w:lvl w:ilvl="1">
@@ -9318,7 +9648,7 @@
       <w:lvlText w:val="%2."/>
       <w:lvlJc w:val="left"/>
       <w:pPr>
-        <w:ind w:left="1440" w:hanging="480"/>
+        <w:ind w:left="1440" w:hanging="360"/>
       </w:pPr>
     </w:lvl>
     <w:lvl w:ilvl="2">
@@ -9327,7 +9657,7 @@
       <w:lvlText w:val="%3."/>
       <w:lvlJc w:val="left"/>
       <w:pPr>
-        <w:ind w:left="2160" w:hanging="480"/>
+        <w:ind w:left="2160" w:hanging="360"/>
       </w:pPr>
     </w:lvl>
     <w:lvl w:ilvl="3">
@@ -9336,7 +9666,7 @@
       <w:lvlText w:val="%4."/>
       <w:lvlJc w:val="left"/>
       <w:pPr>
-        <w:ind w:left="2880" w:hanging="480"/>
+        <w:ind w:left="2880" w:hanging="360"/>
       </w:pPr>
     </w:lvl>
     <w:lvl w:ilvl="4">
@@ -9345,7 +9675,7 @@
       <w:lvlText w:val="%5."/>
       <w:lvlJc w:val="left"/>
       <w:pPr>
-        <w:ind w:left="3600" w:hanging="480"/>
+        <w:ind w:left="3600" w:hanging="360"/>
       </w:pPr>
     </w:lvl>
     <w:lvl w:ilvl="5">
@@ -9354,7 +9684,7 @@
       <w:lvlText w:val="%6."/>
       <w:lvlJc w:val="left"/>
       <w:pPr>
-        <w:ind w:left="4320" w:hanging="480"/>
+        <w:ind w:left="4320" w:hanging="360"/>
       </w:pPr>
     </w:lvl>
     <w:lvl w:ilvl="6">
@@ -9363,7 +9693,7 @@
       <w:lvlText w:val="%7."/>
       <w:lvlJc w:val="left"/>
       <w:pPr>
-        <w:ind w:left="5040" w:hanging="480"/>
+        <w:ind w:left="5040" w:hanging="360"/>
       </w:pPr>
     </w:lvl>
     <w:lvl w:ilvl="7">
@@ -9372,7 +9702,7 @@
       <w:lvlText w:val="%8."/>
       <w:lvlJc w:val="left"/>
       <w:pPr>
-        <w:ind w:left="5760" w:hanging="480"/>
+        <w:ind w:left="5760" w:hanging="360"/>
       </w:pPr>
     </w:lvl>
     <w:lvl w:ilvl="8">
@@ -9381,12 +9711,12 @@
       <w:lvlText w:val="%9."/>
       <w:lvlJc w:val="left"/>
       <w:pPr>
-        <w:ind w:left="6480" w:hanging="480"/>
+        <w:ind w:left="6480" w:hanging="360"/>
       </w:pPr>
     </w:lvl>
   </w:abstractNum>
   <w:abstractNum w:abstractNumId="99411">
-    <w:nsid w:val="A99411"/>
+    <w:nsid w:val="00A99411"/>
     <w:multiLevelType w:val="multilevel"/>
     <w:lvl w:ilvl="0">
       <w:start w:val="1"/>
@@ -9394,7 +9724,7 @@
       <w:lvlText w:val="%1."/>
       <w:lvlJc w:val="left"/>
       <w:pPr>
-        <w:ind w:left="720" w:hanging="480"/>
+        <w:ind w:left="720" w:hanging="360"/>
       </w:pPr>
     </w:lvl>
     <w:lvl w:ilvl="1">
@@ -9403,7 +9733,7 @@
       <w:lvlText w:val="%2."/>
       <w:lvlJc w:val="left"/>
       <w:pPr>
-        <w:ind w:left="1440" w:hanging="480"/>
+        <w:ind w:left="1440" w:hanging="360"/>
       </w:pPr>
     </w:lvl>
     <w:lvl w:ilvl="2">
@@ -9412,7 +9742,7 @@
       <w:lvlText w:val="%3."/>
       <w:lvlJc w:val="left"/>
       <w:pPr>
-        <w:ind w:left="2160" w:hanging="480"/>
+        <w:ind w:left="2160" w:hanging="360"/>
       </w:pPr>
     </w:lvl>
     <w:lvl w:ilvl="3">
@@ -9421,7 +9751,7 @@
       <w:lvlText w:val="%4."/>
       <w:lvlJc w:val="left"/>
       <w:pPr>
-        <w:ind w:left="2880" w:hanging="480"/>
+        <w:ind w:left="2880" w:hanging="360"/>
       </w:pPr>
     </w:lvl>
     <w:lvl w:ilvl="4">
@@ -9430,7 +9760,7 @@
       <w:lvlText w:val="%5."/>
       <w:lvlJc w:val="left"/>
       <w:pPr>
-        <w:ind w:left="3600" w:hanging="480"/>
+        <w:ind w:left="3600" w:hanging="360"/>
       </w:pPr>
     </w:lvl>
     <w:lvl w:ilvl="5">
@@ -9439,7 +9769,7 @@
       <w:lvlText w:val="%6."/>
       <w:lvlJc w:val="left"/>
       <w:pPr>
-        <w:ind w:left="4320" w:hanging="480"/>
+        <w:ind w:left="4320" w:hanging="360"/>
       </w:pPr>
     </w:lvl>
     <w:lvl w:ilvl="6">
@@ -9448,7 +9778,7 @@
       <w:lvlText w:val="%7."/>
       <w:lvlJc w:val="left"/>
       <w:pPr>
-        <w:ind w:left="5040" w:hanging="480"/>
+        <w:ind w:left="5040" w:hanging="360"/>
       </w:pPr>
     </w:lvl>
     <w:lvl w:ilvl="7">
@@ -9457,7 +9787,7 @@
       <w:lvlText w:val="%8."/>
       <w:lvlJc w:val="left"/>
       <w:pPr>
-        <w:ind w:left="5760" w:hanging="480"/>
+        <w:ind w:left="5760" w:hanging="360"/>
       </w:pPr>
     </w:lvl>
     <w:lvl w:ilvl="8">
@@ -9466,12 +9796,12 @@
       <w:lvlText w:val="%9."/>
       <w:lvlJc w:val="left"/>
       <w:pPr>
-        <w:ind w:left="6480" w:hanging="480"/>
+        <w:ind w:left="6480" w:hanging="360"/>
       </w:pPr>
     </w:lvl>
   </w:abstractNum>
   <w:abstractNum w:abstractNumId="99416">
-    <w:nsid w:val="A99416"/>
+    <w:nsid w:val="00A99416"/>
     <w:multiLevelType w:val="multilevel"/>
     <w:lvl w:ilvl="0">
       <w:start w:val="6"/>
@@ -9479,7 +9809,7 @@
       <w:lvlText w:val="%1."/>
       <w:lvlJc w:val="left"/>
       <w:pPr>
-        <w:ind w:left="720" w:hanging="480"/>
+        <w:ind w:left="720" w:hanging="360"/>
       </w:pPr>
     </w:lvl>
     <w:lvl w:ilvl="1">
@@ -9488,7 +9818,7 @@
       <w:lvlText w:val="%2."/>
       <w:lvlJc w:val="left"/>
       <w:pPr>
-        <w:ind w:left="1440" w:hanging="480"/>
+        <w:ind w:left="1440" w:hanging="360"/>
       </w:pPr>
     </w:lvl>
     <w:lvl w:ilvl="2">
@@ -9497,7 +9827,7 @@
       <w:lvlText w:val="%3."/>
       <w:lvlJc w:val="left"/>
       <w:pPr>
-        <w:ind w:left="2160" w:hanging="480"/>
+        <w:ind w:left="2160" w:hanging="360"/>
       </w:pPr>
     </w:lvl>
     <w:lvl w:ilvl="3">
@@ -9506,7 +9836,7 @@
       <w:lvlText w:val="%4."/>
       <w:lvlJc w:val="left"/>
       <w:pPr>
-        <w:ind w:left="2880" w:hanging="480"/>
+        <w:ind w:left="2880" w:hanging="360"/>
       </w:pPr>
     </w:lvl>
     <w:lvl w:ilvl="4">
@@ -9515,7 +9845,7 @@
       <w:lvlText w:val="%5."/>
       <w:lvlJc w:val="left"/>
       <w:pPr>
-        <w:ind w:left="3600" w:hanging="480"/>
+        <w:ind w:left="3600" w:hanging="360"/>
       </w:pPr>
     </w:lvl>
     <w:lvl w:ilvl="5">
@@ -9524,7 +9854,7 @@
       <w:lvlText w:val="%6."/>
       <w:lvlJc w:val="left"/>
       <w:pPr>
-        <w:ind w:left="4320" w:hanging="480"/>
+        <w:ind w:left="4320" w:hanging="360"/>
       </w:pPr>
     </w:lvl>
     <w:lvl w:ilvl="6">
@@ -9533,7 +9863,7 @@
       <w:lvlText w:val="%7."/>
       <w:lvlJc w:val="left"/>
       <w:pPr>
-        <w:ind w:left="5040" w:hanging="480"/>
+        <w:ind w:left="5040" w:hanging="360"/>
       </w:pPr>
     </w:lvl>
     <w:lvl w:ilvl="7">
@@ -9542,7 +9872,7 @@
       <w:lvlText w:val="%8."/>
       <w:lvlJc w:val="left"/>
       <w:pPr>
-        <w:ind w:left="5760" w:hanging="480"/>
+        <w:ind w:left="5760" w:hanging="360"/>
       </w:pPr>
     </w:lvl>
     <w:lvl w:ilvl="8">
@@ -9551,12 +9881,12 @@
       <w:lvlText w:val="%9."/>
       <w:lvlJc w:val="left"/>
       <w:pPr>
-        <w:ind w:left="6480" w:hanging="480"/>
+        <w:ind w:left="6480" w:hanging="360"/>
       </w:pPr>
     </w:lvl>
   </w:abstractNum>
   <w:abstractNum w:abstractNumId="99418">
-    <w:nsid w:val="A99418"/>
+    <w:nsid w:val="00A99418"/>
     <w:multiLevelType w:val="multilevel"/>
     <w:lvl w:ilvl="0">
       <w:start w:val="8"/>
@@ -9564,7 +9894,7 @@
       <w:lvlText w:val="%1."/>
       <w:lvlJc w:val="left"/>
       <w:pPr>
-        <w:ind w:left="720" w:hanging="480"/>
+        <w:ind w:left="720" w:hanging="360"/>
       </w:pPr>
     </w:lvl>
     <w:lvl w:ilvl="1">
@@ -9573,7 +9903,7 @@
       <w:lvlText w:val="%2."/>
       <w:lvlJc w:val="left"/>
       <w:pPr>
-        <w:ind w:left="1440" w:hanging="480"/>
+        <w:ind w:left="1440" w:hanging="360"/>
       </w:pPr>
     </w:lvl>
     <w:lvl w:ilvl="2">
@@ -9582,7 +9912,7 @@
       <w:lvlText w:val="%3."/>
       <w:lvlJc w:val="left"/>
       <w:pPr>
-        <w:ind w:left="2160" w:hanging="480"/>
+        <w:ind w:left="2160" w:hanging="360"/>
       </w:pPr>
     </w:lvl>
     <w:lvl w:ilvl="3">
@@ -9591,7 +9921,7 @@
       <w:lvlText w:val="%4."/>
       <w:lvlJc w:val="left"/>
       <w:pPr>
-        <w:ind w:left="2880" w:hanging="480"/>
+        <w:ind w:left="2880" w:hanging="360"/>
       </w:pPr>
     </w:lvl>
     <w:lvl w:ilvl="4">
@@ -9600,7 +9930,7 @@
       <w:lvlText w:val="%5."/>
       <w:lvlJc w:val="left"/>
       <w:pPr>
-        <w:ind w:left="3600" w:hanging="480"/>
+        <w:ind w:left="3600" w:hanging="360"/>
       </w:pPr>
     </w:lvl>
     <w:lvl w:ilvl="5">
@@ -9609,7 +9939,7 @@
       <w:lvlText w:val="%6."/>
       <w:lvlJc w:val="left"/>
       <w:pPr>
-        <w:ind w:left="4320" w:hanging="480"/>
+        <w:ind w:left="4320" w:hanging="360"/>
       </w:pPr>
     </w:lvl>
     <w:lvl w:ilvl="6">
@@ -9618,7 +9948,7 @@
       <w:lvlText w:val="%7."/>
       <w:lvlJc w:val="left"/>
       <w:pPr>
-        <w:ind w:left="5040" w:hanging="480"/>
+        <w:ind w:left="5040" w:hanging="360"/>
       </w:pPr>
     </w:lvl>
     <w:lvl w:ilvl="7">
@@ -9627,7 +9957,7 @@
       <w:lvlText w:val="%8."/>
       <w:lvlJc w:val="left"/>
       <w:pPr>
-        <w:ind w:left="5760" w:hanging="480"/>
+        <w:ind w:left="5760" w:hanging="360"/>
       </w:pPr>
     </w:lvl>
     <w:lvl w:ilvl="8">
@@ -9636,12 +9966,12 @@
       <w:lvlText w:val="%9."/>
       <w:lvlJc w:val="left"/>
       <w:pPr>
-        <w:ind w:left="6480" w:hanging="480"/>
+        <w:ind w:left="6480" w:hanging="360"/>
       </w:pPr>
     </w:lvl>
   </w:abstractNum>
   <w:abstractNum w:abstractNumId="994111">
-    <w:nsid w:val="A994111"/>
+    <w:nsid w:val="0A994111"/>
     <w:multiLevelType w:val="multilevel"/>
     <w:lvl w:ilvl="0">
       <w:start w:val="11"/>
@@ -9649,7 +9979,7 @@
       <w:lvlText w:val="%1."/>
       <w:lvlJc w:val="left"/>
       <w:pPr>
-        <w:ind w:left="720" w:hanging="480"/>
+        <w:ind w:left="720" w:hanging="360"/>
       </w:pPr>
     </w:lvl>
     <w:lvl w:ilvl="1">
@@ -9658,7 +9988,7 @@
       <w:lvlText w:val="%2."/>
       <w:lvlJc w:val="left"/>
       <w:pPr>
-        <w:ind w:left="1440" w:hanging="480"/>
+        <w:ind w:left="1440" w:hanging="360"/>
       </w:pPr>
     </w:lvl>
     <w:lvl w:ilvl="2">
@@ -9667,7 +9997,7 @@
       <w:lvlText w:val="%3."/>
       <w:lvlJc w:val="left"/>
       <w:pPr>
-        <w:ind w:left="2160" w:hanging="480"/>
+        <w:ind w:left="2160" w:hanging="360"/>
       </w:pPr>
     </w:lvl>
     <w:lvl w:ilvl="3">
@@ -9676,7 +10006,7 @@
       <w:lvlText w:val="%4."/>
       <w:lvlJc w:val="left"/>
       <w:pPr>
-        <w:ind w:left="2880" w:hanging="480"/>
+        <w:ind w:left="2880" w:hanging="360"/>
       </w:pPr>
     </w:lvl>
     <w:lvl w:ilvl="4">
@@ -9685,7 +10015,7 @@
       <w:lvlText w:val="%5."/>
       <w:lvlJc w:val="left"/>
       <w:pPr>
-        <w:ind w:left="3600" w:hanging="480"/>
+        <w:ind w:left="3600" w:hanging="360"/>
       </w:pPr>
     </w:lvl>
     <w:lvl w:ilvl="5">
@@ -9694,7 +10024,7 @@
       <w:lvlText w:val="%6."/>
       <w:lvlJc w:val="left"/>
       <w:pPr>
-        <w:ind w:left="4320" w:hanging="480"/>
+        <w:ind w:left="4320" w:hanging="360"/>
       </w:pPr>
     </w:lvl>
     <w:lvl w:ilvl="6">
@@ -9703,7 +10033,7 @@
       <w:lvlText w:val="%7."/>
       <w:lvlJc w:val="left"/>
       <w:pPr>
-        <w:ind w:left="5040" w:hanging="480"/>
+        <w:ind w:left="5040" w:hanging="360"/>
       </w:pPr>
     </w:lvl>
     <w:lvl w:ilvl="7">
@@ -9712,7 +10042,7 @@
       <w:lvlText w:val="%8."/>
       <w:lvlJc w:val="left"/>
       <w:pPr>
-        <w:ind w:left="5760" w:hanging="480"/>
+        <w:ind w:left="5760" w:hanging="360"/>
       </w:pPr>
     </w:lvl>
     <w:lvl w:ilvl="8">
@@ -9721,12 +10051,12 @@
       <w:lvlText w:val="%9."/>
       <w:lvlJc w:val="left"/>
       <w:pPr>
-        <w:ind w:left="6480" w:hanging="480"/>
+        <w:ind w:left="6480" w:hanging="360"/>
       </w:pPr>
     </w:lvl>
   </w:abstractNum>
   <w:abstractNum w:abstractNumId="994117">
-    <w:nsid w:val="A994117"/>
+    <w:nsid w:val="0A994117"/>
     <w:multiLevelType w:val="multilevel"/>
     <w:lvl w:ilvl="0">
       <w:start w:val="17"/>
@@ -9734,7 +10064,7 @@
       <w:lvlText w:val="%1."/>
       <w:lvlJc w:val="left"/>
       <w:pPr>
-        <w:ind w:left="720" w:hanging="480"/>
+        <w:ind w:left="720" w:hanging="360"/>
       </w:pPr>
     </w:lvl>
     <w:lvl w:ilvl="1">
@@ -9743,7 +10073,7 @@
       <w:lvlText w:val="%2."/>
       <w:lvlJc w:val="left"/>
       <w:pPr>
-        <w:ind w:left="1440" w:hanging="480"/>
+        <w:ind w:left="1440" w:hanging="360"/>
       </w:pPr>
     </w:lvl>
     <w:lvl w:ilvl="2">
@@ -9752,7 +10082,7 @@
       <w:lvlText w:val="%3."/>
       <w:lvlJc w:val="left"/>
       <w:pPr>
-        <w:ind w:left="2160" w:hanging="480"/>
+        <w:ind w:left="2160" w:hanging="360"/>
       </w:pPr>
     </w:lvl>
     <w:lvl w:ilvl="3">
@@ -9761,7 +10091,7 @@
       <w:lvlText w:val="%4."/>
       <w:lvlJc w:val="left"/>
       <w:pPr>
-        <w:ind w:left="2880" w:hanging="480"/>
+        <w:ind w:left="2880" w:hanging="360"/>
       </w:pPr>
     </w:lvl>
     <w:lvl w:ilvl="4">
@@ -9770,7 +10100,7 @@
       <w:lvlText w:val="%5."/>
       <w:lvlJc w:val="left"/>
       <w:pPr>
-        <w:ind w:left="3600" w:hanging="480"/>
+        <w:ind w:left="3600" w:hanging="360"/>
       </w:pPr>
     </w:lvl>
     <w:lvl w:ilvl="5">
@@ -9779,7 +10109,7 @@
       <w:lvlText w:val="%6."/>
       <w:lvlJc w:val="left"/>
       <w:pPr>
-        <w:ind w:left="4320" w:hanging="480"/>
+        <w:ind w:left="4320" w:hanging="360"/>
       </w:pPr>
     </w:lvl>
     <w:lvl w:ilvl="6">
@@ -9788,7 +10118,7 @@
       <w:lvlText w:val="%7."/>
       <w:lvlJc w:val="left"/>
       <w:pPr>
-        <w:ind w:left="5040" w:hanging="480"/>
+        <w:ind w:left="5040" w:hanging="360"/>
       </w:pPr>
     </w:lvl>
     <w:lvl w:ilvl="7">
@@ -9797,7 +10127,7 @@
       <w:lvlText w:val="%8."/>
       <w:lvlJc w:val="left"/>
       <w:pPr>
-        <w:ind w:left="5760" w:hanging="480"/>
+        <w:ind w:left="5760" w:hanging="360"/>
       </w:pPr>
     </w:lvl>
     <w:lvl w:ilvl="8">
@@ -9806,12 +10136,12 @@
       <w:lvlText w:val="%9."/>
       <w:lvlJc w:val="left"/>
       <w:pPr>
-        <w:ind w:left="6480" w:hanging="480"/>
+        <w:ind w:left="6480" w:hanging="360"/>
       </w:pPr>
     </w:lvl>
   </w:abstractNum>
   <w:abstractNum w:abstractNumId="994118">
-    <w:nsid w:val="A994118"/>
+    <w:nsid w:val="0A994118"/>
     <w:multiLevelType w:val="multilevel"/>
     <w:lvl w:ilvl="0">
       <w:start w:val="18"/>
@@ -9819,7 +10149,7 @@
       <w:lvlText w:val="%1."/>
       <w:lvlJc w:val="left"/>
       <w:pPr>
-        <w:ind w:left="720" w:hanging="480"/>
+        <w:ind w:left="720" w:hanging="360"/>
       </w:pPr>
     </w:lvl>
     <w:lvl w:ilvl="1">
@@ -9828,7 +10158,7 @@
       <w:lvlText w:val="%2."/>
       <w:lvlJc w:val="left"/>
       <w:pPr>
-        <w:ind w:left="1440" w:hanging="480"/>
+        <w:ind w:left="1440" w:hanging="360"/>
       </w:pPr>
     </w:lvl>
     <w:lvl w:ilvl="2">
@@ -9837,7 +10167,7 @@
       <w:lvlText w:val="%3."/>
       <w:lvlJc w:val="left"/>
       <w:pPr>
-        <w:ind w:left="2160" w:hanging="480"/>
+        <w:ind w:left="2160" w:hanging="360"/>
       </w:pPr>
     </w:lvl>
     <w:lvl w:ilvl="3">
@@ -9846,7 +10176,7 @@
       <w:lvlText w:val="%4."/>
       <w:lvlJc w:val="left"/>
       <w:pPr>
-        <w:ind w:left="2880" w:hanging="480"/>
+        <w:ind w:left="2880" w:hanging="360"/>
       </w:pPr>
     </w:lvl>
     <w:lvl w:ilvl="4">
@@ -9855,7 +10185,7 @@
       <w:lvlText w:val="%5."/>
       <w:lvlJc w:val="left"/>
       <w:pPr>
-        <w:ind w:left="3600" w:hanging="480"/>
+        <w:ind w:left="3600" w:hanging="360"/>
       </w:pPr>
     </w:lvl>
     <w:lvl w:ilvl="5">
@@ -9864,7 +10194,7 @@
       <w:lvlText w:val="%6."/>
       <w:lvlJc w:val="left"/>
       <w:pPr>
-        <w:ind w:left="4320" w:hanging="480"/>
+        <w:ind w:left="4320" w:hanging="360"/>
       </w:pPr>
     </w:lvl>
     <w:lvl w:ilvl="6">
@@ -9873,7 +10203,7 @@
       <w:lvlText w:val="%7."/>
       <w:lvlJc w:val="left"/>
       <w:pPr>
-        <w:ind w:left="5040" w:hanging="480"/>
+        <w:ind w:left="5040" w:hanging="360"/>
       </w:pPr>
     </w:lvl>
     <w:lvl w:ilvl="7">
@@ -9882,7 +10212,7 @@
       <w:lvlText w:val="%8."/>
       <w:lvlJc w:val="left"/>
       <w:pPr>
-        <w:ind w:left="5760" w:hanging="480"/>
+        <w:ind w:left="5760" w:hanging="360"/>
       </w:pPr>
     </w:lvl>
     <w:lvl w:ilvl="8">
@@ -9891,7 +10221,7 @@
       <w:lvlText w:val="%9."/>
       <w:lvlJc w:val="left"/>
       <w:pPr>
-        <w:ind w:left="6480" w:hanging="480"/>
+        <w:ind w:left="6480" w:hanging="360"/>
       </w:pPr>
     </w:lvl>
   </w:abstractNum>
@@ -10206,10 +10536,10 @@
   <w:docDefaults>
     <w:rPrDefault>
       <w:rPr>
-        <w:rFonts w:asciiTheme="minorHAnsi" w:cstheme="minorBidi" w:eastAsiaTheme="minorHAnsi" w:hAnsiTheme="minorHAnsi"/>
+        <w:rFonts w:asciiTheme="minorHAnsi" w:cstheme="minorBidi" w:eastAsiaTheme="minorEastAsia" w:hAnsiTheme="minorHAnsi"/>
         <w:sz w:val="24"/>
         <w:szCs w:val="24"/>
-        <w:lang w:bidi="ar-SA" w:eastAsia="en-US" w:val="en-US"/>
+        <w:lang w:bidi="ar-SA" w:eastAsia="zh-CN" w:val="en-US"/>
       </w:rPr>
     </w:rPrDefault>
     <w:pPrDefault>
@@ -10227,10 +10557,10 @@
     <w:name w:val="Body Text"/>
     <w:basedOn w:val="Normal"/>
     <w:link w:val="BodyTextChar"/>
+    <w:qFormat/>
     <w:pPr>
       <w:spacing w:after="180" w:before="180"/>
     </w:pPr>
-    <w:qFormat/>
   </w:style>
   <w:style w:customStyle="1" w:styleId="FirstParagraph" w:type="paragraph">
     <w:name w:val="First Paragraph"/>
@@ -10250,57 +10580,94 @@
     <w:name w:val="Title"/>
     <w:basedOn w:val="Normal"/>
     <w:next w:val="BodyText"/>
+    <w:link w:val="TitleChar"/>
+    <w:uiPriority w:val="10"/>
     <w:qFormat/>
+    <w:rsid w:val="00A10FD9"/>
     <w:pPr>
-      <w:keepNext/>
-      <w:keepLines/>
-      <w:spacing w:after="240" w:before="480"/>
+      <w:spacing w:after="80" w:line="240" w:lineRule="auto"/>
+      <w:contextualSpacing/>
       <w:jc w:val="center"/>
     </w:pPr>
     <w:rPr>
       <w:rFonts w:asciiTheme="majorHAnsi" w:cstheme="majorBidi" w:eastAsiaTheme="majorEastAsia" w:hAnsiTheme="majorHAnsi"/>
-      <w:b/>
-      <w:bCs/>
-      <w:color w:themeColor="accent1" w:themeShade="B5" w:val="345A8A"/>
-      <w:sz w:val="36"/>
-      <w:szCs w:val="36"/>
+      <w:sz w:val="56"/>
+      <w:szCs w:val="56"/>
+    </w:rPr>
+  </w:style>
+  <w:style w:customStyle="1" w:styleId="TitleChar" w:type="character">
+    <w:name w:val="Title Char"/>
+    <w:basedOn w:val="DefaultParagraphFont"/>
+    <w:link w:val="Title"/>
+    <w:uiPriority w:val="10"/>
+    <w:rsid w:val="00A10FD9"/>
+    <w:rPr>
+      <w:rFonts w:asciiTheme="majorHAnsi" w:cstheme="majorBidi" w:eastAsiaTheme="majorEastAsia" w:hAnsiTheme="majorHAnsi"/>
+      <w:sz w:val="56"/>
+      <w:szCs w:val="56"/>
     </w:rPr>
   </w:style>
   <w:style w:styleId="Subtitle" w:type="paragraph">
     <w:name w:val="Subtitle"/>
     <w:basedOn w:val="Title"/>
     <w:next w:val="BodyText"/>
+    <w:link w:val="SubtitleChar"/>
+    <w:uiPriority w:val="11"/>
     <w:qFormat/>
+    <w:rsid w:val="00A10FD9"/>
     <w:pPr>
-      <w:keepNext/>
-      <w:keepLines/>
-      <w:spacing w:after="240" w:before="240"/>
-      <w:jc w:val="center"/>
+      <w:numPr>
+        <w:ilvl w:val="1"/>
+      </w:numPr>
     </w:pPr>
     <w:rPr>
-      <w:sz w:val="30"/>
-      <w:szCs w:val="30"/>
+      <w:rFonts w:cstheme="majorBidi" w:eastAsiaTheme="majorEastAsia"/>
+      <w:spacing w:val="15"/>
+      <w:sz w:val="28"/>
+      <w:szCs w:val="28"/>
+    </w:rPr>
+  </w:style>
+  <w:style w:customStyle="1" w:styleId="SubtitleChar" w:type="character">
+    <w:name w:val="Subtitle Char"/>
+    <w:basedOn w:val="DefaultParagraphFont"/>
+    <w:link w:val="Subtitle"/>
+    <w:uiPriority w:val="11"/>
+    <w:rsid w:val="00A10FD9"/>
+    <w:rPr>
+      <w:rFonts w:cstheme="majorBidi" w:eastAsiaTheme="majorEastAsia"/>
+      <w:color w:themeColor="text1" w:themeTint="A6" w:val="595959"/>
+      <w:spacing w:val="15"/>
+      <w:sz w:val="28"/>
+      <w:szCs w:val="28"/>
     </w:rPr>
   </w:style>
   <w:style w:customStyle="1" w:styleId="Author" w:type="paragraph">
     <w:name w:val="Author"/>
+    <w:basedOn w:val="Title"/>
     <w:next w:val="BodyText"/>
     <w:qFormat/>
     <w:pPr>
       <w:keepNext/>
       <w:keepLines/>
-      <w:jc w:val="center"/>
     </w:pPr>
+    <w:rPr>
+      <w:sz w:val="24"/>
+      <w:szCs w:val="24"/>
+    </w:rPr>
   </w:style>
   <w:style w:styleId="Date" w:type="paragraph">
     <w:name w:val="Date"/>
+    <w:basedOn w:val="Title"/>
     <w:next w:val="BodyText"/>
     <w:qFormat/>
     <w:pPr>
       <w:keepNext/>
       <w:keepLines/>
-      <w:jc w:val="center"/>
     </w:pPr>
+    <w:rPr>
+      <w:sz w:val="24"/>
+      <w:szCs w:val="24"/>
+    </w:rPr>
   </w:style>
   <w:style w:customStyle="1" w:styleId="AbstractTitle" w:type="paragraph">
     <w:name w:val="Abstract Title"/>
@@ -10310,15 +10677,13 @@
     <w:pPr>
       <w:keepNext/>
       <w:keepLines/>
+      <w:spacing w:after="0" w:before="300"/>
       <w:jc w:val="center"/>
-      <w:spacing w:after="0" w:before="300"/>
     </w:pPr>
     <w:rPr>
+      <w:b/>
       <w:sz w:val="20"/>
       <w:szCs w:val="20"/>
-      <w:b/>
-      <w:color w:val="345A8A"/>
-      &gt;
     </w:rPr>
   </w:style>
   <w:style w:customStyle="1" w:styleId="Abstract" w:type="paragraph">
@@ -10345,191 +10710,321 @@
     <w:rPr/>
   </w:style>
   <w:style w:styleId="Heading1" w:type="paragraph">
-    <w:name w:val="Heading 1"/>
+    <w:name w:val="heading 1"/>
     <w:basedOn w:val="Normal"/>
     <w:next w:val="BodyText"/>
+    <w:link w:val="Heading1Char"/>
     <w:uiPriority w:val="9"/>
     <w:qFormat/>
+    <w:rsid w:val="00A10FD9"/>
     <w:pPr>
       <w:keepNext/>
       <w:keepLines/>
-      <w:spacing w:after="0" w:before="480"/>
+      <w:spacing w:after="80" w:before="360"/>
       <w:outlineLvl w:val="0"/>
     </w:pPr>
     <w:rPr>
       <w:rFonts w:asciiTheme="majorHAnsi" w:cstheme="majorBidi" w:eastAsiaTheme="majorEastAsia" w:hAnsiTheme="majorHAnsi"/>
-      <w:b/>
-      <w:bCs/>
-      <w:color w:themeColor="accent1" w:val="4F81BD"/>
+      <w:color w:themeColor="accent1" w:themeShade="BF" w:val="0F4761"/>
+      <w:sz w:val="40"/>
+      <w:szCs w:val="40"/>
+    </w:rPr>
+  </w:style>
+  <w:style w:styleId="Heading2" w:type="paragraph">
+    <w:name w:val="heading 2"/>
+    <w:basedOn w:val="Normal"/>
+    <w:next w:val="BodyText"/>
+    <w:link w:val="Heading2Char"/>
+    <w:uiPriority w:val="9"/>
+    <w:semiHidden/>
+    <w:unhideWhenUsed/>
+    <w:qFormat/>
+    <w:rsid w:val="00A10FD9"/>
+    <w:pPr>
+      <w:keepNext/>
+      <w:keepLines/>
+      <w:spacing w:after="80" w:before="160"/>
+      <w:outlineLvl w:val="1"/>
+    </w:pPr>
+    <w:rPr>
+      <w:rFonts w:asciiTheme="majorHAnsi" w:cstheme="majorBidi" w:eastAsiaTheme="majorEastAsia" w:hAnsiTheme="majorHAnsi"/>
+      <w:color w:themeColor="accent1" w:themeShade="BF" w:val="0F4761"/>
       <w:sz w:val="32"/>
       <w:szCs w:val="32"/>
     </w:rPr>
   </w:style>
-  <w:style w:styleId="Heading2" w:type="paragraph">
-    <w:name w:val="Heading 2"/>
+  <w:style w:styleId="Heading3" w:type="paragraph">
+    <w:name w:val="heading 3"/>
     <w:basedOn w:val="Normal"/>
     <w:next w:val="BodyText"/>
+    <w:link w:val="Heading3Char"/>
     <w:uiPriority w:val="9"/>
+    <w:semiHidden/>
     <w:unhideWhenUsed/>
     <w:qFormat/>
+    <w:rsid w:val="00A10FD9"/>
     <w:pPr>
       <w:keepNext/>
       <w:keepLines/>
-      <w:spacing w:after="0" w:before="200"/>
-      <w:outlineLvl w:val="1"/>
+      <w:spacing w:after="80" w:before="160"/>
+      <w:outlineLvl w:val="2"/>
     </w:pPr>
     <w:rPr>
-      <w:rFonts w:asciiTheme="majorHAnsi" w:cstheme="majorBidi" w:eastAsiaTheme="majorEastAsia" w:hAnsiTheme="majorHAnsi"/>
-      <w:b/>
-      <w:bCs/>
-      <w:color w:themeColor="accent1" w:val="4F81BD"/>
+      <w:rFonts w:cstheme="majorBidi" w:eastAsiaTheme="majorEastAsia"/>
+      <w:color w:themeColor="accent1" w:themeShade="BF" w:val="0F4761"/>
       <w:sz w:val="28"/>
       <w:szCs w:val="28"/>
     </w:rPr>
   </w:style>
-  <w:style w:styleId="Heading3" w:type="paragraph">
-    <w:name w:val="Heading 3"/>
+  <w:style w:styleId="Heading4" w:type="paragraph">
+    <w:name w:val="heading 4"/>
     <w:basedOn w:val="Normal"/>
     <w:next w:val="BodyText"/>
+    <w:link w:val="Heading4Char"/>
     <w:uiPriority w:val="9"/>
+    <w:semiHidden/>
     <w:unhideWhenUsed/>
     <w:qFormat/>
+    <w:rsid w:val="00A10FD9"/>
     <w:pPr>
       <w:keepNext/>
       <w:keepLines/>
-      <w:spacing w:after="0" w:before="200"/>
-      <w:outlineLvl w:val="2"/>
+      <w:spacing w:after="40" w:before="80"/>
+      <w:outlineLvl w:val="3"/>
     </w:pPr>
     <w:rPr>
-      <w:rFonts w:asciiTheme="majorHAnsi" w:cstheme="majorBidi" w:eastAsiaTheme="majorEastAsia" w:hAnsiTheme="majorHAnsi"/>
-      <w:b/>
-      <w:bCs/>
-      <w:color w:themeColor="accent1" w:val="4F81BD"/>
-      <w:sz w:val="24"/>
-      <w:szCs w:val="24"/>
+      <w:rFonts w:cstheme="majorBidi" w:eastAsiaTheme="majorEastAsia"/>
+      <w:i/>
+      <w:iCs/>
+      <w:color w:themeColor="accent1" w:themeShade="BF" w:val="0F4761"/>
     </w:rPr>
   </w:style>
-  <w:style w:styleId="Heading4" w:type="paragraph">
-    <w:name w:val="Heading 4"/>
+  <w:style w:styleId="Heading5" w:type="paragraph">
+    <w:name w:val="heading 5"/>
     <w:basedOn w:val="Normal"/>
     <w:next w:val="BodyText"/>
+    <w:link w:val="Heading5Char"/>
     <w:uiPriority w:val="9"/>
+    <w:semiHidden/>
     <w:unhideWhenUsed/>
     <w:qFormat/>
+    <w:rsid w:val="00A10FD9"/>
     <w:pPr>
       <w:keepNext/>
       <w:keepLines/>
-      <w:spacing w:after="0" w:before="200"/>
-      <w:outlineLvl w:val="3"/>
+      <w:spacing w:after="40" w:before="80"/>
+      <w:outlineLvl w:val="4"/>
     </w:pPr>
     <w:rPr>
-      <w:rFonts w:asciiTheme="majorHAnsi" w:cstheme="majorBidi" w:eastAsiaTheme="majorEastAsia" w:hAnsiTheme="majorHAnsi"/>
-      <w:i/>
-      <w:bCs/>
-      <w:color w:themeColor="accent1" w:val="4F81BD"/>
-      <w:sz w:val="24"/>
-      <w:szCs w:val="24"/>
+      <w:rFonts w:cstheme="majorBidi" w:eastAsiaTheme="majorEastAsia"/>
+      <w:color w:themeColor="accent1" w:themeShade="BF" w:val="0F4761"/>
     </w:rPr>
   </w:style>
-  <w:style w:styleId="Heading5" w:type="paragraph">
-    <w:name w:val="Heading 5"/>
+  <w:style w:styleId="Heading6" w:type="paragraph">
+    <w:name w:val="heading 6"/>
     <w:basedOn w:val="Normal"/>
     <w:next w:val="BodyText"/>
+    <w:link w:val="Heading6Char"/>
     <w:uiPriority w:val="9"/>
+    <w:semiHidden/>
     <w:unhideWhenUsed/>
     <w:qFormat/>
+    <w:rsid w:val="00A10FD9"/>
     <w:pPr>
       <w:keepNext/>
       <w:keepLines/>
-      <w:spacing w:after="0" w:before="200"/>
-      <w:outlineLvl w:val="4"/>
+      <w:spacing w:after="0" w:before="40"/>
+      <w:outlineLvl w:val="5"/>
     </w:pPr>
     <w:rPr>
-      <w:rFonts w:asciiTheme="majorHAnsi" w:cstheme="majorBidi" w:eastAsiaTheme="majorEastAsia" w:hAnsiTheme="majorHAnsi"/>
+      <w:rFonts w:cstheme="majorBidi" w:eastAsiaTheme="majorEastAsia"/>
+      <w:i/>
       <w:iCs/>
-      <w:color w:themeColor="accent1" w:val="4F81BD"/>
-      <w:sz w:val="24"/>
-      <w:szCs w:val="24"/>
+      <w:color w:themeColor="text1" w:themeTint="A6" w:val="595959"/>
     </w:rPr>
   </w:style>
-  <w:style w:styleId="Heading6" w:type="paragraph">
-    <w:name w:val="Heading 6"/>
+  <w:style w:styleId="Heading7" w:type="paragraph">
+    <w:name w:val="heading 7"/>
     <w:basedOn w:val="Normal"/>
     <w:next w:val="BodyText"/>
+    <w:link w:val="Heading7Char"/>
     <w:uiPriority w:val="9"/>
+    <w:semiHidden/>
     <w:unhideWhenUsed/>
     <w:qFormat/>
+    <w:rsid w:val="00A10FD9"/>
     <w:pPr>
       <w:keepNext/>
       <w:keepLines/>
-      <w:spacing w:after="0" w:before="200"/>
-      <w:outlineLvl w:val="5"/>
+      <w:spacing w:after="0" w:before="40"/>
+      <w:outlineLvl w:val="6"/>
     </w:pPr>
     <w:rPr>
-      <w:rFonts w:asciiTheme="majorHAnsi" w:cstheme="majorBidi" w:eastAsiaTheme="majorEastAsia" w:hAnsiTheme="majorHAnsi"/>
-      <w:color w:themeColor="accent1" w:val="4F81BD"/>
-      <w:sz w:val="24"/>
-      <w:szCs w:val="24"/>
+      <w:rFonts w:cstheme="majorBidi" w:eastAsiaTheme="majorEastAsia"/>
+      <w:color w:themeColor="text1" w:themeTint="A6" w:val="595959"/>
     </w:rPr>
   </w:style>
-  <w:style w:styleId="Heading7" w:type="paragraph">
-    <w:name w:val="Heading 7"/>
+  <w:style w:styleId="Heading8" w:type="paragraph">
+    <w:name w:val="heading 8"/>
     <w:basedOn w:val="Normal"/>
     <w:next w:val="BodyText"/>
+    <w:link w:val="Heading8Char"/>
     <w:uiPriority w:val="9"/>
+    <w:semiHidden/>
     <w:unhideWhenUsed/>
     <w:qFormat/>
+    <w:rsid w:val="00A10FD9"/>
     <w:pPr>
       <w:keepNext/>
       <w:keepLines/>
-      <w:spacing w:after="0" w:before="200"/>
-      <w:outlineLvl w:val="6"/>
+      <w:spacing w:after="0"/>
+      <w:outlineLvl w:val="7"/>
     </w:pPr>
     <w:rPr>
-      <w:rFonts w:asciiTheme="majorHAnsi" w:cstheme="majorBidi" w:eastAsiaTheme="majorEastAsia" w:hAnsiTheme="majorHAnsi"/>
-      <w:color w:themeColor="accent1" w:val="4F81BD"/>
-      <w:sz w:val="24"/>
-      <w:szCs w:val="24"/>
+      <w:rFonts w:cstheme="majorBidi" w:eastAsiaTheme="majorEastAsia"/>
+      <w:i/>
+      <w:iCs/>
+      <w:color w:themeColor="text1" w:themeTint="D8" w:val="272727"/>
     </w:rPr>
   </w:style>
-  <w:style w:styleId="Heading8" w:type="paragraph">
-    <w:name w:val="Heading 8"/>
+  <w:style w:styleId="Heading9" w:type="paragraph">
+    <w:name w:val="heading 9"/>
     <w:basedOn w:val="Normal"/>
     <w:next w:val="BodyText"/>
+    <w:link w:val="Heading9Char"/>
     <w:uiPriority w:val="9"/>
+    <w:semiHidden/>
     <w:unhideWhenUsed/>
     <w:qFormat/>
+    <w:rsid w:val="00A10FD9"/>
     <w:pPr>
       <w:keepNext/>
       <w:keepLines/>
-      <w:spacing w:after="0" w:before="200"/>
-      <w:outlineLvl w:val="7"/>
-    </w:pPr>
-    <w:rPr>
-      <w:rFonts w:asciiTheme="majorHAnsi" w:cstheme="majorBidi" w:eastAsiaTheme="majorEastAsia" w:hAnsiTheme="majorHAnsi"/>
-      <w:color w:themeColor="accent1" w:val="4F81BD"/>
-      <w:sz w:val="24"/>
-      <w:szCs w:val="24"/>
-    </w:rPr>
-  </w:style>
-  <w:style w:styleId="Heading9" w:type="paragraph">
-    <w:name w:val="Heading 9"/>
-    <w:basedOn w:val="Normal"/>
-    <w:next w:val="BodyText"/>
-    <w:uiPriority w:val="9"/>
-    <w:unhideWhenUsed/>
-    <w:qFormat/>
-    <w:pPr>
-      <w:keepNext/>
-      <w:keepLines/>
-      <w:spacing w:after="0" w:before="200"/>
+      <w:spacing w:after="0"/>
       <w:outlineLvl w:val="8"/>
     </w:pPr>
     <w:rPr>
+      <w:rFonts w:cstheme="majorBidi" w:eastAsiaTheme="majorEastAsia"/>
+      <w:color w:themeColor="text1" w:themeTint="D8" w:val="272727"/>
+    </w:rPr>
+  </w:style>
+  <w:style w:customStyle="1" w:styleId="Heading1Char" w:type="character">
+    <w:name w:val="Heading 1 Char"/>
+    <w:basedOn w:val="DefaultParagraphFont"/>
+    <w:link w:val="Heading1"/>
+    <w:uiPriority w:val="9"/>
+    <w:rsid w:val="00A10FD9"/>
+    <w:rPr>
       <w:rFonts w:asciiTheme="majorHAnsi" w:cstheme="majorBidi" w:eastAsiaTheme="majorEastAsia" w:hAnsiTheme="majorHAnsi"/>
-      <w:color w:themeColor="accent1" w:val="4F81BD"/>
-      <w:sz w:val="24"/>
-      <w:szCs w:val="24"/>
+      <w:color w:themeColor="accent1" w:themeShade="BF" w:val="0F4761"/>
+      <w:sz w:val="40"/>
+      <w:szCs w:val="40"/>
+    </w:rPr>
+  </w:style>
+  <w:style w:customStyle="1" w:styleId="Heading2Char" w:type="character">
+    <w:name w:val="Heading 2 Char"/>
+    <w:basedOn w:val="DefaultParagraphFont"/>
+    <w:link w:val="Heading2"/>
+    <w:uiPriority w:val="9"/>
+    <w:semiHidden/>
+    <w:rsid w:val="00A10FD9"/>
+    <w:rPr>
+      <w:rFonts w:asciiTheme="majorHAnsi" w:cstheme="majorBidi" w:eastAsiaTheme="majorEastAsia" w:hAnsiTheme="majorHAnsi"/>
+      <w:color w:themeColor="accent1" w:themeShade="BF" w:val="0F4761"/>
+      <w:sz w:val="32"/>
+      <w:szCs w:val="32"/>
+    </w:rPr>
+  </w:style>
+  <w:style w:customStyle="1" w:styleId="Heading3Char" w:type="character">
+    <w:name w:val="Heading 3 Char"/>
+    <w:basedOn w:val="DefaultParagraphFont"/>
+    <w:link w:val="Heading3"/>
+    <w:uiPriority w:val="9"/>
+    <w:semiHidden/>
+    <w:rsid w:val="00A10FD9"/>
+    <w:rPr>
+      <w:rFonts w:cstheme="majorBidi" w:eastAsiaTheme="majorEastAsia"/>
+      <w:color w:themeColor="accent1" w:themeShade="BF" w:val="0F4761"/>
+      <w:sz w:val="28"/>
+      <w:szCs w:val="28"/>
+    </w:rPr>
+  </w:style>
+  <w:style w:customStyle="1" w:styleId="Heading4Char" w:type="character">
+    <w:name w:val="Heading 4 Char"/>
+    <w:basedOn w:val="DefaultParagraphFont"/>
+    <w:link w:val="Heading4"/>
+    <w:uiPriority w:val="9"/>
+    <w:semiHidden/>
+    <w:rsid w:val="00A10FD9"/>
+    <w:rPr>
+      <w:rFonts w:cstheme="majorBidi" w:eastAsiaTheme="majorEastAsia"/>
+      <w:i/>
+      <w:iCs/>
+      <w:color w:themeColor="accent1" w:themeShade="BF" w:val="0F4761"/>
+    </w:rPr>
+  </w:style>
+  <w:style w:customStyle="1" w:styleId="Heading5Char" w:type="character">
+    <w:name w:val="Heading 5 Char"/>
+    <w:basedOn w:val="DefaultParagraphFont"/>
+    <w:link w:val="Heading5"/>
+    <w:uiPriority w:val="9"/>
+    <w:semiHidden/>
+    <w:rsid w:val="00A10FD9"/>
+    <w:rPr>
+      <w:rFonts w:cstheme="majorBidi" w:eastAsiaTheme="majorEastAsia"/>
+      <w:color w:themeColor="accent1" w:themeShade="BF" w:val="0F4761"/>
+    </w:rPr>
+  </w:style>
+  <w:style w:customStyle="1" w:styleId="Heading6Char" w:type="character">
+    <w:name w:val="Heading 6 Char"/>
+    <w:basedOn w:val="DefaultParagraphFont"/>
+    <w:link w:val="Heading6"/>
+    <w:uiPriority w:val="9"/>
+    <w:semiHidden/>
+    <w:rsid w:val="00A10FD9"/>
+    <w:rPr>
+      <w:rFonts w:cstheme="majorBidi" w:eastAsiaTheme="majorEastAsia"/>
+      <w:i/>
+      <w:iCs/>
+      <w:color w:themeColor="text1" w:themeTint="A6" w:val="595959"/>
+    </w:rPr>
+  </w:style>
+  <w:style w:customStyle="1" w:styleId="Heading7Char" w:type="character">
+    <w:name w:val="Heading 7 Char"/>
+    <w:basedOn w:val="DefaultParagraphFont"/>
+    <w:link w:val="Heading7"/>
+    <w:uiPriority w:val="9"/>
+    <w:semiHidden/>
+    <w:rsid w:val="00A10FD9"/>
+    <w:rPr>
+      <w:rFonts w:cstheme="majorBidi" w:eastAsiaTheme="majorEastAsia"/>
+      <w:color w:themeColor="text1" w:themeTint="A6" w:val="595959"/>
+    </w:rPr>
+  </w:style>
+  <w:style w:customStyle="1" w:styleId="Heading8Char" w:type="character">
+    <w:name w:val="Heading 8 Char"/>
+    <w:basedOn w:val="DefaultParagraphFont"/>
+    <w:link w:val="Heading8"/>
+    <w:uiPriority w:val="9"/>
+    <w:semiHidden/>
+    <w:rsid w:val="00A10FD9"/>
+    <w:rPr>
+      <w:rFonts w:cstheme="majorBidi" w:eastAsiaTheme="majorEastAsia"/>
+      <w:i/>
+      <w:iCs/>
+      <w:color w:themeColor="text1" w:themeTint="D8" w:val="272727"/>
+    </w:rPr>
+  </w:style>
+  <w:style w:customStyle="1" w:styleId="Heading9Char" w:type="character">
+    <w:name w:val="Heading 9 Char"/>
+    <w:basedOn w:val="DefaultParagraphFont"/>
+    <w:link w:val="Heading9"/>
+    <w:uiPriority w:val="9"/>
+    <w:semiHidden/>
+    <w:rsid w:val="00A10FD9"/>
+    <w:rPr>
+      <w:rFonts w:cstheme="majorBidi" w:eastAsiaTheme="majorEastAsia"/>
+      <w:color w:themeColor="text1" w:themeTint="D8" w:val="272727"/>
     </w:rPr>
   </w:style>
   <w:style w:styleId="BlockText" w:type="paragraph">
@@ -10552,6 +11047,18 @@
     <w:unhideWhenUsed/>
     <w:qFormat/>
   </w:style>
+  <w:style w:styleId="FootnoteBlockText" w:type="paragraph">
+    <w:name w:val="Footnote Block Text"/>
+    <w:basedOn w:val="FootnoteText"/>
+    <w:next w:val="FootnoteText"/>
+    <w:uiPriority w:val="9"/>
+    <w:unhideWhenUsed/>
+    <w:qFormat/>
+    <w:pPr>
+      <w:spacing w:after="100" w:before="100"/>
+      <w:ind w:firstLine="0" w:left="480" w:right="480"/>
+    </w:pPr>
+  </w:style>
   <w:style w:default="1" w:styleId="DefaultParagraphFont" w:type="character">
     <w:name w:val="Default Paragraph Font"/>
     <w:semiHidden/>
@@ -10573,18 +11080,11 @@
       </w:tblCellMar>
     </w:tblPr>
     <w:tblStylePr w:type="firstRow">
-      <w:tblPr>
-        <w:jc w:val="left"/>
-        <w:tblInd w:type="dxa" w:w="0"/>
-      </w:tblPr>
-      <w:trPr>
-        <w:jc w:val="left"/>
-      </w:trPr>
       <w:tcPr>
-        <w:vAlign w:val="bottom"/>
         <w:tcBorders>
           <w:bottom w:val="single"/>
         </w:tcBorders>
+        <w:vAlign w:val="bottom"/>
       </w:tcPr>
     </w:tblStylePr>
   </w:style>
@@ -10699,8 +11199,8 @@
     <w:name w:val="KeywordTok"/>
     <w:basedOn w:val="VerbatimChar"/>
     <w:rPr>
+      <w:b/>
       <w:color w:val="007020"/>
-      <w:b/>
     </w:rPr>
   </w:style>
   <w:style w:type="character" w:customStyle="1" w:styleId="DataTypeTok">
@@ -10777,42 +11277,42 @@
     <w:name w:val="ImportTok"/>
     <w:basedOn w:val="VerbatimChar"/>
     <w:rPr>
+      <w:b/>
       <w:color w:val="008000"/>
-      <w:b/>
     </w:rPr>
   </w:style>
   <w:style w:type="character" w:customStyle="1" w:styleId="CommentTok">
     <w:name w:val="CommentTok"/>
     <w:basedOn w:val="VerbatimChar"/>
     <w:rPr>
+      <w:i/>
       <w:color w:val="60a0b0"/>
-      <w:i/>
     </w:rPr>
   </w:style>
   <w:style w:type="character" w:customStyle="1" w:styleId="DocumentationTok">
     <w:name w:val="DocumentationTok"/>
     <w:basedOn w:val="VerbatimChar"/>
     <w:rPr>
+      <w:i/>
       <w:color w:val="ba2121"/>
-      <w:i/>
     </w:rPr>
   </w:style>
   <w:style w:type="character" w:customStyle="1" w:styleId="AnnotationTok">
     <w:name w:val="AnnotationTok"/>
     <w:basedOn w:val="VerbatimChar"/>
     <w:rPr>
-      <w:color w:val="60a0b0"/>
       <w:b/>
       <w:i/>
+      <w:color w:val="60a0b0"/>
     </w:rPr>
   </w:style>
   <w:style w:type="character" w:customStyle="1" w:styleId="CommentVarTok">
     <w:name w:val="CommentVarTok"/>
     <w:basedOn w:val="VerbatimChar"/>
     <w:rPr>
-      <w:color w:val="60a0b0"/>
       <w:b/>
       <w:i/>
+      <w:color w:val="60a0b0"/>
     </w:rPr>
   </w:style>
   <w:style w:type="character" w:customStyle="1" w:styleId="OtherTok">
@@ -10840,8 +11340,8 @@
     <w:name w:val="ControlFlowTok"/>
     <w:basedOn w:val="VerbatimChar"/>
     <w:rPr>
+      <w:b/>
       <w:color w:val="007020"/>
-      <w:b/>
     </w:rPr>
   </w:style>
   <w:style w:type="character" w:customStyle="1" w:styleId="OperatorTok">
@@ -10886,34 +11386,34 @@
     <w:name w:val="InformationTok"/>
     <w:basedOn w:val="VerbatimChar"/>
     <w:rPr>
-      <w:color w:val="60a0b0"/>
       <w:b/>
       <w:i/>
+      <w:color w:val="60a0b0"/>
     </w:rPr>
   </w:style>
   <w:style w:type="character" w:customStyle="1" w:styleId="WarningTok">
     <w:name w:val="WarningTok"/>
     <w:basedOn w:val="VerbatimChar"/>
     <w:rPr>
-      <w:color w:val="60a0b0"/>
       <w:b/>
       <w:i/>
+      <w:color w:val="60a0b0"/>
     </w:rPr>
   </w:style>
   <w:style w:type="character" w:customStyle="1" w:styleId="AlertTok">
     <w:name w:val="AlertTok"/>
     <w:basedOn w:val="VerbatimChar"/>
     <w:rPr>
+      <w:b/>
       <w:color w:val="ff0000"/>
-      <w:b/>
     </w:rPr>
   </w:style>
   <w:style w:type="character" w:customStyle="1" w:styleId="ErrorTok">
     <w:name w:val="ErrorTok"/>
     <w:basedOn w:val="VerbatimChar"/>
     <w:rPr>
+      <w:b/>
       <w:color w:val="ff0000"/>
-      <w:b/>
     </w:rPr>
   </w:style>
   <w:style w:type="character" w:customStyle="1" w:styleId="NormalTok">
@@ -10935,44 +11435,44 @@
         <a:sysClr val="window" lastClr="FFFFFF"/>
       </a:lt1>
       <a:dk2>
-        <a:srgbClr val="1F497D"/>
+        <a:srgbClr val="0E2841"/>
       </a:dk2>
       <a:lt2>
-        <a:srgbClr val="EEECE1"/>
+        <a:srgbClr val="E8E8E8"/>
       </a:lt2>
       <a:accent1>
-        <a:srgbClr val="4F81BD"/>
+        <a:srgbClr val="156082"/>
       </a:accent1>
       <a:accent2>
-        <a:srgbClr val="C0504D"/>
+        <a:srgbClr val="E97132"/>
       </a:accent2>
       <a:accent3>
-        <a:srgbClr val="9BBB59"/>
+        <a:srgbClr val="196B24"/>
       </a:accent3>
       <a:accent4>
-        <a:srgbClr val="8064A2"/>
+        <a:srgbClr val="0F9ED5"/>
       </a:accent4>
       <a:accent5>
-        <a:srgbClr val="4BACC6"/>
+        <a:srgbClr val="A02B93"/>
       </a:accent5>
       <a:accent6>
-        <a:srgbClr val="F79646"/>
+        <a:srgbClr val="4EA72E"/>
       </a:accent6>
       <a:hlink>
-        <a:srgbClr val="0000FF"/>
+        <a:srgbClr val="467886"/>
       </a:hlink>
       <a:folHlink>
-        <a:srgbClr val="800080"/>
+        <a:srgbClr val="96607D"/>
       </a:folHlink>
     </a:clrScheme>
     <a:fontScheme name="Office">
       <a:majorFont>
-        <a:latin typeface="Calibri"/>
+        <a:latin typeface="Aptos Display" panose="02110004020202020204"/>
         <a:ea typeface=""/>
         <a:cs typeface=""/>
-        <a:font script="Jpan" typeface="ＭＳ ゴシック"/>
+        <a:font script="Jpan" typeface="游ゴシック Light"/>
         <a:font script="Hang" typeface="맑은 고딕"/>
-        <a:font script="Hans" typeface="宋体"/>
+        <a:font script="Hans" typeface="等线 Light"/>
         <a:font script="Hant" typeface="新細明體"/>
         <a:font script="Arab" typeface="Times New Roman"/>
         <a:font script="Hebr" typeface="Times New Roman"/>
@@ -10999,14 +11499,32 @@
         <a:font script="Mong" typeface="Mongolian Baiti"/>
         <a:font script="Viet" typeface="Times New Roman"/>
         <a:font script="Uigh" typeface="Microsoft Uighur"/>
+        <a:font script="Geor" typeface="Sylfaen"/>
+        <a:font script="Armn" typeface="Arial"/>
+        <a:font script="Bugi" typeface="Leelawadee UI"/>
+        <a:font script="Bopo" typeface="Microsoft JhengHei"/>
+        <a:font script="Java" typeface="Javanese Text"/>
+        <a:font script="Lisu" typeface="Segoe UI"/>
+        <a:font script="Mymr" typeface="Myanmar Text"/>
+        <a:font script="Nkoo" typeface="Ebrima"/>
+        <a:font script="Olck" typeface="Nirmala UI"/>
+        <a:font script="Osma" typeface="Ebrima"/>
+        <a:font script="Phag" typeface="Phagspa"/>
+        <a:font script="Syrn" typeface="Estrangelo Edessa"/>
+        <a:font script="Syrj" typeface="Estrangelo Edessa"/>
+        <a:font script="Syre" typeface="Estrangelo Edessa"/>
+        <a:font script="Sora" typeface="Nirmala UI"/>
+        <a:font script="Tale" typeface="Microsoft Tai Le"/>
+        <a:font script="Talu" typeface="Microsoft New Tai Lue"/>
+        <a:font script="Tfng" typeface="Ebrima"/>
       </a:majorFont>
       <a:minorFont>
-        <a:latin typeface="Cambria"/>
+        <a:latin typeface="Aptos" panose="02110004020202020204"/>
         <a:ea typeface=""/>
         <a:cs typeface=""/>
-        <a:font script="Jpan" typeface="ＭＳ 明朝"/>
+        <a:font script="Jpan" typeface="游明朝"/>
         <a:font script="Hang" typeface="맑은 고딕"/>
-        <a:font script="Hans" typeface="宋体"/>
+        <a:font script="Hans" typeface="等线"/>
         <a:font script="Hant" typeface="新細明體"/>
         <a:font script="Arab" typeface="Arial"/>
         <a:font script="Hebr" typeface="Arial"/>
@@ -11033,6 +11551,24 @@
         <a:font script="Mong" typeface="Mongolian Baiti"/>
         <a:font script="Viet" typeface="Arial"/>
         <a:font script="Uigh" typeface="Microsoft Uighur"/>
+        <a:font script="Geor" typeface="Sylfaen"/>
+        <a:font script="Armn" typeface="Arial"/>
+        <a:font script="Bugi" typeface="Leelawadee UI"/>
+        <a:font script="Bopo" typeface="Microsoft JhengHei"/>
+        <a:font script="Java" typeface="Javanese Text"/>
+        <a:font script="Lisu" typeface="Segoe UI"/>
+        <a:font script="Mymr" typeface="Myanmar Text"/>
+        <a:font script="Nkoo" typeface="Ebrima"/>
+        <a:font script="Olck" typeface="Nirmala UI"/>
+        <a:font script="Osma" typeface="Ebrima"/>
+        <a:font script="Phag" typeface="Phagspa"/>
+        <a:font script="Syrn" typeface="Estrangelo Edessa"/>
+        <a:font script="Syrj" typeface="Estrangelo Edessa"/>
+        <a:font script="Syre" typeface="Estrangelo Edessa"/>
+        <a:font script="Sora" typeface="Nirmala UI"/>
+        <a:font script="Tale" typeface="Microsoft Tai Le"/>
+        <a:font script="Talu" typeface="Microsoft New Tai Lue"/>
+        <a:font script="Tfng" typeface="Ebrima"/>
       </a:minorFont>
     </a:fontScheme>
     <a:fmtScheme name="Office">
@@ -11044,200 +11580,141 @@
           <a:gsLst>
             <a:gs pos="0">
               <a:schemeClr val="phClr">
-                <a:tint val="50000"/>
-                <a:satMod val="300000"/>
+                <a:lumMod val="110000"/>
+                <a:satMod val="105000"/>
+                <a:tint val="67000"/>
               </a:schemeClr>
             </a:gs>
-            <a:gs pos="35000">
+            <a:gs pos="50000">
               <a:schemeClr val="phClr">
-                <a:tint val="37000"/>
-                <a:satMod val="300000"/>
+                <a:lumMod val="105000"/>
+                <a:satMod val="103000"/>
+                <a:tint val="73000"/>
               </a:schemeClr>
             </a:gs>
             <a:gs pos="100000">
               <a:schemeClr val="phClr">
-                <a:tint val="15000"/>
-                <a:satMod val="350000"/>
+                <a:lumMod val="105000"/>
+                <a:satMod val="109000"/>
+                <a:tint val="81000"/>
               </a:schemeClr>
             </a:gs>
           </a:gsLst>
-          <a:lin ang="16200000" scaled="1"/>
+          <a:lin ang="5400000" scaled="0"/>
         </a:gradFill>
         <a:gradFill rotWithShape="1">
           <a:gsLst>
             <a:gs pos="0">
               <a:schemeClr val="phClr">
-                <a:tint val="100000"/>
+                <a:satMod val="103000"/>
+                <a:lumMod val="102000"/>
+                <a:tint val="94000"/>
+              </a:schemeClr>
+            </a:gs>
+            <a:gs pos="50000">
+              <a:schemeClr val="phClr">
+                <a:satMod val="110000"/>
+                <a:lumMod val="100000"/>
                 <a:shade val="100000"/>
-                <a:satMod val="130000"/>
               </a:schemeClr>
             </a:gs>
             <a:gs pos="100000">
               <a:schemeClr val="phClr">
-                <a:tint val="50000"/>
-                <a:shade val="100000"/>
-                <a:satMod val="350000"/>
+                <a:lumMod val="99000"/>
+                <a:satMod val="120000"/>
+                <a:shade val="78000"/>
               </a:schemeClr>
             </a:gs>
           </a:gsLst>
-          <a:lin ang="16200000" scaled="0"/>
+          <a:lin ang="5400000" scaled="0"/>
         </a:gradFill>
       </a:fillStyleLst>
       <a:lnStyleLst>
-        <a:ln w="9525" cap="flat" cmpd="sng" algn="ctr">
-          <a:solidFill>
-            <a:schemeClr val="phClr">
-              <a:shade val="95000"/>
-              <a:satMod val="105000"/>
-            </a:schemeClr>
-          </a:solidFill>
-          <a:prstDash val="solid"/>
-        </a:ln>
-        <a:ln w="25400" cap="flat" cmpd="sng" algn="ctr">
+        <a:ln w="6350" cap="flat" cmpd="sng" algn="ctr">
           <a:solidFill>
             <a:schemeClr val="phClr"/>
           </a:solidFill>
           <a:prstDash val="solid"/>
+          <a:miter lim="800000"/>
         </a:ln>
-        <a:ln w="38100" cap="flat" cmpd="sng" algn="ctr">
+        <a:ln w="12700" cap="flat" cmpd="sng" algn="ctr">
           <a:solidFill>
             <a:schemeClr val="phClr"/>
           </a:solidFill>
           <a:prstDash val="solid"/>
+          <a:miter lim="800000"/>
+        </a:ln>
+        <a:ln w="19050" cap="flat" cmpd="sng" algn="ctr">
+          <a:solidFill>
+            <a:schemeClr val="phClr"/>
+          </a:solidFill>
+          <a:prstDash val="solid"/>
+          <a:miter lim="800000"/>
         </a:ln>
       </a:lnStyleLst>
       <a:effectStyleLst>
         <a:effectStyle>
+          <a:effectLst/>
+        </a:effectStyle>
+        <a:effectStyle>
+          <a:effectLst/>
+        </a:effectStyle>
+        <a:effectStyle>
           <a:effectLst>
-            <a:outerShdw blurRad="40000" dist="20000" dir="5400000" rotWithShape="0">
+            <a:outerShdw blurRad="57150" dist="19050" dir="5400000" algn="ctr" rotWithShape="0">
               <a:srgbClr val="000000">
-                <a:alpha val="38000"/>
+                <a:alpha val="63000"/>
               </a:srgbClr>
             </a:outerShdw>
           </a:effectLst>
-        </a:effectStyle>
-        <a:effectStyle>
-          <a:effectLst>
-            <a:outerShdw blurRad="40000" dist="23000" dir="5400000" rotWithShape="0">
-              <a:srgbClr val="000000">
-                <a:alpha val="35000"/>
-              </a:srgbClr>
-            </a:outerShdw>
-          </a:effectLst>
-        </a:effectStyle>
-        <a:effectStyle>
-          <a:effectLst>
-            <a:outerShdw blurRad="40000" dist="23000" dir="5400000" rotWithShape="0">
-              <a:srgbClr val="000000">
-                <a:alpha val="35000"/>
-              </a:srgbClr>
-            </a:outerShdw>
-          </a:effectLst>
-          <a:scene3d>
-            <a:camera prst="orthographicFront">
-              <a:rot lat="0" lon="0" rev="0"/>
-            </a:camera>
-            <a:lightRig rig="threePt" dir="t">
-              <a:rot lat="0" lon="0" rev="1200000"/>
-            </a:lightRig>
-          </a:scene3d>
-          <a:sp3d>
-            <a:bevelT w="63500" h="25400"/>
-          </a:sp3d>
         </a:effectStyle>
       </a:effectStyleLst>
       <a:bgFillStyleLst>
         <a:solidFill>
           <a:schemeClr val="phClr"/>
         </a:solidFill>
+        <a:solidFill>
+          <a:schemeClr val="phClr">
+            <a:tint val="95000"/>
+            <a:satMod val="170000"/>
+          </a:schemeClr>
+        </a:solidFill>
         <a:gradFill rotWithShape="1">
           <a:gsLst>
             <a:gs pos="0">
               <a:schemeClr val="phClr">
-                <a:tint val="40000"/>
-                <a:satMod val="350000"/>
+                <a:tint val="93000"/>
+                <a:satMod val="150000"/>
+                <a:shade val="98000"/>
+                <a:lumMod val="102000"/>
               </a:schemeClr>
             </a:gs>
-            <a:gs pos="40000">
+            <a:gs pos="50000">
               <a:schemeClr val="phClr">
-                <a:tint val="45000"/>
-                <a:shade val="99000"/>
-                <a:satMod val="350000"/>
+                <a:tint val="98000"/>
+                <a:satMod val="130000"/>
+                <a:shade val="90000"/>
+                <a:lumMod val="103000"/>
               </a:schemeClr>
             </a:gs>
             <a:gs pos="100000">
               <a:schemeClr val="phClr">
-                <a:shade val="20000"/>
-                <a:satMod val="255000"/>
+                <a:shade val="63000"/>
+                <a:satMod val="120000"/>
               </a:schemeClr>
             </a:gs>
           </a:gsLst>
-          <a:path path="circle">
-            <a:fillToRect l="50000" t="-80000" r="50000" b="180000"/>
-          </a:path>
-        </a:gradFill>
-        <a:gradFill rotWithShape="1">
-          <a:gsLst>
-            <a:gs pos="0">
-              <a:schemeClr val="phClr">
-                <a:tint val="80000"/>
-                <a:satMod val="300000"/>
-              </a:schemeClr>
-            </a:gs>
-            <a:gs pos="100000">
-              <a:schemeClr val="phClr">
-                <a:shade val="30000"/>
-                <a:satMod val="200000"/>
-              </a:schemeClr>
-            </a:gs>
-          </a:gsLst>
-          <a:path path="circle">
-            <a:fillToRect l="50000" t="50000" r="50000" b="50000"/>
-          </a:path>
+          <a:lin ang="5400000" scaled="0"/>
         </a:gradFill>
       </a:bgFillStyleLst>
     </a:fmtScheme>
   </a:themeElements>
-  <a:objectDefaults>
-    <a:spDef>
-      <a:spPr/>
-      <a:bodyPr/>
-      <a:lstStyle/>
-      <a:style>
-        <a:lnRef idx="1">
-          <a:schemeClr val="accent1"/>
-        </a:lnRef>
-        <a:fillRef idx="3">
-          <a:schemeClr val="accent1"/>
-        </a:fillRef>
-        <a:effectRef idx="2">
-          <a:schemeClr val="accent1"/>
-        </a:effectRef>
-        <a:fontRef idx="minor">
-          <a:schemeClr val="lt1"/>
-        </a:fontRef>
-      </a:style>
-    </a:spDef>
-    <a:lnDef>
-      <a:spPr/>
-      <a:bodyPr/>
-      <a:lstStyle/>
-      <a:style>
-        <a:lnRef idx="2">
-          <a:schemeClr val="accent1"/>
-        </a:lnRef>
-        <a:fillRef idx="0">
-          <a:schemeClr val="accent1"/>
-        </a:fillRef>
-        <a:effectRef idx="1">
-          <a:schemeClr val="accent1"/>
-        </a:effectRef>
-        <a:fontRef idx="minor">
-          <a:schemeClr val="tx1"/>
-        </a:fontRef>
-      </a:style>
-    </a:lnDef>
-  </a:objectDefaults>
+  <a:objectDefaults/>
   <a:extraClrSchemeLst/>
+  <a:extLst>
+    <a:ext uri="{05A4C25C-085E-4340-85A3-A5531E510DB2}">
+      <thm15:themeFamily xmlns:thm15="http://schemas.microsoft.com/office/thememl/2012/main" name="Office Theme" id="{2E142A2C-CD16-42D6-873A-C26D2A0506FA}" vid="{1BDDFF52-6CD6-40A5-AB3C-68EB2F1E4D0A}"/>
+    </a:ext>
+  </a:extLst>
 </a:theme>
 </file>
--- a/04-regulatory-compliance/HIPAA/Espanol/HIPAA_Practical_Manager_and_Junior_Analyst_Manual_Espanol_v1.0.docx
+++ b/04-regulatory-compliance/HIPAA/Espanol/HIPAA_Practical_Manager_and_Junior_Analyst_Manual_Espanol_v1.0.docx
@@ -34,8 +34,8 @@
       </w:pPr>
       <w:r>
         <w:rPr>
+          <w:bCs/>
           <w:b/>
-          <w:bCs/>
         </w:rPr>
         <w:t xml:space="preserve">Estado de revisión:</w:t>
       </w:r>
@@ -52,8 +52,8 @@
       </w:pPr>
       <w:r>
         <w:rPr>
+          <w:bCs/>
           <w:b/>
-          <w:bCs/>
         </w:rPr>
         <w:t xml:space="preserve">CYBERSECURITY, PRIVACY &amp; COMPLIANCE SERIES</w:t>
       </w:r>
@@ -64,8 +64,8 @@
       </w:pPr>
       <w:r>
         <w:rPr>
+          <w:bCs/>
           <w:b/>
-          <w:bCs/>
         </w:rPr>
         <w:t xml:space="preserve">HIPAA</w:t>
       </w:r>
@@ -76,8 +76,8 @@
       </w:pPr>
       <w:r>
         <w:rPr>
+          <w:bCs/>
           <w:b/>
-          <w:bCs/>
         </w:rPr>
         <w:t xml:space="preserve">Un Manual de Cumplimiento y Seguridad Prácticas para Gerentes y Analistas Junior</w:t>
       </w:r>
@@ -88,8 +88,8 @@
       </w:pPr>
       <w:r>
         <w:rPr>
+          <w:iCs/>
           <w:i/>
-          <w:iCs/>
         </w:rPr>
         <w:t xml:space="preserve">How health-information privacy, security, breach response, evidence, and oversight work in practice</w:t>
       </w:r>
@@ -100,8 +100,8 @@
       </w:pPr>
       <w:r>
         <w:rPr>
+          <w:bCs/>
           <w:b/>
-          <w:bCs/>
         </w:rPr>
         <w:t xml:space="preserve">Alberto (Al) Leiva</w:t>
       </w:r>
@@ -120,8 +120,8 @@
       </w:pPr>
       <w:r>
         <w:rPr>
+          <w:bCs/>
           <w:b/>
-          <w:bCs/>
         </w:rPr>
         <w:t xml:space="preserve">Inside:</w:t>
       </w:r>
@@ -140,7 +140,7 @@
         <w:t xml:space="preserve">|. |</w:t>
       </w:r>
     </w:p>
-    <w:bookmarkStart w:id="11" w:name="publication-and-use-notice"/>
+    <w:bookmarkStart w:id="22" w:name="publication-and-use-notice"/>
     <w:p>
       <w:pPr>
         <w:pStyle w:val="Heading1"/>
@@ -173,7 +173,7 @@
         <w:t xml:space="preserve">Propósito: Educación gratuita y práctica para directivos, estudiantes, cambiadores de carrera, analistas juniores, profesionales de la privacidad y profesionales de la ciberseguridad.</w:t>
       </w:r>
     </w:p>
-    <w:bookmarkStart w:id="9" w:name="aviso-educativo-y-legal"/>
+    <w:bookmarkStart w:id="20" w:name="aviso-educativo-y-legal"/>
     <w:p>
       <w:pPr>
         <w:pStyle w:val="Heading2"/>
@@ -190,8 +190,8 @@
         <w:t xml:space="preserve">Este manual proporciona información educativa general. No es asesoramiento jurídico y no reemplaza asesoramiento de abogados calificados, oficiales de privacidad, oficiales de seguridad o profesionales de la información sanitaria. Los derechos de HIPAA dependen de hechos, papel, contratos, normativa y orientación federales actuales, leyes estatales y otras normas de información sanitaria.</w:t>
       </w:r>
     </w:p>
-    <w:bookmarkEnd w:id="9"/>
-    <w:bookmarkStart w:id="10" w:name="uso-ético-y-autorizado"/>
+    <w:bookmarkEnd w:id="20"/>
+    <w:bookmarkStart w:id="21" w:name="uso-ético-y-autorizado"/>
     <w:p>
       <w:pPr>
         <w:pStyle w:val="Heading2"/>
@@ -208,9 +208,9 @@
         <w:t xml:space="preserve">Utilice herramientas técnicas y ejercicios sólo con autorización escrita y sólo con datos ficticios, sintéticos o adecuadamente desidentificados. Nunca coloque información de pacientes reales en un repositorio público, laboratorio de formación, demostración, cartera o servicio no aprobado. La habilidad técnica no crea permiso.</w:t>
       </w:r>
     </w:p>
-    <w:bookmarkEnd w:id="10"/>
-    <w:bookmarkEnd w:id="11"/>
-    <w:bookmarkStart w:id="12" w:name="prefacio"/>
+    <w:bookmarkEnd w:id="21"/>
+    <w:bookmarkEnd w:id="22"/>
+    <w:bookmarkStart w:id="23" w:name="prefacio"/>
     <w:p>
       <w:pPr>
         <w:pStyle w:val="Heading1"/>
@@ -225,8 +225,8 @@
       </w:pPr>
       <w:r>
         <w:rPr>
+          <w:iCs/>
           <w:i/>
-          <w:iCs/>
         </w:rPr>
         <w:t xml:space="preserve">Una introducción acogedora al trabajo práctico HIPAA</w:t>
       </w:r>
@@ -264,8 +264,8 @@
       </w:pPr>
       <w:r>
         <w:rPr>
+          <w:bCs/>
           <w:b/>
-          <w:bCs/>
         </w:rPr>
         <w:t xml:space="preserve">Lección central:</w:t>
       </w:r>
@@ -290,8 +290,8 @@
       </w:pPr>
       <w:r>
         <w:rPr>
+          <w:iCs/>
           <w:i/>
-          <w:iCs/>
         </w:rPr>
         <w:t xml:space="preserve">— Alberto (Al) Leiva</w:t>
       </w:r>
@@ -352,8 +352,8 @@
         <w:t xml:space="preserve">|. |</w:t>
       </w:r>
     </w:p>
-    <w:bookmarkEnd w:id="12"/>
-    <w:bookmarkStart w:id="13" w:name="tabla-de-contenidos"/>
+    <w:bookmarkEnd w:id="23"/>
+    <w:bookmarkStart w:id="24" w:name="tabla-de-contenidos"/>
     <w:p>
       <w:pPr>
         <w:pStyle w:val="Heading1"/>
@@ -2130,8 +2130,8 @@
         </w:r>
       </w:hyperlink>
     </w:p>
-    <w:bookmarkEnd w:id="13"/>
-    <w:bookmarkStart w:id="21" w:name="hipaa-foundations"/>
+    <w:bookmarkEnd w:id="24"/>
+    <w:bookmarkStart w:id="32" w:name="hipaa-foundations"/>
     <w:p>
       <w:pPr>
         <w:pStyle w:val="Heading1"/>
@@ -2146,8 +2146,8 @@
       </w:pPr>
       <w:r>
         <w:rPr>
+          <w:iCs/>
           <w:i/>
-          <w:iCs/>
         </w:rPr>
         <w:t xml:space="preserve">Lo que HIPAA cubre, lo que no cubre, y cómo sus reglas principales funcionan juntas.</w:t>
       </w:r>
@@ -2160,7 +2160,13 @@
         <w:t xml:space="preserve">■img src=</w:t>
       </w:r>
       <w:r>
-        <w:t xml:space="preserve">“media/image1.png”</w:t>
+        <w:t xml:space="preserve">“</w:t>
+      </w:r>
+      <w:r>
+        <w:t xml:space="preserve">media/image1.png</w:t>
+      </w:r>
+      <w:r>
+        <w:t xml:space="preserve">”</w:t>
       </w:r>
       <w:r>
         <w:t xml:space="preserve"> </w:t>
@@ -2169,7 +2175,13 @@
         <w:t xml:space="preserve">estilo=</w:t>
       </w:r>
       <w:r>
-        <w:t xml:space="preserve">“width:6.15in;height:2.9808in”</w:t>
+        <w:t xml:space="preserve">“</w:t>
+      </w:r>
+      <w:r>
+        <w:t xml:space="preserve">width:6.15in;height:2.9808in</w:t>
+      </w:r>
+      <w:r>
+        <w:t xml:space="preserve">”</w:t>
       </w:r>
       <w:r>
         <w:t xml:space="preserve"> </w:t>
@@ -2178,7 +2190,13 @@
         <w:t xml:space="preserve">alt=</w:t>
       </w:r>
       <w:r>
-        <w:t xml:space="preserve">“Privacy, Security, Breach Notification, and Enforcement are connected.”</w:t>
+        <w:t xml:space="preserve">“</w:t>
+      </w:r>
+      <w:r>
+        <w:t xml:space="preserve">Privacy, Security, Breach Notification, and Enforcement are connected.</w:t>
+      </w:r>
+      <w:r>
+        <w:t xml:space="preserve">”</w:t>
       </w:r>
       <w:r>
         <w:t xml:space="preserve"> </w:t>
@@ -2195,7 +2213,7 @@
         <w:t xml:space="preserve">Figura 1. Las principales áreas de cumplimiento HIPAA</w:t>
       </w:r>
     </w:p>
-    <w:bookmarkStart w:id="14" w:name="the-hipaa-rules"/>
+    <w:bookmarkStart w:id="25" w:name="the-hipaa-rules"/>
     <w:p>
       <w:pPr>
         <w:pStyle w:val="Heading2"/>
@@ -2210,8 +2228,8 @@
       </w:pPr>
       <w:r>
         <w:rPr>
+          <w:bCs/>
           <w:b/>
-          <w:bCs/>
         </w:rPr>
         <w:t xml:space="preserve">Area</w:t>
       </w:r>
@@ -2258,8 +2276,8 @@
         <w:t xml:space="preserve">tención Transacciones y conjuntos de códigos tención Estándariza las operaciones electrónicas de salud</w:t>
       </w:r>
     </w:p>
-    <w:bookmarkEnd w:id="14"/>
-    <w:bookmarkStart w:id="15" w:name="X98df3c8238af7f4111eacfb73e3fe15dff385e9"/>
+    <w:bookmarkEnd w:id="25"/>
+    <w:bookmarkStart w:id="26" w:name="X98df3c8238af7f4111eacfb73e3fe15dff385e9"/>
     <w:p>
       <w:pPr>
         <w:pStyle w:val="Heading2"/>
@@ -2276,8 +2294,8 @@
         <w:t xml:space="preserve">HIPAA se aplica a entidades cubiertas, socios comerciales y ciertos arreglos conexos. Una aplicación de fitness, empleador, escuela, seguro de vida o servicio directo a consumidor puede tener datos de salud sensibles sin ser una entidad cubierta HIPAA. Otras leyes federales y estatales todavía pueden aplicarse.</w:t>
       </w:r>
     </w:p>
-    <w:bookmarkEnd w:id="15"/>
-    <w:bookmarkStart w:id="16" w:name="punto-de-control-de-la-ley-actual"/>
+    <w:bookmarkEnd w:id="26"/>
+    <w:bookmarkStart w:id="27" w:name="punto-de-control-de-la-ley-actual"/>
     <w:p>
       <w:pPr>
         <w:pStyle w:val="Heading2"/>
@@ -2292,8 +2310,8 @@
       </w:pPr>
       <w:r>
         <w:rPr>
+          <w:bCs/>
           <w:b/>
-          <w:bCs/>
         </w:rPr>
         <w:t xml:space="preserve">Importante:</w:t>
       </w:r>
@@ -2312,11 +2330,11 @@
     </w:p>
     <w:p>
       <w:pPr>
-        <w:pStyle w:val="Compact"/>
         <w:numPr>
           <w:ilvl w:val="0"/>
           <w:numId w:val="1001"/>
         </w:numPr>
+        <w:pStyle w:val="Compact"/>
       </w:pPr>
       <w:r>
         <w:t xml:space="preserve">Alcance, Rols, PHI y ePHI</w:t>
@@ -2328,8 +2346,8 @@
       </w:pPr>
       <w:r>
         <w:rPr>
+          <w:iCs/>
           <w:i/>
-          <w:iCs/>
         </w:rPr>
         <w:t xml:space="preserve">Cómo identificar entidades reguladas, información protegida, límites y responsabilidades</w:t>
       </w:r>
@@ -2345,7 +2363,13 @@
         <w:t xml:space="preserve">■img src=</w:t>
       </w:r>
       <w:r>
-        <w:t xml:space="preserve">“media/image2.png”</w:t>
+        <w:t xml:space="preserve">“</w:t>
+      </w:r>
+      <w:r>
+        <w:t xml:space="preserve">media/image2.png</w:t>
+      </w:r>
+      <w:r>
+        <w:t xml:space="preserve">”</w:t>
       </w:r>
       <w:r>
         <w:t xml:space="preserve"> </w:t>
@@ -2354,7 +2378,13 @@
         <w:t xml:space="preserve">estilo=</w:t>
       </w:r>
       <w:r>
-        <w:t xml:space="preserve">“width:6.15in;height:3.27065in”</w:t>
+        <w:t xml:space="preserve">“</w:t>
+      </w:r>
+      <w:r>
+        <w:t xml:space="preserve">width:6.15in;height:3.27065in</w:t>
+      </w:r>
+      <w:r>
+        <w:t xml:space="preserve">”</w:t>
       </w:r>
       <w:r>
         <w:t xml:space="preserve"> </w:t>
@@ -2363,7 +2393,13 @@
         <w:t xml:space="preserve">alt=</w:t>
       </w:r>
       <w:r>
-        <w:t xml:space="preserve">“PHI es creado, utilizado, compartido, almacenado y destruido a través de su ciclo de vida.”</w:t>
+        <w:t xml:space="preserve">“</w:t>
+      </w:r>
+      <w:r>
+        <w:t xml:space="preserve">PHI es creado, utilizado, compartido, almacenado y destruido a través de su ciclo de vida.</w:t>
+      </w:r>
+      <w:r>
+        <w:t xml:space="preserve">”</w:t>
       </w:r>
       <w:r>
         <w:t xml:space="preserve"> </w:t>
@@ -2380,8 +2416,8 @@
         <w:t xml:space="preserve">Figura 2. Ciclo de vida de la PHI</w:t>
       </w:r>
     </w:p>
-    <w:bookmarkEnd w:id="16"/>
-    <w:bookmarkStart w:id="17" w:name="entidades-cubiertas"/>
+    <w:bookmarkEnd w:id="27"/>
+    <w:bookmarkStart w:id="28" w:name="entidades-cubiertas"/>
     <w:p>
       <w:pPr>
         <w:pStyle w:val="Heading2"/>
@@ -2423,8 +2459,8 @@
         <w:t xml:space="preserve">Proveedores de atención de salud que transmiten información electrónica en relación con una transacción cubierta</w:t>
       </w:r>
     </w:p>
-    <w:bookmarkEnd w:id="17"/>
-    <w:bookmarkStart w:id="18" w:name="empresas-asociadas"/>
+    <w:bookmarkEnd w:id="28"/>
+    <w:bookmarkStart w:id="29" w:name="empresas-asociadas"/>
     <w:p>
       <w:pPr>
         <w:pStyle w:val="Heading2"/>
@@ -2441,8 +2477,8 @@
         <w:t xml:space="preserve">Un socio de negocios realiza ciertas funciones o servicios para una entidad cubierta que implica PHI. Un subcontratista que crea, recibe, mantiene o transmite PHI en nombre de un socio comercial también puede ser un socio comercial. El estado viene de los hechos y reglas, no sólo de si se firma un contrato.</w:t>
       </w:r>
     </w:p>
-    <w:bookmarkEnd w:id="18"/>
-    <w:bookmarkStart w:id="19" w:name="phi-and-ephi"/>
+    <w:bookmarkEnd w:id="29"/>
+    <w:bookmarkStart w:id="30" w:name="phi-and-ephi"/>
     <w:p>
       <w:pPr>
         <w:pStyle w:val="Heading2"/>
@@ -2459,8 +2495,8 @@
         <w:t xml:space="preserve">La información sobre la salud protegida es una información de salud individualizada que se mantiene o transmite por una entidad o un asociado comercial cubiertos, con exclusión de determinados registros de educación y empleo. ePHI es PHI mantenido o transmitido electrónicamente. The Security Rule protects ePHI; the Privacy Rule protects PHI in any form.</w:t>
       </w:r>
     </w:p>
-    <w:bookmarkEnd w:id="19"/>
-    <w:bookmarkStart w:id="20" w:name="de-identification"/>
+    <w:bookmarkEnd w:id="30"/>
+    <w:bookmarkStart w:id="31" w:name="de-identification"/>
     <w:p>
       <w:pPr>
         <w:pStyle w:val="Heading2"/>
@@ -2473,26 +2509,27 @@
       <w:tblPr>
         <w:tblStyle w:val="Table"/>
         <w:tblW w:type="pct" w:w="5000"/>
-        <w:tblLayout w:type="fixed"/>
         <w:tblLook w:firstRow="1" w:lastRow="0" w:firstColumn="0" w:lastColumn="0" w:noHBand="0" w:noVBand="0" w:val="0020"/>
+        <w:jc w:val="start"/>
       </w:tblPr>
       <w:tblGrid>
         <w:gridCol w:w="7920"/>
       </w:tblGrid>
       <w:tr>
         <w:trPr>
-          <w:tblHeader w:val="on"/>
+          <w:tblHeader w:val="true"/>
         </w:trPr>
         <w:tc>
           <w:tcPr/>
           <w:p>
             <w:pPr>
               <w:pStyle w:val="Compact"/>
+              <w:jc w:val="left"/>
             </w:pPr>
             <w:r>
               <w:rPr>
+                <w:bCs/>
                 <w:b/>
-                <w:bCs/>
               </w:rPr>
               <w:t xml:space="preserve">Metodoxo</w:t>
             </w:r>
@@ -2534,9 +2571,9 @@
         <w:t xml:space="preserve">|. |</w:t>
       </w:r>
     </w:p>
-    <w:bookmarkEnd w:id="20"/>
-    <w:bookmarkEnd w:id="21"/>
-    <w:bookmarkStart w:id="30" w:name="regla-de-privacidad-usos-y-divulgaciones"/>
+    <w:bookmarkEnd w:id="31"/>
+    <w:bookmarkEnd w:id="32"/>
+    <w:bookmarkStart w:id="41" w:name="regla-de-privacidad-usos-y-divulgaciones"/>
     <w:p>
       <w:pPr>
         <w:pStyle w:val="Heading1"/>
@@ -2547,17 +2584,17 @@
     </w:p>
     <w:p>
       <w:pPr>
-        <w:pStyle w:val="Compact"/>
         <w:numPr>
           <w:ilvl w:val="0"/>
           <w:numId w:val="1003"/>
         </w:numPr>
+        <w:pStyle w:val="Compact"/>
       </w:pPr>
       <w:r>
         <w:t xml:space="preserve">Usos, autorizaciones, mínimo necesario, verificación, avisos y situaciones especiales*.</w:t>
       </w:r>
     </w:p>
-    <w:bookmarkStart w:id="22" w:name="necesario-versus-permitido"/>
+    <w:bookmarkStart w:id="33" w:name="necesario-versus-permitido"/>
     <w:p>
       <w:pPr>
         <w:pStyle w:val="Heading2"/>
@@ -2574,8 +2611,8 @@
         <w:t xml:space="preserve">The Privacy Rule requires disclosure to the individual in certain rights situations and to HHS for enforcement. Permite muchos otros usos y divulgaciones cuando se cumplen las condiciones. La divulgación permitida no siempre es obligatoria; otras leyes y deberes profesionales pueden afectar la decisión.</w:t>
       </w:r>
     </w:p>
-    <w:bookmarkEnd w:id="22"/>
-    <w:bookmarkStart w:id="23" w:name="tratamiento-pago-y-operaciones-de-salud"/>
+    <w:bookmarkEnd w:id="33"/>
+    <w:bookmarkStart w:id="34" w:name="tratamiento-pago-y-operaciones-de-salud"/>
     <w:p>
       <w:pPr>
         <w:pStyle w:val="Heading2"/>
@@ -2592,8 +2629,8 @@
         <w:t xml:space="preserve">Las entidades cubiertas pueden utilizar y divulgar PHI para operaciones de tratamiento, pago y atención de la salud bajo la regla. Los equipos todavía deben confirmar el propósito, el destinatario, el papel, la norma mínima necesaria aplicable, los avisos y otras condiciones.</w:t>
       </w:r>
     </w:p>
-    <w:bookmarkEnd w:id="23"/>
-    <w:bookmarkStart w:id="24" w:name="authorization"/>
+    <w:bookmarkEnd w:id="34"/>
+    <w:bookmarkStart w:id="35" w:name="authorization"/>
     <w:p>
       <w:pPr>
         <w:pStyle w:val="Heading2"/>
@@ -2668,8 +2705,8 @@
         <w:t xml:space="preserve">Aplicar reglas especiales para notas de psicoterapia, marketing y venta de PHI.</w:t>
       </w:r>
     </w:p>
-    <w:bookmarkEnd w:id="24"/>
-    <w:bookmarkStart w:id="25" w:name="mínimo-necesario"/>
+    <w:bookmarkEnd w:id="35"/>
+    <w:bookmarkStart w:id="36" w:name="mínimo-necesario"/>
     <w:p>
       <w:pPr>
         <w:pStyle w:val="Heading2"/>
@@ -2686,8 +2723,8 @@
         <w:t xml:space="preserve">Cuando se aplica la norma mínima necesaria, se limitan los usos, las revelaciones y las solicitudes al PHI razonablemente necesarias para ello. Definir las funciones de la fuerza de trabajo, los protocolos de rutina, la revisión no rutinaria y la dependencia razonable. La norma tiene excepciones, incluyendo información o solicitudes de un proveedor de atención médica para el tratamiento.</w:t>
       </w:r>
     </w:p>
-    <w:bookmarkEnd w:id="25"/>
-    <w:bookmarkStart w:id="26" w:name="publicaciones-permitidas-especiales"/>
+    <w:bookmarkEnd w:id="36"/>
+    <w:bookmarkStart w:id="37" w:name="publicaciones-permitidas-especiales"/>
     <w:p>
       <w:pPr>
         <w:pStyle w:val="Heading2"/>
@@ -2702,8 +2739,8 @@
       </w:pPr>
       <w:r>
         <w:rPr>
+          <w:bCs/>
           <w:b/>
-          <w:bCs/>
         </w:rPr>
         <w:t xml:space="preserve">Situación</w:t>
       </w:r>
@@ -2778,11 +2815,11 @@
     </w:p>
     <w:p>
       <w:pPr>
-        <w:pStyle w:val="Compact"/>
         <w:numPr>
           <w:ilvl w:val="0"/>
           <w:numId w:val="1005"/>
         </w:numPr>
+        <w:pStyle w:val="Compact"/>
       </w:pPr>
       <w:r>
         <w:t xml:space="preserve">Derechos individuales y operaciones de privacidad</w:t>
@@ -2794,8 +2831,8 @@
       </w:pPr>
       <w:r>
         <w:rPr>
+          <w:iCs/>
           <w:i/>
-          <w:iCs/>
         </w:rPr>
         <w:t xml:space="preserve">Cómo recibir, verificar, completar y documentar solicitudes de pacientes y miembros</w:t>
       </w:r>
@@ -2803,8 +2840,8 @@
         <w:t xml:space="preserve">.</w:t>
       </w:r>
     </w:p>
-    <w:bookmarkEnd w:id="26"/>
-    <w:bookmarkStart w:id="27" w:name="sinopsis-de-derechos"/>
+    <w:bookmarkEnd w:id="37"/>
+    <w:bookmarkStart w:id="38" w:name="sinopsis-de-derechos"/>
     <w:p>
       <w:pPr>
         <w:pStyle w:val="Heading2"/>
@@ -2817,26 +2854,27 @@
       <w:tblPr>
         <w:tblStyle w:val="Table"/>
         <w:tblW w:type="pct" w:w="5000"/>
-        <w:tblLayout w:type="fixed"/>
         <w:tblLook w:firstRow="1" w:lastRow="0" w:firstColumn="0" w:lastColumn="0" w:noHBand="0" w:noVBand="0" w:val="0020"/>
+        <w:jc w:val="start"/>
       </w:tblPr>
       <w:tblGrid>
         <w:gridCol w:w="7920"/>
       </w:tblGrid>
       <w:tr>
         <w:trPr>
-          <w:tblHeader w:val="on"/>
+          <w:tblHeader w:val="true"/>
         </w:trPr>
         <w:tc>
           <w:tcPr/>
           <w:p>
             <w:pPr>
               <w:pStyle w:val="Compact"/>
+              <w:jc w:val="left"/>
             </w:pPr>
             <w:r>
               <w:rPr>
+                <w:bCs/>
                 <w:b/>
-                <w:bCs/>
               </w:rPr>
               <w:t xml:space="preserve">Justo</w:t>
             </w:r>
@@ -2851,8 +2889,8 @@
             </w:r>
             <w:r>
               <w:rPr>
+                <w:bCs/>
                 <w:b/>
-                <w:bCs/>
               </w:rPr>
               <w:t xml:space="preserve">Tiempo típico</w:t>
             </w:r>
@@ -2904,8 +2942,8 @@
         <w:t xml:space="preserve">← Reclamación | No hay represalias; proceso bajo la política Silencioso Iniciar sesión, investigar, responder, mitigar, retener pruebas</w:t>
       </w:r>
     </w:p>
-    <w:bookmarkEnd w:id="27"/>
-    <w:bookmarkStart w:id="28" w:name="X6e03ed4179efe59230640b0cedeaa81bf9508b9"/>
+    <w:bookmarkEnd w:id="38"/>
+    <w:bookmarkStart w:id="39" w:name="X6e03ed4179efe59230640b0cedeaa81bf9508b9"/>
     <w:p>
       <w:pPr>
         <w:pStyle w:val="Heading2"/>
@@ -2922,8 +2960,8 @@
         <w:t xml:space="preserve">El derecho de acceso de un individuo bajo 45 CFR 164.524 tiene su propio alcance, tiempo, negación, formato y reglas de tarifas. No aplique automáticamente un proceso de autorización o cree barreras que la regla de acceso no permita.</w:t>
       </w:r>
     </w:p>
-    <w:bookmarkEnd w:id="28"/>
-    <w:bookmarkStart w:id="29" w:name="archivo-de-solicitud-defensible"/>
+    <w:bookmarkEnd w:id="39"/>
+    <w:bookmarkStart w:id="40" w:name="archivo-de-solicitud-defensible"/>
     <w:p>
       <w:pPr>
         <w:pStyle w:val="Heading2"/>
@@ -3009,9 +3047,9 @@
         <w:t xml:space="preserve">Respuesta, prueba de entrega y fecha de terminación</w:t>
       </w:r>
     </w:p>
-    <w:bookmarkEnd w:id="29"/>
-    <w:bookmarkEnd w:id="30"/>
-    <w:bookmarkStart w:id="35" w:name="security-rule-foundations"/>
+    <w:bookmarkEnd w:id="40"/>
+    <w:bookmarkEnd w:id="41"/>
+    <w:bookmarkStart w:id="46" w:name="security-rule-foundations"/>
     <w:p>
       <w:pPr>
         <w:pStyle w:val="Heading1"/>
@@ -3026,8 +3064,8 @@
       </w:pPr>
       <w:r>
         <w:rPr>
+          <w:iCs/>
           <w:i/>
-          <w:iCs/>
         </w:rPr>
         <w:t xml:space="preserve">Requisitos generales, flexibilidad, especificaciones requeridas y accesibles y pruebas</w:t>
       </w:r>
@@ -3043,7 +3081,13 @@
         <w:t xml:space="preserve">لimg src=</w:t>
       </w:r>
       <w:r>
-        <w:t xml:space="preserve">“media/image3.png”</w:t>
+        <w:t xml:space="preserve">“</w:t>
+      </w:r>
+      <w:r>
+        <w:t xml:space="preserve">media/image3.png</w:t>
+      </w:r>
+      <w:r>
+        <w:t xml:space="preserve">”</w:t>
       </w:r>
       <w:r>
         <w:t xml:space="preserve"> </w:t>
@@ -3052,7 +3096,13 @@
         <w:t xml:space="preserve">style=</w:t>
       </w:r>
       <w:r>
-        <w:t xml:space="preserve">“width:6.15in;height:3.33266in”</w:t>
+        <w:t xml:space="preserve">“</w:t>
+      </w:r>
+      <w:r>
+        <w:t xml:space="preserve">width:6.15in;height:3.33266in</w:t>
+      </w:r>
+      <w:r>
+        <w:t xml:space="preserve">”</w:t>
       </w:r>
       <w:r>
         <w:t xml:space="preserve"> </w:t>
@@ -3061,7 +3111,13 @@
         <w:t xml:space="preserve">alt=</w:t>
       </w:r>
       <w:r>
-        <w:t xml:space="preserve">“Las salvaguardias administrativas, físicas y técnicas dependen del análisis de riesgos.”</w:t>
+        <w:t xml:space="preserve">“</w:t>
+      </w:r>
+      <w:r>
+        <w:t xml:space="preserve">Las salvaguardias administrativas, físicas y técnicas dependen del análisis de riesgos.</w:t>
+      </w:r>
+      <w:r>
+        <w:t xml:space="preserve">”</w:t>
       </w:r>
       <w:r>
         <w:t xml:space="preserve"> </w:t>
@@ -3118,7 +3174,7 @@
         <w:t xml:space="preserve">Asegurar el cumplimiento de la fuerza laboral.</w:t>
       </w:r>
     </w:p>
-    <w:bookmarkStart w:id="31" w:name="requisitos-y-accesibles"/>
+    <w:bookmarkStart w:id="42" w:name="requisitos-y-accesibles"/>
     <w:p>
       <w:pPr>
         <w:pStyle w:val="Heading2"/>
@@ -3133,8 +3189,8 @@
       </w:pPr>
       <w:r>
         <w:rPr>
+          <w:bCs/>
           <w:b/>
-          <w:bCs/>
         </w:rPr>
         <w:t xml:space="preserve">La adición no significa opcional:</w:t>
       </w:r>
@@ -3153,8 +3209,8 @@
         <w:t xml:space="preserve">|. |</w:t>
       </w:r>
     </w:p>
-    <w:bookmarkEnd w:id="31"/>
-    <w:bookmarkStart w:id="32" w:name="análisis-de-riesgos-y-gestión-de-riesgos"/>
+    <w:bookmarkEnd w:id="42"/>
+    <w:bookmarkStart w:id="43" w:name="análisis-de-riesgos-y-gestión-de-riesgos"/>
     <w:p>
       <w:pPr>
         <w:pStyle w:val="Heading2"/>
@@ -3239,11 +3295,11 @@
     </w:p>
     <w:p>
       <w:pPr>
-        <w:pStyle w:val="Compact"/>
         <w:numPr>
           <w:ilvl w:val="0"/>
           <w:numId w:val="1008"/>
         </w:numPr>
+        <w:pStyle w:val="Compact"/>
       </w:pPr>
       <w:r>
         <w:t xml:space="preserve">Salvaguardias administrativas</w:t>
@@ -3255,8 +3311,8 @@
       </w:pPr>
       <w:r>
         <w:rPr>
+          <w:iCs/>
           <w:i/>
-          <w:iCs/>
         </w:rPr>
         <w:t xml:space="preserve">Los procesos de gestión que convierten la política en protección repetible</w:t>
       </w:r>
@@ -3268,21 +3324,22 @@
       <w:tblPr>
         <w:tblStyle w:val="Table"/>
         <w:tblW w:type="pct" w:w="5000"/>
-        <w:tblLayout w:type="fixed"/>
         <w:tblLook w:firstRow="1" w:lastRow="0" w:firstColumn="0" w:lastColumn="0" w:noHBand="0" w:noVBand="0" w:val="0020"/>
+        <w:jc w:val="start"/>
       </w:tblPr>
       <w:tblGrid>
         <w:gridCol w:w="7920"/>
       </w:tblGrid>
       <w:tr>
         <w:trPr>
-          <w:tblHeader w:val="on"/>
+          <w:tblHeader w:val="true"/>
         </w:trPr>
         <w:tc>
           <w:tcPr/>
           <w:p>
             <w:pPr>
               <w:pStyle w:val="Compact"/>
+              <w:jc w:val="left"/>
             </w:pPr>
             <w:r>
               <w:t xml:space="preserve">**</w:t>
@@ -3296,6 +3353,7 @@
           <w:p>
             <w:pPr>
               <w:pStyle w:val="Compact"/>
+              <w:jc w:val="left"/>
             </w:pPr>
             <w:r>
               <w:t xml:space="preserve">TEN 164.308(a)(1)</w:t>
@@ -3309,6 +3367,7 @@
           <w:p>
             <w:pPr>
               <w:pStyle w:val="Compact"/>
+              <w:jc w:val="left"/>
             </w:pPr>
             <w:r>
               <w:t xml:space="preserve">tención 164.308(a)(2)</w:t>
@@ -3322,6 +3381,7 @@
           <w:p>
             <w:pPr>
               <w:pStyle w:val="Compact"/>
+              <w:jc w:val="left"/>
             </w:pPr>
             <w:r>
               <w:t xml:space="preserve">164.308(a)(3)</w:t>
@@ -3335,6 +3395,7 @@
           <w:p>
             <w:pPr>
               <w:pStyle w:val="Compact"/>
+              <w:jc w:val="left"/>
             </w:pPr>
             <w:r>
               <w:t xml:space="preserve">164.308(a)(4)</w:t>
@@ -3348,6 +3409,7 @@
           <w:p>
             <w:pPr>
               <w:pStyle w:val="Compact"/>
+              <w:jc w:val="left"/>
             </w:pPr>
             <w:r>
               <w:t xml:space="preserve">164.308(a)(5)</w:t>
@@ -3361,6 +3423,7 @@
           <w:p>
             <w:pPr>
               <w:pStyle w:val="Compact"/>
+              <w:jc w:val="left"/>
             </w:pPr>
             <w:r>
               <w:t xml:space="preserve">tención 164.308(a)(6) Silenciosos procedimientos de incidentes de seguridad</w:t>
@@ -3374,6 +3437,7 @@
           <w:p>
             <w:pPr>
               <w:pStyle w:val="Compact"/>
+              <w:jc w:val="left"/>
             </w:pPr>
             <w:r>
               <w:t xml:space="preserve">164.308(a)(7)</w:t>
@@ -3387,6 +3451,7 @@
           <w:p>
             <w:pPr>
               <w:pStyle w:val="Compact"/>
+              <w:jc w:val="left"/>
             </w:pPr>
             <w:r>
               <w:t xml:space="preserve">tención 164.308(a)(8)</w:t>
@@ -3400,6 +3465,7 @@
           <w:p>
             <w:pPr>
               <w:pStyle w:val="Compact"/>
+              <w:jc w:val="left"/>
             </w:pPr>
             <w:r>
               <w:t xml:space="preserve">164.308(b)</w:t>
@@ -3408,8 +3474,8 @@
         </w:tc>
       </w:tr>
     </w:tbl>
-    <w:bookmarkEnd w:id="32"/>
-    <w:bookmarkStart w:id="33" w:name="Xed01e7a33b41ab284ff4a7baabf9ab958b4e5aa"/>
+    <w:bookmarkEnd w:id="43"/>
+    <w:bookmarkStart w:id="44" w:name="Xed01e7a33b41ab284ff4a7baabf9ab958b4e5aa"/>
     <w:p>
       <w:pPr>
         <w:pStyle w:val="Heading2"/>
@@ -3426,8 +3492,8 @@
         <w:t xml:space="preserve">Definir qué registros de auditoría, informes de acceso, eventos de seguridad, informes de excepción y alertas se revisan; con qué frecuencia; por quién; cómo se mantienen las pruebas; y cómo la actividad sospechosa se convierte en un incidente o acción correctiva.</w:t>
       </w:r>
     </w:p>
-    <w:bookmarkEnd w:id="33"/>
-    <w:bookmarkStart w:id="34" w:name="contingency-evidence"/>
+    <w:bookmarkEnd w:id="44"/>
+    <w:bookmarkStart w:id="45" w:name="contingency-evidence"/>
     <w:p>
       <w:pPr>
         <w:pStyle w:val="Heading2"/>
@@ -3513,9 +3579,9 @@
         <w:t xml:space="preserve">Lecciones, propietarios y fechas</w:t>
       </w:r>
     </w:p>
-    <w:bookmarkEnd w:id="34"/>
-    <w:bookmarkEnd w:id="35"/>
-    <w:bookmarkStart w:id="39" w:name="salvaguardias-físicas-y-técnicas"/>
+    <w:bookmarkEnd w:id="45"/>
+    <w:bookmarkEnd w:id="46"/>
+    <w:bookmarkStart w:id="50" w:name="salvaguardias-físicas-y-técnicas"/>
     <w:p>
       <w:pPr>
         <w:pStyle w:val="Heading1"/>
@@ -3530,8 +3596,8 @@
       </w:pPr>
       <w:r>
         <w:rPr>
+          <w:iCs/>
           <w:i/>
-          <w:iCs/>
         </w:rPr>
         <w:t xml:space="preserve">Facilidades, estaciones de trabajo, medios de comunicación, identidad, acceso, auditoría, integridad y controles de transmisión.</w:t>
       </w:r>
@@ -3616,7 +3682,7 @@
         <w:t xml:space="preserve">TEN 164.316 TENRI Políticas, procedimientos y documentación TEN Aplicar políticas razonables y conservar la documentación necesaria durante seis años. | Políticas aprobadas, versiones, pruebas de retención de seis años</w:t>
       </w:r>
     </w:p>
-    <w:bookmarkStart w:id="36" w:name="principios-de-control-técnico"/>
+    <w:bookmarkStart w:id="47" w:name="principios-de-control-técnico"/>
     <w:p>
       <w:pPr>
         <w:pStyle w:val="Heading2"/>
@@ -3715,11 +3781,11 @@
     </w:p>
     <w:p>
       <w:pPr>
-        <w:pStyle w:val="Compact"/>
         <w:numPr>
           <w:ilvl w:val="0"/>
           <w:numId w:val="1011"/>
         </w:numPr>
+        <w:pStyle w:val="Compact"/>
       </w:pPr>
       <w:r>
         <w:t xml:space="preserve">Regla de Notificación de Breach</w:t>
@@ -3731,8 +3797,8 @@
       </w:pPr>
       <w:r>
         <w:rPr>
+          <w:iCs/>
           <w:i/>
-          <w:iCs/>
         </w:rPr>
         <w:t xml:space="preserve">Cómo evaluar los incidentes de PHI no garantizados y cumplir con las obligaciones de notificación</w:t>
       </w:r>
@@ -3748,7 +3814,13 @@
         <w:t xml:space="preserve">■img src=</w:t>
       </w:r>
       <w:r>
-        <w:t xml:space="preserve">“media/image4.png”</w:t>
+        <w:t xml:space="preserve">“</w:t>
+      </w:r>
+      <w:r>
+        <w:t xml:space="preserve">media/image4.png</w:t>
+      </w:r>
+      <w:r>
+        <w:t xml:space="preserve">”</w:t>
       </w:r>
       <w:r>
         <w:t xml:space="preserve"> </w:t>
@@ -3757,7 +3829,13 @@
         <w:t xml:space="preserve">estilo=</w:t>
       </w:r>
       <w:r>
-        <w:t xml:space="preserve">“Ancho:6.15in; Altura:3.45654in”</w:t>
+        <w:t xml:space="preserve">“</w:t>
+      </w:r>
+      <w:r>
+        <w:t xml:space="preserve">Ancho:6.15in; Altura:3.45654in</w:t>
+      </w:r>
+      <w:r>
+        <w:t xml:space="preserve">”</w:t>
       </w:r>
       <w:r>
         <w:t xml:space="preserve"> </w:t>
@@ -3766,7 +3844,13 @@
         <w:t xml:space="preserve">alt=</w:t>
       </w:r>
       <w:r>
-        <w:t xml:space="preserve">“Descubrimiento, contención, evaluación, notificación y mejora de un proceso.”</w:t>
+        <w:t xml:space="preserve">“</w:t>
+      </w:r>
+      <w:r>
+        <w:t xml:space="preserve">Descubrimiento, contención, evaluación, notificación y mejora de un proceso.</w:t>
+      </w:r>
+      <w:r>
+        <w:t xml:space="preserve">”</w:t>
       </w:r>
       <w:r>
         <w:t xml:space="preserve"> </w:t>
@@ -3783,8 +3867,8 @@
         <w:t xml:space="preserve">Figura 4. Flujo de trabajo de ruptura HIPAA</w:t>
       </w:r>
     </w:p>
-    <w:bookmarkEnd w:id="36"/>
-    <w:bookmarkStart w:id="37" w:name="Xd44a2f205a5362e4882a81feb25e1d74cd6d324"/>
+    <w:bookmarkEnd w:id="47"/>
+    <w:bookmarkStart w:id="48" w:name="Xd44a2f205a5362e4882a81feb25e1d74cd6d324"/>
     <w:p>
       <w:pPr>
         <w:pStyle w:val="Heading2"/>
@@ -3807,8 +3891,8 @@
       </w:pPr>
       <w:r>
         <w:rPr>
+          <w:bCs/>
           <w:b/>
-          <w:bCs/>
         </w:rPr>
         <w:t xml:space="preserve">Notificación</w:t>
       </w:r>
@@ -3857,8 +3941,8 @@
         <w:t xml:space="preserve">| Business Associate to covered entity TEN sin demora irrazonable y a más tardar 60 días TENENCIA Fecha de descubrimiento, identidades si se conoce, hechos y aviso |</w:t>
       </w:r>
     </w:p>
-    <w:bookmarkEnd w:id="37"/>
-    <w:bookmarkStart w:id="38" w:name="excepciones"/>
+    <w:bookmarkEnd w:id="48"/>
+    <w:bookmarkStart w:id="49" w:name="excepciones"/>
     <w:p>
       <w:pPr>
         <w:pStyle w:val="Heading2"/>
@@ -3875,9 +3959,9 @@
         <w:t xml:space="preserve">La definición de incumplimiento contiene excepciones estrechas que implican cierto acceso a la fuerza de trabajo involuntario o involuntario y creencias de buena fe de que un receptor no autorizado no podría conservar razonablemente la información. Document facts and legal review before relying on an exception.</w:t>
       </w:r>
     </w:p>
-    <w:bookmarkEnd w:id="38"/>
-    <w:bookmarkEnd w:id="39"/>
-    <w:bookmarkStart w:id="42" w:name="business-associates-and-vendor-oversight"/>
+    <w:bookmarkEnd w:id="49"/>
+    <w:bookmarkEnd w:id="50"/>
+    <w:bookmarkStart w:id="53" w:name="business-associates-and-vendor-oversight"/>
     <w:p>
       <w:pPr>
         <w:pStyle w:val="Heading1"/>
@@ -3888,17 +3972,17 @@
     </w:p>
     <w:p>
       <w:pPr>
-        <w:pStyle w:val="Compact"/>
         <w:numPr>
           <w:ilvl w:val="0"/>
           <w:numId w:val="1012"/>
         </w:numPr>
+        <w:pStyle w:val="Compact"/>
       </w:pPr>
       <w:r>
         <w:t xml:space="preserve">Contratos, subcontratistas, diligencia debida, vigilancia, incidentes y terminación*.</w:t>
       </w:r>
     </w:p>
-    <w:bookmarkStart w:id="40" w:name="contenido-del-acuerdo-comercial-asociado"/>
+    <w:bookmarkStart w:id="51" w:name="contenido-del-acuerdo-comercial-asociado"/>
     <w:p>
       <w:pPr>
         <w:pStyle w:val="Heading2"/>
@@ -3979,8 +4063,8 @@
         <w:t xml:space="preserve">Derechos de rescisión por violación material</w:t>
       </w:r>
     </w:p>
-    <w:bookmarkEnd w:id="40"/>
-    <w:bookmarkStart w:id="41" w:name="due-diligence"/>
+    <w:bookmarkEnd w:id="51"/>
+    <w:bookmarkStart w:id="52" w:name="due-diligence"/>
     <w:p>
       <w:pPr>
         <w:pStyle w:val="Heading2"/>
@@ -3995,8 +4079,8 @@
       </w:pPr>
       <w:r>
         <w:rPr>
+          <w:bCs/>
           <w:b/>
-          <w:bCs/>
         </w:rPr>
         <w:t xml:space="preserve">Area</w:t>
       </w:r>
@@ -4059,9 +4143,9 @@
         <w:t xml:space="preserve">|. |</w:t>
       </w:r>
     </w:p>
-    <w:bookmarkEnd w:id="41"/>
-    <w:bookmarkEnd w:id="42"/>
-    <w:bookmarkStart w:id="50" w:name="X495fbf7d511b193e762e9ae2eb0c2d60491f4bb"/>
+    <w:bookmarkEnd w:id="52"/>
+    <w:bookmarkEnd w:id="53"/>
+    <w:bookmarkStart w:id="61" w:name="X495fbf7d511b193e762e9ae2eb0c2d60491f4bb"/>
     <w:p>
       <w:pPr>
         <w:pStyle w:val="Heading1"/>
@@ -4072,17 +4156,17 @@
     </w:p>
     <w:p>
       <w:pPr>
-        <w:pStyle w:val="Compact"/>
         <w:numPr>
           <w:ilvl w:val="0"/>
           <w:numId w:val="1013"/>
         </w:numPr>
+        <w:pStyle w:val="Compact"/>
       </w:pPr>
       <w:r>
         <w:t xml:space="preserve">Registros de trastornos de uso de sustancias, salud mental, genética y otras reglas de superposición.*</w:t>
       </w:r>
     </w:p>
-    <w:bookmarkStart w:id="43" w:name="cfr-part-2"/>
+    <w:bookmarkStart w:id="54" w:name="cfr-part-2"/>
     <w:p>
       <w:pPr>
         <w:pStyle w:val="Heading2"/>
@@ -4131,8 +4215,8 @@
         <w:t xml:space="preserve">Actualizar avisos de prácticas de privacidad y avisos de pacientes de la Parte 2 según sea necesario para el cumplimiento del 16 de febrero de 2026.</w:t>
       </w:r>
     </w:p>
-    <w:bookmarkEnd w:id="43"/>
-    <w:bookmarkStart w:id="44" w:name="reglas-especializadas-y-estatales"/>
+    <w:bookmarkEnd w:id="54"/>
+    <w:bookmarkStart w:id="55" w:name="reglas-especializadas-y-estatales"/>
     <w:p>
       <w:pPr>
         <w:pStyle w:val="Heading2"/>
@@ -4149,8 +4233,8 @@
         <w:t xml:space="preserve">La legislación estatal puede ser más estricta que la HIPAA y puede imponer normas especiales para la salud mental, el VIH, la salud reproductiva, la genética, los menores, la telesalud, los datos biométricos o el aviso de incumplimiento. Otras reglas federales pueden aplicarse a registros de trastornos del uso de sustancias, registros educativos, investigación clínica, bloqueo de información, aplicaciones de salud del consumidor y transferencias de datos sensibles.</w:t>
       </w:r>
     </w:p>
-    <w:bookmarkEnd w:id="44"/>
-    <w:bookmarkStart w:id="45" w:name="X35cb6950fee9fb748cd8a2c93db984b7626b9d1"/>
+    <w:bookmarkEnd w:id="55"/>
+    <w:bookmarkStart w:id="56" w:name="X35cb6950fee9fb748cd8a2c93db984b7626b9d1"/>
     <w:p>
       <w:pPr>
         <w:pStyle w:val="Heading2"/>
@@ -4165,8 +4249,8 @@
       </w:pPr>
       <w:r>
         <w:rPr>
+          <w:bCs/>
           <w:b/>
-          <w:bCs/>
         </w:rPr>
         <w:t xml:space="preserve">Estado actual:</w:t>
       </w:r>
@@ -4185,11 +4269,11 @@
     </w:p>
     <w:p>
       <w:pPr>
-        <w:pStyle w:val="Compact"/>
         <w:numPr>
           <w:ilvl w:val="0"/>
           <w:numId w:val="1014"/>
         </w:numPr>
+        <w:pStyle w:val="Compact"/>
       </w:pPr>
       <w:r>
         <w:t xml:space="preserve">Ejecución, derecho del Estado y desarrollos actuales</w:t>
@@ -4201,8 +4285,8 @@
       </w:pPr>
       <w:r>
         <w:rPr>
+          <w:iCs/>
           <w:i/>
-          <w:iCs/>
         </w:rPr>
         <w:t xml:space="preserve">Denuncias, investigaciones, sanciones, preenciones, decisiones judiciales y cambios propuestos</w:t>
       </w:r>
@@ -4210,8 +4294,8 @@
         <w:t xml:space="preserve">.</w:t>
       </w:r>
     </w:p>
-    <w:bookmarkEnd w:id="45"/>
-    <w:bookmarkStart w:id="46" w:name="ocr-enforcement"/>
+    <w:bookmarkEnd w:id="56"/>
+    <w:bookmarkStart w:id="57" w:name="ocr-enforcement"/>
     <w:p>
       <w:pPr>
         <w:pStyle w:val="Heading2"/>
@@ -4297,8 +4381,8 @@
         <w:t xml:space="preserve">Remitir posibles violaciones criminales al Departamento de Justicia.</w:t>
       </w:r>
     </w:p>
-    <w:bookmarkEnd w:id="46"/>
-    <w:bookmarkStart w:id="47" w:name="penalty-tiers"/>
+    <w:bookmarkEnd w:id="57"/>
+    <w:bookmarkStart w:id="58" w:name="penalty-tiers"/>
     <w:p>
       <w:pPr>
         <w:pStyle w:val="Heading2"/>
@@ -4315,8 +4399,8 @@
         <w:t xml:space="preserve">El análisis de la pena civil considera el conocimiento, la causa razonable, el abandono, la corrección, la naturaleza y el alcance, el daño, la historia, la situación financiera y otros factores. Las cantidades de dólares se ajustan periódicamente. Verifique las cantidades actuales de HHS y Registro Federal en lugar de confiar en un gráfico antiguo.</w:t>
       </w:r>
     </w:p>
-    <w:bookmarkEnd w:id="47"/>
-    <w:bookmarkStart w:id="48" w:name="state-law-preemption"/>
+    <w:bookmarkEnd w:id="58"/>
+    <w:bookmarkStart w:id="59" w:name="state-law-preemption"/>
     <w:p>
       <w:pPr>
         <w:pStyle w:val="Heading2"/>
@@ -4349,8 +4433,8 @@
         <w:t xml:space="preserve">HHS propuso cambios importantes en la Regla de Seguridad en un aviso publicado el 6 de enero de 2025, incluyendo inventarios de activos más específicos, mapeo de redes, análisis de riesgos, pruebas, cifrado, autenticación multifactorial, segmentación, recuperación y derechos de verificación asociados al negocio. A partir de la publicación de este manual de julio de 2026, los materiales oficiales de HHS siguen identificándolo como norma propuesta. Supervisarla, planificar la preparación, pero no describir el texto propuesto como ley final actual.</w:t>
       </w:r>
     </w:p>
-    <w:bookmarkEnd w:id="48"/>
-    <w:bookmarkStart w:id="49" w:name="tecnologías-de-seguimiento-en-línea"/>
+    <w:bookmarkEnd w:id="59"/>
+    <w:bookmarkStart w:id="60" w:name="tecnologías-de-seguimiento-en-línea"/>
     <w:p>
       <w:pPr>
         <w:pStyle w:val="Heading2"/>
@@ -4367,9 +4451,9 @@
         <w:t xml:space="preserve">HHS observa que un tribunal abandonó parte de su orientación tecnológica de seguimiento en relación con una dirección IP combinada con una visita a una página web pública no autorizada sobre las condiciones de salud o los proveedores. Las tecnologías de seguimiento de los inventarios, verifican los datos y el contexto reales, examinan los contratos y las revelaciones y utilizan la orientación jurídica actual en lugar de las hipótesis generales.</w:t>
       </w:r>
     </w:p>
-    <w:bookmarkEnd w:id="49"/>
-    <w:bookmarkEnd w:id="50"/>
-    <w:bookmarkStart w:id="57" w:name="X5278eae6c0e8e791f5beb8cc623814db4bafc1c"/>
+    <w:bookmarkEnd w:id="60"/>
+    <w:bookmarkEnd w:id="61"/>
+    <w:bookmarkStart w:id="68" w:name="X5278eae6c0e8e791f5beb8cc623814db4bafc1c"/>
     <w:p>
       <w:pPr>
         <w:pStyle w:val="Heading1"/>
@@ -4384,8 +4468,8 @@
       </w:pPr>
       <w:r>
         <w:rPr>
+          <w:iCs/>
           <w:i/>
-          <w:iCs/>
         </w:rPr>
         <w:t xml:space="preserve">Una referencia práctica a los requisitos actuales de Privacidad, Seguridad y Notificación de Breach</w:t>
       </w:r>
@@ -4405,26 +4489,27 @@
       <w:tblPr>
         <w:tblStyle w:val="Table"/>
         <w:tblW w:type="pct" w:w="5000"/>
-        <w:tblLayout w:type="fixed"/>
         <w:tblLook w:firstRow="1" w:lastRow="0" w:firstColumn="0" w:lastColumn="0" w:noHBand="0" w:noVBand="0" w:val="0020"/>
+        <w:jc w:val="start"/>
       </w:tblPr>
       <w:tblGrid>
         <w:gridCol w:w="7920"/>
       </w:tblGrid>
       <w:tr>
         <w:trPr>
-          <w:tblHeader w:val="on"/>
+          <w:tblHeader w:val="true"/>
         </w:trPr>
         <w:tc>
           <w:tcPr/>
           <w:p>
             <w:pPr>
               <w:pStyle w:val="Compact"/>
+              <w:jc w:val="left"/>
             </w:pPr>
             <w:r>
               <w:rPr>
+                <w:bCs/>
                 <w:b/>
-                <w:bCs/>
               </w:rPr>
               <w:t xml:space="preserve">Citación</w:t>
             </w:r>
@@ -4437,6 +4522,7 @@
           <w:p>
             <w:pPr>
               <w:pStyle w:val="Compact"/>
+              <w:jc w:val="left"/>
             </w:pPr>
             <w:r>
               <w:t xml:space="preserve">164.306</w:t>
@@ -4450,6 +4536,7 @@
           <w:p>
             <w:pPr>
               <w:pStyle w:val="Compact"/>
+              <w:jc w:val="left"/>
             </w:pPr>
             <w:r>
               <w:t xml:space="preserve">TEN 164.308(a)(1)</w:t>
@@ -4463,6 +4550,7 @@
           <w:p>
             <w:pPr>
               <w:pStyle w:val="Compact"/>
+              <w:jc w:val="left"/>
             </w:pPr>
             <w:r>
               <w:t xml:space="preserve">tención 164.308(a)(2)</w:t>
@@ -4476,6 +4564,7 @@
           <w:p>
             <w:pPr>
               <w:pStyle w:val="Compact"/>
+              <w:jc w:val="left"/>
             </w:pPr>
             <w:r>
               <w:t xml:space="preserve">164.308(a)(3)</w:t>
@@ -4489,6 +4578,7 @@
           <w:p>
             <w:pPr>
               <w:pStyle w:val="Compact"/>
+              <w:jc w:val="left"/>
             </w:pPr>
             <w:r>
               <w:t xml:space="preserve">164.308(a)(4)</w:t>
@@ -4502,6 +4592,7 @@
           <w:p>
             <w:pPr>
               <w:pStyle w:val="Compact"/>
+              <w:jc w:val="left"/>
             </w:pPr>
             <w:r>
               <w:t xml:space="preserve">164.308(a)(5)</w:t>
@@ -4515,6 +4606,7 @@
           <w:p>
             <w:pPr>
               <w:pStyle w:val="Compact"/>
+              <w:jc w:val="left"/>
             </w:pPr>
             <w:r>
               <w:t xml:space="preserve">tención 164.308(a)(6) Silenciosos procedimientos de incidentes de seguridad</w:t>
@@ -4528,6 +4620,7 @@
           <w:p>
             <w:pPr>
               <w:pStyle w:val="Compact"/>
+              <w:jc w:val="left"/>
             </w:pPr>
             <w:r>
               <w:t xml:space="preserve">164.308(a)(7)</w:t>
@@ -4541,6 +4634,7 @@
           <w:p>
             <w:pPr>
               <w:pStyle w:val="Compact"/>
+              <w:jc w:val="left"/>
             </w:pPr>
             <w:r>
               <w:t xml:space="preserve">tención 164.308(a)(8)</w:t>
@@ -4554,6 +4648,7 @@
           <w:p>
             <w:pPr>
               <w:pStyle w:val="Compact"/>
+              <w:jc w:val="left"/>
             </w:pPr>
             <w:r>
               <w:t xml:space="preserve">164.308(b)</w:t>
@@ -4567,6 +4662,7 @@
           <w:p>
             <w:pPr>
               <w:pStyle w:val="Compact"/>
+              <w:jc w:val="left"/>
             </w:pPr>
             <w:r>
               <w:t xml:space="preserve">tención 164.310(a) tención Controles de acceso a las instalaciones</w:t>
@@ -4580,6 +4676,7 @@
           <w:p>
             <w:pPr>
               <w:pStyle w:val="Compact"/>
+              <w:jc w:val="left"/>
             </w:pPr>
             <w:r>
               <w:t xml:space="preserve">tención 164.310(b)</w:t>
@@ -4593,6 +4690,7 @@
           <w:p>
             <w:pPr>
               <w:pStyle w:val="Compact"/>
+              <w:jc w:val="left"/>
             </w:pPr>
             <w:r>
               <w:t xml:space="preserve">164.310(c)</w:t>
@@ -4606,6 +4704,7 @@
           <w:p>
             <w:pPr>
               <w:pStyle w:val="Compact"/>
+              <w:jc w:val="left"/>
             </w:pPr>
             <w:r>
               <w:t xml:space="preserve">TEN 164.310(d)</w:t>
@@ -4619,6 +4718,7 @@
           <w:p>
             <w:pPr>
               <w:pStyle w:val="Compact"/>
+              <w:jc w:val="left"/>
             </w:pPr>
             <w:r>
               <w:t xml:space="preserve">164.312(a)</w:t>
@@ -4632,6 +4732,7 @@
           <w:p>
             <w:pPr>
               <w:pStyle w:val="Compact"/>
+              <w:jc w:val="left"/>
             </w:pPr>
             <w:r>
               <w:t xml:space="preserve">tención 164.312(b)</w:t>
@@ -4645,6 +4746,7 @@
           <w:p>
             <w:pPr>
               <w:pStyle w:val="Compact"/>
+              <w:jc w:val="left"/>
             </w:pPr>
             <w:r>
               <w:t xml:space="preserve">164.312(c)</w:t>
@@ -4658,6 +4760,7 @@
           <w:p>
             <w:pPr>
               <w:pStyle w:val="Compact"/>
+              <w:jc w:val="left"/>
             </w:pPr>
             <w:r>
               <w:t xml:space="preserve">164.312(d)</w:t>
@@ -4671,6 +4774,7 @@
           <w:p>
             <w:pPr>
               <w:pStyle w:val="Compact"/>
+              <w:jc w:val="left"/>
             </w:pPr>
             <w:r>
               <w:t xml:space="preserve">164.312(e)</w:t>
@@ -4684,6 +4788,7 @@
           <w:p>
             <w:pPr>
               <w:pStyle w:val="Compact"/>
+              <w:jc w:val="left"/>
             </w:pPr>
             <w:r>
               <w:t xml:space="preserve">164.314</w:t>
@@ -4697,6 +4802,7 @@
           <w:p>
             <w:pPr>
               <w:pStyle w:val="Compact"/>
+              <w:jc w:val="left"/>
             </w:pPr>
             <w:r>
               <w:t xml:space="preserve">TEN 164.316 TENRI Políticas, procedimientos y documentación TEN Aplicar políticas razonables y conservar la documentación necesaria durante seis años.</w:t>
@@ -4705,7 +4811,7 @@
         </w:tc>
       </w:tr>
     </w:tbl>
-    <w:bookmarkStart w:id="51" w:name="privacy-rule"/>
+    <w:bookmarkStart w:id="62" w:name="privacy-rule"/>
     <w:p>
       <w:pPr>
         <w:pStyle w:val="Heading2"/>
@@ -4718,26 +4824,27 @@
       <w:tblPr>
         <w:tblStyle w:val="Table"/>
         <w:tblW w:type="pct" w:w="5000"/>
-        <w:tblLayout w:type="fixed"/>
         <w:tblLook w:firstRow="1" w:lastRow="0" w:firstColumn="0" w:lastColumn="0" w:noHBand="0" w:noVBand="0" w:val="0020"/>
+        <w:jc w:val="start"/>
       </w:tblPr>
       <w:tblGrid>
         <w:gridCol w:w="7920"/>
       </w:tblGrid>
       <w:tr>
         <w:trPr>
-          <w:tblHeader w:val="on"/>
+          <w:tblHeader w:val="true"/>
         </w:trPr>
         <w:tc>
           <w:tcPr/>
           <w:p>
             <w:pPr>
               <w:pStyle w:val="Compact"/>
+              <w:jc w:val="left"/>
             </w:pPr>
             <w:r>
               <w:rPr>
+                <w:bCs/>
                 <w:b/>
-                <w:bCs/>
               </w:rPr>
               <w:t xml:space="preserve">Citación</w:t>
             </w:r>
@@ -4750,6 +4857,7 @@
           <w:p>
             <w:pPr>
               <w:pStyle w:val="Compact"/>
+              <w:jc w:val="left"/>
             </w:pPr>
             <w:r>
               <w:t xml:space="preserve">TEN 164.502</w:t>
@@ -4763,6 +4871,7 @@
           <w:p>
             <w:pPr>
               <w:pStyle w:val="Compact"/>
+              <w:jc w:val="left"/>
             </w:pPr>
             <w:r>
               <w:t xml:space="preserve">164.504</w:t>
@@ -4776,6 +4885,7 @@
           <w:p>
             <w:pPr>
               <w:pStyle w:val="Compact"/>
+              <w:jc w:val="left"/>
             </w:pPr>
             <w:r>
               <w:t xml:space="preserve">164.506</w:t>
@@ -4852,8 +4962,8 @@
         <w:t xml:space="preserve">TEN 164.532–535 ANTERI Transition and compliance provisions TEN Aborda las reglas de transición y las fechas de cumplimiento. tención Registro legal, decisión de transición, fecha de aprobación</w:t>
       </w:r>
     </w:p>
-    <w:bookmarkEnd w:id="51"/>
-    <w:bookmarkStart w:id="52" w:name="breach-notification-rule"/>
+    <w:bookmarkEnd w:id="62"/>
+    <w:bookmarkStart w:id="63" w:name="breach-notification-rule"/>
     <w:p>
       <w:pPr>
         <w:pStyle w:val="Heading2"/>
@@ -4868,8 +4978,8 @@
       </w:pPr>
       <w:r>
         <w:rPr>
+          <w:bCs/>
           <w:b/>
-          <w:bCs/>
         </w:rPr>
         <w:t xml:space="preserve">Citación</w:t>
       </w:r>
@@ -4884,8 +4994,8 @@
       </w:r>
       <w:r>
         <w:rPr>
+          <w:bCs/>
           <w:b/>
-          <w:bCs/>
         </w:rPr>
         <w:t xml:space="preserve">Requisito</w:t>
       </w:r>
@@ -4900,8 +5010,8 @@
       </w:r>
       <w:r>
         <w:rPr>
+          <w:bCs/>
           <w:b/>
-          <w:bCs/>
         </w:rPr>
         <w:t xml:space="preserve">Significado claro</w:t>
       </w:r>
@@ -4968,8 +5078,8 @@
         <w:t xml:space="preserve">| 164.414 | Requisitos administrativos y carga de la prueba | Aplicar capacitación laboral, políticas, no represalias, documentación y prueba de que se hicieron o no se requerían avisos. políticas, capacitación, evaluación del riesgo, pruebas de notificación</w:t>
       </w:r>
     </w:p>
-    <w:bookmarkEnd w:id="52"/>
-    <w:bookmarkStart w:id="53" w:name="enforcement-and-preemption"/>
+    <w:bookmarkEnd w:id="63"/>
+    <w:bookmarkStart w:id="64" w:name="enforcement-and-preemption"/>
     <w:p>
       <w:pPr>
         <w:pStyle w:val="Heading2"/>
@@ -5012,8 +5122,8 @@
         <w:t xml:space="preserve">tención Parte 160 Subpartes D–E | Penal civil sanciones y procedimientos</w:t>
       </w:r>
     </w:p>
-    <w:bookmarkEnd w:id="53"/>
-    <w:bookmarkStart w:id="54" w:name="método-de-verificación-del-cumplimiento"/>
+    <w:bookmarkEnd w:id="64"/>
+    <w:bookmarkStart w:id="65" w:name="método-de-verificación-del-cumplimiento"/>
     <w:p>
       <w:pPr>
         <w:pStyle w:val="Heading2"/>
@@ -5038,7 +5148,13 @@
         <w:t xml:space="preserve">Altura:3.56987in” alt=</w:t>
       </w:r>
       <w:r>
-        <w:t xml:space="preserve">“Empieza con el requisito y el alcance, prueba el control, las excepciones correctas y la prueba antes de concluir.”</w:t>
+        <w:t xml:space="preserve">“</w:t>
+      </w:r>
+      <w:r>
+        <w:t xml:space="preserve">Empieza con el requisito y el alcance, prueba el control, las excepciones correctas y la prueba antes de concluir.</w:t>
+      </w:r>
+      <w:r>
+        <w:t xml:space="preserve">”</w:t>
       </w:r>
       <w:r>
         <w:t xml:space="preserve"> </w:t>
@@ -5143,8 +5259,8 @@
         <w:t xml:space="preserve">Escribir una conclusión que establece alcance, período, trabajo realizado, resultado, excepciones y limitaciones.</w:t>
       </w:r>
     </w:p>
-    <w:bookmarkEnd w:id="54"/>
-    <w:bookmarkStart w:id="55" w:name="pruebas-de-verificación-práctica"/>
+    <w:bookmarkEnd w:id="65"/>
+    <w:bookmarkStart w:id="66" w:name="pruebas-de-verificación-práctica"/>
     <w:p>
       <w:pPr>
         <w:pStyle w:val="Heading2"/>
@@ -5157,26 +5273,27 @@
       <w:tblPr>
         <w:tblStyle w:val="Table"/>
         <w:tblW w:type="pct" w:w="5000"/>
-        <w:tblLayout w:type="fixed"/>
         <w:tblLook w:firstRow="1" w:lastRow="0" w:firstColumn="0" w:lastColumn="0" w:noHBand="0" w:noVBand="0" w:val="0020"/>
+        <w:jc w:val="start"/>
       </w:tblPr>
       <w:tblGrid>
         <w:gridCol w:w="7920"/>
       </w:tblGrid>
       <w:tr>
         <w:trPr>
-          <w:tblHeader w:val="on"/>
+          <w:tblHeader w:val="true"/>
         </w:trPr>
         <w:tc>
           <w:tcPr/>
           <w:p>
             <w:pPr>
               <w:pStyle w:val="Compact"/>
+              <w:jc w:val="left"/>
             </w:pPr>
             <w:r>
               <w:rPr>
+                <w:bCs/>
                 <w:b/>
-                <w:bCs/>
               </w:rPr>
               <w:t xml:space="preserve">Área de control</w:t>
             </w:r>
@@ -5191,8 +5308,8 @@
             </w:r>
             <w:r>
               <w:rPr>
+                <w:bCs/>
                 <w:b/>
-                <w:bCs/>
               </w:rPr>
               <w:t xml:space="preserve">Populación y muestra</w:t>
             </w:r>
@@ -5205,6 +5322,7 @@
           <w:p>
             <w:pPr>
               <w:pStyle w:val="Compact"/>
+              <w:jc w:val="left"/>
             </w:pPr>
             <w:r>
               <w:t xml:space="preserve">Acceso terminado TEN Todas las terminaciones de la fuerza laboral en el período; muestra de salidas de mayor riesgo y corrientes</w:t>
@@ -5218,6 +5336,7 @@
           <w:p>
             <w:pPr>
               <w:pStyle w:val="Compact"/>
+              <w:jc w:val="left"/>
             </w:pPr>
             <w:r>
               <w:t xml:space="preserve">tención Revisión periódica de acceso</w:t>
@@ -5231,6 +5350,7 @@
           <w:p>
             <w:pPr>
               <w:pStyle w:val="Compact"/>
+              <w:jc w:val="left"/>
             </w:pPr>
             <w:r>
               <w:t xml:space="preserve">Revisión de la actividad del sistema de información permanente Todas las revisiones diarias, semanales o mensuales programadas; muestra durante todo el período</w:t>
@@ -5277,8 +5397,8 @@
         <w:t xml:space="preserve">tención Formación y sanciones Ocupación Personal completo y población de contratistas; funciones de muestra, nuevos alquileres, estudiantes fallecidos e incidentes | Comparar asignaciones con población laboral, tiempo de culminación de pruebas, contenido, seguimiento y sanciones cuando sea aplicable Ø Roster, informe de terminación, recordatorios, historial de sanción, revisión de la gestión</w:t>
       </w:r>
     </w:p>
-    <w:bookmarkEnd w:id="55"/>
-    <w:bookmarkStart w:id="56" w:name="confiabilidad-de-la-evidencia"/>
+    <w:bookmarkEnd w:id="66"/>
+    <w:bookmarkStart w:id="67" w:name="confiabilidad-de-la-evidencia"/>
     <w:p>
       <w:pPr>
         <w:pStyle w:val="Heading2"/>
@@ -5291,26 +5411,27 @@
       <w:tblPr>
         <w:tblStyle w:val="Table"/>
         <w:tblW w:type="pct" w:w="5000"/>
-        <w:tblLayout w:type="fixed"/>
         <w:tblLook w:firstRow="1" w:lastRow="0" w:firstColumn="0" w:lastColumn="0" w:noHBand="0" w:noVBand="0" w:val="0020"/>
+        <w:jc w:val="start"/>
       </w:tblPr>
       <w:tblGrid>
         <w:gridCol w:w="7920"/>
       </w:tblGrid>
       <w:tr>
         <w:trPr>
-          <w:tblHeader w:val="on"/>
+          <w:tblHeader w:val="true"/>
         </w:trPr>
         <w:tc>
           <w:tcPr/>
           <w:p>
             <w:pPr>
               <w:pStyle w:val="Compact"/>
+              <w:jc w:val="left"/>
             </w:pPr>
             <w:r>
               <w:rPr>
+                <w:bCs/>
                 <w:b/>
-                <w:bCs/>
               </w:rPr>
               <w:t xml:space="preserve">La calidad de la prueba</w:t>
             </w:r>
@@ -5329,6 +5450,7 @@
           <w:p>
             <w:pPr>
               <w:pStyle w:val="Compact"/>
+              <w:jc w:val="left"/>
             </w:pPr>
             <w:r>
               <w:t xml:space="preserve">TEN Weak</w:t>
@@ -5342,6 +5464,7 @@
           <w:p>
             <w:pPr>
               <w:pStyle w:val="Compact"/>
+              <w:jc w:val="left"/>
             </w:pPr>
             <w:r>
               <w:t xml:space="preserve">TEN UTILIZADO</w:t>
@@ -5364,8 +5487,8 @@
       </w:pPr>
       <w:r>
         <w:rPr>
+          <w:bCs/>
           <w:b/>
-          <w:bCs/>
         </w:rPr>
         <w:t xml:space="preserve">Regla de verificación:</w:t>
       </w:r>
@@ -5384,9 +5507,9 @@
         <w:t xml:space="preserve">|. |</w:t>
       </w:r>
     </w:p>
-    <w:bookmarkEnd w:id="56"/>
-    <w:bookmarkEnd w:id="57"/>
-    <w:bookmarkStart w:id="61" w:name="libro-de-juegos-hipaa-de-manager"/>
+    <w:bookmarkEnd w:id="67"/>
+    <w:bookmarkEnd w:id="68"/>
+    <w:bookmarkStart w:id="72" w:name="libro-de-juegos-hipaa-de-manager"/>
     <w:p>
       <w:pPr>
         <w:pStyle w:val="Heading1"/>
@@ -5401,8 +5524,8 @@
       </w:pPr>
       <w:r>
         <w:rPr>
+          <w:iCs/>
           <w:i/>
-          <w:iCs/>
         </w:rPr>
         <w:t xml:space="preserve">Las preguntas, los paneles, las reuniones y los administradores de decisiones deben controlarse</w:t>
       </w:r>
@@ -5410,7 +5533,7 @@
         <w:t xml:space="preserve">.</w:t>
       </w:r>
     </w:p>
-    <w:bookmarkStart w:id="58" w:name="preguntas-para-cada-propietario"/>
+    <w:bookmarkStart w:id="69" w:name="preguntas-para-cada-propietario"/>
     <w:p>
       <w:pPr>
         <w:pStyle w:val="Heading2"/>
@@ -5529,8 +5652,8 @@
         <w:t xml:space="preserve">¿Quién acepta el riesgo residual y por qué autoridad?</w:t>
       </w:r>
     </w:p>
-    <w:bookmarkEnd w:id="58"/>
-    <w:bookmarkStart w:id="59" w:name="dashboard-mensual"/>
+    <w:bookmarkEnd w:id="69"/>
+    <w:bookmarkStart w:id="70" w:name="dashboard-mensual"/>
     <w:p>
       <w:pPr>
         <w:pStyle w:val="Heading2"/>
@@ -5545,8 +5668,8 @@
       </w:pPr>
       <w:r>
         <w:rPr>
+          <w:bCs/>
           <w:b/>
-          <w:bCs/>
         </w:rPr>
         <w:t xml:space="preserve">Area</w:t>
       </w:r>
@@ -5617,8 +5740,8 @@
         <w:t xml:space="preserve">| ¿Son solicitudes completas, precisas, seguras y oportunas? Verde / Amarillo / Rojo |</w:t>
       </w:r>
     </w:p>
-    <w:bookmarkEnd w:id="59"/>
-    <w:bookmarkStart w:id="60" w:name="errores-comunes-de-gestión"/>
+    <w:bookmarkEnd w:id="70"/>
+    <w:bookmarkStart w:id="71" w:name="errores-comunes-de-gestión"/>
     <w:p>
       <w:pPr>
         <w:pStyle w:val="Heading2"/>
@@ -5726,9 +5849,9 @@
         <w:t xml:space="preserve">Ignorando más estrictos requisitos estatales.</w:t>
       </w:r>
     </w:p>
-    <w:bookmarkEnd w:id="60"/>
-    <w:bookmarkEnd w:id="61"/>
-    <w:bookmarkStart w:id="65" w:name="from-beginner-to-junior-hipaa-analista"/>
+    <w:bookmarkEnd w:id="71"/>
+    <w:bookmarkEnd w:id="72"/>
+    <w:bookmarkStart w:id="76" w:name="from-beginner-to-junior-hipaa-analista"/>
     <w:p>
       <w:pPr>
         <w:pStyle w:val="Heading1"/>
@@ -5743,8 +5866,8 @@
       </w:pPr>
       <w:r>
         <w:rPr>
+          <w:iCs/>
           <w:i/>
-          <w:iCs/>
         </w:rPr>
         <w:t xml:space="preserve">Un camino seguro y honesto a la privacidad, seguridad y cumplimiento.</w:t>
       </w:r>
@@ -5757,7 +5880,13 @@
         <w:t xml:space="preserve">■img src=</w:t>
       </w:r>
       <w:r>
-        <w:t xml:space="preserve">“media/image6.png”</w:t>
+        <w:t xml:space="preserve">“</w:t>
+      </w:r>
+      <w:r>
+        <w:t xml:space="preserve">media/image6.png</w:t>
+      </w:r>
+      <w:r>
+        <w:t xml:space="preserve">”</w:t>
       </w:r>
       <w:r>
         <w:t xml:space="preserve"> </w:t>
@@ -5766,7 +5895,13 @@
         <w:t xml:space="preserve">style=</w:t>
       </w:r>
       <w:r>
-        <w:t xml:space="preserve">“width:6.15in;height:3.31039in”</w:t>
+        <w:t xml:space="preserve">“</w:t>
+      </w:r>
+      <w:r>
+        <w:t xml:space="preserve">width:6.15in;height:3.31039in</w:t>
+      </w:r>
+      <w:r>
+        <w:t xml:space="preserve">”</w:t>
       </w:r>
       <w:r>
         <w:t xml:space="preserve"> </w:t>
@@ -5775,7 +5910,13 @@
         <w:t xml:space="preserve">alt=</w:t>
       </w:r>
       <w:r>
-        <w:t xml:space="preserve">“Aprendizaje, mapeo, pruebas, documentación y aplicación de empleo forman una trayectoria profesional”</w:t>
+        <w:t xml:space="preserve">“</w:t>
+      </w:r>
+      <w:r>
+        <w:t xml:space="preserve">Aprendizaje, mapeo, pruebas, documentación y aplicación de empleo forman una trayectoria profesional</w:t>
+      </w:r>
+      <w:r>
+        <w:t xml:space="preserve">”</w:t>
       </w:r>
       <w:r>
         <w:t xml:space="preserve">. /</w:t>
@@ -5789,7 +5930,7 @@
         <w:t xml:space="preserve">Figura 5. Vía analista Junior HIPAA</w:t>
       </w:r>
     </w:p>
-    <w:bookmarkStart w:id="62" w:name="títulos-de-trabajo"/>
+    <w:bookmarkStart w:id="73" w:name="títulos-de-trabajo"/>
     <w:p>
       <w:pPr>
         <w:pStyle w:val="Heading2"/>
@@ -5862,8 +6003,8 @@
         <w:t xml:space="preserve">HIPAA Program Coordinator</w:t>
       </w:r>
     </w:p>
-    <w:bookmarkEnd w:id="62"/>
-    <w:bookmarkStart w:id="63" w:name="típico-trabajo-junior"/>
+    <w:bookmarkEnd w:id="73"/>
+    <w:bookmarkStart w:id="74" w:name="típico-trabajo-junior"/>
     <w:p>
       <w:pPr>
         <w:pStyle w:val="Heading2"/>
@@ -5960,8 +6101,8 @@
         <w:t xml:space="preserve">Seguir la remediación y retener la prueba de retesta.</w:t>
       </w:r>
     </w:p>
-    <w:bookmarkEnd w:id="63"/>
-    <w:bookmarkStart w:id="64" w:name="portafolio-proof"/>
+    <w:bookmarkEnd w:id="74"/>
+    <w:bookmarkStart w:id="75" w:name="portafolio-proof"/>
     <w:p>
       <w:pPr>
         <w:pStyle w:val="Heading2"/>
@@ -5976,8 +6117,8 @@
       </w:pPr>
       <w:r>
         <w:rPr>
+          <w:bCs/>
           <w:b/>
-          <w:bCs/>
         </w:rPr>
         <w:t xml:space="preserve">Skill</w:t>
       </w:r>
@@ -6060,9 +6201,9 @@
         <w:t xml:space="preserve">|. |</w:t>
       </w:r>
     </w:p>
-    <w:bookmarkEnd w:id="64"/>
-    <w:bookmarkEnd w:id="65"/>
-    <w:bookmarkStart w:id="103" w:name="Xaf135cf7954024c63da62587a94dc203ff1f275"/>
+    <w:bookmarkEnd w:id="75"/>
+    <w:bookmarkEnd w:id="76"/>
+    <w:bookmarkStart w:id="114" w:name="Xaf135cf7954024c63da62587a94dc203ff1f275"/>
     <w:p>
       <w:pPr>
         <w:pStyle w:val="Heading1"/>
@@ -6073,11 +6214,11 @@
     </w:p>
     <w:p>
       <w:pPr>
-        <w:pStyle w:val="Compact"/>
         <w:numPr>
           <w:ilvl w:val="0"/>
           <w:numId w:val="1020"/>
         </w:numPr>
+        <w:pStyle w:val="Compact"/>
       </w:pPr>
       <w:r>
         <w:t xml:space="preserve">Enlaces oficiales, inicios rápidos seguros, pruebas y limitaciones.*</w:t>
@@ -6095,8 +6236,8 @@
       </w:r>
       <w:r>
         <w:rPr>
+          <w:bCs/>
           <w:b/>
-          <w:bCs/>
         </w:rPr>
         <w:t xml:space="preserve">Metodología primero:</w:t>
       </w:r>
@@ -6117,26 +6258,27 @@
       <w:tblPr>
         <w:tblStyle w:val="Table"/>
         <w:tblW w:type="pct" w:w="5000"/>
-        <w:tblLayout w:type="fixed"/>
         <w:tblLook w:firstRow="1" w:lastRow="0" w:firstColumn="0" w:lastColumn="0" w:noHBand="0" w:noVBand="0" w:val="0020"/>
+        <w:jc w:val="start"/>
       </w:tblPr>
       <w:tblGrid>
         <w:gridCol w:w="7920"/>
       </w:tblGrid>
       <w:tr>
         <w:trPr>
-          <w:tblHeader w:val="on"/>
+          <w:tblHeader w:val="true"/>
         </w:trPr>
         <w:tc>
           <w:tcPr/>
           <w:p>
             <w:pPr>
               <w:pStyle w:val="Compact"/>
+              <w:jc w:val="left"/>
             </w:pPr>
             <w:r>
               <w:rPr>
+                <w:bCs/>
                 <w:b/>
-                <w:bCs/>
               </w:rPr>
               <w:t xml:space="preserve">Herramienta</w:t>
             </w:r>
@@ -6149,6 +6291,7 @@
           <w:p>
             <w:pPr>
               <w:pStyle w:val="Compact"/>
+              <w:jc w:val="left"/>
             </w:pPr>
             <w:r>
               <w:t xml:space="preserve">CISO Assistant</w:t>
@@ -6162,6 +6305,7 @@
           <w:p>
             <w:pPr>
               <w:pStyle w:val="Compact"/>
+              <w:jc w:val="left"/>
             </w:pPr>
             <w:r>
               <w:t xml:space="preserve">tención Wazuh ← SIEM, monitoreo de puntos finales, integridad de archivos</w:t>
@@ -6175,6 +6319,7 @@
           <w:p>
             <w:pPr>
               <w:pStyle w:val="Compact"/>
+              <w:jc w:val="left"/>
             </w:pPr>
             <w:r>
               <w:t xml:space="preserve">TEN OpenSCAP</w:t>
@@ -6188,6 +6333,7 @@
           <w:p>
             <w:pPr>
               <w:pStyle w:val="Compact"/>
+              <w:jc w:val="left"/>
             </w:pPr>
             <w:r>
               <w:t xml:space="preserve">Greenbone Community Edition ← Vulnerability escanear ← Análisis de riesgos, operación de salvaguardia, evidencia o remediación</w:t>
@@ -6201,6 +6347,7 @@
           <w:p>
             <w:pPr>
               <w:pStyle w:val="Compact"/>
+              <w:jc w:val="left"/>
             </w:pPr>
             <w:r>
               <w:t xml:space="preserve">osquery</w:t>
@@ -6214,6 +6361,7 @@
           <w:p>
             <w:pPr>
               <w:pStyle w:val="Compact"/>
+              <w:jc w:val="left"/>
             </w:pPr>
             <w:r>
               <w:t xml:space="preserve">tención Trivy</w:t>
@@ -6227,6 +6375,7 @@
           <w:p>
             <w:pPr>
               <w:pStyle w:val="Compact"/>
+              <w:jc w:val="left"/>
             </w:pPr>
             <w:r>
               <w:t xml:space="preserve">OWASP ZAP</w:t>
@@ -6240,6 +6389,7 @@
           <w:p>
             <w:pPr>
               <w:pStyle w:val="Compact"/>
+              <w:jc w:val="left"/>
             </w:pPr>
             <w:r>
               <w:t xml:space="preserve">← Keycloak</w:t>
@@ -6253,6 +6403,7 @@
           <w:p>
             <w:pPr>
               <w:pStyle w:val="Compact"/>
+              <w:jc w:val="left"/>
             </w:pPr>
             <w:r>
               <w:t xml:space="preserve">← DefectDojo</w:t>
@@ -6266,6 +6417,7 @@
           <w:p>
             <w:pPr>
               <w:pStyle w:val="Compact"/>
+              <w:jc w:val="left"/>
             </w:pPr>
             <w:r>
               <w:t xml:space="preserve">Velociraptor</w:t>
@@ -6279,6 +6431,7 @@
           <w:p>
             <w:pPr>
               <w:pStyle w:val="Compact"/>
+              <w:jc w:val="left"/>
             </w:pPr>
             <w:r>
               <w:t xml:space="preserve">TEN Open Policy Agent</w:t>
@@ -6287,7 +6440,7 @@
         </w:tc>
       </w:tr>
     </w:tbl>
-    <w:bookmarkStart w:id="66" w:name="X9c695fc9e4dfd97e8824155c30b22bca2e3d583"/>
+    <w:bookmarkStart w:id="77" w:name="X9c695fc9e4dfd97e8824155c30b22bca2e3d583"/>
     <w:p>
       <w:pPr>
         <w:pStyle w:val="Heading2"/>
@@ -6300,26 +6453,27 @@
       <w:tblPr>
         <w:tblStyle w:val="Table"/>
         <w:tblW w:type="pct" w:w="5000"/>
-        <w:tblLayout w:type="fixed"/>
         <w:tblLook w:firstRow="1" w:lastRow="0" w:firstColumn="0" w:lastColumn="0" w:noHBand="0" w:noVBand="0" w:val="0020"/>
+        <w:jc w:val="start"/>
       </w:tblPr>
       <w:tblGrid>
         <w:gridCol w:w="7920"/>
       </w:tblGrid>
       <w:tr>
         <w:trPr>
-          <w:tblHeader w:val="on"/>
+          <w:tblHeader w:val="true"/>
         </w:trPr>
         <w:tc>
           <w:tcPr/>
           <w:p>
             <w:pPr>
               <w:pStyle w:val="Compact"/>
+              <w:jc w:val="left"/>
             </w:pPr>
             <w:r>
               <w:rPr>
+                <w:bCs/>
                 <w:b/>
-                <w:bCs/>
               </w:rPr>
               <w:t xml:space="preserve">Herramienta o recurso</w:t>
             </w:r>
@@ -6332,6 +6486,7 @@
           <w:p>
             <w:pPr>
               <w:pStyle w:val="Compact"/>
+              <w:jc w:val="left"/>
             </w:pPr>
             <w:r>
               <w:t xml:space="preserve">TEN CISO Assistant TEN 164.308(a)(1), 164.316, proveedor y gobernanza de pruebas TENER Map EPHI riesgos para las salvaguardias, propietarios, evidencias, hallazgos y tratamiento</w:t>
@@ -6345,6 +6500,7 @@
           <w:p>
             <w:pPr>
               <w:pStyle w:val="Compact"/>
+              <w:jc w:val="left"/>
             </w:pPr>
             <w:r>
               <w:t xml:space="preserve">HHS/ONC SRA Tool</w:t>
@@ -6358,6 +6514,7 @@
           <w:p>
             <w:pPr>
               <w:pStyle w:val="Compact"/>
+              <w:jc w:val="left"/>
             </w:pPr>
             <w:r>
               <w:t xml:space="preserve">osquery</w:t>
@@ -6371,6 +6528,7 @@
           <w:p>
             <w:pPr>
               <w:pStyle w:val="Compact"/>
+              <w:jc w:val="left"/>
             </w:pPr>
             <w:r>
               <w:t xml:space="preserve">Keycloak</w:t>
@@ -6384,6 +6542,7 @@
           <w:p>
             <w:pPr>
               <w:pStyle w:val="Compact"/>
+              <w:jc w:val="left"/>
             </w:pPr>
             <w:r>
               <w:t xml:space="preserve">i) i) ii) d), 164,308 a) 6), 164,312 b) Recopilación de registros de pruebas, generación de alerta, integridad de archivos, revisión, investigación y escalada ANTERI inventario, reglas, alerta, ticket de revisión, respuesta y cierre Una alerta sin un examen humano documentado y la respuesta no prueba que la salvaguardia opera</w:t>
@@ -6397,6 +6556,7 @@
           <w:p>
             <w:pPr>
               <w:pStyle w:val="Compact"/>
+              <w:jc w:val="left"/>
             </w:pPr>
             <w:r>
               <w:t xml:space="preserve">TEN OpenSCAP TEN 164.308(a)(8), 164.312(a), 164.312(c) TEN Comparar los hosts aprobados de Linux con una corrección de base de seguridad seleccionada y retest de retest ANTERI Perfil, versión de contenido, alcance de host, informe HTML/ARF, excepción, rescan TENIDOS Baseline no es el mismo que el cumplimiento de HIPAA y puede afectar las aplicaciones</w:t>
@@ -6410,6 +6570,7 @@
           <w:p>
             <w:pPr>
               <w:pStyle w:val="Compact"/>
+              <w:jc w:val="left"/>
             </w:pPr>
             <w:r>
               <w:t xml:space="preserve">Greenbone</w:t>
@@ -6423,6 +6584,7 @@
           <w:p>
             <w:pPr>
               <w:pStyle w:val="Compact"/>
+              <w:jc w:val="left"/>
             </w:pPr>
             <w:r>
               <w:t xml:space="preserve">Trivy</w:t>
@@ -6436,6 +6598,7 @@
           <w:p>
             <w:pPr>
               <w:pStyle w:val="Compact"/>
+              <w:jc w:val="left"/>
             </w:pPr>
             <w:r>
               <w:t xml:space="preserve">OWASP ZAP TEN 164.308(a)(8), 164.312(c) y (e)</w:t>
@@ -6449,6 +6612,7 @@
           <w:p>
             <w:pPr>
               <w:pStyle w:val="Compact"/>
+              <w:jc w:val="left"/>
             </w:pPr>
             <w:r>
               <w:t xml:space="preserve">DefectDojo</w:t>
@@ -6462,6 +6626,7 @@
           <w:p>
             <w:pPr>
               <w:pStyle w:val="Compact"/>
+              <w:jc w:val="left"/>
             </w:pPr>
             <w:r>
               <w:t xml:space="preserve">Velociraptor</w:t>
@@ -6475,6 +6640,7 @@
           <w:p>
             <w:pPr>
               <w:pStyle w:val="Compact"/>
+              <w:jc w:val="left"/>
             </w:pPr>
             <w:r>
               <w:t xml:space="preserve">TEN Open Policy Agent TEN 164.308(a)(1), 164.312(a) y (c)</w:t>
@@ -6483,8 +6649,8 @@
         </w:tc>
       </w:tr>
     </w:tbl>
-    <w:bookmarkEnd w:id="66"/>
-    <w:bookmarkStart w:id="67" w:name="X3139e19a13aa311f484366e871e43fa6e517ed3"/>
+    <w:bookmarkEnd w:id="77"/>
+    <w:bookmarkStart w:id="78" w:name="X3139e19a13aa311f484366e871e43fa6e517ed3"/>
     <w:p>
       <w:pPr>
         <w:pStyle w:val="Heading2"/>
@@ -6581,8 +6747,8 @@
         <w:t xml:space="preserve">Revalidate después de importantes actualizaciones, cambios de configuración, nuevas integraciones o fallos de control de materiales.</w:t>
       </w:r>
     </w:p>
-    <w:bookmarkEnd w:id="67"/>
-    <w:bookmarkStart w:id="68" w:name="paquete-de-evidencia-de-herramientas"/>
+    <w:bookmarkEnd w:id="78"/>
+    <w:bookmarkStart w:id="79" w:name="paquete-de-evidencia-de-herramientas"/>
     <w:p>
       <w:pPr>
         <w:pStyle w:val="Heading2"/>
@@ -6706,7 +6872,13 @@
         <w:pStyle w:val="FirstParagraph"/>
       </w:pPr>
       <w:r>
-        <w:t xml:space="preserve">“Un informe no es prueba, autorización, validación, remediación y retesting crear la cadena de evidencia”</w:t>
+        <w:t xml:space="preserve">“</w:t>
+      </w:r>
+      <w:r>
+        <w:t xml:space="preserve">Un informe no es prueba, autorización, validación, remediación y retesting crear la cadena de evidencia</w:t>
+      </w:r>
+      <w:r>
+        <w:t xml:space="preserve">”</w:t>
       </w:r>
       <w:r>
         <w:t xml:space="preserve"> </w:t>
@@ -6723,8 +6895,8 @@
         <w:t xml:space="preserve">Gráfico 7 De la producción de herramientas a la evidencia de cumplimiento</w:t>
       </w:r>
     </w:p>
-    <w:bookmarkEnd w:id="68"/>
-    <w:bookmarkStart w:id="70" w:name="ciso-assistant"/>
+    <w:bookmarkEnd w:id="79"/>
+    <w:bookmarkStart w:id="81" w:name="ciso-assistant"/>
     <w:p>
       <w:pPr>
         <w:pStyle w:val="Heading2"/>
@@ -6747,8 +6919,8 @@
       </w:pPr>
       <w:r>
         <w:rPr>
+          <w:bCs/>
           <w:b/>
-          <w:bCs/>
         </w:rPr>
         <w:t xml:space="preserve">Documentación y configuración oficiales</w:t>
       </w:r>
@@ -6759,7 +6931,7 @@
         <w:t xml:space="preserve">Abra la guía oficial de asistentes CISO(https://intuitem.gitbook.io/ciso-assistant)</w:t>
       </w:r>
     </w:p>
-    <w:bookmarkStart w:id="69" w:name="inicio-rápido"/>
+    <w:bookmarkStart w:id="80" w:name="inicio-rápido"/>
     <w:p>
       <w:pPr>
         <w:pStyle w:val="Heading3"/>
@@ -6776,9 +6948,9 @@
         <w:t xml:space="preserve">Crear una organización de salud ficticia, añadir un riesgo de ePHI, mapear una salvaguardia de reglas de seguridad, asignar un propietario y adjuntar evidencias sanitarias.</w:t>
       </w:r>
     </w:p>
-    <w:bookmarkEnd w:id="69"/>
-    <w:bookmarkEnd w:id="70"/>
-    <w:bookmarkStart w:id="71" w:name="evidencia-para-retener"/>
+    <w:bookmarkEnd w:id="80"/>
+    <w:bookmarkEnd w:id="81"/>
+    <w:bookmarkStart w:id="82" w:name="evidencia-para-retener"/>
     <w:p>
       <w:pPr>
         <w:pStyle w:val="Heading2"/>
@@ -6795,8 +6967,8 @@
         <w:t xml:space="preserve">Aprobación de registros, propósito, propietario, alcance, sistemas, clasificación de datos, versión de herramientas y contenidos, configuración, resultado completo, revisor, decisión, acción correctiva y retest. Protege los informes que contienen ePHI, credenciales, arquitectura, identidades o vulnerabilidades.</w:t>
       </w:r>
     </w:p>
-    <w:bookmarkEnd w:id="71"/>
-    <w:bookmarkStart w:id="73" w:name="wazuh"/>
+    <w:bookmarkEnd w:id="82"/>
+    <w:bookmarkStart w:id="84" w:name="wazuh"/>
     <w:p>
       <w:pPr>
         <w:pStyle w:val="Heading2"/>
@@ -6819,8 +6991,8 @@
       </w:pPr>
       <w:r>
         <w:rPr>
+          <w:bCs/>
           <w:b/>
-          <w:bCs/>
         </w:rPr>
         <w:t xml:space="preserve">Documentación y configuración oficiales</w:t>
       </w:r>
@@ -6831,7 +7003,7 @@
         <w:t xml:space="preserve">Abra la guía oficial Wazuh realizada/u título](https://documentation.wazuh.com/current/quickstart.html)</w:t>
       </w:r>
     </w:p>
-    <w:bookmarkStart w:id="72" w:name="inicio-rápido-1"/>
+    <w:bookmarkStart w:id="83" w:name="inicio-rápido-1"/>
     <w:p>
       <w:pPr>
         <w:pStyle w:val="Heading3"/>
@@ -6848,9 +7020,9 @@
         <w:t xml:space="preserve">Conectar un punto final de laboratorio, crear un evento inofensivo, revisar la alerta y guardar el evento, la decisión del revisor y el seguimiento.</w:t>
       </w:r>
     </w:p>
-    <w:bookmarkEnd w:id="72"/>
-    <w:bookmarkEnd w:id="73"/>
-    <w:bookmarkStart w:id="74" w:name="evidencia-para-retener-1"/>
+    <w:bookmarkEnd w:id="83"/>
+    <w:bookmarkEnd w:id="84"/>
+    <w:bookmarkStart w:id="85" w:name="evidencia-para-retener-1"/>
     <w:p>
       <w:pPr>
         <w:pStyle w:val="Heading2"/>
@@ -6867,8 +7039,8 @@
         <w:t xml:space="preserve">Aprobación de registros, propósito, propietario, alcance, sistemas, clasificación de datos, versión de herramientas y contenidos, configuración, resultado completo, revisor, decisión, acción correctiva y retest. Protege los informes que contienen ePHI, credenciales, arquitectura, identidades o vulnerabilidades.</w:t>
       </w:r>
     </w:p>
-    <w:bookmarkEnd w:id="74"/>
-    <w:bookmarkStart w:id="76" w:name="openscap"/>
+    <w:bookmarkEnd w:id="85"/>
+    <w:bookmarkStart w:id="87" w:name="openscap"/>
     <w:p>
       <w:pPr>
         <w:pStyle w:val="Heading2"/>
@@ -6891,8 +7063,8 @@
       </w:pPr>
       <w:r>
         <w:rPr>
+          <w:bCs/>
           <w:b/>
-          <w:bCs/>
         </w:rPr>
         <w:t xml:space="preserve">Característica y configuración:</w:t>
       </w:r>
@@ -6903,7 +7075,7 @@
         <w:t xml:space="preserve">[ejecutado]Abre la guía oficial OpenSCAP realizada/u contacto](https://www.open-scap.org/getting-started/)</w:t>
       </w:r>
     </w:p>
-    <w:bookmarkStart w:id="75" w:name="inicio-rápido-2"/>
+    <w:bookmarkStart w:id="86" w:name="inicio-rápido-2"/>
     <w:p>
       <w:pPr>
         <w:pStyle w:val="Heading3"/>
@@ -6920,9 +7092,9 @@
         <w:t xml:space="preserve">Evaluar un host Linux de laboratorio contra un perfil adecuado, exportar el informe, fijar un ajuste aprobado y comparar resultados.</w:t>
       </w:r>
     </w:p>
-    <w:bookmarkEnd w:id="75"/>
-    <w:bookmarkEnd w:id="76"/>
-    <w:bookmarkStart w:id="77" w:name="evidencia-para-retener-2"/>
+    <w:bookmarkEnd w:id="86"/>
+    <w:bookmarkEnd w:id="87"/>
+    <w:bookmarkStart w:id="88" w:name="evidencia-para-retener-2"/>
     <w:p>
       <w:pPr>
         <w:pStyle w:val="Heading2"/>
@@ -6939,8 +7111,8 @@
         <w:t xml:space="preserve">Aprobación de registros, propósito, propietario, alcance, sistemas, clasificación de datos, versión de herramientas y contenidos, configuración, resultado completo, revisor, decisión, acción correctiva y retest. Protege los informes que contienen ePHI, credenciales, arquitectura, identidades o vulnerabilidades.</w:t>
       </w:r>
     </w:p>
-    <w:bookmarkEnd w:id="77"/>
-    <w:bookmarkStart w:id="79" w:name="greenbone-community-edition"/>
+    <w:bookmarkEnd w:id="88"/>
+    <w:bookmarkStart w:id="90" w:name="greenbone-community-edition"/>
     <w:p>
       <w:pPr>
         <w:pStyle w:val="Heading2"/>
@@ -6963,8 +7135,8 @@
       </w:pPr>
       <w:r>
         <w:rPr>
+          <w:bCs/>
           <w:b/>
-          <w:bCs/>
         </w:rPr>
         <w:t xml:space="preserve">Documentación y configuración oficiales:</w:t>
       </w:r>
@@ -6975,7 +7147,7 @@
         <w:t xml:space="preserve">[Seguridad]Abre la guía oficial Greenbone Community Edition realizada/u contactos](https://greenbone.github.io/docs/latest/)</w:t>
       </w:r>
     </w:p>
-    <w:bookmarkStart w:id="78" w:name="inicio-rápido-3"/>
+    <w:bookmarkStart w:id="89" w:name="inicio-rápido-3"/>
     <w:p>
       <w:pPr>
         <w:pStyle w:val="Heading3"/>
@@ -6992,9 +7164,9 @@
         <w:t xml:space="preserve">Escanear sólo un objetivo de laboratorio aprobado, validar un hallazgo, corregirlo, cambiar y registrar el alcance, versión, resultado y revisor.</w:t>
       </w:r>
     </w:p>
-    <w:bookmarkEnd w:id="78"/>
-    <w:bookmarkEnd w:id="79"/>
-    <w:bookmarkStart w:id="80" w:name="evidencia-para-retener-3"/>
+    <w:bookmarkEnd w:id="89"/>
+    <w:bookmarkEnd w:id="90"/>
+    <w:bookmarkStart w:id="91" w:name="evidencia-para-retener-3"/>
     <w:p>
       <w:pPr>
         <w:pStyle w:val="Heading2"/>
@@ -7011,8 +7183,8 @@
         <w:t xml:space="preserve">Aprobación de registros, propósito, propietario, alcance, sistemas, clasificación de datos, versión de herramientas y contenidos, configuración, resultado completo, revisor, decisión, acción correctiva y retest. Protege los informes que contienen ePHI, credenciales, arquitectura, identidades o vulnerabilidades.</w:t>
       </w:r>
     </w:p>
-    <w:bookmarkEnd w:id="80"/>
-    <w:bookmarkStart w:id="82" w:name="osquery"/>
+    <w:bookmarkEnd w:id="91"/>
+    <w:bookmarkStart w:id="93" w:name="osquery"/>
     <w:p>
       <w:pPr>
         <w:pStyle w:val="Heading2"/>
@@ -7035,8 +7207,8 @@
       </w:pPr>
       <w:r>
         <w:rPr>
+          <w:bCs/>
           <w:b/>
-          <w:bCs/>
         </w:rPr>
         <w:t xml:space="preserve">Documentación y configuración oficiales:</w:t>
       </w:r>
@@ -7047,7 +7219,7 @@
         <w:t xml:space="preserve">[Seguridad]Abre la guía oficial del osquery realizada/u contacto](https://osquery.readthedocs.io/en/stable/)</w:t>
       </w:r>
     </w:p>
-    <w:bookmarkStart w:id="81" w:name="inicio-rápido-4"/>
+    <w:bookmarkStart w:id="92" w:name="inicio-rápido-4"/>
     <w:p>
       <w:pPr>
         <w:pStyle w:val="Heading3"/>
@@ -7064,9 +7236,9 @@
         <w:t xml:space="preserve">Query users, software, cifrado, o procesos en un endpoint de laboratorio y grabar la consulta, host, fecha, resultado y revisión.</w:t>
       </w:r>
     </w:p>
-    <w:bookmarkEnd w:id="81"/>
-    <w:bookmarkEnd w:id="82"/>
-    <w:bookmarkStart w:id="83" w:name="evidencia-para-retener-4"/>
+    <w:bookmarkEnd w:id="92"/>
+    <w:bookmarkEnd w:id="93"/>
+    <w:bookmarkStart w:id="94" w:name="evidencia-para-retener-4"/>
     <w:p>
       <w:pPr>
         <w:pStyle w:val="Heading2"/>
@@ -7083,8 +7255,8 @@
         <w:t xml:space="preserve">Aprobación de registros, propósito, propietario, alcance, sistemas, clasificación de datos, versión de herramientas y contenidos, configuración, resultado completo, revisor, decisión, acción correctiva y retest. Protege los informes que contienen ePHI, credenciales, arquitectura, identidades o vulnerabilidades.</w:t>
       </w:r>
     </w:p>
-    <w:bookmarkEnd w:id="83"/>
-    <w:bookmarkStart w:id="85" w:name="trivy"/>
+    <w:bookmarkEnd w:id="94"/>
+    <w:bookmarkStart w:id="96" w:name="trivy"/>
     <w:p>
       <w:pPr>
         <w:pStyle w:val="Heading2"/>
@@ -7107,8 +7279,8 @@
       </w:pPr>
       <w:r>
         <w:rPr>
+          <w:bCs/>
           <w:b/>
-          <w:bCs/>
         </w:rPr>
         <w:t xml:space="preserve">Documentación y configuración oficiales</w:t>
       </w:r>
@@ -7119,7 +7291,7 @@
         <w:t xml:space="preserve">Abra la guía oficial Trivy realizada/u título](https://trivy.dev/latest/)</w:t>
       </w:r>
     </w:p>
-    <w:bookmarkStart w:id="84" w:name="inicio-rápido-5"/>
+    <w:bookmarkStart w:id="95" w:name="inicio-rápido-5"/>
     <w:p>
       <w:pPr>
         <w:pStyle w:val="Heading3"/>
@@ -7136,9 +7308,9 @@
         <w:t xml:space="preserve">Escanear una imagen de laboratorio o un repositorio de pruebas, proteger el informe, validar un hallazgo, arreglarlo y volver a escanear.</w:t>
       </w:r>
     </w:p>
-    <w:bookmarkEnd w:id="84"/>
-    <w:bookmarkEnd w:id="85"/>
-    <w:bookmarkStart w:id="86" w:name="evidencia-para-retener-5"/>
+    <w:bookmarkEnd w:id="95"/>
+    <w:bookmarkEnd w:id="96"/>
+    <w:bookmarkStart w:id="97" w:name="evidencia-para-retener-5"/>
     <w:p>
       <w:pPr>
         <w:pStyle w:val="Heading2"/>
@@ -7155,8 +7327,8 @@
         <w:t xml:space="preserve">Aprobación de registros, propósito, propietario, alcance, sistemas, clasificación de datos, versión de herramientas y contenidos, configuración, resultado completo, revisor, decisión, acción correctiva y retest. Protege los informes que contienen ePHI, credenciales, arquitectura, identidades o vulnerabilidades.</w:t>
       </w:r>
     </w:p>
-    <w:bookmarkEnd w:id="86"/>
-    <w:bookmarkStart w:id="88" w:name="owasp-zap"/>
+    <w:bookmarkEnd w:id="97"/>
+    <w:bookmarkStart w:id="99" w:name="owasp-zap"/>
     <w:p>
       <w:pPr>
         <w:pStyle w:val="Heading2"/>
@@ -7179,8 +7351,8 @@
       </w:pPr>
       <w:r>
         <w:rPr>
+          <w:bCs/>
           <w:b/>
-          <w:bCs/>
         </w:rPr>
         <w:t xml:space="preserve">Documentación y configuración oficiales</w:t>
       </w:r>
@@ -7191,7 +7363,7 @@
         <w:t xml:space="preserve">Abra la guía oficial OWASP ZAP efectuada / u fiel](https://www.zaproxy.org/getting-started/)</w:t>
       </w:r>
     </w:p>
-    <w:bookmarkStart w:id="87" w:name="inicio-rápido-6"/>
+    <w:bookmarkStart w:id="98" w:name="inicio-rápido-6"/>
     <w:p>
       <w:pPr>
         <w:pStyle w:val="Heading3"/>
@@ -7208,9 +7380,9 @@
         <w:t xml:space="preserve">Proxy una aplicación de entrenamiento local, empezar con análisis pasivos, validar un resultado, y exportar el alcance y el informe.</w:t>
       </w:r>
     </w:p>
-    <w:bookmarkEnd w:id="87"/>
-    <w:bookmarkEnd w:id="88"/>
-    <w:bookmarkStart w:id="89" w:name="evidencia-para-retener-6"/>
+    <w:bookmarkEnd w:id="98"/>
+    <w:bookmarkEnd w:id="99"/>
+    <w:bookmarkStart w:id="100" w:name="evidencia-para-retener-6"/>
     <w:p>
       <w:pPr>
         <w:pStyle w:val="Heading2"/>
@@ -7227,8 +7399,8 @@
         <w:t xml:space="preserve">Aprobación de registros, propósito, propietario, alcance, sistemas, clasificación de datos, versión de herramientas y contenidos, configuración, resultado completo, revisor, decisión, acción correctiva y retest. Protege los informes que contienen ePHI, credenciales, arquitectura, identidades o vulnerabilidades.</w:t>
       </w:r>
     </w:p>
-    <w:bookmarkEnd w:id="89"/>
-    <w:bookmarkStart w:id="91" w:name="keycloak"/>
+    <w:bookmarkEnd w:id="100"/>
+    <w:bookmarkStart w:id="102" w:name="keycloak"/>
     <w:p>
       <w:pPr>
         <w:pStyle w:val="Heading2"/>
@@ -7251,8 +7423,8 @@
       </w:pPr>
       <w:r>
         <w:rPr>
+          <w:bCs/>
           <w:b/>
-          <w:bCs/>
         </w:rPr>
         <w:t xml:space="preserve">Característica y configuración:</w:t>
       </w:r>
@@ -7263,7 +7435,7 @@
         <w:t xml:space="preserve">[ejecutado]Abre la guía oficial de Keycloak realizada/u contacto](https://www.keycloak.org/guides)</w:t>
       </w:r>
     </w:p>
-    <w:bookmarkStart w:id="90" w:name="inicio-rápido-7"/>
+    <w:bookmarkStart w:id="101" w:name="inicio-rápido-7"/>
     <w:p>
       <w:pPr>
         <w:pStyle w:val="Heading3"/>
@@ -7280,9 +7452,9 @@
         <w:t xml:space="preserve">Crear un ámbito de laboratorio, roles, usuarios y MFA; probar menos privilegios y configuración de exportación y revisar pruebas.</w:t>
       </w:r>
     </w:p>
-    <w:bookmarkEnd w:id="90"/>
-    <w:bookmarkEnd w:id="91"/>
-    <w:bookmarkStart w:id="92" w:name="evidencia-para-retener-7"/>
+    <w:bookmarkEnd w:id="101"/>
+    <w:bookmarkEnd w:id="102"/>
+    <w:bookmarkStart w:id="103" w:name="evidencia-para-retener-7"/>
     <w:p>
       <w:pPr>
         <w:pStyle w:val="Heading2"/>
@@ -7299,8 +7471,8 @@
         <w:t xml:space="preserve">Aprobación de registros, propósito, propietario, alcance, sistemas, clasificación de datos, versión de herramientas y contenidos, configuración, resultado completo, revisor, decisión, acción correctiva y retest. Protege los informes que contienen ePHI, credenciales, arquitectura, identidades o vulnerabilidades.</w:t>
       </w:r>
     </w:p>
-    <w:bookmarkEnd w:id="92"/>
-    <w:bookmarkStart w:id="94" w:name="defectodojo"/>
+    <w:bookmarkEnd w:id="103"/>
+    <w:bookmarkStart w:id="105" w:name="defectodojo"/>
     <w:p>
       <w:pPr>
         <w:pStyle w:val="Heading2"/>
@@ -7323,8 +7495,8 @@
       </w:pPr>
       <w:r>
         <w:rPr>
+          <w:bCs/>
           <w:b/>
-          <w:bCs/>
         </w:rPr>
         <w:t xml:space="preserve">Característica y configuración:</w:t>
       </w:r>
@@ -7335,7 +7507,7 @@
         <w:t xml:space="preserve">[ejecutado]Abre el defecto oficialDojo guía seleccionada/u contacto](https://docs.defectdojo.com/)</w:t>
       </w:r>
     </w:p>
-    <w:bookmarkStart w:id="93" w:name="inicio-rápido-8"/>
+    <w:bookmarkStart w:id="104" w:name="inicio-rápido-8"/>
     <w:p>
       <w:pPr>
         <w:pStyle w:val="Heading3"/>
@@ -7352,9 +7524,9 @@
         <w:t xml:space="preserve">Importar un análisis de laboratorio, validar y asignar un hallazgo, registrar la corrección, retestarlo y cerrarlo con evidencia.</w:t>
       </w:r>
     </w:p>
-    <w:bookmarkEnd w:id="93"/>
-    <w:bookmarkEnd w:id="94"/>
-    <w:bookmarkStart w:id="96" w:name="evidencia-para-retener-8"/>
+    <w:bookmarkEnd w:id="104"/>
+    <w:bookmarkEnd w:id="105"/>
+    <w:bookmarkStart w:id="107" w:name="evidencia-para-retener-8"/>
     <w:p>
       <w:pPr>
         <w:pStyle w:val="Heading2"/>
@@ -7393,8 +7565,8 @@
       </w:pPr>
       <w:r>
         <w:rPr>
+          <w:bCs/>
           <w:b/>
-          <w:bCs/>
         </w:rPr>
         <w:t xml:space="preserve">Documentación y configuración oficiales</w:t>
       </w:r>
@@ -7405,7 +7577,7 @@
         <w:t xml:space="preserve">Abra la guía oficial Velociraptor realizada/u título](https://docs.velociraptor.app/)</w:t>
       </w:r>
     </w:p>
-    <w:bookmarkStart w:id="95" w:name="inicio-rápido-9"/>
+    <w:bookmarkStart w:id="106" w:name="inicio-rápido-9"/>
     <w:p>
       <w:pPr>
         <w:pStyle w:val="Heading3"/>
@@ -7422,9 +7594,9 @@
         <w:t xml:space="preserve">Utilice un cliente de laboratorio aislado, recoger un artefacto aprobado inofensivo, revisar el resultado, y registrar el propósito, alcance y acceso.</w:t>
       </w:r>
     </w:p>
-    <w:bookmarkEnd w:id="95"/>
-    <w:bookmarkEnd w:id="96"/>
-    <w:bookmarkStart w:id="97" w:name="evidencia-para-retener-9"/>
+    <w:bookmarkEnd w:id="106"/>
+    <w:bookmarkEnd w:id="107"/>
+    <w:bookmarkStart w:id="108" w:name="evidencia-para-retener-9"/>
     <w:p>
       <w:pPr>
         <w:pStyle w:val="Heading2"/>
@@ -7441,8 +7613,8 @@
         <w:t xml:space="preserve">Aprobación de registros, propósito, propietario, alcance, sistemas, clasificación de datos, versión de herramientas y contenidos, configuración, resultado completo, revisor, decisión, acción correctiva y retest. Protege los informes que contienen ePHI, credenciales, arquitectura, identidades o vulnerabilidades.</w:t>
       </w:r>
     </w:p>
-    <w:bookmarkEnd w:id="97"/>
-    <w:bookmarkStart w:id="99" w:name="open-policy-agent"/>
+    <w:bookmarkEnd w:id="108"/>
+    <w:bookmarkStart w:id="110" w:name="open-policy-agent"/>
     <w:p>
       <w:pPr>
         <w:pStyle w:val="Heading2"/>
@@ -7465,8 +7637,8 @@
       </w:pPr>
       <w:r>
         <w:rPr>
+          <w:bCs/>
           <w:b/>
-          <w:bCs/>
         </w:rPr>
         <w:t xml:space="preserve">Documentación y configuración oficiales</w:t>
       </w:r>
@@ -7477,7 +7649,7 @@
         <w:t xml:space="preserve">Abra la guía oficial de Agentes de Política Abierta(https://www.openpolicyagent.org/docs)</w:t>
       </w:r>
     </w:p>
-    <w:bookmarkStart w:id="98" w:name="inicio-rápido-10"/>
+    <w:bookmarkStart w:id="109" w:name="inicio-rápido-10"/>
     <w:p>
       <w:pPr>
         <w:pStyle w:val="Heading3"/>
@@ -7494,9 +7666,9 @@
         <w:t xml:space="preserve">Escribir una regla de laboratorio que niega un recurso de ePHI sin un propietario o etiqueta de clasificación; probar los insumos permitidos y negados.</w:t>
       </w:r>
     </w:p>
-    <w:bookmarkEnd w:id="98"/>
-    <w:bookmarkEnd w:id="99"/>
-    <w:bookmarkStart w:id="100" w:name="evidencia-para-retener-10"/>
+    <w:bookmarkEnd w:id="109"/>
+    <w:bookmarkEnd w:id="110"/>
+    <w:bookmarkStart w:id="111" w:name="evidencia-para-retener-10"/>
     <w:p>
       <w:pPr>
         <w:pStyle w:val="Heading2"/>
@@ -7513,8 +7685,8 @@
         <w:t xml:space="preserve">Aprobación de registros, propósito, propietario, alcance, sistemas, clasificación de datos, versión de herramientas y contenidos, configuración, resultado completo, revisor, decisión, acción correctiva y retest. Protege los informes que contienen ePHI, credenciales, arquitectura, identidades o vulnerabilidades.</w:t>
       </w:r>
     </w:p>
-    <w:bookmarkEnd w:id="100"/>
-    <w:bookmarkStart w:id="101" w:name="recursos-del-gobierno-libre"/>
+    <w:bookmarkEnd w:id="111"/>
+    <w:bookmarkStart w:id="112" w:name="recursos-del-gobierno-libre"/>
     <w:p>
       <w:pPr>
         <w:pStyle w:val="Heading2"/>
@@ -7539,8 +7711,8 @@
         <w:t xml:space="preserve">Este recurso público gratuito puede ayudar a las prácticas pequeñas y medianas a iniciar una evaluación estructurada del riesgo. No garantiza el cumplimiento y no sustituye un análisis completo de riesgos específico para la organización.</w:t>
       </w:r>
     </w:p>
-    <w:bookmarkEnd w:id="101"/>
-    <w:bookmarkStart w:id="102" w:name="X2c5aaf025337de927b1d9f9e64da228eac9b8d1"/>
+    <w:bookmarkEnd w:id="112"/>
+    <w:bookmarkStart w:id="113" w:name="X2c5aaf025337de927b1d9f9e64da228eac9b8d1"/>
     <w:p>
       <w:pPr>
         <w:pStyle w:val="Heading2"/>
@@ -7626,9 +7798,9 @@
         <w:t xml:space="preserve">No suba PHI o ePHI a ningún servicio externo sin revisión legal, de privacidad, seguridad, contrato y de flujo de datos.</w:t>
       </w:r>
     </w:p>
-    <w:bookmarkEnd w:id="102"/>
-    <w:bookmarkEnd w:id="103"/>
-    <w:bookmarkStart w:id="120" w:name="X0c1d7be92e05c2db97337c84d6ca2641d277003"/>
+    <w:bookmarkEnd w:id="113"/>
+    <w:bookmarkEnd w:id="114"/>
+    <w:bookmarkStart w:id="131" w:name="X0c1d7be92e05c2db97337c84d6ca2641d277003"/>
     <w:p>
       <w:pPr>
         <w:pStyle w:val="Heading1"/>
@@ -7643,8 +7815,8 @@
       </w:pPr>
       <w:r>
         <w:rPr>
+          <w:iCs/>
           <w:i/>
-          <w:iCs/>
         </w:rPr>
         <w:t xml:space="preserve">Un entorno de práctica completo utilizando sólo información sintética.</w:t>
       </w:r>
@@ -7657,7 +7829,7 @@
         <w:t xml:space="preserve">Harbor Light Health es una clínica ambulatoria ficticia y administrador del plan de salud. Utiliza un EHR, sistema de facturación, correo electrónico en la nube, portal de pacientes, dispositivos médicos, soporte remoto y varios asociados comerciales. Cada persona, registro, dirección, reclamación, diagnóstico e identificador en el laboratorio se inventa.</w:t>
       </w:r>
     </w:p>
-    <w:bookmarkStart w:id="104" w:name="project-1-scope-and-roles"/>
+    <w:bookmarkStart w:id="115" w:name="project-1-scope-and-roles"/>
     <w:p>
       <w:pPr>
         <w:pStyle w:val="Heading2"/>
@@ -7706,8 +7878,8 @@
         <w:t xml:space="preserve">Construir una matriz de reglas de seguridad con los propietarios, opciones de implementación, pruebas, excepciones y retests.</w:t>
       </w:r>
     </w:p>
-    <w:bookmarkEnd w:id="104"/>
-    <w:bookmarkStart w:id="105" w:name="project-4---privacy-rights"/>
+    <w:bookmarkEnd w:id="115"/>
+    <w:bookmarkStart w:id="116" w:name="project-4---privacy-rights"/>
     <w:p>
       <w:pPr>
         <w:pStyle w:val="Heading2"/>
@@ -7740,8 +7912,8 @@
         <w:t xml:space="preserve">Evaluar una exportación de facturación mal dirigida utilizando los cuatro factores y preparar decisiones de notificación.</w:t>
       </w:r>
     </w:p>
-    <w:bookmarkEnd w:id="105"/>
-    <w:bookmarkStart w:id="106" w:name="project-6-vendor"/>
+    <w:bookmarkEnd w:id="116"/>
+    <w:bookmarkStart w:id="117" w:name="project-6-vendor"/>
     <w:p>
       <w:pPr>
         <w:pStyle w:val="Heading2"/>
@@ -7758,8 +7930,8 @@
         <w:t xml:space="preserve">Revise una nube de ficción BA, términos de contrato, subprocesadores, evidencia de seguridad, derechos de incidencia y plan de salida.</w:t>
       </w:r>
     </w:p>
-    <w:bookmarkEnd w:id="106"/>
-    <w:bookmarkStart w:id="107" w:name="project-7-tools"/>
+    <w:bookmarkEnd w:id="117"/>
+    <w:bookmarkStart w:id="118" w:name="project-7-tools"/>
     <w:p>
       <w:pPr>
         <w:pStyle w:val="Heading2"/>
@@ -7776,8 +7948,8 @@
         <w:t xml:space="preserve">Use tres herramientas Capítulo 15 en un laboratorio y alcance de documentos aislados, limitaciones, hallazgos, corrección y retest.</w:t>
       </w:r>
     </w:p>
-    <w:bookmarkEnd w:id="107"/>
-    <w:bookmarkStart w:id="108" w:name="portfolio-ethics"/>
+    <w:bookmarkEnd w:id="118"/>
+    <w:bookmarkStart w:id="119" w:name="portfolio-ethics"/>
     <w:p>
       <w:pPr>
         <w:pStyle w:val="Heading2"/>
@@ -7828,11 +8000,11 @@
     </w:p>
     <w:p>
       <w:pPr>
-        <w:pStyle w:val="Compact"/>
         <w:numPr>
           <w:ilvl w:val="0"/>
           <w:numId w:val="1024"/>
         </w:numPr>
+        <w:pStyle w:val="Compact"/>
       </w:pPr>
       <w:r>
         <w:t xml:space="preserve">Plan de aprendizaje de 30 días</w:t>
@@ -7844,8 +8016,8 @@
       </w:pPr>
       <w:r>
         <w:rPr>
+          <w:iCs/>
           <w:i/>
-          <w:iCs/>
         </w:rPr>
         <w:t xml:space="preserve">Un mes realista de lectura, práctica, trabajo de cartera y preparación de entrevistas</w:t>
       </w:r>
@@ -7858,24 +8030,26 @@
         <w:tblStyle w:val="Table"/>
         <w:tblW w:type="auto" w:w="0"/>
         <w:tblLook w:firstRow="1" w:lastRow="0" w:firstColumn="0" w:lastColumn="0" w:noHBand="0" w:noVBand="0" w:val="0020"/>
+        <w:jc w:val="start"/>
       </w:tblPr>
       <w:tblGrid>
         <w:gridCol w:w="7920"/>
       </w:tblGrid>
       <w:tr>
         <w:trPr>
-          <w:tblHeader w:val="on"/>
+          <w:tblHeader w:val="true"/>
         </w:trPr>
         <w:tc>
           <w:tcPr/>
           <w:p>
             <w:pPr>
               <w:pStyle w:val="Compact"/>
+              <w:jc w:val="left"/>
             </w:pPr>
             <w:r>
               <w:rPr>
+                <w:bCs/>
                 <w:b/>
-                <w:bCs/>
               </w:rPr>
               <w:t xml:space="preserve">Week</w:t>
             </w:r>
@@ -7888,6 +8062,7 @@
           <w:p>
             <w:pPr>
               <w:pStyle w:val="Compact"/>
+              <w:jc w:val="left"/>
             </w:pPr>
             <w:r>
               <w:t xml:space="preserve">← Semana 1</w:t>
@@ -7916,8 +8091,8 @@
         <w:t xml:space="preserve">| Semana 4 | Herramientas, portafolio, entrevista | Portafolio y respuestas prácticas</w:t>
       </w:r>
     </w:p>
-    <w:bookmarkEnd w:id="108"/>
-    <w:bookmarkStart w:id="109" w:name="hábitos-diarios"/>
+    <w:bookmarkEnd w:id="119"/>
+    <w:bookmarkStart w:id="120" w:name="hábitos-diarios"/>
     <w:p>
       <w:pPr>
         <w:pStyle w:val="Heading2"/>
@@ -7968,11 +8143,11 @@
     </w:p>
     <w:p>
       <w:pPr>
-        <w:pStyle w:val="Compact"/>
         <w:numPr>
           <w:ilvl w:val="0"/>
           <w:numId w:val="1025"/>
         </w:numPr>
+        <w:pStyle w:val="Compact"/>
       </w:pPr>
       <w:r>
         <w:t xml:space="preserve">Preparación de entrevistas</w:t>
@@ -7984,14 +8159,14 @@
       </w:pPr>
       <w:r>
         <w:rPr>
+          <w:iCs/>
           <w:i/>
-          <w:iCs/>
         </w:rPr>
         <w:t xml:space="preserve">Preguntas y respuestas cortas para analistas y administradores.</w:t>
       </w:r>
     </w:p>
-    <w:bookmarkEnd w:id="109"/>
-    <w:bookmarkStart w:id="110" w:name="quién-debe-cumplir-con-hipaa"/>
+    <w:bookmarkEnd w:id="120"/>
+    <w:bookmarkStart w:id="121" w:name="quién-debe-cumplir-con-hipaa"/>
     <w:p>
       <w:pPr>
         <w:pStyle w:val="Heading2"/>
@@ -8008,8 +8183,8 @@
         <w:t xml:space="preserve">Entidades cubiertas, socios comerciales y ciertos arreglos conexos. Las entidades cubiertas incluyen planes de salud, centros de intercambio y proveedores calificadores que realizan transacciones electrónicas cubiertas.</w:t>
       </w:r>
     </w:p>
-    <w:bookmarkEnd w:id="110"/>
-    <w:bookmarkStart w:id="111" w:name="qué-es-phi"/>
+    <w:bookmarkEnd w:id="121"/>
+    <w:bookmarkStart w:id="122" w:name="qué-es-phi"/>
     <w:p>
       <w:pPr>
         <w:pStyle w:val="Heading2"/>
@@ -8026,8 +8201,8 @@
         <w:t xml:space="preserve">Información de salud individualizada mantenida o transmitida por una entidad o empresa asociada, con sujeción a exclusiones reglamentarias.</w:t>
       </w:r>
     </w:p>
-    <w:bookmarkEnd w:id="111"/>
-    <w:bookmarkStart w:id="112" w:name="phi-versus-ephi"/>
+    <w:bookmarkEnd w:id="122"/>
+    <w:bookmarkStart w:id="123" w:name="phi-versus-ephi"/>
     <w:p>
       <w:pPr>
         <w:pStyle w:val="Heading2"/>
@@ -8044,8 +8219,8 @@
         <w:t xml:space="preserve">El PHI puede ser electrónico, papel o oral. ePHI es PHI mantenido o transmitido electrónicamente y es el foco de la Regla de Seguridad.</w:t>
       </w:r>
     </w:p>
-    <w:bookmarkEnd w:id="112"/>
-    <w:bookmarkStart w:id="113" w:name="qué-es-mínimo-necesario"/>
+    <w:bookmarkEnd w:id="123"/>
+    <w:bookmarkStart w:id="124" w:name="qué-es-mínimo-necesario"/>
     <w:p>
       <w:pPr>
         <w:pStyle w:val="Heading2"/>
@@ -8062,8 +8237,8 @@
         <w:t xml:space="preserve">Cuando sea aplicable, limite el uso, la divulgación y las solicitudes de información sobre el uso razonablemente necesario para el propósito.</w:t>
       </w:r>
     </w:p>
-    <w:bookmarkEnd w:id="113"/>
-    <w:bookmarkStart w:id="114" w:name="qué-es-un-análisis-de-riesgo-hipaa"/>
+    <w:bookmarkEnd w:id="124"/>
+    <w:bookmarkStart w:id="125" w:name="qué-es-un-análisis-de-riesgo-hipaa"/>
     <w:p>
       <w:pPr>
         <w:pStyle w:val="Heading2"/>
@@ -8080,8 +8255,8 @@
         <w:t xml:space="preserve">Una evaluación precisa y exhaustiva de los posibles riesgos y vulnerabilidades a la confidencialidad, integridad y disponibilidad de todo el ePHI mantenido por la entidad regulada.</w:t>
       </w:r>
     </w:p>
-    <w:bookmarkEnd w:id="114"/>
-    <w:bookmarkStart w:id="115" w:name="significa-opcional"/>
+    <w:bookmarkEnd w:id="125"/>
+    <w:bookmarkStart w:id="126" w:name="significa-opcional"/>
     <w:p>
       <w:pPr>
         <w:pStyle w:val="Heading2"/>
@@ -8098,8 +8273,8 @@
         <w:t xml:space="preserve">No. Evaluar la especificación y aplicarla si es razonable y apropiado. De lo contrario, documente la decisión y utilice una alternativa equivalente cuando sea razonable y apropiada.</w:t>
       </w:r>
     </w:p>
-    <w:bookmarkEnd w:id="115"/>
-    <w:bookmarkStart w:id="116" w:name="cuál-es-el-estándar-de-la-brecha"/>
+    <w:bookmarkEnd w:id="126"/>
+    <w:bookmarkStart w:id="127" w:name="cuál-es-el-estándar-de-la-brecha"/>
     <w:p>
       <w:pPr>
         <w:pStyle w:val="Heading2"/>
@@ -8116,8 +8291,8 @@
         <w:t xml:space="preserve">Se presume una violación de un uso o revelación inadmisibles a menos que una evaluación documentada de cuatro factores muestre una baja probabilidad de que la PHI estuviera comprometida o se aplique una excepción.</w:t>
       </w:r>
     </w:p>
-    <w:bookmarkEnd w:id="116"/>
-    <w:bookmarkStart w:id="117" w:name="Xc0e2b0f6c323790fe235d806d1a53fa7177c5e8"/>
+    <w:bookmarkEnd w:id="127"/>
+    <w:bookmarkStart w:id="128" w:name="Xc0e2b0f6c323790fe235d806d1a53fa7177c5e8"/>
     <w:p>
       <w:pPr>
         <w:pStyle w:val="Heading2"/>
@@ -8134,8 +8309,8 @@
         <w:t xml:space="preserve">Siguen las obligaciones de BAAs y las obligaciones HIPAA aplicables, protegen el ePHI, administran subcontratistas, informan sobre incidentes e infracciones, apoyan derechos y devuelven o destruyen PHI según sea necesario.</w:t>
       </w:r>
     </w:p>
-    <w:bookmarkEnd w:id="117"/>
-    <w:bookmarkStart w:id="118" w:name="X5b80a948a17f0db2c81de9fc08a7dc97b387e7f"/>
+    <w:bookmarkEnd w:id="128"/>
+    <w:bookmarkStart w:id="129" w:name="X5b80a948a17f0db2c81de9fc08a7dc97b387e7f"/>
     <w:p>
       <w:pPr>
         <w:pStyle w:val="Heading2"/>
@@ -8152,8 +8327,8 @@
         <w:t xml:space="preserve">Use pruebas completas, fechadas que conecten el alcance, el riesgo, el requisito, la aplicación, el propietario, el examen, la excepción, la acción correctiva y la repetición.</w:t>
       </w:r>
     </w:p>
-    <w:bookmarkEnd w:id="118"/>
-    <w:bookmarkStart w:id="119" w:name="X7b79c52f5596d92db90439bb8138b84f290985c"/>
+    <w:bookmarkEnd w:id="129"/>
+    <w:bookmarkStart w:id="130" w:name="X7b79c52f5596d92db90439bb8138b84f290985c"/>
     <w:p>
       <w:pPr>
         <w:pStyle w:val="Heading2"/>
@@ -8164,11 +8339,11 @@
     </w:p>
     <w:p>
       <w:pPr>
-        <w:pStyle w:val="Compact"/>
         <w:numPr>
           <w:ilvl w:val="0"/>
           <w:numId w:val="1026"/>
         </w:numPr>
+        <w:pStyle w:val="Compact"/>
       </w:pPr>
       <w:r>
         <w:t xml:space="preserve">Respuesta de la perspectiva:** Trato a HIPAA como un programa operativo, no como una carpeta de políticas. Definir funciones reguladas y alcance de la ePHI, realizar análisis de riesgos continuos, aplicar salvaguardias administrativas, físicas y técnicas, gestionar el acceso y los proveedores, hacer que los derechos de privacidad funcionen, evaluar los incidentes con prontitud y exigir pruebas fiables. La administración posee recursos y decisiones de riesgo mientras que los equipos de privacidad, legales, de seguridad, clínicos y de cumplimiento proporcionan una revisión especializada.</w:t>
@@ -8180,9 +8355,9 @@
         <w:t xml:space="preserve">Respuesta</w:t>
       </w:r>
     </w:p>
-    <w:bookmarkEnd w:id="119"/>
-    <w:bookmarkEnd w:id="120"/>
-    <w:bookmarkStart w:id="126" w:name="plantillas-y-listas-de-verificación"/>
+    <w:bookmarkEnd w:id="130"/>
+    <w:bookmarkEnd w:id="131"/>
+    <w:bookmarkStart w:id="137" w:name="plantillas-y-listas-de-verificación"/>
     <w:p>
       <w:pPr>
         <w:pStyle w:val="Heading1"/>
@@ -8193,17 +8368,17 @@
     </w:p>
     <w:p>
       <w:pPr>
-        <w:pStyle w:val="Compact"/>
         <w:numPr>
           <w:ilvl w:val="0"/>
           <w:numId w:val="1027"/>
         </w:numPr>
+        <w:pStyle w:val="Compact"/>
       </w:pPr>
       <w:r>
         <w:t xml:space="preserve">Estructuras prácticas para un sistema de organización aprobado*.</w:t>
       </w:r>
     </w:p>
-    <w:bookmarkStart w:id="121" w:name="ephi-inventory-fields"/>
+    <w:bookmarkStart w:id="132" w:name="ephi-inventory-fields"/>
     <w:p>
       <w:pPr>
         <w:pStyle w:val="Heading2"/>
@@ -8284,8 +8459,8 @@
         <w:t xml:space="preserve">Última revisión, activación del cambio y próxima revisión</w:t>
       </w:r>
     </w:p>
-    <w:bookmarkEnd w:id="121"/>
-    <w:bookmarkStart w:id="122" w:name="campos-de-registro-de-riesgos"/>
+    <w:bookmarkEnd w:id="132"/>
+    <w:bookmarkStart w:id="133" w:name="campos-de-registro-de-riesgos"/>
     <w:p>
       <w:pPr>
         <w:pStyle w:val="Heading2"/>
@@ -8358,8 +8533,8 @@
         <w:t xml:space="preserve">Validación y reprueba pruebas</w:t>
       </w:r>
     </w:p>
-    <w:bookmarkEnd w:id="122"/>
-    <w:bookmarkStart w:id="123" w:name="breach-fact-sheet"/>
+    <w:bookmarkEnd w:id="133"/>
+    <w:bookmarkStart w:id="134" w:name="breach-fact-sheet"/>
     <w:p>
       <w:pPr>
         <w:pStyle w:val="Heading2"/>
@@ -8374,8 +8549,8 @@
       </w:pPr>
       <w:r>
         <w:rPr>
+          <w:bCs/>
           <w:b/>
-          <w:bCs/>
         </w:rPr>
         <w:t xml:space="preserve">Field</w:t>
       </w:r>
@@ -8390,8 +8565,8 @@
       </w:r>
       <w:r>
         <w:rPr>
+          <w:bCs/>
           <w:b/>
-          <w:bCs/>
         </w:rPr>
         <w:t xml:space="preserve">Información requerida</w:t>
       </w:r>
@@ -8452,8 +8627,8 @@
         <w:t xml:space="preserve">← Acción permanente Corrección, sanciones, capacitación, pruebas, lecciones</w:t>
       </w:r>
     </w:p>
-    <w:bookmarkEnd w:id="123"/>
-    <w:bookmarkStart w:id="124" w:name="baa-checklist"/>
+    <w:bookmarkEnd w:id="134"/>
+    <w:bookmarkStart w:id="135" w:name="baa-checklist"/>
     <w:p>
       <w:pPr>
         <w:pStyle w:val="Heading2"/>
@@ -8542,8 +8717,8 @@
         <w:t xml:space="preserve">Contactos, ubicaciones, cambios y cadencia de revisión</w:t>
       </w:r>
     </w:p>
-    <w:bookmarkEnd w:id="124"/>
-    <w:bookmarkStart w:id="125" w:name="manager-pre-audit-checklist"/>
+    <w:bookmarkEnd w:id="135"/>
+    <w:bookmarkStart w:id="136" w:name="manager-pre-audit-checklist"/>
     <w:p>
       <w:pPr>
         <w:pStyle w:val="Heading2"/>
@@ -8632,9 +8807,9 @@
         <w:t xml:space="preserve">Se mantiene la documentación actual y necesaria durante seis años</w:t>
       </w:r>
     </w:p>
-    <w:bookmarkEnd w:id="125"/>
-    <w:bookmarkEnd w:id="126"/>
-    <w:bookmarkStart w:id="127" w:name="glosario"/>
+    <w:bookmarkEnd w:id="136"/>
+    <w:bookmarkEnd w:id="137"/>
+    <w:bookmarkStart w:id="138" w:name="glosario"/>
     <w:p>
       <w:pPr>
         <w:pStyle w:val="Heading1"/>
@@ -8649,8 +8824,8 @@
       </w:pPr>
       <w:r>
         <w:rPr>
+          <w:iCs/>
           <w:i/>
-          <w:iCs/>
         </w:rPr>
         <w:t xml:space="preserve">Definiciones en inglés de HIPAA importantes y términos de privacidad en salud.</w:t>
       </w:r>
@@ -8669,8 +8844,8 @@
       </w:pPr>
       <w:r>
         <w:rPr>
+          <w:bCs/>
           <w:b/>
-          <w:bCs/>
         </w:rPr>
         <w:t xml:space="preserve">Autorización.</w:t>
       </w:r>
@@ -8687,8 +8862,8 @@
       </w:pPr>
       <w:r>
         <w:rPr>
+          <w:bCs/>
           <w:b/>
-          <w:bCs/>
         </w:rPr>
         <w:t xml:space="preserve">Breach.</w:t>
       </w:r>
@@ -8713,8 +8888,8 @@
       </w:pPr>
       <w:r>
         <w:rPr>
+          <w:bCs/>
           <w:b/>
-          <w:bCs/>
         </w:rPr>
         <w:t xml:space="preserve">Ente civil.</w:t>
       </w:r>
@@ -8731,8 +8906,8 @@
       </w:pPr>
       <w:r>
         <w:rPr>
+          <w:bCs/>
           <w:b/>
-          <w:bCs/>
         </w:rPr>
         <w:t xml:space="preserve">Diseño de registros.</w:t>
       </w:r>
@@ -8765,8 +8940,8 @@
       </w:pPr>
       <w:r>
         <w:rPr>
+          <w:iCs/>
           <w:i/>
-          <w:iCs/>
         </w:rPr>
         <w:t xml:space="preserve">HITECH Act</w:t>
       </w:r>
@@ -8783,8 +8958,8 @@
       </w:pPr>
       <w:r>
         <w:rPr>
+          <w:bCs/>
           <w:b/>
-          <w:bCs/>
         </w:rPr>
         <w:t xml:space="preserve">Minimum necessary.</w:t>
       </w:r>
@@ -8801,8 +8976,8 @@
       </w:pPr>
       <w:r>
         <w:rPr>
+          <w:bCs/>
           <w:b/>
-          <w:bCs/>
         </w:rPr>
         <w:t xml:space="preserve">Parte 2.</w:t>
       </w:r>
@@ -8819,8 +8994,8 @@
       </w:pPr>
       <w:r>
         <w:rPr>
+          <w:bCs/>
           <w:b/>
-          <w:bCs/>
         </w:rPr>
         <w:t xml:space="preserve">PHI.</w:t>
       </w:r>
@@ -8845,8 +9020,8 @@
       </w:pPr>
       <w:r>
         <w:rPr>
+          <w:bCs/>
           <w:b/>
-          <w:bCs/>
         </w:rPr>
         <w:t xml:space="preserve">Especificación necesaria de la aplicación</w:t>
       </w:r>
@@ -8894,8 +9069,8 @@
         <w:t xml:space="preserve">** PHI no garantizado.** El PHI no se ha vuelto inutilizable, inleable o indescriptible a través de la tecnología o metodología especificada por el HHS.</w:t>
       </w:r>
     </w:p>
-    <w:bookmarkEnd w:id="127"/>
-    <w:bookmarkStart w:id="128" w:name="índice-de-asunto"/>
+    <w:bookmarkEnd w:id="138"/>
+    <w:bookmarkStart w:id="139" w:name="índice-de-asunto"/>
     <w:p>
       <w:pPr>
         <w:pStyle w:val="Heading1"/>
@@ -8910,19 +9085,19 @@
       </w:pPr>
       <w:r>
         <w:rPr>
+          <w:iCs/>
           <w:i/>
-          <w:iCs/>
         </w:rPr>
         <w:t xml:space="preserve">Una guía alfabética para los principales temas. Referencias apuntan a secciones para que el índice siga siendo útil después de la edición.</w:t>
       </w:r>
     </w:p>
     <w:p>
       <w:pPr>
-        <w:pStyle w:val="Compact"/>
         <w:numPr>
           <w:ilvl w:val="0"/>
           <w:numId w:val="1028"/>
         </w:numPr>
+        <w:pStyle w:val="Compact"/>
       </w:pPr>
       <w:r>
         <w:t xml:space="preserve">Tema*</w:t>
@@ -8932,8 +9107,8 @@
       </w:r>
       <w:r>
         <w:rPr>
+          <w:iCs/>
           <w:i/>
-          <w:iCs/>
         </w:rPr>
         <w:t xml:space="preserve">Tema</w:t>
       </w:r>
@@ -8948,8 +9123,8 @@
       </w:r>
       <w:r>
         <w:rPr>
+          <w:iCs/>
           <w:i/>
-          <w:iCs/>
         </w:rPr>
         <w:t xml:space="preserve">Tema</w:t>
       </w:r>
@@ -9038,8 +9213,8 @@
         <w:t xml:space="preserve">| Mínimo necesario | 3.4, 12.2 Silencioso entrenamiento de fuerza de trabajo</w:t>
       </w:r>
     </w:p>
-    <w:bookmarkEnd w:id="128"/>
-    <w:bookmarkStart w:id="138" w:name="referencias-oficiales-y-estudio-ulterior"/>
+    <w:bookmarkEnd w:id="139"/>
+    <w:bookmarkStart w:id="149" w:name="referencias-oficiales-y-estudio-ulterior"/>
     <w:p>
       <w:pPr>
         <w:pStyle w:val="Heading1"/>
@@ -9054,8 +9229,8 @@
       </w:pPr>
       <w:r>
         <w:rPr>
+          <w:iCs/>
           <w:i/>
-          <w:iCs/>
         </w:rPr>
         <w:t xml:space="preserve">Current government law, guidance, tools, and official project documentation used for verification.</w:t>
       </w:r>
@@ -9088,7 +9263,7 @@
       <w:pPr>
         <w:pStyle w:val="BodyText"/>
       </w:pPr>
-      <w:hyperlink r:id="rId129">
+      <w:hyperlink r:id="rId140">
         <w:r>
           <w:rPr>
             <w:rStyle w:val="Hyperlink"/>
@@ -9189,7 +9364,7 @@
       <w:pPr>
         <w:pStyle w:val="BodyText"/>
       </w:pPr>
-      <w:hyperlink r:id="rId130">
+      <w:hyperlink r:id="rId141">
         <w:r>
           <w:rPr>
             <w:rStyle w:val="Hyperlink"/>
@@ -9210,7 +9385,7 @@
       <w:pPr>
         <w:pStyle w:val="BodyText"/>
       </w:pPr>
-      <w:hyperlink r:id="rId131">
+      <w:hyperlink r:id="rId142">
         <w:r>
           <w:rPr>
             <w:rStyle w:val="Hyperlink"/>
@@ -9223,7 +9398,7 @@
       <w:pPr>
         <w:pStyle w:val="BodyText"/>
       </w:pPr>
-      <w:hyperlink r:id="rId132">
+      <w:hyperlink r:id="rId143">
         <w:r>
           <w:rPr>
             <w:rStyle w:val="Hyperlink"/>
@@ -9236,7 +9411,7 @@
       <w:pPr>
         <w:pStyle w:val="BodyText"/>
       </w:pPr>
-      <w:hyperlink r:id="rId133">
+      <w:hyperlink r:id="rId144">
         <w:r>
           <w:rPr>
             <w:rStyle w:val="Hyperlink"/>
@@ -9249,7 +9424,7 @@
       <w:pPr>
         <w:pStyle w:val="BodyText"/>
       </w:pPr>
-      <w:hyperlink r:id="rId134">
+      <w:hyperlink r:id="rId145">
         <w:r>
           <w:rPr>
             <w:rStyle w:val="Hyperlink"/>
@@ -9262,7 +9437,7 @@
       <w:pPr>
         <w:pStyle w:val="BodyText"/>
       </w:pPr>
-      <w:hyperlink r:id="rId135">
+      <w:hyperlink r:id="rId146">
         <w:r>
           <w:rPr>
             <w:rStyle w:val="Hyperlink"/>
@@ -9275,7 +9450,7 @@
       <w:pPr>
         <w:pStyle w:val="BodyText"/>
       </w:pPr>
-      <w:hyperlink r:id="rId136">
+      <w:hyperlink r:id="rId147">
         <w:r>
           <w:rPr>
             <w:rStyle w:val="Hyperlink"/>
@@ -9288,7 +9463,7 @@
       <w:pPr>
         <w:pStyle w:val="BodyText"/>
       </w:pPr>
-      <w:hyperlink r:id="rId137">
+      <w:hyperlink r:id="rId148">
         <w:r>
           <w:rPr>
             <w:rStyle w:val="Hyperlink"/>
@@ -9311,8 +9486,8 @@
       </w:pPr>
       <w:r>
         <w:rPr>
+          <w:bCs/>
           <w:b/>
-          <w:bCs/>
         </w:rPr>
         <w:t xml:space="preserve">Recuerdo final:</w:t>
       </w:r>
@@ -9331,12 +9506,8 @@
         <w:t xml:space="preserve">Respuesta</w:t>
       </w:r>
     </w:p>
-    <w:bookmarkEnd w:id="138"/>
-    <w:sectPr>
-      <w:footnotePr>
-        <w:numRestart w:val="eachSect"/>
-      </w:footnotePr>
-    </w:sectPr>
+    <w:bookmarkEnd w:id="149"/>
+    <w:sectPr/>
   </w:body>
 </w:document>
 </file>
@@ -9367,14 +9538,14 @@
 <file path=word/numbering.xml><?xml version="1.0" encoding="utf-8"?>
 <w:numbering xmlns:w="http://schemas.openxmlformats.org/wordprocessingml/2006/main">
   <w:abstractNum w:abstractNumId="990">
-    <w:nsid w:val="0000A990"/>
+    <w:nsid w:val="A990"/>
     <w:multiLevelType w:val="multilevel"/>
     <w:lvl w:ilvl="0">
       <w:numFmt w:val="bullet"/>
       <w:lvlText w:val=" "/>
       <w:lvlJc w:val="left"/>
       <w:pPr>
-        <w:ind w:left="720" w:hanging="360"/>
+        <w:ind w:left="720" w:hanging="480"/>
       </w:pPr>
     </w:lvl>
     <w:lvl w:ilvl="1">
@@ -9382,7 +9553,7 @@
       <w:lvlText w:val=" "/>
       <w:lvlJc w:val="left"/>
       <w:pPr>
-        <w:ind w:left="1440" w:hanging="360"/>
+        <w:ind w:left="1440" w:hanging="480"/>
       </w:pPr>
     </w:lvl>
     <w:lvl w:ilvl="2">
@@ -9390,7 +9561,7 @@
       <w:lvlText w:val=" "/>
       <w:lvlJc w:val="left"/>
       <w:pPr>
-        <w:ind w:left="2160" w:hanging="360"/>
+        <w:ind w:left="2160" w:hanging="480"/>
       </w:pPr>
     </w:lvl>
     <w:lvl w:ilvl="3">
@@ -9398,7 +9569,7 @@
       <w:lvlText w:val=" "/>
       <w:lvlJc w:val="left"/>
       <w:pPr>
-        <w:ind w:left="2880" w:hanging="360"/>
+        <w:ind w:left="2880" w:hanging="480"/>
       </w:pPr>
     </w:lvl>
     <w:lvl w:ilvl="4">
@@ -9406,7 +9577,7 @@
       <w:lvlText w:val=" "/>
       <w:lvlJc w:val="left"/>
       <w:pPr>
-        <w:ind w:left="3600" w:hanging="360"/>
+        <w:ind w:left="3600" w:hanging="480"/>
       </w:pPr>
     </w:lvl>
     <w:lvl w:ilvl="5">
@@ -9414,7 +9585,7 @@
       <w:lvlText w:val=" "/>
       <w:lvlJc w:val="left"/>
       <w:pPr>
-        <w:ind w:left="4320" w:hanging="360"/>
+        <w:ind w:left="4320" w:hanging="480"/>
       </w:pPr>
     </w:lvl>
     <w:lvl w:ilvl="6">
@@ -9422,7 +9593,7 @@
       <w:lvlText w:val=" "/>
       <w:lvlJc w:val="left"/>
       <w:pPr>
-        <w:ind w:left="5040" w:hanging="360"/>
+        <w:ind w:left="5040" w:hanging="480"/>
       </w:pPr>
     </w:lvl>
     <w:lvl w:ilvl="7">
@@ -9430,7 +9601,7 @@
       <w:lvlText w:val=" "/>
       <w:lvlJc w:val="left"/>
       <w:pPr>
-        <w:ind w:left="5760" w:hanging="360"/>
+        <w:ind w:left="5760" w:hanging="480"/>
       </w:pPr>
     </w:lvl>
     <w:lvl w:ilvl="8">
@@ -9438,12 +9609,12 @@
       <w:lvlText w:val=" "/>
       <w:lvlJc w:val="left"/>
       <w:pPr>
-        <w:ind w:left="6480" w:hanging="360"/>
+        <w:ind w:left="6480" w:hanging="480"/>
       </w:pPr>
     </w:lvl>
   </w:abstractNum>
   <w:abstractNum w:abstractNumId="99412">
-    <w:nsid w:val="00A99412"/>
+    <w:nsid w:val="A99412"/>
     <w:multiLevelType w:val="multilevel"/>
     <w:lvl w:ilvl="0">
       <w:start w:val="2"/>
@@ -9451,7 +9622,7 @@
       <w:lvlText w:val="%1."/>
       <w:lvlJc w:val="left"/>
       <w:pPr>
-        <w:ind w:left="720" w:hanging="360"/>
+        <w:ind w:left="720" w:hanging="480"/>
       </w:pPr>
     </w:lvl>
     <w:lvl w:ilvl="1">
@@ -9460,7 +9631,7 @@
       <w:lvlText w:val="%2."/>
       <w:lvlJc w:val="left"/>
       <w:pPr>
-        <w:ind w:left="1440" w:hanging="360"/>
+        <w:ind w:left="1440" w:hanging="480"/>
       </w:pPr>
     </w:lvl>
     <w:lvl w:ilvl="2">
@@ -9469,7 +9640,7 @@
       <w:lvlText w:val="%3."/>
       <w:lvlJc w:val="left"/>
       <w:pPr>
-        <w:ind w:left="2160" w:hanging="360"/>
+        <w:ind w:left="2160" w:hanging="480"/>
       </w:pPr>
     </w:lvl>
     <w:lvl w:ilvl="3">
@@ -9478,7 +9649,7 @@
       <w:lvlText w:val="%4."/>
       <w:lvlJc w:val="left"/>
       <w:pPr>
-        <w:ind w:left="2880" w:hanging="360"/>
+        <w:ind w:left="2880" w:hanging="480"/>
       </w:pPr>
     </w:lvl>
     <w:lvl w:ilvl="4">
@@ -9487,7 +9658,7 @@
       <w:lvlText w:val="%5."/>
       <w:lvlJc w:val="left"/>
       <w:pPr>
-        <w:ind w:left="3600" w:hanging="360"/>
+        <w:ind w:left="3600" w:hanging="480"/>
       </w:pPr>
     </w:lvl>
     <w:lvl w:ilvl="5">
@@ -9496,7 +9667,7 @@
       <w:lvlText w:val="%6."/>
       <w:lvlJc w:val="left"/>
       <w:pPr>
-        <w:ind w:left="4320" w:hanging="360"/>
+        <w:ind w:left="4320" w:hanging="480"/>
       </w:pPr>
     </w:lvl>
     <w:lvl w:ilvl="6">
@@ -9505,7 +9676,7 @@
       <w:lvlText w:val="%7."/>
       <w:lvlJc w:val="left"/>
       <w:pPr>
-        <w:ind w:left="5040" w:hanging="360"/>
+        <w:ind w:left="5040" w:hanging="480"/>
       </w:pPr>
     </w:lvl>
     <w:lvl w:ilvl="7">
@@ -9514,7 +9685,7 @@
       <w:lvlText w:val="%8."/>
       <w:lvlJc w:val="left"/>
       <w:pPr>
-        <w:ind w:left="5760" w:hanging="360"/>
+        <w:ind w:left="5760" w:hanging="480"/>
       </w:pPr>
     </w:lvl>
     <w:lvl w:ilvl="8">
@@ -9523,115 +9694,88 @@
       <w:lvlText w:val="%9."/>
       <w:lvlJc w:val="left"/>
       <w:pPr>
-        <w:ind w:left="6480" w:hanging="360"/>
+        <w:ind w:left="6480" w:hanging="480"/>
       </w:pPr>
     </w:lvl>
   </w:abstractNum>
   <w:abstractNum w:abstractNumId="991">
-    <w:nsid w:val="0000A991"/>
+    <w:nsid w:val="A991"/>
     <w:multiLevelType w:val="multilevel"/>
     <w:lvl w:ilvl="0">
       <w:numFmt w:val="bullet"/>
-      <w:lvlText w:val=""/>
+      <w:lvlText w:val="•"/>
       <w:lvlJc w:val="left"/>
       <w:pPr>
-        <w:ind w:left="720" w:hanging="360"/>
-      </w:pPr>
-      <w:rPr>
-        <w:rFonts w:ascii="Symbol" w:hAnsi="Symbol" w:cs="Symbol" w:hint="default"/>
-      </w:rPr>
+        <w:ind w:left="720" w:hanging="480"/>
+      </w:pPr>
     </w:lvl>
     <w:lvl w:ilvl="1">
       <w:numFmt w:val="bullet"/>
-      <w:lvlText w:val="o"/>
+      <w:lvlText w:val="–"/>
       <w:lvlJc w:val="left"/>
       <w:pPr>
-        <w:ind w:left="1440" w:hanging="360"/>
-      </w:pPr>
-      <w:rPr>
-        <w:rFonts w:ascii="Courier New" w:hAnsi="Courier New" w:cs="Courier New" w:hint="default"/>
-      </w:rPr>
+        <w:ind w:left="1440" w:hanging="480"/>
+      </w:pPr>
     </w:lvl>
     <w:lvl w:ilvl="2">
       <w:numFmt w:val="bullet"/>
-      <w:lvlText w:val=""/>
+      <w:lvlText w:val="•"/>
       <w:lvlJc w:val="left"/>
       <w:pPr>
-        <w:ind w:left="2160" w:hanging="360"/>
-      </w:pPr>
-      <w:rPr>
-        <w:rFonts w:ascii="Wingdings" w:hAnsi="Wingdings" w:cs="Wingdings" w:hint="default"/>
-      </w:rPr>
+        <w:ind w:left="2160" w:hanging="480"/>
+      </w:pPr>
     </w:lvl>
     <w:lvl w:ilvl="3">
       <w:numFmt w:val="bullet"/>
-      <w:lvlText w:val=""/>
+      <w:lvlText w:val="–"/>
       <w:lvlJc w:val="left"/>
       <w:pPr>
-        <w:ind w:left="2880" w:hanging="360"/>
-      </w:pPr>
-      <w:rPr>
-        <w:rFonts w:ascii="Symbol" w:hAnsi="Symbol" w:cs="Symbol" w:hint="default"/>
-      </w:rPr>
+        <w:ind w:left="2880" w:hanging="480"/>
+      </w:pPr>
     </w:lvl>
     <w:lvl w:ilvl="4">
       <w:numFmt w:val="bullet"/>
-      <w:lvlText w:val="o"/>
+      <w:lvlText w:val="•"/>
       <w:lvlJc w:val="left"/>
       <w:pPr>
-        <w:ind w:left="3600" w:hanging="360"/>
-      </w:pPr>
-      <w:rPr>
-        <w:rFonts w:ascii="Courier New" w:hAnsi="Courier New" w:cs="Courier New" w:hint="default"/>
-      </w:rPr>
+        <w:ind w:left="3600" w:hanging="480"/>
+      </w:pPr>
     </w:lvl>
     <w:lvl w:ilvl="5">
       <w:numFmt w:val="bullet"/>
-      <w:lvlText w:val=""/>
+      <w:lvlText w:val="–"/>
       <w:lvlJc w:val="left"/>
       <w:pPr>
-        <w:ind w:left="4320" w:hanging="360"/>
-      </w:pPr>
-      <w:rPr>
-        <w:rFonts w:ascii="Wingdings" w:hAnsi="Wingdings" w:cs="Wingdings" w:hint="default"/>
-      </w:rPr>
+        <w:ind w:left="4320" w:hanging="480"/>
+      </w:pPr>
     </w:lvl>
     <w:lvl w:ilvl="6">
       <w:numFmt w:val="bullet"/>
-      <w:lvlText w:val=""/>
+      <w:lvlText w:val="•"/>
       <w:lvlJc w:val="left"/>
       <w:pPr>
-        <w:ind w:left="5040" w:hanging="360"/>
-      </w:pPr>
-      <w:rPr>
-        <w:rFonts w:ascii="Symbol" w:hAnsi="Symbol" w:cs="Symbol" w:hint="default"/>
-      </w:rPr>
+        <w:ind w:left="5040" w:hanging="480"/>
+      </w:pPr>
     </w:lvl>
     <w:lvl w:ilvl="7">
       <w:numFmt w:val="bullet"/>
-      <w:lvlText w:val="o"/>
+      <w:lvlText w:val="–"/>
       <w:lvlJc w:val="left"/>
       <w:pPr>
-        <w:ind w:left="5760" w:hanging="360"/>
-      </w:pPr>
-      <w:rPr>
-        <w:rFonts w:ascii="Courier New" w:hAnsi="Courier New" w:cs="Courier New" w:hint="default"/>
-      </w:rPr>
+        <w:ind w:left="5760" w:hanging="480"/>
+      </w:pPr>
     </w:lvl>
     <w:lvl w:ilvl="8">
       <w:numFmt w:val="bullet"/>
-      <w:lvlText w:val=""/>
+      <w:lvlText w:val="•"/>
       <w:lvlJc w:val="left"/>
       <w:pPr>
-        <w:ind w:left="6480" w:hanging="360"/>
-      </w:pPr>
-      <w:rPr>
-        <w:rFonts w:ascii="Wingdings" w:hAnsi="Wingdings" w:cs="Wingdings" w:hint="default"/>
-      </w:rPr>
+        <w:ind w:left="6480" w:hanging="480"/>
+      </w:pPr>
     </w:lvl>
   </w:abstractNum>
   <w:abstractNum w:abstractNumId="99414">
-    <w:nsid w:val="00A99414"/>
+    <w:nsid w:val="A99414"/>
     <w:multiLevelType w:val="multilevel"/>
     <w:lvl w:ilvl="0">
       <w:start w:val="4"/>
@@ -9639,7 +9783,7 @@
       <w:lvlText w:val="%1."/>
       <w:lvlJc w:val="left"/>
       <w:pPr>
-        <w:ind w:left="720" w:hanging="360"/>
+        <w:ind w:left="720" w:hanging="480"/>
       </w:pPr>
     </w:lvl>
     <w:lvl w:ilvl="1">
@@ -9648,7 +9792,7 @@
       <w:lvlText w:val="%2."/>
       <w:lvlJc w:val="left"/>
       <w:pPr>
-        <w:ind w:left="1440" w:hanging="360"/>
+        <w:ind w:left="1440" w:hanging="480"/>
       </w:pPr>
     </w:lvl>
     <w:lvl w:ilvl="2">
@@ -9657,7 +9801,7 @@
       <w:lvlText w:val="%3."/>
       <w:lvlJc w:val="left"/>
       <w:pPr>
-        <w:ind w:left="2160" w:hanging="360"/>
+        <w:ind w:left="2160" w:hanging="480"/>
       </w:pPr>
     </w:lvl>
     <w:lvl w:ilvl="3">
@@ -9666,7 +9810,7 @@
       <w:lvlText w:val="%4."/>
       <w:lvlJc w:val="left"/>
       <w:pPr>
-        <w:ind w:left="2880" w:hanging="360"/>
+        <w:ind w:left="2880" w:hanging="480"/>
       </w:pPr>
     </w:lvl>
     <w:lvl w:ilvl="4">
@@ -9675,7 +9819,7 @@
       <w:lvlText w:val="%5."/>
       <w:lvlJc w:val="left"/>
       <w:pPr>
-        <w:ind w:left="3600" w:hanging="360"/>
+        <w:ind w:left="3600" w:hanging="480"/>
       </w:pPr>
     </w:lvl>
     <w:lvl w:ilvl="5">
@@ -9684,7 +9828,7 @@
       <w:lvlText w:val="%6."/>
       <w:lvlJc w:val="left"/>
       <w:pPr>
-        <w:ind w:left="4320" w:hanging="360"/>
+        <w:ind w:left="4320" w:hanging="480"/>
       </w:pPr>
     </w:lvl>
     <w:lvl w:ilvl="6">
@@ -9693,7 +9837,7 @@
       <w:lvlText w:val="%7."/>
       <w:lvlJc w:val="left"/>
       <w:pPr>
-        <w:ind w:left="5040" w:hanging="360"/>
+        <w:ind w:left="5040" w:hanging="480"/>
       </w:pPr>
     </w:lvl>
     <w:lvl w:ilvl="7">
@@ -9702,7 +9846,7 @@
       <w:lvlText w:val="%8."/>
       <w:lvlJc w:val="left"/>
       <w:pPr>
-        <w:ind w:left="5760" w:hanging="360"/>
+        <w:ind w:left="5760" w:hanging="480"/>
       </w:pPr>
     </w:lvl>
     <w:lvl w:ilvl="8">
@@ -9711,12 +9855,12 @@
       <w:lvlText w:val="%9."/>
       <w:lvlJc w:val="left"/>
       <w:pPr>
-        <w:ind w:left="6480" w:hanging="360"/>
+        <w:ind w:left="6480" w:hanging="480"/>
       </w:pPr>
     </w:lvl>
   </w:abstractNum>
   <w:abstractNum w:abstractNumId="99411">
-    <w:nsid w:val="00A99411"/>
+    <w:nsid w:val="A99411"/>
     <w:multiLevelType w:val="multilevel"/>
     <w:lvl w:ilvl="0">
       <w:start w:val="1"/>
@@ -9724,7 +9868,7 @@
       <w:lvlText w:val="%1."/>
       <w:lvlJc w:val="left"/>
       <w:pPr>
-        <w:ind w:left="720" w:hanging="360"/>
+        <w:ind w:left="720" w:hanging="480"/>
       </w:pPr>
     </w:lvl>
     <w:lvl w:ilvl="1">
@@ -9733,7 +9877,7 @@
       <w:lvlText w:val="%2."/>
       <w:lvlJc w:val="left"/>
       <w:pPr>
-        <w:ind w:left="1440" w:hanging="360"/>
+        <w:ind w:left="1440" w:hanging="480"/>
       </w:pPr>
     </w:lvl>
     <w:lvl w:ilvl="2">
@@ -9742,7 +9886,7 @@
       <w:lvlText w:val="%3."/>
       <w:lvlJc w:val="left"/>
       <w:pPr>
-        <w:ind w:left="2160" w:hanging="360"/>
+        <w:ind w:left="2160" w:hanging="480"/>
       </w:pPr>
     </w:lvl>
     <w:lvl w:ilvl="3">
@@ -9751,7 +9895,7 @@
       <w:lvlText w:val="%4."/>
       <w:lvlJc w:val="left"/>
       <w:pPr>
-        <w:ind w:left="2880" w:hanging="360"/>
+        <w:ind w:left="2880" w:hanging="480"/>
       </w:pPr>
     </w:lvl>
     <w:lvl w:ilvl="4">
@@ -9760,7 +9904,7 @@
       <w:lvlText w:val="%5."/>
       <w:lvlJc w:val="left"/>
       <w:pPr>
-        <w:ind w:left="3600" w:hanging="360"/>
+        <w:ind w:left="3600" w:hanging="480"/>
       </w:pPr>
     </w:lvl>
     <w:lvl w:ilvl="5">
@@ -9769,7 +9913,7 @@
       <w:lvlText w:val="%6."/>
       <w:lvlJc w:val="left"/>
       <w:pPr>
-        <w:ind w:left="4320" w:hanging="360"/>
+        <w:ind w:left="4320" w:hanging="480"/>
       </w:pPr>
     </w:lvl>
     <w:lvl w:ilvl="6">
@@ -9778,7 +9922,7 @@
       <w:lvlText w:val="%7."/>
       <w:lvlJc w:val="left"/>
       <w:pPr>
-        <w:ind w:left="5040" w:hanging="360"/>
+        <w:ind w:left="5040" w:hanging="480"/>
       </w:pPr>
     </w:lvl>
     <w:lvl w:ilvl="7">
@@ -9787,7 +9931,7 @@
       <w:lvlText w:val="%8."/>
       <w:lvlJc w:val="left"/>
       <w:pPr>
-        <w:ind w:left="5760" w:hanging="360"/>
+        <w:ind w:left="5760" w:hanging="480"/>
       </w:pPr>
     </w:lvl>
     <w:lvl w:ilvl="8">
@@ -9796,12 +9940,12 @@
       <w:lvlText w:val="%9."/>
       <w:lvlJc w:val="left"/>
       <w:pPr>
-        <w:ind w:left="6480" w:hanging="360"/>
+        <w:ind w:left="6480" w:hanging="480"/>
       </w:pPr>
     </w:lvl>
   </w:abstractNum>
   <w:abstractNum w:abstractNumId="99416">
-    <w:nsid w:val="00A99416"/>
+    <w:nsid w:val="A99416"/>
     <w:multiLevelType w:val="multilevel"/>
     <w:lvl w:ilvl="0">
       <w:start w:val="6"/>
@@ -9809,7 +9953,7 @@
       <w:lvlText w:val="%1."/>
       <w:lvlJc w:val="left"/>
       <w:pPr>
-        <w:ind w:left="720" w:hanging="360"/>
+        <w:ind w:left="720" w:hanging="480"/>
       </w:pPr>
     </w:lvl>
     <w:lvl w:ilvl="1">
@@ -9818,7 +9962,7 @@
       <w:lvlText w:val="%2."/>
       <w:lvlJc w:val="left"/>
       <w:pPr>
-        <w:ind w:left="1440" w:hanging="360"/>
+        <w:ind w:left="1440" w:hanging="480"/>
       </w:pPr>
     </w:lvl>
     <w:lvl w:ilvl="2">
@@ -9827,7 +9971,7 @@
       <w:lvlText w:val="%3."/>
       <w:lvlJc w:val="left"/>
       <w:pPr>
-        <w:ind w:left="2160" w:hanging="360"/>
+        <w:ind w:left="2160" w:hanging="480"/>
       </w:pPr>
     </w:lvl>
     <w:lvl w:ilvl="3">
@@ -9836,7 +9980,7 @@
       <w:lvlText w:val="%4."/>
       <w:lvlJc w:val="left"/>
       <w:pPr>
-        <w:ind w:left="2880" w:hanging="360"/>
+        <w:ind w:left="2880" w:hanging="480"/>
       </w:pPr>
     </w:lvl>
     <w:lvl w:ilvl="4">
@@ -9845,7 +9989,7 @@
       <w:lvlText w:val="%5."/>
       <w:lvlJc w:val="left"/>
       <w:pPr>
-        <w:ind w:left="3600" w:hanging="360"/>
+        <w:ind w:left="3600" w:hanging="480"/>
       </w:pPr>
     </w:lvl>
     <w:lvl w:ilvl="5">
@@ -9854,7 +9998,7 @@
       <w:lvlText w:val="%6."/>
       <w:lvlJc w:val="left"/>
       <w:pPr>
-        <w:ind w:left="4320" w:hanging="360"/>
+        <w:ind w:left="4320" w:hanging="480"/>
       </w:pPr>
     </w:lvl>
     <w:lvl w:ilvl="6">
@@ -9863,7 +10007,7 @@
       <w:lvlText w:val="%7."/>
       <w:lvlJc w:val="left"/>
       <w:pPr>
-        <w:ind w:left="5040" w:hanging="360"/>
+        <w:ind w:left="5040" w:hanging="480"/>
       </w:pPr>
     </w:lvl>
     <w:lvl w:ilvl="7">
@@ -9872,7 +10016,7 @@
       <w:lvlText w:val="%8."/>
       <w:lvlJc w:val="left"/>
       <w:pPr>
-        <w:ind w:left="5760" w:hanging="360"/>
+        <w:ind w:left="5760" w:hanging="480"/>
       </w:pPr>
     </w:lvl>
     <w:lvl w:ilvl="8">
@@ -9881,12 +10025,12 @@
       <w:lvlText w:val="%9."/>
       <w:lvlJc w:val="left"/>
       <w:pPr>
-        <w:ind w:left="6480" w:hanging="360"/>
+        <w:ind w:left="6480" w:hanging="480"/>
       </w:pPr>
     </w:lvl>
   </w:abstractNum>
   <w:abstractNum w:abstractNumId="99418">
-    <w:nsid w:val="00A99418"/>
+    <w:nsid w:val="A99418"/>
     <w:multiLevelType w:val="multilevel"/>
     <w:lvl w:ilvl="0">
       <w:start w:val="8"/>
@@ -9894,7 +10038,7 @@
       <w:lvlText w:val="%1."/>
       <w:lvlJc w:val="left"/>
       <w:pPr>
-        <w:ind w:left="720" w:hanging="360"/>
+        <w:ind w:left="720" w:hanging="480"/>
       </w:pPr>
     </w:lvl>
     <w:lvl w:ilvl="1">
@@ -9903,7 +10047,7 @@
       <w:lvlText w:val="%2."/>
       <w:lvlJc w:val="left"/>
       <w:pPr>
-        <w:ind w:left="1440" w:hanging="360"/>
+        <w:ind w:left="1440" w:hanging="480"/>
       </w:pPr>
     </w:lvl>
     <w:lvl w:ilvl="2">
@@ -9912,7 +10056,7 @@
       <w:lvlText w:val="%3."/>
       <w:lvlJc w:val="left"/>
       <w:pPr>
-        <w:ind w:left="2160" w:hanging="360"/>
+        <w:ind w:left="2160" w:hanging="480"/>
       </w:pPr>
     </w:lvl>
     <w:lvl w:ilvl="3">
@@ -9921,7 +10065,7 @@
       <w:lvlText w:val="%4."/>
       <w:lvlJc w:val="left"/>
       <w:pPr>
-        <w:ind w:left="2880" w:hanging="360"/>
+        <w:ind w:left="2880" w:hanging="480"/>
       </w:pPr>
     </w:lvl>
     <w:lvl w:ilvl="4">
@@ -9930,7 +10074,7 @@
       <w:lvlText w:val="%5."/>
       <w:lvlJc w:val="left"/>
       <w:pPr>
-        <w:ind w:left="3600" w:hanging="360"/>
+        <w:ind w:left="3600" w:hanging="480"/>
       </w:pPr>
     </w:lvl>
     <w:lvl w:ilvl="5">
@@ -9939,7 +10083,7 @@
       <w:lvlText w:val="%6."/>
       <w:lvlJc w:val="left"/>
       <w:pPr>
-        <w:ind w:left="4320" w:hanging="360"/>
+        <w:ind w:left="4320" w:hanging="480"/>
       </w:pPr>
     </w:lvl>
     <w:lvl w:ilvl="6">
@@ -9948,7 +10092,7 @@
       <w:lvlText w:val="%7."/>
       <w:lvlJc w:val="left"/>
       <w:pPr>
-        <w:ind w:left="5040" w:hanging="360"/>
+        <w:ind w:left="5040" w:hanging="480"/>
       </w:pPr>
     </w:lvl>
     <w:lvl w:ilvl="7">
@@ -9957,7 +10101,7 @@
       <w:lvlText w:val="%8."/>
       <w:lvlJc w:val="left"/>
       <w:pPr>
-        <w:ind w:left="5760" w:hanging="360"/>
+        <w:ind w:left="5760" w:hanging="480"/>
       </w:pPr>
     </w:lvl>
     <w:lvl w:ilvl="8">
@@ -9966,12 +10110,12 @@
       <w:lvlText w:val="%9."/>
       <w:lvlJc w:val="left"/>
       <w:pPr>
-        <w:ind w:left="6480" w:hanging="360"/>
+        <w:ind w:left="6480" w:hanging="480"/>
       </w:pPr>
     </w:lvl>
   </w:abstractNum>
   <w:abstractNum w:abstractNumId="994111">
-    <w:nsid w:val="0A994111"/>
+    <w:nsid w:val="A994111"/>
     <w:multiLevelType w:val="multilevel"/>
     <w:lvl w:ilvl="0">
       <w:start w:val="11"/>
@@ -9979,7 +10123,7 @@
       <w:lvlText w:val="%1."/>
       <w:lvlJc w:val="left"/>
       <w:pPr>
-        <w:ind w:left="720" w:hanging="360"/>
+        <w:ind w:left="720" w:hanging="480"/>
       </w:pPr>
     </w:lvl>
     <w:lvl w:ilvl="1">
@@ -9988,7 +10132,7 @@
       <w:lvlText w:val="%2."/>
       <w:lvlJc w:val="left"/>
       <w:pPr>
-        <w:ind w:left="1440" w:hanging="360"/>
+        <w:ind w:left="1440" w:hanging="480"/>
       </w:pPr>
     </w:lvl>
     <w:lvl w:ilvl="2">
@@ -9997,7 +10141,7 @@
       <w:lvlText w:val="%3."/>
       <w:lvlJc w:val="left"/>
       <w:pPr>
-        <w:ind w:left="2160" w:hanging="360"/>
+        <w:ind w:left="2160" w:hanging="480"/>
       </w:pPr>
     </w:lvl>
     <w:lvl w:ilvl="3">
@@ -10006,7 +10150,7 @@
       <w:lvlText w:val="%4."/>
       <w:lvlJc w:val="left"/>
       <w:pPr>
-        <w:ind w:left="2880" w:hanging="360"/>
+        <w:ind w:left="2880" w:hanging="480"/>
       </w:pPr>
     </w:lvl>
     <w:lvl w:ilvl="4">
@@ -10015,7 +10159,7 @@
       <w:lvlText w:val="%5."/>
       <w:lvlJc w:val="left"/>
       <w:pPr>
-        <w:ind w:left="3600" w:hanging="360"/>
+        <w:ind w:left="3600" w:hanging="480"/>
       </w:pPr>
     </w:lvl>
     <w:lvl w:ilvl="5">
@@ -10024,7 +10168,7 @@
       <w:lvlText w:val="%6."/>
       <w:lvlJc w:val="left"/>
       <w:pPr>
-        <w:ind w:left="4320" w:hanging="360"/>
+        <w:ind w:left="4320" w:hanging="480"/>
       </w:pPr>
     </w:lvl>
     <w:lvl w:ilvl="6">
@@ -10033,7 +10177,7 @@
       <w:lvlText w:val="%7."/>
       <w:lvlJc w:val="left"/>
       <w:pPr>
-        <w:ind w:left="5040" w:hanging="360"/>
+        <w:ind w:left="5040" w:hanging="480"/>
       </w:pPr>
     </w:lvl>
     <w:lvl w:ilvl="7">
@@ -10042,7 +10186,7 @@
       <w:lvlText w:val="%8."/>
       <w:lvlJc w:val="left"/>
       <w:pPr>
-        <w:ind w:left="5760" w:hanging="360"/>
+        <w:ind w:left="5760" w:hanging="480"/>
       </w:pPr>
     </w:lvl>
     <w:lvl w:ilvl="8">
@@ -10051,12 +10195,12 @@
       <w:lvlText w:val="%9."/>
       <w:lvlJc w:val="left"/>
       <w:pPr>
-        <w:ind w:left="6480" w:hanging="360"/>
+        <w:ind w:left="6480" w:hanging="480"/>
       </w:pPr>
     </w:lvl>
   </w:abstractNum>
   <w:abstractNum w:abstractNumId="994117">
-    <w:nsid w:val="0A994117"/>
+    <w:nsid w:val="A994117"/>
     <w:multiLevelType w:val="multilevel"/>
     <w:lvl w:ilvl="0">
       <w:start w:val="17"/>
@@ -10064,7 +10208,7 @@
       <w:lvlText w:val="%1."/>
       <w:lvlJc w:val="left"/>
       <w:pPr>
-        <w:ind w:left="720" w:hanging="360"/>
+        <w:ind w:left="720" w:hanging="480"/>
       </w:pPr>
     </w:lvl>
     <w:lvl w:ilvl="1">
@@ -10073,7 +10217,7 @@
       <w:lvlText w:val="%2."/>
       <w:lvlJc w:val="left"/>
       <w:pPr>
-        <w:ind w:left="1440" w:hanging="360"/>
+        <w:ind w:left="1440" w:hanging="480"/>
       </w:pPr>
     </w:lvl>
     <w:lvl w:ilvl="2">
@@ -10082,7 +10226,7 @@
       <w:lvlText w:val="%3."/>
       <w:lvlJc w:val="left"/>
       <w:pPr>
-        <w:ind w:left="2160" w:hanging="360"/>
+        <w:ind w:left="2160" w:hanging="480"/>
       </w:pPr>
     </w:lvl>
     <w:lvl w:ilvl="3">
@@ -10091,7 +10235,7 @@
       <w:lvlText w:val="%4."/>
       <w:lvlJc w:val="left"/>
       <w:pPr>
-        <w:ind w:left="2880" w:hanging="360"/>
+        <w:ind w:left="2880" w:hanging="480"/>
       </w:pPr>
     </w:lvl>
     <w:lvl w:ilvl="4">
@@ -10100,7 +10244,7 @@
       <w:lvlText w:val="%5."/>
       <w:lvlJc w:val="left"/>
       <w:pPr>
-        <w:ind w:left="3600" w:hanging="360"/>
+        <w:ind w:left="3600" w:hanging="480"/>
       </w:pPr>
     </w:lvl>
     <w:lvl w:ilvl="5">
@@ -10109,7 +10253,7 @@
       <w:lvlText w:val="%6."/>
       <w:lvlJc w:val="left"/>
       <w:pPr>
-        <w:ind w:left="4320" w:hanging="360"/>
+        <w:ind w:left="4320" w:hanging="480"/>
       </w:pPr>
     </w:lvl>
     <w:lvl w:ilvl="6">
@@ -10118,7 +10262,7 @@
       <w:lvlText w:val="%7."/>
       <w:lvlJc w:val="left"/>
       <w:pPr>
-        <w:ind w:left="5040" w:hanging="360"/>
+        <w:ind w:left="5040" w:hanging="480"/>
       </w:pPr>
     </w:lvl>
     <w:lvl w:ilvl="7">
@@ -10127,7 +10271,7 @@
       <w:lvlText w:val="%8."/>
       <w:lvlJc w:val="left"/>
       <w:pPr>
-        <w:ind w:left="5760" w:hanging="360"/>
+        <w:ind w:left="5760" w:hanging="480"/>
       </w:pPr>
     </w:lvl>
     <w:lvl w:ilvl="8">
@@ -10136,12 +10280,12 @@
       <w:lvlText w:val="%9."/>
       <w:lvlJc w:val="left"/>
       <w:pPr>
-        <w:ind w:left="6480" w:hanging="360"/>
+        <w:ind w:left="6480" w:hanging="480"/>
       </w:pPr>
     </w:lvl>
   </w:abstractNum>
   <w:abstractNum w:abstractNumId="994118">
-    <w:nsid w:val="0A994118"/>
+    <w:nsid w:val="A994118"/>
     <w:multiLevelType w:val="multilevel"/>
     <w:lvl w:ilvl="0">
       <w:start w:val="18"/>
@@ -10149,7 +10293,7 @@
       <w:lvlText w:val="%1."/>
       <w:lvlJc w:val="left"/>
       <w:pPr>
-        <w:ind w:left="720" w:hanging="360"/>
+        <w:ind w:left="720" w:hanging="480"/>
       </w:pPr>
     </w:lvl>
     <w:lvl w:ilvl="1">
@@ -10158,7 +10302,7 @@
       <w:lvlText w:val="%2."/>
       <w:lvlJc w:val="left"/>
       <w:pPr>
-        <w:ind w:left="1440" w:hanging="360"/>
+        <w:ind w:left="1440" w:hanging="480"/>
       </w:pPr>
     </w:lvl>
     <w:lvl w:ilvl="2">
@@ -10167,7 +10311,7 @@
       <w:lvlText w:val="%3."/>
       <w:lvlJc w:val="left"/>
       <w:pPr>
-        <w:ind w:left="2160" w:hanging="360"/>
+        <w:ind w:left="2160" w:hanging="480"/>
       </w:pPr>
     </w:lvl>
     <w:lvl w:ilvl="3">
@@ -10176,7 +10320,7 @@
       <w:lvlText w:val="%4."/>
       <w:lvlJc w:val="left"/>
       <w:pPr>
-        <w:ind w:left="2880" w:hanging="360"/>
+        <w:ind w:left="2880" w:hanging="480"/>
       </w:pPr>
     </w:lvl>
     <w:lvl w:ilvl="4">
@@ -10185,7 +10329,7 @@
       <w:lvlText w:val="%5."/>
       <w:lvlJc w:val="left"/>
       <w:pPr>
-        <w:ind w:left="3600" w:hanging="360"/>
+        <w:ind w:left="3600" w:hanging="480"/>
       </w:pPr>
     </w:lvl>
     <w:lvl w:ilvl="5">
@@ -10194,7 +10338,7 @@
       <w:lvlText w:val="%6."/>
       <w:lvlJc w:val="left"/>
       <w:pPr>
-        <w:ind w:left="4320" w:hanging="360"/>
+        <w:ind w:left="4320" w:hanging="480"/>
       </w:pPr>
     </w:lvl>
     <w:lvl w:ilvl="6">
@@ -10203,7 +10347,7 @@
       <w:lvlText w:val="%7."/>
       <w:lvlJc w:val="left"/>
       <w:pPr>
-        <w:ind w:left="5040" w:hanging="360"/>
+        <w:ind w:left="5040" w:hanging="480"/>
       </w:pPr>
     </w:lvl>
     <w:lvl w:ilvl="7">
@@ -10212,7 +10356,7 @@
       <w:lvlText w:val="%8."/>
       <w:lvlJc w:val="left"/>
       <w:pPr>
-        <w:ind w:left="5760" w:hanging="360"/>
+        <w:ind w:left="5760" w:hanging="480"/>
       </w:pPr>
     </w:lvl>
     <w:lvl w:ilvl="8">
@@ -10221,7 +10365,7 @@
       <w:lvlText w:val="%9."/>
       <w:lvlJc w:val="left"/>
       <w:pPr>
-        <w:ind w:left="6480" w:hanging="360"/>
+        <w:ind w:left="6480" w:hanging="480"/>
       </w:pPr>
     </w:lvl>
   </w:abstractNum>
@@ -10536,10 +10680,10 @@
   <w:docDefaults>
     <w:rPrDefault>
       <w:rPr>
-        <w:rFonts w:asciiTheme="minorHAnsi" w:cstheme="minorBidi" w:eastAsiaTheme="minorEastAsia" w:hAnsiTheme="minorHAnsi"/>
+        <w:rFonts w:asciiTheme="minorHAnsi" w:cstheme="minorBidi" w:eastAsiaTheme="minorHAnsi" w:hAnsiTheme="minorHAnsi"/>
         <w:sz w:val="24"/>
         <w:szCs w:val="24"/>
-        <w:lang w:bidi="ar-SA" w:eastAsia="zh-CN" w:val="en-US"/>
+        <w:lang w:bidi="ar-SA" w:eastAsia="en-US" w:val="en-US"/>
       </w:rPr>
     </w:rPrDefault>
     <w:pPrDefault>
@@ -10557,10 +10701,10 @@
     <w:name w:val="Body Text"/>
     <w:basedOn w:val="Normal"/>
     <w:link w:val="BodyTextChar"/>
-    <w:qFormat/>
     <w:pPr>
       <w:spacing w:after="180" w:before="180"/>
     </w:pPr>
+    <w:qFormat/>
   </w:style>
   <w:style w:customStyle="1" w:styleId="FirstParagraph" w:type="paragraph">
     <w:name w:val="First Paragraph"/>
@@ -10580,94 +10724,57 @@
     <w:name w:val="Title"/>
     <w:basedOn w:val="Normal"/>
     <w:next w:val="BodyText"/>
-    <w:link w:val="TitleChar"/>
-    <w:uiPriority w:val="10"/>
     <w:qFormat/>
-    <w:rsid w:val="00A10FD9"/>
     <w:pPr>
-      <w:spacing w:after="80" w:line="240" w:lineRule="auto"/>
-      <w:contextualSpacing/>
+      <w:keepNext/>
+      <w:keepLines/>
+      <w:spacing w:after="240" w:before="480"/>
       <w:jc w:val="center"/>
     </w:pPr>
     <w:rPr>
       <w:rFonts w:asciiTheme="majorHAnsi" w:cstheme="majorBidi" w:eastAsiaTheme="majorEastAsia" w:hAnsiTheme="majorHAnsi"/>
-      <w:sz w:val="56"/>
-      <w:szCs w:val="56"/>
-    </w:rPr>
-  </w:style>
-  <w:style w:customStyle="1" w:styleId="TitleChar" w:type="character">
-    <w:name w:val="Title Char"/>
-    <w:basedOn w:val="DefaultParagraphFont"/>
-    <w:link w:val="Title"/>
-    <w:uiPriority w:val="10"/>
-    <w:rsid w:val="00A10FD9"/>
-    <w:rPr>
-      <w:rFonts w:asciiTheme="majorHAnsi" w:cstheme="majorBidi" w:eastAsiaTheme="majorEastAsia" w:hAnsiTheme="majorHAnsi"/>
-      <w:sz w:val="56"/>
-      <w:szCs w:val="56"/>
+      <w:b/>
+      <w:bCs/>
+      <w:color w:themeColor="accent1" w:themeShade="B5" w:val="345A8A"/>
+      <w:sz w:val="36"/>
+      <w:szCs w:val="36"/>
     </w:rPr>
   </w:style>
   <w:style w:styleId="Subtitle" w:type="paragraph">
     <w:name w:val="Subtitle"/>
     <w:basedOn w:val="Title"/>
     <w:next w:val="BodyText"/>
-    <w:link w:val="SubtitleChar"/>
-    <w:uiPriority w:val="11"/>
     <w:qFormat/>
-    <w:rsid w:val="00A10FD9"/>
     <w:pPr>
-      <w:numPr>
-        <w:ilvl w:val="1"/>
-      </w:numPr>
+      <w:keepNext/>
+      <w:keepLines/>
+      <w:spacing w:after="240" w:before="240"/>
+      <w:jc w:val="center"/>
     </w:pPr>
     <w:rPr>
-      <w:rFonts w:cstheme="majorBidi" w:eastAsiaTheme="majorEastAsia"/>
-      <w:spacing w:val="15"/>
-      <w:sz w:val="28"/>
-      <w:szCs w:val="28"/>
-    </w:rPr>
-  </w:style>
-  <w:style w:customStyle="1" w:styleId="SubtitleChar" w:type="character">
-    <w:name w:val="Subtitle Char"/>
-    <w:basedOn w:val="DefaultParagraphFont"/>
-    <w:link w:val="Subtitle"/>
-    <w:uiPriority w:val="11"/>
-    <w:rsid w:val="00A10FD9"/>
-    <w:rPr>
-      <w:rFonts w:cstheme="majorBidi" w:eastAsiaTheme="majorEastAsia"/>
-      <w:color w:themeColor="text1" w:themeTint="A6" w:val="595959"/>
-      <w:spacing w:val="15"/>
-      <w:sz w:val="28"/>
-      <w:szCs w:val="28"/>
+      <w:sz w:val="30"/>
+      <w:szCs w:val="30"/>
     </w:rPr>
   </w:style>
   <w:style w:customStyle="1" w:styleId="Author" w:type="paragraph">
     <w:name w:val="Author"/>
-    <w:basedOn w:val="Title"/>
     <w:next w:val="BodyText"/>
     <w:qFormat/>
     <w:pPr>
       <w:keepNext/>
       <w:keepLines/>
+      <w:jc w:val="center"/>
     </w:pPr>
-    <w:rPr>
-      <w:sz w:val="24"/>
-      <w:szCs w:val="24"/>
-    </w:rPr>
   </w:style>
   <w:style w:styleId="Date" w:type="paragraph">
     <w:name w:val="Date"/>
-    <w:basedOn w:val="Title"/>
     <w:next w:val="BodyText"/>
     <w:qFormat/>
     <w:pPr>
       <w:keepNext/>
       <w:keepLines/>
+      <w:jc w:val="center"/>
     </w:pPr>
-    <w:rPr>
-      <w:sz w:val="24"/>
-      <w:szCs w:val="24"/>
-    </w:rPr>
   </w:style>
   <w:style w:customStyle="1" w:styleId="AbstractTitle" w:type="paragraph">
     <w:name w:val="Abstract Title"/>
@@ -10677,13 +10784,15 @@
     <w:pPr>
       <w:keepNext/>
       <w:keepLines/>
+      <w:jc w:val="center"/>
       <w:spacing w:after="0" w:before="300"/>
-      <w:jc w:val="center"/>
     </w:pPr>
     <w:rPr>
-      <w:b/>
       <w:sz w:val="20"/>
       <w:szCs w:val="20"/>
+      <w:b/>
+      <w:color w:val="345A8A"/>
+      &gt;
     </w:rPr>
   </w:style>
   <w:style w:customStyle="1" w:styleId="Abstract" w:type="paragraph">
@@ -10710,321 +10819,191 @@
     <w:rPr/>
   </w:style>
   <w:style w:styleId="Heading1" w:type="paragraph">
-    <w:name w:val="heading 1"/>
+    <w:name w:val="Heading 1"/>
     <w:basedOn w:val="Normal"/>
     <w:next w:val="BodyText"/>
-    <w:link w:val="Heading1Char"/>
     <w:uiPriority w:val="9"/>
     <w:qFormat/>
-    <w:rsid w:val="00A10FD9"/>
     <w:pPr>
       <w:keepNext/>
       <w:keepLines/>
-      <w:spacing w:after="80" w:before="360"/>
+      <w:spacing w:after="0" w:before="480"/>
       <w:outlineLvl w:val="0"/>
     </w:pPr>
     <w:rPr>
       <w:rFonts w:asciiTheme="majorHAnsi" w:cstheme="majorBidi" w:eastAsiaTheme="majorEastAsia" w:hAnsiTheme="majorHAnsi"/>
-      <w:color w:themeColor="accent1" w:themeShade="BF" w:val="0F4761"/>
-      <w:sz w:val="40"/>
-      <w:szCs w:val="40"/>
+      <w:b/>
+      <w:bCs/>
+      <w:color w:themeColor="accent1" w:val="4F81BD"/>
+      <w:sz w:val="32"/>
+      <w:szCs w:val="32"/>
     </w:rPr>
   </w:style>
   <w:style w:styleId="Heading2" w:type="paragraph">
-    <w:name w:val="heading 2"/>
+    <w:name w:val="Heading 2"/>
     <w:basedOn w:val="Normal"/>
     <w:next w:val="BodyText"/>
-    <w:link w:val="Heading2Char"/>
     <w:uiPriority w:val="9"/>
-    <w:semiHidden/>
     <w:unhideWhenUsed/>
     <w:qFormat/>
-    <w:rsid w:val="00A10FD9"/>
     <w:pPr>
       <w:keepNext/>
       <w:keepLines/>
-      <w:spacing w:after="80" w:before="160"/>
+      <w:spacing w:after="0" w:before="200"/>
       <w:outlineLvl w:val="1"/>
     </w:pPr>
     <w:rPr>
       <w:rFonts w:asciiTheme="majorHAnsi" w:cstheme="majorBidi" w:eastAsiaTheme="majorEastAsia" w:hAnsiTheme="majorHAnsi"/>
-      <w:color w:themeColor="accent1" w:themeShade="BF" w:val="0F4761"/>
-      <w:sz w:val="32"/>
-      <w:szCs w:val="32"/>
-    </w:rPr>
-  </w:style>
-  <w:style w:styleId="Heading3" w:type="paragraph">
-    <w:name w:val="heading 3"/>
-    <w:basedOn w:val="Normal"/>
-    <w:next w:val="BodyText"/>
-    <w:link w:val="Heading3Char"/>
-    <w:uiPriority w:val="9"/>
-    <w:semiHidden/>
-    <w:unhideWhenUsed/>
-    <w:qFormat/>
-    <w:rsid w:val="00A10FD9"/>
-    <w:pPr>
-      <w:keepNext/>
-      <w:keepLines/>
-      <w:spacing w:after="80" w:before="160"/>
-      <w:outlineLvl w:val="2"/>
-    </w:pPr>
-    <w:rPr>
-      <w:rFonts w:cstheme="majorBidi" w:eastAsiaTheme="majorEastAsia"/>
-      <w:color w:themeColor="accent1" w:themeShade="BF" w:val="0F4761"/>
+      <w:b/>
+      <w:bCs/>
+      <w:color w:themeColor="accent1" w:val="4F81BD"/>
       <w:sz w:val="28"/>
       <w:szCs w:val="28"/>
     </w:rPr>
   </w:style>
-  <w:style w:styleId="Heading4" w:type="paragraph">
-    <w:name w:val="heading 4"/>
+  <w:style w:styleId="Heading3" w:type="paragraph">
+    <w:name w:val="Heading 3"/>
     <w:basedOn w:val="Normal"/>
     <w:next w:val="BodyText"/>
-    <w:link w:val="Heading4Char"/>
     <w:uiPriority w:val="9"/>
-    <w:semiHidden/>
     <w:unhideWhenUsed/>
     <w:qFormat/>
-    <w:rsid w:val="00A10FD9"/>
     <w:pPr>
       <w:keepNext/>
       <w:keepLines/>
-      <w:spacing w:after="40" w:before="80"/>
+      <w:spacing w:after="0" w:before="200"/>
+      <w:outlineLvl w:val="2"/>
+    </w:pPr>
+    <w:rPr>
+      <w:rFonts w:asciiTheme="majorHAnsi" w:cstheme="majorBidi" w:eastAsiaTheme="majorEastAsia" w:hAnsiTheme="majorHAnsi"/>
+      <w:b/>
+      <w:bCs/>
+      <w:color w:themeColor="accent1" w:val="4F81BD"/>
+      <w:sz w:val="24"/>
+      <w:szCs w:val="24"/>
+    </w:rPr>
+  </w:style>
+  <w:style w:styleId="Heading4" w:type="paragraph">
+    <w:name w:val="Heading 4"/>
+    <w:basedOn w:val="Normal"/>
+    <w:next w:val="BodyText"/>
+    <w:uiPriority w:val="9"/>
+    <w:unhideWhenUsed/>
+    <w:qFormat/>
+    <w:pPr>
+      <w:keepNext/>
+      <w:keepLines/>
+      <w:spacing w:after="0" w:before="200"/>
       <w:outlineLvl w:val="3"/>
     </w:pPr>
     <w:rPr>
-      <w:rFonts w:cstheme="majorBidi" w:eastAsiaTheme="majorEastAsia"/>
+      <w:rFonts w:asciiTheme="majorHAnsi" w:cstheme="majorBidi" w:eastAsiaTheme="majorEastAsia" w:hAnsiTheme="majorHAnsi"/>
       <w:i/>
-      <w:iCs/>
-      <w:color w:themeColor="accent1" w:themeShade="BF" w:val="0F4761"/>
+      <w:bCs/>
+      <w:color w:themeColor="accent1" w:val="4F81BD"/>
+      <w:sz w:val="24"/>
+      <w:szCs w:val="24"/>
     </w:rPr>
   </w:style>
   <w:style w:styleId="Heading5" w:type="paragraph">
-    <w:name w:val="heading 5"/>
+    <w:name w:val="Heading 5"/>
     <w:basedOn w:val="Normal"/>
     <w:next w:val="BodyText"/>
-    <w:link w:val="Heading5Char"/>
     <w:uiPriority w:val="9"/>
-    <w:semiHidden/>
     <w:unhideWhenUsed/>
     <w:qFormat/>
-    <w:rsid w:val="00A10FD9"/>
     <w:pPr>
       <w:keepNext/>
       <w:keepLines/>
-      <w:spacing w:after="40" w:before="80"/>
+      <w:spacing w:after="0" w:before="200"/>
       <w:outlineLvl w:val="4"/>
     </w:pPr>
     <w:rPr>
-      <w:rFonts w:cstheme="majorBidi" w:eastAsiaTheme="majorEastAsia"/>
-      <w:color w:themeColor="accent1" w:themeShade="BF" w:val="0F4761"/>
+      <w:rFonts w:asciiTheme="majorHAnsi" w:cstheme="majorBidi" w:eastAsiaTheme="majorEastAsia" w:hAnsiTheme="majorHAnsi"/>
+      <w:iCs/>
+      <w:color w:themeColor="accent1" w:val="4F81BD"/>
+      <w:sz w:val="24"/>
+      <w:szCs w:val="24"/>
     </w:rPr>
   </w:style>
   <w:style w:styleId="Heading6" w:type="paragraph">
-    <w:name w:val="heading 6"/>
+    <w:name w:val="Heading 6"/>
     <w:basedOn w:val="Normal"/>
     <w:next w:val="BodyText"/>
-    <w:link w:val="Heading6Char"/>
     <w:uiPriority w:val="9"/>
-    <w:semiHidden/>
     <w:unhideWhenUsed/>
     <w:qFormat/>
-    <w:rsid w:val="00A10FD9"/>
     <w:pPr>
       <w:keepNext/>
       <w:keepLines/>
-      <w:spacing w:after="0" w:before="40"/>
+      <w:spacing w:after="0" w:before="200"/>
       <w:outlineLvl w:val="5"/>
     </w:pPr>
     <w:rPr>
-      <w:rFonts w:cstheme="majorBidi" w:eastAsiaTheme="majorEastAsia"/>
-      <w:i/>
-      <w:iCs/>
-      <w:color w:themeColor="text1" w:themeTint="A6" w:val="595959"/>
+      <w:rFonts w:asciiTheme="majorHAnsi" w:cstheme="majorBidi" w:eastAsiaTheme="majorEastAsia" w:hAnsiTheme="majorHAnsi"/>
+      <w:color w:themeColor="accent1" w:val="4F81BD"/>
+      <w:sz w:val="24"/>
+      <w:szCs w:val="24"/>
     </w:rPr>
   </w:style>
   <w:style w:styleId="Heading7" w:type="paragraph">
-    <w:name w:val="heading 7"/>
+    <w:name w:val="Heading 7"/>
     <w:basedOn w:val="Normal"/>
     <w:next w:val="BodyText"/>
-    <w:link w:val="Heading7Char"/>
     <w:uiPriority w:val="9"/>
-    <w:semiHidden/>
     <w:unhideWhenUsed/>
     <w:qFormat/>
-    <w:rsid w:val="00A10FD9"/>
     <w:pPr>
       <w:keepNext/>
       <w:keepLines/>
-      <w:spacing w:after="0" w:before="40"/>
+      <w:spacing w:after="0" w:before="200"/>
       <w:outlineLvl w:val="6"/>
     </w:pPr>
     <w:rPr>
-      <w:rFonts w:cstheme="majorBidi" w:eastAsiaTheme="majorEastAsia"/>
-      <w:color w:themeColor="text1" w:themeTint="A6" w:val="595959"/>
+      <w:rFonts w:asciiTheme="majorHAnsi" w:cstheme="majorBidi" w:eastAsiaTheme="majorEastAsia" w:hAnsiTheme="majorHAnsi"/>
+      <w:color w:themeColor="accent1" w:val="4F81BD"/>
+      <w:sz w:val="24"/>
+      <w:szCs w:val="24"/>
     </w:rPr>
   </w:style>
   <w:style w:styleId="Heading8" w:type="paragraph">
-    <w:name w:val="heading 8"/>
+    <w:name w:val="Heading 8"/>
     <w:basedOn w:val="Normal"/>
     <w:next w:val="BodyText"/>
-    <w:link w:val="Heading8Char"/>
     <w:uiPriority w:val="9"/>
-    <w:semiHidden/>
     <w:unhideWhenUsed/>
     <w:qFormat/>
-    <w:rsid w:val="00A10FD9"/>
     <w:pPr>
       <w:keepNext/>
       <w:keepLines/>
-      <w:spacing w:after="0"/>
+      <w:spacing w:after="0" w:before="200"/>
       <w:outlineLvl w:val="7"/>
     </w:pPr>
     <w:rPr>
-      <w:rFonts w:cstheme="majorBidi" w:eastAsiaTheme="majorEastAsia"/>
-      <w:i/>
-      <w:iCs/>
-      <w:color w:themeColor="text1" w:themeTint="D8" w:val="272727"/>
+      <w:rFonts w:asciiTheme="majorHAnsi" w:cstheme="majorBidi" w:eastAsiaTheme="majorEastAsia" w:hAnsiTheme="majorHAnsi"/>
+      <w:color w:themeColor="accent1" w:val="4F81BD"/>
+      <w:sz w:val="24"/>
+      <w:szCs w:val="24"/>
     </w:rPr>
   </w:style>
   <w:style w:styleId="Heading9" w:type="paragraph">
-    <w:name w:val="heading 9"/>
+    <w:name w:val="Heading 9"/>
     <w:basedOn w:val="Normal"/>
     <w:next w:val="BodyText"/>
-    <w:link w:val="Heading9Char"/>
     <w:uiPriority w:val="9"/>
-    <w:semiHidden/>
     <w:unhideWhenUsed/>
     <w:qFormat/>
-    <w:rsid w:val="00A10FD9"/>
     <w:pPr>
       <w:keepNext/>
       <w:keepLines/>
-      <w:spacing w:after="0"/>
+      <w:spacing w:after="0" w:before="200"/>
       <w:outlineLvl w:val="8"/>
     </w:pPr>
     <w:rPr>
-      <w:rFonts w:cstheme="majorBidi" w:eastAsiaTheme="majorEastAsia"/>
-      <w:color w:themeColor="text1" w:themeTint="D8" w:val="272727"/>
-    </w:rPr>
-  </w:style>
-  <w:style w:customStyle="1" w:styleId="Heading1Char" w:type="character">
-    <w:name w:val="Heading 1 Char"/>
-    <w:basedOn w:val="DefaultParagraphFont"/>
-    <w:link w:val="Heading1"/>
-    <w:uiPriority w:val="9"/>
-    <w:rsid w:val="00A10FD9"/>
-    <w:rPr>
       <w:rFonts w:asciiTheme="majorHAnsi" w:cstheme="majorBidi" w:eastAsiaTheme="majorEastAsia" w:hAnsiTheme="majorHAnsi"/>
-      <w:color w:themeColor="accent1" w:themeShade="BF" w:val="0F4761"/>
-      <w:sz w:val="40"/>
-      <w:szCs w:val="40"/>
-    </w:rPr>
-  </w:style>
-  <w:style w:customStyle="1" w:styleId="Heading2Char" w:type="character">
-    <w:name w:val="Heading 2 Char"/>
-    <w:basedOn w:val="DefaultParagraphFont"/>
-    <w:link w:val="Heading2"/>
-    <w:uiPriority w:val="9"/>
-    <w:semiHidden/>
-    <w:rsid w:val="00A10FD9"/>
-    <w:rPr>
-      <w:rFonts w:asciiTheme="majorHAnsi" w:cstheme="majorBidi" w:eastAsiaTheme="majorEastAsia" w:hAnsiTheme="majorHAnsi"/>
-      <w:color w:themeColor="accent1" w:themeShade="BF" w:val="0F4761"/>
-      <w:sz w:val="32"/>
-      <w:szCs w:val="32"/>
-    </w:rPr>
-  </w:style>
-  <w:style w:customStyle="1" w:styleId="Heading3Char" w:type="character">
-    <w:name w:val="Heading 3 Char"/>
-    <w:basedOn w:val="DefaultParagraphFont"/>
-    <w:link w:val="Heading3"/>
-    <w:uiPriority w:val="9"/>
-    <w:semiHidden/>
-    <w:rsid w:val="00A10FD9"/>
-    <w:rPr>
-      <w:rFonts w:cstheme="majorBidi" w:eastAsiaTheme="majorEastAsia"/>
-      <w:color w:themeColor="accent1" w:themeShade="BF" w:val="0F4761"/>
-      <w:sz w:val="28"/>
-      <w:szCs w:val="28"/>
-    </w:rPr>
-  </w:style>
-  <w:style w:customStyle="1" w:styleId="Heading4Char" w:type="character">
-    <w:name w:val="Heading 4 Char"/>
-    <w:basedOn w:val="DefaultParagraphFont"/>
-    <w:link w:val="Heading4"/>
-    <w:uiPriority w:val="9"/>
-    <w:semiHidden/>
-    <w:rsid w:val="00A10FD9"/>
-    <w:rPr>
-      <w:rFonts w:cstheme="majorBidi" w:eastAsiaTheme="majorEastAsia"/>
-      <w:i/>
-      <w:iCs/>
-      <w:color w:themeColor="accent1" w:themeShade="BF" w:val="0F4761"/>
-    </w:rPr>
-  </w:style>
-  <w:style w:customStyle="1" w:styleId="Heading5Char" w:type="character">
-    <w:name w:val="Heading 5 Char"/>
-    <w:basedOn w:val="DefaultParagraphFont"/>
-    <w:link w:val="Heading5"/>
-    <w:uiPriority w:val="9"/>
-    <w:semiHidden/>
-    <w:rsid w:val="00A10FD9"/>
-    <w:rPr>
-      <w:rFonts w:cstheme="majorBidi" w:eastAsiaTheme="majorEastAsia"/>
-      <w:color w:themeColor="accent1" w:themeShade="BF" w:val="0F4761"/>
-    </w:rPr>
-  </w:style>
-  <w:style w:customStyle="1" w:styleId="Heading6Char" w:type="character">
-    <w:name w:val="Heading 6 Char"/>
-    <w:basedOn w:val="DefaultParagraphFont"/>
-    <w:link w:val="Heading6"/>
-    <w:uiPriority w:val="9"/>
-    <w:semiHidden/>
-    <w:rsid w:val="00A10FD9"/>
-    <w:rPr>
-      <w:rFonts w:cstheme="majorBidi" w:eastAsiaTheme="majorEastAsia"/>
-      <w:i/>
-      <w:iCs/>
-      <w:color w:themeColor="text1" w:themeTint="A6" w:val="595959"/>
-    </w:rPr>
-  </w:style>
-  <w:style w:customStyle="1" w:styleId="Heading7Char" w:type="character">
-    <w:name w:val="Heading 7 Char"/>
-    <w:basedOn w:val="DefaultParagraphFont"/>
-    <w:link w:val="Heading7"/>
-    <w:uiPriority w:val="9"/>
-    <w:semiHidden/>
-    <w:rsid w:val="00A10FD9"/>
-    <w:rPr>
-      <w:rFonts w:cstheme="majorBidi" w:eastAsiaTheme="majorEastAsia"/>
-      <w:color w:themeColor="text1" w:themeTint="A6" w:val="595959"/>
-    </w:rPr>
-  </w:style>
-  <w:style w:customStyle="1" w:styleId="Heading8Char" w:type="character">
-    <w:name w:val="Heading 8 Char"/>
-    <w:basedOn w:val="DefaultParagraphFont"/>
-    <w:link w:val="Heading8"/>
-    <w:uiPriority w:val="9"/>
-    <w:semiHidden/>
-    <w:rsid w:val="00A10FD9"/>
-    <w:rPr>
-      <w:rFonts w:cstheme="majorBidi" w:eastAsiaTheme="majorEastAsia"/>
-      <w:i/>
-      <w:iCs/>
-      <w:color w:themeColor="text1" w:themeTint="D8" w:val="272727"/>
-    </w:rPr>
-  </w:style>
-  <w:style w:customStyle="1" w:styleId="Heading9Char" w:type="character">
-    <w:name w:val="Heading 9 Char"/>
-    <w:basedOn w:val="DefaultParagraphFont"/>
-    <w:link w:val="Heading9"/>
-    <w:uiPriority w:val="9"/>
-    <w:semiHidden/>
-    <w:rsid w:val="00A10FD9"/>
-    <w:rPr>
-      <w:rFonts w:cstheme="majorBidi" w:eastAsiaTheme="majorEastAsia"/>
-      <w:color w:themeColor="text1" w:themeTint="D8" w:val="272727"/>
+      <w:color w:themeColor="accent1" w:val="4F81BD"/>
+      <w:sz w:val="24"/>
+      <w:szCs w:val="24"/>
     </w:rPr>
   </w:style>
   <w:style w:styleId="BlockText" w:type="paragraph">
@@ -11047,18 +11026,6 @@
     <w:unhideWhenUsed/>
     <w:qFormat/>
   </w:style>
-  <w:style w:styleId="FootnoteBlockText" w:type="paragraph">
-    <w:name w:val="Footnote Block Text"/>
-    <w:basedOn w:val="FootnoteText"/>
-    <w:next w:val="FootnoteText"/>
-    <w:uiPriority w:val="9"/>
-    <w:unhideWhenUsed/>
-    <w:qFormat/>
-    <w:pPr>
-      <w:spacing w:after="100" w:before="100"/>
-      <w:ind w:firstLine="0" w:left="480" w:right="480"/>
-    </w:pPr>
-  </w:style>
   <w:style w:default="1" w:styleId="DefaultParagraphFont" w:type="character">
     <w:name w:val="Default Paragraph Font"/>
     <w:semiHidden/>
@@ -11080,11 +11047,18 @@
       </w:tblCellMar>
     </w:tblPr>
     <w:tblStylePr w:type="firstRow">
+      <w:tblPr>
+        <w:jc w:val="left"/>
+        <w:tblInd w:type="dxa" w:w="0"/>
+      </w:tblPr>
+      <w:trPr>
+        <w:jc w:val="left"/>
+      </w:trPr>
       <w:tcPr>
+        <w:vAlign w:val="bottom"/>
         <w:tcBorders>
           <w:bottom w:val="single"/>
         </w:tcBorders>
-        <w:vAlign w:val="bottom"/>
       </w:tcPr>
     </w:tblStylePr>
   </w:style>
@@ -11199,8 +11173,8 @@
     <w:name w:val="KeywordTok"/>
     <w:basedOn w:val="VerbatimChar"/>
     <w:rPr>
+      <w:color w:val="007020"/>
       <w:b/>
-      <w:color w:val="007020"/>
     </w:rPr>
   </w:style>
   <w:style w:type="character" w:customStyle="1" w:styleId="DataTypeTok">
@@ -11277,42 +11251,42 @@
     <w:name w:val="ImportTok"/>
     <w:basedOn w:val="VerbatimChar"/>
     <w:rPr>
+      <w:color w:val="008000"/>
       <w:b/>
-      <w:color w:val="008000"/>
     </w:rPr>
   </w:style>
   <w:style w:type="character" w:customStyle="1" w:styleId="CommentTok">
     <w:name w:val="CommentTok"/>
     <w:basedOn w:val="VerbatimChar"/>
     <w:rPr>
+      <w:color w:val="60a0b0"/>
       <w:i/>
-      <w:color w:val="60a0b0"/>
     </w:rPr>
   </w:style>
   <w:style w:type="character" w:customStyle="1" w:styleId="DocumentationTok">
     <w:name w:val="DocumentationTok"/>
     <w:basedOn w:val="VerbatimChar"/>
     <w:rPr>
+      <w:color w:val="ba2121"/>
       <w:i/>
-      <w:color w:val="ba2121"/>
     </w:rPr>
   </w:style>
   <w:style w:type="character" w:customStyle="1" w:styleId="AnnotationTok">
     <w:name w:val="AnnotationTok"/>
     <w:basedOn w:val="VerbatimChar"/>
     <w:rPr>
+      <w:color w:val="60a0b0"/>
       <w:b/>
       <w:i/>
-      <w:color w:val="60a0b0"/>
     </w:rPr>
   </w:style>
   <w:style w:type="character" w:customStyle="1" w:styleId="CommentVarTok">
     <w:name w:val="CommentVarTok"/>
     <w:basedOn w:val="VerbatimChar"/>
     <w:rPr>
+      <w:color w:val="60a0b0"/>
       <w:b/>
       <w:i/>
-      <w:color w:val="60a0b0"/>
     </w:rPr>
   </w:style>
   <w:style w:type="character" w:customStyle="1" w:styleId="OtherTok">
@@ -11340,8 +11314,8 @@
     <w:name w:val="ControlFlowTok"/>
     <w:basedOn w:val="VerbatimChar"/>
     <w:rPr>
+      <w:color w:val="007020"/>
       <w:b/>
-      <w:color w:val="007020"/>
     </w:rPr>
   </w:style>
   <w:style w:type="character" w:customStyle="1" w:styleId="OperatorTok">
@@ -11386,34 +11360,34 @@
     <w:name w:val="InformationTok"/>
     <w:basedOn w:val="VerbatimChar"/>
     <w:rPr>
+      <w:color w:val="60a0b0"/>
       <w:b/>
       <w:i/>
-      <w:color w:val="60a0b0"/>
     </w:rPr>
   </w:style>
   <w:style w:type="character" w:customStyle="1" w:styleId="WarningTok">
     <w:name w:val="WarningTok"/>
     <w:basedOn w:val="VerbatimChar"/>
     <w:rPr>
+      <w:color w:val="60a0b0"/>
       <w:b/>
       <w:i/>
-      <w:color w:val="60a0b0"/>
     </w:rPr>
   </w:style>
   <w:style w:type="character" w:customStyle="1" w:styleId="AlertTok">
     <w:name w:val="AlertTok"/>
     <w:basedOn w:val="VerbatimChar"/>
     <w:rPr>
+      <w:color w:val="ff0000"/>
       <w:b/>
-      <w:color w:val="ff0000"/>
     </w:rPr>
   </w:style>
   <w:style w:type="character" w:customStyle="1" w:styleId="ErrorTok">
     <w:name w:val="ErrorTok"/>
     <w:basedOn w:val="VerbatimChar"/>
     <w:rPr>
+      <w:color w:val="ff0000"/>
       <w:b/>
-      <w:color w:val="ff0000"/>
     </w:rPr>
   </w:style>
   <w:style w:type="character" w:customStyle="1" w:styleId="NormalTok">
@@ -11435,44 +11409,44 @@
         <a:sysClr val="window" lastClr="FFFFFF"/>
       </a:lt1>
       <a:dk2>
-        <a:srgbClr val="0E2841"/>
+        <a:srgbClr val="1F497D"/>
       </a:dk2>
       <a:lt2>
-        <a:srgbClr val="E8E8E8"/>
+        <a:srgbClr val="EEECE1"/>
       </a:lt2>
       <a:accent1>
-        <a:srgbClr val="156082"/>
+        <a:srgbClr val="4F81BD"/>
       </a:accent1>
       <a:accent2>
-        <a:srgbClr val="E97132"/>
+        <a:srgbClr val="C0504D"/>
       </a:accent2>
       <a:accent3>
-        <a:srgbClr val="196B24"/>
+        <a:srgbClr val="9BBB59"/>
       </a:accent3>
       <a:accent4>
-        <a:srgbClr val="0F9ED5"/>
+        <a:srgbClr val="8064A2"/>
       </a:accent4>
       <a:accent5>
-        <a:srgbClr val="A02B93"/>
+        <a:srgbClr val="4BACC6"/>
       </a:accent5>
       <a:accent6>
-        <a:srgbClr val="4EA72E"/>
+        <a:srgbClr val="F79646"/>
       </a:accent6>
       <a:hlink>
-        <a:srgbClr val="467886"/>
+        <a:srgbClr val="0000FF"/>
       </a:hlink>
       <a:folHlink>
-        <a:srgbClr val="96607D"/>
+        <a:srgbClr val="800080"/>
       </a:folHlink>
     </a:clrScheme>
     <a:fontScheme name="Office">
       <a:majorFont>
-        <a:latin typeface="Aptos Display" panose="02110004020202020204"/>
+        <a:latin typeface="Calibri"/>
         <a:ea typeface=""/>
         <a:cs typeface=""/>
-        <a:font script="Jpan" typeface="游ゴシック Light"/>
+        <a:font script="Jpan" typeface="ＭＳ ゴシック"/>
         <a:font script="Hang" typeface="맑은 고딕"/>
-        <a:font script="Hans" typeface="等线 Light"/>
+        <a:font script="Hans" typeface="宋体"/>
         <a:font script="Hant" typeface="新細明體"/>
         <a:font script="Arab" typeface="Times New Roman"/>
         <a:font script="Hebr" typeface="Times New Roman"/>
@@ -11499,32 +11473,14 @@
         <a:font script="Mong" typeface="Mongolian Baiti"/>
         <a:font script="Viet" typeface="Times New Roman"/>
         <a:font script="Uigh" typeface="Microsoft Uighur"/>
-        <a:font script="Geor" typeface="Sylfaen"/>
-        <a:font script="Armn" typeface="Arial"/>
-        <a:font script="Bugi" typeface="Leelawadee UI"/>
-        <a:font script="Bopo" typeface="Microsoft JhengHei"/>
-        <a:font script="Java" typeface="Javanese Text"/>
-        <a:font script="Lisu" typeface="Segoe UI"/>
-        <a:font script="Mymr" typeface="Myanmar Text"/>
-        <a:font script="Nkoo" typeface="Ebrima"/>
-        <a:font script="Olck" typeface="Nirmala UI"/>
-        <a:font script="Osma" typeface="Ebrima"/>
-        <a:font script="Phag" typeface="Phagspa"/>
-        <a:font script="Syrn" typeface="Estrangelo Edessa"/>
-        <a:font script="Syrj" typeface="Estrangelo Edessa"/>
-        <a:font script="Syre" typeface="Estrangelo Edessa"/>
-        <a:font script="Sora" typeface="Nirmala UI"/>
-        <a:font script="Tale" typeface="Microsoft Tai Le"/>
-        <a:font script="Talu" typeface="Microsoft New Tai Lue"/>
-        <a:font script="Tfng" typeface="Ebrima"/>
       </a:majorFont>
       <a:minorFont>
-        <a:latin typeface="Aptos" panose="02110004020202020204"/>
+        <a:latin typeface="Cambria"/>
         <a:ea typeface=""/>
         <a:cs typeface=""/>
-        <a:font script="Jpan" typeface="游明朝"/>
+        <a:font script="Jpan" typeface="ＭＳ 明朝"/>
         <a:font script="Hang" typeface="맑은 고딕"/>
-        <a:font script="Hans" typeface="等线"/>
+        <a:font script="Hans" typeface="宋体"/>
         <a:font script="Hant" typeface="新細明體"/>
         <a:font script="Arab" typeface="Arial"/>
         <a:font script="Hebr" typeface="Arial"/>
@@ -11551,24 +11507,6 @@
         <a:font script="Mong" typeface="Mongolian Baiti"/>
         <a:font script="Viet" typeface="Arial"/>
         <a:font script="Uigh" typeface="Microsoft Uighur"/>
-        <a:font script="Geor" typeface="Sylfaen"/>
-        <a:font script="Armn" typeface="Arial"/>
-        <a:font script="Bugi" typeface="Leelawadee UI"/>
-        <a:font script="Bopo" typeface="Microsoft JhengHei"/>
-        <a:font script="Java" typeface="Javanese Text"/>
-        <a:font script="Lisu" typeface="Segoe UI"/>
-        <a:font script="Mymr" typeface="Myanmar Text"/>
-        <a:font script="Nkoo" typeface="Ebrima"/>
-        <a:font script="Olck" typeface="Nirmala UI"/>
-        <a:font script="Osma" typeface="Ebrima"/>
-        <a:font script="Phag" typeface="Phagspa"/>
-        <a:font script="Syrn" typeface="Estrangelo Edessa"/>
-        <a:font script="Syrj" typeface="Estrangelo Edessa"/>
-        <a:font script="Syre" typeface="Estrangelo Edessa"/>
-        <a:font script="Sora" typeface="Nirmala UI"/>
-        <a:font script="Tale" typeface="Microsoft Tai Le"/>
-        <a:font script="Talu" typeface="Microsoft New Tai Lue"/>
-        <a:font script="Tfng" typeface="Ebrima"/>
       </a:minorFont>
     </a:fontScheme>
     <a:fmtScheme name="Office">
@@ -11580,141 +11518,200 @@
           <a:gsLst>
             <a:gs pos="0">
               <a:schemeClr val="phClr">
-                <a:lumMod val="110000"/>
-                <a:satMod val="105000"/>
-                <a:tint val="67000"/>
+                <a:tint val="50000"/>
+                <a:satMod val="300000"/>
               </a:schemeClr>
             </a:gs>
-            <a:gs pos="50000">
+            <a:gs pos="35000">
               <a:schemeClr val="phClr">
-                <a:lumMod val="105000"/>
-                <a:satMod val="103000"/>
-                <a:tint val="73000"/>
+                <a:tint val="37000"/>
+                <a:satMod val="300000"/>
               </a:schemeClr>
             </a:gs>
             <a:gs pos="100000">
               <a:schemeClr val="phClr">
-                <a:lumMod val="105000"/>
-                <a:satMod val="109000"/>
-                <a:tint val="81000"/>
+                <a:tint val="15000"/>
+                <a:satMod val="350000"/>
               </a:schemeClr>
             </a:gs>
           </a:gsLst>
-          <a:lin ang="5400000" scaled="0"/>
+          <a:lin ang="16200000" scaled="1"/>
         </a:gradFill>
         <a:gradFill rotWithShape="1">
           <a:gsLst>
             <a:gs pos="0">
               <a:schemeClr val="phClr">
-                <a:satMod val="103000"/>
-                <a:lumMod val="102000"/>
-                <a:tint val="94000"/>
-              </a:schemeClr>
-            </a:gs>
-            <a:gs pos="50000">
-              <a:schemeClr val="phClr">
-                <a:satMod val="110000"/>
-                <a:lumMod val="100000"/>
+                <a:tint val="100000"/>
                 <a:shade val="100000"/>
+                <a:satMod val="130000"/>
               </a:schemeClr>
             </a:gs>
             <a:gs pos="100000">
               <a:schemeClr val="phClr">
-                <a:lumMod val="99000"/>
-                <a:satMod val="120000"/>
-                <a:shade val="78000"/>
+                <a:tint val="50000"/>
+                <a:shade val="100000"/>
+                <a:satMod val="350000"/>
               </a:schemeClr>
             </a:gs>
           </a:gsLst>
-          <a:lin ang="5400000" scaled="0"/>
+          <a:lin ang="16200000" scaled="0"/>
         </a:gradFill>
       </a:fillStyleLst>
       <a:lnStyleLst>
-        <a:ln w="6350" cap="flat" cmpd="sng" algn="ctr">
+        <a:ln w="9525" cap="flat" cmpd="sng" algn="ctr">
+          <a:solidFill>
+            <a:schemeClr val="phClr">
+              <a:shade val="95000"/>
+              <a:satMod val="105000"/>
+            </a:schemeClr>
+          </a:solidFill>
+          <a:prstDash val="solid"/>
+        </a:ln>
+        <a:ln w="25400" cap="flat" cmpd="sng" algn="ctr">
           <a:solidFill>
             <a:schemeClr val="phClr"/>
           </a:solidFill>
           <a:prstDash val="solid"/>
-          <a:miter lim="800000"/>
         </a:ln>
-        <a:ln w="12700" cap="flat" cmpd="sng" algn="ctr">
+        <a:ln w="38100" cap="flat" cmpd="sng" algn="ctr">
           <a:solidFill>
             <a:schemeClr val="phClr"/>
           </a:solidFill>
           <a:prstDash val="solid"/>
-          <a:miter lim="800000"/>
-        </a:ln>
-        <a:ln w="19050" cap="flat" cmpd="sng" algn="ctr">
-          <a:solidFill>
-            <a:schemeClr val="phClr"/>
-          </a:solidFill>
-          <a:prstDash val="solid"/>
-          <a:miter lim="800000"/>
         </a:ln>
       </a:lnStyleLst>
       <a:effectStyleLst>
         <a:effectStyle>
-          <a:effectLst/>
-        </a:effectStyle>
-        <a:effectStyle>
-          <a:effectLst/>
+          <a:effectLst>
+            <a:outerShdw blurRad="40000" dist="20000" dir="5400000" rotWithShape="0">
+              <a:srgbClr val="000000">
+                <a:alpha val="38000"/>
+              </a:srgbClr>
+            </a:outerShdw>
+          </a:effectLst>
         </a:effectStyle>
         <a:effectStyle>
           <a:effectLst>
-            <a:outerShdw blurRad="57150" dist="19050" dir="5400000" algn="ctr" rotWithShape="0">
+            <a:outerShdw blurRad="40000" dist="23000" dir="5400000" rotWithShape="0">
               <a:srgbClr val="000000">
-                <a:alpha val="63000"/>
+                <a:alpha val="35000"/>
               </a:srgbClr>
             </a:outerShdw>
           </a:effectLst>
+        </a:effectStyle>
+        <a:effectStyle>
+          <a:effectLst>
+            <a:outerShdw blurRad="40000" dist="23000" dir="5400000" rotWithShape="0">
+              <a:srgbClr val="000000">
+                <a:alpha val="35000"/>
+              </a:srgbClr>
+            </a:outerShdw>
+          </a:effectLst>
+          <a:scene3d>
+            <a:camera prst="orthographicFront">
+              <a:rot lat="0" lon="0" rev="0"/>
+            </a:camera>
+            <a:lightRig rig="threePt" dir="t">
+              <a:rot lat="0" lon="0" rev="1200000"/>
+            </a:lightRig>
+          </a:scene3d>
+          <a:sp3d>
+            <a:bevelT w="63500" h="25400"/>
+          </a:sp3d>
         </a:effectStyle>
       </a:effectStyleLst>
       <a:bgFillStyleLst>
         <a:solidFill>
           <a:schemeClr val="phClr"/>
         </a:solidFill>
-        <a:solidFill>
-          <a:schemeClr val="phClr">
-            <a:tint val="95000"/>
-            <a:satMod val="170000"/>
-          </a:schemeClr>
-        </a:solidFill>
         <a:gradFill rotWithShape="1">
           <a:gsLst>
             <a:gs pos="0">
               <a:schemeClr val="phClr">
-                <a:tint val="93000"/>
-                <a:satMod val="150000"/>
-                <a:shade val="98000"/>
-                <a:lumMod val="102000"/>
+                <a:tint val="40000"/>
+                <a:satMod val="350000"/>
               </a:schemeClr>
             </a:gs>
-            <a:gs pos="50000">
+            <a:gs pos="40000">
               <a:schemeClr val="phClr">
-                <a:tint val="98000"/>
-                <a:satMod val="130000"/>
-                <a:shade val="90000"/>
-                <a:lumMod val="103000"/>
+                <a:tint val="45000"/>
+                <a:shade val="99000"/>
+                <a:satMod val="350000"/>
               </a:schemeClr>
             </a:gs>
             <a:gs pos="100000">
               <a:schemeClr val="phClr">
-                <a:shade val="63000"/>
-                <a:satMod val="120000"/>
+                <a:shade val="20000"/>
+                <a:satMod val="255000"/>
               </a:schemeClr>
             </a:gs>
           </a:gsLst>
-          <a:lin ang="5400000" scaled="0"/>
+          <a:path path="circle">
+            <a:fillToRect l="50000" t="-80000" r="50000" b="180000"/>
+          </a:path>
+        </a:gradFill>
+        <a:gradFill rotWithShape="1">
+          <a:gsLst>
+            <a:gs pos="0">
+              <a:schemeClr val="phClr">
+                <a:tint val="80000"/>
+                <a:satMod val="300000"/>
+              </a:schemeClr>
+            </a:gs>
+            <a:gs pos="100000">
+              <a:schemeClr val="phClr">
+                <a:shade val="30000"/>
+                <a:satMod val="200000"/>
+              </a:schemeClr>
+            </a:gs>
+          </a:gsLst>
+          <a:path path="circle">
+            <a:fillToRect l="50000" t="50000" r="50000" b="50000"/>
+          </a:path>
         </a:gradFill>
       </a:bgFillStyleLst>
     </a:fmtScheme>
   </a:themeElements>
-  <a:objectDefaults/>
+  <a:objectDefaults>
+    <a:spDef>
+      <a:spPr/>
+      <a:bodyPr/>
+      <a:lstStyle/>
+      <a:style>
+        <a:lnRef idx="1">
+          <a:schemeClr val="accent1"/>
+        </a:lnRef>
+        <a:fillRef idx="3">
+          <a:schemeClr val="accent1"/>
+        </a:fillRef>
+        <a:effectRef idx="2">
+          <a:schemeClr val="accent1"/>
+        </a:effectRef>
+        <a:fontRef idx="minor">
+          <a:schemeClr val="lt1"/>
+        </a:fontRef>
+      </a:style>
+    </a:spDef>
+    <a:lnDef>
+      <a:spPr/>
+      <a:bodyPr/>
+      <a:lstStyle/>
+      <a:style>
+        <a:lnRef idx="2">
+          <a:schemeClr val="accent1"/>
+        </a:lnRef>
+        <a:fillRef idx="0">
+          <a:schemeClr val="accent1"/>
+        </a:fillRef>
+        <a:effectRef idx="1">
+          <a:schemeClr val="accent1"/>
+        </a:effectRef>
+        <a:fontRef idx="minor">
+          <a:schemeClr val="tx1"/>
+        </a:fontRef>
+      </a:style>
+    </a:lnDef>
+  </a:objectDefaults>
   <a:extraClrSchemeLst/>
-  <a:extLst>
-    <a:ext uri="{05A4C25C-085E-4340-85A3-A5531E510DB2}">
-      <thm15:themeFamily xmlns:thm15="http://schemas.microsoft.com/office/thememl/2012/main" name="Office Theme" id="{2E142A2C-CD16-42D6-873A-C26D2A0506FA}" vid="{1BDDFF52-6CD6-40A5-AB3C-68EB2F1E4D0A}"/>
-    </a:ext>
-  </a:extLst>
 </a:theme>
 </file>
--- a/04-regulatory-compliance/HIPAA/Espanol/HIPAA_Practical_Manager_and_Junior_Analyst_Manual_Espanol_v1.0.docx
+++ b/04-regulatory-compliance/HIPAA/Espanol/HIPAA_Practical_Manager_and_Junior_Analyst_Manual_Espanol_v1.0.docx
@@ -2,40 +2,14 @@
 <file path=word/document.xml><?xml version="1.0" encoding="utf-8"?>
 <w:document xmlns:w="http://schemas.openxmlformats.org/wordprocessingml/2006/main" xmlns:m="http://schemas.openxmlformats.org/officeDocument/2006/math" xmlns:r="http://schemas.openxmlformats.org/officeDocument/2006/relationships" xmlns:o="urn:schemas-microsoft-com:office:office" xmlns:v="urn:schemas-microsoft-com:vml" xmlns:w10="urn:schemas-microsoft-com:office:word" xmlns:a="http://schemas.openxmlformats.org/drawingml/2006/main" xmlns:pic="http://schemas.openxmlformats.org/drawingml/2006/picture" xmlns:wp="http://schemas.openxmlformats.org/drawingml/2006/wordprocessingDrawing">
   <w:body>
-    <w:sdt>
-      <w:sdtPr>
-        <w:docPartObj>
-          <w:docPartGallery w:val="Table of Contents"/>
-          <w:docPartUnique/>
-        </w:docPartObj>
-      </w:sdtPr>
-      <w:sdtContent>
-        <w:p>
-          <w:pPr>
-            <w:pStyle w:val="TOCHeading"/>
-          </w:pPr>
-          <w:r>
-            <w:t xml:space="preserve">Table of Contents</w:t>
-          </w:r>
-        </w:p>
-        <w:p>
-          <w:r>
-            <w:fldChar w:fldCharType="begin" w:dirty="true"/>
-            <w:instrText xml:space="preserve">TOC \o "1-3" \h \z \u</w:instrText>
-            <w:fldChar w:fldCharType="separate"/>
-            <w:fldChar w:fldCharType="end"/>
-          </w:r>
-        </w:p>
-      </w:sdtContent>
-    </w:sdt>
     <w:p>
       <w:pPr>
         <w:pStyle w:val="BlockText"/>
       </w:pPr>
       <w:r>
         <w:rPr>
+          <w:b/>
           <w:bCs/>
-          <w:b/>
         </w:rPr>
         <w:t xml:space="preserve">Estado de revisión:</w:t>
       </w:r>
@@ -52,8 +26,8 @@
       </w:pPr>
       <w:r>
         <w:rPr>
+          <w:b/>
           <w:bCs/>
-          <w:b/>
         </w:rPr>
         <w:t xml:space="preserve">CYBERSECURITY, PRIVACY &amp; COMPLIANCE SERIES</w:t>
       </w:r>
@@ -64,8 +38,8 @@
       </w:pPr>
       <w:r>
         <w:rPr>
+          <w:b/>
           <w:bCs/>
-          <w:b/>
         </w:rPr>
         <w:t xml:space="preserve">HIPAA</w:t>
       </w:r>
@@ -76,8 +50,8 @@
       </w:pPr>
       <w:r>
         <w:rPr>
+          <w:b/>
           <w:bCs/>
-          <w:b/>
         </w:rPr>
         <w:t xml:space="preserve">Un Manual de Cumplimiento y Seguridad Prácticas para Gerentes y Analistas Junior</w:t>
       </w:r>
@@ -88,8 +62,8 @@
       </w:pPr>
       <w:r>
         <w:rPr>
+          <w:i/>
           <w:iCs/>
-          <w:i/>
         </w:rPr>
         <w:t xml:space="preserve">How health-information privacy, security, breach response, evidence, and oversight work in practice</w:t>
       </w:r>
@@ -100,8 +74,8 @@
       </w:pPr>
       <w:r>
         <w:rPr>
+          <w:b/>
           <w:bCs/>
-          <w:b/>
         </w:rPr>
         <w:t xml:space="preserve">Alberto (Al) Leiva</w:t>
       </w:r>
@@ -120,8 +94,8 @@
       </w:pPr>
       <w:r>
         <w:rPr>
+          <w:b/>
           <w:bCs/>
-          <w:b/>
         </w:rPr>
         <w:t xml:space="preserve">Inside:</w:t>
       </w:r>
@@ -140,7 +114,7 @@
         <w:t xml:space="preserve">|. |</w:t>
       </w:r>
     </w:p>
-    <w:bookmarkStart w:id="22" w:name="publication-and-use-notice"/>
+    <w:bookmarkStart w:id="11" w:name="publication-and-use-notice"/>
     <w:p>
       <w:pPr>
         <w:pStyle w:val="Heading1"/>
@@ -173,7 +147,7 @@
         <w:t xml:space="preserve">Propósito: Educación gratuita y práctica para directivos, estudiantes, cambiadores de carrera, analistas juniores, profesionales de la privacidad y profesionales de la ciberseguridad.</w:t>
       </w:r>
     </w:p>
-    <w:bookmarkStart w:id="20" w:name="aviso-educativo-y-legal"/>
+    <w:bookmarkStart w:id="9" w:name="aviso-educativo-y-legal"/>
     <w:p>
       <w:pPr>
         <w:pStyle w:val="Heading2"/>
@@ -190,8 +164,8 @@
         <w:t xml:space="preserve">Este manual proporciona información educativa general. No es asesoramiento jurídico y no reemplaza asesoramiento de abogados calificados, oficiales de privacidad, oficiales de seguridad o profesionales de la información sanitaria. Los derechos de HIPAA dependen de hechos, papel, contratos, normativa y orientación federales actuales, leyes estatales y otras normas de información sanitaria.</w:t>
       </w:r>
     </w:p>
-    <w:bookmarkEnd w:id="20"/>
-    <w:bookmarkStart w:id="21" w:name="uso-ético-y-autorizado"/>
+    <w:bookmarkEnd w:id="9"/>
+    <w:bookmarkStart w:id="10" w:name="uso-ético-y-autorizado"/>
     <w:p>
       <w:pPr>
         <w:pStyle w:val="Heading2"/>
@@ -208,9 +182,9 @@
         <w:t xml:space="preserve">Utilice herramientas técnicas y ejercicios sólo con autorización escrita y sólo con datos ficticios, sintéticos o adecuadamente desidentificados. Nunca coloque información de pacientes reales en un repositorio público, laboratorio de formación, demostración, cartera o servicio no aprobado. La habilidad técnica no crea permiso.</w:t>
       </w:r>
     </w:p>
-    <w:bookmarkEnd w:id="21"/>
-    <w:bookmarkEnd w:id="22"/>
-    <w:bookmarkStart w:id="23" w:name="prefacio"/>
+    <w:bookmarkEnd w:id="10"/>
+    <w:bookmarkEnd w:id="11"/>
+    <w:bookmarkStart w:id="12" w:name="prefacio"/>
     <w:p>
       <w:pPr>
         <w:pStyle w:val="Heading1"/>
@@ -225,8 +199,8 @@
       </w:pPr>
       <w:r>
         <w:rPr>
+          <w:i/>
           <w:iCs/>
-          <w:i/>
         </w:rPr>
         <w:t xml:space="preserve">Una introducción acogedora al trabajo práctico HIPAA</w:t>
       </w:r>
@@ -264,8 +238,8 @@
       </w:pPr>
       <w:r>
         <w:rPr>
+          <w:b/>
           <w:bCs/>
-          <w:b/>
         </w:rPr>
         <w:t xml:space="preserve">Lección central:</w:t>
       </w:r>
@@ -290,8 +264,8 @@
       </w:pPr>
       <w:r>
         <w:rPr>
+          <w:i/>
           <w:iCs/>
-          <w:i/>
         </w:rPr>
         <w:t xml:space="preserve">— Alberto (Al) Leiva</w:t>
       </w:r>
@@ -352,8 +326,8 @@
         <w:t xml:space="preserve">|. |</w:t>
       </w:r>
     </w:p>
-    <w:bookmarkEnd w:id="23"/>
-    <w:bookmarkStart w:id="24" w:name="tabla-de-contenidos"/>
+    <w:bookmarkEnd w:id="12"/>
+    <w:bookmarkStart w:id="13" w:name="tabla-de-contenidos"/>
     <w:p>
       <w:pPr>
         <w:pStyle w:val="Heading1"/>
@@ -1125,7 +1099,7 @@
           <w:rPr>
             <w:rStyle w:val="Hyperlink"/>
           </w:rPr>
-          <w:t xml:space="preserve">13. Libro de juegos HIPAA del administrador [26](#managers-hipaa-playbook)</w:t>
+          <w:t xml:space="preserve">13. Manual de HIPAA para gerentes [26](#managers-hipaa-playbook)</w:t>
         </w:r>
       </w:hyperlink>
     </w:p>
@@ -2087,7 +2061,7 @@
           <w:rPr>
             <w:rStyle w:val="Hyperlink"/>
           </w:rPr>
-          <w:t xml:space="preserve">19.5 Lista de comprobación previa de la auditoría [41](#manager-pre-audit-checklist)</w:t>
+          <w:t xml:space="preserve">19.5 Lista de verificación previa a la auditoría para gerentes [41](#manager-pre-audit-checklist)</w:t>
         </w:r>
       </w:hyperlink>
     </w:p>
@@ -2130,8 +2104,8 @@
         </w:r>
       </w:hyperlink>
     </w:p>
-    <w:bookmarkEnd w:id="24"/>
-    <w:bookmarkStart w:id="32" w:name="hipaa-foundations"/>
+    <w:bookmarkEnd w:id="13"/>
+    <w:bookmarkStart w:id="21" w:name="hipaa-foundations"/>
     <w:p>
       <w:pPr>
         <w:pStyle w:val="Heading1"/>
@@ -2146,8 +2120,8 @@
       </w:pPr>
       <w:r>
         <w:rPr>
+          <w:i/>
           <w:iCs/>
-          <w:i/>
         </w:rPr>
         <w:t xml:space="preserve">Lo que HIPAA cubre, lo que no cubre, y cómo sus reglas principales funcionan juntas.</w:t>
       </w:r>
@@ -2160,13 +2134,7 @@
         <w:t xml:space="preserve">■img src=</w:t>
       </w:r>
       <w:r>
-        <w:t xml:space="preserve">“</w:t>
-      </w:r>
-      <w:r>
-        <w:t xml:space="preserve">media/image1.png</w:t>
-      </w:r>
-      <w:r>
-        <w:t xml:space="preserve">”</w:t>
+        <w:t xml:space="preserve">“media/image1.png”</w:t>
       </w:r>
       <w:r>
         <w:t xml:space="preserve"> </w:t>
@@ -2175,13 +2143,7 @@
         <w:t xml:space="preserve">estilo=</w:t>
       </w:r>
       <w:r>
-        <w:t xml:space="preserve">“</w:t>
-      </w:r>
-      <w:r>
-        <w:t xml:space="preserve">width:6.15in;height:2.9808in</w:t>
-      </w:r>
-      <w:r>
-        <w:t xml:space="preserve">”</w:t>
+        <w:t xml:space="preserve">“width:6.15in;height:2.9808in”</w:t>
       </w:r>
       <w:r>
         <w:t xml:space="preserve"> </w:t>
@@ -2190,13 +2152,7 @@
         <w:t xml:space="preserve">alt=</w:t>
       </w:r>
       <w:r>
-        <w:t xml:space="preserve">“</w:t>
-      </w:r>
-      <w:r>
-        <w:t xml:space="preserve">Privacy, Security, Breach Notification, and Enforcement are connected.</w:t>
-      </w:r>
-      <w:r>
-        <w:t xml:space="preserve">”</w:t>
+        <w:t xml:space="preserve">“Privacy, Security, Breach Notification, and Enforcement are connected.”</w:t>
       </w:r>
       <w:r>
         <w:t xml:space="preserve"> </w:t>
@@ -2213,7 +2169,7 @@
         <w:t xml:space="preserve">Figura 1. Las principales áreas de cumplimiento HIPAA</w:t>
       </w:r>
     </w:p>
-    <w:bookmarkStart w:id="25" w:name="the-hipaa-rules"/>
+    <w:bookmarkStart w:id="14" w:name="the-hipaa-rules"/>
     <w:p>
       <w:pPr>
         <w:pStyle w:val="Heading2"/>
@@ -2228,8 +2184,8 @@
       </w:pPr>
       <w:r>
         <w:rPr>
+          <w:b/>
           <w:bCs/>
-          <w:b/>
         </w:rPr>
         <w:t xml:space="preserve">Area</w:t>
       </w:r>
@@ -2276,8 +2232,8 @@
         <w:t xml:space="preserve">tención Transacciones y conjuntos de códigos tención Estándariza las operaciones electrónicas de salud</w:t>
       </w:r>
     </w:p>
-    <w:bookmarkEnd w:id="25"/>
-    <w:bookmarkStart w:id="26" w:name="X98df3c8238af7f4111eacfb73e3fe15dff385e9"/>
+    <w:bookmarkEnd w:id="14"/>
+    <w:bookmarkStart w:id="15" w:name="X98df3c8238af7f4111eacfb73e3fe15dff385e9"/>
     <w:p>
       <w:pPr>
         <w:pStyle w:val="Heading2"/>
@@ -2294,8 +2250,8 @@
         <w:t xml:space="preserve">HIPAA se aplica a entidades cubiertas, socios comerciales y ciertos arreglos conexos. Una aplicación de fitness, empleador, escuela, seguro de vida o servicio directo a consumidor puede tener datos de salud sensibles sin ser una entidad cubierta HIPAA. Otras leyes federales y estatales todavía pueden aplicarse.</w:t>
       </w:r>
     </w:p>
-    <w:bookmarkEnd w:id="26"/>
-    <w:bookmarkStart w:id="27" w:name="punto-de-control-de-la-ley-actual"/>
+    <w:bookmarkEnd w:id="15"/>
+    <w:bookmarkStart w:id="16" w:name="punto-de-control-de-la-ley-actual"/>
     <w:p>
       <w:pPr>
         <w:pStyle w:val="Heading2"/>
@@ -2310,8 +2266,8 @@
       </w:pPr>
       <w:r>
         <w:rPr>
+          <w:b/>
           <w:bCs/>
-          <w:b/>
         </w:rPr>
         <w:t xml:space="preserve">Importante:</w:t>
       </w:r>
@@ -2330,11 +2286,11 @@
     </w:p>
     <w:p>
       <w:pPr>
+        <w:pStyle w:val="Compact"/>
         <w:numPr>
           <w:ilvl w:val="0"/>
           <w:numId w:val="1001"/>
         </w:numPr>
-        <w:pStyle w:val="Compact"/>
       </w:pPr>
       <w:r>
         <w:t xml:space="preserve">Alcance, Rols, PHI y ePHI</w:t>
@@ -2346,8 +2302,8 @@
       </w:pPr>
       <w:r>
         <w:rPr>
+          <w:i/>
           <w:iCs/>
-          <w:i/>
         </w:rPr>
         <w:t xml:space="preserve">Cómo identificar entidades reguladas, información protegida, límites y responsabilidades</w:t>
       </w:r>
@@ -2363,13 +2319,7 @@
         <w:t xml:space="preserve">■img src=</w:t>
       </w:r>
       <w:r>
-        <w:t xml:space="preserve">“</w:t>
-      </w:r>
-      <w:r>
-        <w:t xml:space="preserve">media/image2.png</w:t>
-      </w:r>
-      <w:r>
-        <w:t xml:space="preserve">”</w:t>
+        <w:t xml:space="preserve">“media/image2.png”</w:t>
       </w:r>
       <w:r>
         <w:t xml:space="preserve"> </w:t>
@@ -2378,13 +2328,7 @@
         <w:t xml:space="preserve">estilo=</w:t>
       </w:r>
       <w:r>
-        <w:t xml:space="preserve">“</w:t>
-      </w:r>
-      <w:r>
-        <w:t xml:space="preserve">width:6.15in;height:3.27065in</w:t>
-      </w:r>
-      <w:r>
-        <w:t xml:space="preserve">”</w:t>
+        <w:t xml:space="preserve">“width:6.15in;height:3.27065in”</w:t>
       </w:r>
       <w:r>
         <w:t xml:space="preserve"> </w:t>
@@ -2393,13 +2337,7 @@
         <w:t xml:space="preserve">alt=</w:t>
       </w:r>
       <w:r>
-        <w:t xml:space="preserve">“</w:t>
-      </w:r>
-      <w:r>
-        <w:t xml:space="preserve">PHI es creado, utilizado, compartido, almacenado y destruido a través de su ciclo de vida.</w:t>
-      </w:r>
-      <w:r>
-        <w:t xml:space="preserve">”</w:t>
+        <w:t xml:space="preserve">“PHI es creado, utilizado, compartido, almacenado y destruido a través de su ciclo de vida.”</w:t>
       </w:r>
       <w:r>
         <w:t xml:space="preserve"> </w:t>
@@ -2416,8 +2354,8 @@
         <w:t xml:space="preserve">Figura 2. Ciclo de vida de la PHI</w:t>
       </w:r>
     </w:p>
-    <w:bookmarkEnd w:id="27"/>
-    <w:bookmarkStart w:id="28" w:name="entidades-cubiertas"/>
+    <w:bookmarkEnd w:id="16"/>
+    <w:bookmarkStart w:id="17" w:name="entidades-cubiertas"/>
     <w:p>
       <w:pPr>
         <w:pStyle w:val="Heading2"/>
@@ -2459,8 +2397,8 @@
         <w:t xml:space="preserve">Proveedores de atención de salud que transmiten información electrónica en relación con una transacción cubierta</w:t>
       </w:r>
     </w:p>
-    <w:bookmarkEnd w:id="28"/>
-    <w:bookmarkStart w:id="29" w:name="empresas-asociadas"/>
+    <w:bookmarkEnd w:id="17"/>
+    <w:bookmarkStart w:id="18" w:name="empresas-asociadas"/>
     <w:p>
       <w:pPr>
         <w:pStyle w:val="Heading2"/>
@@ -2477,8 +2415,8 @@
         <w:t xml:space="preserve">Un socio de negocios realiza ciertas funciones o servicios para una entidad cubierta que implica PHI. Un subcontratista que crea, recibe, mantiene o transmite PHI en nombre de un socio comercial también puede ser un socio comercial. El estado viene de los hechos y reglas, no sólo de si se firma un contrato.</w:t>
       </w:r>
     </w:p>
-    <w:bookmarkEnd w:id="29"/>
-    <w:bookmarkStart w:id="30" w:name="phi-and-ephi"/>
+    <w:bookmarkEnd w:id="18"/>
+    <w:bookmarkStart w:id="19" w:name="phi-and-ephi"/>
     <w:p>
       <w:pPr>
         <w:pStyle w:val="Heading2"/>
@@ -2495,8 +2433,8 @@
         <w:t xml:space="preserve">La información sobre la salud protegida es una información de salud individualizada que se mantiene o transmite por una entidad o un asociado comercial cubiertos, con exclusión de determinados registros de educación y empleo. ePHI es PHI mantenido o transmitido electrónicamente. The Security Rule protects ePHI; the Privacy Rule protects PHI in any form.</w:t>
       </w:r>
     </w:p>
-    <w:bookmarkEnd w:id="30"/>
-    <w:bookmarkStart w:id="31" w:name="de-identification"/>
+    <w:bookmarkEnd w:id="19"/>
+    <w:bookmarkStart w:id="20" w:name="de-identification"/>
     <w:p>
       <w:pPr>
         <w:pStyle w:val="Heading2"/>
@@ -2509,27 +2447,26 @@
       <w:tblPr>
         <w:tblStyle w:val="Table"/>
         <w:tblW w:type="pct" w:w="5000"/>
+        <w:tblLayout w:type="fixed"/>
         <w:tblLook w:firstRow="1" w:lastRow="0" w:firstColumn="0" w:lastColumn="0" w:noHBand="0" w:noVBand="0" w:val="0020"/>
-        <w:jc w:val="start"/>
       </w:tblPr>
       <w:tblGrid>
         <w:gridCol w:w="7920"/>
       </w:tblGrid>
       <w:tr>
         <w:trPr>
-          <w:tblHeader w:val="true"/>
+          <w:tblHeader w:val="on"/>
         </w:trPr>
         <w:tc>
           <w:tcPr/>
           <w:p>
             <w:pPr>
               <w:pStyle w:val="Compact"/>
-              <w:jc w:val="left"/>
             </w:pPr>
             <w:r>
               <w:rPr>
+                <w:b/>
                 <w:bCs/>
-                <w:b/>
               </w:rPr>
               <w:t xml:space="preserve">Metodoxo</w:t>
             </w:r>
@@ -2562,7 +2499,17 @@
         <w:pStyle w:val="BodyText"/>
       </w:pPr>
       <w:r>
-        <w:t xml:space="preserve">*Manager checkpoint:** Requiere un análisis por escrito de alcance y función para cada entidad jurídica, servicio, producto, función del empleador, actividad de investigación, proveedor y flujo de datos.</w:t>
+        <w:rPr>
+          <w:b/>
+          <w:bCs/>
+        </w:rPr>
+        <w:t xml:space="preserve">Punto de control para gerentes:</w:t>
+      </w:r>
+      <w:r>
+        <w:t xml:space="preserve"> </w:t>
+      </w:r>
+      <w:r>
+        <w:t xml:space="preserve">Requiere un análisis por escrito de alcance y función para cada entidad jurídica, servicio, producto, función del empleador, actividad de investigación, proveedor y flujo de datos.</w:t>
       </w:r>
       <w:r>
         <w:t xml:space="preserve"> </w:t>
@@ -2571,9 +2518,9 @@
         <w:t xml:space="preserve">|. |</w:t>
       </w:r>
     </w:p>
-    <w:bookmarkEnd w:id="31"/>
-    <w:bookmarkEnd w:id="32"/>
-    <w:bookmarkStart w:id="41" w:name="regla-de-privacidad-usos-y-divulgaciones"/>
+    <w:bookmarkEnd w:id="20"/>
+    <w:bookmarkEnd w:id="21"/>
+    <w:bookmarkStart w:id="30" w:name="regla-de-privacidad-usos-y-divulgaciones"/>
     <w:p>
       <w:pPr>
         <w:pStyle w:val="Heading1"/>
@@ -2584,17 +2531,17 @@
     </w:p>
     <w:p>
       <w:pPr>
+        <w:pStyle w:val="Compact"/>
         <w:numPr>
           <w:ilvl w:val="0"/>
           <w:numId w:val="1003"/>
         </w:numPr>
-        <w:pStyle w:val="Compact"/>
       </w:pPr>
       <w:r>
         <w:t xml:space="preserve">Usos, autorizaciones, mínimo necesario, verificación, avisos y situaciones especiales*.</w:t>
       </w:r>
     </w:p>
-    <w:bookmarkStart w:id="33" w:name="necesario-versus-permitido"/>
+    <w:bookmarkStart w:id="22" w:name="necesario-versus-permitido"/>
     <w:p>
       <w:pPr>
         <w:pStyle w:val="Heading2"/>
@@ -2611,8 +2558,8 @@
         <w:t xml:space="preserve">The Privacy Rule requires disclosure to the individual in certain rights situations and to HHS for enforcement. Permite muchos otros usos y divulgaciones cuando se cumplen las condiciones. La divulgación permitida no siempre es obligatoria; otras leyes y deberes profesionales pueden afectar la decisión.</w:t>
       </w:r>
     </w:p>
-    <w:bookmarkEnd w:id="33"/>
-    <w:bookmarkStart w:id="34" w:name="tratamiento-pago-y-operaciones-de-salud"/>
+    <w:bookmarkEnd w:id="22"/>
+    <w:bookmarkStart w:id="23" w:name="tratamiento-pago-y-operaciones-de-salud"/>
     <w:p>
       <w:pPr>
         <w:pStyle w:val="Heading2"/>
@@ -2629,8 +2576,8 @@
         <w:t xml:space="preserve">Las entidades cubiertas pueden utilizar y divulgar PHI para operaciones de tratamiento, pago y atención de la salud bajo la regla. Los equipos todavía deben confirmar el propósito, el destinatario, el papel, la norma mínima necesaria aplicable, los avisos y otras condiciones.</w:t>
       </w:r>
     </w:p>
-    <w:bookmarkEnd w:id="34"/>
-    <w:bookmarkStart w:id="35" w:name="authorization"/>
+    <w:bookmarkEnd w:id="23"/>
+    <w:bookmarkStart w:id="24" w:name="authorization"/>
     <w:p>
       <w:pPr>
         <w:pStyle w:val="Heading2"/>
@@ -2705,8 +2652,8 @@
         <w:t xml:space="preserve">Aplicar reglas especiales para notas de psicoterapia, marketing y venta de PHI.</w:t>
       </w:r>
     </w:p>
-    <w:bookmarkEnd w:id="35"/>
-    <w:bookmarkStart w:id="36" w:name="mínimo-necesario"/>
+    <w:bookmarkEnd w:id="24"/>
+    <w:bookmarkStart w:id="25" w:name="mínimo-necesario"/>
     <w:p>
       <w:pPr>
         <w:pStyle w:val="Heading2"/>
@@ -2723,8 +2670,8 @@
         <w:t xml:space="preserve">Cuando se aplica la norma mínima necesaria, se limitan los usos, las revelaciones y las solicitudes al PHI razonablemente necesarias para ello. Definir las funciones de la fuerza de trabajo, los protocolos de rutina, la revisión no rutinaria y la dependencia razonable. La norma tiene excepciones, incluyendo información o solicitudes de un proveedor de atención médica para el tratamiento.</w:t>
       </w:r>
     </w:p>
-    <w:bookmarkEnd w:id="36"/>
-    <w:bookmarkStart w:id="37" w:name="publicaciones-permitidas-especiales"/>
+    <w:bookmarkEnd w:id="25"/>
+    <w:bookmarkStart w:id="26" w:name="publicaciones-permitidas-especiales"/>
     <w:p>
       <w:pPr>
         <w:pStyle w:val="Heading2"/>
@@ -2739,8 +2686,8 @@
       </w:pPr>
       <w:r>
         <w:rPr>
+          <w:b/>
           <w:bCs/>
-          <w:b/>
         </w:rPr>
         <w:t xml:space="preserve">Situación</w:t>
       </w:r>
@@ -2815,11 +2762,11 @@
     </w:p>
     <w:p>
       <w:pPr>
+        <w:pStyle w:val="Compact"/>
         <w:numPr>
           <w:ilvl w:val="0"/>
           <w:numId w:val="1005"/>
         </w:numPr>
-        <w:pStyle w:val="Compact"/>
       </w:pPr>
       <w:r>
         <w:t xml:space="preserve">Derechos individuales y operaciones de privacidad</w:t>
@@ -2831,8 +2778,8 @@
       </w:pPr>
       <w:r>
         <w:rPr>
+          <w:i/>
           <w:iCs/>
-          <w:i/>
         </w:rPr>
         <w:t xml:space="preserve">Cómo recibir, verificar, completar y documentar solicitudes de pacientes y miembros</w:t>
       </w:r>
@@ -2840,8 +2787,8 @@
         <w:t xml:space="preserve">.</w:t>
       </w:r>
     </w:p>
-    <w:bookmarkEnd w:id="37"/>
-    <w:bookmarkStart w:id="38" w:name="sinopsis-de-derechos"/>
+    <w:bookmarkEnd w:id="26"/>
+    <w:bookmarkStart w:id="27" w:name="sinopsis-de-derechos"/>
     <w:p>
       <w:pPr>
         <w:pStyle w:val="Heading2"/>
@@ -2854,27 +2801,26 @@
       <w:tblPr>
         <w:tblStyle w:val="Table"/>
         <w:tblW w:type="pct" w:w="5000"/>
+        <w:tblLayout w:type="fixed"/>
         <w:tblLook w:firstRow="1" w:lastRow="0" w:firstColumn="0" w:lastColumn="0" w:noHBand="0" w:noVBand="0" w:val="0020"/>
-        <w:jc w:val="start"/>
       </w:tblPr>
       <w:tblGrid>
         <w:gridCol w:w="7920"/>
       </w:tblGrid>
       <w:tr>
         <w:trPr>
-          <w:tblHeader w:val="true"/>
+          <w:tblHeader w:val="on"/>
         </w:trPr>
         <w:tc>
           <w:tcPr/>
           <w:p>
             <w:pPr>
               <w:pStyle w:val="Compact"/>
-              <w:jc w:val="left"/>
             </w:pPr>
             <w:r>
               <w:rPr>
+                <w:b/>
                 <w:bCs/>
-                <w:b/>
               </w:rPr>
               <w:t xml:space="preserve">Justo</w:t>
             </w:r>
@@ -2889,8 +2835,8 @@
             </w:r>
             <w:r>
               <w:rPr>
+                <w:b/>
                 <w:bCs/>
-                <w:b/>
               </w:rPr>
               <w:t xml:space="preserve">Tiempo típico</w:t>
             </w:r>
@@ -2942,8 +2888,8 @@
         <w:t xml:space="preserve">← Reclamación | No hay represalias; proceso bajo la política Silencioso Iniciar sesión, investigar, responder, mitigar, retener pruebas</w:t>
       </w:r>
     </w:p>
-    <w:bookmarkEnd w:id="38"/>
-    <w:bookmarkStart w:id="39" w:name="X6e03ed4179efe59230640b0cedeaa81bf9508b9"/>
+    <w:bookmarkEnd w:id="27"/>
+    <w:bookmarkStart w:id="28" w:name="X6e03ed4179efe59230640b0cedeaa81bf9508b9"/>
     <w:p>
       <w:pPr>
         <w:pStyle w:val="Heading2"/>
@@ -2960,8 +2906,8 @@
         <w:t xml:space="preserve">El derecho de acceso de un individuo bajo 45 CFR 164.524 tiene su propio alcance, tiempo, negación, formato y reglas de tarifas. No aplique automáticamente un proceso de autorización o cree barreras que la regla de acceso no permita.</w:t>
       </w:r>
     </w:p>
-    <w:bookmarkEnd w:id="39"/>
-    <w:bookmarkStart w:id="40" w:name="archivo-de-solicitud-defensible"/>
+    <w:bookmarkEnd w:id="28"/>
+    <w:bookmarkStart w:id="29" w:name="archivo-de-solicitud-defensible"/>
     <w:p>
       <w:pPr>
         <w:pStyle w:val="Heading2"/>
@@ -3047,9 +2993,9 @@
         <w:t xml:space="preserve">Respuesta, prueba de entrega y fecha de terminación</w:t>
       </w:r>
     </w:p>
-    <w:bookmarkEnd w:id="40"/>
-    <w:bookmarkEnd w:id="41"/>
-    <w:bookmarkStart w:id="46" w:name="security-rule-foundations"/>
+    <w:bookmarkEnd w:id="29"/>
+    <w:bookmarkEnd w:id="30"/>
+    <w:bookmarkStart w:id="35" w:name="security-rule-foundations"/>
     <w:p>
       <w:pPr>
         <w:pStyle w:val="Heading1"/>
@@ -3064,8 +3010,8 @@
       </w:pPr>
       <w:r>
         <w:rPr>
+          <w:i/>
           <w:iCs/>
-          <w:i/>
         </w:rPr>
         <w:t xml:space="preserve">Requisitos generales, flexibilidad, especificaciones requeridas y accesibles y pruebas</w:t>
       </w:r>
@@ -3081,13 +3027,7 @@
         <w:t xml:space="preserve">لimg src=</w:t>
       </w:r>
       <w:r>
-        <w:t xml:space="preserve">“</w:t>
-      </w:r>
-      <w:r>
-        <w:t xml:space="preserve">media/image3.png</w:t>
-      </w:r>
-      <w:r>
-        <w:t xml:space="preserve">”</w:t>
+        <w:t xml:space="preserve">“media/image3.png”</w:t>
       </w:r>
       <w:r>
         <w:t xml:space="preserve"> </w:t>
@@ -3096,13 +3036,7 @@
         <w:t xml:space="preserve">style=</w:t>
       </w:r>
       <w:r>
-        <w:t xml:space="preserve">“</w:t>
-      </w:r>
-      <w:r>
-        <w:t xml:space="preserve">width:6.15in;height:3.33266in</w:t>
-      </w:r>
-      <w:r>
-        <w:t xml:space="preserve">”</w:t>
+        <w:t xml:space="preserve">“width:6.15in;height:3.33266in”</w:t>
       </w:r>
       <w:r>
         <w:t xml:space="preserve"> </w:t>
@@ -3111,13 +3045,7 @@
         <w:t xml:space="preserve">alt=</w:t>
       </w:r>
       <w:r>
-        <w:t xml:space="preserve">“</w:t>
-      </w:r>
-      <w:r>
-        <w:t xml:space="preserve">Las salvaguardias administrativas, físicas y técnicas dependen del análisis de riesgos.</w:t>
-      </w:r>
-      <w:r>
-        <w:t xml:space="preserve">”</w:t>
+        <w:t xml:space="preserve">“Las salvaguardias administrativas, físicas y técnicas dependen del análisis de riesgos.”</w:t>
       </w:r>
       <w:r>
         <w:t xml:space="preserve"> </w:t>
@@ -3174,7 +3102,7 @@
         <w:t xml:space="preserve">Asegurar el cumplimiento de la fuerza laboral.</w:t>
       </w:r>
     </w:p>
-    <w:bookmarkStart w:id="42" w:name="requisitos-y-accesibles"/>
+    <w:bookmarkStart w:id="31" w:name="requisitos-y-accesibles"/>
     <w:p>
       <w:pPr>
         <w:pStyle w:val="Heading2"/>
@@ -3189,8 +3117,8 @@
       </w:pPr>
       <w:r>
         <w:rPr>
+          <w:b/>
           <w:bCs/>
-          <w:b/>
         </w:rPr>
         <w:t xml:space="preserve">La adición no significa opcional:</w:t>
       </w:r>
@@ -3209,8 +3137,8 @@
         <w:t xml:space="preserve">|. |</w:t>
       </w:r>
     </w:p>
-    <w:bookmarkEnd w:id="42"/>
-    <w:bookmarkStart w:id="43" w:name="análisis-de-riesgos-y-gestión-de-riesgos"/>
+    <w:bookmarkEnd w:id="31"/>
+    <w:bookmarkStart w:id="32" w:name="análisis-de-riesgos-y-gestión-de-riesgos"/>
     <w:p>
       <w:pPr>
         <w:pStyle w:val="Heading2"/>
@@ -3295,11 +3223,11 @@
     </w:p>
     <w:p>
       <w:pPr>
+        <w:pStyle w:val="Compact"/>
         <w:numPr>
           <w:ilvl w:val="0"/>
           <w:numId w:val="1008"/>
         </w:numPr>
-        <w:pStyle w:val="Compact"/>
       </w:pPr>
       <w:r>
         <w:t xml:space="preserve">Salvaguardias administrativas</w:t>
@@ -3311,8 +3239,8 @@
       </w:pPr>
       <w:r>
         <w:rPr>
+          <w:i/>
           <w:iCs/>
-          <w:i/>
         </w:rPr>
         <w:t xml:space="preserve">Los procesos de gestión que convierten la política en protección repetible</w:t>
       </w:r>
@@ -3324,22 +3252,21 @@
       <w:tblPr>
         <w:tblStyle w:val="Table"/>
         <w:tblW w:type="pct" w:w="5000"/>
+        <w:tblLayout w:type="fixed"/>
         <w:tblLook w:firstRow="1" w:lastRow="0" w:firstColumn="0" w:lastColumn="0" w:noHBand="0" w:noVBand="0" w:val="0020"/>
-        <w:jc w:val="start"/>
       </w:tblPr>
       <w:tblGrid>
         <w:gridCol w:w="7920"/>
       </w:tblGrid>
       <w:tr>
         <w:trPr>
-          <w:tblHeader w:val="true"/>
+          <w:tblHeader w:val="on"/>
         </w:trPr>
         <w:tc>
           <w:tcPr/>
           <w:p>
             <w:pPr>
               <w:pStyle w:val="Compact"/>
-              <w:jc w:val="left"/>
             </w:pPr>
             <w:r>
               <w:t xml:space="preserve">**</w:t>
@@ -3353,7 +3280,6 @@
           <w:p>
             <w:pPr>
               <w:pStyle w:val="Compact"/>
-              <w:jc w:val="left"/>
             </w:pPr>
             <w:r>
               <w:t xml:space="preserve">TEN 164.308(a)(1)</w:t>
@@ -3367,7 +3293,6 @@
           <w:p>
             <w:pPr>
               <w:pStyle w:val="Compact"/>
-              <w:jc w:val="left"/>
             </w:pPr>
             <w:r>
               <w:t xml:space="preserve">tención 164.308(a)(2)</w:t>
@@ -3381,7 +3306,6 @@
           <w:p>
             <w:pPr>
               <w:pStyle w:val="Compact"/>
-              <w:jc w:val="left"/>
             </w:pPr>
             <w:r>
               <w:t xml:space="preserve">164.308(a)(3)</w:t>
@@ -3395,7 +3319,6 @@
           <w:p>
             <w:pPr>
               <w:pStyle w:val="Compact"/>
-              <w:jc w:val="left"/>
             </w:pPr>
             <w:r>
               <w:t xml:space="preserve">164.308(a)(4)</w:t>
@@ -3409,7 +3332,6 @@
           <w:p>
             <w:pPr>
               <w:pStyle w:val="Compact"/>
-              <w:jc w:val="left"/>
             </w:pPr>
             <w:r>
               <w:t xml:space="preserve">164.308(a)(5)</w:t>
@@ -3423,7 +3345,6 @@
           <w:p>
             <w:pPr>
               <w:pStyle w:val="Compact"/>
-              <w:jc w:val="left"/>
             </w:pPr>
             <w:r>
               <w:t xml:space="preserve">tención 164.308(a)(6) Silenciosos procedimientos de incidentes de seguridad</w:t>
@@ -3437,7 +3358,6 @@
           <w:p>
             <w:pPr>
               <w:pStyle w:val="Compact"/>
-              <w:jc w:val="left"/>
             </w:pPr>
             <w:r>
               <w:t xml:space="preserve">164.308(a)(7)</w:t>
@@ -3451,7 +3371,6 @@
           <w:p>
             <w:pPr>
               <w:pStyle w:val="Compact"/>
-              <w:jc w:val="left"/>
             </w:pPr>
             <w:r>
               <w:t xml:space="preserve">tención 164.308(a)(8)</w:t>
@@ -3465,7 +3384,6 @@
           <w:p>
             <w:pPr>
               <w:pStyle w:val="Compact"/>
-              <w:jc w:val="left"/>
             </w:pPr>
             <w:r>
               <w:t xml:space="preserve">164.308(b)</w:t>
@@ -3474,8 +3392,8 @@
         </w:tc>
       </w:tr>
     </w:tbl>
-    <w:bookmarkEnd w:id="43"/>
-    <w:bookmarkStart w:id="44" w:name="Xed01e7a33b41ab284ff4a7baabf9ab958b4e5aa"/>
+    <w:bookmarkEnd w:id="32"/>
+    <w:bookmarkStart w:id="33" w:name="Xed01e7a33b41ab284ff4a7baabf9ab958b4e5aa"/>
     <w:p>
       <w:pPr>
         <w:pStyle w:val="Heading2"/>
@@ -3492,8 +3410,8 @@
         <w:t xml:space="preserve">Definir qué registros de auditoría, informes de acceso, eventos de seguridad, informes de excepción y alertas se revisan; con qué frecuencia; por quién; cómo se mantienen las pruebas; y cómo la actividad sospechosa se convierte en un incidente o acción correctiva.</w:t>
       </w:r>
     </w:p>
-    <w:bookmarkEnd w:id="44"/>
-    <w:bookmarkStart w:id="45" w:name="contingency-evidence"/>
+    <w:bookmarkEnd w:id="33"/>
+    <w:bookmarkStart w:id="34" w:name="contingency-evidence"/>
     <w:p>
       <w:pPr>
         <w:pStyle w:val="Heading2"/>
@@ -3579,9 +3497,9 @@
         <w:t xml:space="preserve">Lecciones, propietarios y fechas</w:t>
       </w:r>
     </w:p>
-    <w:bookmarkEnd w:id="45"/>
-    <w:bookmarkEnd w:id="46"/>
-    <w:bookmarkStart w:id="50" w:name="salvaguardias-físicas-y-técnicas"/>
+    <w:bookmarkEnd w:id="34"/>
+    <w:bookmarkEnd w:id="35"/>
+    <w:bookmarkStart w:id="39" w:name="salvaguardias-físicas-y-técnicas"/>
     <w:p>
       <w:pPr>
         <w:pStyle w:val="Heading1"/>
@@ -3596,8 +3514,8 @@
       </w:pPr>
       <w:r>
         <w:rPr>
+          <w:i/>
           <w:iCs/>
-          <w:i/>
         </w:rPr>
         <w:t xml:space="preserve">Facilidades, estaciones de trabajo, medios de comunicación, identidad, acceso, auditoría, integridad y controles de transmisión.</w:t>
       </w:r>
@@ -3682,7 +3600,7 @@
         <w:t xml:space="preserve">TEN 164.316 TENRI Políticas, procedimientos y documentación TEN Aplicar políticas razonables y conservar la documentación necesaria durante seis años. | Políticas aprobadas, versiones, pruebas de retención de seis años</w:t>
       </w:r>
     </w:p>
-    <w:bookmarkStart w:id="47" w:name="principios-de-control-técnico"/>
+    <w:bookmarkStart w:id="36" w:name="principios-de-control-técnico"/>
     <w:p>
       <w:pPr>
         <w:pStyle w:val="Heading2"/>
@@ -3781,11 +3699,11 @@
     </w:p>
     <w:p>
       <w:pPr>
+        <w:pStyle w:val="Compact"/>
         <w:numPr>
           <w:ilvl w:val="0"/>
           <w:numId w:val="1011"/>
         </w:numPr>
-        <w:pStyle w:val="Compact"/>
       </w:pPr>
       <w:r>
         <w:t xml:space="preserve">Regla de Notificación de Breach</w:t>
@@ -3797,8 +3715,8 @@
       </w:pPr>
       <w:r>
         <w:rPr>
+          <w:i/>
           <w:iCs/>
-          <w:i/>
         </w:rPr>
         <w:t xml:space="preserve">Cómo evaluar los incidentes de PHI no garantizados y cumplir con las obligaciones de notificación</w:t>
       </w:r>
@@ -3814,13 +3732,7 @@
         <w:t xml:space="preserve">■img src=</w:t>
       </w:r>
       <w:r>
-        <w:t xml:space="preserve">“</w:t>
-      </w:r>
-      <w:r>
-        <w:t xml:space="preserve">media/image4.png</w:t>
-      </w:r>
-      <w:r>
-        <w:t xml:space="preserve">”</w:t>
+        <w:t xml:space="preserve">“media/image4.png”</w:t>
       </w:r>
       <w:r>
         <w:t xml:space="preserve"> </w:t>
@@ -3829,13 +3741,7 @@
         <w:t xml:space="preserve">estilo=</w:t>
       </w:r>
       <w:r>
-        <w:t xml:space="preserve">“</w:t>
-      </w:r>
-      <w:r>
-        <w:t xml:space="preserve">Ancho:6.15in; Altura:3.45654in</w:t>
-      </w:r>
-      <w:r>
-        <w:t xml:space="preserve">”</w:t>
+        <w:t xml:space="preserve">“Ancho:6.15in; Altura:3.45654in”</w:t>
       </w:r>
       <w:r>
         <w:t xml:space="preserve"> </w:t>
@@ -3844,13 +3750,7 @@
         <w:t xml:space="preserve">alt=</w:t>
       </w:r>
       <w:r>
-        <w:t xml:space="preserve">“</w:t>
-      </w:r>
-      <w:r>
-        <w:t xml:space="preserve">Descubrimiento, contención, evaluación, notificación y mejora de un proceso.</w:t>
-      </w:r>
-      <w:r>
-        <w:t xml:space="preserve">”</w:t>
+        <w:t xml:space="preserve">“Descubrimiento, contención, evaluación, notificación y mejora de un proceso.”</w:t>
       </w:r>
       <w:r>
         <w:t xml:space="preserve"> </w:t>
@@ -3867,8 +3767,8 @@
         <w:t xml:space="preserve">Figura 4. Flujo de trabajo de ruptura HIPAA</w:t>
       </w:r>
     </w:p>
-    <w:bookmarkEnd w:id="47"/>
-    <w:bookmarkStart w:id="48" w:name="Xd44a2f205a5362e4882a81feb25e1d74cd6d324"/>
+    <w:bookmarkEnd w:id="36"/>
+    <w:bookmarkStart w:id="37" w:name="Xd44a2f205a5362e4882a81feb25e1d74cd6d324"/>
     <w:p>
       <w:pPr>
         <w:pStyle w:val="Heading2"/>
@@ -3891,8 +3791,8 @@
       </w:pPr>
       <w:r>
         <w:rPr>
+          <w:b/>
           <w:bCs/>
-          <w:b/>
         </w:rPr>
         <w:t xml:space="preserve">Notificación</w:t>
       </w:r>
@@ -3941,8 +3841,8 @@
         <w:t xml:space="preserve">| Business Associate to covered entity TEN sin demora irrazonable y a más tardar 60 días TENENCIA Fecha de descubrimiento, identidades si se conoce, hechos y aviso |</w:t>
       </w:r>
     </w:p>
-    <w:bookmarkEnd w:id="48"/>
-    <w:bookmarkStart w:id="49" w:name="excepciones"/>
+    <w:bookmarkEnd w:id="37"/>
+    <w:bookmarkStart w:id="38" w:name="excepciones"/>
     <w:p>
       <w:pPr>
         <w:pStyle w:val="Heading2"/>
@@ -3956,12 +3856,12 @@
         <w:pStyle w:val="FirstParagraph"/>
       </w:pPr>
       <w:r>
-        <w:t xml:space="preserve">La definición de incumplimiento contiene excepciones estrechas que implican cierto acceso a la fuerza de trabajo involuntario o involuntario y creencias de buena fe de que un receptor no autorizado no podría conservar razonablemente la información. Document facts and legal review before relying on an exception.</w:t>
-      </w:r>
-    </w:p>
-    <w:bookmarkEnd w:id="49"/>
-    <w:bookmarkEnd w:id="50"/>
-    <w:bookmarkStart w:id="53" w:name="business-associates-and-vendor-oversight"/>
+        <w:t xml:space="preserve">La definición de incumplimiento contiene excepciones estrechas que implican cierto acceso a la fuerza de trabajo involuntario o involuntario y creencias de buena fe de que un receptor no autorizado no podría conservar razonablemente la información. Documente los hechos y la revisión jurídica antes de ampararse en una excepción.</w:t>
+      </w:r>
+    </w:p>
+    <w:bookmarkEnd w:id="38"/>
+    <w:bookmarkEnd w:id="39"/>
+    <w:bookmarkStart w:id="42" w:name="business-associates-and-vendor-oversight"/>
     <w:p>
       <w:pPr>
         <w:pStyle w:val="Heading1"/>
@@ -3972,17 +3872,17 @@
     </w:p>
     <w:p>
       <w:pPr>
+        <w:pStyle w:val="Compact"/>
         <w:numPr>
           <w:ilvl w:val="0"/>
           <w:numId w:val="1012"/>
         </w:numPr>
-        <w:pStyle w:val="Compact"/>
       </w:pPr>
       <w:r>
         <w:t xml:space="preserve">Contratos, subcontratistas, diligencia debida, vigilancia, incidentes y terminación*.</w:t>
       </w:r>
     </w:p>
-    <w:bookmarkStart w:id="51" w:name="contenido-del-acuerdo-comercial-asociado"/>
+    <w:bookmarkStart w:id="40" w:name="contenido-del-acuerdo-comercial-asociado"/>
     <w:p>
       <w:pPr>
         <w:pStyle w:val="Heading2"/>
@@ -4036,7 +3936,7 @@
         <w:pStyle w:val="BodyText"/>
       </w:pPr>
       <w:r>
-        <w:t xml:space="preserve">PHI disponibilidad for HHS compliance review</w:t>
+        <w:t xml:space="preserve">Disponibilidad de la PHI para la revisión de cumplimiento del HHS</w:t>
       </w:r>
     </w:p>
     <w:p>
@@ -4063,8 +3963,8 @@
         <w:t xml:space="preserve">Derechos de rescisión por violación material</w:t>
       </w:r>
     </w:p>
-    <w:bookmarkEnd w:id="51"/>
-    <w:bookmarkStart w:id="52" w:name="due-diligence"/>
+    <w:bookmarkEnd w:id="40"/>
+    <w:bookmarkStart w:id="41" w:name="due-diligence"/>
     <w:p>
       <w:pPr>
         <w:pStyle w:val="Heading2"/>
@@ -4079,8 +3979,8 @@
       </w:pPr>
       <w:r>
         <w:rPr>
+          <w:b/>
           <w:bCs/>
-          <w:b/>
         </w:rPr>
         <w:t xml:space="preserve">Area</w:t>
       </w:r>
@@ -4143,9 +4043,9 @@
         <w:t xml:space="preserve">|. |</w:t>
       </w:r>
     </w:p>
-    <w:bookmarkEnd w:id="52"/>
-    <w:bookmarkEnd w:id="53"/>
-    <w:bookmarkStart w:id="61" w:name="X495fbf7d511b193e762e9ae2eb0c2d60491f4bb"/>
+    <w:bookmarkEnd w:id="41"/>
+    <w:bookmarkEnd w:id="42"/>
+    <w:bookmarkStart w:id="50" w:name="X495fbf7d511b193e762e9ae2eb0c2d60491f4bb"/>
     <w:p>
       <w:pPr>
         <w:pStyle w:val="Heading1"/>
@@ -4156,17 +4056,17 @@
     </w:p>
     <w:p>
       <w:pPr>
+        <w:pStyle w:val="Compact"/>
         <w:numPr>
           <w:ilvl w:val="0"/>
           <w:numId w:val="1013"/>
         </w:numPr>
-        <w:pStyle w:val="Compact"/>
       </w:pPr>
       <w:r>
         <w:t xml:space="preserve">Registros de trastornos de uso de sustancias, salud mental, genética y otras reglas de superposición.*</w:t>
       </w:r>
     </w:p>
-    <w:bookmarkStart w:id="54" w:name="cfr-part-2"/>
+    <w:bookmarkStart w:id="43" w:name="cfr-part-2"/>
     <w:p>
       <w:pPr>
         <w:pStyle w:val="Heading2"/>
@@ -4215,8 +4115,8 @@
         <w:t xml:space="preserve">Actualizar avisos de prácticas de privacidad y avisos de pacientes de la Parte 2 según sea necesario para el cumplimiento del 16 de febrero de 2026.</w:t>
       </w:r>
     </w:p>
-    <w:bookmarkEnd w:id="54"/>
-    <w:bookmarkStart w:id="55" w:name="reglas-especializadas-y-estatales"/>
+    <w:bookmarkEnd w:id="43"/>
+    <w:bookmarkStart w:id="44" w:name="reglas-especializadas-y-estatales"/>
     <w:p>
       <w:pPr>
         <w:pStyle w:val="Heading2"/>
@@ -4233,8 +4133,8 @@
         <w:t xml:space="preserve">La legislación estatal puede ser más estricta que la HIPAA y puede imponer normas especiales para la salud mental, el VIH, la salud reproductiva, la genética, los menores, la telesalud, los datos biométricos o el aviso de incumplimiento. Otras reglas federales pueden aplicarse a registros de trastornos del uso de sustancias, registros educativos, investigación clínica, bloqueo de información, aplicaciones de salud del consumidor y transferencias de datos sensibles.</w:t>
       </w:r>
     </w:p>
-    <w:bookmarkEnd w:id="55"/>
-    <w:bookmarkStart w:id="56" w:name="X35cb6950fee9fb748cd8a2c93db984b7626b9d1"/>
+    <w:bookmarkEnd w:id="44"/>
+    <w:bookmarkStart w:id="45" w:name="X35cb6950fee9fb748cd8a2c93db984b7626b9d1"/>
     <w:p>
       <w:pPr>
         <w:pStyle w:val="Heading2"/>
@@ -4249,8 +4149,8 @@
       </w:pPr>
       <w:r>
         <w:rPr>
+          <w:b/>
           <w:bCs/>
-          <w:b/>
         </w:rPr>
         <w:t xml:space="preserve">Estado actual:</w:t>
       </w:r>
@@ -4269,11 +4169,11 @@
     </w:p>
     <w:p>
       <w:pPr>
+        <w:pStyle w:val="Compact"/>
         <w:numPr>
           <w:ilvl w:val="0"/>
           <w:numId w:val="1014"/>
         </w:numPr>
-        <w:pStyle w:val="Compact"/>
       </w:pPr>
       <w:r>
         <w:t xml:space="preserve">Ejecución, derecho del Estado y desarrollos actuales</w:t>
@@ -4285,8 +4185,8 @@
       </w:pPr>
       <w:r>
         <w:rPr>
+          <w:i/>
           <w:iCs/>
-          <w:i/>
         </w:rPr>
         <w:t xml:space="preserve">Denuncias, investigaciones, sanciones, preenciones, decisiones judiciales y cambios propuestos</w:t>
       </w:r>
@@ -4294,8 +4194,8 @@
         <w:t xml:space="preserve">.</w:t>
       </w:r>
     </w:p>
-    <w:bookmarkEnd w:id="56"/>
-    <w:bookmarkStart w:id="57" w:name="ocr-enforcement"/>
+    <w:bookmarkEnd w:id="45"/>
+    <w:bookmarkStart w:id="46" w:name="ocr-enforcement"/>
     <w:p>
       <w:pPr>
         <w:pStyle w:val="Heading2"/>
@@ -4381,8 +4281,8 @@
         <w:t xml:space="preserve">Remitir posibles violaciones criminales al Departamento de Justicia.</w:t>
       </w:r>
     </w:p>
-    <w:bookmarkEnd w:id="57"/>
-    <w:bookmarkStart w:id="58" w:name="penalty-tiers"/>
+    <w:bookmarkEnd w:id="46"/>
+    <w:bookmarkStart w:id="47" w:name="penalty-tiers"/>
     <w:p>
       <w:pPr>
         <w:pStyle w:val="Heading2"/>
@@ -4399,8 +4299,8 @@
         <w:t xml:space="preserve">El análisis de la pena civil considera el conocimiento, la causa razonable, el abandono, la corrección, la naturaleza y el alcance, el daño, la historia, la situación financiera y otros factores. Las cantidades de dólares se ajustan periódicamente. Verifique las cantidades actuales de HHS y Registro Federal en lugar de confiar en un gráfico antiguo.</w:t>
       </w:r>
     </w:p>
-    <w:bookmarkEnd w:id="58"/>
-    <w:bookmarkStart w:id="59" w:name="state-law-preemption"/>
+    <w:bookmarkEnd w:id="47"/>
+    <w:bookmarkStart w:id="48" w:name="state-law-preemption"/>
     <w:p>
       <w:pPr>
         <w:pStyle w:val="Heading2"/>
@@ -4433,8 +4333,8 @@
         <w:t xml:space="preserve">HHS propuso cambios importantes en la Regla de Seguridad en un aviso publicado el 6 de enero de 2025, incluyendo inventarios de activos más específicos, mapeo de redes, análisis de riesgos, pruebas, cifrado, autenticación multifactorial, segmentación, recuperación y derechos de verificación asociados al negocio. A partir de la publicación de este manual de julio de 2026, los materiales oficiales de HHS siguen identificándolo como norma propuesta. Supervisarla, planificar la preparación, pero no describir el texto propuesto como ley final actual.</w:t>
       </w:r>
     </w:p>
-    <w:bookmarkEnd w:id="59"/>
-    <w:bookmarkStart w:id="60" w:name="tecnologías-de-seguimiento-en-línea"/>
+    <w:bookmarkEnd w:id="48"/>
+    <w:bookmarkStart w:id="49" w:name="tecnologías-de-seguimiento-en-línea"/>
     <w:p>
       <w:pPr>
         <w:pStyle w:val="Heading2"/>
@@ -4451,9 +4351,9 @@
         <w:t xml:space="preserve">HHS observa que un tribunal abandonó parte de su orientación tecnológica de seguimiento en relación con una dirección IP combinada con una visita a una página web pública no autorizada sobre las condiciones de salud o los proveedores. Las tecnologías de seguimiento de los inventarios, verifican los datos y el contexto reales, examinan los contratos y las revelaciones y utilizan la orientación jurídica actual en lugar de las hipótesis generales.</w:t>
       </w:r>
     </w:p>
-    <w:bookmarkEnd w:id="60"/>
-    <w:bookmarkEnd w:id="61"/>
-    <w:bookmarkStart w:id="68" w:name="X5278eae6c0e8e791f5beb8cc623814db4bafc1c"/>
+    <w:bookmarkEnd w:id="49"/>
+    <w:bookmarkEnd w:id="50"/>
+    <w:bookmarkStart w:id="57" w:name="X5278eae6c0e8e791f5beb8cc623814db4bafc1c"/>
     <w:p>
       <w:pPr>
         <w:pStyle w:val="Heading1"/>
@@ -4468,8 +4368,8 @@
       </w:pPr>
       <w:r>
         <w:rPr>
+          <w:i/>
           <w:iCs/>
-          <w:i/>
         </w:rPr>
         <w:t xml:space="preserve">Una referencia práctica a los requisitos actuales de Privacidad, Seguridad y Notificación de Breach</w:t>
       </w:r>
@@ -4489,27 +4389,26 @@
       <w:tblPr>
         <w:tblStyle w:val="Table"/>
         <w:tblW w:type="pct" w:w="5000"/>
+        <w:tblLayout w:type="fixed"/>
         <w:tblLook w:firstRow="1" w:lastRow="0" w:firstColumn="0" w:lastColumn="0" w:noHBand="0" w:noVBand="0" w:val="0020"/>
-        <w:jc w:val="start"/>
       </w:tblPr>
       <w:tblGrid>
         <w:gridCol w:w="7920"/>
       </w:tblGrid>
       <w:tr>
         <w:trPr>
-          <w:tblHeader w:val="true"/>
+          <w:tblHeader w:val="on"/>
         </w:trPr>
         <w:tc>
           <w:tcPr/>
           <w:p>
             <w:pPr>
               <w:pStyle w:val="Compact"/>
-              <w:jc w:val="left"/>
             </w:pPr>
             <w:r>
               <w:rPr>
+                <w:b/>
                 <w:bCs/>
-                <w:b/>
               </w:rPr>
               <w:t xml:space="preserve">Citación</w:t>
             </w:r>
@@ -4522,7 +4421,6 @@
           <w:p>
             <w:pPr>
               <w:pStyle w:val="Compact"/>
-              <w:jc w:val="left"/>
             </w:pPr>
             <w:r>
               <w:t xml:space="preserve">164.306</w:t>
@@ -4536,7 +4434,6 @@
           <w:p>
             <w:pPr>
               <w:pStyle w:val="Compact"/>
-              <w:jc w:val="left"/>
             </w:pPr>
             <w:r>
               <w:t xml:space="preserve">TEN 164.308(a)(1)</w:t>
@@ -4550,7 +4447,6 @@
           <w:p>
             <w:pPr>
               <w:pStyle w:val="Compact"/>
-              <w:jc w:val="left"/>
             </w:pPr>
             <w:r>
               <w:t xml:space="preserve">tención 164.308(a)(2)</w:t>
@@ -4564,7 +4460,6 @@
           <w:p>
             <w:pPr>
               <w:pStyle w:val="Compact"/>
-              <w:jc w:val="left"/>
             </w:pPr>
             <w:r>
               <w:t xml:space="preserve">164.308(a)(3)</w:t>
@@ -4578,7 +4473,6 @@
           <w:p>
             <w:pPr>
               <w:pStyle w:val="Compact"/>
-              <w:jc w:val="left"/>
             </w:pPr>
             <w:r>
               <w:t xml:space="preserve">164.308(a)(4)</w:t>
@@ -4592,7 +4486,6 @@
           <w:p>
             <w:pPr>
               <w:pStyle w:val="Compact"/>
-              <w:jc w:val="left"/>
             </w:pPr>
             <w:r>
               <w:t xml:space="preserve">164.308(a)(5)</w:t>
@@ -4606,7 +4499,6 @@
           <w:p>
             <w:pPr>
               <w:pStyle w:val="Compact"/>
-              <w:jc w:val="left"/>
             </w:pPr>
             <w:r>
               <w:t xml:space="preserve">tención 164.308(a)(6) Silenciosos procedimientos de incidentes de seguridad</w:t>
@@ -4620,7 +4512,6 @@
           <w:p>
             <w:pPr>
               <w:pStyle w:val="Compact"/>
-              <w:jc w:val="left"/>
             </w:pPr>
             <w:r>
               <w:t xml:space="preserve">164.308(a)(7)</w:t>
@@ -4634,7 +4525,6 @@
           <w:p>
             <w:pPr>
               <w:pStyle w:val="Compact"/>
-              <w:jc w:val="left"/>
             </w:pPr>
             <w:r>
               <w:t xml:space="preserve">tención 164.308(a)(8)</w:t>
@@ -4648,7 +4538,6 @@
           <w:p>
             <w:pPr>
               <w:pStyle w:val="Compact"/>
-              <w:jc w:val="left"/>
             </w:pPr>
             <w:r>
               <w:t xml:space="preserve">164.308(b)</w:t>
@@ -4662,7 +4551,6 @@
           <w:p>
             <w:pPr>
               <w:pStyle w:val="Compact"/>
-              <w:jc w:val="left"/>
             </w:pPr>
             <w:r>
               <w:t xml:space="preserve">tención 164.310(a) tención Controles de acceso a las instalaciones</w:t>
@@ -4676,7 +4564,6 @@
           <w:p>
             <w:pPr>
               <w:pStyle w:val="Compact"/>
-              <w:jc w:val="left"/>
             </w:pPr>
             <w:r>
               <w:t xml:space="preserve">tención 164.310(b)</w:t>
@@ -4690,7 +4577,6 @@
           <w:p>
             <w:pPr>
               <w:pStyle w:val="Compact"/>
-              <w:jc w:val="left"/>
             </w:pPr>
             <w:r>
               <w:t xml:space="preserve">164.310(c)</w:t>
@@ -4704,7 +4590,6 @@
           <w:p>
             <w:pPr>
               <w:pStyle w:val="Compact"/>
-              <w:jc w:val="left"/>
             </w:pPr>
             <w:r>
               <w:t xml:space="preserve">TEN 164.310(d)</w:t>
@@ -4718,7 +4603,6 @@
           <w:p>
             <w:pPr>
               <w:pStyle w:val="Compact"/>
-              <w:jc w:val="left"/>
             </w:pPr>
             <w:r>
               <w:t xml:space="preserve">164.312(a)</w:t>
@@ -4732,7 +4616,6 @@
           <w:p>
             <w:pPr>
               <w:pStyle w:val="Compact"/>
-              <w:jc w:val="left"/>
             </w:pPr>
             <w:r>
               <w:t xml:space="preserve">tención 164.312(b)</w:t>
@@ -4746,7 +4629,6 @@
           <w:p>
             <w:pPr>
               <w:pStyle w:val="Compact"/>
-              <w:jc w:val="left"/>
             </w:pPr>
             <w:r>
               <w:t xml:space="preserve">164.312(c)</w:t>
@@ -4760,7 +4642,6 @@
           <w:p>
             <w:pPr>
               <w:pStyle w:val="Compact"/>
-              <w:jc w:val="left"/>
             </w:pPr>
             <w:r>
               <w:t xml:space="preserve">164.312(d)</w:t>
@@ -4774,7 +4655,6 @@
           <w:p>
             <w:pPr>
               <w:pStyle w:val="Compact"/>
-              <w:jc w:val="left"/>
             </w:pPr>
             <w:r>
               <w:t xml:space="preserve">164.312(e)</w:t>
@@ -4788,7 +4668,6 @@
           <w:p>
             <w:pPr>
               <w:pStyle w:val="Compact"/>
-              <w:jc w:val="left"/>
             </w:pPr>
             <w:r>
               <w:t xml:space="preserve">164.314</w:t>
@@ -4802,7 +4681,6 @@
           <w:p>
             <w:pPr>
               <w:pStyle w:val="Compact"/>
-              <w:jc w:val="left"/>
             </w:pPr>
             <w:r>
               <w:t xml:space="preserve">TEN 164.316 TENRI Políticas, procedimientos y documentación TEN Aplicar políticas razonables y conservar la documentación necesaria durante seis años.</w:t>
@@ -4811,7 +4689,7 @@
         </w:tc>
       </w:tr>
     </w:tbl>
-    <w:bookmarkStart w:id="62" w:name="privacy-rule"/>
+    <w:bookmarkStart w:id="51" w:name="privacy-rule"/>
     <w:p>
       <w:pPr>
         <w:pStyle w:val="Heading2"/>
@@ -4824,27 +4702,26 @@
       <w:tblPr>
         <w:tblStyle w:val="Table"/>
         <w:tblW w:type="pct" w:w="5000"/>
+        <w:tblLayout w:type="fixed"/>
         <w:tblLook w:firstRow="1" w:lastRow="0" w:firstColumn="0" w:lastColumn="0" w:noHBand="0" w:noVBand="0" w:val="0020"/>
-        <w:jc w:val="start"/>
       </w:tblPr>
       <w:tblGrid>
         <w:gridCol w:w="7920"/>
       </w:tblGrid>
       <w:tr>
         <w:trPr>
-          <w:tblHeader w:val="true"/>
+          <w:tblHeader w:val="on"/>
         </w:trPr>
         <w:tc>
           <w:tcPr/>
           <w:p>
             <w:pPr>
               <w:pStyle w:val="Compact"/>
-              <w:jc w:val="left"/>
             </w:pPr>
             <w:r>
               <w:rPr>
+                <w:b/>
                 <w:bCs/>
-                <w:b/>
               </w:rPr>
               <w:t xml:space="preserve">Citación</w:t>
             </w:r>
@@ -4857,7 +4734,6 @@
           <w:p>
             <w:pPr>
               <w:pStyle w:val="Compact"/>
-              <w:jc w:val="left"/>
             </w:pPr>
             <w:r>
               <w:t xml:space="preserve">TEN 164.502</w:t>
@@ -4871,7 +4747,6 @@
           <w:p>
             <w:pPr>
               <w:pStyle w:val="Compact"/>
-              <w:jc w:val="left"/>
             </w:pPr>
             <w:r>
               <w:t xml:space="preserve">164.504</w:t>
@@ -4885,7 +4760,6 @@
           <w:p>
             <w:pPr>
               <w:pStyle w:val="Compact"/>
-              <w:jc w:val="left"/>
             </w:pPr>
             <w:r>
               <w:t xml:space="preserve">164.506</w:t>
@@ -4962,8 +4836,8 @@
         <w:t xml:space="preserve">TEN 164.532–535 ANTERI Transition and compliance provisions TEN Aborda las reglas de transición y las fechas de cumplimiento. tención Registro legal, decisión de transición, fecha de aprobación</w:t>
       </w:r>
     </w:p>
-    <w:bookmarkEnd w:id="62"/>
-    <w:bookmarkStart w:id="63" w:name="breach-notification-rule"/>
+    <w:bookmarkEnd w:id="51"/>
+    <w:bookmarkStart w:id="52" w:name="breach-notification-rule"/>
     <w:p>
       <w:pPr>
         <w:pStyle w:val="Heading2"/>
@@ -4978,8 +4852,8 @@
       </w:pPr>
       <w:r>
         <w:rPr>
+          <w:b/>
           <w:bCs/>
-          <w:b/>
         </w:rPr>
         <w:t xml:space="preserve">Citación</w:t>
       </w:r>
@@ -4994,8 +4868,8 @@
       </w:r>
       <w:r>
         <w:rPr>
+          <w:b/>
           <w:bCs/>
-          <w:b/>
         </w:rPr>
         <w:t xml:space="preserve">Requisito</w:t>
       </w:r>
@@ -5010,8 +4884,8 @@
       </w:r>
       <w:r>
         <w:rPr>
+          <w:b/>
           <w:bCs/>
-          <w:b/>
         </w:rPr>
         <w:t xml:space="preserve">Significado claro</w:t>
       </w:r>
@@ -5078,8 +4952,8 @@
         <w:t xml:space="preserve">| 164.414 | Requisitos administrativos y carga de la prueba | Aplicar capacitación laboral, políticas, no represalias, documentación y prueba de que se hicieron o no se requerían avisos. políticas, capacitación, evaluación del riesgo, pruebas de notificación</w:t>
       </w:r>
     </w:p>
-    <w:bookmarkEnd w:id="63"/>
-    <w:bookmarkStart w:id="64" w:name="enforcement-and-preemption"/>
+    <w:bookmarkEnd w:id="52"/>
+    <w:bookmarkStart w:id="53" w:name="enforcement-and-preemption"/>
     <w:p>
       <w:pPr>
         <w:pStyle w:val="Heading2"/>
@@ -5122,8 +4996,8 @@
         <w:t xml:space="preserve">tención Parte 160 Subpartes D–E | Penal civil sanciones y procedimientos</w:t>
       </w:r>
     </w:p>
-    <w:bookmarkEnd w:id="64"/>
-    <w:bookmarkStart w:id="65" w:name="método-de-verificación-del-cumplimiento"/>
+    <w:bookmarkEnd w:id="53"/>
+    <w:bookmarkStart w:id="54" w:name="método-de-verificación-del-cumplimiento"/>
     <w:p>
       <w:pPr>
         <w:pStyle w:val="Heading2"/>
@@ -5148,13 +5022,7 @@
         <w:t xml:space="preserve">Altura:3.56987in” alt=</w:t>
       </w:r>
       <w:r>
-        <w:t xml:space="preserve">“</w:t>
-      </w:r>
-      <w:r>
-        <w:t xml:space="preserve">Empieza con el requisito y el alcance, prueba el control, las excepciones correctas y la prueba antes de concluir.</w:t>
-      </w:r>
-      <w:r>
-        <w:t xml:space="preserve">”</w:t>
+        <w:t xml:space="preserve">“Empieza con el requisito y el alcance, prueba el control, las excepciones correctas y la prueba antes de concluir.”</w:t>
       </w:r>
       <w:r>
         <w:t xml:space="preserve"> </w:t>
@@ -5223,7 +5091,7 @@
         </w:numPr>
       </w:pPr>
       <w:r>
-        <w:t xml:space="preserve">Record excepciones con el requisito exacto, hechos, causa, EPHI afectado, duración, probabilidad e impacto.</w:t>
+        <w:t xml:space="preserve">Registre las excepciones con el requisito exacto, los hechos, la causa, la ePHI afectada, la duración, la probabilidad y el impacto.</w:t>
       </w:r>
     </w:p>
     <w:p>
@@ -5259,8 +5127,8 @@
         <w:t xml:space="preserve">Escribir una conclusión que establece alcance, período, trabajo realizado, resultado, excepciones y limitaciones.</w:t>
       </w:r>
     </w:p>
-    <w:bookmarkEnd w:id="65"/>
-    <w:bookmarkStart w:id="66" w:name="pruebas-de-verificación-práctica"/>
+    <w:bookmarkEnd w:id="54"/>
+    <w:bookmarkStart w:id="55" w:name="pruebas-de-verificación-práctica"/>
     <w:p>
       <w:pPr>
         <w:pStyle w:val="Heading2"/>
@@ -5273,27 +5141,26 @@
       <w:tblPr>
         <w:tblStyle w:val="Table"/>
         <w:tblW w:type="pct" w:w="5000"/>
+        <w:tblLayout w:type="fixed"/>
         <w:tblLook w:firstRow="1" w:lastRow="0" w:firstColumn="0" w:lastColumn="0" w:noHBand="0" w:noVBand="0" w:val="0020"/>
-        <w:jc w:val="start"/>
       </w:tblPr>
       <w:tblGrid>
         <w:gridCol w:w="7920"/>
       </w:tblGrid>
       <w:tr>
         <w:trPr>
-          <w:tblHeader w:val="true"/>
+          <w:tblHeader w:val="on"/>
         </w:trPr>
         <w:tc>
           <w:tcPr/>
           <w:p>
             <w:pPr>
               <w:pStyle w:val="Compact"/>
-              <w:jc w:val="left"/>
             </w:pPr>
             <w:r>
               <w:rPr>
+                <w:b/>
                 <w:bCs/>
-                <w:b/>
               </w:rPr>
               <w:t xml:space="preserve">Área de control</w:t>
             </w:r>
@@ -5308,8 +5175,8 @@
             </w:r>
             <w:r>
               <w:rPr>
+                <w:b/>
                 <w:bCs/>
-                <w:b/>
               </w:rPr>
               <w:t xml:space="preserve">Populación y muestra</w:t>
             </w:r>
@@ -5322,7 +5189,6 @@
           <w:p>
             <w:pPr>
               <w:pStyle w:val="Compact"/>
-              <w:jc w:val="left"/>
             </w:pPr>
             <w:r>
               <w:t xml:space="preserve">Acceso terminado TEN Todas las terminaciones de la fuerza laboral en el período; muestra de salidas de mayor riesgo y corrientes</w:t>
@@ -5336,7 +5202,6 @@
           <w:p>
             <w:pPr>
               <w:pStyle w:val="Compact"/>
-              <w:jc w:val="left"/>
             </w:pPr>
             <w:r>
               <w:t xml:space="preserve">tención Revisión periódica de acceso</w:t>
@@ -5350,7 +5215,6 @@
           <w:p>
             <w:pPr>
               <w:pStyle w:val="Compact"/>
-              <w:jc w:val="left"/>
             </w:pPr>
             <w:r>
               <w:t xml:space="preserve">Revisión de la actividad del sistema de información permanente Todas las revisiones diarias, semanales o mensuales programadas; muestra durante todo el período</w:t>
@@ -5397,8 +5261,8 @@
         <w:t xml:space="preserve">tención Formación y sanciones Ocupación Personal completo y población de contratistas; funciones de muestra, nuevos alquileres, estudiantes fallecidos e incidentes | Comparar asignaciones con población laboral, tiempo de culminación de pruebas, contenido, seguimiento y sanciones cuando sea aplicable Ø Roster, informe de terminación, recordatorios, historial de sanción, revisión de la gestión</w:t>
       </w:r>
     </w:p>
-    <w:bookmarkEnd w:id="66"/>
-    <w:bookmarkStart w:id="67" w:name="confiabilidad-de-la-evidencia"/>
+    <w:bookmarkEnd w:id="55"/>
+    <w:bookmarkStart w:id="56" w:name="confiabilidad-de-la-evidencia"/>
     <w:p>
       <w:pPr>
         <w:pStyle w:val="Heading2"/>
@@ -5411,27 +5275,26 @@
       <w:tblPr>
         <w:tblStyle w:val="Table"/>
         <w:tblW w:type="pct" w:w="5000"/>
+        <w:tblLayout w:type="fixed"/>
         <w:tblLook w:firstRow="1" w:lastRow="0" w:firstColumn="0" w:lastColumn="0" w:noHBand="0" w:noVBand="0" w:val="0020"/>
-        <w:jc w:val="start"/>
       </w:tblPr>
       <w:tblGrid>
         <w:gridCol w:w="7920"/>
       </w:tblGrid>
       <w:tr>
         <w:trPr>
-          <w:tblHeader w:val="true"/>
+          <w:tblHeader w:val="on"/>
         </w:trPr>
         <w:tc>
           <w:tcPr/>
           <w:p>
             <w:pPr>
               <w:pStyle w:val="Compact"/>
-              <w:jc w:val="left"/>
             </w:pPr>
             <w:r>
               <w:rPr>
+                <w:b/>
                 <w:bCs/>
-                <w:b/>
               </w:rPr>
               <w:t xml:space="preserve">La calidad de la prueba</w:t>
             </w:r>
@@ -5450,7 +5313,6 @@
           <w:p>
             <w:pPr>
               <w:pStyle w:val="Compact"/>
-              <w:jc w:val="left"/>
             </w:pPr>
             <w:r>
               <w:t xml:space="preserve">TEN Weak</w:t>
@@ -5464,7 +5326,6 @@
           <w:p>
             <w:pPr>
               <w:pStyle w:val="Compact"/>
-              <w:jc w:val="left"/>
             </w:pPr>
             <w:r>
               <w:t xml:space="preserve">TEN UTILIZADO</w:t>
@@ -5487,8 +5348,8 @@
       </w:pPr>
       <w:r>
         <w:rPr>
+          <w:b/>
           <w:bCs/>
-          <w:b/>
         </w:rPr>
         <w:t xml:space="preserve">Regla de verificación:</w:t>
       </w:r>
@@ -5507,15 +5368,15 @@
         <w:t xml:space="preserve">|. |</w:t>
       </w:r>
     </w:p>
-    <w:bookmarkEnd w:id="67"/>
-    <w:bookmarkEnd w:id="68"/>
-    <w:bookmarkStart w:id="72" w:name="libro-de-juegos-hipaa-de-manager"/>
+    <w:bookmarkEnd w:id="56"/>
+    <w:bookmarkEnd w:id="57"/>
+    <w:bookmarkStart w:id="61" w:name="manual-de-hipaa-para-gerentes"/>
     <w:p>
       <w:pPr>
         <w:pStyle w:val="Heading1"/>
       </w:pPr>
       <w:r>
-        <w:t xml:space="preserve">13. Libro de juegos HIPAA de Manager</w:t>
+        <w:t xml:space="preserve">13. Manual de HIPAA para gerentes</w:t>
       </w:r>
     </w:p>
     <w:p>
@@ -5524,8 +5385,8 @@
       </w:pPr>
       <w:r>
         <w:rPr>
+          <w:i/>
           <w:iCs/>
-          <w:i/>
         </w:rPr>
         <w:t xml:space="preserve">Las preguntas, los paneles, las reuniones y los administradores de decisiones deben controlarse</w:t>
       </w:r>
@@ -5533,7 +5394,7 @@
         <w:t xml:space="preserve">.</w:t>
       </w:r>
     </w:p>
-    <w:bookmarkStart w:id="69" w:name="preguntas-para-cada-propietario"/>
+    <w:bookmarkStart w:id="58" w:name="preguntas-para-cada-propietario"/>
     <w:p>
       <w:pPr>
         <w:pStyle w:val="Heading2"/>
@@ -5652,8 +5513,8 @@
         <w:t xml:space="preserve">¿Quién acepta el riesgo residual y por qué autoridad?</w:t>
       </w:r>
     </w:p>
-    <w:bookmarkEnd w:id="69"/>
-    <w:bookmarkStart w:id="70" w:name="dashboard-mensual"/>
+    <w:bookmarkEnd w:id="58"/>
+    <w:bookmarkStart w:id="59" w:name="dashboard-mensual"/>
     <w:p>
       <w:pPr>
         <w:pStyle w:val="Heading2"/>
@@ -5668,8 +5529,8 @@
       </w:pPr>
       <w:r>
         <w:rPr>
+          <w:b/>
           <w:bCs/>
-          <w:b/>
         </w:rPr>
         <w:t xml:space="preserve">Area</w:t>
       </w:r>
@@ -5740,8 +5601,8 @@
         <w:t xml:space="preserve">| ¿Son solicitudes completas, precisas, seguras y oportunas? Verde / Amarillo / Rojo |</w:t>
       </w:r>
     </w:p>
-    <w:bookmarkEnd w:id="70"/>
-    <w:bookmarkStart w:id="71" w:name="errores-comunes-de-gestión"/>
+    <w:bookmarkEnd w:id="59"/>
+    <w:bookmarkStart w:id="60" w:name="errores-comunes-de-gestión"/>
     <w:p>
       <w:pPr>
         <w:pStyle w:val="Heading2"/>
@@ -5849,9 +5710,9 @@
         <w:t xml:space="preserve">Ignorando más estrictos requisitos estatales.</w:t>
       </w:r>
     </w:p>
-    <w:bookmarkEnd w:id="71"/>
-    <w:bookmarkEnd w:id="72"/>
-    <w:bookmarkStart w:id="76" w:name="from-beginner-to-junior-hipaa-analista"/>
+    <w:bookmarkEnd w:id="60"/>
+    <w:bookmarkEnd w:id="61"/>
+    <w:bookmarkStart w:id="65" w:name="from-beginner-to-junior-hipaa-analista"/>
     <w:p>
       <w:pPr>
         <w:pStyle w:val="Heading1"/>
@@ -5866,8 +5727,8 @@
       </w:pPr>
       <w:r>
         <w:rPr>
+          <w:i/>
           <w:iCs/>
-          <w:i/>
         </w:rPr>
         <w:t xml:space="preserve">Un camino seguro y honesto a la privacidad, seguridad y cumplimiento.</w:t>
       </w:r>
@@ -5880,13 +5741,7 @@
         <w:t xml:space="preserve">■img src=</w:t>
       </w:r>
       <w:r>
-        <w:t xml:space="preserve">“</w:t>
-      </w:r>
-      <w:r>
-        <w:t xml:space="preserve">media/image6.png</w:t>
-      </w:r>
-      <w:r>
-        <w:t xml:space="preserve">”</w:t>
+        <w:t xml:space="preserve">“media/image6.png”</w:t>
       </w:r>
       <w:r>
         <w:t xml:space="preserve"> </w:t>
@@ -5895,13 +5750,7 @@
         <w:t xml:space="preserve">style=</w:t>
       </w:r>
       <w:r>
-        <w:t xml:space="preserve">“</w:t>
-      </w:r>
-      <w:r>
-        <w:t xml:space="preserve">width:6.15in;height:3.31039in</w:t>
-      </w:r>
-      <w:r>
-        <w:t xml:space="preserve">”</w:t>
+        <w:t xml:space="preserve">“width:6.15in;height:3.31039in”</w:t>
       </w:r>
       <w:r>
         <w:t xml:space="preserve"> </w:t>
@@ -5910,13 +5759,7 @@
         <w:t xml:space="preserve">alt=</w:t>
       </w:r>
       <w:r>
-        <w:t xml:space="preserve">“</w:t>
-      </w:r>
-      <w:r>
-        <w:t xml:space="preserve">Aprendizaje, mapeo, pruebas, documentación y aplicación de empleo forman una trayectoria profesional</w:t>
-      </w:r>
-      <w:r>
-        <w:t xml:space="preserve">”</w:t>
+        <w:t xml:space="preserve">“Aprendizaje, mapeo, pruebas, documentación y aplicación de empleo forman una trayectoria profesional”</w:t>
       </w:r>
       <w:r>
         <w:t xml:space="preserve">. /</w:t>
@@ -5930,7 +5773,7 @@
         <w:t xml:space="preserve">Figura 5. Vía analista Junior HIPAA</w:t>
       </w:r>
     </w:p>
-    <w:bookmarkStart w:id="73" w:name="títulos-de-trabajo"/>
+    <w:bookmarkStart w:id="62" w:name="títulos-de-trabajo"/>
     <w:p>
       <w:pPr>
         <w:pStyle w:val="Heading2"/>
@@ -6003,8 +5846,8 @@
         <w:t xml:space="preserve">HIPAA Program Coordinator</w:t>
       </w:r>
     </w:p>
-    <w:bookmarkEnd w:id="73"/>
-    <w:bookmarkStart w:id="74" w:name="típico-trabajo-junior"/>
+    <w:bookmarkEnd w:id="62"/>
+    <w:bookmarkStart w:id="63" w:name="típico-trabajo-junior"/>
     <w:p>
       <w:pPr>
         <w:pStyle w:val="Heading2"/>
@@ -6101,8 +5944,8 @@
         <w:t xml:space="preserve">Seguir la remediación y retener la prueba de retesta.</w:t>
       </w:r>
     </w:p>
-    <w:bookmarkEnd w:id="74"/>
-    <w:bookmarkStart w:id="75" w:name="portafolio-proof"/>
+    <w:bookmarkEnd w:id="63"/>
+    <w:bookmarkStart w:id="64" w:name="portafolio-proof"/>
     <w:p>
       <w:pPr>
         <w:pStyle w:val="Heading2"/>
@@ -6117,8 +5960,8 @@
       </w:pPr>
       <w:r>
         <w:rPr>
+          <w:b/>
           <w:bCs/>
-          <w:b/>
         </w:rPr>
         <w:t xml:space="preserve">Skill</w:t>
       </w:r>
@@ -6201,9 +6044,9 @@
         <w:t xml:space="preserve">|. |</w:t>
       </w:r>
     </w:p>
-    <w:bookmarkEnd w:id="75"/>
-    <w:bookmarkEnd w:id="76"/>
-    <w:bookmarkStart w:id="114" w:name="Xaf135cf7954024c63da62587a94dc203ff1f275"/>
+    <w:bookmarkEnd w:id="64"/>
+    <w:bookmarkEnd w:id="65"/>
+    <w:bookmarkStart w:id="103" w:name="Xaf135cf7954024c63da62587a94dc203ff1f275"/>
     <w:p>
       <w:pPr>
         <w:pStyle w:val="Heading1"/>
@@ -6214,11 +6057,11 @@
     </w:p>
     <w:p>
       <w:pPr>
+        <w:pStyle w:val="Compact"/>
         <w:numPr>
           <w:ilvl w:val="0"/>
           <w:numId w:val="1020"/>
         </w:numPr>
-        <w:pStyle w:val="Compact"/>
       </w:pPr>
       <w:r>
         <w:t xml:space="preserve">Enlaces oficiales, inicios rápidos seguros, pruebas y limitaciones.*</w:t>
@@ -6236,8 +6079,8 @@
       </w:r>
       <w:r>
         <w:rPr>
+          <w:b/>
           <w:bCs/>
-          <w:b/>
         </w:rPr>
         <w:t xml:space="preserve">Metodología primero:</w:t>
       </w:r>
@@ -6258,27 +6101,26 @@
       <w:tblPr>
         <w:tblStyle w:val="Table"/>
         <w:tblW w:type="pct" w:w="5000"/>
+        <w:tblLayout w:type="fixed"/>
         <w:tblLook w:firstRow="1" w:lastRow="0" w:firstColumn="0" w:lastColumn="0" w:noHBand="0" w:noVBand="0" w:val="0020"/>
-        <w:jc w:val="start"/>
       </w:tblPr>
       <w:tblGrid>
         <w:gridCol w:w="7920"/>
       </w:tblGrid>
       <w:tr>
         <w:trPr>
-          <w:tblHeader w:val="true"/>
+          <w:tblHeader w:val="on"/>
         </w:trPr>
         <w:tc>
           <w:tcPr/>
           <w:p>
             <w:pPr>
               <w:pStyle w:val="Compact"/>
-              <w:jc w:val="left"/>
             </w:pPr>
             <w:r>
               <w:rPr>
+                <w:b/>
                 <w:bCs/>
-                <w:b/>
               </w:rPr>
               <w:t xml:space="preserve">Herramienta</w:t>
             </w:r>
@@ -6291,7 +6133,6 @@
           <w:p>
             <w:pPr>
               <w:pStyle w:val="Compact"/>
-              <w:jc w:val="left"/>
             </w:pPr>
             <w:r>
               <w:t xml:space="preserve">CISO Assistant</w:t>
@@ -6305,7 +6146,6 @@
           <w:p>
             <w:pPr>
               <w:pStyle w:val="Compact"/>
-              <w:jc w:val="left"/>
             </w:pPr>
             <w:r>
               <w:t xml:space="preserve">tención Wazuh ← SIEM, monitoreo de puntos finales, integridad de archivos</w:t>
@@ -6319,7 +6159,6 @@
           <w:p>
             <w:pPr>
               <w:pStyle w:val="Compact"/>
-              <w:jc w:val="left"/>
             </w:pPr>
             <w:r>
               <w:t xml:space="preserve">TEN OpenSCAP</w:t>
@@ -6333,7 +6172,6 @@
           <w:p>
             <w:pPr>
               <w:pStyle w:val="Compact"/>
-              <w:jc w:val="left"/>
             </w:pPr>
             <w:r>
               <w:t xml:space="preserve">Greenbone Community Edition ← Vulnerability escanear ← Análisis de riesgos, operación de salvaguardia, evidencia o remediación</w:t>
@@ -6347,7 +6185,6 @@
           <w:p>
             <w:pPr>
               <w:pStyle w:val="Compact"/>
-              <w:jc w:val="left"/>
             </w:pPr>
             <w:r>
               <w:t xml:space="preserve">osquery</w:t>
@@ -6361,7 +6198,6 @@
           <w:p>
             <w:pPr>
               <w:pStyle w:val="Compact"/>
-              <w:jc w:val="left"/>
             </w:pPr>
             <w:r>
               <w:t xml:space="preserve">tención Trivy</w:t>
@@ -6375,7 +6211,6 @@
           <w:p>
             <w:pPr>
               <w:pStyle w:val="Compact"/>
-              <w:jc w:val="left"/>
             </w:pPr>
             <w:r>
               <w:t xml:space="preserve">OWASP ZAP</w:t>
@@ -6389,7 +6224,6 @@
           <w:p>
             <w:pPr>
               <w:pStyle w:val="Compact"/>
-              <w:jc w:val="left"/>
             </w:pPr>
             <w:r>
               <w:t xml:space="preserve">← Keycloak</w:t>
@@ -6403,7 +6237,6 @@
           <w:p>
             <w:pPr>
               <w:pStyle w:val="Compact"/>
-              <w:jc w:val="left"/>
             </w:pPr>
             <w:r>
               <w:t xml:space="preserve">← DefectDojo</w:t>
@@ -6417,7 +6250,6 @@
           <w:p>
             <w:pPr>
               <w:pStyle w:val="Compact"/>
-              <w:jc w:val="left"/>
             </w:pPr>
             <w:r>
               <w:t xml:space="preserve">Velociraptor</w:t>
@@ -6431,7 +6263,6 @@
           <w:p>
             <w:pPr>
               <w:pStyle w:val="Compact"/>
-              <w:jc w:val="left"/>
             </w:pPr>
             <w:r>
               <w:t xml:space="preserve">TEN Open Policy Agent</w:t>
@@ -6440,7 +6271,7 @@
         </w:tc>
       </w:tr>
     </w:tbl>
-    <w:bookmarkStart w:id="77" w:name="X9c695fc9e4dfd97e8824155c30b22bca2e3d583"/>
+    <w:bookmarkStart w:id="66" w:name="X9c695fc9e4dfd97e8824155c30b22bca2e3d583"/>
     <w:p>
       <w:pPr>
         <w:pStyle w:val="Heading2"/>
@@ -6453,27 +6284,26 @@
       <w:tblPr>
         <w:tblStyle w:val="Table"/>
         <w:tblW w:type="pct" w:w="5000"/>
+        <w:tblLayout w:type="fixed"/>
         <w:tblLook w:firstRow="1" w:lastRow="0" w:firstColumn="0" w:lastColumn="0" w:noHBand="0" w:noVBand="0" w:val="0020"/>
-        <w:jc w:val="start"/>
       </w:tblPr>
       <w:tblGrid>
         <w:gridCol w:w="7920"/>
       </w:tblGrid>
       <w:tr>
         <w:trPr>
-          <w:tblHeader w:val="true"/>
+          <w:tblHeader w:val="on"/>
         </w:trPr>
         <w:tc>
           <w:tcPr/>
           <w:p>
             <w:pPr>
               <w:pStyle w:val="Compact"/>
-              <w:jc w:val="left"/>
             </w:pPr>
             <w:r>
               <w:rPr>
+                <w:b/>
                 <w:bCs/>
-                <w:b/>
               </w:rPr>
               <w:t xml:space="preserve">Herramienta o recurso</w:t>
             </w:r>
@@ -6486,7 +6316,6 @@
           <w:p>
             <w:pPr>
               <w:pStyle w:val="Compact"/>
-              <w:jc w:val="left"/>
             </w:pPr>
             <w:r>
               <w:t xml:space="preserve">TEN CISO Assistant TEN 164.308(a)(1), 164.316, proveedor y gobernanza de pruebas TENER Map EPHI riesgos para las salvaguardias, propietarios, evidencias, hallazgos y tratamiento</w:t>
@@ -6500,7 +6329,6 @@
           <w:p>
             <w:pPr>
               <w:pStyle w:val="Compact"/>
-              <w:jc w:val="left"/>
             </w:pPr>
             <w:r>
               <w:t xml:space="preserve">HHS/ONC SRA Tool</w:t>
@@ -6514,7 +6342,6 @@
           <w:p>
             <w:pPr>
               <w:pStyle w:val="Compact"/>
-              <w:jc w:val="left"/>
             </w:pPr>
             <w:r>
               <w:t xml:space="preserve">osquery</w:t>
@@ -6528,7 +6355,6 @@
           <w:p>
             <w:pPr>
               <w:pStyle w:val="Compact"/>
-              <w:jc w:val="left"/>
             </w:pPr>
             <w:r>
               <w:t xml:space="preserve">Keycloak</w:t>
@@ -6542,7 +6368,6 @@
           <w:p>
             <w:pPr>
               <w:pStyle w:val="Compact"/>
-              <w:jc w:val="left"/>
             </w:pPr>
             <w:r>
               <w:t xml:space="preserve">i) i) ii) d), 164,308 a) 6), 164,312 b) Recopilación de registros de pruebas, generación de alerta, integridad de archivos, revisión, investigación y escalada ANTERI inventario, reglas, alerta, ticket de revisión, respuesta y cierre Una alerta sin un examen humano documentado y la respuesta no prueba que la salvaguardia opera</w:t>
@@ -6556,7 +6381,6 @@
           <w:p>
             <w:pPr>
               <w:pStyle w:val="Compact"/>
-              <w:jc w:val="left"/>
             </w:pPr>
             <w:r>
               <w:t xml:space="preserve">TEN OpenSCAP TEN 164.308(a)(8), 164.312(a), 164.312(c) TEN Comparar los hosts aprobados de Linux con una corrección de base de seguridad seleccionada y retest de retest ANTERI Perfil, versión de contenido, alcance de host, informe HTML/ARF, excepción, rescan TENIDOS Baseline no es el mismo que el cumplimiento de HIPAA y puede afectar las aplicaciones</w:t>
@@ -6570,7 +6394,6 @@
           <w:p>
             <w:pPr>
               <w:pStyle w:val="Compact"/>
-              <w:jc w:val="left"/>
             </w:pPr>
             <w:r>
               <w:t xml:space="preserve">Greenbone</w:t>
@@ -6584,7 +6407,6 @@
           <w:p>
             <w:pPr>
               <w:pStyle w:val="Compact"/>
-              <w:jc w:val="left"/>
             </w:pPr>
             <w:r>
               <w:t xml:space="preserve">Trivy</w:t>
@@ -6598,7 +6420,6 @@
           <w:p>
             <w:pPr>
               <w:pStyle w:val="Compact"/>
-              <w:jc w:val="left"/>
             </w:pPr>
             <w:r>
               <w:t xml:space="preserve">OWASP ZAP TEN 164.308(a)(8), 164.312(c) y (e)</w:t>
@@ -6612,7 +6433,6 @@
           <w:p>
             <w:pPr>
               <w:pStyle w:val="Compact"/>
-              <w:jc w:val="left"/>
             </w:pPr>
             <w:r>
               <w:t xml:space="preserve">DefectDojo</w:t>
@@ -6626,7 +6446,6 @@
           <w:p>
             <w:pPr>
               <w:pStyle w:val="Compact"/>
-              <w:jc w:val="left"/>
             </w:pPr>
             <w:r>
               <w:t xml:space="preserve">Velociraptor</w:t>
@@ -6640,7 +6459,6 @@
           <w:p>
             <w:pPr>
               <w:pStyle w:val="Compact"/>
-              <w:jc w:val="left"/>
             </w:pPr>
             <w:r>
               <w:t xml:space="preserve">TEN Open Policy Agent TEN 164.308(a)(1), 164.312(a) y (c)</w:t>
@@ -6649,8 +6467,8 @@
         </w:tc>
       </w:tr>
     </w:tbl>
-    <w:bookmarkEnd w:id="77"/>
-    <w:bookmarkStart w:id="78" w:name="X3139e19a13aa311f484366e871e43fa6e517ed3"/>
+    <w:bookmarkEnd w:id="66"/>
+    <w:bookmarkStart w:id="67" w:name="X3139e19a13aa311f484366e871e43fa6e517ed3"/>
     <w:p>
       <w:pPr>
         <w:pStyle w:val="Heading2"/>
@@ -6747,8 +6565,8 @@
         <w:t xml:space="preserve">Revalidate después de importantes actualizaciones, cambios de configuración, nuevas integraciones o fallos de control de materiales.</w:t>
       </w:r>
     </w:p>
-    <w:bookmarkEnd w:id="78"/>
-    <w:bookmarkStart w:id="79" w:name="paquete-de-evidencia-de-herramientas"/>
+    <w:bookmarkEnd w:id="67"/>
+    <w:bookmarkStart w:id="68" w:name="paquete-de-evidencia-de-herramientas"/>
     <w:p>
       <w:pPr>
         <w:pStyle w:val="Heading2"/>
@@ -6872,13 +6690,7 @@
         <w:pStyle w:val="FirstParagraph"/>
       </w:pPr>
       <w:r>
-        <w:t xml:space="preserve">“</w:t>
-      </w:r>
-      <w:r>
-        <w:t xml:space="preserve">Un informe no es prueba, autorización, validación, remediación y retesting crear la cadena de evidencia</w:t>
-      </w:r>
-      <w:r>
-        <w:t xml:space="preserve">”</w:t>
+        <w:t xml:space="preserve">“Un informe no es prueba, autorización, validación, remediación y retesting crear la cadena de evidencia”</w:t>
       </w:r>
       <w:r>
         <w:t xml:space="preserve"> </w:t>
@@ -6895,8 +6707,8 @@
         <w:t xml:space="preserve">Gráfico 7 De la producción de herramientas a la evidencia de cumplimiento</w:t>
       </w:r>
     </w:p>
-    <w:bookmarkEnd w:id="79"/>
-    <w:bookmarkStart w:id="81" w:name="ciso-assistant"/>
+    <w:bookmarkEnd w:id="68"/>
+    <w:bookmarkStart w:id="70" w:name="ciso-assistant"/>
     <w:p>
       <w:pPr>
         <w:pStyle w:val="Heading2"/>
@@ -6919,8 +6731,8 @@
       </w:pPr>
       <w:r>
         <w:rPr>
+          <w:b/>
           <w:bCs/>
-          <w:b/>
         </w:rPr>
         <w:t xml:space="preserve">Documentación y configuración oficiales</w:t>
       </w:r>
@@ -6931,7 +6743,7 @@
         <w:t xml:space="preserve">Abra la guía oficial de asistentes CISO(https://intuitem.gitbook.io/ciso-assistant)</w:t>
       </w:r>
     </w:p>
-    <w:bookmarkStart w:id="80" w:name="inicio-rápido"/>
+    <w:bookmarkStart w:id="69" w:name="inicio-rápido"/>
     <w:p>
       <w:pPr>
         <w:pStyle w:val="Heading3"/>
@@ -6948,9 +6760,9 @@
         <w:t xml:space="preserve">Crear una organización de salud ficticia, añadir un riesgo de ePHI, mapear una salvaguardia de reglas de seguridad, asignar un propietario y adjuntar evidencias sanitarias.</w:t>
       </w:r>
     </w:p>
-    <w:bookmarkEnd w:id="80"/>
-    <w:bookmarkEnd w:id="81"/>
-    <w:bookmarkStart w:id="82" w:name="evidencia-para-retener"/>
+    <w:bookmarkEnd w:id="69"/>
+    <w:bookmarkEnd w:id="70"/>
+    <w:bookmarkStart w:id="71" w:name="evidencia-para-retener"/>
     <w:p>
       <w:pPr>
         <w:pStyle w:val="Heading2"/>
@@ -6967,8 +6779,8 @@
         <w:t xml:space="preserve">Aprobación de registros, propósito, propietario, alcance, sistemas, clasificación de datos, versión de herramientas y contenidos, configuración, resultado completo, revisor, decisión, acción correctiva y retest. Protege los informes que contienen ePHI, credenciales, arquitectura, identidades o vulnerabilidades.</w:t>
       </w:r>
     </w:p>
-    <w:bookmarkEnd w:id="82"/>
-    <w:bookmarkStart w:id="84" w:name="wazuh"/>
+    <w:bookmarkEnd w:id="71"/>
+    <w:bookmarkStart w:id="73" w:name="wazuh"/>
     <w:p>
       <w:pPr>
         <w:pStyle w:val="Heading2"/>
@@ -6991,8 +6803,8 @@
       </w:pPr>
       <w:r>
         <w:rPr>
+          <w:b/>
           <w:bCs/>
-          <w:b/>
         </w:rPr>
         <w:t xml:space="preserve">Documentación y configuración oficiales</w:t>
       </w:r>
@@ -7003,7 +6815,7 @@
         <w:t xml:space="preserve">Abra la guía oficial Wazuh realizada/u título](https://documentation.wazuh.com/current/quickstart.html)</w:t>
       </w:r>
     </w:p>
-    <w:bookmarkStart w:id="83" w:name="inicio-rápido-1"/>
+    <w:bookmarkStart w:id="72" w:name="inicio-rápido-1"/>
     <w:p>
       <w:pPr>
         <w:pStyle w:val="Heading3"/>
@@ -7020,9 +6832,9 @@
         <w:t xml:space="preserve">Conectar un punto final de laboratorio, crear un evento inofensivo, revisar la alerta y guardar el evento, la decisión del revisor y el seguimiento.</w:t>
       </w:r>
     </w:p>
-    <w:bookmarkEnd w:id="83"/>
-    <w:bookmarkEnd w:id="84"/>
-    <w:bookmarkStart w:id="85" w:name="evidencia-para-retener-1"/>
+    <w:bookmarkEnd w:id="72"/>
+    <w:bookmarkEnd w:id="73"/>
+    <w:bookmarkStart w:id="74" w:name="evidencia-para-retener-1"/>
     <w:p>
       <w:pPr>
         <w:pStyle w:val="Heading2"/>
@@ -7039,8 +6851,8 @@
         <w:t xml:space="preserve">Aprobación de registros, propósito, propietario, alcance, sistemas, clasificación de datos, versión de herramientas y contenidos, configuración, resultado completo, revisor, decisión, acción correctiva y retest. Protege los informes que contienen ePHI, credenciales, arquitectura, identidades o vulnerabilidades.</w:t>
       </w:r>
     </w:p>
-    <w:bookmarkEnd w:id="85"/>
-    <w:bookmarkStart w:id="87" w:name="openscap"/>
+    <w:bookmarkEnd w:id="74"/>
+    <w:bookmarkStart w:id="76" w:name="openscap"/>
     <w:p>
       <w:pPr>
         <w:pStyle w:val="Heading2"/>
@@ -7063,8 +6875,8 @@
       </w:pPr>
       <w:r>
         <w:rPr>
+          <w:b/>
           <w:bCs/>
-          <w:b/>
         </w:rPr>
         <w:t xml:space="preserve">Característica y configuración:</w:t>
       </w:r>
@@ -7075,7 +6887,7 @@
         <w:t xml:space="preserve">[ejecutado]Abre la guía oficial OpenSCAP realizada/u contacto](https://www.open-scap.org/getting-started/)</w:t>
       </w:r>
     </w:p>
-    <w:bookmarkStart w:id="86" w:name="inicio-rápido-2"/>
+    <w:bookmarkStart w:id="75" w:name="inicio-rápido-2"/>
     <w:p>
       <w:pPr>
         <w:pStyle w:val="Heading3"/>
@@ -7092,9 +6904,9 @@
         <w:t xml:space="preserve">Evaluar un host Linux de laboratorio contra un perfil adecuado, exportar el informe, fijar un ajuste aprobado y comparar resultados.</w:t>
       </w:r>
     </w:p>
-    <w:bookmarkEnd w:id="86"/>
-    <w:bookmarkEnd w:id="87"/>
-    <w:bookmarkStart w:id="88" w:name="evidencia-para-retener-2"/>
+    <w:bookmarkEnd w:id="75"/>
+    <w:bookmarkEnd w:id="76"/>
+    <w:bookmarkStart w:id="77" w:name="evidencia-para-retener-2"/>
     <w:p>
       <w:pPr>
         <w:pStyle w:val="Heading2"/>
@@ -7111,8 +6923,8 @@
         <w:t xml:space="preserve">Aprobación de registros, propósito, propietario, alcance, sistemas, clasificación de datos, versión de herramientas y contenidos, configuración, resultado completo, revisor, decisión, acción correctiva y retest. Protege los informes que contienen ePHI, credenciales, arquitectura, identidades o vulnerabilidades.</w:t>
       </w:r>
     </w:p>
-    <w:bookmarkEnd w:id="88"/>
-    <w:bookmarkStart w:id="90" w:name="greenbone-community-edition"/>
+    <w:bookmarkEnd w:id="77"/>
+    <w:bookmarkStart w:id="79" w:name="greenbone-community-edition"/>
     <w:p>
       <w:pPr>
         <w:pStyle w:val="Heading2"/>
@@ -7135,8 +6947,8 @@
       </w:pPr>
       <w:r>
         <w:rPr>
+          <w:b/>
           <w:bCs/>
-          <w:b/>
         </w:rPr>
         <w:t xml:space="preserve">Documentación y configuración oficiales:</w:t>
       </w:r>
@@ -7147,7 +6959,7 @@
         <w:t xml:space="preserve">[Seguridad]Abre la guía oficial Greenbone Community Edition realizada/u contactos](https://greenbone.github.io/docs/latest/)</w:t>
       </w:r>
     </w:p>
-    <w:bookmarkStart w:id="89" w:name="inicio-rápido-3"/>
+    <w:bookmarkStart w:id="78" w:name="inicio-rápido-3"/>
     <w:p>
       <w:pPr>
         <w:pStyle w:val="Heading3"/>
@@ -7164,9 +6976,9 @@
         <w:t xml:space="preserve">Escanear sólo un objetivo de laboratorio aprobado, validar un hallazgo, corregirlo, cambiar y registrar el alcance, versión, resultado y revisor.</w:t>
       </w:r>
     </w:p>
-    <w:bookmarkEnd w:id="89"/>
-    <w:bookmarkEnd w:id="90"/>
-    <w:bookmarkStart w:id="91" w:name="evidencia-para-retener-3"/>
+    <w:bookmarkEnd w:id="78"/>
+    <w:bookmarkEnd w:id="79"/>
+    <w:bookmarkStart w:id="80" w:name="evidencia-para-retener-3"/>
     <w:p>
       <w:pPr>
         <w:pStyle w:val="Heading2"/>
@@ -7183,8 +6995,8 @@
         <w:t xml:space="preserve">Aprobación de registros, propósito, propietario, alcance, sistemas, clasificación de datos, versión de herramientas y contenidos, configuración, resultado completo, revisor, decisión, acción correctiva y retest. Protege los informes que contienen ePHI, credenciales, arquitectura, identidades o vulnerabilidades.</w:t>
       </w:r>
     </w:p>
-    <w:bookmarkEnd w:id="91"/>
-    <w:bookmarkStart w:id="93" w:name="osquery"/>
+    <w:bookmarkEnd w:id="80"/>
+    <w:bookmarkStart w:id="82" w:name="osquery"/>
     <w:p>
       <w:pPr>
         <w:pStyle w:val="Heading2"/>
@@ -7207,8 +7019,8 @@
       </w:pPr>
       <w:r>
         <w:rPr>
+          <w:b/>
           <w:bCs/>
-          <w:b/>
         </w:rPr>
         <w:t xml:space="preserve">Documentación y configuración oficiales:</w:t>
       </w:r>
@@ -7219,7 +7031,7 @@
         <w:t xml:space="preserve">[Seguridad]Abre la guía oficial del osquery realizada/u contacto](https://osquery.readthedocs.io/en/stable/)</w:t>
       </w:r>
     </w:p>
-    <w:bookmarkStart w:id="92" w:name="inicio-rápido-4"/>
+    <w:bookmarkStart w:id="81" w:name="inicio-rápido-4"/>
     <w:p>
       <w:pPr>
         <w:pStyle w:val="Heading3"/>
@@ -7236,9 +7048,9 @@
         <w:t xml:space="preserve">Query users, software, cifrado, o procesos en un endpoint de laboratorio y grabar la consulta, host, fecha, resultado y revisión.</w:t>
       </w:r>
     </w:p>
-    <w:bookmarkEnd w:id="92"/>
-    <w:bookmarkEnd w:id="93"/>
-    <w:bookmarkStart w:id="94" w:name="evidencia-para-retener-4"/>
+    <w:bookmarkEnd w:id="81"/>
+    <w:bookmarkEnd w:id="82"/>
+    <w:bookmarkStart w:id="83" w:name="evidencia-para-retener-4"/>
     <w:p>
       <w:pPr>
         <w:pStyle w:val="Heading2"/>
@@ -7255,8 +7067,8 @@
         <w:t xml:space="preserve">Aprobación de registros, propósito, propietario, alcance, sistemas, clasificación de datos, versión de herramientas y contenidos, configuración, resultado completo, revisor, decisión, acción correctiva y retest. Protege los informes que contienen ePHI, credenciales, arquitectura, identidades o vulnerabilidades.</w:t>
       </w:r>
     </w:p>
-    <w:bookmarkEnd w:id="94"/>
-    <w:bookmarkStart w:id="96" w:name="trivy"/>
+    <w:bookmarkEnd w:id="83"/>
+    <w:bookmarkStart w:id="85" w:name="trivy"/>
     <w:p>
       <w:pPr>
         <w:pStyle w:val="Heading2"/>
@@ -7279,8 +7091,8 @@
       </w:pPr>
       <w:r>
         <w:rPr>
+          <w:b/>
           <w:bCs/>
-          <w:b/>
         </w:rPr>
         <w:t xml:space="preserve">Documentación y configuración oficiales</w:t>
       </w:r>
@@ -7291,7 +7103,7 @@
         <w:t xml:space="preserve">Abra la guía oficial Trivy realizada/u título](https://trivy.dev/latest/)</w:t>
       </w:r>
     </w:p>
-    <w:bookmarkStart w:id="95" w:name="inicio-rápido-5"/>
+    <w:bookmarkStart w:id="84" w:name="inicio-rápido-5"/>
     <w:p>
       <w:pPr>
         <w:pStyle w:val="Heading3"/>
@@ -7306,11 +7118,297 @@
       </w:pPr>
       <w:r>
         <w:t xml:space="preserve">Escanear una imagen de laboratorio o un repositorio de pruebas, proteger el informe, validar un hallazgo, arreglarlo y volver a escanear.</w:t>
+      </w:r>
+    </w:p>
+    <w:bookmarkEnd w:id="84"/>
+    <w:bookmarkEnd w:id="85"/>
+    <w:bookmarkStart w:id="86" w:name="evidencia-para-retener-5"/>
+    <w:p>
+      <w:pPr>
+        <w:pStyle w:val="Heading2"/>
+      </w:pPr>
+      <w:r>
+        <w:t xml:space="preserve">Evidencia para retener</w:t>
+      </w:r>
+    </w:p>
+    <w:p>
+      <w:pPr>
+        <w:pStyle w:val="FirstParagraph"/>
+      </w:pPr>
+      <w:r>
+        <w:t xml:space="preserve">Aprobación de registros, propósito, propietario, alcance, sistemas, clasificación de datos, versión de herramientas y contenidos, configuración, resultado completo, revisor, decisión, acción correctiva y retest. Protege los informes que contienen ePHI, credenciales, arquitectura, identidades o vulnerabilidades.</w:t>
+      </w:r>
+    </w:p>
+    <w:bookmarkEnd w:id="86"/>
+    <w:bookmarkStart w:id="88" w:name="owasp-zap"/>
+    <w:p>
+      <w:pPr>
+        <w:pStyle w:val="Heading2"/>
+      </w:pPr>
+      <w:r>
+        <w:t xml:space="preserve">15.10 OWASP ZAP</w:t>
+      </w:r>
+    </w:p>
+    <w:p>
+      <w:pPr>
+        <w:pStyle w:val="FirstParagraph"/>
+      </w:pPr>
+      <w:r>
+        <w:t xml:space="preserve">Pruebas de aplicación web autorizadas.</w:t>
+      </w:r>
+    </w:p>
+    <w:p>
+      <w:pPr>
+        <w:pStyle w:val="BodyText"/>
+      </w:pPr>
+      <w:r>
+        <w:rPr>
+          <w:b/>
+          <w:bCs/>
+        </w:rPr>
+        <w:t xml:space="preserve">Documentación y configuración oficiales</w:t>
+      </w:r>
+      <w:r>
+        <w:t xml:space="preserve"> </w:t>
+      </w:r>
+      <w:r>
+        <w:t xml:space="preserve">Abra la guía oficial OWASP ZAP efectuada / u fiel](https://www.zaproxy.org/getting-started/)</w:t>
+      </w:r>
+    </w:p>
+    <w:bookmarkStart w:id="87" w:name="inicio-rápido-6"/>
+    <w:p>
+      <w:pPr>
+        <w:pStyle w:val="Heading3"/>
+      </w:pPr>
+      <w:r>
+        <w:t xml:space="preserve">Inicio rápido</w:t>
+      </w:r>
+    </w:p>
+    <w:p>
+      <w:pPr>
+        <w:pStyle w:val="FirstParagraph"/>
+      </w:pPr>
+      <w:r>
+        <w:t xml:space="preserve">Proxy una aplicación de entrenamiento local, empezar con análisis pasivos, validar un resultado, y exportar el alcance y el informe.</w:t>
+      </w:r>
+    </w:p>
+    <w:bookmarkEnd w:id="87"/>
+    <w:bookmarkEnd w:id="88"/>
+    <w:bookmarkStart w:id="89" w:name="evidencia-para-retener-6"/>
+    <w:p>
+      <w:pPr>
+        <w:pStyle w:val="Heading2"/>
+      </w:pPr>
+      <w:r>
+        <w:t xml:space="preserve">Evidencia para retener</w:t>
+      </w:r>
+    </w:p>
+    <w:p>
+      <w:pPr>
+        <w:pStyle w:val="FirstParagraph"/>
+      </w:pPr>
+      <w:r>
+        <w:t xml:space="preserve">Aprobación de registros, propósito, propietario, alcance, sistemas, clasificación de datos, versión de herramientas y contenidos, configuración, resultado completo, revisor, decisión, acción correctiva y retest. Protege los informes que contienen ePHI, credenciales, arquitectura, identidades o vulnerabilidades.</w:t>
+      </w:r>
+    </w:p>
+    <w:bookmarkEnd w:id="89"/>
+    <w:bookmarkStart w:id="91" w:name="keycloak"/>
+    <w:p>
+      <w:pPr>
+        <w:pStyle w:val="Heading2"/>
+      </w:pPr>
+      <w:r>
+        <w:t xml:space="preserve">15.11 Keycloak</w:t>
+      </w:r>
+    </w:p>
+    <w:p>
+      <w:pPr>
+        <w:pStyle w:val="FirstParagraph"/>
+      </w:pPr>
+      <w:r>
+        <w:t xml:space="preserve">Identidad, roles, autenticación, MFA.</w:t>
+      </w:r>
+    </w:p>
+    <w:p>
+      <w:pPr>
+        <w:pStyle w:val="BodyText"/>
+      </w:pPr>
+      <w:r>
+        <w:rPr>
+          <w:b/>
+          <w:bCs/>
+        </w:rPr>
+        <w:t xml:space="preserve">Característica y configuración:</w:t>
+      </w:r>
+      <w:r>
+        <w:t xml:space="preserve"> </w:t>
+      </w:r>
+      <w:r>
+        <w:t xml:space="preserve">[ejecutado]Abre la guía oficial de Keycloak realizada/u contacto](https://www.keycloak.org/guides)</w:t>
+      </w:r>
+    </w:p>
+    <w:bookmarkStart w:id="90" w:name="inicio-rápido-7"/>
+    <w:p>
+      <w:pPr>
+        <w:pStyle w:val="Heading3"/>
+      </w:pPr>
+      <w:r>
+        <w:t xml:space="preserve">Inicio rápido</w:t>
+      </w:r>
+    </w:p>
+    <w:p>
+      <w:pPr>
+        <w:pStyle w:val="FirstParagraph"/>
+      </w:pPr>
+      <w:r>
+        <w:t xml:space="preserve">Crear un ámbito de laboratorio, roles, usuarios y MFA; probar menos privilegios y configuración de exportación y revisar pruebas.</w:t>
+      </w:r>
+    </w:p>
+    <w:bookmarkEnd w:id="90"/>
+    <w:bookmarkEnd w:id="91"/>
+    <w:bookmarkStart w:id="92" w:name="evidencia-para-retener-7"/>
+    <w:p>
+      <w:pPr>
+        <w:pStyle w:val="Heading2"/>
+      </w:pPr>
+      <w:r>
+        <w:t xml:space="preserve">Evidencia para retener</w:t>
+      </w:r>
+    </w:p>
+    <w:p>
+      <w:pPr>
+        <w:pStyle w:val="FirstParagraph"/>
+      </w:pPr>
+      <w:r>
+        <w:t xml:space="preserve">Aprobación de registros, propósito, propietario, alcance, sistemas, clasificación de datos, versión de herramientas y contenidos, configuración, resultado completo, revisor, decisión, acción correctiva y retest. Protege los informes que contienen ePHI, credenciales, arquitectura, identidades o vulnerabilidades.</w:t>
+      </w:r>
+    </w:p>
+    <w:bookmarkEnd w:id="92"/>
+    <w:bookmarkStart w:id="94" w:name="defectodojo"/>
+    <w:p>
+      <w:pPr>
+        <w:pStyle w:val="Heading2"/>
+      </w:pPr>
+      <w:r>
+        <w:t xml:space="preserve">15.12 DefectoDojo</w:t>
+      </w:r>
+    </w:p>
+    <w:p>
+      <w:pPr>
+        <w:pStyle w:val="FirstParagraph"/>
+      </w:pPr>
+      <w:r>
+        <w:t xml:space="preserve">Encontrar captación y seguimiento de remediación.</w:t>
+      </w:r>
+    </w:p>
+    <w:p>
+      <w:pPr>
+        <w:pStyle w:val="BodyText"/>
+      </w:pPr>
+      <w:r>
+        <w:rPr>
+          <w:b/>
+          <w:bCs/>
+        </w:rPr>
+        <w:t xml:space="preserve">Característica y configuración:</w:t>
+      </w:r>
+      <w:r>
+        <w:t xml:space="preserve"> </w:t>
+      </w:r>
+      <w:r>
+        <w:t xml:space="preserve">[ejecutado]Abre el defecto oficialDojo guía seleccionada/u contacto](https://docs.defectdojo.com/)</w:t>
+      </w:r>
+    </w:p>
+    <w:bookmarkStart w:id="93" w:name="inicio-rápido-8"/>
+    <w:p>
+      <w:pPr>
+        <w:pStyle w:val="Heading3"/>
+      </w:pPr>
+      <w:r>
+        <w:t xml:space="preserve">Inicio rápido</w:t>
+      </w:r>
+    </w:p>
+    <w:p>
+      <w:pPr>
+        <w:pStyle w:val="FirstParagraph"/>
+      </w:pPr>
+      <w:r>
+        <w:t xml:space="preserve">Importar un análisis de laboratorio, validar y asignar un hallazgo, registrar la corrección, retestarlo y cerrarlo con evidencia.</w:t>
+      </w:r>
+    </w:p>
+    <w:bookmarkEnd w:id="93"/>
+    <w:bookmarkEnd w:id="94"/>
+    <w:bookmarkStart w:id="96" w:name="evidencia-para-retener-8"/>
+    <w:p>
+      <w:pPr>
+        <w:pStyle w:val="Heading2"/>
+      </w:pPr>
+      <w:r>
+        <w:t xml:space="preserve">Evidencia para retener</w:t>
+      </w:r>
+    </w:p>
+    <w:p>
+      <w:pPr>
+        <w:pStyle w:val="FirstParagraph"/>
+      </w:pPr>
+      <w:r>
+        <w:t xml:space="preserve">Aprobación de registros, propósito, propietario, alcance, sistemas, clasificación de datos, versión de herramientas y contenidos, configuración, resultado completo, revisor, decisión, acción correctiva y retest. Protege los informes que contienen ePHI, credenciales, arquitectura, identidades o vulnerabilidades.</w:t>
+      </w:r>
+    </w:p>
+    <w:p>
+      <w:pPr>
+        <w:pStyle w:val="BodyText"/>
+      </w:pPr>
+      <w:r>
+        <w:t xml:space="preserve">15.13 Velociraptor</w:t>
+      </w:r>
+    </w:p>
+    <w:p>
+      <w:pPr>
+        <w:pStyle w:val="BodyText"/>
+      </w:pPr>
+      <w:r>
+        <w:t xml:space="preserve">Visibilidad del punto final y respuesta a incidentes.</w:t>
+      </w:r>
+    </w:p>
+    <w:p>
+      <w:pPr>
+        <w:pStyle w:val="BodyText"/>
+      </w:pPr>
+      <w:r>
+        <w:rPr>
+          <w:b/>
+          <w:bCs/>
+        </w:rPr>
+        <w:t xml:space="preserve">Documentación y configuración oficiales</w:t>
+      </w:r>
+      <w:r>
+        <w:t xml:space="preserve"> </w:t>
+      </w:r>
+      <w:r>
+        <w:t xml:space="preserve">Abra la guía oficial Velociraptor realizada/u título](https://docs.velociraptor.app/)</w:t>
+      </w:r>
+    </w:p>
+    <w:bookmarkStart w:id="95" w:name="inicio-rápido-9"/>
+    <w:p>
+      <w:pPr>
+        <w:pStyle w:val="Heading3"/>
+      </w:pPr>
+      <w:r>
+        <w:t xml:space="preserve">Inicio rápido</w:t>
+      </w:r>
+    </w:p>
+    <w:p>
+      <w:pPr>
+        <w:pStyle w:val="FirstParagraph"/>
+      </w:pPr>
+      <w:r>
+        <w:t xml:space="preserve">Utilice un cliente de laboratorio aislado, recoger un artefacto aprobado inofensivo, revisar el resultado, y registrar el propósito, alcance y acceso.</w:t>
       </w:r>
     </w:p>
     <w:bookmarkEnd w:id="95"/>
     <w:bookmarkEnd w:id="96"/>
-    <w:bookmarkStart w:id="97" w:name="evidencia-para-retener-5"/>
+    <w:bookmarkStart w:id="97" w:name="evidencia-para-retener-9"/>
     <w:p>
       <w:pPr>
         <w:pStyle w:val="Heading2"/>
@@ -7328,13 +7426,13 @@
       </w:r>
     </w:p>
     <w:bookmarkEnd w:id="97"/>
-    <w:bookmarkStart w:id="99" w:name="owasp-zap"/>
+    <w:bookmarkStart w:id="99" w:name="open-policy-agent"/>
     <w:p>
       <w:pPr>
         <w:pStyle w:val="Heading2"/>
       </w:pPr>
       <w:r>
-        <w:t xml:space="preserve">15.10 OWASP ZAP</w:t>
+        <w:t xml:space="preserve">15.14 Open Policy Agent</w:t>
       </w:r>
     </w:p>
     <w:p>
@@ -7342,7 +7440,7 @@
         <w:pStyle w:val="FirstParagraph"/>
       </w:pPr>
       <w:r>
-        <w:t xml:space="preserve">Pruebas de aplicación web autorizadas.</w:t>
+        <w:t xml:space="preserve">Política como código.</w:t>
       </w:r>
     </w:p>
     <w:p>
@@ -7351,8 +7449,8 @@
       </w:pPr>
       <w:r>
         <w:rPr>
+          <w:b/>
           <w:bCs/>
-          <w:b/>
         </w:rPr>
         <w:t xml:space="preserve">Documentación y configuración oficiales</w:t>
       </w:r>
@@ -7360,10 +7458,10 @@
         <w:t xml:space="preserve"> </w:t>
       </w:r>
       <w:r>
-        <w:t xml:space="preserve">Abra la guía oficial OWASP ZAP efectuada / u fiel](https://www.zaproxy.org/getting-started/)</w:t>
-      </w:r>
-    </w:p>
-    <w:bookmarkStart w:id="98" w:name="inicio-rápido-6"/>
+        <w:t xml:space="preserve">Abra la guía oficial de Agentes de Política Abierta(https://www.openpolicyagent.org/docs)</w:t>
+      </w:r>
+    </w:p>
+    <w:bookmarkStart w:id="98" w:name="inicio-rápido-10"/>
     <w:p>
       <w:pPr>
         <w:pStyle w:val="Heading3"/>
@@ -7377,12 +7475,12 @@
         <w:pStyle w:val="FirstParagraph"/>
       </w:pPr>
       <w:r>
-        <w:t xml:space="preserve">Proxy una aplicación de entrenamiento local, empezar con análisis pasivos, validar un resultado, y exportar el alcance y el informe.</w:t>
+        <w:t xml:space="preserve">Escribir una regla de laboratorio que niega un recurso de ePHI sin un propietario o etiqueta de clasificación; probar los insumos permitidos y negados.</w:t>
       </w:r>
     </w:p>
     <w:bookmarkEnd w:id="98"/>
     <w:bookmarkEnd w:id="99"/>
-    <w:bookmarkStart w:id="100" w:name="evidencia-para-retener-6"/>
+    <w:bookmarkStart w:id="100" w:name="evidencia-para-retener-10"/>
     <w:p>
       <w:pPr>
         <w:pStyle w:val="Heading2"/>
@@ -7400,13 +7498,13 @@
       </w:r>
     </w:p>
     <w:bookmarkEnd w:id="100"/>
-    <w:bookmarkStart w:id="102" w:name="keycloak"/>
+    <w:bookmarkStart w:id="101" w:name="recursos-del-gobierno-libre"/>
     <w:p>
       <w:pPr>
         <w:pStyle w:val="Heading2"/>
       </w:pPr>
       <w:r>
-        <w:t xml:space="preserve">15.11 Keycloak</w:t>
+        <w:t xml:space="preserve">15.15 Recursos del gobierno libre</w:t>
       </w:r>
     </w:p>
     <w:p>
@@ -7414,305 +7512,19 @@
         <w:pStyle w:val="FirstParagraph"/>
       </w:pPr>
       <w:r>
-        <w:t xml:space="preserve">Identidad, roles, autenticación, MFA.</w:t>
-      </w:r>
-    </w:p>
-    <w:p>
-      <w:pPr>
-        <w:pStyle w:val="BodyText"/>
-      </w:pPr>
-      <w:r>
-        <w:rPr>
-          <w:bCs/>
-          <w:b/>
-        </w:rPr>
-        <w:t xml:space="preserve">Característica y configuración:</w:t>
-      </w:r>
-      <w:r>
-        <w:t xml:space="preserve"> </w:t>
-      </w:r>
-      <w:r>
-        <w:t xml:space="preserve">[ejecutado]Abre la guía oficial de Keycloak realizada/u contacto](https://www.keycloak.org/guides)</w:t>
-      </w:r>
-    </w:p>
-    <w:bookmarkStart w:id="101" w:name="inicio-rápido-7"/>
-    <w:p>
-      <w:pPr>
-        <w:pStyle w:val="Heading3"/>
-      </w:pPr>
-      <w:r>
-        <w:t xml:space="preserve">Inicio rápido</w:t>
-      </w:r>
-    </w:p>
-    <w:p>
-      <w:pPr>
-        <w:pStyle w:val="FirstParagraph"/>
-      </w:pPr>
-      <w:r>
-        <w:t xml:space="preserve">Crear un ámbito de laboratorio, roles, usuarios y MFA; probar menos privilegios y configuración de exportación y revisar pruebas.</w:t>
+        <w:t xml:space="preserve">** Herramienta de evaluación del riesgo de seguridad HHS/ONC:** [traducido]Abre la página oficial de Herramienta SRA:</w:t>
+      </w:r>
+    </w:p>
+    <w:p>
+      <w:pPr>
+        <w:pStyle w:val="BodyText"/>
+      </w:pPr>
+      <w:r>
+        <w:t xml:space="preserve">Este recurso público gratuito puede ayudar a las prácticas pequeñas y medianas a iniciar una evaluación estructurada del riesgo. No garantiza el cumplimiento y no sustituye un análisis completo de riesgos específico para la organización.</w:t>
       </w:r>
     </w:p>
     <w:bookmarkEnd w:id="101"/>
-    <w:bookmarkEnd w:id="102"/>
-    <w:bookmarkStart w:id="103" w:name="evidencia-para-retener-7"/>
-    <w:p>
-      <w:pPr>
-        <w:pStyle w:val="Heading2"/>
-      </w:pPr>
-      <w:r>
-        <w:t xml:space="preserve">Evidencia para retener</w:t>
-      </w:r>
-    </w:p>
-    <w:p>
-      <w:pPr>
-        <w:pStyle w:val="FirstParagraph"/>
-      </w:pPr>
-      <w:r>
-        <w:t xml:space="preserve">Aprobación de registros, propósito, propietario, alcance, sistemas, clasificación de datos, versión de herramientas y contenidos, configuración, resultado completo, revisor, decisión, acción correctiva y retest. Protege los informes que contienen ePHI, credenciales, arquitectura, identidades o vulnerabilidades.</w:t>
-      </w:r>
-    </w:p>
-    <w:bookmarkEnd w:id="103"/>
-    <w:bookmarkStart w:id="105" w:name="defectodojo"/>
-    <w:p>
-      <w:pPr>
-        <w:pStyle w:val="Heading2"/>
-      </w:pPr>
-      <w:r>
-        <w:t xml:space="preserve">15.12 DefectoDojo</w:t>
-      </w:r>
-    </w:p>
-    <w:p>
-      <w:pPr>
-        <w:pStyle w:val="FirstParagraph"/>
-      </w:pPr>
-      <w:r>
-        <w:t xml:space="preserve">Encontrar captación y seguimiento de remediación.</w:t>
-      </w:r>
-    </w:p>
-    <w:p>
-      <w:pPr>
-        <w:pStyle w:val="BodyText"/>
-      </w:pPr>
-      <w:r>
-        <w:rPr>
-          <w:bCs/>
-          <w:b/>
-        </w:rPr>
-        <w:t xml:space="preserve">Característica y configuración:</w:t>
-      </w:r>
-      <w:r>
-        <w:t xml:space="preserve"> </w:t>
-      </w:r>
-      <w:r>
-        <w:t xml:space="preserve">[ejecutado]Abre el defecto oficialDojo guía seleccionada/u contacto](https://docs.defectdojo.com/)</w:t>
-      </w:r>
-    </w:p>
-    <w:bookmarkStart w:id="104" w:name="inicio-rápido-8"/>
-    <w:p>
-      <w:pPr>
-        <w:pStyle w:val="Heading3"/>
-      </w:pPr>
-      <w:r>
-        <w:t xml:space="preserve">Inicio rápido</w:t>
-      </w:r>
-    </w:p>
-    <w:p>
-      <w:pPr>
-        <w:pStyle w:val="FirstParagraph"/>
-      </w:pPr>
-      <w:r>
-        <w:t xml:space="preserve">Importar un análisis de laboratorio, validar y asignar un hallazgo, registrar la corrección, retestarlo y cerrarlo con evidencia.</w:t>
-      </w:r>
-    </w:p>
-    <w:bookmarkEnd w:id="104"/>
-    <w:bookmarkEnd w:id="105"/>
-    <w:bookmarkStart w:id="107" w:name="evidencia-para-retener-8"/>
-    <w:p>
-      <w:pPr>
-        <w:pStyle w:val="Heading2"/>
-      </w:pPr>
-      <w:r>
-        <w:t xml:space="preserve">Evidencia para retener</w:t>
-      </w:r>
-    </w:p>
-    <w:p>
-      <w:pPr>
-        <w:pStyle w:val="FirstParagraph"/>
-      </w:pPr>
-      <w:r>
-        <w:t xml:space="preserve">Aprobación de registros, propósito, propietario, alcance, sistemas, clasificación de datos, versión de herramientas y contenidos, configuración, resultado completo, revisor, decisión, acción correctiva y retest. Protege los informes que contienen ePHI, credenciales, arquitectura, identidades o vulnerabilidades.</w:t>
-      </w:r>
-    </w:p>
-    <w:p>
-      <w:pPr>
-        <w:pStyle w:val="BodyText"/>
-      </w:pPr>
-      <w:r>
-        <w:t xml:space="preserve">15.13 Velociraptor</w:t>
-      </w:r>
-    </w:p>
-    <w:p>
-      <w:pPr>
-        <w:pStyle w:val="BodyText"/>
-      </w:pPr>
-      <w:r>
-        <w:t xml:space="preserve">Visibilidad del punto final y respuesta a incidentes.</w:t>
-      </w:r>
-    </w:p>
-    <w:p>
-      <w:pPr>
-        <w:pStyle w:val="BodyText"/>
-      </w:pPr>
-      <w:r>
-        <w:rPr>
-          <w:bCs/>
-          <w:b/>
-        </w:rPr>
-        <w:t xml:space="preserve">Documentación y configuración oficiales</w:t>
-      </w:r>
-      <w:r>
-        <w:t xml:space="preserve"> </w:t>
-      </w:r>
-      <w:r>
-        <w:t xml:space="preserve">Abra la guía oficial Velociraptor realizada/u título](https://docs.velociraptor.app/)</w:t>
-      </w:r>
-    </w:p>
-    <w:bookmarkStart w:id="106" w:name="inicio-rápido-9"/>
-    <w:p>
-      <w:pPr>
-        <w:pStyle w:val="Heading3"/>
-      </w:pPr>
-      <w:r>
-        <w:t xml:space="preserve">Inicio rápido</w:t>
-      </w:r>
-    </w:p>
-    <w:p>
-      <w:pPr>
-        <w:pStyle w:val="FirstParagraph"/>
-      </w:pPr>
-      <w:r>
-        <w:t xml:space="preserve">Utilice un cliente de laboratorio aislado, recoger un artefacto aprobado inofensivo, revisar el resultado, y registrar el propósito, alcance y acceso.</w:t>
-      </w:r>
-    </w:p>
-    <w:bookmarkEnd w:id="106"/>
-    <w:bookmarkEnd w:id="107"/>
-    <w:bookmarkStart w:id="108" w:name="evidencia-para-retener-9"/>
-    <w:p>
-      <w:pPr>
-        <w:pStyle w:val="Heading2"/>
-      </w:pPr>
-      <w:r>
-        <w:t xml:space="preserve">Evidencia para retener</w:t>
-      </w:r>
-    </w:p>
-    <w:p>
-      <w:pPr>
-        <w:pStyle w:val="FirstParagraph"/>
-      </w:pPr>
-      <w:r>
-        <w:t xml:space="preserve">Aprobación de registros, propósito, propietario, alcance, sistemas, clasificación de datos, versión de herramientas y contenidos, configuración, resultado completo, revisor, decisión, acción correctiva y retest. Protege los informes que contienen ePHI, credenciales, arquitectura, identidades o vulnerabilidades.</w:t>
-      </w:r>
-    </w:p>
-    <w:bookmarkEnd w:id="108"/>
-    <w:bookmarkStart w:id="110" w:name="open-policy-agent"/>
-    <w:p>
-      <w:pPr>
-        <w:pStyle w:val="Heading2"/>
-      </w:pPr>
-      <w:r>
-        <w:t xml:space="preserve">15.14 Open Policy Agent</w:t>
-      </w:r>
-    </w:p>
-    <w:p>
-      <w:pPr>
-        <w:pStyle w:val="FirstParagraph"/>
-      </w:pPr>
-      <w:r>
-        <w:t xml:space="preserve">Política como código.</w:t>
-      </w:r>
-    </w:p>
-    <w:p>
-      <w:pPr>
-        <w:pStyle w:val="BodyText"/>
-      </w:pPr>
-      <w:r>
-        <w:rPr>
-          <w:bCs/>
-          <w:b/>
-        </w:rPr>
-        <w:t xml:space="preserve">Documentación y configuración oficiales</w:t>
-      </w:r>
-      <w:r>
-        <w:t xml:space="preserve"> </w:t>
-      </w:r>
-      <w:r>
-        <w:t xml:space="preserve">Abra la guía oficial de Agentes de Política Abierta(https://www.openpolicyagent.org/docs)</w:t>
-      </w:r>
-    </w:p>
-    <w:bookmarkStart w:id="109" w:name="inicio-rápido-10"/>
-    <w:p>
-      <w:pPr>
-        <w:pStyle w:val="Heading3"/>
-      </w:pPr>
-      <w:r>
-        <w:t xml:space="preserve">Inicio rápido</w:t>
-      </w:r>
-    </w:p>
-    <w:p>
-      <w:pPr>
-        <w:pStyle w:val="FirstParagraph"/>
-      </w:pPr>
-      <w:r>
-        <w:t xml:space="preserve">Escribir una regla de laboratorio que niega un recurso de ePHI sin un propietario o etiqueta de clasificación; probar los insumos permitidos y negados.</w:t>
-      </w:r>
-    </w:p>
-    <w:bookmarkEnd w:id="109"/>
-    <w:bookmarkEnd w:id="110"/>
-    <w:bookmarkStart w:id="111" w:name="evidencia-para-retener-10"/>
-    <w:p>
-      <w:pPr>
-        <w:pStyle w:val="Heading2"/>
-      </w:pPr>
-      <w:r>
-        <w:t xml:space="preserve">Evidencia para retener</w:t>
-      </w:r>
-    </w:p>
-    <w:p>
-      <w:pPr>
-        <w:pStyle w:val="FirstParagraph"/>
-      </w:pPr>
-      <w:r>
-        <w:t xml:space="preserve">Aprobación de registros, propósito, propietario, alcance, sistemas, clasificación de datos, versión de herramientas y contenidos, configuración, resultado completo, revisor, decisión, acción correctiva y retest. Protege los informes que contienen ePHI, credenciales, arquitectura, identidades o vulnerabilidades.</w:t>
-      </w:r>
-    </w:p>
-    <w:bookmarkEnd w:id="111"/>
-    <w:bookmarkStart w:id="112" w:name="recursos-del-gobierno-libre"/>
-    <w:p>
-      <w:pPr>
-        <w:pStyle w:val="Heading2"/>
-      </w:pPr>
-      <w:r>
-        <w:t xml:space="preserve">15.15 Recursos del gobierno libre</w:t>
-      </w:r>
-    </w:p>
-    <w:p>
-      <w:pPr>
-        <w:pStyle w:val="FirstParagraph"/>
-      </w:pPr>
-      <w:r>
-        <w:t xml:space="preserve">** Herramienta de evaluación del riesgo de seguridad HHS/ONC:** [traducido]Abre la página oficial de Herramienta SRA:</w:t>
-      </w:r>
-    </w:p>
-    <w:p>
-      <w:pPr>
-        <w:pStyle w:val="BodyText"/>
-      </w:pPr>
-      <w:r>
-        <w:t xml:space="preserve">Este recurso público gratuito puede ayudar a las prácticas pequeñas y medianas a iniciar una evaluación estructurada del riesgo. No garantiza el cumplimiento y no sustituye un análisis completo de riesgos específico para la organización.</w:t>
-      </w:r>
-    </w:p>
-    <w:bookmarkEnd w:id="112"/>
-    <w:bookmarkStart w:id="113" w:name="X2c5aaf025337de927b1d9f9e64da228eac9b8d1"/>
+    <w:bookmarkStart w:id="102" w:name="X2c5aaf025337de927b1d9f9e64da228eac9b8d1"/>
     <w:p>
       <w:pPr>
         <w:pStyle w:val="Heading2"/>
@@ -7798,9 +7610,9 @@
         <w:t xml:space="preserve">No suba PHI o ePHI a ningún servicio externo sin revisión legal, de privacidad, seguridad, contrato y de flujo de datos.</w:t>
       </w:r>
     </w:p>
-    <w:bookmarkEnd w:id="113"/>
-    <w:bookmarkEnd w:id="114"/>
-    <w:bookmarkStart w:id="131" w:name="X0c1d7be92e05c2db97337c84d6ca2641d277003"/>
+    <w:bookmarkEnd w:id="102"/>
+    <w:bookmarkEnd w:id="103"/>
+    <w:bookmarkStart w:id="120" w:name="X0c1d7be92e05c2db97337c84d6ca2641d277003"/>
     <w:p>
       <w:pPr>
         <w:pStyle w:val="Heading1"/>
@@ -7815,8 +7627,8 @@
       </w:pPr>
       <w:r>
         <w:rPr>
+          <w:i/>
           <w:iCs/>
-          <w:i/>
         </w:rPr>
         <w:t xml:space="preserve">Un entorno de práctica completo utilizando sólo información sintética.</w:t>
       </w:r>
@@ -7829,7 +7641,7 @@
         <w:t xml:space="preserve">Harbor Light Health es una clínica ambulatoria ficticia y administrador del plan de salud. Utiliza un EHR, sistema de facturación, correo electrónico en la nube, portal de pacientes, dispositivos médicos, soporte remoto y varios asociados comerciales. Cada persona, registro, dirección, reclamación, diagnóstico e identificador en el laboratorio se inventa.</w:t>
       </w:r>
     </w:p>
-    <w:bookmarkStart w:id="115" w:name="project-1-scope-and-roles"/>
+    <w:bookmarkStart w:id="104" w:name="project-1-scope-and-roles"/>
     <w:p>
       <w:pPr>
         <w:pStyle w:val="Heading2"/>
@@ -7878,8 +7690,8 @@
         <w:t xml:space="preserve">Construir una matriz de reglas de seguridad con los propietarios, opciones de implementación, pruebas, excepciones y retests.</w:t>
       </w:r>
     </w:p>
-    <w:bookmarkEnd w:id="115"/>
-    <w:bookmarkStart w:id="116" w:name="project-4---privacy-rights"/>
+    <w:bookmarkEnd w:id="104"/>
+    <w:bookmarkStart w:id="105" w:name="project-4---privacy-rights"/>
     <w:p>
       <w:pPr>
         <w:pStyle w:val="Heading2"/>
@@ -7912,8 +7724,8 @@
         <w:t xml:space="preserve">Evaluar una exportación de facturación mal dirigida utilizando los cuatro factores y preparar decisiones de notificación.</w:t>
       </w:r>
     </w:p>
-    <w:bookmarkEnd w:id="116"/>
-    <w:bookmarkStart w:id="117" w:name="project-6-vendor"/>
+    <w:bookmarkEnd w:id="105"/>
+    <w:bookmarkStart w:id="106" w:name="project-6-vendor"/>
     <w:p>
       <w:pPr>
         <w:pStyle w:val="Heading2"/>
@@ -7930,8 +7742,8 @@
         <w:t xml:space="preserve">Revise una nube de ficción BA, términos de contrato, subprocesadores, evidencia de seguridad, derechos de incidencia y plan de salida.</w:t>
       </w:r>
     </w:p>
-    <w:bookmarkEnd w:id="117"/>
-    <w:bookmarkStart w:id="118" w:name="project-7-tools"/>
+    <w:bookmarkEnd w:id="106"/>
+    <w:bookmarkStart w:id="107" w:name="project-7-tools"/>
     <w:p>
       <w:pPr>
         <w:pStyle w:val="Heading2"/>
@@ -7948,8 +7760,8 @@
         <w:t xml:space="preserve">Use tres herramientas Capítulo 15 en un laboratorio y alcance de documentos aislados, limitaciones, hallazgos, corrección y retest.</w:t>
       </w:r>
     </w:p>
-    <w:bookmarkEnd w:id="118"/>
-    <w:bookmarkStart w:id="119" w:name="portfolio-ethics"/>
+    <w:bookmarkEnd w:id="107"/>
+    <w:bookmarkStart w:id="108" w:name="portfolio-ethics"/>
     <w:p>
       <w:pPr>
         <w:pStyle w:val="Heading2"/>
@@ -8000,11 +7812,11 @@
     </w:p>
     <w:p>
       <w:pPr>
+        <w:pStyle w:val="Compact"/>
         <w:numPr>
           <w:ilvl w:val="0"/>
           <w:numId w:val="1024"/>
         </w:numPr>
-        <w:pStyle w:val="Compact"/>
       </w:pPr>
       <w:r>
         <w:t xml:space="preserve">Plan de aprendizaje de 30 días</w:t>
@@ -8016,8 +7828,8 @@
       </w:pPr>
       <w:r>
         <w:rPr>
+          <w:i/>
           <w:iCs/>
-          <w:i/>
         </w:rPr>
         <w:t xml:space="preserve">Un mes realista de lectura, práctica, trabajo de cartera y preparación de entrevistas</w:t>
       </w:r>
@@ -8030,26 +7842,24 @@
         <w:tblStyle w:val="Table"/>
         <w:tblW w:type="auto" w:w="0"/>
         <w:tblLook w:firstRow="1" w:lastRow="0" w:firstColumn="0" w:lastColumn="0" w:noHBand="0" w:noVBand="0" w:val="0020"/>
-        <w:jc w:val="start"/>
       </w:tblPr>
       <w:tblGrid>
         <w:gridCol w:w="7920"/>
       </w:tblGrid>
       <w:tr>
         <w:trPr>
-          <w:tblHeader w:val="true"/>
+          <w:tblHeader w:val="on"/>
         </w:trPr>
         <w:tc>
           <w:tcPr/>
           <w:p>
             <w:pPr>
               <w:pStyle w:val="Compact"/>
-              <w:jc w:val="left"/>
             </w:pPr>
             <w:r>
               <w:rPr>
+                <w:b/>
                 <w:bCs/>
-                <w:b/>
               </w:rPr>
               <w:t xml:space="preserve">Week</w:t>
             </w:r>
@@ -8062,7 +7872,6 @@
           <w:p>
             <w:pPr>
               <w:pStyle w:val="Compact"/>
-              <w:jc w:val="left"/>
             </w:pPr>
             <w:r>
               <w:t xml:space="preserve">← Semana 1</w:t>
@@ -8091,8 +7900,8 @@
         <w:t xml:space="preserve">| Semana 4 | Herramientas, portafolio, entrevista | Portafolio y respuestas prácticas</w:t>
       </w:r>
     </w:p>
-    <w:bookmarkEnd w:id="119"/>
-    <w:bookmarkStart w:id="120" w:name="hábitos-diarios"/>
+    <w:bookmarkEnd w:id="108"/>
+    <w:bookmarkStart w:id="109" w:name="hábitos-diarios"/>
     <w:p>
       <w:pPr>
         <w:pStyle w:val="Heading2"/>
@@ -8143,11 +7952,11 @@
     </w:p>
     <w:p>
       <w:pPr>
+        <w:pStyle w:val="Compact"/>
         <w:numPr>
           <w:ilvl w:val="0"/>
           <w:numId w:val="1025"/>
         </w:numPr>
-        <w:pStyle w:val="Compact"/>
       </w:pPr>
       <w:r>
         <w:t xml:space="preserve">Preparación de entrevistas</w:t>
@@ -8159,14 +7968,14 @@
       </w:pPr>
       <w:r>
         <w:rPr>
+          <w:i/>
           <w:iCs/>
-          <w:i/>
         </w:rPr>
         <w:t xml:space="preserve">Preguntas y respuestas cortas para analistas y administradores.</w:t>
       </w:r>
     </w:p>
-    <w:bookmarkEnd w:id="120"/>
-    <w:bookmarkStart w:id="121" w:name="quién-debe-cumplir-con-hipaa"/>
+    <w:bookmarkEnd w:id="109"/>
+    <w:bookmarkStart w:id="110" w:name="quién-debe-cumplir-con-hipaa"/>
     <w:p>
       <w:pPr>
         <w:pStyle w:val="Heading2"/>
@@ -8183,8 +7992,8 @@
         <w:t xml:space="preserve">Entidades cubiertas, socios comerciales y ciertos arreglos conexos. Las entidades cubiertas incluyen planes de salud, centros de intercambio y proveedores calificadores que realizan transacciones electrónicas cubiertas.</w:t>
       </w:r>
     </w:p>
-    <w:bookmarkEnd w:id="121"/>
-    <w:bookmarkStart w:id="122" w:name="qué-es-phi"/>
+    <w:bookmarkEnd w:id="110"/>
+    <w:bookmarkStart w:id="111" w:name="qué-es-phi"/>
     <w:p>
       <w:pPr>
         <w:pStyle w:val="Heading2"/>
@@ -8201,8 +8010,8 @@
         <w:t xml:space="preserve">Información de salud individualizada mantenida o transmitida por una entidad o empresa asociada, con sujeción a exclusiones reglamentarias.</w:t>
       </w:r>
     </w:p>
-    <w:bookmarkEnd w:id="122"/>
-    <w:bookmarkStart w:id="123" w:name="phi-versus-ephi"/>
+    <w:bookmarkEnd w:id="111"/>
+    <w:bookmarkStart w:id="112" w:name="phi-versus-ephi"/>
     <w:p>
       <w:pPr>
         <w:pStyle w:val="Heading2"/>
@@ -8219,8 +8028,8 @@
         <w:t xml:space="preserve">El PHI puede ser electrónico, papel o oral. ePHI es PHI mantenido o transmitido electrónicamente y es el foco de la Regla de Seguridad.</w:t>
       </w:r>
     </w:p>
-    <w:bookmarkEnd w:id="123"/>
-    <w:bookmarkStart w:id="124" w:name="qué-es-mínimo-necesario"/>
+    <w:bookmarkEnd w:id="112"/>
+    <w:bookmarkStart w:id="113" w:name="qué-es-mínimo-necesario"/>
     <w:p>
       <w:pPr>
         <w:pStyle w:val="Heading2"/>
@@ -8237,8 +8046,8 @@
         <w:t xml:space="preserve">Cuando sea aplicable, limite el uso, la divulgación y las solicitudes de información sobre el uso razonablemente necesario para el propósito.</w:t>
       </w:r>
     </w:p>
-    <w:bookmarkEnd w:id="124"/>
-    <w:bookmarkStart w:id="125" w:name="qué-es-un-análisis-de-riesgo-hipaa"/>
+    <w:bookmarkEnd w:id="113"/>
+    <w:bookmarkStart w:id="114" w:name="qué-es-un-análisis-de-riesgo-hipaa"/>
     <w:p>
       <w:pPr>
         <w:pStyle w:val="Heading2"/>
@@ -8255,8 +8064,8 @@
         <w:t xml:space="preserve">Una evaluación precisa y exhaustiva de los posibles riesgos y vulnerabilidades a la confidencialidad, integridad y disponibilidad de todo el ePHI mantenido por la entidad regulada.</w:t>
       </w:r>
     </w:p>
-    <w:bookmarkEnd w:id="125"/>
-    <w:bookmarkStart w:id="126" w:name="significa-opcional"/>
+    <w:bookmarkEnd w:id="114"/>
+    <w:bookmarkStart w:id="115" w:name="significa-opcional"/>
     <w:p>
       <w:pPr>
         <w:pStyle w:val="Heading2"/>
@@ -8273,8 +8082,8 @@
         <w:t xml:space="preserve">No. Evaluar la especificación y aplicarla si es razonable y apropiado. De lo contrario, documente la decisión y utilice una alternativa equivalente cuando sea razonable y apropiada.</w:t>
       </w:r>
     </w:p>
-    <w:bookmarkEnd w:id="126"/>
-    <w:bookmarkStart w:id="127" w:name="cuál-es-el-estándar-de-la-brecha"/>
+    <w:bookmarkEnd w:id="115"/>
+    <w:bookmarkStart w:id="116" w:name="cuál-es-el-estándar-de-la-brecha"/>
     <w:p>
       <w:pPr>
         <w:pStyle w:val="Heading2"/>
@@ -8291,8 +8100,8 @@
         <w:t xml:space="preserve">Se presume una violación de un uso o revelación inadmisibles a menos que una evaluación documentada de cuatro factores muestre una baja probabilidad de que la PHI estuviera comprometida o se aplique una excepción.</w:t>
       </w:r>
     </w:p>
-    <w:bookmarkEnd w:id="127"/>
-    <w:bookmarkStart w:id="128" w:name="Xc0e2b0f6c323790fe235d806d1a53fa7177c5e8"/>
+    <w:bookmarkEnd w:id="116"/>
+    <w:bookmarkStart w:id="117" w:name="Xc0e2b0f6c323790fe235d806d1a53fa7177c5e8"/>
     <w:p>
       <w:pPr>
         <w:pStyle w:val="Heading2"/>
@@ -8309,8 +8118,8 @@
         <w:t xml:space="preserve">Siguen las obligaciones de BAAs y las obligaciones HIPAA aplicables, protegen el ePHI, administran subcontratistas, informan sobre incidentes e infracciones, apoyan derechos y devuelven o destruyen PHI según sea necesario.</w:t>
       </w:r>
     </w:p>
-    <w:bookmarkEnd w:id="128"/>
-    <w:bookmarkStart w:id="129" w:name="X5b80a948a17f0db2c81de9fc08a7dc97b387e7f"/>
+    <w:bookmarkEnd w:id="117"/>
+    <w:bookmarkStart w:id="118" w:name="X5b80a948a17f0db2c81de9fc08a7dc97b387e7f"/>
     <w:p>
       <w:pPr>
         <w:pStyle w:val="Heading2"/>
@@ -8327,8 +8136,8 @@
         <w:t xml:space="preserve">Use pruebas completas, fechadas que conecten el alcance, el riesgo, el requisito, la aplicación, el propietario, el examen, la excepción, la acción correctiva y la repetición.</w:t>
       </w:r>
     </w:p>
-    <w:bookmarkEnd w:id="129"/>
-    <w:bookmarkStart w:id="130" w:name="X7b79c52f5596d92db90439bb8138b84f290985c"/>
+    <w:bookmarkEnd w:id="118"/>
+    <w:bookmarkStart w:id="119" w:name="X7b79c52f5596d92db90439bb8138b84f290985c"/>
     <w:p>
       <w:pPr>
         <w:pStyle w:val="Heading2"/>
@@ -8339,46 +8148,46 @@
     </w:p>
     <w:p>
       <w:pPr>
+        <w:pStyle w:val="Compact"/>
         <w:numPr>
           <w:ilvl w:val="0"/>
           <w:numId w:val="1026"/>
         </w:numPr>
+      </w:pPr>
+      <w:r>
+        <w:t xml:space="preserve">Respuesta de la perspectiva:** Trato a HIPAA como un programa operativo, no como una carpeta de políticas. Definir funciones reguladas y alcance de la ePHI, realizar análisis de riesgos continuos, aplicar salvaguardias administrativas, físicas y técnicas, gestionar el acceso y los proveedores, hacer que los derechos de privacidad funcionen, evaluar los incidentes con prontitud y exigir pruebas fiables. La administración posee recursos y decisiones de riesgo mientras que los equipos de privacidad, legales, de seguridad, clínicos y de cumplimiento proporcionan una revisión especializada.</w:t>
+      </w:r>
+      <w:r>
+        <w:t xml:space="preserve"> </w:t>
+      </w:r>
+      <w:r>
+        <w:t xml:space="preserve">Respuesta</w:t>
+      </w:r>
+    </w:p>
+    <w:bookmarkEnd w:id="119"/>
+    <w:bookmarkEnd w:id="120"/>
+    <w:bookmarkStart w:id="126" w:name="plantillas-y-listas-de-verificación"/>
+    <w:p>
+      <w:pPr>
+        <w:pStyle w:val="Heading1"/>
+      </w:pPr>
+      <w:r>
+        <w:t xml:space="preserve">19. Plantillas y listas de verificación</w:t>
+      </w:r>
+    </w:p>
+    <w:p>
+      <w:pPr>
         <w:pStyle w:val="Compact"/>
-      </w:pPr>
-      <w:r>
-        <w:t xml:space="preserve">Respuesta de la perspectiva:** Trato a HIPAA como un programa operativo, no como una carpeta de políticas. Definir funciones reguladas y alcance de la ePHI, realizar análisis de riesgos continuos, aplicar salvaguardias administrativas, físicas y técnicas, gestionar el acceso y los proveedores, hacer que los derechos de privacidad funcionen, evaluar los incidentes con prontitud y exigir pruebas fiables. La administración posee recursos y decisiones de riesgo mientras que los equipos de privacidad, legales, de seguridad, clínicos y de cumplimiento proporcionan una revisión especializada.</w:t>
-      </w:r>
-      <w:r>
-        <w:t xml:space="preserve"> </w:t>
-      </w:r>
-      <w:r>
-        <w:t xml:space="preserve">Respuesta</w:t>
-      </w:r>
-    </w:p>
-    <w:bookmarkEnd w:id="130"/>
-    <w:bookmarkEnd w:id="131"/>
-    <w:bookmarkStart w:id="137" w:name="plantillas-y-listas-de-verificación"/>
-    <w:p>
-      <w:pPr>
-        <w:pStyle w:val="Heading1"/>
-      </w:pPr>
-      <w:r>
-        <w:t xml:space="preserve">19. Plantillas y listas de verificación</w:t>
-      </w:r>
-    </w:p>
-    <w:p>
-      <w:pPr>
         <w:numPr>
           <w:ilvl w:val="0"/>
           <w:numId w:val="1027"/>
         </w:numPr>
-        <w:pStyle w:val="Compact"/>
       </w:pPr>
       <w:r>
         <w:t xml:space="preserve">Estructuras prácticas para un sistema de organización aprobado*.</w:t>
       </w:r>
     </w:p>
-    <w:bookmarkStart w:id="132" w:name="ephi-inventory-fields"/>
+    <w:bookmarkStart w:id="121" w:name="ephi-inventory-fields"/>
     <w:p>
       <w:pPr>
         <w:pStyle w:val="Heading2"/>
@@ -8459,8 +8268,8 @@
         <w:t xml:space="preserve">Última revisión, activación del cambio y próxima revisión</w:t>
       </w:r>
     </w:p>
-    <w:bookmarkEnd w:id="132"/>
-    <w:bookmarkStart w:id="133" w:name="campos-de-registro-de-riesgos"/>
+    <w:bookmarkEnd w:id="121"/>
+    <w:bookmarkStart w:id="122" w:name="campos-de-registro-de-riesgos"/>
     <w:p>
       <w:pPr>
         <w:pStyle w:val="Heading2"/>
@@ -8533,8 +8342,8 @@
         <w:t xml:space="preserve">Validación y reprueba pruebas</w:t>
       </w:r>
     </w:p>
-    <w:bookmarkEnd w:id="133"/>
-    <w:bookmarkStart w:id="134" w:name="breach-fact-sheet"/>
+    <w:bookmarkEnd w:id="122"/>
+    <w:bookmarkStart w:id="123" w:name="breach-fact-sheet"/>
     <w:p>
       <w:pPr>
         <w:pStyle w:val="Heading2"/>
@@ -8549,8 +8358,8 @@
       </w:pPr>
       <w:r>
         <w:rPr>
+          <w:b/>
           <w:bCs/>
-          <w:b/>
         </w:rPr>
         <w:t xml:space="preserve">Field</w:t>
       </w:r>
@@ -8565,8 +8374,8 @@
       </w:r>
       <w:r>
         <w:rPr>
+          <w:b/>
           <w:bCs/>
-          <w:b/>
         </w:rPr>
         <w:t xml:space="preserve">Información requerida</w:t>
       </w:r>
@@ -8627,8 +8436,8 @@
         <w:t xml:space="preserve">← Acción permanente Corrección, sanciones, capacitación, pruebas, lecciones</w:t>
       </w:r>
     </w:p>
-    <w:bookmarkEnd w:id="134"/>
-    <w:bookmarkStart w:id="135" w:name="baa-checklist"/>
+    <w:bookmarkEnd w:id="123"/>
+    <w:bookmarkStart w:id="124" w:name="baa-checklist"/>
     <w:p>
       <w:pPr>
         <w:pStyle w:val="Heading2"/>
@@ -8717,14 +8526,14 @@
         <w:t xml:space="preserve">Contactos, ubicaciones, cambios y cadencia de revisión</w:t>
       </w:r>
     </w:p>
-    <w:bookmarkEnd w:id="135"/>
-    <w:bookmarkStart w:id="136" w:name="manager-pre-audit-checklist"/>
+    <w:bookmarkEnd w:id="124"/>
+    <w:bookmarkStart w:id="125" w:name="X3956c8654cfc0a280d1402613696abd5d909bfe"/>
     <w:p>
       <w:pPr>
         <w:pStyle w:val="Heading2"/>
       </w:pPr>
       <w:r>
-        <w:t xml:space="preserve">19.5 Manager pre-audit checklist</w:t>
+        <w:t xml:space="preserve">19.5 Lista de verificación previa a la auditoría para gerentes</w:t>
       </w:r>
     </w:p>
     <w:p>
@@ -8807,9 +8616,9 @@
         <w:t xml:space="preserve">Se mantiene la documentación actual y necesaria durante seis años</w:t>
       </w:r>
     </w:p>
-    <w:bookmarkEnd w:id="136"/>
-    <w:bookmarkEnd w:id="137"/>
-    <w:bookmarkStart w:id="138" w:name="glosario"/>
+    <w:bookmarkEnd w:id="125"/>
+    <w:bookmarkEnd w:id="126"/>
+    <w:bookmarkStart w:id="127" w:name="glosario"/>
     <w:p>
       <w:pPr>
         <w:pStyle w:val="Heading1"/>
@@ -8824,8 +8633,8 @@
       </w:pPr>
       <w:r>
         <w:rPr>
+          <w:i/>
           <w:iCs/>
-          <w:i/>
         </w:rPr>
         <w:t xml:space="preserve">Definiciones en inglés de HIPAA importantes y términos de privacidad en salud.</w:t>
       </w:r>
@@ -8844,8 +8653,8 @@
       </w:pPr>
       <w:r>
         <w:rPr>
+          <w:b/>
           <w:bCs/>
-          <w:b/>
         </w:rPr>
         <w:t xml:space="preserve">Autorización.</w:t>
       </w:r>
@@ -8862,8 +8671,8 @@
       </w:pPr>
       <w:r>
         <w:rPr>
+          <w:b/>
           <w:bCs/>
-          <w:b/>
         </w:rPr>
         <w:t xml:space="preserve">Breach.</w:t>
       </w:r>
@@ -8888,8 +8697,8 @@
       </w:pPr>
       <w:r>
         <w:rPr>
+          <w:b/>
           <w:bCs/>
-          <w:b/>
         </w:rPr>
         <w:t xml:space="preserve">Ente civil.</w:t>
       </w:r>
@@ -8906,8 +8715,8 @@
       </w:pPr>
       <w:r>
         <w:rPr>
+          <w:b/>
           <w:bCs/>
-          <w:b/>
         </w:rPr>
         <w:t xml:space="preserve">Diseño de registros.</w:t>
       </w:r>
@@ -8940,8 +8749,8 @@
       </w:pPr>
       <w:r>
         <w:rPr>
+          <w:i/>
           <w:iCs/>
-          <w:i/>
         </w:rPr>
         <w:t xml:space="preserve">HITECH Act</w:t>
       </w:r>
@@ -8958,8 +8767,8 @@
       </w:pPr>
       <w:r>
         <w:rPr>
+          <w:b/>
           <w:bCs/>
-          <w:b/>
         </w:rPr>
         <w:t xml:space="preserve">Minimum necessary.</w:t>
       </w:r>
@@ -8976,8 +8785,8 @@
       </w:pPr>
       <w:r>
         <w:rPr>
+          <w:b/>
           <w:bCs/>
-          <w:b/>
         </w:rPr>
         <w:t xml:space="preserve">Parte 2.</w:t>
       </w:r>
@@ -8994,8 +8803,8 @@
       </w:pPr>
       <w:r>
         <w:rPr>
+          <w:b/>
           <w:bCs/>
-          <w:b/>
         </w:rPr>
         <w:t xml:space="preserve">PHI.</w:t>
       </w:r>
@@ -9020,8 +8829,8 @@
       </w:pPr>
       <w:r>
         <w:rPr>
+          <w:b/>
           <w:bCs/>
-          <w:b/>
         </w:rPr>
         <w:t xml:space="preserve">Especificación necesaria de la aplicación</w:t>
       </w:r>
@@ -9069,8 +8878,8 @@
         <w:t xml:space="preserve">** PHI no garantizado.** El PHI no se ha vuelto inutilizable, inleable o indescriptible a través de la tecnología o metodología especificada por el HHS.</w:t>
       </w:r>
     </w:p>
-    <w:bookmarkEnd w:id="138"/>
-    <w:bookmarkStart w:id="139" w:name="índice-de-asunto"/>
+    <w:bookmarkEnd w:id="127"/>
+    <w:bookmarkStart w:id="128" w:name="índice-de-asunto"/>
     <w:p>
       <w:pPr>
         <w:pStyle w:val="Heading1"/>
@@ -9085,19 +8894,19 @@
       </w:pPr>
       <w:r>
         <w:rPr>
+          <w:i/>
           <w:iCs/>
-          <w:i/>
         </w:rPr>
         <w:t xml:space="preserve">Una guía alfabética para los principales temas. Referencias apuntan a secciones para que el índice siga siendo útil después de la edición.</w:t>
       </w:r>
     </w:p>
     <w:p>
       <w:pPr>
+        <w:pStyle w:val="Compact"/>
         <w:numPr>
           <w:ilvl w:val="0"/>
           <w:numId w:val="1028"/>
         </w:numPr>
-        <w:pStyle w:val="Compact"/>
       </w:pPr>
       <w:r>
         <w:t xml:space="preserve">Tema*</w:t>
@@ -9107,8 +8916,8 @@
       </w:r>
       <w:r>
         <w:rPr>
+          <w:i/>
           <w:iCs/>
-          <w:i/>
         </w:rPr>
         <w:t xml:space="preserve">Tema</w:t>
       </w:r>
@@ -9123,8 +8932,8 @@
       </w:r>
       <w:r>
         <w:rPr>
+          <w:i/>
           <w:iCs/>
-          <w:i/>
         </w:rPr>
         <w:t xml:space="preserve">Tema</w:t>
       </w:r>
@@ -9213,8 +9022,8 @@
         <w:t xml:space="preserve">| Mínimo necesario | 3.4, 12.2 Silencioso entrenamiento de fuerza de trabajo</w:t>
       </w:r>
     </w:p>
-    <w:bookmarkEnd w:id="139"/>
-    <w:bookmarkStart w:id="149" w:name="referencias-oficiales-y-estudio-ulterior"/>
+    <w:bookmarkEnd w:id="128"/>
+    <w:bookmarkStart w:id="138" w:name="referencias-oficiales-y-estudio-ulterior"/>
     <w:p>
       <w:pPr>
         <w:pStyle w:val="Heading1"/>
@@ -9229,8 +9038,8 @@
       </w:pPr>
       <w:r>
         <w:rPr>
+          <w:i/>
           <w:iCs/>
-          <w:i/>
         </w:rPr>
         <w:t xml:space="preserve">Current government law, guidance, tools, and official project documentation used for verification.</w:t>
       </w:r>
@@ -9263,7 +9072,7 @@
       <w:pPr>
         <w:pStyle w:val="BodyText"/>
       </w:pPr>
-      <w:hyperlink r:id="rId140">
+      <w:hyperlink r:id="rId129">
         <w:r>
           <w:rPr>
             <w:rStyle w:val="Hyperlink"/>
@@ -9364,7 +9173,7 @@
       <w:pPr>
         <w:pStyle w:val="BodyText"/>
       </w:pPr>
-      <w:hyperlink r:id="rId141">
+      <w:hyperlink r:id="rId130">
         <w:r>
           <w:rPr>
             <w:rStyle w:val="Hyperlink"/>
@@ -9385,7 +9194,7 @@
       <w:pPr>
         <w:pStyle w:val="BodyText"/>
       </w:pPr>
-      <w:hyperlink r:id="rId142">
+      <w:hyperlink r:id="rId131">
         <w:r>
           <w:rPr>
             <w:rStyle w:val="Hyperlink"/>
@@ -9398,7 +9207,7 @@
       <w:pPr>
         <w:pStyle w:val="BodyText"/>
       </w:pPr>
-      <w:hyperlink r:id="rId143">
+      <w:hyperlink r:id="rId132">
         <w:r>
           <w:rPr>
             <w:rStyle w:val="Hyperlink"/>
@@ -9411,7 +9220,7 @@
       <w:pPr>
         <w:pStyle w:val="BodyText"/>
       </w:pPr>
-      <w:hyperlink r:id="rId144">
+      <w:hyperlink r:id="rId133">
         <w:r>
           <w:rPr>
             <w:rStyle w:val="Hyperlink"/>
@@ -9424,7 +9233,7 @@
       <w:pPr>
         <w:pStyle w:val="BodyText"/>
       </w:pPr>
-      <w:hyperlink r:id="rId145">
+      <w:hyperlink r:id="rId134">
         <w:r>
           <w:rPr>
             <w:rStyle w:val="Hyperlink"/>
@@ -9437,7 +9246,7 @@
       <w:pPr>
         <w:pStyle w:val="BodyText"/>
       </w:pPr>
-      <w:hyperlink r:id="rId146">
+      <w:hyperlink r:id="rId135">
         <w:r>
           <w:rPr>
             <w:rStyle w:val="Hyperlink"/>
@@ -9450,7 +9259,7 @@
       <w:pPr>
         <w:pStyle w:val="BodyText"/>
       </w:pPr>
-      <w:hyperlink r:id="rId147">
+      <w:hyperlink r:id="rId136">
         <w:r>
           <w:rPr>
             <w:rStyle w:val="Hyperlink"/>
@@ -9463,7 +9272,7 @@
       <w:pPr>
         <w:pStyle w:val="BodyText"/>
       </w:pPr>
-      <w:hyperlink r:id="rId148">
+      <w:hyperlink r:id="rId137">
         <w:r>
           <w:rPr>
             <w:rStyle w:val="Hyperlink"/>
@@ -9486,8 +9295,8 @@
       </w:pPr>
       <w:r>
         <w:rPr>
+          <w:b/>
           <w:bCs/>
-          <w:b/>
         </w:rPr>
         <w:t xml:space="preserve">Recuerdo final:</w:t>
       </w:r>
@@ -9506,8 +9315,12 @@
         <w:t xml:space="preserve">Respuesta</w:t>
       </w:r>
     </w:p>
-    <w:bookmarkEnd w:id="149"/>
-    <w:sectPr/>
+    <w:bookmarkEnd w:id="138"/>
+    <w:sectPr>
+      <w:footnotePr>
+        <w:numRestart w:val="eachSect"/>
+      </w:footnotePr>
+    </w:sectPr>
   </w:body>
 </w:document>
 </file>
@@ -9538,14 +9351,14 @@
 <file path=word/numbering.xml><?xml version="1.0" encoding="utf-8"?>
 <w:numbering xmlns:w="http://schemas.openxmlformats.org/wordprocessingml/2006/main">
   <w:abstractNum w:abstractNumId="990">
-    <w:nsid w:val="A990"/>
+    <w:nsid w:val="0000A990"/>
     <w:multiLevelType w:val="multilevel"/>
     <w:lvl w:ilvl="0">
       <w:numFmt w:val="bullet"/>
       <w:lvlText w:val=" "/>
       <w:lvlJc w:val="left"/>
       <w:pPr>
-        <w:ind w:left="720" w:hanging="480"/>
+        <w:ind w:left="720" w:hanging="360"/>
       </w:pPr>
     </w:lvl>
     <w:lvl w:ilvl="1">
@@ -9553,7 +9366,7 @@
       <w:lvlText w:val=" "/>
       <w:lvlJc w:val="left"/>
       <w:pPr>
-        <w:ind w:left="1440" w:hanging="480"/>
+        <w:ind w:left="1440" w:hanging="360"/>
       </w:pPr>
     </w:lvl>
     <w:lvl w:ilvl="2">
@@ -9561,7 +9374,7 @@
       <w:lvlText w:val=" "/>
       <w:lvlJc w:val="left"/>
       <w:pPr>
-        <w:ind w:left="2160" w:hanging="480"/>
+        <w:ind w:left="2160" w:hanging="360"/>
       </w:pPr>
     </w:lvl>
     <w:lvl w:ilvl="3">
@@ -9569,7 +9382,7 @@
       <w:lvlText w:val=" "/>
       <w:lvlJc w:val="left"/>
       <w:pPr>
-        <w:ind w:left="2880" w:hanging="480"/>
+        <w:ind w:left="2880" w:hanging="360"/>
       </w:pPr>
     </w:lvl>
     <w:lvl w:ilvl="4">
@@ -9577,7 +9390,7 @@
       <w:lvlText w:val=" "/>
       <w:lvlJc w:val="left"/>
       <w:pPr>
-        <w:ind w:left="3600" w:hanging="480"/>
+        <w:ind w:left="3600" w:hanging="360"/>
       </w:pPr>
     </w:lvl>
     <w:lvl w:ilvl="5">
@@ -9585,7 +9398,7 @@
       <w:lvlText w:val=" "/>
       <w:lvlJc w:val="left"/>
       <w:pPr>
-        <w:ind w:left="4320" w:hanging="480"/>
+        <w:ind w:left="4320" w:hanging="360"/>
       </w:pPr>
     </w:lvl>
     <w:lvl w:ilvl="6">
@@ -9593,7 +9406,7 @@
       <w:lvlText w:val=" "/>
       <w:lvlJc w:val="left"/>
       <w:pPr>
-        <w:ind w:left="5040" w:hanging="480"/>
+        <w:ind w:left="5040" w:hanging="360"/>
       </w:pPr>
     </w:lvl>
     <w:lvl w:ilvl="7">
@@ -9601,7 +9414,7 @@
       <w:lvlText w:val=" "/>
       <w:lvlJc w:val="left"/>
       <w:pPr>
-        <w:ind w:left="5760" w:hanging="480"/>
+        <w:ind w:left="5760" w:hanging="360"/>
       </w:pPr>
     </w:lvl>
     <w:lvl w:ilvl="8">
@@ -9609,12 +9422,12 @@
       <w:lvlText w:val=" "/>
       <w:lvlJc w:val="left"/>
       <w:pPr>
-        <w:ind w:left="6480" w:hanging="480"/>
+        <w:ind w:left="6480" w:hanging="360"/>
       </w:pPr>
     </w:lvl>
   </w:abstractNum>
   <w:abstractNum w:abstractNumId="99412">
-    <w:nsid w:val="A99412"/>
+    <w:nsid w:val="00A99412"/>
     <w:multiLevelType w:val="multilevel"/>
     <w:lvl w:ilvl="0">
       <w:start w:val="2"/>
@@ -9622,7 +9435,7 @@
       <w:lvlText w:val="%1."/>
       <w:lvlJc w:val="left"/>
       <w:pPr>
-        <w:ind w:left="720" w:hanging="480"/>
+        <w:ind w:left="720" w:hanging="360"/>
       </w:pPr>
     </w:lvl>
     <w:lvl w:ilvl="1">
@@ -9631,7 +9444,7 @@
       <w:lvlText w:val="%2."/>
       <w:lvlJc w:val="left"/>
       <w:pPr>
-        <w:ind w:left="1440" w:hanging="480"/>
+        <w:ind w:left="1440" w:hanging="360"/>
       </w:pPr>
     </w:lvl>
     <w:lvl w:ilvl="2">
@@ -9640,7 +9453,7 @@
       <w:lvlText w:val="%3."/>
       <w:lvlJc w:val="left"/>
       <w:pPr>
-        <w:ind w:left="2160" w:hanging="480"/>
+        <w:ind w:left="2160" w:hanging="360"/>
       </w:pPr>
     </w:lvl>
     <w:lvl w:ilvl="3">
@@ -9649,7 +9462,7 @@
       <w:lvlText w:val="%4."/>
       <w:lvlJc w:val="left"/>
       <w:pPr>
-        <w:ind w:left="2880" w:hanging="480"/>
+        <w:ind w:left="2880" w:hanging="360"/>
       </w:pPr>
     </w:lvl>
     <w:lvl w:ilvl="4">
@@ -9658,7 +9471,7 @@
       <w:lvlText w:val="%5."/>
       <w:lvlJc w:val="left"/>
       <w:pPr>
-        <w:ind w:left="3600" w:hanging="480"/>
+        <w:ind w:left="3600" w:hanging="360"/>
       </w:pPr>
     </w:lvl>
     <w:lvl w:ilvl="5">
@@ -9667,7 +9480,7 @@
       <w:lvlText w:val="%6."/>
       <w:lvlJc w:val="left"/>
       <w:pPr>
-        <w:ind w:left="4320" w:hanging="480"/>
+        <w:ind w:left="4320" w:hanging="360"/>
       </w:pPr>
     </w:lvl>
     <w:lvl w:ilvl="6">
@@ -9676,7 +9489,7 @@
       <w:lvlText w:val="%7."/>
       <w:lvlJc w:val="left"/>
       <w:pPr>
-        <w:ind w:left="5040" w:hanging="480"/>
+        <w:ind w:left="5040" w:hanging="360"/>
       </w:pPr>
     </w:lvl>
     <w:lvl w:ilvl="7">
@@ -9685,7 +9498,7 @@
       <w:lvlText w:val="%8."/>
       <w:lvlJc w:val="left"/>
       <w:pPr>
-        <w:ind w:left="5760" w:hanging="480"/>
+        <w:ind w:left="5760" w:hanging="360"/>
       </w:pPr>
     </w:lvl>
     <w:lvl w:ilvl="8">
@@ -9694,88 +9507,115 @@
       <w:lvlText w:val="%9."/>
       <w:lvlJc w:val="left"/>
       <w:pPr>
-        <w:ind w:left="6480" w:hanging="480"/>
+        <w:ind w:left="6480" w:hanging="360"/>
       </w:pPr>
     </w:lvl>
   </w:abstractNum>
   <w:abstractNum w:abstractNumId="991">
-    <w:nsid w:val="A991"/>
+    <w:nsid w:val="0000A991"/>
     <w:multiLevelType w:val="multilevel"/>
     <w:lvl w:ilvl="0">
       <w:numFmt w:val="bullet"/>
-      <w:lvlText w:val="•"/>
+      <w:lvlText w:val=""/>
       <w:lvlJc w:val="left"/>
       <w:pPr>
-        <w:ind w:left="720" w:hanging="480"/>
-      </w:pPr>
+        <w:ind w:left="720" w:hanging="360"/>
+      </w:pPr>
+      <w:rPr>
+        <w:rFonts w:ascii="Symbol" w:hAnsi="Symbol" w:cs="Symbol" w:hint="default"/>
+      </w:rPr>
     </w:lvl>
     <w:lvl w:ilvl="1">
       <w:numFmt w:val="bullet"/>
-      <w:lvlText w:val="–"/>
+      <w:lvlText w:val="o"/>
       <w:lvlJc w:val="left"/>
       <w:pPr>
-        <w:ind w:left="1440" w:hanging="480"/>
-      </w:pPr>
+        <w:ind w:left="1440" w:hanging="360"/>
+      </w:pPr>
+      <w:rPr>
+        <w:rFonts w:ascii="Courier New" w:hAnsi="Courier New" w:cs="Courier New" w:hint="default"/>
+      </w:rPr>
     </w:lvl>
     <w:lvl w:ilvl="2">
       <w:numFmt w:val="bullet"/>
-      <w:lvlText w:val="•"/>
+      <w:lvlText w:val=""/>
       <w:lvlJc w:val="left"/>
       <w:pPr>
-        <w:ind w:left="2160" w:hanging="480"/>
-      </w:pPr>
+        <w:ind w:left="2160" w:hanging="360"/>
+      </w:pPr>
+      <w:rPr>
+        <w:rFonts w:ascii="Wingdings" w:hAnsi="Wingdings" w:cs="Wingdings" w:hint="default"/>
+      </w:rPr>
     </w:lvl>
     <w:lvl w:ilvl="3">
       <w:numFmt w:val="bullet"/>
-      <w:lvlText w:val="–"/>
+      <w:lvlText w:val=""/>
       <w:lvlJc w:val="left"/>
       <w:pPr>
-        <w:ind w:left="2880" w:hanging="480"/>
-      </w:pPr>
+        <w:ind w:left="2880" w:hanging="360"/>
+      </w:pPr>
+      <w:rPr>
+        <w:rFonts w:ascii="Symbol" w:hAnsi="Symbol" w:cs="Symbol" w:hint="default"/>
+      </w:rPr>
     </w:lvl>
     <w:lvl w:ilvl="4">
       <w:numFmt w:val="bullet"/>
-      <w:lvlText w:val="•"/>
+      <w:lvlText w:val="o"/>
       <w:lvlJc w:val="left"/>
       <w:pPr>
-        <w:ind w:left="3600" w:hanging="480"/>
-      </w:pPr>
+        <w:ind w:left="3600" w:hanging="360"/>
+      </w:pPr>
+      <w:rPr>
+        <w:rFonts w:ascii="Courier New" w:hAnsi="Courier New" w:cs="Courier New" w:hint="default"/>
+      </w:rPr>
     </w:lvl>
     <w:lvl w:ilvl="5">
       <w:numFmt w:val="bullet"/>
-      <w:lvlText w:val="–"/>
+      <w:lvlText w:val=""/>
       <w:lvlJc w:val="left"/>
       <w:pPr>
-        <w:ind w:left="4320" w:hanging="480"/>
-      </w:pPr>
+        <w:ind w:left="4320" w:hanging="360"/>
+      </w:pPr>
+      <w:rPr>
+        <w:rFonts w:ascii="Wingdings" w:hAnsi="Wingdings" w:cs="Wingdings" w:hint="default"/>
+      </w:rPr>
     </w:lvl>
     <w:lvl w:ilvl="6">
       <w:numFmt w:val="bullet"/>
-      <w:lvlText w:val="•"/>
+      <w:lvlText w:val=""/>
       <w:lvlJc w:val="left"/>
       <w:pPr>
-        <w:ind w:left="5040" w:hanging="480"/>
-      </w:pPr>
+        <w:ind w:left="5040" w:hanging="360"/>
+      </w:pPr>
+      <w:rPr>
+        <w:rFonts w:ascii="Symbol" w:hAnsi="Symbol" w:cs="Symbol" w:hint="default"/>
+      </w:rPr>
     </w:lvl>
     <w:lvl w:ilvl="7">
       <w:numFmt w:val="bullet"/>
-      <w:lvlText w:val="–"/>
+      <w:lvlText w:val="o"/>
       <w:lvlJc w:val="left"/>
       <w:pPr>
-        <w:ind w:left="5760" w:hanging="480"/>
-      </w:pPr>
+        <w:ind w:left="5760" w:hanging="360"/>
+      </w:pPr>
+      <w:rPr>
+        <w:rFonts w:ascii="Courier New" w:hAnsi="Courier New" w:cs="Courier New" w:hint="default"/>
+      </w:rPr>
     </w:lvl>
     <w:lvl w:ilvl="8">
       <w:numFmt w:val="bullet"/>
-      <w:lvlText w:val="•"/>
+      <w:lvlText w:val=""/>
       <w:lvlJc w:val="left"/>
       <w:pPr>
-        <w:ind w:left="6480" w:hanging="480"/>
-      </w:pPr>
+        <w:ind w:left="6480" w:hanging="360"/>
+      </w:pPr>
+      <w:rPr>
+        <w:rFonts w:ascii="Wingdings" w:hAnsi="Wingdings" w:cs="Wingdings" w:hint="default"/>
+      </w:rPr>
     </w:lvl>
   </w:abstractNum>
   <w:abstractNum w:abstractNumId="99414">
-    <w:nsid w:val="A99414"/>
+    <w:nsid w:val="00A99414"/>
     <w:multiLevelType w:val="multilevel"/>
     <w:lvl w:ilvl="0">
       <w:start w:val="4"/>
@@ -9783,7 +9623,7 @@
       <w:lvlText w:val="%1."/>
       <w:lvlJc w:val="left"/>
       <w:pPr>
-        <w:ind w:left="720" w:hanging="480"/>
+        <w:ind w:left="720" w:hanging="360"/>
       </w:pPr>
     </w:lvl>
     <w:lvl w:ilvl="1">
@@ -9792,7 +9632,7 @@
       <w:lvlText w:val="%2."/>
       <w:lvlJc w:val="left"/>
       <w:pPr>
-        <w:ind w:left="1440" w:hanging="480"/>
+        <w:ind w:left="1440" w:hanging="360"/>
       </w:pPr>
     </w:lvl>
     <w:lvl w:ilvl="2">
@@ -9801,7 +9641,7 @@
       <w:lvlText w:val="%3."/>
       <w:lvlJc w:val="left"/>
       <w:pPr>
-        <w:ind w:left="2160" w:hanging="480"/>
+        <w:ind w:left="2160" w:hanging="360"/>
       </w:pPr>
     </w:lvl>
     <w:lvl w:ilvl="3">
@@ -9810,7 +9650,7 @@
       <w:lvlText w:val="%4."/>
       <w:lvlJc w:val="left"/>
       <w:pPr>
-        <w:ind w:left="2880" w:hanging="480"/>
+        <w:ind w:left="2880" w:hanging="360"/>
       </w:pPr>
     </w:lvl>
     <w:lvl w:ilvl="4">
@@ -9819,7 +9659,7 @@
       <w:lvlText w:val="%5."/>
       <w:lvlJc w:val="left"/>
       <w:pPr>
-        <w:ind w:left="3600" w:hanging="480"/>
+        <w:ind w:left="3600" w:hanging="360"/>
       </w:pPr>
     </w:lvl>
     <w:lvl w:ilvl="5">
@@ -9828,7 +9668,7 @@
       <w:lvlText w:val="%6."/>
       <w:lvlJc w:val="left"/>
       <w:pPr>
-        <w:ind w:left="4320" w:hanging="480"/>
+        <w:ind w:left="4320" w:hanging="360"/>
       </w:pPr>
     </w:lvl>
     <w:lvl w:ilvl="6">
@@ -9837,7 +9677,7 @@
       <w:lvlText w:val="%7."/>
       <w:lvlJc w:val="left"/>
       <w:pPr>
-        <w:ind w:left="5040" w:hanging="480"/>
+        <w:ind w:left="5040" w:hanging="360"/>
       </w:pPr>
     </w:lvl>
     <w:lvl w:ilvl="7">
@@ -9846,7 +9686,7 @@
       <w:lvlText w:val="%8."/>
       <w:lvlJc w:val="left"/>
       <w:pPr>
-        <w:ind w:left="5760" w:hanging="480"/>
+        <w:ind w:left="5760" w:hanging="360"/>
       </w:pPr>
     </w:lvl>
     <w:lvl w:ilvl="8">
@@ -9855,12 +9695,12 @@
       <w:lvlText w:val="%9."/>
       <w:lvlJc w:val="left"/>
       <w:pPr>
-        <w:ind w:left="6480" w:hanging="480"/>
+        <w:ind w:left="6480" w:hanging="360"/>
       </w:pPr>
     </w:lvl>
   </w:abstractNum>
   <w:abstractNum w:abstractNumId="99411">
-    <w:nsid w:val="A99411"/>
+    <w:nsid w:val="00A99411"/>
     <w:multiLevelType w:val="multilevel"/>
     <w:lvl w:ilvl="0">
       <w:start w:val="1"/>
@@ -9868,7 +9708,7 @@
       <w:lvlText w:val="%1."/>
       <w:lvlJc w:val="left"/>
       <w:pPr>
-        <w:ind w:left="720" w:hanging="480"/>
+        <w:ind w:left="720" w:hanging="360"/>
       </w:pPr>
     </w:lvl>
     <w:lvl w:ilvl="1">
@@ -9877,7 +9717,7 @@
       <w:lvlText w:val="%2."/>
       <w:lvlJc w:val="left"/>
       <w:pPr>
-        <w:ind w:left="1440" w:hanging="480"/>
+        <w:ind w:left="1440" w:hanging="360"/>
       </w:pPr>
     </w:lvl>
     <w:lvl w:ilvl="2">
@@ -9886,7 +9726,7 @@
       <w:lvlText w:val="%3."/>
       <w:lvlJc w:val="left"/>
       <w:pPr>
-        <w:ind w:left="2160" w:hanging="480"/>
+        <w:ind w:left="2160" w:hanging="360"/>
       </w:pPr>
     </w:lvl>
     <w:lvl w:ilvl="3">
@@ -9895,7 +9735,7 @@
       <w:lvlText w:val="%4."/>
       <w:lvlJc w:val="left"/>
       <w:pPr>
-        <w:ind w:left="2880" w:hanging="480"/>
+        <w:ind w:left="2880" w:hanging="360"/>
       </w:pPr>
     </w:lvl>
     <w:lvl w:ilvl="4">
@@ -9904,7 +9744,7 @@
       <w:lvlText w:val="%5."/>
       <w:lvlJc w:val="left"/>
       <w:pPr>
-        <w:ind w:left="3600" w:hanging="480"/>
+        <w:ind w:left="3600" w:hanging="360"/>
       </w:pPr>
     </w:lvl>
     <w:lvl w:ilvl="5">
@@ -9913,7 +9753,7 @@
       <w:lvlText w:val="%6."/>
       <w:lvlJc w:val="left"/>
       <w:pPr>
-        <w:ind w:left="4320" w:hanging="480"/>
+        <w:ind w:left="4320" w:hanging="360"/>
       </w:pPr>
     </w:lvl>
     <w:lvl w:ilvl="6">
@@ -9922,7 +9762,7 @@
       <w:lvlText w:val="%7."/>
       <w:lvlJc w:val="left"/>
       <w:pPr>
-        <w:ind w:left="5040" w:hanging="480"/>
+        <w:ind w:left="5040" w:hanging="360"/>
       </w:pPr>
     </w:lvl>
     <w:lvl w:ilvl="7">
@@ -9931,7 +9771,7 @@
       <w:lvlText w:val="%8."/>
       <w:lvlJc w:val="left"/>
       <w:pPr>
-        <w:ind w:left="5760" w:hanging="480"/>
+        <w:ind w:left="5760" w:hanging="360"/>
       </w:pPr>
     </w:lvl>
     <w:lvl w:ilvl="8">
@@ -9940,12 +9780,12 @@
       <w:lvlText w:val="%9."/>
       <w:lvlJc w:val="left"/>
       <w:pPr>
-        <w:ind w:left="6480" w:hanging="480"/>
+        <w:ind w:left="6480" w:hanging="360"/>
       </w:pPr>
     </w:lvl>
   </w:abstractNum>
   <w:abstractNum w:abstractNumId="99416">
-    <w:nsid w:val="A99416"/>
+    <w:nsid w:val="00A99416"/>
     <w:multiLevelType w:val="multilevel"/>
     <w:lvl w:ilvl="0">
       <w:start w:val="6"/>
@@ -9953,7 +9793,7 @@
       <w:lvlText w:val="%1."/>
       <w:lvlJc w:val="left"/>
       <w:pPr>
-        <w:ind w:left="720" w:hanging="480"/>
+        <w:ind w:left="720" w:hanging="360"/>
       </w:pPr>
     </w:lvl>
     <w:lvl w:ilvl="1">
@@ -9962,7 +9802,7 @@
       <w:lvlText w:val="%2."/>
       <w:lvlJc w:val="left"/>
       <w:pPr>
-        <w:ind w:left="1440" w:hanging="480"/>
+        <w:ind w:left="1440" w:hanging="360"/>
       </w:pPr>
     </w:lvl>
     <w:lvl w:ilvl="2">
@@ -9971,7 +9811,7 @@
       <w:lvlText w:val="%3."/>
       <w:lvlJc w:val="left"/>
       <w:pPr>
-        <w:ind w:left="2160" w:hanging="480"/>
+        <w:ind w:left="2160" w:hanging="360"/>
       </w:pPr>
     </w:lvl>
     <w:lvl w:ilvl="3">
@@ -9980,7 +9820,7 @@
       <w:lvlText w:val="%4."/>
       <w:lvlJc w:val="left"/>
       <w:pPr>
-        <w:ind w:left="2880" w:hanging="480"/>
+        <w:ind w:left="2880" w:hanging="360"/>
       </w:pPr>
     </w:lvl>
     <w:lvl w:ilvl="4">
@@ -9989,7 +9829,7 @@
       <w:lvlText w:val="%5."/>
       <w:lvlJc w:val="left"/>
       <w:pPr>
-        <w:ind w:left="3600" w:hanging="480"/>
+        <w:ind w:left="3600" w:hanging="360"/>
       </w:pPr>
     </w:lvl>
     <w:lvl w:ilvl="5">
@@ -9998,7 +9838,7 @@
       <w:lvlText w:val="%6."/>
       <w:lvlJc w:val="left"/>
       <w:pPr>
-        <w:ind w:left="4320" w:hanging="480"/>
+        <w:ind w:left="4320" w:hanging="360"/>
       </w:pPr>
     </w:lvl>
     <w:lvl w:ilvl="6">
@@ -10007,7 +9847,7 @@
       <w:lvlText w:val="%7."/>
       <w:lvlJc w:val="left"/>
       <w:pPr>
-        <w:ind w:left="5040" w:hanging="480"/>
+        <w:ind w:left="5040" w:hanging="360"/>
       </w:pPr>
     </w:lvl>
     <w:lvl w:ilvl="7">
@@ -10016,7 +9856,7 @@
       <w:lvlText w:val="%8."/>
       <w:lvlJc w:val="left"/>
       <w:pPr>
-        <w:ind w:left="5760" w:hanging="480"/>
+        <w:ind w:left="5760" w:hanging="360"/>
       </w:pPr>
     </w:lvl>
     <w:lvl w:ilvl="8">
@@ -10025,12 +9865,12 @@
       <w:lvlText w:val="%9."/>
       <w:lvlJc w:val="left"/>
       <w:pPr>
-        <w:ind w:left="6480" w:hanging="480"/>
+        <w:ind w:left="6480" w:hanging="360"/>
       </w:pPr>
     </w:lvl>
   </w:abstractNum>
   <w:abstractNum w:abstractNumId="99418">
-    <w:nsid w:val="A99418"/>
+    <w:nsid w:val="00A99418"/>
     <w:multiLevelType w:val="multilevel"/>
     <w:lvl w:ilvl="0">
       <w:start w:val="8"/>
@@ -10038,7 +9878,7 @@
       <w:lvlText w:val="%1."/>
       <w:lvlJc w:val="left"/>
       <w:pPr>
-        <w:ind w:left="720" w:hanging="480"/>
+        <w:ind w:left="720" w:hanging="360"/>
       </w:pPr>
     </w:lvl>
     <w:lvl w:ilvl="1">
@@ -10047,7 +9887,7 @@
       <w:lvlText w:val="%2."/>
       <w:lvlJc w:val="left"/>
       <w:pPr>
-        <w:ind w:left="1440" w:hanging="480"/>
+        <w:ind w:left="1440" w:hanging="360"/>
       </w:pPr>
     </w:lvl>
     <w:lvl w:ilvl="2">
@@ -10056,7 +9896,7 @@
       <w:lvlText w:val="%3."/>
       <w:lvlJc w:val="left"/>
       <w:pPr>
-        <w:ind w:left="2160" w:hanging="480"/>
+        <w:ind w:left="2160" w:hanging="360"/>
       </w:pPr>
     </w:lvl>
     <w:lvl w:ilvl="3">
@@ -10065,7 +9905,7 @@
       <w:lvlText w:val="%4."/>
       <w:lvlJc w:val="left"/>
       <w:pPr>
-        <w:ind w:left="2880" w:hanging="480"/>
+        <w:ind w:left="2880" w:hanging="360"/>
       </w:pPr>
     </w:lvl>
     <w:lvl w:ilvl="4">
@@ -10074,7 +9914,7 @@
       <w:lvlText w:val="%5."/>
       <w:lvlJc w:val="left"/>
       <w:pPr>
-        <w:ind w:left="3600" w:hanging="480"/>
+        <w:ind w:left="3600" w:hanging="360"/>
       </w:pPr>
     </w:lvl>
     <w:lvl w:ilvl="5">
@@ -10083,7 +9923,7 @@
       <w:lvlText w:val="%6."/>
       <w:lvlJc w:val="left"/>
       <w:pPr>
-        <w:ind w:left="4320" w:hanging="480"/>
+        <w:ind w:left="4320" w:hanging="360"/>
       </w:pPr>
     </w:lvl>
     <w:lvl w:ilvl="6">
@@ -10092,7 +9932,7 @@
       <w:lvlText w:val="%7."/>
       <w:lvlJc w:val="left"/>
       <w:pPr>
-        <w:ind w:left="5040" w:hanging="480"/>
+        <w:ind w:left="5040" w:hanging="360"/>
       </w:pPr>
     </w:lvl>
     <w:lvl w:ilvl="7">
@@ -10101,7 +9941,7 @@
       <w:lvlText w:val="%8."/>
       <w:lvlJc w:val="left"/>
       <w:pPr>
-        <w:ind w:left="5760" w:hanging="480"/>
+        <w:ind w:left="5760" w:hanging="360"/>
       </w:pPr>
     </w:lvl>
     <w:lvl w:ilvl="8">
@@ -10110,12 +9950,12 @@
       <w:lvlText w:val="%9."/>
       <w:lvlJc w:val="left"/>
       <w:pPr>
-        <w:ind w:left="6480" w:hanging="480"/>
+        <w:ind w:left="6480" w:hanging="360"/>
       </w:pPr>
     </w:lvl>
   </w:abstractNum>
   <w:abstractNum w:abstractNumId="994111">
-    <w:nsid w:val="A994111"/>
+    <w:nsid w:val="0A994111"/>
     <w:multiLevelType w:val="multilevel"/>
     <w:lvl w:ilvl="0">
       <w:start w:val="11"/>
@@ -10123,7 +9963,7 @@
       <w:lvlText w:val="%1."/>
       <w:lvlJc w:val="left"/>
       <w:pPr>
-        <w:ind w:left="720" w:hanging="480"/>
+        <w:ind w:left="720" w:hanging="360"/>
       </w:pPr>
     </w:lvl>
     <w:lvl w:ilvl="1">
@@ -10132,7 +9972,7 @@
       <w:lvlText w:val="%2."/>
       <w:lvlJc w:val="left"/>
       <w:pPr>
-        <w:ind w:left="1440" w:hanging="480"/>
+        <w:ind w:left="1440" w:hanging="360"/>
       </w:pPr>
     </w:lvl>
     <w:lvl w:ilvl="2">
@@ -10141,7 +9981,7 @@
       <w:lvlText w:val="%3."/>
       <w:lvlJc w:val="left"/>
       <w:pPr>
-        <w:ind w:left="2160" w:hanging="480"/>
+        <w:ind w:left="2160" w:hanging="360"/>
       </w:pPr>
     </w:lvl>
     <w:lvl w:ilvl="3">
@@ -10150,7 +9990,7 @@
       <w:lvlText w:val="%4."/>
       <w:lvlJc w:val="left"/>
       <w:pPr>
-        <w:ind w:left="2880" w:hanging="480"/>
+        <w:ind w:left="2880" w:hanging="360"/>
       </w:pPr>
     </w:lvl>
     <w:lvl w:ilvl="4">
@@ -10159,7 +9999,7 @@
       <w:lvlText w:val="%5."/>
       <w:lvlJc w:val="left"/>
       <w:pPr>
-        <w:ind w:left="3600" w:hanging="480"/>
+        <w:ind w:left="3600" w:hanging="360"/>
       </w:pPr>
     </w:lvl>
     <w:lvl w:ilvl="5">
@@ -10168,7 +10008,7 @@
       <w:lvlText w:val="%6."/>
       <w:lvlJc w:val="left"/>
       <w:pPr>
-        <w:ind w:left="4320" w:hanging="480"/>
+        <w:ind w:left="4320" w:hanging="360"/>
       </w:pPr>
     </w:lvl>
     <w:lvl w:ilvl="6">
@@ -10177,7 +10017,7 @@
       <w:lvlText w:val="%7."/>
       <w:lvlJc w:val="left"/>
       <w:pPr>
-        <w:ind w:left="5040" w:hanging="480"/>
+        <w:ind w:left="5040" w:hanging="360"/>
       </w:pPr>
     </w:lvl>
     <w:lvl w:ilvl="7">
@@ -10186,7 +10026,7 @@
       <w:lvlText w:val="%8."/>
       <w:lvlJc w:val="left"/>
       <w:pPr>
-        <w:ind w:left="5760" w:hanging="480"/>
+        <w:ind w:left="5760" w:hanging="360"/>
       </w:pPr>
     </w:lvl>
     <w:lvl w:ilvl="8">
@@ -10195,12 +10035,12 @@
       <w:lvlText w:val="%9."/>
       <w:lvlJc w:val="left"/>
       <w:pPr>
-        <w:ind w:left="6480" w:hanging="480"/>
+        <w:ind w:left="6480" w:hanging="360"/>
       </w:pPr>
     </w:lvl>
   </w:abstractNum>
   <w:abstractNum w:abstractNumId="994117">
-    <w:nsid w:val="A994117"/>
+    <w:nsid w:val="0A994117"/>
     <w:multiLevelType w:val="multilevel"/>
     <w:lvl w:ilvl="0">
       <w:start w:val="17"/>
@@ -10208,7 +10048,7 @@
       <w:lvlText w:val="%1."/>
       <w:lvlJc w:val="left"/>
       <w:pPr>
-        <w:ind w:left="720" w:hanging="480"/>
+        <w:ind w:left="720" w:hanging="360"/>
       </w:pPr>
     </w:lvl>
     <w:lvl w:ilvl="1">
@@ -10217,7 +10057,7 @@
       <w:lvlText w:val="%2."/>
       <w:lvlJc w:val="left"/>
       <w:pPr>
-        <w:ind w:left="1440" w:hanging="480"/>
+        <w:ind w:left="1440" w:hanging="360"/>
       </w:pPr>
     </w:lvl>
     <w:lvl w:ilvl="2">
@@ -10226,7 +10066,7 @@
       <w:lvlText w:val="%3."/>
       <w:lvlJc w:val="left"/>
       <w:pPr>
-        <w:ind w:left="2160" w:hanging="480"/>
+        <w:ind w:left="2160" w:hanging="360"/>
       </w:pPr>
     </w:lvl>
     <w:lvl w:ilvl="3">
@@ -10235,7 +10075,7 @@
       <w:lvlText w:val="%4."/>
       <w:lvlJc w:val="left"/>
       <w:pPr>
-        <w:ind w:left="2880" w:hanging="480"/>
+        <w:ind w:left="2880" w:hanging="360"/>
       </w:pPr>
     </w:lvl>
     <w:lvl w:ilvl="4">
@@ -10244,7 +10084,7 @@
       <w:lvlText w:val="%5."/>
       <w:lvlJc w:val="left"/>
       <w:pPr>
-        <w:ind w:left="3600" w:hanging="480"/>
+        <w:ind w:left="3600" w:hanging="360"/>
       </w:pPr>
     </w:lvl>
     <w:lvl w:ilvl="5">
@@ -10253,7 +10093,7 @@
       <w:lvlText w:val="%6."/>
       <w:lvlJc w:val="left"/>
       <w:pPr>
-        <w:ind w:left="4320" w:hanging="480"/>
+        <w:ind w:left="4320" w:hanging="360"/>
       </w:pPr>
     </w:lvl>
     <w:lvl w:ilvl="6">
@@ -10262,7 +10102,7 @@
       <w:lvlText w:val="%7."/>
       <w:lvlJc w:val="left"/>
       <w:pPr>
-        <w:ind w:left="5040" w:hanging="480"/>
+        <w:ind w:left="5040" w:hanging="360"/>
       </w:pPr>
     </w:lvl>
     <w:lvl w:ilvl="7">
@@ -10271,7 +10111,7 @@
       <w:lvlText w:val="%8."/>
       <w:lvlJc w:val="left"/>
       <w:pPr>
-        <w:ind w:left="5760" w:hanging="480"/>
+        <w:ind w:left="5760" w:hanging="360"/>
       </w:pPr>
     </w:lvl>
     <w:lvl w:ilvl="8">
@@ -10280,12 +10120,12 @@
       <w:lvlText w:val="%9."/>
       <w:lvlJc w:val="left"/>
       <w:pPr>
-        <w:ind w:left="6480" w:hanging="480"/>
+        <w:ind w:left="6480" w:hanging="360"/>
       </w:pPr>
     </w:lvl>
   </w:abstractNum>
   <w:abstractNum w:abstractNumId="994118">
-    <w:nsid w:val="A994118"/>
+    <w:nsid w:val="0A994118"/>
     <w:multiLevelType w:val="multilevel"/>
     <w:lvl w:ilvl="0">
       <w:start w:val="18"/>
@@ -10293,7 +10133,7 @@
       <w:lvlText w:val="%1."/>
       <w:lvlJc w:val="left"/>
       <w:pPr>
-        <w:ind w:left="720" w:hanging="480"/>
+        <w:ind w:left="720" w:hanging="360"/>
       </w:pPr>
     </w:lvl>
     <w:lvl w:ilvl="1">
@@ -10302,7 +10142,7 @@
       <w:lvlText w:val="%2."/>
       <w:lvlJc w:val="left"/>
       <w:pPr>
-        <w:ind w:left="1440" w:hanging="480"/>
+        <w:ind w:left="1440" w:hanging="360"/>
       </w:pPr>
     </w:lvl>
     <w:lvl w:ilvl="2">
@@ -10311,7 +10151,7 @@
       <w:lvlText w:val="%3."/>
       <w:lvlJc w:val="left"/>
       <w:pPr>
-        <w:ind w:left="2160" w:hanging="480"/>
+        <w:ind w:left="2160" w:hanging="360"/>
       </w:pPr>
     </w:lvl>
     <w:lvl w:ilvl="3">
@@ -10320,7 +10160,7 @@
       <w:lvlText w:val="%4."/>
       <w:lvlJc w:val="left"/>
       <w:pPr>
-        <w:ind w:left="2880" w:hanging="480"/>
+        <w:ind w:left="2880" w:hanging="360"/>
       </w:pPr>
     </w:lvl>
     <w:lvl w:ilvl="4">
@@ -10329,7 +10169,7 @@
       <w:lvlText w:val="%5."/>
       <w:lvlJc w:val="left"/>
       <w:pPr>
-        <w:ind w:left="3600" w:hanging="480"/>
+        <w:ind w:left="3600" w:hanging="360"/>
       </w:pPr>
     </w:lvl>
     <w:lvl w:ilvl="5">
@@ -10338,7 +10178,7 @@
       <w:lvlText w:val="%6."/>
       <w:lvlJc w:val="left"/>
       <w:pPr>
-        <w:ind w:left="4320" w:hanging="480"/>
+        <w:ind w:left="4320" w:hanging="360"/>
       </w:pPr>
     </w:lvl>
     <w:lvl w:ilvl="6">
@@ -10347,7 +10187,7 @@
       <w:lvlText w:val="%7."/>
       <w:lvlJc w:val="left"/>
       <w:pPr>
-        <w:ind w:left="5040" w:hanging="480"/>
+        <w:ind w:left="5040" w:hanging="360"/>
       </w:pPr>
     </w:lvl>
     <w:lvl w:ilvl="7">
@@ -10356,7 +10196,7 @@
       <w:lvlText w:val="%8."/>
       <w:lvlJc w:val="left"/>
       <w:pPr>
-        <w:ind w:left="5760" w:hanging="480"/>
+        <w:ind w:left="5760" w:hanging="360"/>
       </w:pPr>
     </w:lvl>
     <w:lvl w:ilvl="8">
@@ -10365,7 +10205,7 @@
       <w:lvlText w:val="%9."/>
       <w:lvlJc w:val="left"/>
       <w:pPr>
-        <w:ind w:left="6480" w:hanging="480"/>
+        <w:ind w:left="6480" w:hanging="360"/>
       </w:pPr>
     </w:lvl>
   </w:abstractNum>
@@ -10680,10 +10520,10 @@
   <w:docDefaults>
     <w:rPrDefault>
       <w:rPr>
-        <w:rFonts w:asciiTheme="minorHAnsi" w:cstheme="minorBidi" w:eastAsiaTheme="minorHAnsi" w:hAnsiTheme="minorHAnsi"/>
+        <w:rFonts w:asciiTheme="minorHAnsi" w:cstheme="minorBidi" w:eastAsiaTheme="minorEastAsia" w:hAnsiTheme="minorHAnsi"/>
         <w:sz w:val="24"/>
         <w:szCs w:val="24"/>
-        <w:lang w:bidi="ar-SA" w:eastAsia="en-US" w:val="en-US"/>
+        <w:lang w:bidi="ar-SA" w:eastAsia="zh-CN" w:val="en-US"/>
       </w:rPr>
     </w:rPrDefault>
     <w:pPrDefault>
@@ -10701,10 +10541,10 @@
     <w:name w:val="Body Text"/>
     <w:basedOn w:val="Normal"/>
     <w:link w:val="BodyTextChar"/>
+    <w:qFormat/>
     <w:pPr>
       <w:spacing w:after="180" w:before="180"/>
     </w:pPr>
-    <w:qFormat/>
   </w:style>
   <w:style w:customStyle="1" w:styleId="FirstParagraph" w:type="paragraph">
     <w:name w:val="First Paragraph"/>
@@ -10724,57 +10564,94 @@
     <w:name w:val="Title"/>
     <w:basedOn w:val="Normal"/>
     <w:next w:val="BodyText"/>
+    <w:link w:val="TitleChar"/>
+    <w:uiPriority w:val="10"/>
     <w:qFormat/>
+    <w:rsid w:val="00A10FD9"/>
     <w:pPr>
-      <w:keepNext/>
-      <w:keepLines/>
-      <w:spacing w:after="240" w:before="480"/>
+      <w:spacing w:after="80" w:line="240" w:lineRule="auto"/>
+      <w:contextualSpacing/>
       <w:jc w:val="center"/>
     </w:pPr>
     <w:rPr>
       <w:rFonts w:asciiTheme="majorHAnsi" w:cstheme="majorBidi" w:eastAsiaTheme="majorEastAsia" w:hAnsiTheme="majorHAnsi"/>
-      <w:b/>
-      <w:bCs/>
-      <w:color w:themeColor="accent1" w:themeShade="B5" w:val="345A8A"/>
-      <w:sz w:val="36"/>
-      <w:szCs w:val="36"/>
+      <w:sz w:val="56"/>
+      <w:szCs w:val="56"/>
+    </w:rPr>
+  </w:style>
+  <w:style w:customStyle="1" w:styleId="TitleChar" w:type="character">
+    <w:name w:val="Title Char"/>
+    <w:basedOn w:val="DefaultParagraphFont"/>
+    <w:link w:val="Title"/>
+    <w:uiPriority w:val="10"/>
+    <w:rsid w:val="00A10FD9"/>
+    <w:rPr>
+      <w:rFonts w:asciiTheme="majorHAnsi" w:cstheme="majorBidi" w:eastAsiaTheme="majorEastAsia" w:hAnsiTheme="majorHAnsi"/>
+      <w:sz w:val="56"/>
+      <w:szCs w:val="56"/>
     </w:rPr>
   </w:style>
   <w:style w:styleId="Subtitle" w:type="paragraph">
     <w:name w:val="Subtitle"/>
     <w:basedOn w:val="Title"/>
     <w:next w:val="BodyText"/>
+    <w:link w:val="SubtitleChar"/>
+    <w:uiPriority w:val="11"/>
     <w:qFormat/>
+    <w:rsid w:val="00A10FD9"/>
     <w:pPr>
-      <w:keepNext/>
-      <w:keepLines/>
-      <w:spacing w:after="240" w:before="240"/>
-      <w:jc w:val="center"/>
+      <w:numPr>
+        <w:ilvl w:val="1"/>
+      </w:numPr>
     </w:pPr>
     <w:rPr>
-      <w:sz w:val="30"/>
-      <w:szCs w:val="30"/>
+      <w:rFonts w:cstheme="majorBidi" w:eastAsiaTheme="majorEastAsia"/>
+      <w:spacing w:val="15"/>
+      <w:sz w:val="28"/>
+      <w:szCs w:val="28"/>
+    </w:rPr>
+  </w:style>
+  <w:style w:customStyle="1" w:styleId="SubtitleChar" w:type="character">
+    <w:name w:val="Subtitle Char"/>
+    <w:basedOn w:val="DefaultParagraphFont"/>
+    <w:link w:val="Subtitle"/>
+    <w:uiPriority w:val="11"/>
+    <w:rsid w:val="00A10FD9"/>
+    <w:rPr>
+      <w:rFonts w:cstheme="majorBidi" w:eastAsiaTheme="majorEastAsia"/>
+      <w:color w:themeColor="text1" w:themeTint="A6" w:val="595959"/>
+      <w:spacing w:val="15"/>
+      <w:sz w:val="28"/>
+      <w:szCs w:val="28"/>
     </w:rPr>
   </w:style>
   <w:style w:customStyle="1" w:styleId="Author" w:type="paragraph">
     <w:name w:val="Author"/>
+    <w:basedOn w:val="Title"/>
     <w:next w:val="BodyText"/>
     <w:qFormat/>
     <w:pPr>
       <w:keepNext/>
       <w:keepLines/>
-      <w:jc w:val="center"/>
     </w:pPr>
+    <w:rPr>
+      <w:sz w:val="24"/>
+      <w:szCs w:val="24"/>
+    </w:rPr>
   </w:style>
   <w:style w:styleId="Date" w:type="paragraph">
     <w:name w:val="Date"/>
+    <w:basedOn w:val="Title"/>
     <w:next w:val="BodyText"/>
     <w:qFormat/>
     <w:pPr>
       <w:keepNext/>
       <w:keepLines/>
-      <w:jc w:val="center"/>
     </w:pPr>
+    <w:rPr>
+      <w:sz w:val="24"/>
+      <w:szCs w:val="24"/>
+    </w:rPr>
   </w:style>
   <w:style w:customStyle="1" w:styleId="AbstractTitle" w:type="paragraph">
     <w:name w:val="Abstract Title"/>
@@ -10784,15 +10661,13 @@
     <w:pPr>
       <w:keepNext/>
       <w:keepLines/>
+      <w:spacing w:after="0" w:before="300"/>
       <w:jc w:val="center"/>
-      <w:spacing w:after="0" w:before="300"/>
     </w:pPr>
     <w:rPr>
+      <w:b/>
       <w:sz w:val="20"/>
       <w:szCs w:val="20"/>
-      <w:b/>
-      <w:color w:val="345A8A"/>
-      &gt;
     </w:rPr>
   </w:style>
   <w:style w:customStyle="1" w:styleId="Abstract" w:type="paragraph">
@@ -10819,191 +10694,321 @@
     <w:rPr/>
   </w:style>
   <w:style w:styleId="Heading1" w:type="paragraph">
-    <w:name w:val="Heading 1"/>
+    <w:name w:val="heading 1"/>
     <w:basedOn w:val="Normal"/>
     <w:next w:val="BodyText"/>
+    <w:link w:val="Heading1Char"/>
     <w:uiPriority w:val="9"/>
     <w:qFormat/>
+    <w:rsid w:val="00A10FD9"/>
     <w:pPr>
       <w:keepNext/>
       <w:keepLines/>
-      <w:spacing w:after="0" w:before="480"/>
+      <w:spacing w:after="80" w:before="360"/>
       <w:outlineLvl w:val="0"/>
     </w:pPr>
     <w:rPr>
       <w:rFonts w:asciiTheme="majorHAnsi" w:cstheme="majorBidi" w:eastAsiaTheme="majorEastAsia" w:hAnsiTheme="majorHAnsi"/>
-      <w:b/>
-      <w:bCs/>
-      <w:color w:themeColor="accent1" w:val="4F81BD"/>
+      <w:color w:themeColor="accent1" w:themeShade="BF" w:val="0F4761"/>
+      <w:sz w:val="40"/>
+      <w:szCs w:val="40"/>
+    </w:rPr>
+  </w:style>
+  <w:style w:styleId="Heading2" w:type="paragraph">
+    <w:name w:val="heading 2"/>
+    <w:basedOn w:val="Normal"/>
+    <w:next w:val="BodyText"/>
+    <w:link w:val="Heading2Char"/>
+    <w:uiPriority w:val="9"/>
+    <w:semiHidden/>
+    <w:unhideWhenUsed/>
+    <w:qFormat/>
+    <w:rsid w:val="00A10FD9"/>
+    <w:pPr>
+      <w:keepNext/>
+      <w:keepLines/>
+      <w:spacing w:after="80" w:before="160"/>
+      <w:outlineLvl w:val="1"/>
+    </w:pPr>
+    <w:rPr>
+      <w:rFonts w:asciiTheme="majorHAnsi" w:cstheme="majorBidi" w:eastAsiaTheme="majorEastAsia" w:hAnsiTheme="majorHAnsi"/>
+      <w:color w:themeColor="accent1" w:themeShade="BF" w:val="0F4761"/>
       <w:sz w:val="32"/>
       <w:szCs w:val="32"/>
     </w:rPr>
   </w:style>
-  <w:style w:styleId="Heading2" w:type="paragraph">
-    <w:name w:val="Heading 2"/>
+  <w:style w:styleId="Heading3" w:type="paragraph">
+    <w:name w:val="heading 3"/>
     <w:basedOn w:val="Normal"/>
     <w:next w:val="BodyText"/>
+    <w:link w:val="Heading3Char"/>
     <w:uiPriority w:val="9"/>
+    <w:semiHidden/>
     <w:unhideWhenUsed/>
     <w:qFormat/>
+    <w:rsid w:val="00A10FD9"/>
     <w:pPr>
       <w:keepNext/>
       <w:keepLines/>
-      <w:spacing w:after="0" w:before="200"/>
-      <w:outlineLvl w:val="1"/>
+      <w:spacing w:after="80" w:before="160"/>
+      <w:outlineLvl w:val="2"/>
     </w:pPr>
     <w:rPr>
-      <w:rFonts w:asciiTheme="majorHAnsi" w:cstheme="majorBidi" w:eastAsiaTheme="majorEastAsia" w:hAnsiTheme="majorHAnsi"/>
-      <w:b/>
-      <w:bCs/>
-      <w:color w:themeColor="accent1" w:val="4F81BD"/>
+      <w:rFonts w:cstheme="majorBidi" w:eastAsiaTheme="majorEastAsia"/>
+      <w:color w:themeColor="accent1" w:themeShade="BF" w:val="0F4761"/>
       <w:sz w:val="28"/>
       <w:szCs w:val="28"/>
     </w:rPr>
   </w:style>
-  <w:style w:styleId="Heading3" w:type="paragraph">
-    <w:name w:val="Heading 3"/>
+  <w:style w:styleId="Heading4" w:type="paragraph">
+    <w:name w:val="heading 4"/>
     <w:basedOn w:val="Normal"/>
     <w:next w:val="BodyText"/>
+    <w:link w:val="Heading4Char"/>
     <w:uiPriority w:val="9"/>
+    <w:semiHidden/>
     <w:unhideWhenUsed/>
     <w:qFormat/>
+    <w:rsid w:val="00A10FD9"/>
     <w:pPr>
       <w:keepNext/>
       <w:keepLines/>
-      <w:spacing w:after="0" w:before="200"/>
-      <w:outlineLvl w:val="2"/>
+      <w:spacing w:after="40" w:before="80"/>
+      <w:outlineLvl w:val="3"/>
     </w:pPr>
     <w:rPr>
-      <w:rFonts w:asciiTheme="majorHAnsi" w:cstheme="majorBidi" w:eastAsiaTheme="majorEastAsia" w:hAnsiTheme="majorHAnsi"/>
-      <w:b/>
-      <w:bCs/>
-      <w:color w:themeColor="accent1" w:val="4F81BD"/>
-      <w:sz w:val="24"/>
-      <w:szCs w:val="24"/>
+      <w:rFonts w:cstheme="majorBidi" w:eastAsiaTheme="majorEastAsia"/>
+      <w:i/>
+      <w:iCs/>
+      <w:color w:themeColor="accent1" w:themeShade="BF" w:val="0F4761"/>
     </w:rPr>
   </w:style>
-  <w:style w:styleId="Heading4" w:type="paragraph">
-    <w:name w:val="Heading 4"/>
+  <w:style w:styleId="Heading5" w:type="paragraph">
+    <w:name w:val="heading 5"/>
     <w:basedOn w:val="Normal"/>
     <w:next w:val="BodyText"/>
+    <w:link w:val="Heading5Char"/>
     <w:uiPriority w:val="9"/>
+    <w:semiHidden/>
     <w:unhideWhenUsed/>
     <w:qFormat/>
+    <w:rsid w:val="00A10FD9"/>
     <w:pPr>
       <w:keepNext/>
       <w:keepLines/>
-      <w:spacing w:after="0" w:before="200"/>
-      <w:outlineLvl w:val="3"/>
+      <w:spacing w:after="40" w:before="80"/>
+      <w:outlineLvl w:val="4"/>
     </w:pPr>
     <w:rPr>
-      <w:rFonts w:asciiTheme="majorHAnsi" w:cstheme="majorBidi" w:eastAsiaTheme="majorEastAsia" w:hAnsiTheme="majorHAnsi"/>
-      <w:i/>
-      <w:bCs/>
-      <w:color w:themeColor="accent1" w:val="4F81BD"/>
-      <w:sz w:val="24"/>
-      <w:szCs w:val="24"/>
+      <w:rFonts w:cstheme="majorBidi" w:eastAsiaTheme="majorEastAsia"/>
+      <w:color w:themeColor="accent1" w:themeShade="BF" w:val="0F4761"/>
     </w:rPr>
   </w:style>
-  <w:style w:styleId="Heading5" w:type="paragraph">
-    <w:name w:val="Heading 5"/>
+  <w:style w:styleId="Heading6" w:type="paragraph">
+    <w:name w:val="heading 6"/>
     <w:basedOn w:val="Normal"/>
     <w:next w:val="BodyText"/>
+    <w:link w:val="Heading6Char"/>
     <w:uiPriority w:val="9"/>
+    <w:semiHidden/>
     <w:unhideWhenUsed/>
     <w:qFormat/>
+    <w:rsid w:val="00A10FD9"/>
     <w:pPr>
       <w:keepNext/>
       <w:keepLines/>
-      <w:spacing w:after="0" w:before="200"/>
-      <w:outlineLvl w:val="4"/>
+      <w:spacing w:after="0" w:before="40"/>
+      <w:outlineLvl w:val="5"/>
     </w:pPr>
     <w:rPr>
-      <w:rFonts w:asciiTheme="majorHAnsi" w:cstheme="majorBidi" w:eastAsiaTheme="majorEastAsia" w:hAnsiTheme="majorHAnsi"/>
+      <w:rFonts w:cstheme="majorBidi" w:eastAsiaTheme="majorEastAsia"/>
+      <w:i/>
       <w:iCs/>
-      <w:color w:themeColor="accent1" w:val="4F81BD"/>
-      <w:sz w:val="24"/>
-      <w:szCs w:val="24"/>
+      <w:color w:themeColor="text1" w:themeTint="A6" w:val="595959"/>
     </w:rPr>
   </w:style>
-  <w:style w:styleId="Heading6" w:type="paragraph">
-    <w:name w:val="Heading 6"/>
+  <w:style w:styleId="Heading7" w:type="paragraph">
+    <w:name w:val="heading 7"/>
     <w:basedOn w:val="Normal"/>
     <w:next w:val="BodyText"/>
+    <w:link w:val="Heading7Char"/>
     <w:uiPriority w:val="9"/>
+    <w:semiHidden/>
     <w:unhideWhenUsed/>
     <w:qFormat/>
+    <w:rsid w:val="00A10FD9"/>
     <w:pPr>
       <w:keepNext/>
       <w:keepLines/>
-      <w:spacing w:after="0" w:before="200"/>
-      <w:outlineLvl w:val="5"/>
+      <w:spacing w:after="0" w:before="40"/>
+      <w:outlineLvl w:val="6"/>
     </w:pPr>
     <w:rPr>
-      <w:rFonts w:asciiTheme="majorHAnsi" w:cstheme="majorBidi" w:eastAsiaTheme="majorEastAsia" w:hAnsiTheme="majorHAnsi"/>
-      <w:color w:themeColor="accent1" w:val="4F81BD"/>
-      <w:sz w:val="24"/>
-      <w:szCs w:val="24"/>
+      <w:rFonts w:cstheme="majorBidi" w:eastAsiaTheme="majorEastAsia"/>
+      <w:color w:themeColor="text1" w:themeTint="A6" w:val="595959"/>
     </w:rPr>
   </w:style>
-  <w:style w:styleId="Heading7" w:type="paragraph">
-    <w:name w:val="Heading 7"/>
+  <w:style w:styleId="Heading8" w:type="paragraph">
+    <w:name w:val="heading 8"/>
     <w:basedOn w:val="Normal"/>
     <w:next w:val="BodyText"/>
+    <w:link w:val="Heading8Char"/>
     <w:uiPriority w:val="9"/>
+    <w:semiHidden/>
     <w:unhideWhenUsed/>
     <w:qFormat/>
+    <w:rsid w:val="00A10FD9"/>
     <w:pPr>
       <w:keepNext/>
       <w:keepLines/>
-      <w:spacing w:after="0" w:before="200"/>
-      <w:outlineLvl w:val="6"/>
+      <w:spacing w:after="0"/>
+      <w:outlineLvl w:val="7"/>
     </w:pPr>
     <w:rPr>
-      <w:rFonts w:asciiTheme="majorHAnsi" w:cstheme="majorBidi" w:eastAsiaTheme="majorEastAsia" w:hAnsiTheme="majorHAnsi"/>
-      <w:color w:themeColor="accent1" w:val="4F81BD"/>
-      <w:sz w:val="24"/>
-      <w:szCs w:val="24"/>
+      <w:rFonts w:cstheme="majorBidi" w:eastAsiaTheme="majorEastAsia"/>
+      <w:i/>
+      <w:iCs/>
+      <w:color w:themeColor="text1" w:themeTint="D8" w:val="272727"/>
     </w:rPr>
   </w:style>
-  <w:style w:styleId="Heading8" w:type="paragraph">
-    <w:name w:val="Heading 8"/>
+  <w:style w:styleId="Heading9" w:type="paragraph">
+    <w:name w:val="heading 9"/>
     <w:basedOn w:val="Normal"/>
     <w:next w:val="BodyText"/>
+    <w:link w:val="Heading9Char"/>
     <w:uiPriority w:val="9"/>
+    <w:semiHidden/>
     <w:unhideWhenUsed/>
     <w:qFormat/>
+    <w:rsid w:val="00A10FD9"/>
     <w:pPr>
       <w:keepNext/>
       <w:keepLines/>
-      <w:spacing w:after="0" w:before="200"/>
-      <w:outlineLvl w:val="7"/>
-    </w:pPr>
-    <w:rPr>
-      <w:rFonts w:asciiTheme="majorHAnsi" w:cstheme="majorBidi" w:eastAsiaTheme="majorEastAsia" w:hAnsiTheme="majorHAnsi"/>
-      <w:color w:themeColor="accent1" w:val="4F81BD"/>
-      <w:sz w:val="24"/>
-      <w:szCs w:val="24"/>
-    </w:rPr>
-  </w:style>
-  <w:style w:styleId="Heading9" w:type="paragraph">
-    <w:name w:val="Heading 9"/>
-    <w:basedOn w:val="Normal"/>
-    <w:next w:val="BodyText"/>
-    <w:uiPriority w:val="9"/>
-    <w:unhideWhenUsed/>
-    <w:qFormat/>
-    <w:pPr>
-      <w:keepNext/>
-      <w:keepLines/>
-      <w:spacing w:after="0" w:before="200"/>
+      <w:spacing w:after="0"/>
       <w:outlineLvl w:val="8"/>
     </w:pPr>
     <w:rPr>
+      <w:rFonts w:cstheme="majorBidi" w:eastAsiaTheme="majorEastAsia"/>
+      <w:color w:themeColor="text1" w:themeTint="D8" w:val="272727"/>
+    </w:rPr>
+  </w:style>
+  <w:style w:customStyle="1" w:styleId="Heading1Char" w:type="character">
+    <w:name w:val="Heading 1 Char"/>
+    <w:basedOn w:val="DefaultParagraphFont"/>
+    <w:link w:val="Heading1"/>
+    <w:uiPriority w:val="9"/>
+    <w:rsid w:val="00A10FD9"/>
+    <w:rPr>
       <w:rFonts w:asciiTheme="majorHAnsi" w:cstheme="majorBidi" w:eastAsiaTheme="majorEastAsia" w:hAnsiTheme="majorHAnsi"/>
-      <w:color w:themeColor="accent1" w:val="4F81BD"/>
-      <w:sz w:val="24"/>
-      <w:szCs w:val="24"/>
+      <w:color w:themeColor="accent1" w:themeShade="BF" w:val="0F4761"/>
+      <w:sz w:val="40"/>
+      <w:szCs w:val="40"/>
+    </w:rPr>
+  </w:style>
+  <w:style w:customStyle="1" w:styleId="Heading2Char" w:type="character">
+    <w:name w:val="Heading 2 Char"/>
+    <w:basedOn w:val="DefaultParagraphFont"/>
+    <w:link w:val="Heading2"/>
+    <w:uiPriority w:val="9"/>
+    <w:semiHidden/>
+    <w:rsid w:val="00A10FD9"/>
+    <w:rPr>
+      <w:rFonts w:asciiTheme="majorHAnsi" w:cstheme="majorBidi" w:eastAsiaTheme="majorEastAsia" w:hAnsiTheme="majorHAnsi"/>
+      <w:color w:themeColor="accent1" w:themeShade="BF" w:val="0F4761"/>
+      <w:sz w:val="32"/>
+      <w:szCs w:val="32"/>
+    </w:rPr>
+  </w:style>
+  <w:style w:customStyle="1" w:styleId="Heading3Char" w:type="character">
+    <w:name w:val="Heading 3 Char"/>
+    <w:basedOn w:val="DefaultParagraphFont"/>
+    <w:link w:val="Heading3"/>
+    <w:uiPriority w:val="9"/>
+    <w:semiHidden/>
+    <w:rsid w:val="00A10FD9"/>
+    <w:rPr>
+      <w:rFonts w:cstheme="majorBidi" w:eastAsiaTheme="majorEastAsia"/>
+      <w:color w:themeColor="accent1" w:themeShade="BF" w:val="0F4761"/>
+      <w:sz w:val="28"/>
+      <w:szCs w:val="28"/>
+    </w:rPr>
+  </w:style>
+  <w:style w:customStyle="1" w:styleId="Heading4Char" w:type="character">
+    <w:name w:val="Heading 4 Char"/>
+    <w:basedOn w:val="DefaultParagraphFont"/>
+    <w:link w:val="Heading4"/>
+    <w:uiPriority w:val="9"/>
+    <w:semiHidden/>
+    <w:rsid w:val="00A10FD9"/>
+    <w:rPr>
+      <w:rFonts w:cstheme="majorBidi" w:eastAsiaTheme="majorEastAsia"/>
+      <w:i/>
+      <w:iCs/>
+      <w:color w:themeColor="accent1" w:themeShade="BF" w:val="0F4761"/>
+    </w:rPr>
+  </w:style>
+  <w:style w:customStyle="1" w:styleId="Heading5Char" w:type="character">
+    <w:name w:val="Heading 5 Char"/>
+    <w:basedOn w:val="DefaultParagraphFont"/>
+    <w:link w:val="Heading5"/>
+    <w:uiPriority w:val="9"/>
+    <w:semiHidden/>
+    <w:rsid w:val="00A10FD9"/>
+    <w:rPr>
+      <w:rFonts w:cstheme="majorBidi" w:eastAsiaTheme="majorEastAsia"/>
+      <w:color w:themeColor="accent1" w:themeShade="BF" w:val="0F4761"/>
+    </w:rPr>
+  </w:style>
+  <w:style w:customStyle="1" w:styleId="Heading6Char" w:type="character">
+    <w:name w:val="Heading 6 Char"/>
+    <w:basedOn w:val="DefaultParagraphFont"/>
+    <w:link w:val="Heading6"/>
+    <w:uiPriority w:val="9"/>
+    <w:semiHidden/>
+    <w:rsid w:val="00A10FD9"/>
+    <w:rPr>
+      <w:rFonts w:cstheme="majorBidi" w:eastAsiaTheme="majorEastAsia"/>
+      <w:i/>
+      <w:iCs/>
+      <w:color w:themeColor="text1" w:themeTint="A6" w:val="595959"/>
+    </w:rPr>
+  </w:style>
+  <w:style w:customStyle="1" w:styleId="Heading7Char" w:type="character">
+    <w:name w:val="Heading 7 Char"/>
+    <w:basedOn w:val="DefaultParagraphFont"/>
+    <w:link w:val="Heading7"/>
+    <w:uiPriority w:val="9"/>
+    <w:semiHidden/>
+    <w:rsid w:val="00A10FD9"/>
+    <w:rPr>
+      <w:rFonts w:cstheme="majorBidi" w:eastAsiaTheme="majorEastAsia"/>
+      <w:color w:themeColor="text1" w:themeTint="A6" w:val="595959"/>
+    </w:rPr>
+  </w:style>
+  <w:style w:customStyle="1" w:styleId="Heading8Char" w:type="character">
+    <w:name w:val="Heading 8 Char"/>
+    <w:basedOn w:val="DefaultParagraphFont"/>
+    <w:link w:val="Heading8"/>
+    <w:uiPriority w:val="9"/>
+    <w:semiHidden/>
+    <w:rsid w:val="00A10FD9"/>
+    <w:rPr>
+      <w:rFonts w:cstheme="majorBidi" w:eastAsiaTheme="majorEastAsia"/>
+      <w:i/>
+      <w:iCs/>
+      <w:color w:themeColor="text1" w:themeTint="D8" w:val="272727"/>
+    </w:rPr>
+  </w:style>
+  <w:style w:customStyle="1" w:styleId="Heading9Char" w:type="character">
+    <w:name w:val="Heading 9 Char"/>
+    <w:basedOn w:val="DefaultParagraphFont"/>
+    <w:link w:val="Heading9"/>
+    <w:uiPriority w:val="9"/>
+    <w:semiHidden/>
+    <w:rsid w:val="00A10FD9"/>
+    <w:rPr>
+      <w:rFonts w:cstheme="majorBidi" w:eastAsiaTheme="majorEastAsia"/>
+      <w:color w:themeColor="text1" w:themeTint="D8" w:val="272727"/>
     </w:rPr>
   </w:style>
   <w:style w:styleId="BlockText" w:type="paragraph">
@@ -11026,6 +11031,18 @@
     <w:unhideWhenUsed/>
     <w:qFormat/>
   </w:style>
+  <w:style w:styleId="FootnoteBlockText" w:type="paragraph">
+    <w:name w:val="Footnote Block Text"/>
+    <w:basedOn w:val="FootnoteText"/>
+    <w:next w:val="FootnoteText"/>
+    <w:uiPriority w:val="9"/>
+    <w:unhideWhenUsed/>
+    <w:qFormat/>
+    <w:pPr>
+      <w:spacing w:after="100" w:before="100"/>
+      <w:ind w:firstLine="0" w:left="480" w:right="480"/>
+    </w:pPr>
+  </w:style>
   <w:style w:default="1" w:styleId="DefaultParagraphFont" w:type="character">
     <w:name w:val="Default Paragraph Font"/>
     <w:semiHidden/>
@@ -11047,18 +11064,11 @@
       </w:tblCellMar>
     </w:tblPr>
     <w:tblStylePr w:type="firstRow">
-      <w:tblPr>
-        <w:jc w:val="left"/>
-        <w:tblInd w:type="dxa" w:w="0"/>
-      </w:tblPr>
-      <w:trPr>
-        <w:jc w:val="left"/>
-      </w:trPr>
       <w:tcPr>
-        <w:vAlign w:val="bottom"/>
         <w:tcBorders>
           <w:bottom w:val="single"/>
         </w:tcBorders>
+        <w:vAlign w:val="bottom"/>
       </w:tcPr>
     </w:tblStylePr>
   </w:style>
@@ -11173,8 +11183,8 @@
     <w:name w:val="KeywordTok"/>
     <w:basedOn w:val="VerbatimChar"/>
     <w:rPr>
+      <w:b/>
       <w:color w:val="007020"/>
-      <w:b/>
     </w:rPr>
   </w:style>
   <w:style w:type="character" w:customStyle="1" w:styleId="DataTypeTok">
@@ -11251,42 +11261,42 @@
     <w:name w:val="ImportTok"/>
     <w:basedOn w:val="VerbatimChar"/>
     <w:rPr>
+      <w:b/>
       <w:color w:val="008000"/>
-      <w:b/>
     </w:rPr>
   </w:style>
   <w:style w:type="character" w:customStyle="1" w:styleId="CommentTok">
     <w:name w:val="CommentTok"/>
     <w:basedOn w:val="VerbatimChar"/>
     <w:rPr>
+      <w:i/>
       <w:color w:val="60a0b0"/>
-      <w:i/>
     </w:rPr>
   </w:style>
   <w:style w:type="character" w:customStyle="1" w:styleId="DocumentationTok">
     <w:name w:val="DocumentationTok"/>
     <w:basedOn w:val="VerbatimChar"/>
     <w:rPr>
+      <w:i/>
       <w:color w:val="ba2121"/>
-      <w:i/>
     </w:rPr>
   </w:style>
   <w:style w:type="character" w:customStyle="1" w:styleId="AnnotationTok">
     <w:name w:val="AnnotationTok"/>
     <w:basedOn w:val="VerbatimChar"/>
     <w:rPr>
-      <w:color w:val="60a0b0"/>
       <w:b/>
       <w:i/>
+      <w:color w:val="60a0b0"/>
     </w:rPr>
   </w:style>
   <w:style w:type="character" w:customStyle="1" w:styleId="CommentVarTok">
     <w:name w:val="CommentVarTok"/>
     <w:basedOn w:val="VerbatimChar"/>
     <w:rPr>
-      <w:color w:val="60a0b0"/>
       <w:b/>
       <w:i/>
+      <w:color w:val="60a0b0"/>
     </w:rPr>
   </w:style>
   <w:style w:type="character" w:customStyle="1" w:styleId="OtherTok">
@@ -11314,8 +11324,8 @@
     <w:name w:val="ControlFlowTok"/>
     <w:basedOn w:val="VerbatimChar"/>
     <w:rPr>
+      <w:b/>
       <w:color w:val="007020"/>
-      <w:b/>
     </w:rPr>
   </w:style>
   <w:style w:type="character" w:customStyle="1" w:styleId="OperatorTok">
@@ -11360,34 +11370,34 @@
     <w:name w:val="InformationTok"/>
     <w:basedOn w:val="VerbatimChar"/>
     <w:rPr>
-      <w:color w:val="60a0b0"/>
       <w:b/>
       <w:i/>
+      <w:color w:val="60a0b0"/>
     </w:rPr>
   </w:style>
   <w:style w:type="character" w:customStyle="1" w:styleId="WarningTok">
     <w:name w:val="WarningTok"/>
     <w:basedOn w:val="VerbatimChar"/>
     <w:rPr>
-      <w:color w:val="60a0b0"/>
       <w:b/>
       <w:i/>
+      <w:color w:val="60a0b0"/>
     </w:rPr>
   </w:style>
   <w:style w:type="character" w:customStyle="1" w:styleId="AlertTok">
     <w:name w:val="AlertTok"/>
     <w:basedOn w:val="VerbatimChar"/>
     <w:rPr>
+      <w:b/>
       <w:color w:val="ff0000"/>
-      <w:b/>
     </w:rPr>
   </w:style>
   <w:style w:type="character" w:customStyle="1" w:styleId="ErrorTok">
     <w:name w:val="ErrorTok"/>
     <w:basedOn w:val="VerbatimChar"/>
     <w:rPr>
+      <w:b/>
       <w:color w:val="ff0000"/>
-      <w:b/>
     </w:rPr>
   </w:style>
   <w:style w:type="character" w:customStyle="1" w:styleId="NormalTok">
@@ -11409,44 +11419,44 @@
         <a:sysClr val="window" lastClr="FFFFFF"/>
       </a:lt1>
       <a:dk2>
-        <a:srgbClr val="1F497D"/>
+        <a:srgbClr val="0E2841"/>
       </a:dk2>
       <a:lt2>
-        <a:srgbClr val="EEECE1"/>
+        <a:srgbClr val="E8E8E8"/>
       </a:lt2>
       <a:accent1>
-        <a:srgbClr val="4F81BD"/>
+        <a:srgbClr val="156082"/>
       </a:accent1>
       <a:accent2>
-        <a:srgbClr val="C0504D"/>
+        <a:srgbClr val="E97132"/>
       </a:accent2>
       <a:accent3>
-        <a:srgbClr val="9BBB59"/>
+        <a:srgbClr val="196B24"/>
       </a:accent3>
       <a:accent4>
-        <a:srgbClr val="8064A2"/>
+        <a:srgbClr val="0F9ED5"/>
       </a:accent4>
       <a:accent5>
-        <a:srgbClr val="4BACC6"/>
+        <a:srgbClr val="A02B93"/>
       </a:accent5>
       <a:accent6>
-        <a:srgbClr val="F79646"/>
+        <a:srgbClr val="4EA72E"/>
       </a:accent6>
       <a:hlink>
-        <a:srgbClr val="0000FF"/>
+        <a:srgbClr val="467886"/>
       </a:hlink>
       <a:folHlink>
-        <a:srgbClr val="800080"/>
+        <a:srgbClr val="96607D"/>
       </a:folHlink>
     </a:clrScheme>
     <a:fontScheme name="Office">
       <a:majorFont>
-        <a:latin typeface="Calibri"/>
+        <a:latin typeface="Aptos Display" panose="02110004020202020204"/>
         <a:ea typeface=""/>
         <a:cs typeface=""/>
-        <a:font script="Jpan" typeface="ＭＳ ゴシック"/>
+        <a:font script="Jpan" typeface="游ゴシック Light"/>
         <a:font script="Hang" typeface="맑은 고딕"/>
-        <a:font script="Hans" typeface="宋体"/>
+        <a:font script="Hans" typeface="等线 Light"/>
         <a:font script="Hant" typeface="新細明體"/>
         <a:font script="Arab" typeface="Times New Roman"/>
         <a:font script="Hebr" typeface="Times New Roman"/>
@@ -11473,14 +11483,32 @@
         <a:font script="Mong" typeface="Mongolian Baiti"/>
         <a:font script="Viet" typeface="Times New Roman"/>
         <a:font script="Uigh" typeface="Microsoft Uighur"/>
+        <a:font script="Geor" typeface="Sylfaen"/>
+        <a:font script="Armn" typeface="Arial"/>
+        <a:font script="Bugi" typeface="Leelawadee UI"/>
+        <a:font script="Bopo" typeface="Microsoft JhengHei"/>
+        <a:font script="Java" typeface="Javanese Text"/>
+        <a:font script="Lisu" typeface="Segoe UI"/>
+        <a:font script="Mymr" typeface="Myanmar Text"/>
+        <a:font script="Nkoo" typeface="Ebrima"/>
+        <a:font script="Olck" typeface="Nirmala UI"/>
+        <a:font script="Osma" typeface="Ebrima"/>
+        <a:font script="Phag" typeface="Phagspa"/>
+        <a:font script="Syrn" typeface="Estrangelo Edessa"/>
+        <a:font script="Syrj" typeface="Estrangelo Edessa"/>
+        <a:font script="Syre" typeface="Estrangelo Edessa"/>
+        <a:font script="Sora" typeface="Nirmala UI"/>
+        <a:font script="Tale" typeface="Microsoft Tai Le"/>
+        <a:font script="Talu" typeface="Microsoft New Tai Lue"/>
+        <a:font script="Tfng" typeface="Ebrima"/>
       </a:majorFont>
       <a:minorFont>
-        <a:latin typeface="Cambria"/>
+        <a:latin typeface="Aptos" panose="02110004020202020204"/>
         <a:ea typeface=""/>
         <a:cs typeface=""/>
-        <a:font script="Jpan" typeface="ＭＳ 明朝"/>
+        <a:font script="Jpan" typeface="游明朝"/>
         <a:font script="Hang" typeface="맑은 고딕"/>
-        <a:font script="Hans" typeface="宋体"/>
+        <a:font script="Hans" typeface="等线"/>
         <a:font script="Hant" typeface="新細明體"/>
         <a:font script="Arab" typeface="Arial"/>
         <a:font script="Hebr" typeface="Arial"/>
@@ -11507,6 +11535,24 @@
         <a:font script="Mong" typeface="Mongolian Baiti"/>
         <a:font script="Viet" typeface="Arial"/>
         <a:font script="Uigh" typeface="Microsoft Uighur"/>
+        <a:font script="Geor" typeface="Sylfaen"/>
+        <a:font script="Armn" typeface="Arial"/>
+        <a:font script="Bugi" typeface="Leelawadee UI"/>
+        <a:font script="Bopo" typeface="Microsoft JhengHei"/>
+        <a:font script="Java" typeface="Javanese Text"/>
+        <a:font script="Lisu" typeface="Segoe UI"/>
+        <a:font script="Mymr" typeface="Myanmar Text"/>
+        <a:font script="Nkoo" typeface="Ebrima"/>
+        <a:font script="Olck" typeface="Nirmala UI"/>
+        <a:font script="Osma" typeface="Ebrima"/>
+        <a:font script="Phag" typeface="Phagspa"/>
+        <a:font script="Syrn" typeface="Estrangelo Edessa"/>
+        <a:font script="Syrj" typeface="Estrangelo Edessa"/>
+        <a:font script="Syre" typeface="Estrangelo Edessa"/>
+        <a:font script="Sora" typeface="Nirmala UI"/>
+        <a:font script="Tale" typeface="Microsoft Tai Le"/>
+        <a:font script="Talu" typeface="Microsoft New Tai Lue"/>
+        <a:font script="Tfng" typeface="Ebrima"/>
       </a:minorFont>
     </a:fontScheme>
     <a:fmtScheme name="Office">
@@ -11518,200 +11564,141 @@
           <a:gsLst>
             <a:gs pos="0">
               <a:schemeClr val="phClr">
-                <a:tint val="50000"/>
-                <a:satMod val="300000"/>
+                <a:lumMod val="110000"/>
+                <a:satMod val="105000"/>
+                <a:tint val="67000"/>
               </a:schemeClr>
             </a:gs>
-            <a:gs pos="35000">
+            <a:gs pos="50000">
               <a:schemeClr val="phClr">
-                <a:tint val="37000"/>
-                <a:satMod val="300000"/>
+                <a:lumMod val="105000"/>
+                <a:satMod val="103000"/>
+                <a:tint val="73000"/>
               </a:schemeClr>
             </a:gs>
             <a:gs pos="100000">
               <a:schemeClr val="phClr">
-                <a:tint val="15000"/>
-                <a:satMod val="350000"/>
+                <a:lumMod val="105000"/>
+                <a:satMod val="109000"/>
+                <a:tint val="81000"/>
               </a:schemeClr>
             </a:gs>
           </a:gsLst>
-          <a:lin ang="16200000" scaled="1"/>
+          <a:lin ang="5400000" scaled="0"/>
         </a:gradFill>
         <a:gradFill rotWithShape="1">
           <a:gsLst>
             <a:gs pos="0">
               <a:schemeClr val="phClr">
-                <a:tint val="100000"/>
+                <a:satMod val="103000"/>
+                <a:lumMod val="102000"/>
+                <a:tint val="94000"/>
+              </a:schemeClr>
+            </a:gs>
+            <a:gs pos="50000">
+              <a:schemeClr val="phClr">
+                <a:satMod val="110000"/>
+                <a:lumMod val="100000"/>
                 <a:shade val="100000"/>
-                <a:satMod val="130000"/>
               </a:schemeClr>
             </a:gs>
             <a:gs pos="100000">
               <a:schemeClr val="phClr">
-                <a:tint val="50000"/>
-                <a:shade val="100000"/>
-                <a:satMod val="350000"/>
+                <a:lumMod val="99000"/>
+                <a:satMod val="120000"/>
+                <a:shade val="78000"/>
               </a:schemeClr>
             </a:gs>
           </a:gsLst>
-          <a:lin ang="16200000" scaled="0"/>
+          <a:lin ang="5400000" scaled="0"/>
         </a:gradFill>
       </a:fillStyleLst>
       <a:lnStyleLst>
-        <a:ln w="9525" cap="flat" cmpd="sng" algn="ctr">
-          <a:solidFill>
-            <a:schemeClr val="phClr">
-              <a:shade val="95000"/>
-              <a:satMod val="105000"/>
-            </a:schemeClr>
-          </a:solidFill>
-          <a:prstDash val="solid"/>
-        </a:ln>
-        <a:ln w="25400" cap="flat" cmpd="sng" algn="ctr">
+        <a:ln w="6350" cap="flat" cmpd="sng" algn="ctr">
           <a:solidFill>
             <a:schemeClr val="phClr"/>
           </a:solidFill>
           <a:prstDash val="solid"/>
+          <a:miter lim="800000"/>
         </a:ln>
-        <a:ln w="38100" cap="flat" cmpd="sng" algn="ctr">
+        <a:ln w="12700" cap="flat" cmpd="sng" algn="ctr">
           <a:solidFill>
             <a:schemeClr val="phClr"/>
           </a:solidFill>
           <a:prstDash val="solid"/>
+          <a:miter lim="800000"/>
+        </a:ln>
+        <a:ln w="19050" cap="flat" cmpd="sng" algn="ctr">
+          <a:solidFill>
+            <a:schemeClr val="phClr"/>
+          </a:solidFill>
+          <a:prstDash val="solid"/>
+          <a:miter lim="800000"/>
         </a:ln>
       </a:lnStyleLst>
       <a:effectStyleLst>
         <a:effectStyle>
+          <a:effectLst/>
+        </a:effectStyle>
+        <a:effectStyle>
+          <a:effectLst/>
+        </a:effectStyle>
+        <a:effectStyle>
           <a:effectLst>
-            <a:outerShdw blurRad="40000" dist="20000" dir="5400000" rotWithShape="0">
+            <a:outerShdw blurRad="57150" dist="19050" dir="5400000" algn="ctr" rotWithShape="0">
               <a:srgbClr val="000000">
-                <a:alpha val="38000"/>
+                <a:alpha val="63000"/>
               </a:srgbClr>
             </a:outerShdw>
           </a:effectLst>
-        </a:effectStyle>
-        <a:effectStyle>
-          <a:effectLst>
-            <a:outerShdw blurRad="40000" dist="23000" dir="5400000" rotWithShape="0">
-              <a:srgbClr val="000000">
-                <a:alpha val="35000"/>
-              </a:srgbClr>
-            </a:outerShdw>
-          </a:effectLst>
-        </a:effectStyle>
-        <a:effectStyle>
-          <a:effectLst>
-            <a:outerShdw blurRad="40000" dist="23000" dir="5400000" rotWithShape="0">
-              <a:srgbClr val="000000">
-                <a:alpha val="35000"/>
-              </a:srgbClr>
-            </a:outerShdw>
-          </a:effectLst>
-          <a:scene3d>
-            <a:camera prst="orthographicFront">
-              <a:rot lat="0" lon="0" rev="0"/>
-            </a:camera>
-            <a:lightRig rig="threePt" dir="t">
-              <a:rot lat="0" lon="0" rev="1200000"/>
-            </a:lightRig>
-          </a:scene3d>
-          <a:sp3d>
-            <a:bevelT w="63500" h="25400"/>
-          </a:sp3d>
         </a:effectStyle>
       </a:effectStyleLst>
       <a:bgFillStyleLst>
         <a:solidFill>
           <a:schemeClr val="phClr"/>
         </a:solidFill>
+        <a:solidFill>
+          <a:schemeClr val="phClr">
+            <a:tint val="95000"/>
+            <a:satMod val="170000"/>
+          </a:schemeClr>
+        </a:solidFill>
         <a:gradFill rotWithShape="1">
           <a:gsLst>
             <a:gs pos="0">
               <a:schemeClr val="phClr">
-                <a:tint val="40000"/>
-                <a:satMod val="350000"/>
+                <a:tint val="93000"/>
+                <a:satMod val="150000"/>
+                <a:shade val="98000"/>
+                <a:lumMod val="102000"/>
               </a:schemeClr>
             </a:gs>
-            <a:gs pos="40000">
+            <a:gs pos="50000">
               <a:schemeClr val="phClr">
-                <a:tint val="45000"/>
-                <a:shade val="99000"/>
-                <a:satMod val="350000"/>
+                <a:tint val="98000"/>
+                <a:satMod val="130000"/>
+                <a:shade val="90000"/>
+                <a:lumMod val="103000"/>
               </a:schemeClr>
             </a:gs>
             <a:gs pos="100000">
               <a:schemeClr val="phClr">
-                <a:shade val="20000"/>
-                <a:satMod val="255000"/>
+                <a:shade val="63000"/>
+                <a:satMod val="120000"/>
               </a:schemeClr>
             </a:gs>
           </a:gsLst>
-          <a:path path="circle">
-            <a:fillToRect l="50000" t="-80000" r="50000" b="180000"/>
-          </a:path>
-        </a:gradFill>
-        <a:gradFill rotWithShape="1">
-          <a:gsLst>
-            <a:gs pos="0">
-              <a:schemeClr val="phClr">
-                <a:tint val="80000"/>
-                <a:satMod val="300000"/>
-              </a:schemeClr>
-            </a:gs>
-            <a:gs pos="100000">
-              <a:schemeClr val="phClr">
-                <a:shade val="30000"/>
-                <a:satMod val="200000"/>
-              </a:schemeClr>
-            </a:gs>
-          </a:gsLst>
-          <a:path path="circle">
-            <a:fillToRect l="50000" t="50000" r="50000" b="50000"/>
-          </a:path>
+          <a:lin ang="5400000" scaled="0"/>
         </a:gradFill>
       </a:bgFillStyleLst>
     </a:fmtScheme>
   </a:themeElements>
-  <a:objectDefaults>
-    <a:spDef>
-      <a:spPr/>
-      <a:bodyPr/>
-      <a:lstStyle/>
-      <a:style>
-        <a:lnRef idx="1">
-          <a:schemeClr val="accent1"/>
-        </a:lnRef>
-        <a:fillRef idx="3">
-          <a:schemeClr val="accent1"/>
-        </a:fillRef>
-        <a:effectRef idx="2">
-          <a:schemeClr val="accent1"/>
-        </a:effectRef>
-        <a:fontRef idx="minor">
-          <a:schemeClr val="lt1"/>
-        </a:fontRef>
-      </a:style>
-    </a:spDef>
-    <a:lnDef>
-      <a:spPr/>
-      <a:bodyPr/>
-      <a:lstStyle/>
-      <a:style>
-        <a:lnRef idx="2">
-          <a:schemeClr val="accent1"/>
-        </a:lnRef>
-        <a:fillRef idx="0">
-          <a:schemeClr val="accent1"/>
-        </a:fillRef>
-        <a:effectRef idx="1">
-          <a:schemeClr val="accent1"/>
-        </a:effectRef>
-        <a:fontRef idx="minor">
-          <a:schemeClr val="tx1"/>
-        </a:fontRef>
-      </a:style>
-    </a:lnDef>
-  </a:objectDefaults>
+  <a:objectDefaults/>
   <a:extraClrSchemeLst/>
+  <a:extLst>
+    <a:ext uri="{05A4C25C-085E-4340-85A3-A5531E510DB2}">
+      <thm15:themeFamily xmlns:thm15="http://schemas.microsoft.com/office/thememl/2012/main" name="Office Theme" id="{2E142A2C-CD16-42D6-873A-C26D2A0506FA}" vid="{1BDDFF52-6CD6-40A5-AB3C-68EB2F1E4D0A}"/>
+    </a:ext>
+  </a:extLst>
 </a:theme>
 </file>
--- a/04-regulatory-compliance/HIPAA/Espanol/HIPAA_Practical_Manager_and_Junior_Analyst_Manual_Espanol_v1.0.docx
+++ b/04-regulatory-compliance/HIPAA/Espanol/HIPAA_Practical_Manager_and_Junior_Analyst_Manual_Espanol_v1.0.docx
@@ -8,8 +8,8 @@
       </w:pPr>
       <w:r>
         <w:rPr>
+          <w:bCs/>
           <w:b/>
-          <w:bCs/>
         </w:rPr>
         <w:t xml:space="preserve">Estado de revisión:</w:t>
       </w:r>
@@ -26,8 +26,8 @@
       </w:pPr>
       <w:r>
         <w:rPr>
+          <w:bCs/>
           <w:b/>
-          <w:bCs/>
         </w:rPr>
         <w:t xml:space="preserve">CYBERSECURITY, PRIVACY &amp; COMPLIANCE SERIES</w:t>
       </w:r>
@@ -38,8 +38,8 @@
       </w:pPr>
       <w:r>
         <w:rPr>
+          <w:bCs/>
           <w:b/>
-          <w:bCs/>
         </w:rPr>
         <w:t xml:space="preserve">HIPAA</w:t>
       </w:r>
@@ -50,8 +50,8 @@
       </w:pPr>
       <w:r>
         <w:rPr>
+          <w:bCs/>
           <w:b/>
-          <w:bCs/>
         </w:rPr>
         <w:t xml:space="preserve">Un Manual de Cumplimiento y Seguridad Prácticas para Gerentes y Analistas Junior</w:t>
       </w:r>
@@ -62,8 +62,8 @@
       </w:pPr>
       <w:r>
         <w:rPr>
+          <w:iCs/>
           <w:i/>
-          <w:iCs/>
         </w:rPr>
         <w:t xml:space="preserve">How health-information privacy, security, breach response, evidence, and oversight work in practice</w:t>
       </w:r>
@@ -74,8 +74,8 @@
       </w:pPr>
       <w:r>
         <w:rPr>
+          <w:bCs/>
           <w:b/>
-          <w:bCs/>
         </w:rPr>
         <w:t xml:space="preserve">Alberto (Al) Leiva</w:t>
       </w:r>
@@ -94,8 +94,8 @@
       </w:pPr>
       <w:r>
         <w:rPr>
+          <w:bCs/>
           <w:b/>
-          <w:bCs/>
         </w:rPr>
         <w:t xml:space="preserve">Inside:</w:t>
       </w:r>
@@ -114,7 +114,7 @@
         <w:t xml:space="preserve">|. |</w:t>
       </w:r>
     </w:p>
-    <w:bookmarkStart w:id="11" w:name="publication-and-use-notice"/>
+    <w:bookmarkStart w:id="22" w:name="publication-and-use-notice"/>
     <w:p>
       <w:pPr>
         <w:pStyle w:val="Heading1"/>
@@ -147,7 +147,7 @@
         <w:t xml:space="preserve">Propósito: Educación gratuita y práctica para directivos, estudiantes, cambiadores de carrera, analistas juniores, profesionales de la privacidad y profesionales de la ciberseguridad.</w:t>
       </w:r>
     </w:p>
-    <w:bookmarkStart w:id="9" w:name="aviso-educativo-y-legal"/>
+    <w:bookmarkStart w:id="20" w:name="aviso-educativo-y-legal"/>
     <w:p>
       <w:pPr>
         <w:pStyle w:val="Heading2"/>
@@ -164,8 +164,8 @@
         <w:t xml:space="preserve">Este manual proporciona información educativa general. No es asesoramiento jurídico y no reemplaza asesoramiento de abogados calificados, oficiales de privacidad, oficiales de seguridad o profesionales de la información sanitaria. Los derechos de HIPAA dependen de hechos, papel, contratos, normativa y orientación federales actuales, leyes estatales y otras normas de información sanitaria.</w:t>
       </w:r>
     </w:p>
-    <w:bookmarkEnd w:id="9"/>
-    <w:bookmarkStart w:id="10" w:name="uso-ético-y-autorizado"/>
+    <w:bookmarkEnd w:id="20"/>
+    <w:bookmarkStart w:id="21" w:name="uso-ético-y-autorizado"/>
     <w:p>
       <w:pPr>
         <w:pStyle w:val="Heading2"/>
@@ -182,9 +182,9 @@
         <w:t xml:space="preserve">Utilice herramientas técnicas y ejercicios sólo con autorización escrita y sólo con datos ficticios, sintéticos o adecuadamente desidentificados. Nunca coloque información de pacientes reales en un repositorio público, laboratorio de formación, demostración, cartera o servicio no aprobado. La habilidad técnica no crea permiso.</w:t>
       </w:r>
     </w:p>
-    <w:bookmarkEnd w:id="10"/>
-    <w:bookmarkEnd w:id="11"/>
-    <w:bookmarkStart w:id="12" w:name="prefacio"/>
+    <w:bookmarkEnd w:id="21"/>
+    <w:bookmarkEnd w:id="22"/>
+    <w:bookmarkStart w:id="23" w:name="prefacio"/>
     <w:p>
       <w:pPr>
         <w:pStyle w:val="Heading1"/>
@@ -199,8 +199,8 @@
       </w:pPr>
       <w:r>
         <w:rPr>
+          <w:iCs/>
           <w:i/>
-          <w:iCs/>
         </w:rPr>
         <w:t xml:space="preserve">Una introducción acogedora al trabajo práctico HIPAA</w:t>
       </w:r>
@@ -238,8 +238,8 @@
       </w:pPr>
       <w:r>
         <w:rPr>
+          <w:bCs/>
           <w:b/>
-          <w:bCs/>
         </w:rPr>
         <w:t xml:space="preserve">Lección central:</w:t>
       </w:r>
@@ -264,8 +264,8 @@
       </w:pPr>
       <w:r>
         <w:rPr>
+          <w:iCs/>
           <w:i/>
-          <w:iCs/>
         </w:rPr>
         <w:t xml:space="preserve">— Alberto (Al) Leiva</w:t>
       </w:r>
@@ -326,8 +326,8 @@
         <w:t xml:space="preserve">|. |</w:t>
       </w:r>
     </w:p>
-    <w:bookmarkEnd w:id="12"/>
-    <w:bookmarkStart w:id="13" w:name="tabla-de-contenidos"/>
+    <w:bookmarkEnd w:id="23"/>
+    <w:bookmarkStart w:id="24" w:name="tabla-de-contenidos"/>
     <w:p>
       <w:pPr>
         <w:pStyle w:val="Heading1"/>
@@ -2104,8 +2104,8 @@
         </w:r>
       </w:hyperlink>
     </w:p>
-    <w:bookmarkEnd w:id="13"/>
-    <w:bookmarkStart w:id="21" w:name="hipaa-foundations"/>
+    <w:bookmarkEnd w:id="24"/>
+    <w:bookmarkStart w:id="32" w:name="hipaa-foundations"/>
     <w:p>
       <w:pPr>
         <w:pStyle w:val="Heading1"/>
@@ -2120,8 +2120,8 @@
       </w:pPr>
       <w:r>
         <w:rPr>
+          <w:iCs/>
           <w:i/>
-          <w:iCs/>
         </w:rPr>
         <w:t xml:space="preserve">Lo que HIPAA cubre, lo que no cubre, y cómo sus reglas principales funcionan juntas.</w:t>
       </w:r>
@@ -2134,7 +2134,13 @@
         <w:t xml:space="preserve">■img src=</w:t>
       </w:r>
       <w:r>
-        <w:t xml:space="preserve">“media/image1.png”</w:t>
+        <w:t xml:space="preserve">“</w:t>
+      </w:r>
+      <w:r>
+        <w:t xml:space="preserve">media/image1.png</w:t>
+      </w:r>
+      <w:r>
+        <w:t xml:space="preserve">”</w:t>
       </w:r>
       <w:r>
         <w:t xml:space="preserve"> </w:t>
@@ -2143,7 +2149,13 @@
         <w:t xml:space="preserve">estilo=</w:t>
       </w:r>
       <w:r>
-        <w:t xml:space="preserve">“width:6.15in;height:2.9808in”</w:t>
+        <w:t xml:space="preserve">“</w:t>
+      </w:r>
+      <w:r>
+        <w:t xml:space="preserve">width:6.15in;height:2.9808in</w:t>
+      </w:r>
+      <w:r>
+        <w:t xml:space="preserve">”</w:t>
       </w:r>
       <w:r>
         <w:t xml:space="preserve"> </w:t>
@@ -2152,7 +2164,13 @@
         <w:t xml:space="preserve">alt=</w:t>
       </w:r>
       <w:r>
-        <w:t xml:space="preserve">“Privacy, Security, Breach Notification, and Enforcement are connected.”</w:t>
+        <w:t xml:space="preserve">“</w:t>
+      </w:r>
+      <w:r>
+        <w:t xml:space="preserve">Privacy, Security, Breach Notification, and Enforcement are connected.</w:t>
+      </w:r>
+      <w:r>
+        <w:t xml:space="preserve">”</w:t>
       </w:r>
       <w:r>
         <w:t xml:space="preserve"> </w:t>
@@ -2169,7 +2187,7 @@
         <w:t xml:space="preserve">Figura 1. Las principales áreas de cumplimiento HIPAA</w:t>
       </w:r>
     </w:p>
-    <w:bookmarkStart w:id="14" w:name="the-hipaa-rules"/>
+    <w:bookmarkStart w:id="25" w:name="the-hipaa-rules"/>
     <w:p>
       <w:pPr>
         <w:pStyle w:val="Heading2"/>
@@ -2184,8 +2202,8 @@
       </w:pPr>
       <w:r>
         <w:rPr>
+          <w:bCs/>
           <w:b/>
-          <w:bCs/>
         </w:rPr>
         <w:t xml:space="preserve">Area</w:t>
       </w:r>
@@ -2232,8 +2250,8 @@
         <w:t xml:space="preserve">tención Transacciones y conjuntos de códigos tención Estándariza las operaciones electrónicas de salud</w:t>
       </w:r>
     </w:p>
-    <w:bookmarkEnd w:id="14"/>
-    <w:bookmarkStart w:id="15" w:name="X98df3c8238af7f4111eacfb73e3fe15dff385e9"/>
+    <w:bookmarkEnd w:id="25"/>
+    <w:bookmarkStart w:id="26" w:name="X98df3c8238af7f4111eacfb73e3fe15dff385e9"/>
     <w:p>
       <w:pPr>
         <w:pStyle w:val="Heading2"/>
@@ -2250,8 +2268,8 @@
         <w:t xml:space="preserve">HIPAA se aplica a entidades cubiertas, socios comerciales y ciertos arreglos conexos. Una aplicación de fitness, empleador, escuela, seguro de vida o servicio directo a consumidor puede tener datos de salud sensibles sin ser una entidad cubierta HIPAA. Otras leyes federales y estatales todavía pueden aplicarse.</w:t>
       </w:r>
     </w:p>
-    <w:bookmarkEnd w:id="15"/>
-    <w:bookmarkStart w:id="16" w:name="punto-de-control-de-la-ley-actual"/>
+    <w:bookmarkEnd w:id="26"/>
+    <w:bookmarkStart w:id="27" w:name="punto-de-control-de-la-ley-actual"/>
     <w:p>
       <w:pPr>
         <w:pStyle w:val="Heading2"/>
@@ -2266,8 +2284,8 @@
       </w:pPr>
       <w:r>
         <w:rPr>
+          <w:bCs/>
           <w:b/>
-          <w:bCs/>
         </w:rPr>
         <w:t xml:space="preserve">Importante:</w:t>
       </w:r>
@@ -2286,11 +2304,11 @@
     </w:p>
     <w:p>
       <w:pPr>
-        <w:pStyle w:val="Compact"/>
         <w:numPr>
           <w:ilvl w:val="0"/>
           <w:numId w:val="1001"/>
         </w:numPr>
+        <w:pStyle w:val="Compact"/>
       </w:pPr>
       <w:r>
         <w:t xml:space="preserve">Alcance, Rols, PHI y ePHI</w:t>
@@ -2302,8 +2320,8 @@
       </w:pPr>
       <w:r>
         <w:rPr>
+          <w:iCs/>
           <w:i/>
-          <w:iCs/>
         </w:rPr>
         <w:t xml:space="preserve">Cómo identificar entidades reguladas, información protegida, límites y responsabilidades</w:t>
       </w:r>
@@ -2319,7 +2337,13 @@
         <w:t xml:space="preserve">■img src=</w:t>
       </w:r>
       <w:r>
-        <w:t xml:space="preserve">“media/image2.png”</w:t>
+        <w:t xml:space="preserve">“</w:t>
+      </w:r>
+      <w:r>
+        <w:t xml:space="preserve">media/image2.png</w:t>
+      </w:r>
+      <w:r>
+        <w:t xml:space="preserve">”</w:t>
       </w:r>
       <w:r>
         <w:t xml:space="preserve"> </w:t>
@@ -2328,7 +2352,13 @@
         <w:t xml:space="preserve">estilo=</w:t>
       </w:r>
       <w:r>
-        <w:t xml:space="preserve">“width:6.15in;height:3.27065in”</w:t>
+        <w:t xml:space="preserve">“</w:t>
+      </w:r>
+      <w:r>
+        <w:t xml:space="preserve">width:6.15in;height:3.27065in</w:t>
+      </w:r>
+      <w:r>
+        <w:t xml:space="preserve">”</w:t>
       </w:r>
       <w:r>
         <w:t xml:space="preserve"> </w:t>
@@ -2337,7 +2367,13 @@
         <w:t xml:space="preserve">alt=</w:t>
       </w:r>
       <w:r>
-        <w:t xml:space="preserve">“PHI es creado, utilizado, compartido, almacenado y destruido a través de su ciclo de vida.”</w:t>
+        <w:t xml:space="preserve">“</w:t>
+      </w:r>
+      <w:r>
+        <w:t xml:space="preserve">PHI es creado, utilizado, compartido, almacenado y destruido a través de su ciclo de vida.</w:t>
+      </w:r>
+      <w:r>
+        <w:t xml:space="preserve">”</w:t>
       </w:r>
       <w:r>
         <w:t xml:space="preserve"> </w:t>
@@ -2354,8 +2390,8 @@
         <w:t xml:space="preserve">Figura 2. Ciclo de vida de la PHI</w:t>
       </w:r>
     </w:p>
-    <w:bookmarkEnd w:id="16"/>
-    <w:bookmarkStart w:id="17" w:name="entidades-cubiertas"/>
+    <w:bookmarkEnd w:id="27"/>
+    <w:bookmarkStart w:id="28" w:name="entidades-cubiertas"/>
     <w:p>
       <w:pPr>
         <w:pStyle w:val="Heading2"/>
@@ -2397,8 +2433,8 @@
         <w:t xml:space="preserve">Proveedores de atención de salud que transmiten información electrónica en relación con una transacción cubierta</w:t>
       </w:r>
     </w:p>
-    <w:bookmarkEnd w:id="17"/>
-    <w:bookmarkStart w:id="18" w:name="empresas-asociadas"/>
+    <w:bookmarkEnd w:id="28"/>
+    <w:bookmarkStart w:id="29" w:name="empresas-asociadas"/>
     <w:p>
       <w:pPr>
         <w:pStyle w:val="Heading2"/>
@@ -2415,8 +2451,8 @@
         <w:t xml:space="preserve">Un socio de negocios realiza ciertas funciones o servicios para una entidad cubierta que implica PHI. Un subcontratista que crea, recibe, mantiene o transmite PHI en nombre de un socio comercial también puede ser un socio comercial. El estado viene de los hechos y reglas, no sólo de si se firma un contrato.</w:t>
       </w:r>
     </w:p>
-    <w:bookmarkEnd w:id="18"/>
-    <w:bookmarkStart w:id="19" w:name="phi-and-ephi"/>
+    <w:bookmarkEnd w:id="29"/>
+    <w:bookmarkStart w:id="30" w:name="phi-and-ephi"/>
     <w:p>
       <w:pPr>
         <w:pStyle w:val="Heading2"/>
@@ -2433,8 +2469,8 @@
         <w:t xml:space="preserve">La información sobre la salud protegida es una información de salud individualizada que se mantiene o transmite por una entidad o un asociado comercial cubiertos, con exclusión de determinados registros de educación y empleo. ePHI es PHI mantenido o transmitido electrónicamente. The Security Rule protects ePHI; the Privacy Rule protects PHI in any form.</w:t>
       </w:r>
     </w:p>
-    <w:bookmarkEnd w:id="19"/>
-    <w:bookmarkStart w:id="20" w:name="de-identification"/>
+    <w:bookmarkEnd w:id="30"/>
+    <w:bookmarkStart w:id="31" w:name="de-identification"/>
     <w:p>
       <w:pPr>
         <w:pStyle w:val="Heading2"/>
@@ -2447,26 +2483,27 @@
       <w:tblPr>
         <w:tblStyle w:val="Table"/>
         <w:tblW w:type="pct" w:w="5000"/>
-        <w:tblLayout w:type="fixed"/>
         <w:tblLook w:firstRow="1" w:lastRow="0" w:firstColumn="0" w:lastColumn="0" w:noHBand="0" w:noVBand="0" w:val="0020"/>
+        <w:jc w:val="start"/>
       </w:tblPr>
       <w:tblGrid>
         <w:gridCol w:w="7920"/>
       </w:tblGrid>
       <w:tr>
         <w:trPr>
-          <w:tblHeader w:val="on"/>
+          <w:tblHeader w:val="true"/>
         </w:trPr>
         <w:tc>
           <w:tcPr/>
           <w:p>
             <w:pPr>
               <w:pStyle w:val="Compact"/>
+              <w:jc w:val="left"/>
             </w:pPr>
             <w:r>
               <w:rPr>
+                <w:bCs/>
                 <w:b/>
-                <w:bCs/>
               </w:rPr>
               <w:t xml:space="preserve">Metodoxo</w:t>
             </w:r>
@@ -2500,8 +2537,8 @@
       </w:pPr>
       <w:r>
         <w:rPr>
+          <w:bCs/>
           <w:b/>
-          <w:bCs/>
         </w:rPr>
         <w:t xml:space="preserve">Punto de control para gerentes:</w:t>
       </w:r>
@@ -2518,9 +2555,9 @@
         <w:t xml:space="preserve">|. |</w:t>
       </w:r>
     </w:p>
-    <w:bookmarkEnd w:id="20"/>
-    <w:bookmarkEnd w:id="21"/>
-    <w:bookmarkStart w:id="30" w:name="regla-de-privacidad-usos-y-divulgaciones"/>
+    <w:bookmarkEnd w:id="31"/>
+    <w:bookmarkEnd w:id="32"/>
+    <w:bookmarkStart w:id="41" w:name="regla-de-privacidad-usos-y-divulgaciones"/>
     <w:p>
       <w:pPr>
         <w:pStyle w:val="Heading1"/>
@@ -2531,17 +2568,17 @@
     </w:p>
     <w:p>
       <w:pPr>
-        <w:pStyle w:val="Compact"/>
         <w:numPr>
           <w:ilvl w:val="0"/>
           <w:numId w:val="1003"/>
         </w:numPr>
+        <w:pStyle w:val="Compact"/>
       </w:pPr>
       <w:r>
         <w:t xml:space="preserve">Usos, autorizaciones, mínimo necesario, verificación, avisos y situaciones especiales*.</w:t>
       </w:r>
     </w:p>
-    <w:bookmarkStart w:id="22" w:name="necesario-versus-permitido"/>
+    <w:bookmarkStart w:id="33" w:name="necesario-versus-permitido"/>
     <w:p>
       <w:pPr>
         <w:pStyle w:val="Heading2"/>
@@ -2558,8 +2595,8 @@
         <w:t xml:space="preserve">The Privacy Rule requires disclosure to the individual in certain rights situations and to HHS for enforcement. Permite muchos otros usos y divulgaciones cuando se cumplen las condiciones. La divulgación permitida no siempre es obligatoria; otras leyes y deberes profesionales pueden afectar la decisión.</w:t>
       </w:r>
     </w:p>
-    <w:bookmarkEnd w:id="22"/>
-    <w:bookmarkStart w:id="23" w:name="tratamiento-pago-y-operaciones-de-salud"/>
+    <w:bookmarkEnd w:id="33"/>
+    <w:bookmarkStart w:id="34" w:name="tratamiento-pago-y-operaciones-de-salud"/>
     <w:p>
       <w:pPr>
         <w:pStyle w:val="Heading2"/>
@@ -2576,8 +2613,8 @@
         <w:t xml:space="preserve">Las entidades cubiertas pueden utilizar y divulgar PHI para operaciones de tratamiento, pago y atención de la salud bajo la regla. Los equipos todavía deben confirmar el propósito, el destinatario, el papel, la norma mínima necesaria aplicable, los avisos y otras condiciones.</w:t>
       </w:r>
     </w:p>
-    <w:bookmarkEnd w:id="23"/>
-    <w:bookmarkStart w:id="24" w:name="authorization"/>
+    <w:bookmarkEnd w:id="34"/>
+    <w:bookmarkStart w:id="35" w:name="authorization"/>
     <w:p>
       <w:pPr>
         <w:pStyle w:val="Heading2"/>
@@ -2652,8 +2689,8 @@
         <w:t xml:space="preserve">Aplicar reglas especiales para notas de psicoterapia, marketing y venta de PHI.</w:t>
       </w:r>
     </w:p>
-    <w:bookmarkEnd w:id="24"/>
-    <w:bookmarkStart w:id="25" w:name="mínimo-necesario"/>
+    <w:bookmarkEnd w:id="35"/>
+    <w:bookmarkStart w:id="36" w:name="mínimo-necesario"/>
     <w:p>
       <w:pPr>
         <w:pStyle w:val="Heading2"/>
@@ -2670,8 +2707,8 @@
         <w:t xml:space="preserve">Cuando se aplica la norma mínima necesaria, se limitan los usos, las revelaciones y las solicitudes al PHI razonablemente necesarias para ello. Definir las funciones de la fuerza de trabajo, los protocolos de rutina, la revisión no rutinaria y la dependencia razonable. La norma tiene excepciones, incluyendo información o solicitudes de un proveedor de atención médica para el tratamiento.</w:t>
       </w:r>
     </w:p>
-    <w:bookmarkEnd w:id="25"/>
-    <w:bookmarkStart w:id="26" w:name="publicaciones-permitidas-especiales"/>
+    <w:bookmarkEnd w:id="36"/>
+    <w:bookmarkStart w:id="37" w:name="publicaciones-permitidas-especiales"/>
     <w:p>
       <w:pPr>
         <w:pStyle w:val="Heading2"/>
@@ -2686,8 +2723,8 @@
       </w:pPr>
       <w:r>
         <w:rPr>
+          <w:bCs/>
           <w:b/>
-          <w:bCs/>
         </w:rPr>
         <w:t xml:space="preserve">Situación</w:t>
       </w:r>
@@ -2762,11 +2799,11 @@
     </w:p>
     <w:p>
       <w:pPr>
-        <w:pStyle w:val="Compact"/>
         <w:numPr>
           <w:ilvl w:val="0"/>
           <w:numId w:val="1005"/>
         </w:numPr>
+        <w:pStyle w:val="Compact"/>
       </w:pPr>
       <w:r>
         <w:t xml:space="preserve">Derechos individuales y operaciones de privacidad</w:t>
@@ -2778,8 +2815,8 @@
       </w:pPr>
       <w:r>
         <w:rPr>
+          <w:iCs/>
           <w:i/>
-          <w:iCs/>
         </w:rPr>
         <w:t xml:space="preserve">Cómo recibir, verificar, completar y documentar solicitudes de pacientes y miembros</w:t>
       </w:r>
@@ -2787,8 +2824,8 @@
         <w:t xml:space="preserve">.</w:t>
       </w:r>
     </w:p>
-    <w:bookmarkEnd w:id="26"/>
-    <w:bookmarkStart w:id="27" w:name="sinopsis-de-derechos"/>
+    <w:bookmarkEnd w:id="37"/>
+    <w:bookmarkStart w:id="38" w:name="sinopsis-de-derechos"/>
     <w:p>
       <w:pPr>
         <w:pStyle w:val="Heading2"/>
@@ -2801,26 +2838,27 @@
       <w:tblPr>
         <w:tblStyle w:val="Table"/>
         <w:tblW w:type="pct" w:w="5000"/>
-        <w:tblLayout w:type="fixed"/>
         <w:tblLook w:firstRow="1" w:lastRow="0" w:firstColumn="0" w:lastColumn="0" w:noHBand="0" w:noVBand="0" w:val="0020"/>
+        <w:jc w:val="start"/>
       </w:tblPr>
       <w:tblGrid>
         <w:gridCol w:w="7920"/>
       </w:tblGrid>
       <w:tr>
         <w:trPr>
-          <w:tblHeader w:val="on"/>
+          <w:tblHeader w:val="true"/>
         </w:trPr>
         <w:tc>
           <w:tcPr/>
           <w:p>
             <w:pPr>
               <w:pStyle w:val="Compact"/>
+              <w:jc w:val="left"/>
             </w:pPr>
             <w:r>
               <w:rPr>
+                <w:bCs/>
                 <w:b/>
-                <w:bCs/>
               </w:rPr>
               <w:t xml:space="preserve">Justo</w:t>
             </w:r>
@@ -2835,8 +2873,8 @@
             </w:r>
             <w:r>
               <w:rPr>
+                <w:bCs/>
                 <w:b/>
-                <w:bCs/>
               </w:rPr>
               <w:t xml:space="preserve">Tiempo típico</w:t>
             </w:r>
@@ -2888,8 +2926,8 @@
         <w:t xml:space="preserve">← Reclamación | No hay represalias; proceso bajo la política Silencioso Iniciar sesión, investigar, responder, mitigar, retener pruebas</w:t>
       </w:r>
     </w:p>
-    <w:bookmarkEnd w:id="27"/>
-    <w:bookmarkStart w:id="28" w:name="X6e03ed4179efe59230640b0cedeaa81bf9508b9"/>
+    <w:bookmarkEnd w:id="38"/>
+    <w:bookmarkStart w:id="39" w:name="X6e03ed4179efe59230640b0cedeaa81bf9508b9"/>
     <w:p>
       <w:pPr>
         <w:pStyle w:val="Heading2"/>
@@ -2906,8 +2944,8 @@
         <w:t xml:space="preserve">El derecho de acceso de un individuo bajo 45 CFR 164.524 tiene su propio alcance, tiempo, negación, formato y reglas de tarifas. No aplique automáticamente un proceso de autorización o cree barreras que la regla de acceso no permita.</w:t>
       </w:r>
     </w:p>
-    <w:bookmarkEnd w:id="28"/>
-    <w:bookmarkStart w:id="29" w:name="archivo-de-solicitud-defensible"/>
+    <w:bookmarkEnd w:id="39"/>
+    <w:bookmarkStart w:id="40" w:name="archivo-de-solicitud-defensible"/>
     <w:p>
       <w:pPr>
         <w:pStyle w:val="Heading2"/>
@@ -2993,9 +3031,9 @@
         <w:t xml:space="preserve">Respuesta, prueba de entrega y fecha de terminación</w:t>
       </w:r>
     </w:p>
-    <w:bookmarkEnd w:id="29"/>
-    <w:bookmarkEnd w:id="30"/>
-    <w:bookmarkStart w:id="35" w:name="security-rule-foundations"/>
+    <w:bookmarkEnd w:id="40"/>
+    <w:bookmarkEnd w:id="41"/>
+    <w:bookmarkStart w:id="46" w:name="security-rule-foundations"/>
     <w:p>
       <w:pPr>
         <w:pStyle w:val="Heading1"/>
@@ -3010,8 +3048,8 @@
       </w:pPr>
       <w:r>
         <w:rPr>
+          <w:iCs/>
           <w:i/>
-          <w:iCs/>
         </w:rPr>
         <w:t xml:space="preserve">Requisitos generales, flexibilidad, especificaciones requeridas y accesibles y pruebas</w:t>
       </w:r>
@@ -3027,7 +3065,13 @@
         <w:t xml:space="preserve">لimg src=</w:t>
       </w:r>
       <w:r>
-        <w:t xml:space="preserve">“media/image3.png”</w:t>
+        <w:t xml:space="preserve">“</w:t>
+      </w:r>
+      <w:r>
+        <w:t xml:space="preserve">media/image3.png</w:t>
+      </w:r>
+      <w:r>
+        <w:t xml:space="preserve">”</w:t>
       </w:r>
       <w:r>
         <w:t xml:space="preserve"> </w:t>
@@ -3036,7 +3080,13 @@
         <w:t xml:space="preserve">style=</w:t>
       </w:r>
       <w:r>
-        <w:t xml:space="preserve">“width:6.15in;height:3.33266in”</w:t>
+        <w:t xml:space="preserve">“</w:t>
+      </w:r>
+      <w:r>
+        <w:t xml:space="preserve">width:6.15in;height:3.33266in</w:t>
+      </w:r>
+      <w:r>
+        <w:t xml:space="preserve">”</w:t>
       </w:r>
       <w:r>
         <w:t xml:space="preserve"> </w:t>
@@ -3045,7 +3095,13 @@
         <w:t xml:space="preserve">alt=</w:t>
       </w:r>
       <w:r>
-        <w:t xml:space="preserve">“Las salvaguardias administrativas, físicas y técnicas dependen del análisis de riesgos.”</w:t>
+        <w:t xml:space="preserve">“</w:t>
+      </w:r>
+      <w:r>
+        <w:t xml:space="preserve">Las salvaguardias administrativas, físicas y técnicas dependen del análisis de riesgos.</w:t>
+      </w:r>
+      <w:r>
+        <w:t xml:space="preserve">”</w:t>
       </w:r>
       <w:r>
         <w:t xml:space="preserve"> </w:t>
@@ -3102,7 +3158,7 @@
         <w:t xml:space="preserve">Asegurar el cumplimiento de la fuerza laboral.</w:t>
       </w:r>
     </w:p>
-    <w:bookmarkStart w:id="31" w:name="requisitos-y-accesibles"/>
+    <w:bookmarkStart w:id="42" w:name="requisitos-y-accesibles"/>
     <w:p>
       <w:pPr>
         <w:pStyle w:val="Heading2"/>
@@ -3117,8 +3173,8 @@
       </w:pPr>
       <w:r>
         <w:rPr>
+          <w:bCs/>
           <w:b/>
-          <w:bCs/>
         </w:rPr>
         <w:t xml:space="preserve">La adición no significa opcional:</w:t>
       </w:r>
@@ -3137,8 +3193,8 @@
         <w:t xml:space="preserve">|. |</w:t>
       </w:r>
     </w:p>
-    <w:bookmarkEnd w:id="31"/>
-    <w:bookmarkStart w:id="32" w:name="análisis-de-riesgos-y-gestión-de-riesgos"/>
+    <w:bookmarkEnd w:id="42"/>
+    <w:bookmarkStart w:id="43" w:name="análisis-de-riesgos-y-gestión-de-riesgos"/>
     <w:p>
       <w:pPr>
         <w:pStyle w:val="Heading2"/>
@@ -3223,11 +3279,11 @@
     </w:p>
     <w:p>
       <w:pPr>
-        <w:pStyle w:val="Compact"/>
         <w:numPr>
           <w:ilvl w:val="0"/>
           <w:numId w:val="1008"/>
         </w:numPr>
+        <w:pStyle w:val="Compact"/>
       </w:pPr>
       <w:r>
         <w:t xml:space="preserve">Salvaguardias administrativas</w:t>
@@ -3239,8 +3295,8 @@
       </w:pPr>
       <w:r>
         <w:rPr>
+          <w:iCs/>
           <w:i/>
-          <w:iCs/>
         </w:rPr>
         <w:t xml:space="preserve">Los procesos de gestión que convierten la política en protección repetible</w:t>
       </w:r>
@@ -3252,21 +3308,22 @@
       <w:tblPr>
         <w:tblStyle w:val="Table"/>
         <w:tblW w:type="pct" w:w="5000"/>
-        <w:tblLayout w:type="fixed"/>
         <w:tblLook w:firstRow="1" w:lastRow="0" w:firstColumn="0" w:lastColumn="0" w:noHBand="0" w:noVBand="0" w:val="0020"/>
+        <w:jc w:val="start"/>
       </w:tblPr>
       <w:tblGrid>
         <w:gridCol w:w="7920"/>
       </w:tblGrid>
       <w:tr>
         <w:trPr>
-          <w:tblHeader w:val="on"/>
+          <w:tblHeader w:val="true"/>
         </w:trPr>
         <w:tc>
           <w:tcPr/>
           <w:p>
             <w:pPr>
               <w:pStyle w:val="Compact"/>
+              <w:jc w:val="left"/>
             </w:pPr>
             <w:r>
               <w:t xml:space="preserve">**</w:t>
@@ -3280,6 +3337,7 @@
           <w:p>
             <w:pPr>
               <w:pStyle w:val="Compact"/>
+              <w:jc w:val="left"/>
             </w:pPr>
             <w:r>
               <w:t xml:space="preserve">TEN 164.308(a)(1)</w:t>
@@ -3293,6 +3351,7 @@
           <w:p>
             <w:pPr>
               <w:pStyle w:val="Compact"/>
+              <w:jc w:val="left"/>
             </w:pPr>
             <w:r>
               <w:t xml:space="preserve">tención 164.308(a)(2)</w:t>
@@ -3306,6 +3365,7 @@
           <w:p>
             <w:pPr>
               <w:pStyle w:val="Compact"/>
+              <w:jc w:val="left"/>
             </w:pPr>
             <w:r>
               <w:t xml:space="preserve">164.308(a)(3)</w:t>
@@ -3319,6 +3379,7 @@
           <w:p>
             <w:pPr>
               <w:pStyle w:val="Compact"/>
+              <w:jc w:val="left"/>
             </w:pPr>
             <w:r>
               <w:t xml:space="preserve">164.308(a)(4)</w:t>
@@ -3332,6 +3393,7 @@
           <w:p>
             <w:pPr>
               <w:pStyle w:val="Compact"/>
+              <w:jc w:val="left"/>
             </w:pPr>
             <w:r>
               <w:t xml:space="preserve">164.308(a)(5)</w:t>
@@ -3345,6 +3407,7 @@
           <w:p>
             <w:pPr>
               <w:pStyle w:val="Compact"/>
+              <w:jc w:val="left"/>
             </w:pPr>
             <w:r>
               <w:t xml:space="preserve">tención 164.308(a)(6) Silenciosos procedimientos de incidentes de seguridad</w:t>
@@ -3358,6 +3421,7 @@
           <w:p>
             <w:pPr>
               <w:pStyle w:val="Compact"/>
+              <w:jc w:val="left"/>
             </w:pPr>
             <w:r>
               <w:t xml:space="preserve">164.308(a)(7)</w:t>
@@ -3371,6 +3435,7 @@
           <w:p>
             <w:pPr>
               <w:pStyle w:val="Compact"/>
+              <w:jc w:val="left"/>
             </w:pPr>
             <w:r>
               <w:t xml:space="preserve">tención 164.308(a)(8)</w:t>
@@ -3384,6 +3449,7 @@
           <w:p>
             <w:pPr>
               <w:pStyle w:val="Compact"/>
+              <w:jc w:val="left"/>
             </w:pPr>
             <w:r>
               <w:t xml:space="preserve">164.308(b)</w:t>
@@ -3392,8 +3458,8 @@
         </w:tc>
       </w:tr>
     </w:tbl>
-    <w:bookmarkEnd w:id="32"/>
-    <w:bookmarkStart w:id="33" w:name="Xed01e7a33b41ab284ff4a7baabf9ab958b4e5aa"/>
+    <w:bookmarkEnd w:id="43"/>
+    <w:bookmarkStart w:id="44" w:name="Xed01e7a33b41ab284ff4a7baabf9ab958b4e5aa"/>
     <w:p>
       <w:pPr>
         <w:pStyle w:val="Heading2"/>
@@ -3410,8 +3476,8 @@
         <w:t xml:space="preserve">Definir qué registros de auditoría, informes de acceso, eventos de seguridad, informes de excepción y alertas se revisan; con qué frecuencia; por quién; cómo se mantienen las pruebas; y cómo la actividad sospechosa se convierte en un incidente o acción correctiva.</w:t>
       </w:r>
     </w:p>
-    <w:bookmarkEnd w:id="33"/>
-    <w:bookmarkStart w:id="34" w:name="contingency-evidence"/>
+    <w:bookmarkEnd w:id="44"/>
+    <w:bookmarkStart w:id="45" w:name="contingency-evidence"/>
     <w:p>
       <w:pPr>
         <w:pStyle w:val="Heading2"/>
@@ -3497,9 +3563,9 @@
         <w:t xml:space="preserve">Lecciones, propietarios y fechas</w:t>
       </w:r>
     </w:p>
-    <w:bookmarkEnd w:id="34"/>
-    <w:bookmarkEnd w:id="35"/>
-    <w:bookmarkStart w:id="39" w:name="salvaguardias-físicas-y-técnicas"/>
+    <w:bookmarkEnd w:id="45"/>
+    <w:bookmarkEnd w:id="46"/>
+    <w:bookmarkStart w:id="50" w:name="salvaguardias-físicas-y-técnicas"/>
     <w:p>
       <w:pPr>
         <w:pStyle w:val="Heading1"/>
@@ -3514,8 +3580,8 @@
       </w:pPr>
       <w:r>
         <w:rPr>
+          <w:iCs/>
           <w:i/>
-          <w:iCs/>
         </w:rPr>
         <w:t xml:space="preserve">Facilidades, estaciones de trabajo, medios de comunicación, identidad, acceso, auditoría, integridad y controles de transmisión.</w:t>
       </w:r>
@@ -3600,7 +3666,7 @@
         <w:t xml:space="preserve">TEN 164.316 TENRI Políticas, procedimientos y documentación TEN Aplicar políticas razonables y conservar la documentación necesaria durante seis años. | Políticas aprobadas, versiones, pruebas de retención de seis años</w:t>
       </w:r>
     </w:p>
-    <w:bookmarkStart w:id="36" w:name="principios-de-control-técnico"/>
+    <w:bookmarkStart w:id="47" w:name="principios-de-control-técnico"/>
     <w:p>
       <w:pPr>
         <w:pStyle w:val="Heading2"/>
@@ -3699,11 +3765,11 @@
     </w:p>
     <w:p>
       <w:pPr>
-        <w:pStyle w:val="Compact"/>
         <w:numPr>
           <w:ilvl w:val="0"/>
           <w:numId w:val="1011"/>
         </w:numPr>
+        <w:pStyle w:val="Compact"/>
       </w:pPr>
       <w:r>
         <w:t xml:space="preserve">Regla de Notificación de Breach</w:t>
@@ -3715,8 +3781,8 @@
       </w:pPr>
       <w:r>
         <w:rPr>
+          <w:iCs/>
           <w:i/>
-          <w:iCs/>
         </w:rPr>
         <w:t xml:space="preserve">Cómo evaluar los incidentes de PHI no garantizados y cumplir con las obligaciones de notificación</w:t>
       </w:r>
@@ -3732,7 +3798,13 @@
         <w:t xml:space="preserve">■img src=</w:t>
       </w:r>
       <w:r>
-        <w:t xml:space="preserve">“media/image4.png”</w:t>
+        <w:t xml:space="preserve">“</w:t>
+      </w:r>
+      <w:r>
+        <w:t xml:space="preserve">media/image4.png</w:t>
+      </w:r>
+      <w:r>
+        <w:t xml:space="preserve">”</w:t>
       </w:r>
       <w:r>
         <w:t xml:space="preserve"> </w:t>
@@ -3741,7 +3813,13 @@
         <w:t xml:space="preserve">estilo=</w:t>
       </w:r>
       <w:r>
-        <w:t xml:space="preserve">“Ancho:6.15in; Altura:3.45654in”</w:t>
+        <w:t xml:space="preserve">“</w:t>
+      </w:r>
+      <w:r>
+        <w:t xml:space="preserve">Ancho:6.15in; Altura:3.45654in</w:t>
+      </w:r>
+      <w:r>
+        <w:t xml:space="preserve">”</w:t>
       </w:r>
       <w:r>
         <w:t xml:space="preserve"> </w:t>
@@ -3750,7 +3828,13 @@
         <w:t xml:space="preserve">alt=</w:t>
       </w:r>
       <w:r>
-        <w:t xml:space="preserve">“Descubrimiento, contención, evaluación, notificación y mejora de un proceso.”</w:t>
+        <w:t xml:space="preserve">“</w:t>
+      </w:r>
+      <w:r>
+        <w:t xml:space="preserve">Descubrimiento, contención, evaluación, notificación y mejora de un proceso.</w:t>
+      </w:r>
+      <w:r>
+        <w:t xml:space="preserve">”</w:t>
       </w:r>
       <w:r>
         <w:t xml:space="preserve"> </w:t>
@@ -3767,8 +3851,8 @@
         <w:t xml:space="preserve">Figura 4. Flujo de trabajo de ruptura HIPAA</w:t>
       </w:r>
     </w:p>
-    <w:bookmarkEnd w:id="36"/>
-    <w:bookmarkStart w:id="37" w:name="Xd44a2f205a5362e4882a81feb25e1d74cd6d324"/>
+    <w:bookmarkEnd w:id="47"/>
+    <w:bookmarkStart w:id="48" w:name="Xd44a2f205a5362e4882a81feb25e1d74cd6d324"/>
     <w:p>
       <w:pPr>
         <w:pStyle w:val="Heading2"/>
@@ -3791,8 +3875,8 @@
       </w:pPr>
       <w:r>
         <w:rPr>
+          <w:bCs/>
           <w:b/>
-          <w:bCs/>
         </w:rPr>
         <w:t xml:space="preserve">Notificación</w:t>
       </w:r>
@@ -3841,8 +3925,8 @@
         <w:t xml:space="preserve">| Business Associate to covered entity TEN sin demora irrazonable y a más tardar 60 días TENENCIA Fecha de descubrimiento, identidades si se conoce, hechos y aviso |</w:t>
       </w:r>
     </w:p>
-    <w:bookmarkEnd w:id="37"/>
-    <w:bookmarkStart w:id="38" w:name="excepciones"/>
+    <w:bookmarkEnd w:id="48"/>
+    <w:bookmarkStart w:id="49" w:name="excepciones"/>
     <w:p>
       <w:pPr>
         <w:pStyle w:val="Heading2"/>
@@ -3859,9 +3943,9 @@
         <w:t xml:space="preserve">La definición de incumplimiento contiene excepciones estrechas que implican cierto acceso a la fuerza de trabajo involuntario o involuntario y creencias de buena fe de que un receptor no autorizado no podría conservar razonablemente la información. Documente los hechos y la revisión jurídica antes de ampararse en una excepción.</w:t>
       </w:r>
     </w:p>
-    <w:bookmarkEnd w:id="38"/>
-    <w:bookmarkEnd w:id="39"/>
-    <w:bookmarkStart w:id="42" w:name="business-associates-and-vendor-oversight"/>
+    <w:bookmarkEnd w:id="49"/>
+    <w:bookmarkEnd w:id="50"/>
+    <w:bookmarkStart w:id="53" w:name="business-associates-and-vendor-oversight"/>
     <w:p>
       <w:pPr>
         <w:pStyle w:val="Heading1"/>
@@ -3872,17 +3956,17 @@
     </w:p>
     <w:p>
       <w:pPr>
-        <w:pStyle w:val="Compact"/>
         <w:numPr>
           <w:ilvl w:val="0"/>
           <w:numId w:val="1012"/>
         </w:numPr>
+        <w:pStyle w:val="Compact"/>
       </w:pPr>
       <w:r>
         <w:t xml:space="preserve">Contratos, subcontratistas, diligencia debida, vigilancia, incidentes y terminación*.</w:t>
       </w:r>
     </w:p>
-    <w:bookmarkStart w:id="40" w:name="contenido-del-acuerdo-comercial-asociado"/>
+    <w:bookmarkStart w:id="51" w:name="contenido-del-acuerdo-comercial-asociado"/>
     <w:p>
       <w:pPr>
         <w:pStyle w:val="Heading2"/>
@@ -3963,8 +4047,8 @@
         <w:t xml:space="preserve">Derechos de rescisión por violación material</w:t>
       </w:r>
     </w:p>
-    <w:bookmarkEnd w:id="40"/>
-    <w:bookmarkStart w:id="41" w:name="due-diligence"/>
+    <w:bookmarkEnd w:id="51"/>
+    <w:bookmarkStart w:id="52" w:name="due-diligence"/>
     <w:p>
       <w:pPr>
         <w:pStyle w:val="Heading2"/>
@@ -3979,8 +4063,8 @@
       </w:pPr>
       <w:r>
         <w:rPr>
+          <w:bCs/>
           <w:b/>
-          <w:bCs/>
         </w:rPr>
         <w:t xml:space="preserve">Area</w:t>
       </w:r>
@@ -4043,9 +4127,9 @@
         <w:t xml:space="preserve">|. |</w:t>
       </w:r>
     </w:p>
-    <w:bookmarkEnd w:id="41"/>
-    <w:bookmarkEnd w:id="42"/>
-    <w:bookmarkStart w:id="50" w:name="X495fbf7d511b193e762e9ae2eb0c2d60491f4bb"/>
+    <w:bookmarkEnd w:id="52"/>
+    <w:bookmarkEnd w:id="53"/>
+    <w:bookmarkStart w:id="61" w:name="X495fbf7d511b193e762e9ae2eb0c2d60491f4bb"/>
     <w:p>
       <w:pPr>
         <w:pStyle w:val="Heading1"/>
@@ -4056,17 +4140,17 @@
     </w:p>
     <w:p>
       <w:pPr>
-        <w:pStyle w:val="Compact"/>
         <w:numPr>
           <w:ilvl w:val="0"/>
           <w:numId w:val="1013"/>
         </w:numPr>
+        <w:pStyle w:val="Compact"/>
       </w:pPr>
       <w:r>
         <w:t xml:space="preserve">Registros de trastornos de uso de sustancias, salud mental, genética y otras reglas de superposición.*</w:t>
       </w:r>
     </w:p>
-    <w:bookmarkStart w:id="43" w:name="cfr-part-2"/>
+    <w:bookmarkStart w:id="54" w:name="cfr-part-2"/>
     <w:p>
       <w:pPr>
         <w:pStyle w:val="Heading2"/>
@@ -4115,8 +4199,8 @@
         <w:t xml:space="preserve">Actualizar avisos de prácticas de privacidad y avisos de pacientes de la Parte 2 según sea necesario para el cumplimiento del 16 de febrero de 2026.</w:t>
       </w:r>
     </w:p>
-    <w:bookmarkEnd w:id="43"/>
-    <w:bookmarkStart w:id="44" w:name="reglas-especializadas-y-estatales"/>
+    <w:bookmarkEnd w:id="54"/>
+    <w:bookmarkStart w:id="55" w:name="reglas-especializadas-y-estatales"/>
     <w:p>
       <w:pPr>
         <w:pStyle w:val="Heading2"/>
@@ -4133,8 +4217,8 @@
         <w:t xml:space="preserve">La legislación estatal puede ser más estricta que la HIPAA y puede imponer normas especiales para la salud mental, el VIH, la salud reproductiva, la genética, los menores, la telesalud, los datos biométricos o el aviso de incumplimiento. Otras reglas federales pueden aplicarse a registros de trastornos del uso de sustancias, registros educativos, investigación clínica, bloqueo de información, aplicaciones de salud del consumidor y transferencias de datos sensibles.</w:t>
       </w:r>
     </w:p>
-    <w:bookmarkEnd w:id="44"/>
-    <w:bookmarkStart w:id="45" w:name="X35cb6950fee9fb748cd8a2c93db984b7626b9d1"/>
+    <w:bookmarkEnd w:id="55"/>
+    <w:bookmarkStart w:id="56" w:name="X35cb6950fee9fb748cd8a2c93db984b7626b9d1"/>
     <w:p>
       <w:pPr>
         <w:pStyle w:val="Heading2"/>
@@ -4149,8 +4233,8 @@
       </w:pPr>
       <w:r>
         <w:rPr>
+          <w:bCs/>
           <w:b/>
-          <w:bCs/>
         </w:rPr>
         <w:t xml:space="preserve">Estado actual:</w:t>
       </w:r>
@@ -4169,11 +4253,11 @@
     </w:p>
     <w:p>
       <w:pPr>
-        <w:pStyle w:val="Compact"/>
         <w:numPr>
           <w:ilvl w:val="0"/>
           <w:numId w:val="1014"/>
         </w:numPr>
+        <w:pStyle w:val="Compact"/>
       </w:pPr>
       <w:r>
         <w:t xml:space="preserve">Ejecución, derecho del Estado y desarrollos actuales</w:t>
@@ -4185,8 +4269,8 @@
       </w:pPr>
       <w:r>
         <w:rPr>
+          <w:iCs/>
           <w:i/>
-          <w:iCs/>
         </w:rPr>
         <w:t xml:space="preserve">Denuncias, investigaciones, sanciones, preenciones, decisiones judiciales y cambios propuestos</w:t>
       </w:r>
@@ -4194,8 +4278,8 @@
         <w:t xml:space="preserve">.</w:t>
       </w:r>
     </w:p>
-    <w:bookmarkEnd w:id="45"/>
-    <w:bookmarkStart w:id="46" w:name="ocr-enforcement"/>
+    <w:bookmarkEnd w:id="56"/>
+    <w:bookmarkStart w:id="57" w:name="ocr-enforcement"/>
     <w:p>
       <w:pPr>
         <w:pStyle w:val="Heading2"/>
@@ -4281,8 +4365,8 @@
         <w:t xml:space="preserve">Remitir posibles violaciones criminales al Departamento de Justicia.</w:t>
       </w:r>
     </w:p>
-    <w:bookmarkEnd w:id="46"/>
-    <w:bookmarkStart w:id="47" w:name="penalty-tiers"/>
+    <w:bookmarkEnd w:id="57"/>
+    <w:bookmarkStart w:id="58" w:name="penalty-tiers"/>
     <w:p>
       <w:pPr>
         <w:pStyle w:val="Heading2"/>
@@ -4299,8 +4383,8 @@
         <w:t xml:space="preserve">El análisis de la pena civil considera el conocimiento, la causa razonable, el abandono, la corrección, la naturaleza y el alcance, el daño, la historia, la situación financiera y otros factores. Las cantidades de dólares se ajustan periódicamente. Verifique las cantidades actuales de HHS y Registro Federal en lugar de confiar en un gráfico antiguo.</w:t>
       </w:r>
     </w:p>
-    <w:bookmarkEnd w:id="47"/>
-    <w:bookmarkStart w:id="48" w:name="state-law-preemption"/>
+    <w:bookmarkEnd w:id="58"/>
+    <w:bookmarkStart w:id="59" w:name="state-law-preemption"/>
     <w:p>
       <w:pPr>
         <w:pStyle w:val="Heading2"/>
@@ -4333,8 +4417,8 @@
         <w:t xml:space="preserve">HHS propuso cambios importantes en la Regla de Seguridad en un aviso publicado el 6 de enero de 2025, incluyendo inventarios de activos más específicos, mapeo de redes, análisis de riesgos, pruebas, cifrado, autenticación multifactorial, segmentación, recuperación y derechos de verificación asociados al negocio. A partir de la publicación de este manual de julio de 2026, los materiales oficiales de HHS siguen identificándolo como norma propuesta. Supervisarla, planificar la preparación, pero no describir el texto propuesto como ley final actual.</w:t>
       </w:r>
     </w:p>
-    <w:bookmarkEnd w:id="48"/>
-    <w:bookmarkStart w:id="49" w:name="tecnologías-de-seguimiento-en-línea"/>
+    <w:bookmarkEnd w:id="59"/>
+    <w:bookmarkStart w:id="60" w:name="tecnologías-de-seguimiento-en-línea"/>
     <w:p>
       <w:pPr>
         <w:pStyle w:val="Heading2"/>
@@ -4351,9 +4435,9 @@
         <w:t xml:space="preserve">HHS observa que un tribunal abandonó parte de su orientación tecnológica de seguimiento en relación con una dirección IP combinada con una visita a una página web pública no autorizada sobre las condiciones de salud o los proveedores. Las tecnologías de seguimiento de los inventarios, verifican los datos y el contexto reales, examinan los contratos y las revelaciones y utilizan la orientación jurídica actual en lugar de las hipótesis generales.</w:t>
       </w:r>
     </w:p>
-    <w:bookmarkEnd w:id="49"/>
-    <w:bookmarkEnd w:id="50"/>
-    <w:bookmarkStart w:id="57" w:name="X5278eae6c0e8e791f5beb8cc623814db4bafc1c"/>
+    <w:bookmarkEnd w:id="60"/>
+    <w:bookmarkEnd w:id="61"/>
+    <w:bookmarkStart w:id="68" w:name="X5278eae6c0e8e791f5beb8cc623814db4bafc1c"/>
     <w:p>
       <w:pPr>
         <w:pStyle w:val="Heading1"/>
@@ -4368,8 +4452,8 @@
       </w:pPr>
       <w:r>
         <w:rPr>
+          <w:iCs/>
           <w:i/>
-          <w:iCs/>
         </w:rPr>
         <w:t xml:space="preserve">Una referencia práctica a los requisitos actuales de Privacidad, Seguridad y Notificación de Breach</w:t>
       </w:r>
@@ -4389,26 +4473,27 @@
       <w:tblPr>
         <w:tblStyle w:val="Table"/>
         <w:tblW w:type="pct" w:w="5000"/>
-        <w:tblLayout w:type="fixed"/>
         <w:tblLook w:firstRow="1" w:lastRow="0" w:firstColumn="0" w:lastColumn="0" w:noHBand="0" w:noVBand="0" w:val="0020"/>
+        <w:jc w:val="start"/>
       </w:tblPr>
       <w:tblGrid>
         <w:gridCol w:w="7920"/>
       </w:tblGrid>
       <w:tr>
         <w:trPr>
-          <w:tblHeader w:val="on"/>
+          <w:tblHeader w:val="true"/>
         </w:trPr>
         <w:tc>
           <w:tcPr/>
           <w:p>
             <w:pPr>
               <w:pStyle w:val="Compact"/>
+              <w:jc w:val="left"/>
             </w:pPr>
             <w:r>
               <w:rPr>
+                <w:bCs/>
                 <w:b/>
-                <w:bCs/>
               </w:rPr>
               <w:t xml:space="preserve">Citación</w:t>
             </w:r>
@@ -4421,6 +4506,7 @@
           <w:p>
             <w:pPr>
               <w:pStyle w:val="Compact"/>
+              <w:jc w:val="left"/>
             </w:pPr>
             <w:r>
               <w:t xml:space="preserve">164.306</w:t>
@@ -4434,6 +4520,7 @@
           <w:p>
             <w:pPr>
               <w:pStyle w:val="Compact"/>
+              <w:jc w:val="left"/>
             </w:pPr>
             <w:r>
               <w:t xml:space="preserve">TEN 164.308(a)(1)</w:t>
@@ -4447,6 +4534,7 @@
           <w:p>
             <w:pPr>
               <w:pStyle w:val="Compact"/>
+              <w:jc w:val="left"/>
             </w:pPr>
             <w:r>
               <w:t xml:space="preserve">tención 164.308(a)(2)</w:t>
@@ -4460,6 +4548,7 @@
           <w:p>
             <w:pPr>
               <w:pStyle w:val="Compact"/>
+              <w:jc w:val="left"/>
             </w:pPr>
             <w:r>
               <w:t xml:space="preserve">164.308(a)(3)</w:t>
@@ -4473,6 +4562,7 @@
           <w:p>
             <w:pPr>
               <w:pStyle w:val="Compact"/>
+              <w:jc w:val="left"/>
             </w:pPr>
             <w:r>
               <w:t xml:space="preserve">164.308(a)(4)</w:t>
@@ -4486,6 +4576,7 @@
           <w:p>
             <w:pPr>
               <w:pStyle w:val="Compact"/>
+              <w:jc w:val="left"/>
             </w:pPr>
             <w:r>
               <w:t xml:space="preserve">164.308(a)(5)</w:t>
@@ -4499,6 +4590,7 @@
           <w:p>
             <w:pPr>
               <w:pStyle w:val="Compact"/>
+              <w:jc w:val="left"/>
             </w:pPr>
             <w:r>
               <w:t xml:space="preserve">tención 164.308(a)(6) Silenciosos procedimientos de incidentes de seguridad</w:t>
@@ -4512,6 +4604,7 @@
           <w:p>
             <w:pPr>
               <w:pStyle w:val="Compact"/>
+              <w:jc w:val="left"/>
             </w:pPr>
             <w:r>
               <w:t xml:space="preserve">164.308(a)(7)</w:t>
@@ -4525,6 +4618,7 @@
           <w:p>
             <w:pPr>
               <w:pStyle w:val="Compact"/>
+              <w:jc w:val="left"/>
             </w:pPr>
             <w:r>
               <w:t xml:space="preserve">tención 164.308(a)(8)</w:t>
@@ -4538,6 +4632,7 @@
           <w:p>
             <w:pPr>
               <w:pStyle w:val="Compact"/>
+              <w:jc w:val="left"/>
             </w:pPr>
             <w:r>
               <w:t xml:space="preserve">164.308(b)</w:t>
@@ -4551,6 +4646,7 @@
           <w:p>
             <w:pPr>
               <w:pStyle w:val="Compact"/>
+              <w:jc w:val="left"/>
             </w:pPr>
             <w:r>
               <w:t xml:space="preserve">tención 164.310(a) tención Controles de acceso a las instalaciones</w:t>
@@ -4564,6 +4660,7 @@
           <w:p>
             <w:pPr>
               <w:pStyle w:val="Compact"/>
+              <w:jc w:val="left"/>
             </w:pPr>
             <w:r>
               <w:t xml:space="preserve">tención 164.310(b)</w:t>
@@ -4577,6 +4674,7 @@
           <w:p>
             <w:pPr>
               <w:pStyle w:val="Compact"/>
+              <w:jc w:val="left"/>
             </w:pPr>
             <w:r>
               <w:t xml:space="preserve">164.310(c)</w:t>
@@ -4590,6 +4688,7 @@
           <w:p>
             <w:pPr>
               <w:pStyle w:val="Compact"/>
+              <w:jc w:val="left"/>
             </w:pPr>
             <w:r>
               <w:t xml:space="preserve">TEN 164.310(d)</w:t>
@@ -4603,6 +4702,7 @@
           <w:p>
             <w:pPr>
               <w:pStyle w:val="Compact"/>
+              <w:jc w:val="left"/>
             </w:pPr>
             <w:r>
               <w:t xml:space="preserve">164.312(a)</w:t>
@@ -4616,6 +4716,7 @@
           <w:p>
             <w:pPr>
               <w:pStyle w:val="Compact"/>
+              <w:jc w:val="left"/>
             </w:pPr>
             <w:r>
               <w:t xml:space="preserve">tención 164.312(b)</w:t>
@@ -4629,6 +4730,7 @@
           <w:p>
             <w:pPr>
               <w:pStyle w:val="Compact"/>
+              <w:jc w:val="left"/>
             </w:pPr>
             <w:r>
               <w:t xml:space="preserve">164.312(c)</w:t>
@@ -4642,6 +4744,7 @@
           <w:p>
             <w:pPr>
               <w:pStyle w:val="Compact"/>
+              <w:jc w:val="left"/>
             </w:pPr>
             <w:r>
               <w:t xml:space="preserve">164.312(d)</w:t>
@@ -4655,6 +4758,7 @@
           <w:p>
             <w:pPr>
               <w:pStyle w:val="Compact"/>
+              <w:jc w:val="left"/>
             </w:pPr>
             <w:r>
               <w:t xml:space="preserve">164.312(e)</w:t>
@@ -4668,6 +4772,7 @@
           <w:p>
             <w:pPr>
               <w:pStyle w:val="Compact"/>
+              <w:jc w:val="left"/>
             </w:pPr>
             <w:r>
               <w:t xml:space="preserve">164.314</w:t>
@@ -4681,6 +4786,7 @@
           <w:p>
             <w:pPr>
               <w:pStyle w:val="Compact"/>
+              <w:jc w:val="left"/>
             </w:pPr>
             <w:r>
               <w:t xml:space="preserve">TEN 164.316 TENRI Políticas, procedimientos y documentación TEN Aplicar políticas razonables y conservar la documentación necesaria durante seis años.</w:t>
@@ -4689,7 +4795,7 @@
         </w:tc>
       </w:tr>
     </w:tbl>
-    <w:bookmarkStart w:id="51" w:name="privacy-rule"/>
+    <w:bookmarkStart w:id="62" w:name="privacy-rule"/>
     <w:p>
       <w:pPr>
         <w:pStyle w:val="Heading2"/>
@@ -4702,26 +4808,27 @@
       <w:tblPr>
         <w:tblStyle w:val="Table"/>
         <w:tblW w:type="pct" w:w="5000"/>
-        <w:tblLayout w:type="fixed"/>
         <w:tblLook w:firstRow="1" w:lastRow="0" w:firstColumn="0" w:lastColumn="0" w:noHBand="0" w:noVBand="0" w:val="0020"/>
+        <w:jc w:val="start"/>
       </w:tblPr>
       <w:tblGrid>
         <w:gridCol w:w="7920"/>
       </w:tblGrid>
       <w:tr>
         <w:trPr>
-          <w:tblHeader w:val="on"/>
+          <w:tblHeader w:val="true"/>
         </w:trPr>
         <w:tc>
           <w:tcPr/>
           <w:p>
             <w:pPr>
               <w:pStyle w:val="Compact"/>
+              <w:jc w:val="left"/>
             </w:pPr>
             <w:r>
               <w:rPr>
+                <w:bCs/>
                 <w:b/>
-                <w:bCs/>
               </w:rPr>
               <w:t xml:space="preserve">Citación</w:t>
             </w:r>
@@ -4734,6 +4841,7 @@
           <w:p>
             <w:pPr>
               <w:pStyle w:val="Compact"/>
+              <w:jc w:val="left"/>
             </w:pPr>
             <w:r>
               <w:t xml:space="preserve">TEN 164.502</w:t>
@@ -4747,6 +4855,7 @@
           <w:p>
             <w:pPr>
               <w:pStyle w:val="Compact"/>
+              <w:jc w:val="left"/>
             </w:pPr>
             <w:r>
               <w:t xml:space="preserve">164.504</w:t>
@@ -4760,6 +4869,7 @@
           <w:p>
             <w:pPr>
               <w:pStyle w:val="Compact"/>
+              <w:jc w:val="left"/>
             </w:pPr>
             <w:r>
               <w:t xml:space="preserve">164.506</w:t>
@@ -4836,8 +4946,8 @@
         <w:t xml:space="preserve">TEN 164.532–535 ANTERI Transition and compliance provisions TEN Aborda las reglas de transición y las fechas de cumplimiento. tención Registro legal, decisión de transición, fecha de aprobación</w:t>
       </w:r>
     </w:p>
-    <w:bookmarkEnd w:id="51"/>
-    <w:bookmarkStart w:id="52" w:name="breach-notification-rule"/>
+    <w:bookmarkEnd w:id="62"/>
+    <w:bookmarkStart w:id="63" w:name="breach-notification-rule"/>
     <w:p>
       <w:pPr>
         <w:pStyle w:val="Heading2"/>
@@ -4852,8 +4962,8 @@
       </w:pPr>
       <w:r>
         <w:rPr>
+          <w:bCs/>
           <w:b/>
-          <w:bCs/>
         </w:rPr>
         <w:t xml:space="preserve">Citación</w:t>
       </w:r>
@@ -4868,8 +4978,8 @@
       </w:r>
       <w:r>
         <w:rPr>
+          <w:bCs/>
           <w:b/>
-          <w:bCs/>
         </w:rPr>
         <w:t xml:space="preserve">Requisito</w:t>
       </w:r>
@@ -4884,8 +4994,8 @@
       </w:r>
       <w:r>
         <w:rPr>
+          <w:bCs/>
           <w:b/>
-          <w:bCs/>
         </w:rPr>
         <w:t xml:space="preserve">Significado claro</w:t>
       </w:r>
@@ -4952,8 +5062,8 @@
         <w:t xml:space="preserve">| 164.414 | Requisitos administrativos y carga de la prueba | Aplicar capacitación laboral, políticas, no represalias, documentación y prueba de que se hicieron o no se requerían avisos. políticas, capacitación, evaluación del riesgo, pruebas de notificación</w:t>
       </w:r>
     </w:p>
-    <w:bookmarkEnd w:id="52"/>
-    <w:bookmarkStart w:id="53" w:name="enforcement-and-preemption"/>
+    <w:bookmarkEnd w:id="63"/>
+    <w:bookmarkStart w:id="64" w:name="enforcement-and-preemption"/>
     <w:p>
       <w:pPr>
         <w:pStyle w:val="Heading2"/>
@@ -4996,8 +5106,8 @@
         <w:t xml:space="preserve">tención Parte 160 Subpartes D–E | Penal civil sanciones y procedimientos</w:t>
       </w:r>
     </w:p>
-    <w:bookmarkEnd w:id="53"/>
-    <w:bookmarkStart w:id="54" w:name="método-de-verificación-del-cumplimiento"/>
+    <w:bookmarkEnd w:id="64"/>
+    <w:bookmarkStart w:id="65" w:name="método-de-verificación-del-cumplimiento"/>
     <w:p>
       <w:pPr>
         <w:pStyle w:val="Heading2"/>
@@ -5022,7 +5132,13 @@
         <w:t xml:space="preserve">Altura:3.56987in” alt=</w:t>
       </w:r>
       <w:r>
-        <w:t xml:space="preserve">“Empieza con el requisito y el alcance, prueba el control, las excepciones correctas y la prueba antes de concluir.”</w:t>
+        <w:t xml:space="preserve">“</w:t>
+      </w:r>
+      <w:r>
+        <w:t xml:space="preserve">Empieza con el requisito y el alcance, prueba el control, las excepciones correctas y la prueba antes de concluir.</w:t>
+      </w:r>
+      <w:r>
+        <w:t xml:space="preserve">”</w:t>
       </w:r>
       <w:r>
         <w:t xml:space="preserve"> </w:t>
@@ -5127,8 +5243,8 @@
         <w:t xml:space="preserve">Escribir una conclusión que establece alcance, período, trabajo realizado, resultado, excepciones y limitaciones.</w:t>
       </w:r>
     </w:p>
-    <w:bookmarkEnd w:id="54"/>
-    <w:bookmarkStart w:id="55" w:name="pruebas-de-verificación-práctica"/>
+    <w:bookmarkEnd w:id="65"/>
+    <w:bookmarkStart w:id="66" w:name="pruebas-de-verificación-práctica"/>
     <w:p>
       <w:pPr>
         <w:pStyle w:val="Heading2"/>
@@ -5141,26 +5257,27 @@
       <w:tblPr>
         <w:tblStyle w:val="Table"/>
         <w:tblW w:type="pct" w:w="5000"/>
-        <w:tblLayout w:type="fixed"/>
         <w:tblLook w:firstRow="1" w:lastRow="0" w:firstColumn="0" w:lastColumn="0" w:noHBand="0" w:noVBand="0" w:val="0020"/>
+        <w:jc w:val="start"/>
       </w:tblPr>
       <w:tblGrid>
         <w:gridCol w:w="7920"/>
       </w:tblGrid>
       <w:tr>
         <w:trPr>
-          <w:tblHeader w:val="on"/>
+          <w:tblHeader w:val="true"/>
         </w:trPr>
         <w:tc>
           <w:tcPr/>
           <w:p>
             <w:pPr>
               <w:pStyle w:val="Compact"/>
+              <w:jc w:val="left"/>
             </w:pPr>
             <w:r>
               <w:rPr>
+                <w:bCs/>
                 <w:b/>
-                <w:bCs/>
               </w:rPr>
               <w:t xml:space="preserve">Área de control</w:t>
             </w:r>
@@ -5175,8 +5292,8 @@
             </w:r>
             <w:r>
               <w:rPr>
+                <w:bCs/>
                 <w:b/>
-                <w:bCs/>
               </w:rPr>
               <w:t xml:space="preserve">Populación y muestra</w:t>
             </w:r>
@@ -5189,6 +5306,7 @@
           <w:p>
             <w:pPr>
               <w:pStyle w:val="Compact"/>
+              <w:jc w:val="left"/>
             </w:pPr>
             <w:r>
               <w:t xml:space="preserve">Acceso terminado TEN Todas las terminaciones de la fuerza laboral en el período; muestra de salidas de mayor riesgo y corrientes</w:t>
@@ -5202,6 +5320,7 @@
           <w:p>
             <w:pPr>
               <w:pStyle w:val="Compact"/>
+              <w:jc w:val="left"/>
             </w:pPr>
             <w:r>
               <w:t xml:space="preserve">tención Revisión periódica de acceso</w:t>
@@ -5215,6 +5334,7 @@
           <w:p>
             <w:pPr>
               <w:pStyle w:val="Compact"/>
+              <w:jc w:val="left"/>
             </w:pPr>
             <w:r>
               <w:t xml:space="preserve">Revisión de la actividad del sistema de información permanente Todas las revisiones diarias, semanales o mensuales programadas; muestra durante todo el período</w:t>
@@ -5261,8 +5381,8 @@
         <w:t xml:space="preserve">tención Formación y sanciones Ocupación Personal completo y población de contratistas; funciones de muestra, nuevos alquileres, estudiantes fallecidos e incidentes | Comparar asignaciones con población laboral, tiempo de culminación de pruebas, contenido, seguimiento y sanciones cuando sea aplicable Ø Roster, informe de terminación, recordatorios, historial de sanción, revisión de la gestión</w:t>
       </w:r>
     </w:p>
-    <w:bookmarkEnd w:id="55"/>
-    <w:bookmarkStart w:id="56" w:name="confiabilidad-de-la-evidencia"/>
+    <w:bookmarkEnd w:id="66"/>
+    <w:bookmarkStart w:id="67" w:name="confiabilidad-de-la-evidencia"/>
     <w:p>
       <w:pPr>
         <w:pStyle w:val="Heading2"/>
@@ -5275,26 +5395,27 @@
       <w:tblPr>
         <w:tblStyle w:val="Table"/>
         <w:tblW w:type="pct" w:w="5000"/>
-        <w:tblLayout w:type="fixed"/>
         <w:tblLook w:firstRow="1" w:lastRow="0" w:firstColumn="0" w:lastColumn="0" w:noHBand="0" w:noVBand="0" w:val="0020"/>
+        <w:jc w:val="start"/>
       </w:tblPr>
       <w:tblGrid>
         <w:gridCol w:w="7920"/>
       </w:tblGrid>
       <w:tr>
         <w:trPr>
-          <w:tblHeader w:val="on"/>
+          <w:tblHeader w:val="true"/>
         </w:trPr>
         <w:tc>
           <w:tcPr/>
           <w:p>
             <w:pPr>
               <w:pStyle w:val="Compact"/>
+              <w:jc w:val="left"/>
             </w:pPr>
             <w:r>
               <w:rPr>
+                <w:bCs/>
                 <w:b/>
-                <w:bCs/>
               </w:rPr>
               <w:t xml:space="preserve">La calidad de la prueba</w:t>
             </w:r>
@@ -5313,6 +5434,7 @@
           <w:p>
             <w:pPr>
               <w:pStyle w:val="Compact"/>
+              <w:jc w:val="left"/>
             </w:pPr>
             <w:r>
               <w:t xml:space="preserve">TEN Weak</w:t>
@@ -5326,6 +5448,7 @@
           <w:p>
             <w:pPr>
               <w:pStyle w:val="Compact"/>
+              <w:jc w:val="left"/>
             </w:pPr>
             <w:r>
               <w:t xml:space="preserve">TEN UTILIZADO</w:t>
@@ -5348,8 +5471,8 @@
       </w:pPr>
       <w:r>
         <w:rPr>
+          <w:bCs/>
           <w:b/>
-          <w:bCs/>
         </w:rPr>
         <w:t xml:space="preserve">Regla de verificación:</w:t>
       </w:r>
@@ -5368,9 +5491,9 @@
         <w:t xml:space="preserve">|. |</w:t>
       </w:r>
     </w:p>
-    <w:bookmarkEnd w:id="56"/>
-    <w:bookmarkEnd w:id="57"/>
-    <w:bookmarkStart w:id="61" w:name="manual-de-hipaa-para-gerentes"/>
+    <w:bookmarkEnd w:id="67"/>
+    <w:bookmarkEnd w:id="68"/>
+    <w:bookmarkStart w:id="72" w:name="manual-de-hipaa-para-gerentes"/>
     <w:p>
       <w:pPr>
         <w:pStyle w:val="Heading1"/>
@@ -5385,8 +5508,8 @@
       </w:pPr>
       <w:r>
         <w:rPr>
+          <w:iCs/>
           <w:i/>
-          <w:iCs/>
         </w:rPr>
         <w:t xml:space="preserve">Las preguntas, los paneles, las reuniones y los administradores de decisiones deben controlarse</w:t>
       </w:r>
@@ -5394,7 +5517,7 @@
         <w:t xml:space="preserve">.</w:t>
       </w:r>
     </w:p>
-    <w:bookmarkStart w:id="58" w:name="preguntas-para-cada-propietario"/>
+    <w:bookmarkStart w:id="69" w:name="preguntas-para-cada-propietario"/>
     <w:p>
       <w:pPr>
         <w:pStyle w:val="Heading2"/>
@@ -5513,8 +5636,8 @@
         <w:t xml:space="preserve">¿Quién acepta el riesgo residual y por qué autoridad?</w:t>
       </w:r>
     </w:p>
-    <w:bookmarkEnd w:id="58"/>
-    <w:bookmarkStart w:id="59" w:name="dashboard-mensual"/>
+    <w:bookmarkEnd w:id="69"/>
+    <w:bookmarkStart w:id="70" w:name="dashboard-mensual"/>
     <w:p>
       <w:pPr>
         <w:pStyle w:val="Heading2"/>
@@ -5529,8 +5652,8 @@
       </w:pPr>
       <w:r>
         <w:rPr>
+          <w:bCs/>
           <w:b/>
-          <w:bCs/>
         </w:rPr>
         <w:t xml:space="preserve">Area</w:t>
       </w:r>
@@ -5601,8 +5724,8 @@
         <w:t xml:space="preserve">| ¿Son solicitudes completas, precisas, seguras y oportunas? Verde / Amarillo / Rojo |</w:t>
       </w:r>
     </w:p>
-    <w:bookmarkEnd w:id="59"/>
-    <w:bookmarkStart w:id="60" w:name="errores-comunes-de-gestión"/>
+    <w:bookmarkEnd w:id="70"/>
+    <w:bookmarkStart w:id="71" w:name="errores-comunes-de-gestión"/>
     <w:p>
       <w:pPr>
         <w:pStyle w:val="Heading2"/>
@@ -5710,9 +5833,9 @@
         <w:t xml:space="preserve">Ignorando más estrictos requisitos estatales.</w:t>
       </w:r>
     </w:p>
-    <w:bookmarkEnd w:id="60"/>
-    <w:bookmarkEnd w:id="61"/>
-    <w:bookmarkStart w:id="65" w:name="from-beginner-to-junior-hipaa-analista"/>
+    <w:bookmarkEnd w:id="71"/>
+    <w:bookmarkEnd w:id="72"/>
+    <w:bookmarkStart w:id="76" w:name="from-beginner-to-junior-hipaa-analista"/>
     <w:p>
       <w:pPr>
         <w:pStyle w:val="Heading1"/>
@@ -5727,8 +5850,8 @@
       </w:pPr>
       <w:r>
         <w:rPr>
+          <w:iCs/>
           <w:i/>
-          <w:iCs/>
         </w:rPr>
         <w:t xml:space="preserve">Un camino seguro y honesto a la privacidad, seguridad y cumplimiento.</w:t>
       </w:r>
@@ -5741,7 +5864,13 @@
         <w:t xml:space="preserve">■img src=</w:t>
       </w:r>
       <w:r>
-        <w:t xml:space="preserve">“media/image6.png”</w:t>
+        <w:t xml:space="preserve">“</w:t>
+      </w:r>
+      <w:r>
+        <w:t xml:space="preserve">media/image6.png</w:t>
+      </w:r>
+      <w:r>
+        <w:t xml:space="preserve">”</w:t>
       </w:r>
       <w:r>
         <w:t xml:space="preserve"> </w:t>
@@ -5750,7 +5879,13 @@
         <w:t xml:space="preserve">style=</w:t>
       </w:r>
       <w:r>
-        <w:t xml:space="preserve">“width:6.15in;height:3.31039in”</w:t>
+        <w:t xml:space="preserve">“</w:t>
+      </w:r>
+      <w:r>
+        <w:t xml:space="preserve">width:6.15in;height:3.31039in</w:t>
+      </w:r>
+      <w:r>
+        <w:t xml:space="preserve">”</w:t>
       </w:r>
       <w:r>
         <w:t xml:space="preserve"> </w:t>
@@ -5759,7 +5894,13 @@
         <w:t xml:space="preserve">alt=</w:t>
       </w:r>
       <w:r>
-        <w:t xml:space="preserve">“Aprendizaje, mapeo, pruebas, documentación y aplicación de empleo forman una trayectoria profesional”</w:t>
+        <w:t xml:space="preserve">“</w:t>
+      </w:r>
+      <w:r>
+        <w:t xml:space="preserve">Aprendizaje, mapeo, pruebas, documentación y aplicación de empleo forman una trayectoria profesional</w:t>
+      </w:r>
+      <w:r>
+        <w:t xml:space="preserve">”</w:t>
       </w:r>
       <w:r>
         <w:t xml:space="preserve">. /</w:t>
@@ -5773,7 +5914,7 @@
         <w:t xml:space="preserve">Figura 5. Vía analista Junior HIPAA</w:t>
       </w:r>
     </w:p>
-    <w:bookmarkStart w:id="62" w:name="títulos-de-trabajo"/>
+    <w:bookmarkStart w:id="73" w:name="títulos-de-trabajo"/>
     <w:p>
       <w:pPr>
         <w:pStyle w:val="Heading2"/>
@@ -5846,8 +5987,8 @@
         <w:t xml:space="preserve">HIPAA Program Coordinator</w:t>
       </w:r>
     </w:p>
-    <w:bookmarkEnd w:id="62"/>
-    <w:bookmarkStart w:id="63" w:name="típico-trabajo-junior"/>
+    <w:bookmarkEnd w:id="73"/>
+    <w:bookmarkStart w:id="74" w:name="típico-trabajo-junior"/>
     <w:p>
       <w:pPr>
         <w:pStyle w:val="Heading2"/>
@@ -5944,8 +6085,8 @@
         <w:t xml:space="preserve">Seguir la remediación y retener la prueba de retesta.</w:t>
       </w:r>
     </w:p>
-    <w:bookmarkEnd w:id="63"/>
-    <w:bookmarkStart w:id="64" w:name="portafolio-proof"/>
+    <w:bookmarkEnd w:id="74"/>
+    <w:bookmarkStart w:id="75" w:name="portafolio-proof"/>
     <w:p>
       <w:pPr>
         <w:pStyle w:val="Heading2"/>
@@ -5960,8 +6101,8 @@
       </w:pPr>
       <w:r>
         <w:rPr>
+          <w:bCs/>
           <w:b/>
-          <w:bCs/>
         </w:rPr>
         <w:t xml:space="preserve">Skill</w:t>
       </w:r>
@@ -6044,9 +6185,9 @@
         <w:t xml:space="preserve">|. |</w:t>
       </w:r>
     </w:p>
-    <w:bookmarkEnd w:id="64"/>
-    <w:bookmarkEnd w:id="65"/>
-    <w:bookmarkStart w:id="103" w:name="Xaf135cf7954024c63da62587a94dc203ff1f275"/>
+    <w:bookmarkEnd w:id="75"/>
+    <w:bookmarkEnd w:id="76"/>
+    <w:bookmarkStart w:id="114" w:name="Xaf135cf7954024c63da62587a94dc203ff1f275"/>
     <w:p>
       <w:pPr>
         <w:pStyle w:val="Heading1"/>
@@ -6057,11 +6198,11 @@
     </w:p>
     <w:p>
       <w:pPr>
-        <w:pStyle w:val="Compact"/>
         <w:numPr>
           <w:ilvl w:val="0"/>
           <w:numId w:val="1020"/>
         </w:numPr>
+        <w:pStyle w:val="Compact"/>
       </w:pPr>
       <w:r>
         <w:t xml:space="preserve">Enlaces oficiales, inicios rápidos seguros, pruebas y limitaciones.*</w:t>
@@ -6079,8 +6220,8 @@
       </w:r>
       <w:r>
         <w:rPr>
+          <w:bCs/>
           <w:b/>
-          <w:bCs/>
         </w:rPr>
         <w:t xml:space="preserve">Metodología primero:</w:t>
       </w:r>
@@ -6101,26 +6242,27 @@
       <w:tblPr>
         <w:tblStyle w:val="Table"/>
         <w:tblW w:type="pct" w:w="5000"/>
-        <w:tblLayout w:type="fixed"/>
         <w:tblLook w:firstRow="1" w:lastRow="0" w:firstColumn="0" w:lastColumn="0" w:noHBand="0" w:noVBand="0" w:val="0020"/>
+        <w:jc w:val="start"/>
       </w:tblPr>
       <w:tblGrid>
         <w:gridCol w:w="7920"/>
       </w:tblGrid>
       <w:tr>
         <w:trPr>
-          <w:tblHeader w:val="on"/>
+          <w:tblHeader w:val="true"/>
         </w:trPr>
         <w:tc>
           <w:tcPr/>
           <w:p>
             <w:pPr>
               <w:pStyle w:val="Compact"/>
+              <w:jc w:val="left"/>
             </w:pPr>
             <w:r>
               <w:rPr>
+                <w:bCs/>
                 <w:b/>
-                <w:bCs/>
               </w:rPr>
               <w:t xml:space="preserve">Herramienta</w:t>
             </w:r>
@@ -6133,6 +6275,7 @@
           <w:p>
             <w:pPr>
               <w:pStyle w:val="Compact"/>
+              <w:jc w:val="left"/>
             </w:pPr>
             <w:r>
               <w:t xml:space="preserve">CISO Assistant</w:t>
@@ -6146,6 +6289,7 @@
           <w:p>
             <w:pPr>
               <w:pStyle w:val="Compact"/>
+              <w:jc w:val="left"/>
             </w:pPr>
             <w:r>
               <w:t xml:space="preserve">tención Wazuh ← SIEM, monitoreo de puntos finales, integridad de archivos</w:t>
@@ -6159,6 +6303,7 @@
           <w:p>
             <w:pPr>
               <w:pStyle w:val="Compact"/>
+              <w:jc w:val="left"/>
             </w:pPr>
             <w:r>
               <w:t xml:space="preserve">TEN OpenSCAP</w:t>
@@ -6172,6 +6317,7 @@
           <w:p>
             <w:pPr>
               <w:pStyle w:val="Compact"/>
+              <w:jc w:val="left"/>
             </w:pPr>
             <w:r>
               <w:t xml:space="preserve">Greenbone Community Edition ← Vulnerability escanear ← Análisis de riesgos, operación de salvaguardia, evidencia o remediación</w:t>
@@ -6185,6 +6331,7 @@
           <w:p>
             <w:pPr>
               <w:pStyle w:val="Compact"/>
+              <w:jc w:val="left"/>
             </w:pPr>
             <w:r>
               <w:t xml:space="preserve">osquery</w:t>
@@ -6198,6 +6345,7 @@
           <w:p>
             <w:pPr>
               <w:pStyle w:val="Compact"/>
+              <w:jc w:val="left"/>
             </w:pPr>
             <w:r>
               <w:t xml:space="preserve">tención Trivy</w:t>
@@ -6211,6 +6359,7 @@
           <w:p>
             <w:pPr>
               <w:pStyle w:val="Compact"/>
+              <w:jc w:val="left"/>
             </w:pPr>
             <w:r>
               <w:t xml:space="preserve">OWASP ZAP</w:t>
@@ -6224,6 +6373,7 @@
           <w:p>
             <w:pPr>
               <w:pStyle w:val="Compact"/>
+              <w:jc w:val="left"/>
             </w:pPr>
             <w:r>
               <w:t xml:space="preserve">← Keycloak</w:t>
@@ -6237,6 +6387,7 @@
           <w:p>
             <w:pPr>
               <w:pStyle w:val="Compact"/>
+              <w:jc w:val="left"/>
             </w:pPr>
             <w:r>
               <w:t xml:space="preserve">← DefectDojo</w:t>
@@ -6250,6 +6401,7 @@
           <w:p>
             <w:pPr>
               <w:pStyle w:val="Compact"/>
+              <w:jc w:val="left"/>
             </w:pPr>
             <w:r>
               <w:t xml:space="preserve">Velociraptor</w:t>
@@ -6263,6 +6415,7 @@
           <w:p>
             <w:pPr>
               <w:pStyle w:val="Compact"/>
+              <w:jc w:val="left"/>
             </w:pPr>
             <w:r>
               <w:t xml:space="preserve">TEN Open Policy Agent</w:t>
@@ -6271,7 +6424,7 @@
         </w:tc>
       </w:tr>
     </w:tbl>
-    <w:bookmarkStart w:id="66" w:name="X9c695fc9e4dfd97e8824155c30b22bca2e3d583"/>
+    <w:bookmarkStart w:id="77" w:name="X9c695fc9e4dfd97e8824155c30b22bca2e3d583"/>
     <w:p>
       <w:pPr>
         <w:pStyle w:val="Heading2"/>
@@ -6284,26 +6437,27 @@
       <w:tblPr>
         <w:tblStyle w:val="Table"/>
         <w:tblW w:type="pct" w:w="5000"/>
-        <w:tblLayout w:type="fixed"/>
         <w:tblLook w:firstRow="1" w:lastRow="0" w:firstColumn="0" w:lastColumn="0" w:noHBand="0" w:noVBand="0" w:val="0020"/>
+        <w:jc w:val="start"/>
       </w:tblPr>
       <w:tblGrid>
         <w:gridCol w:w="7920"/>
       </w:tblGrid>
       <w:tr>
         <w:trPr>
-          <w:tblHeader w:val="on"/>
+          <w:tblHeader w:val="true"/>
         </w:trPr>
         <w:tc>
           <w:tcPr/>
           <w:p>
             <w:pPr>
               <w:pStyle w:val="Compact"/>
+              <w:jc w:val="left"/>
             </w:pPr>
             <w:r>
               <w:rPr>
+                <w:bCs/>
                 <w:b/>
-                <w:bCs/>
               </w:rPr>
               <w:t xml:space="preserve">Herramienta o recurso</w:t>
             </w:r>
@@ -6316,6 +6470,7 @@
           <w:p>
             <w:pPr>
               <w:pStyle w:val="Compact"/>
+              <w:jc w:val="left"/>
             </w:pPr>
             <w:r>
               <w:t xml:space="preserve">TEN CISO Assistant TEN 164.308(a)(1), 164.316, proveedor y gobernanza de pruebas TENER Map EPHI riesgos para las salvaguardias, propietarios, evidencias, hallazgos y tratamiento</w:t>
@@ -6329,6 +6484,7 @@
           <w:p>
             <w:pPr>
               <w:pStyle w:val="Compact"/>
+              <w:jc w:val="left"/>
             </w:pPr>
             <w:r>
               <w:t xml:space="preserve">HHS/ONC SRA Tool</w:t>
@@ -6342,6 +6498,7 @@
           <w:p>
             <w:pPr>
               <w:pStyle w:val="Compact"/>
+              <w:jc w:val="left"/>
             </w:pPr>
             <w:r>
               <w:t xml:space="preserve">osquery</w:t>
@@ -6355,6 +6512,7 @@
           <w:p>
             <w:pPr>
               <w:pStyle w:val="Compact"/>
+              <w:jc w:val="left"/>
             </w:pPr>
             <w:r>
               <w:t xml:space="preserve">Keycloak</w:t>
@@ -6368,6 +6526,7 @@
           <w:p>
             <w:pPr>
               <w:pStyle w:val="Compact"/>
+              <w:jc w:val="left"/>
             </w:pPr>
             <w:r>
               <w:t xml:space="preserve">i) i) ii) d), 164,308 a) 6), 164,312 b) Recopilación de registros de pruebas, generación de alerta, integridad de archivos, revisión, investigación y escalada ANTERI inventario, reglas, alerta, ticket de revisión, respuesta y cierre Una alerta sin un examen humano documentado y la respuesta no prueba que la salvaguardia opera</w:t>
@@ -6381,6 +6540,7 @@
           <w:p>
             <w:pPr>
               <w:pStyle w:val="Compact"/>
+              <w:jc w:val="left"/>
             </w:pPr>
             <w:r>
               <w:t xml:space="preserve">TEN OpenSCAP TEN 164.308(a)(8), 164.312(a), 164.312(c) TEN Comparar los hosts aprobados de Linux con una corrección de base de seguridad seleccionada y retest de retest ANTERI Perfil, versión de contenido, alcance de host, informe HTML/ARF, excepción, rescan TENIDOS Baseline no es el mismo que el cumplimiento de HIPAA y puede afectar las aplicaciones</w:t>
@@ -6394,6 +6554,7 @@
           <w:p>
             <w:pPr>
               <w:pStyle w:val="Compact"/>
+              <w:jc w:val="left"/>
             </w:pPr>
             <w:r>
               <w:t xml:space="preserve">Greenbone</w:t>
@@ -6407,6 +6568,7 @@
           <w:p>
             <w:pPr>
               <w:pStyle w:val="Compact"/>
+              <w:jc w:val="left"/>
             </w:pPr>
             <w:r>
               <w:t xml:space="preserve">Trivy</w:t>
@@ -6420,6 +6582,7 @@
           <w:p>
             <w:pPr>
               <w:pStyle w:val="Compact"/>
+              <w:jc w:val="left"/>
             </w:pPr>
             <w:r>
               <w:t xml:space="preserve">OWASP ZAP TEN 164.308(a)(8), 164.312(c) y (e)</w:t>
@@ -6433,6 +6596,7 @@
           <w:p>
             <w:pPr>
               <w:pStyle w:val="Compact"/>
+              <w:jc w:val="left"/>
             </w:pPr>
             <w:r>
               <w:t xml:space="preserve">DefectDojo</w:t>
@@ -6446,6 +6610,7 @@
           <w:p>
             <w:pPr>
               <w:pStyle w:val="Compact"/>
+              <w:jc w:val="left"/>
             </w:pPr>
             <w:r>
               <w:t xml:space="preserve">Velociraptor</w:t>
@@ -6459,6 +6624,7 @@
           <w:p>
             <w:pPr>
               <w:pStyle w:val="Compact"/>
+              <w:jc w:val="left"/>
             </w:pPr>
             <w:r>
               <w:t xml:space="preserve">TEN Open Policy Agent TEN 164.308(a)(1), 164.312(a) y (c)</w:t>
@@ -6467,8 +6633,8 @@
         </w:tc>
       </w:tr>
     </w:tbl>
-    <w:bookmarkEnd w:id="66"/>
-    <w:bookmarkStart w:id="67" w:name="X3139e19a13aa311f484366e871e43fa6e517ed3"/>
+    <w:bookmarkEnd w:id="77"/>
+    <w:bookmarkStart w:id="78" w:name="X3139e19a13aa311f484366e871e43fa6e517ed3"/>
     <w:p>
       <w:pPr>
         <w:pStyle w:val="Heading2"/>
@@ -6565,8 +6731,8 @@
         <w:t xml:space="preserve">Revalidate después de importantes actualizaciones, cambios de configuración, nuevas integraciones o fallos de control de materiales.</w:t>
       </w:r>
     </w:p>
-    <w:bookmarkEnd w:id="67"/>
-    <w:bookmarkStart w:id="68" w:name="paquete-de-evidencia-de-herramientas"/>
+    <w:bookmarkEnd w:id="78"/>
+    <w:bookmarkStart w:id="79" w:name="paquete-de-evidencia-de-herramientas"/>
     <w:p>
       <w:pPr>
         <w:pStyle w:val="Heading2"/>
@@ -6690,7 +6856,13 @@
         <w:pStyle w:val="FirstParagraph"/>
       </w:pPr>
       <w:r>
-        <w:t xml:space="preserve">“Un informe no es prueba, autorización, validación, remediación y retesting crear la cadena de evidencia”</w:t>
+        <w:t xml:space="preserve">“</w:t>
+      </w:r>
+      <w:r>
+        <w:t xml:space="preserve">Un informe no es prueba, autorización, validación, remediación y retesting crear la cadena de evidencia</w:t>
+      </w:r>
+      <w:r>
+        <w:t xml:space="preserve">”</w:t>
       </w:r>
       <w:r>
         <w:t xml:space="preserve"> </w:t>
@@ -6707,8 +6879,8 @@
         <w:t xml:space="preserve">Gráfico 7 De la producción de herramientas a la evidencia de cumplimiento</w:t>
       </w:r>
     </w:p>
-    <w:bookmarkEnd w:id="68"/>
-    <w:bookmarkStart w:id="70" w:name="ciso-assistant"/>
+    <w:bookmarkEnd w:id="79"/>
+    <w:bookmarkStart w:id="81" w:name="ciso-assistant"/>
     <w:p>
       <w:pPr>
         <w:pStyle w:val="Heading2"/>
@@ -6731,8 +6903,8 @@
       </w:pPr>
       <w:r>
         <w:rPr>
+          <w:bCs/>
           <w:b/>
-          <w:bCs/>
         </w:rPr>
         <w:t xml:space="preserve">Documentación y configuración oficiales</w:t>
       </w:r>
@@ -6743,7 +6915,7 @@
         <w:t xml:space="preserve">Abra la guía oficial de asistentes CISO(https://intuitem.gitbook.io/ciso-assistant)</w:t>
       </w:r>
     </w:p>
-    <w:bookmarkStart w:id="69" w:name="inicio-rápido"/>
+    <w:bookmarkStart w:id="80" w:name="inicio-rápido"/>
     <w:p>
       <w:pPr>
         <w:pStyle w:val="Heading3"/>
@@ -6760,9 +6932,9 @@
         <w:t xml:space="preserve">Crear una organización de salud ficticia, añadir un riesgo de ePHI, mapear una salvaguardia de reglas de seguridad, asignar un propietario y adjuntar evidencias sanitarias.</w:t>
       </w:r>
     </w:p>
-    <w:bookmarkEnd w:id="69"/>
-    <w:bookmarkEnd w:id="70"/>
-    <w:bookmarkStart w:id="71" w:name="evidencia-para-retener"/>
+    <w:bookmarkEnd w:id="80"/>
+    <w:bookmarkEnd w:id="81"/>
+    <w:bookmarkStart w:id="82" w:name="evidencia-para-retener"/>
     <w:p>
       <w:pPr>
         <w:pStyle w:val="Heading2"/>
@@ -6779,8 +6951,8 @@
         <w:t xml:space="preserve">Aprobación de registros, propósito, propietario, alcance, sistemas, clasificación de datos, versión de herramientas y contenidos, configuración, resultado completo, revisor, decisión, acción correctiva y retest. Protege los informes que contienen ePHI, credenciales, arquitectura, identidades o vulnerabilidades.</w:t>
       </w:r>
     </w:p>
-    <w:bookmarkEnd w:id="71"/>
-    <w:bookmarkStart w:id="73" w:name="wazuh"/>
+    <w:bookmarkEnd w:id="82"/>
+    <w:bookmarkStart w:id="84" w:name="wazuh"/>
     <w:p>
       <w:pPr>
         <w:pStyle w:val="Heading2"/>
@@ -6803,8 +6975,8 @@
       </w:pPr>
       <w:r>
         <w:rPr>
+          <w:bCs/>
           <w:b/>
-          <w:bCs/>
         </w:rPr>
         <w:t xml:space="preserve">Documentación y configuración oficiales</w:t>
       </w:r>
@@ -6815,7 +6987,7 @@
         <w:t xml:space="preserve">Abra la guía oficial Wazuh realizada/u título](https://documentation.wazuh.com/current/quickstart.html)</w:t>
       </w:r>
     </w:p>
-    <w:bookmarkStart w:id="72" w:name="inicio-rápido-1"/>
+    <w:bookmarkStart w:id="83" w:name="inicio-rápido-1"/>
     <w:p>
       <w:pPr>
         <w:pStyle w:val="Heading3"/>
@@ -6832,9 +7004,9 @@
         <w:t xml:space="preserve">Conectar un punto final de laboratorio, crear un evento inofensivo, revisar la alerta y guardar el evento, la decisión del revisor y el seguimiento.</w:t>
       </w:r>
     </w:p>
-    <w:bookmarkEnd w:id="72"/>
-    <w:bookmarkEnd w:id="73"/>
-    <w:bookmarkStart w:id="74" w:name="evidencia-para-retener-1"/>
+    <w:bookmarkEnd w:id="83"/>
+    <w:bookmarkEnd w:id="84"/>
+    <w:bookmarkStart w:id="85" w:name="evidencia-para-retener-1"/>
     <w:p>
       <w:pPr>
         <w:pStyle w:val="Heading2"/>
@@ -6851,8 +7023,8 @@
         <w:t xml:space="preserve">Aprobación de registros, propósito, propietario, alcance, sistemas, clasificación de datos, versión de herramientas y contenidos, configuración, resultado completo, revisor, decisión, acción correctiva y retest. Protege los informes que contienen ePHI, credenciales, arquitectura, identidades o vulnerabilidades.</w:t>
       </w:r>
     </w:p>
-    <w:bookmarkEnd w:id="74"/>
-    <w:bookmarkStart w:id="76" w:name="openscap"/>
+    <w:bookmarkEnd w:id="85"/>
+    <w:bookmarkStart w:id="87" w:name="openscap"/>
     <w:p>
       <w:pPr>
         <w:pStyle w:val="Heading2"/>
@@ -6875,8 +7047,8 @@
       </w:pPr>
       <w:r>
         <w:rPr>
+          <w:bCs/>
           <w:b/>
-          <w:bCs/>
         </w:rPr>
         <w:t xml:space="preserve">Característica y configuración:</w:t>
       </w:r>
@@ -6887,7 +7059,7 @@
         <w:t xml:space="preserve">[ejecutado]Abre la guía oficial OpenSCAP realizada/u contacto](https://www.open-scap.org/getting-started/)</w:t>
       </w:r>
     </w:p>
-    <w:bookmarkStart w:id="75" w:name="inicio-rápido-2"/>
+    <w:bookmarkStart w:id="86" w:name="inicio-rápido-2"/>
     <w:p>
       <w:pPr>
         <w:pStyle w:val="Heading3"/>
@@ -6904,9 +7076,9 @@
         <w:t xml:space="preserve">Evaluar un host Linux de laboratorio contra un perfil adecuado, exportar el informe, fijar un ajuste aprobado y comparar resultados.</w:t>
       </w:r>
     </w:p>
-    <w:bookmarkEnd w:id="75"/>
-    <w:bookmarkEnd w:id="76"/>
-    <w:bookmarkStart w:id="77" w:name="evidencia-para-retener-2"/>
+    <w:bookmarkEnd w:id="86"/>
+    <w:bookmarkEnd w:id="87"/>
+    <w:bookmarkStart w:id="88" w:name="evidencia-para-retener-2"/>
     <w:p>
       <w:pPr>
         <w:pStyle w:val="Heading2"/>
@@ -6923,8 +7095,8 @@
         <w:t xml:space="preserve">Aprobación de registros, propósito, propietario, alcance, sistemas, clasificación de datos, versión de herramientas y contenidos, configuración, resultado completo, revisor, decisión, acción correctiva y retest. Protege los informes que contienen ePHI, credenciales, arquitectura, identidades o vulnerabilidades.</w:t>
       </w:r>
     </w:p>
-    <w:bookmarkEnd w:id="77"/>
-    <w:bookmarkStart w:id="79" w:name="greenbone-community-edition"/>
+    <w:bookmarkEnd w:id="88"/>
+    <w:bookmarkStart w:id="90" w:name="greenbone-community-edition"/>
     <w:p>
       <w:pPr>
         <w:pStyle w:val="Heading2"/>
@@ -6947,8 +7119,8 @@
       </w:pPr>
       <w:r>
         <w:rPr>
+          <w:bCs/>
           <w:b/>
-          <w:bCs/>
         </w:rPr>
         <w:t xml:space="preserve">Documentación y configuración oficiales:</w:t>
       </w:r>
@@ -6959,7 +7131,7 @@
         <w:t xml:space="preserve">[Seguridad]Abre la guía oficial Greenbone Community Edition realizada/u contactos](https://greenbone.github.io/docs/latest/)</w:t>
       </w:r>
     </w:p>
-    <w:bookmarkStart w:id="78" w:name="inicio-rápido-3"/>
+    <w:bookmarkStart w:id="89" w:name="inicio-rápido-3"/>
     <w:p>
       <w:pPr>
         <w:pStyle w:val="Heading3"/>
@@ -6976,9 +7148,9 @@
         <w:t xml:space="preserve">Escanear sólo un objetivo de laboratorio aprobado, validar un hallazgo, corregirlo, cambiar y registrar el alcance, versión, resultado y revisor.</w:t>
       </w:r>
     </w:p>
-    <w:bookmarkEnd w:id="78"/>
-    <w:bookmarkEnd w:id="79"/>
-    <w:bookmarkStart w:id="80" w:name="evidencia-para-retener-3"/>
+    <w:bookmarkEnd w:id="89"/>
+    <w:bookmarkEnd w:id="90"/>
+    <w:bookmarkStart w:id="91" w:name="evidencia-para-retener-3"/>
     <w:p>
       <w:pPr>
         <w:pStyle w:val="Heading2"/>
@@ -6995,8 +7167,8 @@
         <w:t xml:space="preserve">Aprobación de registros, propósito, propietario, alcance, sistemas, clasificación de datos, versión de herramientas y contenidos, configuración, resultado completo, revisor, decisión, acción correctiva y retest. Protege los informes que contienen ePHI, credenciales, arquitectura, identidades o vulnerabilidades.</w:t>
       </w:r>
     </w:p>
-    <w:bookmarkEnd w:id="80"/>
-    <w:bookmarkStart w:id="82" w:name="osquery"/>
+    <w:bookmarkEnd w:id="91"/>
+    <w:bookmarkStart w:id="93" w:name="osquery"/>
     <w:p>
       <w:pPr>
         <w:pStyle w:val="Heading2"/>
@@ -7019,8 +7191,8 @@
       </w:pPr>
       <w:r>
         <w:rPr>
+          <w:bCs/>
           <w:b/>
-          <w:bCs/>
         </w:rPr>
         <w:t xml:space="preserve">Documentación y configuración oficiales:</w:t>
       </w:r>
@@ -7031,7 +7203,7 @@
         <w:t xml:space="preserve">[Seguridad]Abre la guía oficial del osquery realizada/u contacto](https://osquery.readthedocs.io/en/stable/)</w:t>
       </w:r>
     </w:p>
-    <w:bookmarkStart w:id="81" w:name="inicio-rápido-4"/>
+    <w:bookmarkStart w:id="92" w:name="inicio-rápido-4"/>
     <w:p>
       <w:pPr>
         <w:pStyle w:val="Heading3"/>
@@ -7048,9 +7220,9 @@
         <w:t xml:space="preserve">Query users, software, cifrado, o procesos en un endpoint de laboratorio y grabar la consulta, host, fecha, resultado y revisión.</w:t>
       </w:r>
     </w:p>
-    <w:bookmarkEnd w:id="81"/>
-    <w:bookmarkEnd w:id="82"/>
-    <w:bookmarkStart w:id="83" w:name="evidencia-para-retener-4"/>
+    <w:bookmarkEnd w:id="92"/>
+    <w:bookmarkEnd w:id="93"/>
+    <w:bookmarkStart w:id="94" w:name="evidencia-para-retener-4"/>
     <w:p>
       <w:pPr>
         <w:pStyle w:val="Heading2"/>
@@ -7067,8 +7239,8 @@
         <w:t xml:space="preserve">Aprobación de registros, propósito, propietario, alcance, sistemas, clasificación de datos, versión de herramientas y contenidos, configuración, resultado completo, revisor, decisión, acción correctiva y retest. Protege los informes que contienen ePHI, credenciales, arquitectura, identidades o vulnerabilidades.</w:t>
       </w:r>
     </w:p>
-    <w:bookmarkEnd w:id="83"/>
-    <w:bookmarkStart w:id="85" w:name="trivy"/>
+    <w:bookmarkEnd w:id="94"/>
+    <w:bookmarkStart w:id="96" w:name="trivy"/>
     <w:p>
       <w:pPr>
         <w:pStyle w:val="Heading2"/>
@@ -7091,8 +7263,8 @@
       </w:pPr>
       <w:r>
         <w:rPr>
+          <w:bCs/>
           <w:b/>
-          <w:bCs/>
         </w:rPr>
         <w:t xml:space="preserve">Documentación y configuración oficiales</w:t>
       </w:r>
@@ -7103,7 +7275,7 @@
         <w:t xml:space="preserve">Abra la guía oficial Trivy realizada/u título](https://trivy.dev/latest/)</w:t>
       </w:r>
     </w:p>
-    <w:bookmarkStart w:id="84" w:name="inicio-rápido-5"/>
+    <w:bookmarkStart w:id="95" w:name="inicio-rápido-5"/>
     <w:p>
       <w:pPr>
         <w:pStyle w:val="Heading3"/>
@@ -7120,9 +7292,9 @@
         <w:t xml:space="preserve">Escanear una imagen de laboratorio o un repositorio de pruebas, proteger el informe, validar un hallazgo, arreglarlo y volver a escanear.</w:t>
       </w:r>
     </w:p>
-    <w:bookmarkEnd w:id="84"/>
-    <w:bookmarkEnd w:id="85"/>
-    <w:bookmarkStart w:id="86" w:name="evidencia-para-retener-5"/>
+    <w:bookmarkEnd w:id="95"/>
+    <w:bookmarkEnd w:id="96"/>
+    <w:bookmarkStart w:id="97" w:name="evidencia-para-retener-5"/>
     <w:p>
       <w:pPr>
         <w:pStyle w:val="Heading2"/>
@@ -7139,8 +7311,8 @@
         <w:t xml:space="preserve">Aprobación de registros, propósito, propietario, alcance, sistemas, clasificación de datos, versión de herramientas y contenidos, configuración, resultado completo, revisor, decisión, acción correctiva y retest. Protege los informes que contienen ePHI, credenciales, arquitectura, identidades o vulnerabilidades.</w:t>
       </w:r>
     </w:p>
-    <w:bookmarkEnd w:id="86"/>
-    <w:bookmarkStart w:id="88" w:name="owasp-zap"/>
+    <w:bookmarkEnd w:id="97"/>
+    <w:bookmarkStart w:id="99" w:name="owasp-zap"/>
     <w:p>
       <w:pPr>
         <w:pStyle w:val="Heading2"/>
@@ -7163,8 +7335,8 @@
       </w:pPr>
       <w:r>
         <w:rPr>
+          <w:bCs/>
           <w:b/>
-          <w:bCs/>
         </w:rPr>
         <w:t xml:space="preserve">Documentación y configuración oficiales</w:t>
       </w:r>
@@ -7175,7 +7347,7 @@
         <w:t xml:space="preserve">Abra la guía oficial OWASP ZAP efectuada / u fiel](https://www.zaproxy.org/getting-started/)</w:t>
       </w:r>
     </w:p>
-    <w:bookmarkStart w:id="87" w:name="inicio-rápido-6"/>
+    <w:bookmarkStart w:id="98" w:name="inicio-rápido-6"/>
     <w:p>
       <w:pPr>
         <w:pStyle w:val="Heading3"/>
@@ -7192,9 +7364,9 @@
         <w:t xml:space="preserve">Proxy una aplicación de entrenamiento local, empezar con análisis pasivos, validar un resultado, y exportar el alcance y el informe.</w:t>
       </w:r>
     </w:p>
-    <w:bookmarkEnd w:id="87"/>
-    <w:bookmarkEnd w:id="88"/>
-    <w:bookmarkStart w:id="89" w:name="evidencia-para-retener-6"/>
+    <w:bookmarkEnd w:id="98"/>
+    <w:bookmarkEnd w:id="99"/>
+    <w:bookmarkStart w:id="100" w:name="evidencia-para-retener-6"/>
     <w:p>
       <w:pPr>
         <w:pStyle w:val="Heading2"/>
@@ -7211,8 +7383,8 @@
         <w:t xml:space="preserve">Aprobación de registros, propósito, propietario, alcance, sistemas, clasificación de datos, versión de herramientas y contenidos, configuración, resultado completo, revisor, decisión, acción correctiva y retest. Protege los informes que contienen ePHI, credenciales, arquitectura, identidades o vulnerabilidades.</w:t>
       </w:r>
     </w:p>
-    <w:bookmarkEnd w:id="89"/>
-    <w:bookmarkStart w:id="91" w:name="keycloak"/>
+    <w:bookmarkEnd w:id="100"/>
+    <w:bookmarkStart w:id="102" w:name="keycloak"/>
     <w:p>
       <w:pPr>
         <w:pStyle w:val="Heading2"/>
@@ -7235,8 +7407,8 @@
       </w:pPr>
       <w:r>
         <w:rPr>
+          <w:bCs/>
           <w:b/>
-          <w:bCs/>
         </w:rPr>
         <w:t xml:space="preserve">Característica y configuración:</w:t>
       </w:r>
@@ -7247,7 +7419,7 @@
         <w:t xml:space="preserve">[ejecutado]Abre la guía oficial de Keycloak realizada/u contacto](https://www.keycloak.org/guides)</w:t>
       </w:r>
     </w:p>
-    <w:bookmarkStart w:id="90" w:name="inicio-rápido-7"/>
+    <w:bookmarkStart w:id="101" w:name="inicio-rápido-7"/>
     <w:p>
       <w:pPr>
         <w:pStyle w:val="Heading3"/>
@@ -7264,9 +7436,9 @@
         <w:t xml:space="preserve">Crear un ámbito de laboratorio, roles, usuarios y MFA; probar menos privilegios y configuración de exportación y revisar pruebas.</w:t>
       </w:r>
     </w:p>
-    <w:bookmarkEnd w:id="90"/>
-    <w:bookmarkEnd w:id="91"/>
-    <w:bookmarkStart w:id="92" w:name="evidencia-para-retener-7"/>
+    <w:bookmarkEnd w:id="101"/>
+    <w:bookmarkEnd w:id="102"/>
+    <w:bookmarkStart w:id="103" w:name="evidencia-para-retener-7"/>
     <w:p>
       <w:pPr>
         <w:pStyle w:val="Heading2"/>
@@ -7283,8 +7455,8 @@
         <w:t xml:space="preserve">Aprobación de registros, propósito, propietario, alcance, sistemas, clasificación de datos, versión de herramientas y contenidos, configuración, resultado completo, revisor, decisión, acción correctiva y retest. Protege los informes que contienen ePHI, credenciales, arquitectura, identidades o vulnerabilidades.</w:t>
       </w:r>
     </w:p>
-    <w:bookmarkEnd w:id="92"/>
-    <w:bookmarkStart w:id="94" w:name="defectodojo"/>
+    <w:bookmarkEnd w:id="103"/>
+    <w:bookmarkStart w:id="105" w:name="defectodojo"/>
     <w:p>
       <w:pPr>
         <w:pStyle w:val="Heading2"/>
@@ -7307,8 +7479,8 @@
       </w:pPr>
       <w:r>
         <w:rPr>
+          <w:bCs/>
           <w:b/>
-          <w:bCs/>
         </w:rPr>
         <w:t xml:space="preserve">Característica y configuración:</w:t>
       </w:r>
@@ -7319,7 +7491,7 @@
         <w:t xml:space="preserve">[ejecutado]Abre el defecto oficialDojo guía seleccionada/u contacto](https://docs.defectdojo.com/)</w:t>
       </w:r>
     </w:p>
-    <w:bookmarkStart w:id="93" w:name="inicio-rápido-8"/>
+    <w:bookmarkStart w:id="104" w:name="inicio-rápido-8"/>
     <w:p>
       <w:pPr>
         <w:pStyle w:val="Heading3"/>
@@ -7336,9 +7508,9 @@
         <w:t xml:space="preserve">Importar un análisis de laboratorio, validar y asignar un hallazgo, registrar la corrección, retestarlo y cerrarlo con evidencia.</w:t>
       </w:r>
     </w:p>
-    <w:bookmarkEnd w:id="93"/>
-    <w:bookmarkEnd w:id="94"/>
-    <w:bookmarkStart w:id="96" w:name="evidencia-para-retener-8"/>
+    <w:bookmarkEnd w:id="104"/>
+    <w:bookmarkEnd w:id="105"/>
+    <w:bookmarkStart w:id="107" w:name="evidencia-para-retener-8"/>
     <w:p>
       <w:pPr>
         <w:pStyle w:val="Heading2"/>
@@ -7377,8 +7549,8 @@
       </w:pPr>
       <w:r>
         <w:rPr>
+          <w:bCs/>
           <w:b/>
-          <w:bCs/>
         </w:rPr>
         <w:t xml:space="preserve">Documentación y configuración oficiales</w:t>
       </w:r>
@@ -7389,7 +7561,7 @@
         <w:t xml:space="preserve">Abra la guía oficial Velociraptor realizada/u título](https://docs.velociraptor.app/)</w:t>
       </w:r>
     </w:p>
-    <w:bookmarkStart w:id="95" w:name="inicio-rápido-9"/>
+    <w:bookmarkStart w:id="106" w:name="inicio-rápido-9"/>
     <w:p>
       <w:pPr>
         <w:pStyle w:val="Heading3"/>
@@ -7406,9 +7578,9 @@
         <w:t xml:space="preserve">Utilice un cliente de laboratorio aislado, recoger un artefacto aprobado inofensivo, revisar el resultado, y registrar el propósito, alcance y acceso.</w:t>
       </w:r>
     </w:p>
-    <w:bookmarkEnd w:id="95"/>
-    <w:bookmarkEnd w:id="96"/>
-    <w:bookmarkStart w:id="97" w:name="evidencia-para-retener-9"/>
+    <w:bookmarkEnd w:id="106"/>
+    <w:bookmarkEnd w:id="107"/>
+    <w:bookmarkStart w:id="108" w:name="evidencia-para-retener-9"/>
     <w:p>
       <w:pPr>
         <w:pStyle w:val="Heading2"/>
@@ -7425,8 +7597,8 @@
         <w:t xml:space="preserve">Aprobación de registros, propósito, propietario, alcance, sistemas, clasificación de datos, versión de herramientas y contenidos, configuración, resultado completo, revisor, decisión, acción correctiva y retest. Protege los informes que contienen ePHI, credenciales, arquitectura, identidades o vulnerabilidades.</w:t>
       </w:r>
     </w:p>
-    <w:bookmarkEnd w:id="97"/>
-    <w:bookmarkStart w:id="99" w:name="open-policy-agent"/>
+    <w:bookmarkEnd w:id="108"/>
+    <w:bookmarkStart w:id="110" w:name="open-policy-agent"/>
     <w:p>
       <w:pPr>
         <w:pStyle w:val="Heading2"/>
@@ -7449,8 +7621,8 @@
       </w:pPr>
       <w:r>
         <w:rPr>
+          <w:bCs/>
           <w:b/>
-          <w:bCs/>
         </w:rPr>
         <w:t xml:space="preserve">Documentación y configuración oficiales</w:t>
       </w:r>
@@ -7461,7 +7633,7 @@
         <w:t xml:space="preserve">Abra la guía oficial de Agentes de Política Abierta(https://www.openpolicyagent.org/docs)</w:t>
       </w:r>
     </w:p>
-    <w:bookmarkStart w:id="98" w:name="inicio-rápido-10"/>
+    <w:bookmarkStart w:id="109" w:name="inicio-rápido-10"/>
     <w:p>
       <w:pPr>
         <w:pStyle w:val="Heading3"/>
@@ -7478,9 +7650,9 @@
         <w:t xml:space="preserve">Escribir una regla de laboratorio que niega un recurso de ePHI sin un propietario o etiqueta de clasificación; probar los insumos permitidos y negados.</w:t>
       </w:r>
     </w:p>
-    <w:bookmarkEnd w:id="98"/>
-    <w:bookmarkEnd w:id="99"/>
-    <w:bookmarkStart w:id="100" w:name="evidencia-para-retener-10"/>
+    <w:bookmarkEnd w:id="109"/>
+    <w:bookmarkEnd w:id="110"/>
+    <w:bookmarkStart w:id="111" w:name="evidencia-para-retener-10"/>
     <w:p>
       <w:pPr>
         <w:pStyle w:val="Heading2"/>
@@ -7497,8 +7669,8 @@
         <w:t xml:space="preserve">Aprobación de registros, propósito, propietario, alcance, sistemas, clasificación de datos, versión de herramientas y contenidos, configuración, resultado completo, revisor, decisión, acción correctiva y retest. Protege los informes que contienen ePHI, credenciales, arquitectura, identidades o vulnerabilidades.</w:t>
       </w:r>
     </w:p>
-    <w:bookmarkEnd w:id="100"/>
-    <w:bookmarkStart w:id="101" w:name="recursos-del-gobierno-libre"/>
+    <w:bookmarkEnd w:id="111"/>
+    <w:bookmarkStart w:id="112" w:name="recursos-del-gobierno-libre"/>
     <w:p>
       <w:pPr>
         <w:pStyle w:val="Heading2"/>
@@ -7523,8 +7695,8 @@
         <w:t xml:space="preserve">Este recurso público gratuito puede ayudar a las prácticas pequeñas y medianas a iniciar una evaluación estructurada del riesgo. No garantiza el cumplimiento y no sustituye un análisis completo de riesgos específico para la organización.</w:t>
       </w:r>
     </w:p>
-    <w:bookmarkEnd w:id="101"/>
-    <w:bookmarkStart w:id="102" w:name="X2c5aaf025337de927b1d9f9e64da228eac9b8d1"/>
+    <w:bookmarkEnd w:id="112"/>
+    <w:bookmarkStart w:id="113" w:name="X2c5aaf025337de927b1d9f9e64da228eac9b8d1"/>
     <w:p>
       <w:pPr>
         <w:pStyle w:val="Heading2"/>
@@ -7610,9 +7782,9 @@
         <w:t xml:space="preserve">No suba PHI o ePHI a ningún servicio externo sin revisión legal, de privacidad, seguridad, contrato y de flujo de datos.</w:t>
       </w:r>
     </w:p>
-    <w:bookmarkEnd w:id="102"/>
-    <w:bookmarkEnd w:id="103"/>
-    <w:bookmarkStart w:id="120" w:name="X0c1d7be92e05c2db97337c84d6ca2641d277003"/>
+    <w:bookmarkEnd w:id="113"/>
+    <w:bookmarkEnd w:id="114"/>
+    <w:bookmarkStart w:id="131" w:name="X0c1d7be92e05c2db97337c84d6ca2641d277003"/>
     <w:p>
       <w:pPr>
         <w:pStyle w:val="Heading1"/>
@@ -7627,8 +7799,8 @@
       </w:pPr>
       <w:r>
         <w:rPr>
+          <w:iCs/>
           <w:i/>
-          <w:iCs/>
         </w:rPr>
         <w:t xml:space="preserve">Un entorno de práctica completo utilizando sólo información sintética.</w:t>
       </w:r>
@@ -7641,7 +7813,7 @@
         <w:t xml:space="preserve">Harbor Light Health es una clínica ambulatoria ficticia y administrador del plan de salud. Utiliza un EHR, sistema de facturación, correo electrónico en la nube, portal de pacientes, dispositivos médicos, soporte remoto y varios asociados comerciales. Cada persona, registro, dirección, reclamación, diagnóstico e identificador en el laboratorio se inventa.</w:t>
       </w:r>
     </w:p>
-    <w:bookmarkStart w:id="104" w:name="project-1-scope-and-roles"/>
+    <w:bookmarkStart w:id="115" w:name="project-1-scope-and-roles"/>
     <w:p>
       <w:pPr>
         <w:pStyle w:val="Heading2"/>
@@ -7690,8 +7862,8 @@
         <w:t xml:space="preserve">Construir una matriz de reglas de seguridad con los propietarios, opciones de implementación, pruebas, excepciones y retests.</w:t>
       </w:r>
     </w:p>
-    <w:bookmarkEnd w:id="104"/>
-    <w:bookmarkStart w:id="105" w:name="project-4---privacy-rights"/>
+    <w:bookmarkEnd w:id="115"/>
+    <w:bookmarkStart w:id="116" w:name="project-4---privacy-rights"/>
     <w:p>
       <w:pPr>
         <w:pStyle w:val="Heading2"/>
@@ -7724,8 +7896,8 @@
         <w:t xml:space="preserve">Evaluar una exportación de facturación mal dirigida utilizando los cuatro factores y preparar decisiones de notificación.</w:t>
       </w:r>
     </w:p>
-    <w:bookmarkEnd w:id="105"/>
-    <w:bookmarkStart w:id="106" w:name="project-6-vendor"/>
+    <w:bookmarkEnd w:id="116"/>
+    <w:bookmarkStart w:id="117" w:name="project-6-vendor"/>
     <w:p>
       <w:pPr>
         <w:pStyle w:val="Heading2"/>
@@ -7742,8 +7914,8 @@
         <w:t xml:space="preserve">Revise una nube de ficción BA, términos de contrato, subprocesadores, evidencia de seguridad, derechos de incidencia y plan de salida.</w:t>
       </w:r>
     </w:p>
-    <w:bookmarkEnd w:id="106"/>
-    <w:bookmarkStart w:id="107" w:name="project-7-tools"/>
+    <w:bookmarkEnd w:id="117"/>
+    <w:bookmarkStart w:id="118" w:name="project-7-tools"/>
     <w:p>
       <w:pPr>
         <w:pStyle w:val="Heading2"/>
@@ -7760,8 +7932,8 @@
         <w:t xml:space="preserve">Use tres herramientas Capítulo 15 en un laboratorio y alcance de documentos aislados, limitaciones, hallazgos, corrección y retest.</w:t>
       </w:r>
     </w:p>
-    <w:bookmarkEnd w:id="107"/>
-    <w:bookmarkStart w:id="108" w:name="portfolio-ethics"/>
+    <w:bookmarkEnd w:id="118"/>
+    <w:bookmarkStart w:id="119" w:name="portfolio-ethics"/>
     <w:p>
       <w:pPr>
         <w:pStyle w:val="Heading2"/>
@@ -7812,11 +7984,11 @@
     </w:p>
     <w:p>
       <w:pPr>
-        <w:pStyle w:val="Compact"/>
         <w:numPr>
           <w:ilvl w:val="0"/>
           <w:numId w:val="1024"/>
         </w:numPr>
+        <w:pStyle w:val="Compact"/>
       </w:pPr>
       <w:r>
         <w:t xml:space="preserve">Plan de aprendizaje de 30 días</w:t>
@@ -7828,8 +8000,8 @@
       </w:pPr>
       <w:r>
         <w:rPr>
+          <w:iCs/>
           <w:i/>
-          <w:iCs/>
         </w:rPr>
         <w:t xml:space="preserve">Un mes realista de lectura, práctica, trabajo de cartera y preparación de entrevistas</w:t>
       </w:r>
@@ -7842,24 +8014,26 @@
         <w:tblStyle w:val="Table"/>
         <w:tblW w:type="auto" w:w="0"/>
         <w:tblLook w:firstRow="1" w:lastRow="0" w:firstColumn="0" w:lastColumn="0" w:noHBand="0" w:noVBand="0" w:val="0020"/>
+        <w:jc w:val="start"/>
       </w:tblPr>
       <w:tblGrid>
         <w:gridCol w:w="7920"/>
       </w:tblGrid>
       <w:tr>
         <w:trPr>
-          <w:tblHeader w:val="on"/>
+          <w:tblHeader w:val="true"/>
         </w:trPr>
         <w:tc>
           <w:tcPr/>
           <w:p>
             <w:pPr>
               <w:pStyle w:val="Compact"/>
+              <w:jc w:val="left"/>
             </w:pPr>
             <w:r>
               <w:rPr>
+                <w:bCs/>
                 <w:b/>
-                <w:bCs/>
               </w:rPr>
               <w:t xml:space="preserve">Week</w:t>
             </w:r>
@@ -7872,6 +8046,7 @@
           <w:p>
             <w:pPr>
               <w:pStyle w:val="Compact"/>
+              <w:jc w:val="left"/>
             </w:pPr>
             <w:r>
               <w:t xml:space="preserve">← Semana 1</w:t>
@@ -7900,8 +8075,8 @@
         <w:t xml:space="preserve">| Semana 4 | Herramientas, portafolio, entrevista | Portafolio y respuestas prácticas</w:t>
       </w:r>
     </w:p>
-    <w:bookmarkEnd w:id="108"/>
-    <w:bookmarkStart w:id="109" w:name="hábitos-diarios"/>
+    <w:bookmarkEnd w:id="119"/>
+    <w:bookmarkStart w:id="120" w:name="hábitos-diarios"/>
     <w:p>
       <w:pPr>
         <w:pStyle w:val="Heading2"/>
@@ -7952,11 +8127,11 @@
     </w:p>
     <w:p>
       <w:pPr>
-        <w:pStyle w:val="Compact"/>
         <w:numPr>
           <w:ilvl w:val="0"/>
           <w:numId w:val="1025"/>
         </w:numPr>
+        <w:pStyle w:val="Compact"/>
       </w:pPr>
       <w:r>
         <w:t xml:space="preserve">Preparación de entrevistas</w:t>
@@ -7968,14 +8143,14 @@
       </w:pPr>
       <w:r>
         <w:rPr>
+          <w:iCs/>
           <w:i/>
-          <w:iCs/>
         </w:rPr>
         <w:t xml:space="preserve">Preguntas y respuestas cortas para analistas y administradores.</w:t>
       </w:r>
     </w:p>
-    <w:bookmarkEnd w:id="109"/>
-    <w:bookmarkStart w:id="110" w:name="quién-debe-cumplir-con-hipaa"/>
+    <w:bookmarkEnd w:id="120"/>
+    <w:bookmarkStart w:id="121" w:name="quién-debe-cumplir-con-hipaa"/>
     <w:p>
       <w:pPr>
         <w:pStyle w:val="Heading2"/>
@@ -7992,8 +8167,8 @@
         <w:t xml:space="preserve">Entidades cubiertas, socios comerciales y ciertos arreglos conexos. Las entidades cubiertas incluyen planes de salud, centros de intercambio y proveedores calificadores que realizan transacciones electrónicas cubiertas.</w:t>
       </w:r>
     </w:p>
-    <w:bookmarkEnd w:id="110"/>
-    <w:bookmarkStart w:id="111" w:name="qué-es-phi"/>
+    <w:bookmarkEnd w:id="121"/>
+    <w:bookmarkStart w:id="122" w:name="qué-es-phi"/>
     <w:p>
       <w:pPr>
         <w:pStyle w:val="Heading2"/>
@@ -8010,8 +8185,8 @@
         <w:t xml:space="preserve">Información de salud individualizada mantenida o transmitida por una entidad o empresa asociada, con sujeción a exclusiones reglamentarias.</w:t>
       </w:r>
     </w:p>
-    <w:bookmarkEnd w:id="111"/>
-    <w:bookmarkStart w:id="112" w:name="phi-versus-ephi"/>
+    <w:bookmarkEnd w:id="122"/>
+    <w:bookmarkStart w:id="123" w:name="phi-versus-ephi"/>
     <w:p>
       <w:pPr>
         <w:pStyle w:val="Heading2"/>
@@ -8028,8 +8203,8 @@
         <w:t xml:space="preserve">El PHI puede ser electrónico, papel o oral. ePHI es PHI mantenido o transmitido electrónicamente y es el foco de la Regla de Seguridad.</w:t>
       </w:r>
     </w:p>
-    <w:bookmarkEnd w:id="112"/>
-    <w:bookmarkStart w:id="113" w:name="qué-es-mínimo-necesario"/>
+    <w:bookmarkEnd w:id="123"/>
+    <w:bookmarkStart w:id="124" w:name="qué-es-mínimo-necesario"/>
     <w:p>
       <w:pPr>
         <w:pStyle w:val="Heading2"/>
@@ -8046,8 +8221,8 @@
         <w:t xml:space="preserve">Cuando sea aplicable, limite el uso, la divulgación y las solicitudes de información sobre el uso razonablemente necesario para el propósito.</w:t>
       </w:r>
     </w:p>
-    <w:bookmarkEnd w:id="113"/>
-    <w:bookmarkStart w:id="114" w:name="qué-es-un-análisis-de-riesgo-hipaa"/>
+    <w:bookmarkEnd w:id="124"/>
+    <w:bookmarkStart w:id="125" w:name="qué-es-un-análisis-de-riesgo-hipaa"/>
     <w:p>
       <w:pPr>
         <w:pStyle w:val="Heading2"/>
@@ -8064,8 +8239,8 @@
         <w:t xml:space="preserve">Una evaluación precisa y exhaustiva de los posibles riesgos y vulnerabilidades a la confidencialidad, integridad y disponibilidad de todo el ePHI mantenido por la entidad regulada.</w:t>
       </w:r>
     </w:p>
-    <w:bookmarkEnd w:id="114"/>
-    <w:bookmarkStart w:id="115" w:name="significa-opcional"/>
+    <w:bookmarkEnd w:id="125"/>
+    <w:bookmarkStart w:id="126" w:name="significa-opcional"/>
     <w:p>
       <w:pPr>
         <w:pStyle w:val="Heading2"/>
@@ -8082,8 +8257,8 @@
         <w:t xml:space="preserve">No. Evaluar la especificación y aplicarla si es razonable y apropiado. De lo contrario, documente la decisión y utilice una alternativa equivalente cuando sea razonable y apropiada.</w:t>
       </w:r>
     </w:p>
-    <w:bookmarkEnd w:id="115"/>
-    <w:bookmarkStart w:id="116" w:name="cuál-es-el-estándar-de-la-brecha"/>
+    <w:bookmarkEnd w:id="126"/>
+    <w:bookmarkStart w:id="127" w:name="cuál-es-el-estándar-de-la-brecha"/>
     <w:p>
       <w:pPr>
         <w:pStyle w:val="Heading2"/>
@@ -8100,8 +8275,8 @@
         <w:t xml:space="preserve">Se presume una violación de un uso o revelación inadmisibles a menos que una evaluación documentada de cuatro factores muestre una baja probabilidad de que la PHI estuviera comprometida o se aplique una excepción.</w:t>
       </w:r>
     </w:p>
-    <w:bookmarkEnd w:id="116"/>
-    <w:bookmarkStart w:id="117" w:name="Xc0e2b0f6c323790fe235d806d1a53fa7177c5e8"/>
+    <w:bookmarkEnd w:id="127"/>
+    <w:bookmarkStart w:id="128" w:name="Xc0e2b0f6c323790fe235d806d1a53fa7177c5e8"/>
     <w:p>
       <w:pPr>
         <w:pStyle w:val="Heading2"/>
@@ -8118,8 +8293,8 @@
         <w:t xml:space="preserve">Siguen las obligaciones de BAAs y las obligaciones HIPAA aplicables, protegen el ePHI, administran subcontratistas, informan sobre incidentes e infracciones, apoyan derechos y devuelven o destruyen PHI según sea necesario.</w:t>
       </w:r>
     </w:p>
-    <w:bookmarkEnd w:id="117"/>
-    <w:bookmarkStart w:id="118" w:name="X5b80a948a17f0db2c81de9fc08a7dc97b387e7f"/>
+    <w:bookmarkEnd w:id="128"/>
+    <w:bookmarkStart w:id="129" w:name="X5b80a948a17f0db2c81de9fc08a7dc97b387e7f"/>
     <w:p>
       <w:pPr>
         <w:pStyle w:val="Heading2"/>
@@ -8136,8 +8311,8 @@
         <w:t xml:space="preserve">Use pruebas completas, fechadas que conecten el alcance, el riesgo, el requisito, la aplicación, el propietario, el examen, la excepción, la acción correctiva y la repetición.</w:t>
       </w:r>
     </w:p>
-    <w:bookmarkEnd w:id="118"/>
-    <w:bookmarkStart w:id="119" w:name="X7b79c52f5596d92db90439bb8138b84f290985c"/>
+    <w:bookmarkEnd w:id="129"/>
+    <w:bookmarkStart w:id="130" w:name="X7b79c52f5596d92db90439bb8138b84f290985c"/>
     <w:p>
       <w:pPr>
         <w:pStyle w:val="Heading2"/>
@@ -8148,11 +8323,11 @@
     </w:p>
     <w:p>
       <w:pPr>
-        <w:pStyle w:val="Compact"/>
         <w:numPr>
           <w:ilvl w:val="0"/>
           <w:numId w:val="1026"/>
         </w:numPr>
+        <w:pStyle w:val="Compact"/>
       </w:pPr>
       <w:r>
         <w:t xml:space="preserve">Respuesta de la perspectiva:** Trato a HIPAA como un programa operativo, no como una carpeta de políticas. Definir funciones reguladas y alcance de la ePHI, realizar análisis de riesgos continuos, aplicar salvaguardias administrativas, físicas y técnicas, gestionar el acceso y los proveedores, hacer que los derechos de privacidad funcionen, evaluar los incidentes con prontitud y exigir pruebas fiables. La administración posee recursos y decisiones de riesgo mientras que los equipos de privacidad, legales, de seguridad, clínicos y de cumplimiento proporcionan una revisión especializada.</w:t>
@@ -8164,9 +8339,9 @@
         <w:t xml:space="preserve">Respuesta</w:t>
       </w:r>
     </w:p>
-    <w:bookmarkEnd w:id="119"/>
-    <w:bookmarkEnd w:id="120"/>
-    <w:bookmarkStart w:id="126" w:name="plantillas-y-listas-de-verificación"/>
+    <w:bookmarkEnd w:id="130"/>
+    <w:bookmarkEnd w:id="131"/>
+    <w:bookmarkStart w:id="137" w:name="plantillas-y-listas-de-verificación"/>
     <w:p>
       <w:pPr>
         <w:pStyle w:val="Heading1"/>
@@ -8177,17 +8352,17 @@
     </w:p>
     <w:p>
       <w:pPr>
-        <w:pStyle w:val="Compact"/>
         <w:numPr>
           <w:ilvl w:val="0"/>
           <w:numId w:val="1027"/>
         </w:numPr>
+        <w:pStyle w:val="Compact"/>
       </w:pPr>
       <w:r>
         <w:t xml:space="preserve">Estructuras prácticas para un sistema de organización aprobado*.</w:t>
       </w:r>
     </w:p>
-    <w:bookmarkStart w:id="121" w:name="ephi-inventory-fields"/>
+    <w:bookmarkStart w:id="132" w:name="ephi-inventory-fields"/>
     <w:p>
       <w:pPr>
         <w:pStyle w:val="Heading2"/>
@@ -8268,8 +8443,8 @@
         <w:t xml:space="preserve">Última revisión, activación del cambio y próxima revisión</w:t>
       </w:r>
     </w:p>
-    <w:bookmarkEnd w:id="121"/>
-    <w:bookmarkStart w:id="122" w:name="campos-de-registro-de-riesgos"/>
+    <w:bookmarkEnd w:id="132"/>
+    <w:bookmarkStart w:id="133" w:name="campos-de-registro-de-riesgos"/>
     <w:p>
       <w:pPr>
         <w:pStyle w:val="Heading2"/>
@@ -8342,8 +8517,8 @@
         <w:t xml:space="preserve">Validación y reprueba pruebas</w:t>
       </w:r>
     </w:p>
-    <w:bookmarkEnd w:id="122"/>
-    <w:bookmarkStart w:id="123" w:name="breach-fact-sheet"/>
+    <w:bookmarkEnd w:id="133"/>
+    <w:bookmarkStart w:id="134" w:name="breach-fact-sheet"/>
     <w:p>
       <w:pPr>
         <w:pStyle w:val="Heading2"/>
@@ -8358,8 +8533,8 @@
       </w:pPr>
       <w:r>
         <w:rPr>
+          <w:bCs/>
           <w:b/>
-          <w:bCs/>
         </w:rPr>
         <w:t xml:space="preserve">Field</w:t>
       </w:r>
@@ -8374,8 +8549,8 @@
       </w:r>
       <w:r>
         <w:rPr>
+          <w:bCs/>
           <w:b/>
-          <w:bCs/>
         </w:rPr>
         <w:t xml:space="preserve">Información requerida</w:t>
       </w:r>
@@ -8436,8 +8611,8 @@
         <w:t xml:space="preserve">← Acción permanente Corrección, sanciones, capacitación, pruebas, lecciones</w:t>
       </w:r>
     </w:p>
-    <w:bookmarkEnd w:id="123"/>
-    <w:bookmarkStart w:id="124" w:name="baa-checklist"/>
+    <w:bookmarkEnd w:id="134"/>
+    <w:bookmarkStart w:id="135" w:name="baa-checklist"/>
     <w:p>
       <w:pPr>
         <w:pStyle w:val="Heading2"/>
@@ -8526,8 +8701,8 @@
         <w:t xml:space="preserve">Contactos, ubicaciones, cambios y cadencia de revisión</w:t>
       </w:r>
     </w:p>
-    <w:bookmarkEnd w:id="124"/>
-    <w:bookmarkStart w:id="125" w:name="X3956c8654cfc0a280d1402613696abd5d909bfe"/>
+    <w:bookmarkEnd w:id="135"/>
+    <w:bookmarkStart w:id="136" w:name="X3956c8654cfc0a280d1402613696abd5d909bfe"/>
     <w:p>
       <w:pPr>
         <w:pStyle w:val="Heading2"/>
@@ -8616,9 +8791,9 @@
         <w:t xml:space="preserve">Se mantiene la documentación actual y necesaria durante seis años</w:t>
       </w:r>
     </w:p>
-    <w:bookmarkEnd w:id="125"/>
-    <w:bookmarkEnd w:id="126"/>
-    <w:bookmarkStart w:id="127" w:name="glosario"/>
+    <w:bookmarkEnd w:id="136"/>
+    <w:bookmarkEnd w:id="137"/>
+    <w:bookmarkStart w:id="138" w:name="glosario"/>
     <w:p>
       <w:pPr>
         <w:pStyle w:val="Heading1"/>
@@ -8633,8 +8808,8 @@
       </w:pPr>
       <w:r>
         <w:rPr>
+          <w:iCs/>
           <w:i/>
-          <w:iCs/>
         </w:rPr>
         <w:t xml:space="preserve">Definiciones en inglés de HIPAA importantes y términos de privacidad en salud.</w:t>
       </w:r>
@@ -8653,8 +8828,8 @@
       </w:pPr>
       <w:r>
         <w:rPr>
+          <w:bCs/>
           <w:b/>
-          <w:bCs/>
         </w:rPr>
         <w:t xml:space="preserve">Autorización.</w:t>
       </w:r>
@@ -8671,8 +8846,8 @@
       </w:pPr>
       <w:r>
         <w:rPr>
+          <w:bCs/>
           <w:b/>
-          <w:bCs/>
         </w:rPr>
         <w:t xml:space="preserve">Breach.</w:t>
       </w:r>
@@ -8697,8 +8872,8 @@
       </w:pPr>
       <w:r>
         <w:rPr>
+          <w:bCs/>
           <w:b/>
-          <w:bCs/>
         </w:rPr>
         <w:t xml:space="preserve">Ente civil.</w:t>
       </w:r>
@@ -8715,8 +8890,8 @@
       </w:pPr>
       <w:r>
         <w:rPr>
+          <w:bCs/>
           <w:b/>
-          <w:bCs/>
         </w:rPr>
         <w:t xml:space="preserve">Diseño de registros.</w:t>
       </w:r>
@@ -8749,8 +8924,8 @@
       </w:pPr>
       <w:r>
         <w:rPr>
+          <w:iCs/>
           <w:i/>
-          <w:iCs/>
         </w:rPr>
         <w:t xml:space="preserve">HITECH Act</w:t>
       </w:r>
@@ -8767,8 +8942,8 @@
       </w:pPr>
       <w:r>
         <w:rPr>
+          <w:bCs/>
           <w:b/>
-          <w:bCs/>
         </w:rPr>
         <w:t xml:space="preserve">Minimum necessary.</w:t>
       </w:r>
@@ -8785,8 +8960,8 @@
       </w:pPr>
       <w:r>
         <w:rPr>
+          <w:bCs/>
           <w:b/>
-          <w:bCs/>
         </w:rPr>
         <w:t xml:space="preserve">Parte 2.</w:t>
       </w:r>
@@ -8803,8 +8978,8 @@
       </w:pPr>
       <w:r>
         <w:rPr>
+          <w:bCs/>
           <w:b/>
-          <w:bCs/>
         </w:rPr>
         <w:t xml:space="preserve">PHI.</w:t>
       </w:r>
@@ -8829,8 +9004,8 @@
       </w:pPr>
       <w:r>
         <w:rPr>
+          <w:bCs/>
           <w:b/>
-          <w:bCs/>
         </w:rPr>
         <w:t xml:space="preserve">Especificación necesaria de la aplicación</w:t>
       </w:r>
@@ -8878,8 +9053,8 @@
         <w:t xml:space="preserve">** PHI no garantizado.** El PHI no se ha vuelto inutilizable, inleable o indescriptible a través de la tecnología o metodología especificada por el HHS.</w:t>
       </w:r>
     </w:p>
-    <w:bookmarkEnd w:id="127"/>
-    <w:bookmarkStart w:id="128" w:name="índice-de-asunto"/>
+    <w:bookmarkEnd w:id="138"/>
+    <w:bookmarkStart w:id="139" w:name="índice-de-asunto"/>
     <w:p>
       <w:pPr>
         <w:pStyle w:val="Heading1"/>
@@ -8894,19 +9069,19 @@
       </w:pPr>
       <w:r>
         <w:rPr>
+          <w:iCs/>
           <w:i/>
-          <w:iCs/>
         </w:rPr>
         <w:t xml:space="preserve">Una guía alfabética para los principales temas. Referencias apuntan a secciones para que el índice siga siendo útil después de la edición.</w:t>
       </w:r>
     </w:p>
     <w:p>
       <w:pPr>
-        <w:pStyle w:val="Compact"/>
         <w:numPr>
           <w:ilvl w:val="0"/>
           <w:numId w:val="1028"/>
         </w:numPr>
+        <w:pStyle w:val="Compact"/>
       </w:pPr>
       <w:r>
         <w:t xml:space="preserve">Tema*</w:t>
@@ -8916,8 +9091,8 @@
       </w:r>
       <w:r>
         <w:rPr>
+          <w:iCs/>
           <w:i/>
-          <w:iCs/>
         </w:rPr>
         <w:t xml:space="preserve">Tema</w:t>
       </w:r>
@@ -8932,8 +9107,8 @@
       </w:r>
       <w:r>
         <w:rPr>
+          <w:iCs/>
           <w:i/>
-          <w:iCs/>
         </w:rPr>
         <w:t xml:space="preserve">Tema</w:t>
       </w:r>
@@ -9022,8 +9197,8 @@
         <w:t xml:space="preserve">| Mínimo necesario | 3.4, 12.2 Silencioso entrenamiento de fuerza de trabajo</w:t>
       </w:r>
     </w:p>
-    <w:bookmarkEnd w:id="128"/>
-    <w:bookmarkStart w:id="138" w:name="referencias-oficiales-y-estudio-ulterior"/>
+    <w:bookmarkEnd w:id="139"/>
+    <w:bookmarkStart w:id="149" w:name="referencias-oficiales-y-estudio-ulterior"/>
     <w:p>
       <w:pPr>
         <w:pStyle w:val="Heading1"/>
@@ -9038,8 +9213,8 @@
       </w:pPr>
       <w:r>
         <w:rPr>
+          <w:iCs/>
           <w:i/>
-          <w:iCs/>
         </w:rPr>
         <w:t xml:space="preserve">Current government law, guidance, tools, and official project documentation used for verification.</w:t>
       </w:r>
@@ -9072,7 +9247,7 @@
       <w:pPr>
         <w:pStyle w:val="BodyText"/>
       </w:pPr>
-      <w:hyperlink r:id="rId129">
+      <w:hyperlink r:id="rId140">
         <w:r>
           <w:rPr>
             <w:rStyle w:val="Hyperlink"/>
@@ -9173,7 +9348,7 @@
       <w:pPr>
         <w:pStyle w:val="BodyText"/>
       </w:pPr>
-      <w:hyperlink r:id="rId130">
+      <w:hyperlink r:id="rId141">
         <w:r>
           <w:rPr>
             <w:rStyle w:val="Hyperlink"/>
@@ -9194,7 +9369,7 @@
       <w:pPr>
         <w:pStyle w:val="BodyText"/>
       </w:pPr>
-      <w:hyperlink r:id="rId131">
+      <w:hyperlink r:id="rId142">
         <w:r>
           <w:rPr>
             <w:rStyle w:val="Hyperlink"/>
@@ -9207,7 +9382,7 @@
       <w:pPr>
         <w:pStyle w:val="BodyText"/>
       </w:pPr>
-      <w:hyperlink r:id="rId132">
+      <w:hyperlink r:id="rId143">
         <w:r>
           <w:rPr>
             <w:rStyle w:val="Hyperlink"/>
@@ -9220,7 +9395,7 @@
       <w:pPr>
         <w:pStyle w:val="BodyText"/>
       </w:pPr>
-      <w:hyperlink r:id="rId133">
+      <w:hyperlink r:id="rId144">
         <w:r>
           <w:rPr>
             <w:rStyle w:val="Hyperlink"/>
@@ -9233,7 +9408,7 @@
       <w:pPr>
         <w:pStyle w:val="BodyText"/>
       </w:pPr>
-      <w:hyperlink r:id="rId134">
+      <w:hyperlink r:id="rId145">
         <w:r>
           <w:rPr>
             <w:rStyle w:val="Hyperlink"/>
@@ -9246,7 +9421,7 @@
       <w:pPr>
         <w:pStyle w:val="BodyText"/>
       </w:pPr>
-      <w:hyperlink r:id="rId135">
+      <w:hyperlink r:id="rId146">
         <w:r>
           <w:rPr>
             <w:rStyle w:val="Hyperlink"/>
@@ -9259,7 +9434,7 @@
       <w:pPr>
         <w:pStyle w:val="BodyText"/>
       </w:pPr>
-      <w:hyperlink r:id="rId136">
+      <w:hyperlink r:id="rId147">
         <w:r>
           <w:rPr>
             <w:rStyle w:val="Hyperlink"/>
@@ -9272,7 +9447,7 @@
       <w:pPr>
         <w:pStyle w:val="BodyText"/>
       </w:pPr>
-      <w:hyperlink r:id="rId137">
+      <w:hyperlink r:id="rId148">
         <w:r>
           <w:rPr>
             <w:rStyle w:val="Hyperlink"/>
@@ -9295,8 +9470,8 @@
       </w:pPr>
       <w:r>
         <w:rPr>
+          <w:bCs/>
           <w:b/>
-          <w:bCs/>
         </w:rPr>
         <w:t xml:space="preserve">Recuerdo final:</w:t>
       </w:r>
@@ -9315,12 +9490,8 @@
         <w:t xml:space="preserve">Respuesta</w:t>
       </w:r>
     </w:p>
-    <w:bookmarkEnd w:id="138"/>
-    <w:sectPr>
-      <w:footnotePr>
-        <w:numRestart w:val="eachSect"/>
-      </w:footnotePr>
-    </w:sectPr>
+    <w:bookmarkEnd w:id="149"/>
+    <w:sectPr/>
   </w:body>
 </w:document>
 </file>
@@ -9351,14 +9522,14 @@
 <file path=word/numbering.xml><?xml version="1.0" encoding="utf-8"?>
 <w:numbering xmlns:w="http://schemas.openxmlformats.org/wordprocessingml/2006/main">
   <w:abstractNum w:abstractNumId="990">
-    <w:nsid w:val="0000A990"/>
+    <w:nsid w:val="A990"/>
     <w:multiLevelType w:val="multilevel"/>
     <w:lvl w:ilvl="0">
       <w:numFmt w:val="bullet"/>
       <w:lvlText w:val=" "/>
       <w:lvlJc w:val="left"/>
       <w:pPr>
-        <w:ind w:left="720" w:hanging="360"/>
+        <w:ind w:left="720" w:hanging="480"/>
       </w:pPr>
     </w:lvl>
     <w:lvl w:ilvl="1">
@@ -9366,7 +9537,7 @@
       <w:lvlText w:val=" "/>
       <w:lvlJc w:val="left"/>
       <w:pPr>
-        <w:ind w:left="1440" w:hanging="360"/>
+        <w:ind w:left="1440" w:hanging="480"/>
       </w:pPr>
     </w:lvl>
     <w:lvl w:ilvl="2">
@@ -9374,7 +9545,7 @@
       <w:lvlText w:val=" "/>
       <w:lvlJc w:val="left"/>
       <w:pPr>
-        <w:ind w:left="2160" w:hanging="360"/>
+        <w:ind w:left="2160" w:hanging="480"/>
       </w:pPr>
     </w:lvl>
     <w:lvl w:ilvl="3">
@@ -9382,7 +9553,7 @@
       <w:lvlText w:val=" "/>
       <w:lvlJc w:val="left"/>
       <w:pPr>
-        <w:ind w:left="2880" w:hanging="360"/>
+        <w:ind w:left="2880" w:hanging="480"/>
       </w:pPr>
     </w:lvl>
     <w:lvl w:ilvl="4">
@@ -9390,7 +9561,7 @@
       <w:lvlText w:val=" "/>
       <w:lvlJc w:val="left"/>
       <w:pPr>
-        <w:ind w:left="3600" w:hanging="360"/>
+        <w:ind w:left="3600" w:hanging="480"/>
       </w:pPr>
     </w:lvl>
     <w:lvl w:ilvl="5">
@@ -9398,7 +9569,7 @@
       <w:lvlText w:val=" "/>
       <w:lvlJc w:val="left"/>
       <w:pPr>
-        <w:ind w:left="4320" w:hanging="360"/>
+        <w:ind w:left="4320" w:hanging="480"/>
       </w:pPr>
     </w:lvl>
     <w:lvl w:ilvl="6">
@@ -9406,7 +9577,7 @@
       <w:lvlText w:val=" "/>
       <w:lvlJc w:val="left"/>
       <w:pPr>
-        <w:ind w:left="5040" w:hanging="360"/>
+        <w:ind w:left="5040" w:hanging="480"/>
       </w:pPr>
     </w:lvl>
     <w:lvl w:ilvl="7">
@@ -9414,7 +9585,7 @@
       <w:lvlText w:val=" "/>
       <w:lvlJc w:val="left"/>
       <w:pPr>
-        <w:ind w:left="5760" w:hanging="360"/>
+        <w:ind w:left="5760" w:hanging="480"/>
       </w:pPr>
     </w:lvl>
     <w:lvl w:ilvl="8">
@@ -9422,12 +9593,12 @@
       <w:lvlText w:val=" "/>
       <w:lvlJc w:val="left"/>
       <w:pPr>
-        <w:ind w:left="6480" w:hanging="360"/>
+        <w:ind w:left="6480" w:hanging="480"/>
       </w:pPr>
     </w:lvl>
   </w:abstractNum>
   <w:abstractNum w:abstractNumId="99412">
-    <w:nsid w:val="00A99412"/>
+    <w:nsid w:val="A99412"/>
     <w:multiLevelType w:val="multilevel"/>
     <w:lvl w:ilvl="0">
       <w:start w:val="2"/>
@@ -9435,7 +9606,7 @@
       <w:lvlText w:val="%1."/>
       <w:lvlJc w:val="left"/>
       <w:pPr>
-        <w:ind w:left="720" w:hanging="360"/>
+        <w:ind w:left="720" w:hanging="480"/>
       </w:pPr>
     </w:lvl>
     <w:lvl w:ilvl="1">
@@ -9444,7 +9615,7 @@
       <w:lvlText w:val="%2."/>
       <w:lvlJc w:val="left"/>
       <w:pPr>
-        <w:ind w:left="1440" w:hanging="360"/>
+        <w:ind w:left="1440" w:hanging="480"/>
       </w:pPr>
     </w:lvl>
     <w:lvl w:ilvl="2">
@@ -9453,7 +9624,7 @@
       <w:lvlText w:val="%3."/>
       <w:lvlJc w:val="left"/>
       <w:pPr>
-        <w:ind w:left="2160" w:hanging="360"/>
+        <w:ind w:left="2160" w:hanging="480"/>
       </w:pPr>
     </w:lvl>
     <w:lvl w:ilvl="3">
@@ -9462,7 +9633,7 @@
       <w:lvlText w:val="%4."/>
       <w:lvlJc w:val="left"/>
       <w:pPr>
-        <w:ind w:left="2880" w:hanging="360"/>
+        <w:ind w:left="2880" w:hanging="480"/>
       </w:pPr>
     </w:lvl>
     <w:lvl w:ilvl="4">
@@ -9471,7 +9642,7 @@
       <w:lvlText w:val="%5."/>
       <w:lvlJc w:val="left"/>
       <w:pPr>
-        <w:ind w:left="3600" w:hanging="360"/>
+        <w:ind w:left="3600" w:hanging="480"/>
       </w:pPr>
     </w:lvl>
     <w:lvl w:ilvl="5">
@@ -9480,7 +9651,7 @@
       <w:lvlText w:val="%6."/>
       <w:lvlJc w:val="left"/>
       <w:pPr>
-        <w:ind w:left="4320" w:hanging="360"/>
+        <w:ind w:left="4320" w:hanging="480"/>
       </w:pPr>
     </w:lvl>
     <w:lvl w:ilvl="6">
@@ -9489,7 +9660,7 @@
       <w:lvlText w:val="%7."/>
       <w:lvlJc w:val="left"/>
       <w:pPr>
-        <w:ind w:left="5040" w:hanging="360"/>
+        <w:ind w:left="5040" w:hanging="480"/>
       </w:pPr>
     </w:lvl>
     <w:lvl w:ilvl="7">
@@ -9498,7 +9669,7 @@
       <w:lvlText w:val="%8."/>
       <w:lvlJc w:val="left"/>
       <w:pPr>
-        <w:ind w:left="5760" w:hanging="360"/>
+        <w:ind w:left="5760" w:hanging="480"/>
       </w:pPr>
     </w:lvl>
     <w:lvl w:ilvl="8">
@@ -9507,115 +9678,88 @@
       <w:lvlText w:val="%9."/>
       <w:lvlJc w:val="left"/>
       <w:pPr>
-        <w:ind w:left="6480" w:hanging="360"/>
+        <w:ind w:left="6480" w:hanging="480"/>
       </w:pPr>
     </w:lvl>
   </w:abstractNum>
   <w:abstractNum w:abstractNumId="991">
-    <w:nsid w:val="0000A991"/>
+    <w:nsid w:val="A991"/>
     <w:multiLevelType w:val="multilevel"/>
     <w:lvl w:ilvl="0">
       <w:numFmt w:val="bullet"/>
-      <w:lvlText w:val=""/>
+      <w:lvlText w:val="•"/>
       <w:lvlJc w:val="left"/>
       <w:pPr>
-        <w:ind w:left="720" w:hanging="360"/>
-      </w:pPr>
-      <w:rPr>
-        <w:rFonts w:ascii="Symbol" w:hAnsi="Symbol" w:cs="Symbol" w:hint="default"/>
-      </w:rPr>
+        <w:ind w:left="720" w:hanging="480"/>
+      </w:pPr>
     </w:lvl>
     <w:lvl w:ilvl="1">
       <w:numFmt w:val="bullet"/>
-      <w:lvlText w:val="o"/>
+      <w:lvlText w:val="–"/>
       <w:lvlJc w:val="left"/>
       <w:pPr>
-        <w:ind w:left="1440" w:hanging="360"/>
-      </w:pPr>
-      <w:rPr>
-        <w:rFonts w:ascii="Courier New" w:hAnsi="Courier New" w:cs="Courier New" w:hint="default"/>
-      </w:rPr>
+        <w:ind w:left="1440" w:hanging="480"/>
+      </w:pPr>
     </w:lvl>
     <w:lvl w:ilvl="2">
       <w:numFmt w:val="bullet"/>
-      <w:lvlText w:val=""/>
+      <w:lvlText w:val="•"/>
       <w:lvlJc w:val="left"/>
       <w:pPr>
-        <w:ind w:left="2160" w:hanging="360"/>
-      </w:pPr>
-      <w:rPr>
-        <w:rFonts w:ascii="Wingdings" w:hAnsi="Wingdings" w:cs="Wingdings" w:hint="default"/>
-      </w:rPr>
+        <w:ind w:left="2160" w:hanging="480"/>
+      </w:pPr>
     </w:lvl>
     <w:lvl w:ilvl="3">
       <w:numFmt w:val="bullet"/>
-      <w:lvlText w:val=""/>
+      <w:lvlText w:val="–"/>
       <w:lvlJc w:val="left"/>
       <w:pPr>
-        <w:ind w:left="2880" w:hanging="360"/>
-      </w:pPr>
-      <w:rPr>
-        <w:rFonts w:ascii="Symbol" w:hAnsi="Symbol" w:cs="Symbol" w:hint="default"/>
-      </w:rPr>
+        <w:ind w:left="2880" w:hanging="480"/>
+      </w:pPr>
     </w:lvl>
     <w:lvl w:ilvl="4">
       <w:numFmt w:val="bullet"/>
-      <w:lvlText w:val="o"/>
+      <w:lvlText w:val="•"/>
       <w:lvlJc w:val="left"/>
       <w:pPr>
-        <w:ind w:left="3600" w:hanging="360"/>
-      </w:pPr>
-      <w:rPr>
-        <w:rFonts w:ascii="Courier New" w:hAnsi="Courier New" w:cs="Courier New" w:hint="default"/>
-      </w:rPr>
+        <w:ind w:left="3600" w:hanging="480"/>
+      </w:pPr>
     </w:lvl>
     <w:lvl w:ilvl="5">
       <w:numFmt w:val="bullet"/>
-      <w:lvlText w:val=""/>
+      <w:lvlText w:val="–"/>
       <w:lvlJc w:val="left"/>
       <w:pPr>
-        <w:ind w:left="4320" w:hanging="360"/>
-      </w:pPr>
-      <w:rPr>
-        <w:rFonts w:ascii="Wingdings" w:hAnsi="Wingdings" w:cs="Wingdings" w:hint="default"/>
-      </w:rPr>
+        <w:ind w:left="4320" w:hanging="480"/>
+      </w:pPr>
     </w:lvl>
     <w:lvl w:ilvl="6">
       <w:numFmt w:val="bullet"/>
-      <w:lvlText w:val=""/>
+      <w:lvlText w:val="•"/>
       <w:lvlJc w:val="left"/>
       <w:pPr>
-        <w:ind w:left="5040" w:hanging="360"/>
-      </w:pPr>
-      <w:rPr>
-        <w:rFonts w:ascii="Symbol" w:hAnsi="Symbol" w:cs="Symbol" w:hint="default"/>
-      </w:rPr>
+        <w:ind w:left="5040" w:hanging="480"/>
+      </w:pPr>
     </w:lvl>
     <w:lvl w:ilvl="7">
       <w:numFmt w:val="bullet"/>
-      <w:lvlText w:val="o"/>
+      <w:lvlText w:val="–"/>
       <w:lvlJc w:val="left"/>
       <w:pPr>
-        <w:ind w:left="5760" w:hanging="360"/>
-      </w:pPr>
-      <w:rPr>
-        <w:rFonts w:ascii="Courier New" w:hAnsi="Courier New" w:cs="Courier New" w:hint="default"/>
-      </w:rPr>
+        <w:ind w:left="5760" w:hanging="480"/>
+      </w:pPr>
     </w:lvl>
     <w:lvl w:ilvl="8">
       <w:numFmt w:val="bullet"/>
-      <w:lvlText w:val=""/>
+      <w:lvlText w:val="•"/>
       <w:lvlJc w:val="left"/>
       <w:pPr>
-        <w:ind w:left="6480" w:hanging="360"/>
-      </w:pPr>
-      <w:rPr>
-        <w:rFonts w:ascii="Wingdings" w:hAnsi="Wingdings" w:cs="Wingdings" w:hint="default"/>
-      </w:rPr>
+        <w:ind w:left="6480" w:hanging="480"/>
+      </w:pPr>
     </w:lvl>
   </w:abstractNum>
   <w:abstractNum w:abstractNumId="99414">
-    <w:nsid w:val="00A99414"/>
+    <w:nsid w:val="A99414"/>
     <w:multiLevelType w:val="multilevel"/>
     <w:lvl w:ilvl="0">
       <w:start w:val="4"/>
@@ -9623,7 +9767,7 @@
       <w:lvlText w:val="%1."/>
       <w:lvlJc w:val="left"/>
       <w:pPr>
-        <w:ind w:left="720" w:hanging="360"/>
+        <w:ind w:left="720" w:hanging="480"/>
       </w:pPr>
     </w:lvl>
     <w:lvl w:ilvl="1">
@@ -9632,7 +9776,7 @@
       <w:lvlText w:val="%2."/>
       <w:lvlJc w:val="left"/>
       <w:pPr>
-        <w:ind w:left="1440" w:hanging="360"/>
+        <w:ind w:left="1440" w:hanging="480"/>
       </w:pPr>
     </w:lvl>
     <w:lvl w:ilvl="2">
@@ -9641,7 +9785,7 @@
       <w:lvlText w:val="%3."/>
       <w:lvlJc w:val="left"/>
       <w:pPr>
-        <w:ind w:left="2160" w:hanging="360"/>
+        <w:ind w:left="2160" w:hanging="480"/>
       </w:pPr>
     </w:lvl>
     <w:lvl w:ilvl="3">
@@ -9650,7 +9794,7 @@
       <w:lvlText w:val="%4."/>
       <w:lvlJc w:val="left"/>
       <w:pPr>
-        <w:ind w:left="2880" w:hanging="360"/>
+        <w:ind w:left="2880" w:hanging="480"/>
       </w:pPr>
     </w:lvl>
     <w:lvl w:ilvl="4">
@@ -9659,7 +9803,7 @@
       <w:lvlText w:val="%5."/>
       <w:lvlJc w:val="left"/>
       <w:pPr>
-        <w:ind w:left="3600" w:hanging="360"/>
+        <w:ind w:left="3600" w:hanging="480"/>
       </w:pPr>
     </w:lvl>
     <w:lvl w:ilvl="5">
@@ -9668,7 +9812,7 @@
       <w:lvlText w:val="%6."/>
       <w:lvlJc w:val="left"/>
       <w:pPr>
-        <w:ind w:left="4320" w:hanging="360"/>
+        <w:ind w:left="4320" w:hanging="480"/>
       </w:pPr>
     </w:lvl>
     <w:lvl w:ilvl="6">
@@ -9677,7 +9821,7 @@
       <w:lvlText w:val="%7."/>
       <w:lvlJc w:val="left"/>
       <w:pPr>
-        <w:ind w:left="5040" w:hanging="360"/>
+        <w:ind w:left="5040" w:hanging="480"/>
       </w:pPr>
     </w:lvl>
     <w:lvl w:ilvl="7">
@@ -9686,7 +9830,7 @@
       <w:lvlText w:val="%8."/>
       <w:lvlJc w:val="left"/>
       <w:pPr>
-        <w:ind w:left="5760" w:hanging="360"/>
+        <w:ind w:left="5760" w:hanging="480"/>
       </w:pPr>
     </w:lvl>
     <w:lvl w:ilvl="8">
@@ -9695,12 +9839,12 @@
       <w:lvlText w:val="%9."/>
       <w:lvlJc w:val="left"/>
       <w:pPr>
-        <w:ind w:left="6480" w:hanging="360"/>
+        <w:ind w:left="6480" w:hanging="480"/>
       </w:pPr>
     </w:lvl>
   </w:abstractNum>
   <w:abstractNum w:abstractNumId="99411">
-    <w:nsid w:val="00A99411"/>
+    <w:nsid w:val="A99411"/>
     <w:multiLevelType w:val="multilevel"/>
     <w:lvl w:ilvl="0">
       <w:start w:val="1"/>
@@ -9708,7 +9852,7 @@
       <w:lvlText w:val="%1."/>
       <w:lvlJc w:val="left"/>
       <w:pPr>
-        <w:ind w:left="720" w:hanging="360"/>
+        <w:ind w:left="720" w:hanging="480"/>
       </w:pPr>
     </w:lvl>
     <w:lvl w:ilvl="1">
@@ -9717,7 +9861,7 @@
       <w:lvlText w:val="%2."/>
       <w:lvlJc w:val="left"/>
       <w:pPr>
-        <w:ind w:left="1440" w:hanging="360"/>
+        <w:ind w:left="1440" w:hanging="480"/>
       </w:pPr>
     </w:lvl>
     <w:lvl w:ilvl="2">
@@ -9726,7 +9870,7 @@
       <w:lvlText w:val="%3."/>
       <w:lvlJc w:val="left"/>
       <w:pPr>
-        <w:ind w:left="2160" w:hanging="360"/>
+        <w:ind w:left="2160" w:hanging="480"/>
       </w:pPr>
     </w:lvl>
     <w:lvl w:ilvl="3">
@@ -9735,7 +9879,7 @@
       <w:lvlText w:val="%4."/>
       <w:lvlJc w:val="left"/>
       <w:pPr>
-        <w:ind w:left="2880" w:hanging="360"/>
+        <w:ind w:left="2880" w:hanging="480"/>
       </w:pPr>
     </w:lvl>
     <w:lvl w:ilvl="4">
@@ -9744,7 +9888,7 @@
       <w:lvlText w:val="%5."/>
       <w:lvlJc w:val="left"/>
       <w:pPr>
-        <w:ind w:left="3600" w:hanging="360"/>
+        <w:ind w:left="3600" w:hanging="480"/>
       </w:pPr>
     </w:lvl>
     <w:lvl w:ilvl="5">
@@ -9753,7 +9897,7 @@
       <w:lvlText w:val="%6."/>
       <w:lvlJc w:val="left"/>
       <w:pPr>
-        <w:ind w:left="4320" w:hanging="360"/>
+        <w:ind w:left="4320" w:hanging="480"/>
       </w:pPr>
     </w:lvl>
     <w:lvl w:ilvl="6">
@@ -9762,7 +9906,7 @@
       <w:lvlText w:val="%7."/>
       <w:lvlJc w:val="left"/>
       <w:pPr>
-        <w:ind w:left="5040" w:hanging="360"/>
+        <w:ind w:left="5040" w:hanging="480"/>
       </w:pPr>
     </w:lvl>
     <w:lvl w:ilvl="7">
@@ -9771,7 +9915,7 @@
       <w:lvlText w:val="%8."/>
       <w:lvlJc w:val="left"/>
       <w:pPr>
-        <w:ind w:left="5760" w:hanging="360"/>
+        <w:ind w:left="5760" w:hanging="480"/>
       </w:pPr>
     </w:lvl>
     <w:lvl w:ilvl="8">
@@ -9780,12 +9924,12 @@
       <w:lvlText w:val="%9."/>
       <w:lvlJc w:val="left"/>
       <w:pPr>
-        <w:ind w:left="6480" w:hanging="360"/>
+        <w:ind w:left="6480" w:hanging="480"/>
       </w:pPr>
     </w:lvl>
   </w:abstractNum>
   <w:abstractNum w:abstractNumId="99416">
-    <w:nsid w:val="00A99416"/>
+    <w:nsid w:val="A99416"/>
     <w:multiLevelType w:val="multilevel"/>
     <w:lvl w:ilvl="0">
       <w:start w:val="6"/>
@@ -9793,7 +9937,7 @@
       <w:lvlText w:val="%1."/>
       <w:lvlJc w:val="left"/>
       <w:pPr>
-        <w:ind w:left="720" w:hanging="360"/>
+        <w:ind w:left="720" w:hanging="480"/>
       </w:pPr>
     </w:lvl>
     <w:lvl w:ilvl="1">
@@ -9802,7 +9946,7 @@
       <w:lvlText w:val="%2."/>
       <w:lvlJc w:val="left"/>
       <w:pPr>
-        <w:ind w:left="1440" w:hanging="360"/>
+        <w:ind w:left="1440" w:hanging="480"/>
       </w:pPr>
     </w:lvl>
     <w:lvl w:ilvl="2">
@@ -9811,7 +9955,7 @@
       <w:lvlText w:val="%3."/>
       <w:lvlJc w:val="left"/>
       <w:pPr>
-        <w:ind w:left="2160" w:hanging="360"/>
+        <w:ind w:left="2160" w:hanging="480"/>
       </w:pPr>
     </w:lvl>
     <w:lvl w:ilvl="3">
@@ -9820,7 +9964,7 @@
       <w:lvlText w:val="%4."/>
       <w:lvlJc w:val="left"/>
       <w:pPr>
-        <w:ind w:left="2880" w:hanging="360"/>
+        <w:ind w:left="2880" w:hanging="480"/>
       </w:pPr>
     </w:lvl>
     <w:lvl w:ilvl="4">
@@ -9829,7 +9973,7 @@
       <w:lvlText w:val="%5."/>
       <w:lvlJc w:val="left"/>
       <w:pPr>
-        <w:ind w:left="3600" w:hanging="360"/>
+        <w:ind w:left="3600" w:hanging="480"/>
       </w:pPr>
     </w:lvl>
     <w:lvl w:ilvl="5">
@@ -9838,7 +9982,7 @@
       <w:lvlText w:val="%6."/>
       <w:lvlJc w:val="left"/>
       <w:pPr>
-        <w:ind w:left="4320" w:hanging="360"/>
+        <w:ind w:left="4320" w:hanging="480"/>
       </w:pPr>
     </w:lvl>
     <w:lvl w:ilvl="6">
@@ -9847,7 +9991,7 @@
       <w:lvlText w:val="%7."/>
       <w:lvlJc w:val="left"/>
       <w:pPr>
-        <w:ind w:left="5040" w:hanging="360"/>
+        <w:ind w:left="5040" w:hanging="480"/>
       </w:pPr>
     </w:lvl>
     <w:lvl w:ilvl="7">
@@ -9856,7 +10000,7 @@
       <w:lvlText w:val="%8."/>
       <w:lvlJc w:val="left"/>
       <w:pPr>
-        <w:ind w:left="5760" w:hanging="360"/>
+        <w:ind w:left="5760" w:hanging="480"/>
       </w:pPr>
     </w:lvl>
     <w:lvl w:ilvl="8">
@@ -9865,12 +10009,12 @@
       <w:lvlText w:val="%9."/>
       <w:lvlJc w:val="left"/>
       <w:pPr>
-        <w:ind w:left="6480" w:hanging="360"/>
+        <w:ind w:left="6480" w:hanging="480"/>
       </w:pPr>
     </w:lvl>
   </w:abstractNum>
   <w:abstractNum w:abstractNumId="99418">
-    <w:nsid w:val="00A99418"/>
+    <w:nsid w:val="A99418"/>
     <w:multiLevelType w:val="multilevel"/>
     <w:lvl w:ilvl="0">
       <w:start w:val="8"/>
@@ -9878,7 +10022,7 @@
       <w:lvlText w:val="%1."/>
       <w:lvlJc w:val="left"/>
       <w:pPr>
-        <w:ind w:left="720" w:hanging="360"/>
+        <w:ind w:left="720" w:hanging="480"/>
       </w:pPr>
     </w:lvl>
     <w:lvl w:ilvl="1">
@@ -9887,7 +10031,7 @@
       <w:lvlText w:val="%2."/>
       <w:lvlJc w:val="left"/>
       <w:pPr>
-        <w:ind w:left="1440" w:hanging="360"/>
+        <w:ind w:left="1440" w:hanging="480"/>
       </w:pPr>
     </w:lvl>
     <w:lvl w:ilvl="2">
@@ -9896,7 +10040,7 @@
       <w:lvlText w:val="%3."/>
       <w:lvlJc w:val="left"/>
       <w:pPr>
-        <w:ind w:left="2160" w:hanging="360"/>
+        <w:ind w:left="2160" w:hanging="480"/>
       </w:pPr>
     </w:lvl>
     <w:lvl w:ilvl="3">
@@ -9905,7 +10049,7 @@
       <w:lvlText w:val="%4."/>
       <w:lvlJc w:val="left"/>
       <w:pPr>
-        <w:ind w:left="2880" w:hanging="360"/>
+        <w:ind w:left="2880" w:hanging="480"/>
       </w:pPr>
     </w:lvl>
     <w:lvl w:ilvl="4">
@@ -9914,7 +10058,7 @@
       <w:lvlText w:val="%5."/>
       <w:lvlJc w:val="left"/>
       <w:pPr>
-        <w:ind w:left="3600" w:hanging="360"/>
+        <w:ind w:left="3600" w:hanging="480"/>
       </w:pPr>
     </w:lvl>
     <w:lvl w:ilvl="5">
@@ -9923,7 +10067,7 @@
       <w:lvlText w:val="%6."/>
       <w:lvlJc w:val="left"/>
       <w:pPr>
-        <w:ind w:left="4320" w:hanging="360"/>
+        <w:ind w:left="4320" w:hanging="480"/>
       </w:pPr>
     </w:lvl>
     <w:lvl w:ilvl="6">
@@ -9932,7 +10076,7 @@
       <w:lvlText w:val="%7."/>
       <w:lvlJc w:val="left"/>
       <w:pPr>
-        <w:ind w:left="5040" w:hanging="360"/>
+        <w:ind w:left="5040" w:hanging="480"/>
       </w:pPr>
     </w:lvl>
     <w:lvl w:ilvl="7">
@@ -9941,7 +10085,7 @@
       <w:lvlText w:val="%8."/>
       <w:lvlJc w:val="left"/>
       <w:pPr>
-        <w:ind w:left="5760" w:hanging="360"/>
+        <w:ind w:left="5760" w:hanging="480"/>
       </w:pPr>
     </w:lvl>
     <w:lvl w:ilvl="8">
@@ -9950,12 +10094,12 @@
       <w:lvlText w:val="%9."/>
       <w:lvlJc w:val="left"/>
       <w:pPr>
-        <w:ind w:left="6480" w:hanging="360"/>
+        <w:ind w:left="6480" w:hanging="480"/>
       </w:pPr>
     </w:lvl>
   </w:abstractNum>
   <w:abstractNum w:abstractNumId="994111">
-    <w:nsid w:val="0A994111"/>
+    <w:nsid w:val="A994111"/>
     <w:multiLevelType w:val="multilevel"/>
     <w:lvl w:ilvl="0">
       <w:start w:val="11"/>
@@ -9963,7 +10107,7 @@
       <w:lvlText w:val="%1."/>
       <w:lvlJc w:val="left"/>
       <w:pPr>
-        <w:ind w:left="720" w:hanging="360"/>
+        <w:ind w:left="720" w:hanging="480"/>
       </w:pPr>
     </w:lvl>
     <w:lvl w:ilvl="1">
@@ -9972,7 +10116,7 @@
       <w:lvlText w:val="%2."/>
       <w:lvlJc w:val="left"/>
       <w:pPr>
-        <w:ind w:left="1440" w:hanging="360"/>
+        <w:ind w:left="1440" w:hanging="480"/>
       </w:pPr>
     </w:lvl>
     <w:lvl w:ilvl="2">
@@ -9981,7 +10125,7 @@
       <w:lvlText w:val="%3."/>
       <w:lvlJc w:val="left"/>
       <w:pPr>
-        <w:ind w:left="2160" w:hanging="360"/>
+        <w:ind w:left="2160" w:hanging="480"/>
       </w:pPr>
     </w:lvl>
     <w:lvl w:ilvl="3">
@@ -9990,7 +10134,7 @@
       <w:lvlText w:val="%4."/>
       <w:lvlJc w:val="left"/>
       <w:pPr>
-        <w:ind w:left="2880" w:hanging="360"/>
+        <w:ind w:left="2880" w:hanging="480"/>
       </w:pPr>
     </w:lvl>
     <w:lvl w:ilvl="4">
@@ -9999,7 +10143,7 @@
       <w:lvlText w:val="%5."/>
       <w:lvlJc w:val="left"/>
       <w:pPr>
-        <w:ind w:left="3600" w:hanging="360"/>
+        <w:ind w:left="3600" w:hanging="480"/>
       </w:pPr>
     </w:lvl>
     <w:lvl w:ilvl="5">
@@ -10008,7 +10152,7 @@
       <w:lvlText w:val="%6."/>
       <w:lvlJc w:val="left"/>
       <w:pPr>
-        <w:ind w:left="4320" w:hanging="360"/>
+        <w:ind w:left="4320" w:hanging="480"/>
       </w:pPr>
     </w:lvl>
     <w:lvl w:ilvl="6">
@@ -10017,7 +10161,7 @@
       <w:lvlText w:val="%7."/>
       <w:lvlJc w:val="left"/>
       <w:pPr>
-        <w:ind w:left="5040" w:hanging="360"/>
+        <w:ind w:left="5040" w:hanging="480"/>
       </w:pPr>
     </w:lvl>
     <w:lvl w:ilvl="7">
@@ -10026,7 +10170,7 @@
       <w:lvlText w:val="%8."/>
       <w:lvlJc w:val="left"/>
       <w:pPr>
-        <w:ind w:left="5760" w:hanging="360"/>
+        <w:ind w:left="5760" w:hanging="480"/>
       </w:pPr>
     </w:lvl>
     <w:lvl w:ilvl="8">
@@ -10035,12 +10179,12 @@
       <w:lvlText w:val="%9."/>
       <w:lvlJc w:val="left"/>
       <w:pPr>
-        <w:ind w:left="6480" w:hanging="360"/>
+        <w:ind w:left="6480" w:hanging="480"/>
       </w:pPr>
     </w:lvl>
   </w:abstractNum>
   <w:abstractNum w:abstractNumId="994117">
-    <w:nsid w:val="0A994117"/>
+    <w:nsid w:val="A994117"/>
     <w:multiLevelType w:val="multilevel"/>
     <w:lvl w:ilvl="0">
       <w:start w:val="17"/>
@@ -10048,7 +10192,7 @@
       <w:lvlText w:val="%1."/>
       <w:lvlJc w:val="left"/>
       <w:pPr>
-        <w:ind w:left="720" w:hanging="360"/>
+        <w:ind w:left="720" w:hanging="480"/>
       </w:pPr>
     </w:lvl>
     <w:lvl w:ilvl="1">
@@ -10057,7 +10201,7 @@
       <w:lvlText w:val="%2."/>
       <w:lvlJc w:val="left"/>
       <w:pPr>
-        <w:ind w:left="1440" w:hanging="360"/>
+        <w:ind w:left="1440" w:hanging="480"/>
       </w:pPr>
     </w:lvl>
     <w:lvl w:ilvl="2">
@@ -10066,7 +10210,7 @@
       <w:lvlText w:val="%3."/>
       <w:lvlJc w:val="left"/>
       <w:pPr>
-        <w:ind w:left="2160" w:hanging="360"/>
+        <w:ind w:left="2160" w:hanging="480"/>
       </w:pPr>
     </w:lvl>
     <w:lvl w:ilvl="3">
@@ -10075,7 +10219,7 @@
       <w:lvlText w:val="%4."/>
       <w:lvlJc w:val="left"/>
       <w:pPr>
-        <w:ind w:left="2880" w:hanging="360"/>
+        <w:ind w:left="2880" w:hanging="480"/>
       </w:pPr>
     </w:lvl>
     <w:lvl w:ilvl="4">
@@ -10084,7 +10228,7 @@
       <w:lvlText w:val="%5."/>
       <w:lvlJc w:val="left"/>
       <w:pPr>
-        <w:ind w:left="3600" w:hanging="360"/>
+        <w:ind w:left="3600" w:hanging="480"/>
       </w:pPr>
     </w:lvl>
     <w:lvl w:ilvl="5">
@@ -10093,7 +10237,7 @@
       <w:lvlText w:val="%6."/>
       <w:lvlJc w:val="left"/>
       <w:pPr>
-        <w:ind w:left="4320" w:hanging="360"/>
+        <w:ind w:left="4320" w:hanging="480"/>
       </w:pPr>
     </w:lvl>
     <w:lvl w:ilvl="6">
@@ -10102,7 +10246,7 @@
       <w:lvlText w:val="%7."/>
       <w:lvlJc w:val="left"/>
       <w:pPr>
-        <w:ind w:left="5040" w:hanging="360"/>
+        <w:ind w:left="5040" w:hanging="480"/>
       </w:pPr>
     </w:lvl>
     <w:lvl w:ilvl="7">
@@ -10111,7 +10255,7 @@
       <w:lvlText w:val="%8."/>
       <w:lvlJc w:val="left"/>
       <w:pPr>
-        <w:ind w:left="5760" w:hanging="360"/>
+        <w:ind w:left="5760" w:hanging="480"/>
       </w:pPr>
     </w:lvl>
     <w:lvl w:ilvl="8">
@@ -10120,12 +10264,12 @@
       <w:lvlText w:val="%9."/>
       <w:lvlJc w:val="left"/>
       <w:pPr>
-        <w:ind w:left="6480" w:hanging="360"/>
+        <w:ind w:left="6480" w:hanging="480"/>
       </w:pPr>
     </w:lvl>
   </w:abstractNum>
   <w:abstractNum w:abstractNumId="994118">
-    <w:nsid w:val="0A994118"/>
+    <w:nsid w:val="A994118"/>
     <w:multiLevelType w:val="multilevel"/>
     <w:lvl w:ilvl="0">
       <w:start w:val="18"/>
@@ -10133,7 +10277,7 @@
       <w:lvlText w:val="%1."/>
       <w:lvlJc w:val="left"/>
       <w:pPr>
-        <w:ind w:left="720" w:hanging="360"/>
+        <w:ind w:left="720" w:hanging="480"/>
       </w:pPr>
     </w:lvl>
     <w:lvl w:ilvl="1">
@@ -10142,7 +10286,7 @@
       <w:lvlText w:val="%2."/>
       <w:lvlJc w:val="left"/>
       <w:pPr>
-        <w:ind w:left="1440" w:hanging="360"/>
+        <w:ind w:left="1440" w:hanging="480"/>
       </w:pPr>
     </w:lvl>
     <w:lvl w:ilvl="2">
@@ -10151,7 +10295,7 @@
       <w:lvlText w:val="%3."/>
       <w:lvlJc w:val="left"/>
       <w:pPr>
-        <w:ind w:left="2160" w:hanging="360"/>
+        <w:ind w:left="2160" w:hanging="480"/>
       </w:pPr>
     </w:lvl>
     <w:lvl w:ilvl="3">
@@ -10160,7 +10304,7 @@
       <w:lvlText w:val="%4."/>
       <w:lvlJc w:val="left"/>
       <w:pPr>
-        <w:ind w:left="2880" w:hanging="360"/>
+        <w:ind w:left="2880" w:hanging="480"/>
       </w:pPr>
     </w:lvl>
     <w:lvl w:ilvl="4">
@@ -10169,7 +10313,7 @@
       <w:lvlText w:val="%5."/>
       <w:lvlJc w:val="left"/>
       <w:pPr>
-        <w:ind w:left="3600" w:hanging="360"/>
+        <w:ind w:left="3600" w:hanging="480"/>
       </w:pPr>
     </w:lvl>
     <w:lvl w:ilvl="5">
@@ -10178,7 +10322,7 @@
       <w:lvlText w:val="%6."/>
       <w:lvlJc w:val="left"/>
       <w:pPr>
-        <w:ind w:left="4320" w:hanging="360"/>
+        <w:ind w:left="4320" w:hanging="480"/>
       </w:pPr>
     </w:lvl>
     <w:lvl w:ilvl="6">
@@ -10187,7 +10331,7 @@
       <w:lvlText w:val="%7."/>
       <w:lvlJc w:val="left"/>
       <w:pPr>
-        <w:ind w:left="5040" w:hanging="360"/>
+        <w:ind w:left="5040" w:hanging="480"/>
       </w:pPr>
     </w:lvl>
     <w:lvl w:ilvl="7">
@@ -10196,7 +10340,7 @@
       <w:lvlText w:val="%8."/>
       <w:lvlJc w:val="left"/>
       <w:pPr>
-        <w:ind w:left="5760" w:hanging="360"/>
+        <w:ind w:left="5760" w:hanging="480"/>
       </w:pPr>
     </w:lvl>
     <w:lvl w:ilvl="8">
@@ -10205,7 +10349,7 @@
       <w:lvlText w:val="%9."/>
       <w:lvlJc w:val="left"/>
       <w:pPr>
-        <w:ind w:left="6480" w:hanging="360"/>
+        <w:ind w:left="6480" w:hanging="480"/>
       </w:pPr>
     </w:lvl>
   </w:abstractNum>
@@ -10520,10 +10664,10 @@
   <w:docDefaults>
     <w:rPrDefault>
       <w:rPr>
-        <w:rFonts w:asciiTheme="minorHAnsi" w:cstheme="minorBidi" w:eastAsiaTheme="minorEastAsia" w:hAnsiTheme="minorHAnsi"/>
+        <w:rFonts w:asciiTheme="minorHAnsi" w:cstheme="minorBidi" w:eastAsiaTheme="minorHAnsi" w:hAnsiTheme="minorHAnsi"/>
         <w:sz w:val="24"/>
         <w:szCs w:val="24"/>
-        <w:lang w:bidi="ar-SA" w:eastAsia="zh-CN" w:val="en-US"/>
+        <w:lang w:bidi="ar-SA" w:eastAsia="en-US" w:val="en-US"/>
       </w:rPr>
     </w:rPrDefault>
     <w:pPrDefault>
@@ -10541,10 +10685,10 @@
     <w:name w:val="Body Text"/>
     <w:basedOn w:val="Normal"/>
     <w:link w:val="BodyTextChar"/>
-    <w:qFormat/>
     <w:pPr>
       <w:spacing w:after="180" w:before="180"/>
     </w:pPr>
+    <w:qFormat/>
   </w:style>
   <w:style w:customStyle="1" w:styleId="FirstParagraph" w:type="paragraph">
     <w:name w:val="First Paragraph"/>
@@ -10564,94 +10708,57 @@
     <w:name w:val="Title"/>
     <w:basedOn w:val="Normal"/>
     <w:next w:val="BodyText"/>
-    <w:link w:val="TitleChar"/>
-    <w:uiPriority w:val="10"/>
     <w:qFormat/>
-    <w:rsid w:val="00A10FD9"/>
     <w:pPr>
-      <w:spacing w:after="80" w:line="240" w:lineRule="auto"/>
-      <w:contextualSpacing/>
+      <w:keepNext/>
+      <w:keepLines/>
+      <w:spacing w:after="240" w:before="480"/>
       <w:jc w:val="center"/>
     </w:pPr>
     <w:rPr>
       <w:rFonts w:asciiTheme="majorHAnsi" w:cstheme="majorBidi" w:eastAsiaTheme="majorEastAsia" w:hAnsiTheme="majorHAnsi"/>
-      <w:sz w:val="56"/>
-      <w:szCs w:val="56"/>
-    </w:rPr>
-  </w:style>
-  <w:style w:customStyle="1" w:styleId="TitleChar" w:type="character">
-    <w:name w:val="Title Char"/>
-    <w:basedOn w:val="DefaultParagraphFont"/>
-    <w:link w:val="Title"/>
-    <w:uiPriority w:val="10"/>
-    <w:rsid w:val="00A10FD9"/>
-    <w:rPr>
-      <w:rFonts w:asciiTheme="majorHAnsi" w:cstheme="majorBidi" w:eastAsiaTheme="majorEastAsia" w:hAnsiTheme="majorHAnsi"/>
-      <w:sz w:val="56"/>
-      <w:szCs w:val="56"/>
+      <w:b/>
+      <w:bCs/>
+      <w:color w:themeColor="accent1" w:themeShade="B5" w:val="345A8A"/>
+      <w:sz w:val="36"/>
+      <w:szCs w:val="36"/>
     </w:rPr>
   </w:style>
   <w:style w:styleId="Subtitle" w:type="paragraph">
     <w:name w:val="Subtitle"/>
     <w:basedOn w:val="Title"/>
     <w:next w:val="BodyText"/>
-    <w:link w:val="SubtitleChar"/>
-    <w:uiPriority w:val="11"/>
     <w:qFormat/>
-    <w:rsid w:val="00A10FD9"/>
     <w:pPr>
-      <w:numPr>
-        <w:ilvl w:val="1"/>
-      </w:numPr>
+      <w:keepNext/>
+      <w:keepLines/>
+      <w:spacing w:after="240" w:before="240"/>
+      <w:jc w:val="center"/>
     </w:pPr>
     <w:rPr>
-      <w:rFonts w:cstheme="majorBidi" w:eastAsiaTheme="majorEastAsia"/>
-      <w:spacing w:val="15"/>
-      <w:sz w:val="28"/>
-      <w:szCs w:val="28"/>
-    </w:rPr>
-  </w:style>
-  <w:style w:customStyle="1" w:styleId="SubtitleChar" w:type="character">
-    <w:name w:val="Subtitle Char"/>
-    <w:basedOn w:val="DefaultParagraphFont"/>
-    <w:link w:val="Subtitle"/>
-    <w:uiPriority w:val="11"/>
-    <w:rsid w:val="00A10FD9"/>
-    <w:rPr>
-      <w:rFonts w:cstheme="majorBidi" w:eastAsiaTheme="majorEastAsia"/>
-      <w:color w:themeColor="text1" w:themeTint="A6" w:val="595959"/>
-      <w:spacing w:val="15"/>
-      <w:sz w:val="28"/>
-      <w:szCs w:val="28"/>
+      <w:sz w:val="30"/>
+      <w:szCs w:val="30"/>
     </w:rPr>
   </w:style>
   <w:style w:customStyle="1" w:styleId="Author" w:type="paragraph">
     <w:name w:val="Author"/>
-    <w:basedOn w:val="Title"/>
     <w:next w:val="BodyText"/>
     <w:qFormat/>
     <w:pPr>
       <w:keepNext/>
       <w:keepLines/>
+      <w:jc w:val="center"/>
     </w:pPr>
-    <w:rPr>
-      <w:sz w:val="24"/>
-      <w:szCs w:val="24"/>
-    </w:rPr>
   </w:style>
   <w:style w:styleId="Date" w:type="paragraph">
     <w:name w:val="Date"/>
-    <w:basedOn w:val="Title"/>
     <w:next w:val="BodyText"/>
     <w:qFormat/>
     <w:pPr>
       <w:keepNext/>
       <w:keepLines/>
+      <w:jc w:val="center"/>
     </w:pPr>
-    <w:rPr>
-      <w:sz w:val="24"/>
-      <w:szCs w:val="24"/>
-    </w:rPr>
   </w:style>
   <w:style w:customStyle="1" w:styleId="AbstractTitle" w:type="paragraph">
     <w:name w:val="Abstract Title"/>
@@ -10661,13 +10768,15 @@
     <w:pPr>
       <w:keepNext/>
       <w:keepLines/>
+      <w:jc w:val="center"/>
       <w:spacing w:after="0" w:before="300"/>
-      <w:jc w:val="center"/>
     </w:pPr>
     <w:rPr>
-      <w:b/>
       <w:sz w:val="20"/>
       <w:szCs w:val="20"/>
+      <w:b/>
+      <w:color w:val="345A8A"/>
+      &gt;
     </w:rPr>
   </w:style>
   <w:style w:customStyle="1" w:styleId="Abstract" w:type="paragraph">
@@ -10694,321 +10803,191 @@
     <w:rPr/>
   </w:style>
   <w:style w:styleId="Heading1" w:type="paragraph">
-    <w:name w:val="heading 1"/>
+    <w:name w:val="Heading 1"/>
     <w:basedOn w:val="Normal"/>
     <w:next w:val="BodyText"/>
-    <w:link w:val="Heading1Char"/>
     <w:uiPriority w:val="9"/>
     <w:qFormat/>
-    <w:rsid w:val="00A10FD9"/>
     <w:pPr>
       <w:keepNext/>
       <w:keepLines/>
-      <w:spacing w:after="80" w:before="360"/>
+      <w:spacing w:after="0" w:before="480"/>
       <w:outlineLvl w:val="0"/>
     </w:pPr>
     <w:rPr>
       <w:rFonts w:asciiTheme="majorHAnsi" w:cstheme="majorBidi" w:eastAsiaTheme="majorEastAsia" w:hAnsiTheme="majorHAnsi"/>
-      <w:color w:themeColor="accent1" w:themeShade="BF" w:val="0F4761"/>
-      <w:sz w:val="40"/>
-      <w:szCs w:val="40"/>
+      <w:b/>
+      <w:bCs/>
+      <w:color w:themeColor="accent1" w:val="4F81BD"/>
+      <w:sz w:val="32"/>
+      <w:szCs w:val="32"/>
     </w:rPr>
   </w:style>
   <w:style w:styleId="Heading2" w:type="paragraph">
-    <w:name w:val="heading 2"/>
+    <w:name w:val="Heading 2"/>
     <w:basedOn w:val="Normal"/>
     <w:next w:val="BodyText"/>
-    <w:link w:val="Heading2Char"/>
     <w:uiPriority w:val="9"/>
-    <w:semiHidden/>
     <w:unhideWhenUsed/>
     <w:qFormat/>
-    <w:rsid w:val="00A10FD9"/>
     <w:pPr>
       <w:keepNext/>
       <w:keepLines/>
-      <w:spacing w:after="80" w:before="160"/>
+      <w:spacing w:after="0" w:before="200"/>
       <w:outlineLvl w:val="1"/>
     </w:pPr>
     <w:rPr>
       <w:rFonts w:asciiTheme="majorHAnsi" w:cstheme="majorBidi" w:eastAsiaTheme="majorEastAsia" w:hAnsiTheme="majorHAnsi"/>
-      <w:color w:themeColor="accent1" w:themeShade="BF" w:val="0F4761"/>
-      <w:sz w:val="32"/>
-      <w:szCs w:val="32"/>
-    </w:rPr>
-  </w:style>
-  <w:style w:styleId="Heading3" w:type="paragraph">
-    <w:name w:val="heading 3"/>
-    <w:basedOn w:val="Normal"/>
-    <w:next w:val="BodyText"/>
-    <w:link w:val="Heading3Char"/>
-    <w:uiPriority w:val="9"/>
-    <w:semiHidden/>
-    <w:unhideWhenUsed/>
-    <w:qFormat/>
-    <w:rsid w:val="00A10FD9"/>
-    <w:pPr>
-      <w:keepNext/>
-      <w:keepLines/>
-      <w:spacing w:after="80" w:before="160"/>
-      <w:outlineLvl w:val="2"/>
-    </w:pPr>
-    <w:rPr>
-      <w:rFonts w:cstheme="majorBidi" w:eastAsiaTheme="majorEastAsia"/>
-      <w:color w:themeColor="accent1" w:themeShade="BF" w:val="0F4761"/>
+      <w:b/>
+      <w:bCs/>
+      <w:color w:themeColor="accent1" w:val="4F81BD"/>
       <w:sz w:val="28"/>
       <w:szCs w:val="28"/>
     </w:rPr>
   </w:style>
-  <w:style w:styleId="Heading4" w:type="paragraph">
-    <w:name w:val="heading 4"/>
+  <w:style w:styleId="Heading3" w:type="paragraph">
+    <w:name w:val="Heading 3"/>
     <w:basedOn w:val="Normal"/>
     <w:next w:val="BodyText"/>
-    <w:link w:val="Heading4Char"/>
     <w:uiPriority w:val="9"/>
-    <w:semiHidden/>
     <w:unhideWhenUsed/>
     <w:qFormat/>
-    <w:rsid w:val="00A10FD9"/>
     <w:pPr>
       <w:keepNext/>
       <w:keepLines/>
-      <w:spacing w:after="40" w:before="80"/>
+      <w:spacing w:after="0" w:before="200"/>
+      <w:outlineLvl w:val="2"/>
+    </w:pPr>
+    <w:rPr>
+      <w:rFonts w:asciiTheme="majorHAnsi" w:cstheme="majorBidi" w:eastAsiaTheme="majorEastAsia" w:hAnsiTheme="majorHAnsi"/>
+      <w:b/>
+      <w:bCs/>
+      <w:color w:themeColor="accent1" w:val="4F81BD"/>
+      <w:sz w:val="24"/>
+      <w:szCs w:val="24"/>
+    </w:rPr>
+  </w:style>
+  <w:style w:styleId="Heading4" w:type="paragraph">
+    <w:name w:val="Heading 4"/>
+    <w:basedOn w:val="Normal"/>
+    <w:next w:val="BodyText"/>
+    <w:uiPriority w:val="9"/>
+    <w:unhideWhenUsed/>
+    <w:qFormat/>
+    <w:pPr>
+      <w:keepNext/>
+      <w:keepLines/>
+      <w:spacing w:after="0" w:before="200"/>
       <w:outlineLvl w:val="3"/>
     </w:pPr>
     <w:rPr>
-      <w:rFonts w:cstheme="majorBidi" w:eastAsiaTheme="majorEastAsia"/>
+      <w:rFonts w:asciiTheme="majorHAnsi" w:cstheme="majorBidi" w:eastAsiaTheme="majorEastAsia" w:hAnsiTheme="majorHAnsi"/>
       <w:i/>
-      <w:iCs/>
-      <w:color w:themeColor="accent1" w:themeShade="BF" w:val="0F4761"/>
+      <w:bCs/>
+      <w:color w:themeColor="accent1" w:val="4F81BD"/>
+      <w:sz w:val="24"/>
+      <w:szCs w:val="24"/>
     </w:rPr>
   </w:style>
   <w:style w:styleId="Heading5" w:type="paragraph">
-    <w:name w:val="heading 5"/>
+    <w:name w:val="Heading 5"/>
     <w:basedOn w:val="Normal"/>
     <w:next w:val="BodyText"/>
-    <w:link w:val="Heading5Char"/>
     <w:uiPriority w:val="9"/>
-    <w:semiHidden/>
     <w:unhideWhenUsed/>
     <w:qFormat/>
-    <w:rsid w:val="00A10FD9"/>
     <w:pPr>
       <w:keepNext/>
       <w:keepLines/>
-      <w:spacing w:after="40" w:before="80"/>
+      <w:spacing w:after="0" w:before="200"/>
       <w:outlineLvl w:val="4"/>
     </w:pPr>
     <w:rPr>
-      <w:rFonts w:cstheme="majorBidi" w:eastAsiaTheme="majorEastAsia"/>
-      <w:color w:themeColor="accent1" w:themeShade="BF" w:val="0F4761"/>
+      <w:rFonts w:asciiTheme="majorHAnsi" w:cstheme="majorBidi" w:eastAsiaTheme="majorEastAsia" w:hAnsiTheme="majorHAnsi"/>
+      <w:iCs/>
+      <w:color w:themeColor="accent1" w:val="4F81BD"/>
+      <w:sz w:val="24"/>
+      <w:szCs w:val="24"/>
     </w:rPr>
   </w:style>
   <w:style w:styleId="Heading6" w:type="paragraph">
-    <w:name w:val="heading 6"/>
+    <w:name w:val="Heading 6"/>
     <w:basedOn w:val="Normal"/>
     <w:next w:val="BodyText"/>
-    <w:link w:val="Heading6Char"/>
     <w:uiPriority w:val="9"/>
-    <w:semiHidden/>
     <w:unhideWhenUsed/>
     <w:qFormat/>
-    <w:rsid w:val="00A10FD9"/>
     <w:pPr>
       <w:keepNext/>
       <w:keepLines/>
-      <w:spacing w:after="0" w:before="40"/>
+      <w:spacing w:after="0" w:before="200"/>
       <w:outlineLvl w:val="5"/>
     </w:pPr>
     <w:rPr>
-      <w:rFonts w:cstheme="majorBidi" w:eastAsiaTheme="majorEastAsia"/>
-      <w:i/>
-      <w:iCs/>
-      <w:color w:themeColor="text1" w:themeTint="A6" w:val="595959"/>
+      <w:rFonts w:asciiTheme="majorHAnsi" w:cstheme="majorBidi" w:eastAsiaTheme="majorEastAsia" w:hAnsiTheme="majorHAnsi"/>
+      <w:color w:themeColor="accent1" w:val="4F81BD"/>
+      <w:sz w:val="24"/>
+      <w:szCs w:val="24"/>
     </w:rPr>
   </w:style>
   <w:style w:styleId="Heading7" w:type="paragraph">
-    <w:name w:val="heading 7"/>
+    <w:name w:val="Heading 7"/>
     <w:basedOn w:val="Normal"/>
     <w:next w:val="BodyText"/>
-    <w:link w:val="Heading7Char"/>
     <w:uiPriority w:val="9"/>
-    <w:semiHidden/>
     <w:unhideWhenUsed/>
     <w:qFormat/>
-    <w:rsid w:val="00A10FD9"/>
     <w:pPr>
       <w:keepNext/>
       <w:keepLines/>
-      <w:spacing w:after="0" w:before="40"/>
+      <w:spacing w:after="0" w:before="200"/>
       <w:outlineLvl w:val="6"/>
     </w:pPr>
     <w:rPr>
-      <w:rFonts w:cstheme="majorBidi" w:eastAsiaTheme="majorEastAsia"/>
-      <w:color w:themeColor="text1" w:themeTint="A6" w:val="595959"/>
+      <w:rFonts w:asciiTheme="majorHAnsi" w:cstheme="majorBidi" w:eastAsiaTheme="majorEastAsia" w:hAnsiTheme="majorHAnsi"/>
+      <w:color w:themeColor="accent1" w:val="4F81BD"/>
+      <w:sz w:val="24"/>
+      <w:szCs w:val="24"/>
     </w:rPr>
   </w:style>
   <w:style w:styleId="Heading8" w:type="paragraph">
-    <w:name w:val="heading 8"/>
+    <w:name w:val="Heading 8"/>
     <w:basedOn w:val="Normal"/>
     <w:next w:val="BodyText"/>
-    <w:link w:val="Heading8Char"/>
     <w:uiPriority w:val="9"/>
-    <w:semiHidden/>
     <w:unhideWhenUsed/>
     <w:qFormat/>
-    <w:rsid w:val="00A10FD9"/>
     <w:pPr>
       <w:keepNext/>
       <w:keepLines/>
-      <w:spacing w:after="0"/>
+      <w:spacing w:after="0" w:before="200"/>
       <w:outlineLvl w:val="7"/>
     </w:pPr>
     <w:rPr>
-      <w:rFonts w:cstheme="majorBidi" w:eastAsiaTheme="majorEastAsia"/>
-      <w:i/>
-      <w:iCs/>
-      <w:color w:themeColor="text1" w:themeTint="D8" w:val="272727"/>
+      <w:rFonts w:asciiTheme="majorHAnsi" w:cstheme="majorBidi" w:eastAsiaTheme="majorEastAsia" w:hAnsiTheme="majorHAnsi"/>
+      <w:color w:themeColor="accent1" w:val="4F81BD"/>
+      <w:sz w:val="24"/>
+      <w:szCs w:val="24"/>
     </w:rPr>
   </w:style>
   <w:style w:styleId="Heading9" w:type="paragraph">
-    <w:name w:val="heading 9"/>
+    <w:name w:val="Heading 9"/>
     <w:basedOn w:val="Normal"/>
     <w:next w:val="BodyText"/>
-    <w:link w:val="Heading9Char"/>
     <w:uiPriority w:val="9"/>
-    <w:semiHidden/>
     <w:unhideWhenUsed/>
     <w:qFormat/>
-    <w:rsid w:val="00A10FD9"/>
     <w:pPr>
       <w:keepNext/>
       <w:keepLines/>
-      <w:spacing w:after="0"/>
+      <w:spacing w:after="0" w:before="200"/>
       <w:outlineLvl w:val="8"/>
     </w:pPr>
     <w:rPr>
-      <w:rFonts w:cstheme="majorBidi" w:eastAsiaTheme="majorEastAsia"/>
-      <w:color w:themeColor="text1" w:themeTint="D8" w:val="272727"/>
-    </w:rPr>
-  </w:style>
-  <w:style w:customStyle="1" w:styleId="Heading1Char" w:type="character">
-    <w:name w:val="Heading 1 Char"/>
-    <w:basedOn w:val="DefaultParagraphFont"/>
-    <w:link w:val="Heading1"/>
-    <w:uiPriority w:val="9"/>
-    <w:rsid w:val="00A10FD9"/>
-    <w:rPr>
       <w:rFonts w:asciiTheme="majorHAnsi" w:cstheme="majorBidi" w:eastAsiaTheme="majorEastAsia" w:hAnsiTheme="majorHAnsi"/>
-      <w:color w:themeColor="accent1" w:themeShade="BF" w:val="0F4761"/>
-      <w:sz w:val="40"/>
-      <w:szCs w:val="40"/>
-    </w:rPr>
-  </w:style>
-  <w:style w:customStyle="1" w:styleId="Heading2Char" w:type="character">
-    <w:name w:val="Heading 2 Char"/>
-    <w:basedOn w:val="DefaultParagraphFont"/>
-    <w:link w:val="Heading2"/>
-    <w:uiPriority w:val="9"/>
-    <w:semiHidden/>
-    <w:rsid w:val="00A10FD9"/>
-    <w:rPr>
-      <w:rFonts w:asciiTheme="majorHAnsi" w:cstheme="majorBidi" w:eastAsiaTheme="majorEastAsia" w:hAnsiTheme="majorHAnsi"/>
-      <w:color w:themeColor="accent1" w:themeShade="BF" w:val="0F4761"/>
-      <w:sz w:val="32"/>
-      <w:szCs w:val="32"/>
-    </w:rPr>
-  </w:style>
-  <w:style w:customStyle="1" w:styleId="Heading3Char" w:type="character">
-    <w:name w:val="Heading 3 Char"/>
-    <w:basedOn w:val="DefaultParagraphFont"/>
-    <w:link w:val="Heading3"/>
-    <w:uiPriority w:val="9"/>
-    <w:semiHidden/>
-    <w:rsid w:val="00A10FD9"/>
-    <w:rPr>
-      <w:rFonts w:cstheme="majorBidi" w:eastAsiaTheme="majorEastAsia"/>
-      <w:color w:themeColor="accent1" w:themeShade="BF" w:val="0F4761"/>
-      <w:sz w:val="28"/>
-      <w:szCs w:val="28"/>
-    </w:rPr>
-  </w:style>
-  <w:style w:customStyle="1" w:styleId="Heading4Char" w:type="character">
-    <w:name w:val="Heading 4 Char"/>
-    <w:basedOn w:val="DefaultParagraphFont"/>
-    <w:link w:val="Heading4"/>
-    <w:uiPriority w:val="9"/>
-    <w:semiHidden/>
-    <w:rsid w:val="00A10FD9"/>
-    <w:rPr>
-      <w:rFonts w:cstheme="majorBidi" w:eastAsiaTheme="majorEastAsia"/>
-      <w:i/>
-      <w:iCs/>
-      <w:color w:themeColor="accent1" w:themeShade="BF" w:val="0F4761"/>
-    </w:rPr>
-  </w:style>
-  <w:style w:customStyle="1" w:styleId="Heading5Char" w:type="character">
-    <w:name w:val="Heading 5 Char"/>
-    <w:basedOn w:val="DefaultParagraphFont"/>
-    <w:link w:val="Heading5"/>
-    <w:uiPriority w:val="9"/>
-    <w:semiHidden/>
-    <w:rsid w:val="00A10FD9"/>
-    <w:rPr>
-      <w:rFonts w:cstheme="majorBidi" w:eastAsiaTheme="majorEastAsia"/>
-      <w:color w:themeColor="accent1" w:themeShade="BF" w:val="0F4761"/>
-    </w:rPr>
-  </w:style>
-  <w:style w:customStyle="1" w:styleId="Heading6Char" w:type="character">
-    <w:name w:val="Heading 6 Char"/>
-    <w:basedOn w:val="DefaultParagraphFont"/>
-    <w:link w:val="Heading6"/>
-    <w:uiPriority w:val="9"/>
-    <w:semiHidden/>
-    <w:rsid w:val="00A10FD9"/>
-    <w:rPr>
-      <w:rFonts w:cstheme="majorBidi" w:eastAsiaTheme="majorEastAsia"/>
-      <w:i/>
-      <w:iCs/>
-      <w:color w:themeColor="text1" w:themeTint="A6" w:val="595959"/>
-    </w:rPr>
-  </w:style>
-  <w:style w:customStyle="1" w:styleId="Heading7Char" w:type="character">
-    <w:name w:val="Heading 7 Char"/>
-    <w:basedOn w:val="DefaultParagraphFont"/>
-    <w:link w:val="Heading7"/>
-    <w:uiPriority w:val="9"/>
-    <w:semiHidden/>
-    <w:rsid w:val="00A10FD9"/>
-    <w:rPr>
-      <w:rFonts w:cstheme="majorBidi" w:eastAsiaTheme="majorEastAsia"/>
-      <w:color w:themeColor="text1" w:themeTint="A6" w:val="595959"/>
-    </w:rPr>
-  </w:style>
-  <w:style w:customStyle="1" w:styleId="Heading8Char" w:type="character">
-    <w:name w:val="Heading 8 Char"/>
-    <w:basedOn w:val="DefaultParagraphFont"/>
-    <w:link w:val="Heading8"/>
-    <w:uiPriority w:val="9"/>
-    <w:semiHidden/>
-    <w:rsid w:val="00A10FD9"/>
-    <w:rPr>
-      <w:rFonts w:cstheme="majorBidi" w:eastAsiaTheme="majorEastAsia"/>
-      <w:i/>
-      <w:iCs/>
-      <w:color w:themeColor="text1" w:themeTint="D8" w:val="272727"/>
-    </w:rPr>
-  </w:style>
-  <w:style w:customStyle="1" w:styleId="Heading9Char" w:type="character">
-    <w:name w:val="Heading 9 Char"/>
-    <w:basedOn w:val="DefaultParagraphFont"/>
-    <w:link w:val="Heading9"/>
-    <w:uiPriority w:val="9"/>
-    <w:semiHidden/>
-    <w:rsid w:val="00A10FD9"/>
-    <w:rPr>
-      <w:rFonts w:cstheme="majorBidi" w:eastAsiaTheme="majorEastAsia"/>
-      <w:color w:themeColor="text1" w:themeTint="D8" w:val="272727"/>
+      <w:color w:themeColor="accent1" w:val="4F81BD"/>
+      <w:sz w:val="24"/>
+      <w:szCs w:val="24"/>
     </w:rPr>
   </w:style>
   <w:style w:styleId="BlockText" w:type="paragraph">
@@ -11031,18 +11010,6 @@
     <w:unhideWhenUsed/>
     <w:qFormat/>
   </w:style>
-  <w:style w:styleId="FootnoteBlockText" w:type="paragraph">
-    <w:name w:val="Footnote Block Text"/>
-    <w:basedOn w:val="FootnoteText"/>
-    <w:next w:val="FootnoteText"/>
-    <w:uiPriority w:val="9"/>
-    <w:unhideWhenUsed/>
-    <w:qFormat/>
-    <w:pPr>
-      <w:spacing w:after="100" w:before="100"/>
-      <w:ind w:firstLine="0" w:left="480" w:right="480"/>
-    </w:pPr>
-  </w:style>
   <w:style w:default="1" w:styleId="DefaultParagraphFont" w:type="character">
     <w:name w:val="Default Paragraph Font"/>
     <w:semiHidden/>
@@ -11064,11 +11031,18 @@
       </w:tblCellMar>
     </w:tblPr>
     <w:tblStylePr w:type="firstRow">
+      <w:tblPr>
+        <w:jc w:val="left"/>
+        <w:tblInd w:type="dxa" w:w="0"/>
+      </w:tblPr>
+      <w:trPr>
+        <w:jc w:val="left"/>
+      </w:trPr>
       <w:tcPr>
+        <w:vAlign w:val="bottom"/>
         <w:tcBorders>
           <w:bottom w:val="single"/>
         </w:tcBorders>
-        <w:vAlign w:val="bottom"/>
       </w:tcPr>
     </w:tblStylePr>
   </w:style>
@@ -11183,8 +11157,8 @@
     <w:name w:val="KeywordTok"/>
     <w:basedOn w:val="VerbatimChar"/>
     <w:rPr>
+      <w:color w:val="007020"/>
       <w:b/>
-      <w:color w:val="007020"/>
     </w:rPr>
   </w:style>
   <w:style w:type="character" w:customStyle="1" w:styleId="DataTypeTok">
@@ -11261,42 +11235,42 @@
     <w:name w:val="ImportTok"/>
     <w:basedOn w:val="VerbatimChar"/>
     <w:rPr>
+      <w:color w:val="008000"/>
       <w:b/>
-      <w:color w:val="008000"/>
     </w:rPr>
   </w:style>
   <w:style w:type="character" w:customStyle="1" w:styleId="CommentTok">
     <w:name w:val="CommentTok"/>
     <w:basedOn w:val="VerbatimChar"/>
     <w:rPr>
+      <w:color w:val="60a0b0"/>
       <w:i/>
-      <w:color w:val="60a0b0"/>
     </w:rPr>
   </w:style>
   <w:style w:type="character" w:customStyle="1" w:styleId="DocumentationTok">
     <w:name w:val="DocumentationTok"/>
     <w:basedOn w:val="VerbatimChar"/>
     <w:rPr>
+      <w:color w:val="ba2121"/>
       <w:i/>
-      <w:color w:val="ba2121"/>
     </w:rPr>
   </w:style>
   <w:style w:type="character" w:customStyle="1" w:styleId="AnnotationTok">
     <w:name w:val="AnnotationTok"/>
     <w:basedOn w:val="VerbatimChar"/>
     <w:rPr>
+      <w:color w:val="60a0b0"/>
       <w:b/>
       <w:i/>
-      <w:color w:val="60a0b0"/>
     </w:rPr>
   </w:style>
   <w:style w:type="character" w:customStyle="1" w:styleId="CommentVarTok">
     <w:name w:val="CommentVarTok"/>
     <w:basedOn w:val="VerbatimChar"/>
     <w:rPr>
+      <w:color w:val="60a0b0"/>
       <w:b/>
       <w:i/>
-      <w:color w:val="60a0b0"/>
     </w:rPr>
   </w:style>
   <w:style w:type="character" w:customStyle="1" w:styleId="OtherTok">
@@ -11324,8 +11298,8 @@
     <w:name w:val="ControlFlowTok"/>
     <w:basedOn w:val="VerbatimChar"/>
     <w:rPr>
+      <w:color w:val="007020"/>
       <w:b/>
-      <w:color w:val="007020"/>
     </w:rPr>
   </w:style>
   <w:style w:type="character" w:customStyle="1" w:styleId="OperatorTok">
@@ -11370,34 +11344,34 @@
     <w:name w:val="InformationTok"/>
     <w:basedOn w:val="VerbatimChar"/>
     <w:rPr>
+      <w:color w:val="60a0b0"/>
       <w:b/>
       <w:i/>
-      <w:color w:val="60a0b0"/>
     </w:rPr>
   </w:style>
   <w:style w:type="character" w:customStyle="1" w:styleId="WarningTok">
     <w:name w:val="WarningTok"/>
     <w:basedOn w:val="VerbatimChar"/>
     <w:rPr>
+      <w:color w:val="60a0b0"/>
       <w:b/>
       <w:i/>
-      <w:color w:val="60a0b0"/>
     </w:rPr>
   </w:style>
   <w:style w:type="character" w:customStyle="1" w:styleId="AlertTok">
     <w:name w:val="AlertTok"/>
     <w:basedOn w:val="VerbatimChar"/>
     <w:rPr>
+      <w:color w:val="ff0000"/>
       <w:b/>
-      <w:color w:val="ff0000"/>
     </w:rPr>
   </w:style>
   <w:style w:type="character" w:customStyle="1" w:styleId="ErrorTok">
     <w:name w:val="ErrorTok"/>
     <w:basedOn w:val="VerbatimChar"/>
     <w:rPr>
+      <w:color w:val="ff0000"/>
       <w:b/>
-      <w:color w:val="ff0000"/>
     </w:rPr>
   </w:style>
   <w:style w:type="character" w:customStyle="1" w:styleId="NormalTok">
@@ -11419,44 +11393,44 @@
         <a:sysClr val="window" lastClr="FFFFFF"/>
       </a:lt1>
       <a:dk2>
-        <a:srgbClr val="0E2841"/>
+        <a:srgbClr val="1F497D"/>
       </a:dk2>
       <a:lt2>
-        <a:srgbClr val="E8E8E8"/>
+        <a:srgbClr val="EEECE1"/>
       </a:lt2>
       <a:accent1>
-        <a:srgbClr val="156082"/>
+        <a:srgbClr val="4F81BD"/>
       </a:accent1>
       <a:accent2>
-        <a:srgbClr val="E97132"/>
+        <a:srgbClr val="C0504D"/>
       </a:accent2>
       <a:accent3>
-        <a:srgbClr val="196B24"/>
+        <a:srgbClr val="9BBB59"/>
       </a:accent3>
       <a:accent4>
-        <a:srgbClr val="0F9ED5"/>
+        <a:srgbClr val="8064A2"/>
       </a:accent4>
       <a:accent5>
-        <a:srgbClr val="A02B93"/>
+        <a:srgbClr val="4BACC6"/>
       </a:accent5>
       <a:accent6>
-        <a:srgbClr val="4EA72E"/>
+        <a:srgbClr val="F79646"/>
       </a:accent6>
       <a:hlink>
-        <a:srgbClr val="467886"/>
+        <a:srgbClr val="0000FF"/>
       </a:hlink>
       <a:folHlink>
-        <a:srgbClr val="96607D"/>
+        <a:srgbClr val="800080"/>
       </a:folHlink>
     </a:clrScheme>
     <a:fontScheme name="Office">
       <a:majorFont>
-        <a:latin typeface="Aptos Display" panose="02110004020202020204"/>
+        <a:latin typeface="Calibri"/>
         <a:ea typeface=""/>
         <a:cs typeface=""/>
-        <a:font script="Jpan" typeface="游ゴシック Light"/>
+        <a:font script="Jpan" typeface="ＭＳ ゴシック"/>
         <a:font script="Hang" typeface="맑은 고딕"/>
-        <a:font script="Hans" typeface="等线 Light"/>
+        <a:font script="Hans" typeface="宋体"/>
         <a:font script="Hant" typeface="新細明體"/>
         <a:font script="Arab" typeface="Times New Roman"/>
         <a:font script="Hebr" typeface="Times New Roman"/>
@@ -11483,32 +11457,14 @@
         <a:font script="Mong" typeface="Mongolian Baiti"/>
         <a:font script="Viet" typeface="Times New Roman"/>
         <a:font script="Uigh" typeface="Microsoft Uighur"/>
-        <a:font script="Geor" typeface="Sylfaen"/>
-        <a:font script="Armn" typeface="Arial"/>
-        <a:font script="Bugi" typeface="Leelawadee UI"/>
-        <a:font script="Bopo" typeface="Microsoft JhengHei"/>
-        <a:font script="Java" typeface="Javanese Text"/>
-        <a:font script="Lisu" typeface="Segoe UI"/>
-        <a:font script="Mymr" typeface="Myanmar Text"/>
-        <a:font script="Nkoo" typeface="Ebrima"/>
-        <a:font script="Olck" typeface="Nirmala UI"/>
-        <a:font script="Osma" typeface="Ebrima"/>
-        <a:font script="Phag" typeface="Phagspa"/>
-        <a:font script="Syrn" typeface="Estrangelo Edessa"/>
-        <a:font script="Syrj" typeface="Estrangelo Edessa"/>
-        <a:font script="Syre" typeface="Estrangelo Edessa"/>
-        <a:font script="Sora" typeface="Nirmala UI"/>
-        <a:font script="Tale" typeface="Microsoft Tai Le"/>
-        <a:font script="Talu" typeface="Microsoft New Tai Lue"/>
-        <a:font script="Tfng" typeface="Ebrima"/>
       </a:majorFont>
       <a:minorFont>
-        <a:latin typeface="Aptos" panose="02110004020202020204"/>
+        <a:latin typeface="Cambria"/>
         <a:ea typeface=""/>
         <a:cs typeface=""/>
-        <a:font script="Jpan" typeface="游明朝"/>
+        <a:font script="Jpan" typeface="ＭＳ 明朝"/>
         <a:font script="Hang" typeface="맑은 고딕"/>
-        <a:font script="Hans" typeface="等线"/>
+        <a:font script="Hans" typeface="宋体"/>
         <a:font script="Hant" typeface="新細明體"/>
         <a:font script="Arab" typeface="Arial"/>
         <a:font script="Hebr" typeface="Arial"/>
@@ -11535,24 +11491,6 @@
         <a:font script="Mong" typeface="Mongolian Baiti"/>
         <a:font script="Viet" typeface="Arial"/>
         <a:font script="Uigh" typeface="Microsoft Uighur"/>
-        <a:font script="Geor" typeface="Sylfaen"/>
-        <a:font script="Armn" typeface="Arial"/>
-        <a:font script="Bugi" typeface="Leelawadee UI"/>
-        <a:font script="Bopo" typeface="Microsoft JhengHei"/>
-        <a:font script="Java" typeface="Javanese Text"/>
-        <a:font script="Lisu" typeface="Segoe UI"/>
-        <a:font script="Mymr" typeface="Myanmar Text"/>
-        <a:font script="Nkoo" typeface="Ebrima"/>
-        <a:font script="Olck" typeface="Nirmala UI"/>
-        <a:font script="Osma" typeface="Ebrima"/>
-        <a:font script="Phag" typeface="Phagspa"/>
-        <a:font script="Syrn" typeface="Estrangelo Edessa"/>
-        <a:font script="Syrj" typeface="Estrangelo Edessa"/>
-        <a:font script="Syre" typeface="Estrangelo Edessa"/>
-        <a:font script="Sora" typeface="Nirmala UI"/>
-        <a:font script="Tale" typeface="Microsoft Tai Le"/>
-        <a:font script="Talu" typeface="Microsoft New Tai Lue"/>
-        <a:font script="Tfng" typeface="Ebrima"/>
       </a:minorFont>
     </a:fontScheme>
     <a:fmtScheme name="Office">
@@ -11564,141 +11502,200 @@
           <a:gsLst>
             <a:gs pos="0">
               <a:schemeClr val="phClr">
-                <a:lumMod val="110000"/>
-                <a:satMod val="105000"/>
-                <a:tint val="67000"/>
+                <a:tint val="50000"/>
+                <a:satMod val="300000"/>
               </a:schemeClr>
             </a:gs>
-            <a:gs pos="50000">
+            <a:gs pos="35000">
               <a:schemeClr val="phClr">
-                <a:lumMod val="105000"/>
-                <a:satMod val="103000"/>
-                <a:tint val="73000"/>
+                <a:tint val="37000"/>
+                <a:satMod val="300000"/>
               </a:schemeClr>
             </a:gs>
             <a:gs pos="100000">
               <a:schemeClr val="phClr">
-                <a:lumMod val="105000"/>
-                <a:satMod val="109000"/>
-                <a:tint val="81000"/>
+                <a:tint val="15000"/>
+                <a:satMod val="350000"/>
               </a:schemeClr>
             </a:gs>
           </a:gsLst>
-          <a:lin ang="5400000" scaled="0"/>
+          <a:lin ang="16200000" scaled="1"/>
         </a:gradFill>
         <a:gradFill rotWithShape="1">
           <a:gsLst>
             <a:gs pos="0">
               <a:schemeClr val="phClr">
-                <a:satMod val="103000"/>
-                <a:lumMod val="102000"/>
-                <a:tint val="94000"/>
-              </a:schemeClr>
-            </a:gs>
-            <a:gs pos="50000">
-              <a:schemeClr val="phClr">
-                <a:satMod val="110000"/>
-                <a:lumMod val="100000"/>
+                <a:tint val="100000"/>
                 <a:shade val="100000"/>
+                <a:satMod val="130000"/>
               </a:schemeClr>
             </a:gs>
             <a:gs pos="100000">
               <a:schemeClr val="phClr">
-                <a:lumMod val="99000"/>
-                <a:satMod val="120000"/>
-                <a:shade val="78000"/>
+                <a:tint val="50000"/>
+                <a:shade val="100000"/>
+                <a:satMod val="350000"/>
               </a:schemeClr>
             </a:gs>
           </a:gsLst>
-          <a:lin ang="5400000" scaled="0"/>
+          <a:lin ang="16200000" scaled="0"/>
         </a:gradFill>
       </a:fillStyleLst>
       <a:lnStyleLst>
-        <a:ln w="6350" cap="flat" cmpd="sng" algn="ctr">
+        <a:ln w="9525" cap="flat" cmpd="sng" algn="ctr">
+          <a:solidFill>
+            <a:schemeClr val="phClr">
+              <a:shade val="95000"/>
+              <a:satMod val="105000"/>
+            </a:schemeClr>
+          </a:solidFill>
+          <a:prstDash val="solid"/>
+        </a:ln>
+        <a:ln w="25400" cap="flat" cmpd="sng" algn="ctr">
           <a:solidFill>
             <a:schemeClr val="phClr"/>
           </a:solidFill>
           <a:prstDash val="solid"/>
-          <a:miter lim="800000"/>
         </a:ln>
-        <a:ln w="12700" cap="flat" cmpd="sng" algn="ctr">
+        <a:ln w="38100" cap="flat" cmpd="sng" algn="ctr">
           <a:solidFill>
             <a:schemeClr val="phClr"/>
           </a:solidFill>
           <a:prstDash val="solid"/>
-          <a:miter lim="800000"/>
-        </a:ln>
-        <a:ln w="19050" cap="flat" cmpd="sng" algn="ctr">
-          <a:solidFill>
-            <a:schemeClr val="phClr"/>
-          </a:solidFill>
-          <a:prstDash val="solid"/>
-          <a:miter lim="800000"/>
         </a:ln>
       </a:lnStyleLst>
       <a:effectStyleLst>
         <a:effectStyle>
-          <a:effectLst/>
-        </a:effectStyle>
-        <a:effectStyle>
-          <a:effectLst/>
+          <a:effectLst>
+            <a:outerShdw blurRad="40000" dist="20000" dir="5400000" rotWithShape="0">
+              <a:srgbClr val="000000">
+                <a:alpha val="38000"/>
+              </a:srgbClr>
+            </a:outerShdw>
+          </a:effectLst>
         </a:effectStyle>
         <a:effectStyle>
           <a:effectLst>
-            <a:outerShdw blurRad="57150" dist="19050" dir="5400000" algn="ctr" rotWithShape="0">
+            <a:outerShdw blurRad="40000" dist="23000" dir="5400000" rotWithShape="0">
               <a:srgbClr val="000000">
-                <a:alpha val="63000"/>
+                <a:alpha val="35000"/>
               </a:srgbClr>
             </a:outerShdw>
           </a:effectLst>
+        </a:effectStyle>
+        <a:effectStyle>
+          <a:effectLst>
+            <a:outerShdw blurRad="40000" dist="23000" dir="5400000" rotWithShape="0">
+              <a:srgbClr val="000000">
+                <a:alpha val="35000"/>
+              </a:srgbClr>
+            </a:outerShdw>
+          </a:effectLst>
+          <a:scene3d>
+            <a:camera prst="orthographicFront">
+              <a:rot lat="0" lon="0" rev="0"/>
+            </a:camera>
+            <a:lightRig rig="threePt" dir="t">
+              <a:rot lat="0" lon="0" rev="1200000"/>
+            </a:lightRig>
+          </a:scene3d>
+          <a:sp3d>
+            <a:bevelT w="63500" h="25400"/>
+          </a:sp3d>
         </a:effectStyle>
       </a:effectStyleLst>
       <a:bgFillStyleLst>
         <a:solidFill>
           <a:schemeClr val="phClr"/>
         </a:solidFill>
-        <a:solidFill>
-          <a:schemeClr val="phClr">
-            <a:tint val="95000"/>
-            <a:satMod val="170000"/>
-          </a:schemeClr>
-        </a:solidFill>
         <a:gradFill rotWithShape="1">
           <a:gsLst>
             <a:gs pos="0">
               <a:schemeClr val="phClr">
-                <a:tint val="93000"/>
-                <a:satMod val="150000"/>
-                <a:shade val="98000"/>
-                <a:lumMod val="102000"/>
+                <a:tint val="40000"/>
+                <a:satMod val="350000"/>
               </a:schemeClr>
             </a:gs>
-            <a:gs pos="50000">
+            <a:gs pos="40000">
               <a:schemeClr val="phClr">
-                <a:tint val="98000"/>
-                <a:satMod val="130000"/>
-                <a:shade val="90000"/>
-                <a:lumMod val="103000"/>
+                <a:tint val="45000"/>
+                <a:shade val="99000"/>
+                <a:satMod val="350000"/>
               </a:schemeClr>
             </a:gs>
             <a:gs pos="100000">
               <a:schemeClr val="phClr">
-                <a:shade val="63000"/>
-                <a:satMod val="120000"/>
+                <a:shade val="20000"/>
+                <a:satMod val="255000"/>
               </a:schemeClr>
             </a:gs>
           </a:gsLst>
-          <a:lin ang="5400000" scaled="0"/>
+          <a:path path="circle">
+            <a:fillToRect l="50000" t="-80000" r="50000" b="180000"/>
+          </a:path>
+        </a:gradFill>
+        <a:gradFill rotWithShape="1">
+          <a:gsLst>
+            <a:gs pos="0">
+              <a:schemeClr val="phClr">
+                <a:tint val="80000"/>
+                <a:satMod val="300000"/>
+              </a:schemeClr>
+            </a:gs>
+            <a:gs pos="100000">
+              <a:schemeClr val="phClr">
+                <a:shade val="30000"/>
+                <a:satMod val="200000"/>
+              </a:schemeClr>
+            </a:gs>
+          </a:gsLst>
+          <a:path path="circle">
+            <a:fillToRect l="50000" t="50000" r="50000" b="50000"/>
+          </a:path>
         </a:gradFill>
       </a:bgFillStyleLst>
     </a:fmtScheme>
   </a:themeElements>
-  <a:objectDefaults/>
+  <a:objectDefaults>
+    <a:spDef>
+      <a:spPr/>
+      <a:bodyPr/>
+      <a:lstStyle/>
+      <a:style>
+        <a:lnRef idx="1">
+          <a:schemeClr val="accent1"/>
+        </a:lnRef>
+        <a:fillRef idx="3">
+          <a:schemeClr val="accent1"/>
+        </a:fillRef>
+        <a:effectRef idx="2">
+          <a:schemeClr val="accent1"/>
+        </a:effectRef>
+        <a:fontRef idx="minor">
+          <a:schemeClr val="lt1"/>
+        </a:fontRef>
+      </a:style>
+    </a:spDef>
+    <a:lnDef>
+      <a:spPr/>
+      <a:bodyPr/>
+      <a:lstStyle/>
+      <a:style>
+        <a:lnRef idx="2">
+          <a:schemeClr val="accent1"/>
+        </a:lnRef>
+        <a:fillRef idx="0">
+          <a:schemeClr val="accent1"/>
+        </a:fillRef>
+        <a:effectRef idx="1">
+          <a:schemeClr val="accent1"/>
+        </a:effectRef>
+        <a:fontRef idx="minor">
+          <a:schemeClr val="tx1"/>
+        </a:fontRef>
+      </a:style>
+    </a:lnDef>
+  </a:objectDefaults>
   <a:extraClrSchemeLst/>
-  <a:extLst>
-    <a:ext uri="{05A4C25C-085E-4340-85A3-A5531E510DB2}">
-      <thm15:themeFamily xmlns:thm15="http://schemas.microsoft.com/office/thememl/2012/main" name="Office Theme" id="{2E142A2C-CD16-42D6-873A-C26D2A0506FA}" vid="{1BDDFF52-6CD6-40A5-AB3C-68EB2F1E4D0A}"/>
-    </a:ext>
-  </a:extLst>
 </a:theme>
 </file>
--- a/04-regulatory-compliance/HIPAA/Espanol/HIPAA_Practical_Manager_and_Junior_Analyst_Manual_Espanol_v1.0.docx
+++ b/04-regulatory-compliance/HIPAA/Espanol/HIPAA_Practical_Manager_and_Junior_Analyst_Manual_Espanol_v1.0.docx
@@ -2105,7 +2105,7 @@
       </w:hyperlink>
     </w:p>
     <w:bookmarkEnd w:id="24"/>
-    <w:bookmarkStart w:id="32" w:name="hipaa-foundations"/>
+    <w:bookmarkStart w:id="38" w:name="hipaa-foundations"/>
     <w:p>
       <w:pPr>
         <w:pStyle w:val="Heading1"/>
@@ -2128,55 +2128,57 @@
     </w:p>
     <w:p>
       <w:pPr>
-        <w:pStyle w:val="BodyText"/>
-      </w:pPr>
-      <w:r>
-        <w:t xml:space="preserve">■img src=</w:t>
-      </w:r>
-      <w:r>
-        <w:t xml:space="preserve">“</w:t>
-      </w:r>
-      <w:r>
-        <w:t xml:space="preserve">media/image1.png</w:t>
-      </w:r>
-      <w:r>
-        <w:t xml:space="preserve">”</w:t>
-      </w:r>
-      <w:r>
-        <w:t xml:space="preserve"> </w:t>
-      </w:r>
-      <w:r>
-        <w:t xml:space="preserve">estilo=</w:t>
-      </w:r>
-      <w:r>
-        <w:t xml:space="preserve">“</w:t>
-      </w:r>
-      <w:r>
-        <w:t xml:space="preserve">width:6.15in;height:2.9808in</w:t>
-      </w:r>
-      <w:r>
-        <w:t xml:space="preserve">”</w:t>
-      </w:r>
-      <w:r>
-        <w:t xml:space="preserve"> </w:t>
-      </w:r>
-      <w:r>
-        <w:t xml:space="preserve">alt=</w:t>
-      </w:r>
-      <w:r>
-        <w:t xml:space="preserve">“</w:t>
-      </w:r>
-      <w:r>
-        <w:t xml:space="preserve">Privacy, Security, Breach Notification, and Enforcement are connected.</w:t>
-      </w:r>
-      <w:r>
-        <w:t xml:space="preserve">”</w:t>
-      </w:r>
-      <w:r>
-        <w:t xml:space="preserve"> </w:t>
-      </w:r>
-      <w:r>
-        <w:t xml:space="preserve">/</w:t>
+        <w:pStyle w:val="CaptionedFigure"/>
+      </w:pPr>
+      <w:r>
+        <w:drawing>
+          <wp:inline>
+            <wp:extent cx="5334000" cy="2585298"/>
+            <wp:effectExtent b="0" l="0" r="0" t="0"/>
+            <wp:docPr descr="Privacidad, Seguridad, Notificación de Violaciones y Cumplimiento están conectados." title="" id="26" name="Picture"/>
+            <a:graphic>
+              <a:graphicData uri="http://schemas.openxmlformats.org/drawingml/2006/picture">
+                <pic:pic>
+                  <pic:nvPicPr>
+                    <pic:cNvPr descr="media/image1.png" id="27" name="Picture"/>
+                    <pic:cNvPicPr>
+                      <a:picLocks noChangeArrowheads="1" noChangeAspect="1"/>
+                    </pic:cNvPicPr>
+                  </pic:nvPicPr>
+                  <pic:blipFill>
+                    <a:blip r:embed="rId25"/>
+                    <a:stretch>
+                      <a:fillRect/>
+                    </a:stretch>
+                  </pic:blipFill>
+                  <pic:spPr bwMode="auto">
+                    <a:xfrm>
+                      <a:off x="0" y="0"/>
+                      <a:ext cx="5334000" cy="2585298"/>
+                    </a:xfrm>
+                    <a:prstGeom prst="rect">
+                      <a:avLst/>
+                    </a:prstGeom>
+                    <a:noFill/>
+                    <a:ln w="9525">
+                      <a:noFill/>
+                      <a:headEnd/>
+                      <a:tailEnd/>
+                    </a:ln>
+                  </pic:spPr>
+                </pic:pic>
+              </a:graphicData>
+            </a:graphic>
+          </wp:inline>
+        </w:drawing>
+      </w:r>
+    </w:p>
+    <w:p>
+      <w:pPr>
+        <w:pStyle w:val="ImageCaption"/>
+      </w:pPr>
+      <w:r>
+        <w:t xml:space="preserve">Privacidad, Seguridad, Notificación de Violaciones y Cumplimiento están conectados.</w:t>
       </w:r>
     </w:p>
     <w:p>
@@ -2187,7 +2189,7 @@
         <w:t xml:space="preserve">Figura 1. Las principales áreas de cumplimiento HIPAA</w:t>
       </w:r>
     </w:p>
-    <w:bookmarkStart w:id="25" w:name="the-hipaa-rules"/>
+    <w:bookmarkStart w:id="28" w:name="the-hipaa-rules"/>
     <w:p>
       <w:pPr>
         <w:pStyle w:val="Heading2"/>
@@ -2250,8 +2252,8 @@
         <w:t xml:space="preserve">tención Transacciones y conjuntos de códigos tención Estándariza las operaciones electrónicas de salud</w:t>
       </w:r>
     </w:p>
-    <w:bookmarkEnd w:id="25"/>
-    <w:bookmarkStart w:id="26" w:name="X98df3c8238af7f4111eacfb73e3fe15dff385e9"/>
+    <w:bookmarkEnd w:id="28"/>
+    <w:bookmarkStart w:id="29" w:name="X98df3c8238af7f4111eacfb73e3fe15dff385e9"/>
     <w:p>
       <w:pPr>
         <w:pStyle w:val="Heading2"/>
@@ -2268,8 +2270,8 @@
         <w:t xml:space="preserve">HIPAA se aplica a entidades cubiertas, socios comerciales y ciertos arreglos conexos. Una aplicación de fitness, empleador, escuela, seguro de vida o servicio directo a consumidor puede tener datos de salud sensibles sin ser una entidad cubierta HIPAA. Otras leyes federales y estatales todavía pueden aplicarse.</w:t>
       </w:r>
     </w:p>
-    <w:bookmarkEnd w:id="26"/>
-    <w:bookmarkStart w:id="27" w:name="punto-de-control-de-la-ley-actual"/>
+    <w:bookmarkEnd w:id="29"/>
+    <w:bookmarkStart w:id="33" w:name="punto-de-control-de-la-ley-actual"/>
     <w:p>
       <w:pPr>
         <w:pStyle w:val="Heading2"/>
@@ -2331,55 +2333,57 @@
     </w:p>
     <w:p>
       <w:pPr>
-        <w:pStyle w:val="BodyText"/>
-      </w:pPr>
-      <w:r>
-        <w:t xml:space="preserve">■img src=</w:t>
-      </w:r>
-      <w:r>
-        <w:t xml:space="preserve">“</w:t>
-      </w:r>
-      <w:r>
-        <w:t xml:space="preserve">media/image2.png</w:t>
-      </w:r>
-      <w:r>
-        <w:t xml:space="preserve">”</w:t>
-      </w:r>
-      <w:r>
-        <w:t xml:space="preserve"> </w:t>
-      </w:r>
-      <w:r>
-        <w:t xml:space="preserve">estilo=</w:t>
-      </w:r>
-      <w:r>
-        <w:t xml:space="preserve">“</w:t>
-      </w:r>
-      <w:r>
-        <w:t xml:space="preserve">width:6.15in;height:3.27065in</w:t>
-      </w:r>
-      <w:r>
-        <w:t xml:space="preserve">”</w:t>
-      </w:r>
-      <w:r>
-        <w:t xml:space="preserve"> </w:t>
-      </w:r>
-      <w:r>
-        <w:t xml:space="preserve">alt=</w:t>
-      </w:r>
-      <w:r>
-        <w:t xml:space="preserve">“</w:t>
-      </w:r>
-      <w:r>
-        <w:t xml:space="preserve">PHI es creado, utilizado, compartido, almacenado y destruido a través de su ciclo de vida.</w:t>
-      </w:r>
-      <w:r>
-        <w:t xml:space="preserve">”</w:t>
-      </w:r>
-      <w:r>
-        <w:t xml:space="preserve"> </w:t>
-      </w:r>
-      <w:r>
-        <w:t xml:space="preserve">/</w:t>
+        <w:pStyle w:val="CaptionedFigure"/>
+      </w:pPr>
+      <w:r>
+        <w:drawing>
+          <wp:inline>
+            <wp:extent cx="5334000" cy="2836690"/>
+            <wp:effectExtent b="0" l="0" r="0" t="0"/>
+            <wp:docPr descr="La PHI se crea, utiliza, comparte, almacena y destruye durante su ciclo de vida." title="" id="31" name="Picture"/>
+            <a:graphic>
+              <a:graphicData uri="http://schemas.openxmlformats.org/drawingml/2006/picture">
+                <pic:pic>
+                  <pic:nvPicPr>
+                    <pic:cNvPr descr="media/image2.png" id="32" name="Picture"/>
+                    <pic:cNvPicPr>
+                      <a:picLocks noChangeArrowheads="1" noChangeAspect="1"/>
+                    </pic:cNvPicPr>
+                  </pic:nvPicPr>
+                  <pic:blipFill>
+                    <a:blip r:embed="rId30"/>
+                    <a:stretch>
+                      <a:fillRect/>
+                    </a:stretch>
+                  </pic:blipFill>
+                  <pic:spPr bwMode="auto">
+                    <a:xfrm>
+                      <a:off x="0" y="0"/>
+                      <a:ext cx="5334000" cy="2836690"/>
+                    </a:xfrm>
+                    <a:prstGeom prst="rect">
+                      <a:avLst/>
+                    </a:prstGeom>
+                    <a:noFill/>
+                    <a:ln w="9525">
+                      <a:noFill/>
+                      <a:headEnd/>
+                      <a:tailEnd/>
+                    </a:ln>
+                  </pic:spPr>
+                </pic:pic>
+              </a:graphicData>
+            </a:graphic>
+          </wp:inline>
+        </w:drawing>
+      </w:r>
+    </w:p>
+    <w:p>
+      <w:pPr>
+        <w:pStyle w:val="ImageCaption"/>
+      </w:pPr>
+      <w:r>
+        <w:t xml:space="preserve">La PHI se crea, utiliza, comparte, almacena y destruye durante su ciclo de vida.</w:t>
       </w:r>
     </w:p>
     <w:p>
@@ -2390,8 +2394,8 @@
         <w:t xml:space="preserve">Figura 2. Ciclo de vida de la PHI</w:t>
       </w:r>
     </w:p>
-    <w:bookmarkEnd w:id="27"/>
-    <w:bookmarkStart w:id="28" w:name="entidades-cubiertas"/>
+    <w:bookmarkEnd w:id="33"/>
+    <w:bookmarkStart w:id="34" w:name="entidades-cubiertas"/>
     <w:p>
       <w:pPr>
         <w:pStyle w:val="Heading2"/>
@@ -2433,8 +2437,8 @@
         <w:t xml:space="preserve">Proveedores de atención de salud que transmiten información electrónica en relación con una transacción cubierta</w:t>
       </w:r>
     </w:p>
-    <w:bookmarkEnd w:id="28"/>
-    <w:bookmarkStart w:id="29" w:name="empresas-asociadas"/>
+    <w:bookmarkEnd w:id="34"/>
+    <w:bookmarkStart w:id="35" w:name="empresas-asociadas"/>
     <w:p>
       <w:pPr>
         <w:pStyle w:val="Heading2"/>
@@ -2451,8 +2455,8 @@
         <w:t xml:space="preserve">Un socio de negocios realiza ciertas funciones o servicios para una entidad cubierta que implica PHI. Un subcontratista que crea, recibe, mantiene o transmite PHI en nombre de un socio comercial también puede ser un socio comercial. El estado viene de los hechos y reglas, no sólo de si se firma un contrato.</w:t>
       </w:r>
     </w:p>
-    <w:bookmarkEnd w:id="29"/>
-    <w:bookmarkStart w:id="30" w:name="phi-and-ephi"/>
+    <w:bookmarkEnd w:id="35"/>
+    <w:bookmarkStart w:id="36" w:name="phi-and-ephi"/>
     <w:p>
       <w:pPr>
         <w:pStyle w:val="Heading2"/>
@@ -2469,8 +2473,8 @@
         <w:t xml:space="preserve">La información sobre la salud protegida es una información de salud individualizada que se mantiene o transmite por una entidad o un asociado comercial cubiertos, con exclusión de determinados registros de educación y empleo. ePHI es PHI mantenido o transmitido electrónicamente. The Security Rule protects ePHI; the Privacy Rule protects PHI in any form.</w:t>
       </w:r>
     </w:p>
-    <w:bookmarkEnd w:id="30"/>
-    <w:bookmarkStart w:id="31" w:name="de-identification"/>
+    <w:bookmarkEnd w:id="36"/>
+    <w:bookmarkStart w:id="37" w:name="de-identification"/>
     <w:p>
       <w:pPr>
         <w:pStyle w:val="Heading2"/>
@@ -2555,9 +2559,9 @@
         <w:t xml:space="preserve">|. |</w:t>
       </w:r>
     </w:p>
-    <w:bookmarkEnd w:id="31"/>
-    <w:bookmarkEnd w:id="32"/>
-    <w:bookmarkStart w:id="41" w:name="regla-de-privacidad-usos-y-divulgaciones"/>
+    <w:bookmarkEnd w:id="37"/>
+    <w:bookmarkEnd w:id="38"/>
+    <w:bookmarkStart w:id="47" w:name="regla-de-privacidad-usos-y-divulgaciones"/>
     <w:p>
       <w:pPr>
         <w:pStyle w:val="Heading1"/>
@@ -2578,7 +2582,7 @@
         <w:t xml:space="preserve">Usos, autorizaciones, mínimo necesario, verificación, avisos y situaciones especiales*.</w:t>
       </w:r>
     </w:p>
-    <w:bookmarkStart w:id="33" w:name="necesario-versus-permitido"/>
+    <w:bookmarkStart w:id="39" w:name="necesario-versus-permitido"/>
     <w:p>
       <w:pPr>
         <w:pStyle w:val="Heading2"/>
@@ -2595,8 +2599,8 @@
         <w:t xml:space="preserve">The Privacy Rule requires disclosure to the individual in certain rights situations and to HHS for enforcement. Permite muchos otros usos y divulgaciones cuando se cumplen las condiciones. La divulgación permitida no siempre es obligatoria; otras leyes y deberes profesionales pueden afectar la decisión.</w:t>
       </w:r>
     </w:p>
-    <w:bookmarkEnd w:id="33"/>
-    <w:bookmarkStart w:id="34" w:name="tratamiento-pago-y-operaciones-de-salud"/>
+    <w:bookmarkEnd w:id="39"/>
+    <w:bookmarkStart w:id="40" w:name="tratamiento-pago-y-operaciones-de-salud"/>
     <w:p>
       <w:pPr>
         <w:pStyle w:val="Heading2"/>
@@ -2613,8 +2617,8 @@
         <w:t xml:space="preserve">Las entidades cubiertas pueden utilizar y divulgar PHI para operaciones de tratamiento, pago y atención de la salud bajo la regla. Los equipos todavía deben confirmar el propósito, el destinatario, el papel, la norma mínima necesaria aplicable, los avisos y otras condiciones.</w:t>
       </w:r>
     </w:p>
-    <w:bookmarkEnd w:id="34"/>
-    <w:bookmarkStart w:id="35" w:name="authorization"/>
+    <w:bookmarkEnd w:id="40"/>
+    <w:bookmarkStart w:id="41" w:name="authorization"/>
     <w:p>
       <w:pPr>
         <w:pStyle w:val="Heading2"/>
@@ -2689,8 +2693,8 @@
         <w:t xml:space="preserve">Aplicar reglas especiales para notas de psicoterapia, marketing y venta de PHI.</w:t>
       </w:r>
     </w:p>
-    <w:bookmarkEnd w:id="35"/>
-    <w:bookmarkStart w:id="36" w:name="mínimo-necesario"/>
+    <w:bookmarkEnd w:id="41"/>
+    <w:bookmarkStart w:id="42" w:name="mínimo-necesario"/>
     <w:p>
       <w:pPr>
         <w:pStyle w:val="Heading2"/>
@@ -2707,8 +2711,8 @@
         <w:t xml:space="preserve">Cuando se aplica la norma mínima necesaria, se limitan los usos, las revelaciones y las solicitudes al PHI razonablemente necesarias para ello. Definir las funciones de la fuerza de trabajo, los protocolos de rutina, la revisión no rutinaria y la dependencia razonable. La norma tiene excepciones, incluyendo información o solicitudes de un proveedor de atención médica para el tratamiento.</w:t>
       </w:r>
     </w:p>
-    <w:bookmarkEnd w:id="36"/>
-    <w:bookmarkStart w:id="37" w:name="publicaciones-permitidas-especiales"/>
+    <w:bookmarkEnd w:id="42"/>
+    <w:bookmarkStart w:id="43" w:name="publicaciones-permitidas-especiales"/>
     <w:p>
       <w:pPr>
         <w:pStyle w:val="Heading2"/>
@@ -2824,8 +2828,8 @@
         <w:t xml:space="preserve">.</w:t>
       </w:r>
     </w:p>
-    <w:bookmarkEnd w:id="37"/>
-    <w:bookmarkStart w:id="38" w:name="sinopsis-de-derechos"/>
+    <w:bookmarkEnd w:id="43"/>
+    <w:bookmarkStart w:id="44" w:name="sinopsis-de-derechos"/>
     <w:p>
       <w:pPr>
         <w:pStyle w:val="Heading2"/>
@@ -2926,8 +2930,8 @@
         <w:t xml:space="preserve">← Reclamación | No hay represalias; proceso bajo la política Silencioso Iniciar sesión, investigar, responder, mitigar, retener pruebas</w:t>
       </w:r>
     </w:p>
-    <w:bookmarkEnd w:id="38"/>
-    <w:bookmarkStart w:id="39" w:name="X6e03ed4179efe59230640b0cedeaa81bf9508b9"/>
+    <w:bookmarkEnd w:id="44"/>
+    <w:bookmarkStart w:id="45" w:name="X6e03ed4179efe59230640b0cedeaa81bf9508b9"/>
     <w:p>
       <w:pPr>
         <w:pStyle w:val="Heading2"/>
@@ -2944,8 +2948,8 @@
         <w:t xml:space="preserve">El derecho de acceso de un individuo bajo 45 CFR 164.524 tiene su propio alcance, tiempo, negación, formato y reglas de tarifas. No aplique automáticamente un proceso de autorización o cree barreras que la regla de acceso no permita.</w:t>
       </w:r>
     </w:p>
-    <w:bookmarkEnd w:id="39"/>
-    <w:bookmarkStart w:id="40" w:name="archivo-de-solicitud-defensible"/>
+    <w:bookmarkEnd w:id="45"/>
+    <w:bookmarkStart w:id="46" w:name="archivo-de-solicitud-defensible"/>
     <w:p>
       <w:pPr>
         <w:pStyle w:val="Heading2"/>
@@ -3031,9 +3035,9 @@
         <w:t xml:space="preserve">Respuesta, prueba de entrega y fecha de terminación</w:t>
       </w:r>
     </w:p>
-    <w:bookmarkEnd w:id="40"/>
-    <w:bookmarkEnd w:id="41"/>
-    <w:bookmarkStart w:id="46" w:name="security-rule-foundations"/>
+    <w:bookmarkEnd w:id="46"/>
+    <w:bookmarkEnd w:id="47"/>
+    <w:bookmarkStart w:id="55" w:name="security-rule-foundations"/>
     <w:p>
       <w:pPr>
         <w:pStyle w:val="Heading1"/>
@@ -3059,56 +3063,58 @@
     </w:p>
     <w:p>
       <w:pPr>
-        <w:pStyle w:val="BodyText"/>
-      </w:pPr>
-      <w:r>
-        <w:t xml:space="preserve">لimg src=</w:t>
-      </w:r>
-      <w:r>
-        <w:t xml:space="preserve">“</w:t>
-      </w:r>
-      <w:r>
-        <w:t xml:space="preserve">media/image3.png</w:t>
-      </w:r>
-      <w:r>
-        <w:t xml:space="preserve">”</w:t>
-      </w:r>
-      <w:r>
-        <w:t xml:space="preserve"> </w:t>
-      </w:r>
-      <w:r>
-        <w:t xml:space="preserve">style=</w:t>
-      </w:r>
-      <w:r>
-        <w:t xml:space="preserve">“</w:t>
-      </w:r>
-      <w:r>
-        <w:t xml:space="preserve">width:6.15in;height:3.33266in</w:t>
-      </w:r>
-      <w:r>
-        <w:t xml:space="preserve">”</w:t>
-      </w:r>
-      <w:r>
-        <w:t xml:space="preserve"> </w:t>
-      </w:r>
-      <w:r>
-        <w:t xml:space="preserve">alt=</w:t>
-      </w:r>
-      <w:r>
-        <w:t xml:space="preserve">“</w:t>
-      </w:r>
+        <w:pStyle w:val="CaptionedFigure"/>
+      </w:pPr>
+      <w:r>
+        <w:drawing>
+          <wp:inline>
+            <wp:extent cx="5334000" cy="2890472"/>
+            <wp:effectExtent b="0" l="0" r="0" t="0"/>
+            <wp:docPr descr="Las salvaguardias administrativas, físicas y técnicas dependen del análisis de riesgos." title="" id="49" name="Picture"/>
+            <a:graphic>
+              <a:graphicData uri="http://schemas.openxmlformats.org/drawingml/2006/picture">
+                <pic:pic>
+                  <pic:nvPicPr>
+                    <pic:cNvPr descr="media/image3.png" id="50" name="Picture"/>
+                    <pic:cNvPicPr>
+                      <a:picLocks noChangeArrowheads="1" noChangeAspect="1"/>
+                    </pic:cNvPicPr>
+                  </pic:nvPicPr>
+                  <pic:blipFill>
+                    <a:blip r:embed="rId48"/>
+                    <a:stretch>
+                      <a:fillRect/>
+                    </a:stretch>
+                  </pic:blipFill>
+                  <pic:spPr bwMode="auto">
+                    <a:xfrm>
+                      <a:off x="0" y="0"/>
+                      <a:ext cx="5334000" cy="2890472"/>
+                    </a:xfrm>
+                    <a:prstGeom prst="rect">
+                      <a:avLst/>
+                    </a:prstGeom>
+                    <a:noFill/>
+                    <a:ln w="9525">
+                      <a:noFill/>
+                      <a:headEnd/>
+                      <a:tailEnd/>
+                    </a:ln>
+                  </pic:spPr>
+                </pic:pic>
+              </a:graphicData>
+            </a:graphic>
+          </wp:inline>
+        </w:drawing>
+      </w:r>
+    </w:p>
+    <w:p>
+      <w:pPr>
+        <w:pStyle w:val="ImageCaption"/>
+      </w:pPr>
       <w:r>
         <w:t xml:space="preserve">Las salvaguardias administrativas, físicas y técnicas dependen del análisis de riesgos.</w:t>
       </w:r>
-      <w:r>
-        <w:t xml:space="preserve">”</w:t>
-      </w:r>
-      <w:r>
-        <w:t xml:space="preserve"> </w:t>
-      </w:r>
-      <w:r>
-        <w:t xml:space="preserve">/</w:t>
-      </w:r>
     </w:p>
     <w:p>
       <w:pPr>
@@ -3158,7 +3164,7 @@
         <w:t xml:space="preserve">Asegurar el cumplimiento de la fuerza laboral.</w:t>
       </w:r>
     </w:p>
-    <w:bookmarkStart w:id="42" w:name="requisitos-y-accesibles"/>
+    <w:bookmarkStart w:id="51" w:name="requisitos-y-accesibles"/>
     <w:p>
       <w:pPr>
         <w:pStyle w:val="Heading2"/>
@@ -3193,8 +3199,8 @@
         <w:t xml:space="preserve">|. |</w:t>
       </w:r>
     </w:p>
-    <w:bookmarkEnd w:id="42"/>
-    <w:bookmarkStart w:id="43" w:name="análisis-de-riesgos-y-gestión-de-riesgos"/>
+    <w:bookmarkEnd w:id="51"/>
+    <w:bookmarkStart w:id="52" w:name="análisis-de-riesgos-y-gestión-de-riesgos"/>
     <w:p>
       <w:pPr>
         <w:pStyle w:val="Heading2"/>
@@ -3458,8 +3464,8 @@
         </w:tc>
       </w:tr>
     </w:tbl>
-    <w:bookmarkEnd w:id="43"/>
-    <w:bookmarkStart w:id="44" w:name="Xed01e7a33b41ab284ff4a7baabf9ab958b4e5aa"/>
+    <w:bookmarkEnd w:id="52"/>
+    <w:bookmarkStart w:id="53" w:name="Xed01e7a33b41ab284ff4a7baabf9ab958b4e5aa"/>
     <w:p>
       <w:pPr>
         <w:pStyle w:val="Heading2"/>
@@ -3476,8 +3482,8 @@
         <w:t xml:space="preserve">Definir qué registros de auditoría, informes de acceso, eventos de seguridad, informes de excepción y alertas se revisan; con qué frecuencia; por quién; cómo se mantienen las pruebas; y cómo la actividad sospechosa se convierte en un incidente o acción correctiva.</w:t>
       </w:r>
     </w:p>
-    <w:bookmarkEnd w:id="44"/>
-    <w:bookmarkStart w:id="45" w:name="contingency-evidence"/>
+    <w:bookmarkEnd w:id="53"/>
+    <w:bookmarkStart w:id="54" w:name="contingency-evidence"/>
     <w:p>
       <w:pPr>
         <w:pStyle w:val="Heading2"/>
@@ -3563,9 +3569,9 @@
         <w:t xml:space="preserve">Lecciones, propietarios y fechas</w:t>
       </w:r>
     </w:p>
-    <w:bookmarkEnd w:id="45"/>
-    <w:bookmarkEnd w:id="46"/>
-    <w:bookmarkStart w:id="50" w:name="salvaguardias-físicas-y-técnicas"/>
+    <w:bookmarkEnd w:id="54"/>
+    <w:bookmarkEnd w:id="55"/>
+    <w:bookmarkStart w:id="62" w:name="salvaguardias-físicas-y-técnicas"/>
     <w:p>
       <w:pPr>
         <w:pStyle w:val="Heading1"/>
@@ -3666,7 +3672,7 @@
         <w:t xml:space="preserve">TEN 164.316 TENRI Políticas, procedimientos y documentación TEN Aplicar políticas razonables y conservar la documentación necesaria durante seis años. | Políticas aprobadas, versiones, pruebas de retención de seis años</w:t>
       </w:r>
     </w:p>
-    <w:bookmarkStart w:id="47" w:name="principios-de-control-técnico"/>
+    <w:bookmarkStart w:id="59" w:name="principios-de-control-técnico"/>
     <w:p>
       <w:pPr>
         <w:pStyle w:val="Heading2"/>
@@ -3792,55 +3798,57 @@
     </w:p>
     <w:p>
       <w:pPr>
-        <w:pStyle w:val="BodyText"/>
-      </w:pPr>
-      <w:r>
-        <w:t xml:space="preserve">■img src=</w:t>
-      </w:r>
-      <w:r>
-        <w:t xml:space="preserve">“</w:t>
-      </w:r>
-      <w:r>
-        <w:t xml:space="preserve">media/image4.png</w:t>
-      </w:r>
-      <w:r>
-        <w:t xml:space="preserve">”</w:t>
-      </w:r>
-      <w:r>
-        <w:t xml:space="preserve"> </w:t>
-      </w:r>
-      <w:r>
-        <w:t xml:space="preserve">estilo=</w:t>
-      </w:r>
-      <w:r>
-        <w:t xml:space="preserve">“</w:t>
-      </w:r>
-      <w:r>
-        <w:t xml:space="preserve">Ancho:6.15in; Altura:3.45654in</w:t>
-      </w:r>
-      <w:r>
-        <w:t xml:space="preserve">”</w:t>
-      </w:r>
-      <w:r>
-        <w:t xml:space="preserve"> </w:t>
-      </w:r>
-      <w:r>
-        <w:t xml:space="preserve">alt=</w:t>
-      </w:r>
-      <w:r>
-        <w:t xml:space="preserve">“</w:t>
-      </w:r>
-      <w:r>
-        <w:t xml:space="preserve">Descubrimiento, contención, evaluación, notificación y mejora de un proceso.</w:t>
-      </w:r>
-      <w:r>
-        <w:t xml:space="preserve">”</w:t>
-      </w:r>
-      <w:r>
-        <w:t xml:space="preserve"> </w:t>
-      </w:r>
-      <w:r>
-        <w:t xml:space="preserve">/</w:t>
+        <w:pStyle w:val="CaptionedFigure"/>
+      </w:pPr>
+      <w:r>
+        <w:drawing>
+          <wp:inline>
+            <wp:extent cx="5334000" cy="2997916"/>
+            <wp:effectExtent b="0" l="0" r="0" t="0"/>
+            <wp:docPr descr="El descubrimiento, la contención, la evaluación, la notificación y la mejora forman un solo proceso." title="" id="57" name="Picture"/>
+            <a:graphic>
+              <a:graphicData uri="http://schemas.openxmlformats.org/drawingml/2006/picture">
+                <pic:pic>
+                  <pic:nvPicPr>
+                    <pic:cNvPr descr="media/image4.png" id="58" name="Picture"/>
+                    <pic:cNvPicPr>
+                      <a:picLocks noChangeArrowheads="1" noChangeAspect="1"/>
+                    </pic:cNvPicPr>
+                  </pic:nvPicPr>
+                  <pic:blipFill>
+                    <a:blip r:embed="rId56"/>
+                    <a:stretch>
+                      <a:fillRect/>
+                    </a:stretch>
+                  </pic:blipFill>
+                  <pic:spPr bwMode="auto">
+                    <a:xfrm>
+                      <a:off x="0" y="0"/>
+                      <a:ext cx="5334000" cy="2997916"/>
+                    </a:xfrm>
+                    <a:prstGeom prst="rect">
+                      <a:avLst/>
+                    </a:prstGeom>
+                    <a:noFill/>
+                    <a:ln w="9525">
+                      <a:noFill/>
+                      <a:headEnd/>
+                      <a:tailEnd/>
+                    </a:ln>
+                  </pic:spPr>
+                </pic:pic>
+              </a:graphicData>
+            </a:graphic>
+          </wp:inline>
+        </w:drawing>
+      </w:r>
+    </w:p>
+    <w:p>
+      <w:pPr>
+        <w:pStyle w:val="ImageCaption"/>
+      </w:pPr>
+      <w:r>
+        <w:t xml:space="preserve">El descubrimiento, la contención, la evaluación, la notificación y la mejora forman un solo proceso.</w:t>
       </w:r>
     </w:p>
     <w:p>
@@ -3851,8 +3859,8 @@
         <w:t xml:space="preserve">Figura 4. Flujo de trabajo de ruptura HIPAA</w:t>
       </w:r>
     </w:p>
-    <w:bookmarkEnd w:id="47"/>
-    <w:bookmarkStart w:id="48" w:name="Xd44a2f205a5362e4882a81feb25e1d74cd6d324"/>
+    <w:bookmarkEnd w:id="59"/>
+    <w:bookmarkStart w:id="60" w:name="Xd44a2f205a5362e4882a81feb25e1d74cd6d324"/>
     <w:p>
       <w:pPr>
         <w:pStyle w:val="Heading2"/>
@@ -3925,8 +3933,8 @@
         <w:t xml:space="preserve">| Business Associate to covered entity TEN sin demora irrazonable y a más tardar 60 días TENENCIA Fecha de descubrimiento, identidades si se conoce, hechos y aviso |</w:t>
       </w:r>
     </w:p>
-    <w:bookmarkEnd w:id="48"/>
-    <w:bookmarkStart w:id="49" w:name="excepciones"/>
+    <w:bookmarkEnd w:id="60"/>
+    <w:bookmarkStart w:id="61" w:name="excepciones"/>
     <w:p>
       <w:pPr>
         <w:pStyle w:val="Heading2"/>
@@ -3943,9 +3951,9 @@
         <w:t xml:space="preserve">La definición de incumplimiento contiene excepciones estrechas que implican cierto acceso a la fuerza de trabajo involuntario o involuntario y creencias de buena fe de que un receptor no autorizado no podría conservar razonablemente la información. Documente los hechos y la revisión jurídica antes de ampararse en una excepción.</w:t>
       </w:r>
     </w:p>
-    <w:bookmarkEnd w:id="49"/>
-    <w:bookmarkEnd w:id="50"/>
-    <w:bookmarkStart w:id="53" w:name="business-associates-and-vendor-oversight"/>
+    <w:bookmarkEnd w:id="61"/>
+    <w:bookmarkEnd w:id="62"/>
+    <w:bookmarkStart w:id="65" w:name="business-associates-and-vendor-oversight"/>
     <w:p>
       <w:pPr>
         <w:pStyle w:val="Heading1"/>
@@ -3966,7 +3974,7 @@
         <w:t xml:space="preserve">Contratos, subcontratistas, diligencia debida, vigilancia, incidentes y terminación*.</w:t>
       </w:r>
     </w:p>
-    <w:bookmarkStart w:id="51" w:name="contenido-del-acuerdo-comercial-asociado"/>
+    <w:bookmarkStart w:id="63" w:name="contenido-del-acuerdo-comercial-asociado"/>
     <w:p>
       <w:pPr>
         <w:pStyle w:val="Heading2"/>
@@ -4047,8 +4055,8 @@
         <w:t xml:space="preserve">Derechos de rescisión por violación material</w:t>
       </w:r>
     </w:p>
-    <w:bookmarkEnd w:id="51"/>
-    <w:bookmarkStart w:id="52" w:name="due-diligence"/>
+    <w:bookmarkEnd w:id="63"/>
+    <w:bookmarkStart w:id="64" w:name="due-diligence"/>
     <w:p>
       <w:pPr>
         <w:pStyle w:val="Heading2"/>
@@ -4127,9 +4135,9 @@
         <w:t xml:space="preserve">|. |</w:t>
       </w:r>
     </w:p>
-    <w:bookmarkEnd w:id="52"/>
-    <w:bookmarkEnd w:id="53"/>
-    <w:bookmarkStart w:id="61" w:name="X495fbf7d511b193e762e9ae2eb0c2d60491f4bb"/>
+    <w:bookmarkEnd w:id="64"/>
+    <w:bookmarkEnd w:id="65"/>
+    <w:bookmarkStart w:id="73" w:name="X495fbf7d511b193e762e9ae2eb0c2d60491f4bb"/>
     <w:p>
       <w:pPr>
         <w:pStyle w:val="Heading1"/>
@@ -4150,7 +4158,7 @@
         <w:t xml:space="preserve">Registros de trastornos de uso de sustancias, salud mental, genética y otras reglas de superposición.*</w:t>
       </w:r>
     </w:p>
-    <w:bookmarkStart w:id="54" w:name="cfr-part-2"/>
+    <w:bookmarkStart w:id="66" w:name="cfr-part-2"/>
     <w:p>
       <w:pPr>
         <w:pStyle w:val="Heading2"/>
@@ -4199,8 +4207,8 @@
         <w:t xml:space="preserve">Actualizar avisos de prácticas de privacidad y avisos de pacientes de la Parte 2 según sea necesario para el cumplimiento del 16 de febrero de 2026.</w:t>
       </w:r>
     </w:p>
-    <w:bookmarkEnd w:id="54"/>
-    <w:bookmarkStart w:id="55" w:name="reglas-especializadas-y-estatales"/>
+    <w:bookmarkEnd w:id="66"/>
+    <w:bookmarkStart w:id="67" w:name="reglas-especializadas-y-estatales"/>
     <w:p>
       <w:pPr>
         <w:pStyle w:val="Heading2"/>
@@ -4217,8 +4225,8 @@
         <w:t xml:space="preserve">La legislación estatal puede ser más estricta que la HIPAA y puede imponer normas especiales para la salud mental, el VIH, la salud reproductiva, la genética, los menores, la telesalud, los datos biométricos o el aviso de incumplimiento. Otras reglas federales pueden aplicarse a registros de trastornos del uso de sustancias, registros educativos, investigación clínica, bloqueo de información, aplicaciones de salud del consumidor y transferencias de datos sensibles.</w:t>
       </w:r>
     </w:p>
-    <w:bookmarkEnd w:id="55"/>
-    <w:bookmarkStart w:id="56" w:name="X35cb6950fee9fb748cd8a2c93db984b7626b9d1"/>
+    <w:bookmarkEnd w:id="67"/>
+    <w:bookmarkStart w:id="68" w:name="X35cb6950fee9fb748cd8a2c93db984b7626b9d1"/>
     <w:p>
       <w:pPr>
         <w:pStyle w:val="Heading2"/>
@@ -4278,8 +4286,8 @@
         <w:t xml:space="preserve">.</w:t>
       </w:r>
     </w:p>
-    <w:bookmarkEnd w:id="56"/>
-    <w:bookmarkStart w:id="57" w:name="ocr-enforcement"/>
+    <w:bookmarkEnd w:id="68"/>
+    <w:bookmarkStart w:id="69" w:name="ocr-enforcement"/>
     <w:p>
       <w:pPr>
         <w:pStyle w:val="Heading2"/>
@@ -4365,8 +4373,8 @@
         <w:t xml:space="preserve">Remitir posibles violaciones criminales al Departamento de Justicia.</w:t>
       </w:r>
     </w:p>
-    <w:bookmarkEnd w:id="57"/>
-    <w:bookmarkStart w:id="58" w:name="penalty-tiers"/>
+    <w:bookmarkEnd w:id="69"/>
+    <w:bookmarkStart w:id="70" w:name="penalty-tiers"/>
     <w:p>
       <w:pPr>
         <w:pStyle w:val="Heading2"/>
@@ -4383,8 +4391,8 @@
         <w:t xml:space="preserve">El análisis de la pena civil considera el conocimiento, la causa razonable, el abandono, la corrección, la naturaleza y el alcance, el daño, la historia, la situación financiera y otros factores. Las cantidades de dólares se ajustan periódicamente. Verifique las cantidades actuales de HHS y Registro Federal en lugar de confiar en un gráfico antiguo.</w:t>
       </w:r>
     </w:p>
-    <w:bookmarkEnd w:id="58"/>
-    <w:bookmarkStart w:id="59" w:name="state-law-preemption"/>
+    <w:bookmarkEnd w:id="70"/>
+    <w:bookmarkStart w:id="71" w:name="state-law-preemption"/>
     <w:p>
       <w:pPr>
         <w:pStyle w:val="Heading2"/>
@@ -4417,8 +4425,8 @@
         <w:t xml:space="preserve">HHS propuso cambios importantes en la Regla de Seguridad en un aviso publicado el 6 de enero de 2025, incluyendo inventarios de activos más específicos, mapeo de redes, análisis de riesgos, pruebas, cifrado, autenticación multifactorial, segmentación, recuperación y derechos de verificación asociados al negocio. A partir de la publicación de este manual de julio de 2026, los materiales oficiales de HHS siguen identificándolo como norma propuesta. Supervisarla, planificar la preparación, pero no describir el texto propuesto como ley final actual.</w:t>
       </w:r>
     </w:p>
-    <w:bookmarkEnd w:id="59"/>
-    <w:bookmarkStart w:id="60" w:name="tecnologías-de-seguimiento-en-línea"/>
+    <w:bookmarkEnd w:id="71"/>
+    <w:bookmarkStart w:id="72" w:name="tecnologías-de-seguimiento-en-línea"/>
     <w:p>
       <w:pPr>
         <w:pStyle w:val="Heading2"/>
@@ -4435,9 +4443,9 @@
         <w:t xml:space="preserve">HHS observa que un tribunal abandonó parte de su orientación tecnológica de seguimiento en relación con una dirección IP combinada con una visita a una página web pública no autorizada sobre las condiciones de salud o los proveedores. Las tecnologías de seguimiento de los inventarios, verifican los datos y el contexto reales, examinan los contratos y las revelaciones y utilizan la orientación jurídica actual en lugar de las hipótesis generales.</w:t>
       </w:r>
     </w:p>
-    <w:bookmarkEnd w:id="60"/>
-    <w:bookmarkEnd w:id="61"/>
-    <w:bookmarkStart w:id="68" w:name="X5278eae6c0e8e791f5beb8cc623814db4bafc1c"/>
+    <w:bookmarkEnd w:id="72"/>
+    <w:bookmarkEnd w:id="73"/>
+    <w:bookmarkStart w:id="83" w:name="X5278eae6c0e8e791f5beb8cc623814db4bafc1c"/>
     <w:p>
       <w:pPr>
         <w:pStyle w:val="Heading1"/>
@@ -4795,7 +4803,7 @@
         </w:tc>
       </w:tr>
     </w:tbl>
-    <w:bookmarkStart w:id="62" w:name="privacy-rule"/>
+    <w:bookmarkStart w:id="74" w:name="privacy-rule"/>
     <w:p>
       <w:pPr>
         <w:pStyle w:val="Heading2"/>
@@ -4946,8 +4954,8 @@
         <w:t xml:space="preserve">TEN 164.532–535 ANTERI Transition and compliance provisions TEN Aborda las reglas de transición y las fechas de cumplimiento. tención Registro legal, decisión de transición, fecha de aprobación</w:t>
       </w:r>
     </w:p>
-    <w:bookmarkEnd w:id="62"/>
-    <w:bookmarkStart w:id="63" w:name="breach-notification-rule"/>
+    <w:bookmarkEnd w:id="74"/>
+    <w:bookmarkStart w:id="75" w:name="breach-notification-rule"/>
     <w:p>
       <w:pPr>
         <w:pStyle w:val="Heading2"/>
@@ -5062,8 +5070,8 @@
         <w:t xml:space="preserve">| 164.414 | Requisitos administrativos y carga de la prueba | Aplicar capacitación laboral, políticas, no represalias, documentación y prueba de que se hicieron o no se requerían avisos. políticas, capacitación, evaluación del riesgo, pruebas de notificación</w:t>
       </w:r>
     </w:p>
-    <w:bookmarkEnd w:id="63"/>
-    <w:bookmarkStart w:id="64" w:name="enforcement-and-preemption"/>
+    <w:bookmarkEnd w:id="75"/>
+    <w:bookmarkStart w:id="76" w:name="enforcement-and-preemption"/>
     <w:p>
       <w:pPr>
         <w:pStyle w:val="Heading2"/>
@@ -5106,8 +5114,8 @@
         <w:t xml:space="preserve">tención Parte 160 Subpartes D–E | Penal civil sanciones y procedimientos</w:t>
       </w:r>
     </w:p>
-    <w:bookmarkEnd w:id="64"/>
-    <w:bookmarkStart w:id="65" w:name="método-de-verificación-del-cumplimiento"/>
+    <w:bookmarkEnd w:id="76"/>
+    <w:bookmarkStart w:id="80" w:name="método-de-verificación-del-cumplimiento"/>
     <w:p>
       <w:pPr>
         <w:pStyle w:val="Heading2"/>
@@ -5126,25 +5134,57 @@
     </w:p>
     <w:p>
       <w:pPr>
-        <w:pStyle w:val="BodyText"/>
-      </w:pPr>
-      <w:r>
-        <w:t xml:space="preserve">Altura:3.56987in” alt=</w:t>
-      </w:r>
-      <w:r>
-        <w:t xml:space="preserve">“</w:t>
-      </w:r>
-      <w:r>
-        <w:t xml:space="preserve">Empieza con el requisito y el alcance, prueba el control, las excepciones correctas y la prueba antes de concluir.</w:t>
-      </w:r>
-      <w:r>
-        <w:t xml:space="preserve">”</w:t>
-      </w:r>
-      <w:r>
-        <w:t xml:space="preserve"> </w:t>
-      </w:r>
-      <w:r>
-        <w:t xml:space="preserve">/ Propiedad</w:t>
+        <w:pStyle w:val="CaptionedFigure"/>
+      </w:pPr>
+      <w:r>
+        <w:drawing>
+          <wp:inline>
+            <wp:extent cx="5334000" cy="3096209"/>
+            <wp:effectExtent b="0" l="0" r="0" t="0"/>
+            <wp:docPr descr="Comience con el requisito y el alcance, pruebe el control, corrija las excepciones y vuelva a probar antes de concluir." title="" id="78" name="Picture"/>
+            <a:graphic>
+              <a:graphicData uri="http://schemas.openxmlformats.org/drawingml/2006/picture">
+                <pic:pic>
+                  <pic:nvPicPr>
+                    <pic:cNvPr descr="media/image5.png" id="79" name="Picture"/>
+                    <pic:cNvPicPr>
+                      <a:picLocks noChangeArrowheads="1" noChangeAspect="1"/>
+                    </pic:cNvPicPr>
+                  </pic:nvPicPr>
+                  <pic:blipFill>
+                    <a:blip r:embed="rId77"/>
+                    <a:stretch>
+                      <a:fillRect/>
+                    </a:stretch>
+                  </pic:blipFill>
+                  <pic:spPr bwMode="auto">
+                    <a:xfrm>
+                      <a:off x="0" y="0"/>
+                      <a:ext cx="5334000" cy="3096209"/>
+                    </a:xfrm>
+                    <a:prstGeom prst="rect">
+                      <a:avLst/>
+                    </a:prstGeom>
+                    <a:noFill/>
+                    <a:ln w="9525">
+                      <a:noFill/>
+                      <a:headEnd/>
+                      <a:tailEnd/>
+                    </a:ln>
+                  </pic:spPr>
+                </pic:pic>
+              </a:graphicData>
+            </a:graphic>
+          </wp:inline>
+        </w:drawing>
+      </w:r>
+    </w:p>
+    <w:p>
+      <w:pPr>
+        <w:pStyle w:val="ImageCaption"/>
+      </w:pPr>
+      <w:r>
+        <w:t xml:space="preserve">Comience con el requisito y el alcance, pruebe el control, corrija las excepciones y vuelva a probar antes de concluir.</w:t>
       </w:r>
     </w:p>
     <w:p>
@@ -5243,8 +5283,8 @@
         <w:t xml:space="preserve">Escribir una conclusión que establece alcance, período, trabajo realizado, resultado, excepciones y limitaciones.</w:t>
       </w:r>
     </w:p>
-    <w:bookmarkEnd w:id="65"/>
-    <w:bookmarkStart w:id="66" w:name="pruebas-de-verificación-práctica"/>
+    <w:bookmarkEnd w:id="80"/>
+    <w:bookmarkStart w:id="81" w:name="pruebas-de-verificación-práctica"/>
     <w:p>
       <w:pPr>
         <w:pStyle w:val="Heading2"/>
@@ -5381,8 +5421,8 @@
         <w:t xml:space="preserve">tención Formación y sanciones Ocupación Personal completo y población de contratistas; funciones de muestra, nuevos alquileres, estudiantes fallecidos e incidentes | Comparar asignaciones con población laboral, tiempo de culminación de pruebas, contenido, seguimiento y sanciones cuando sea aplicable Ø Roster, informe de terminación, recordatorios, historial de sanción, revisión de la gestión</w:t>
       </w:r>
     </w:p>
-    <w:bookmarkEnd w:id="66"/>
-    <w:bookmarkStart w:id="67" w:name="confiabilidad-de-la-evidencia"/>
+    <w:bookmarkEnd w:id="81"/>
+    <w:bookmarkStart w:id="82" w:name="confiabilidad-de-la-evidencia"/>
     <w:p>
       <w:pPr>
         <w:pStyle w:val="Heading2"/>
@@ -5491,9 +5531,9 @@
         <w:t xml:space="preserve">|. |</w:t>
       </w:r>
     </w:p>
-    <w:bookmarkEnd w:id="67"/>
-    <w:bookmarkEnd w:id="68"/>
-    <w:bookmarkStart w:id="72" w:name="manual-de-hipaa-para-gerentes"/>
+    <w:bookmarkEnd w:id="82"/>
+    <w:bookmarkEnd w:id="83"/>
+    <w:bookmarkStart w:id="87" w:name="manual-de-hipaa-para-gerentes"/>
     <w:p>
       <w:pPr>
         <w:pStyle w:val="Heading1"/>
@@ -5517,7 +5557,7 @@
         <w:t xml:space="preserve">.</w:t>
       </w:r>
     </w:p>
-    <w:bookmarkStart w:id="69" w:name="preguntas-para-cada-propietario"/>
+    <w:bookmarkStart w:id="84" w:name="preguntas-para-cada-propietario"/>
     <w:p>
       <w:pPr>
         <w:pStyle w:val="Heading2"/>
@@ -5636,8 +5676,8 @@
         <w:t xml:space="preserve">¿Quién acepta el riesgo residual y por qué autoridad?</w:t>
       </w:r>
     </w:p>
-    <w:bookmarkEnd w:id="69"/>
-    <w:bookmarkStart w:id="70" w:name="dashboard-mensual"/>
+    <w:bookmarkEnd w:id="84"/>
+    <w:bookmarkStart w:id="85" w:name="dashboard-mensual"/>
     <w:p>
       <w:pPr>
         <w:pStyle w:val="Heading2"/>
@@ -5724,8 +5764,8 @@
         <w:t xml:space="preserve">| ¿Son solicitudes completas, precisas, seguras y oportunas? Verde / Amarillo / Rojo |</w:t>
       </w:r>
     </w:p>
-    <w:bookmarkEnd w:id="70"/>
-    <w:bookmarkStart w:id="71" w:name="errores-comunes-de-gestión"/>
+    <w:bookmarkEnd w:id="85"/>
+    <w:bookmarkStart w:id="86" w:name="errores-comunes-de-gestión"/>
     <w:p>
       <w:pPr>
         <w:pStyle w:val="Heading2"/>
@@ -5833,9 +5873,9 @@
         <w:t xml:space="preserve">Ignorando más estrictos requisitos estatales.</w:t>
       </w:r>
     </w:p>
-    <w:bookmarkEnd w:id="71"/>
-    <w:bookmarkEnd w:id="72"/>
-    <w:bookmarkStart w:id="76" w:name="from-beginner-to-junior-hipaa-analista"/>
+    <w:bookmarkEnd w:id="86"/>
+    <w:bookmarkEnd w:id="87"/>
+    <w:bookmarkStart w:id="94" w:name="from-beginner-to-junior-hipaa-analista"/>
     <w:p>
       <w:pPr>
         <w:pStyle w:val="Heading1"/>
@@ -5858,52 +5898,57 @@
     </w:p>
     <w:p>
       <w:pPr>
-        <w:pStyle w:val="BodyText"/>
-      </w:pPr>
-      <w:r>
-        <w:t xml:space="preserve">■img src=</w:t>
-      </w:r>
-      <w:r>
-        <w:t xml:space="preserve">“</w:t>
-      </w:r>
-      <w:r>
-        <w:t xml:space="preserve">media/image6.png</w:t>
-      </w:r>
-      <w:r>
-        <w:t xml:space="preserve">”</w:t>
-      </w:r>
-      <w:r>
-        <w:t xml:space="preserve"> </w:t>
-      </w:r>
-      <w:r>
-        <w:t xml:space="preserve">style=</w:t>
-      </w:r>
-      <w:r>
-        <w:t xml:space="preserve">“</w:t>
-      </w:r>
-      <w:r>
-        <w:t xml:space="preserve">width:6.15in;height:3.31039in</w:t>
-      </w:r>
-      <w:r>
-        <w:t xml:space="preserve">”</w:t>
-      </w:r>
-      <w:r>
-        <w:t xml:space="preserve"> </w:t>
-      </w:r>
-      <w:r>
-        <w:t xml:space="preserve">alt=</w:t>
-      </w:r>
-      <w:r>
-        <w:t xml:space="preserve">“</w:t>
-      </w:r>
-      <w:r>
-        <w:t xml:space="preserve">Aprendizaje, mapeo, pruebas, documentación y aplicación de empleo forman una trayectoria profesional</w:t>
-      </w:r>
-      <w:r>
-        <w:t xml:space="preserve">”</w:t>
-      </w:r>
-      <w:r>
-        <w:t xml:space="preserve">. /</w:t>
+        <w:pStyle w:val="CaptionedFigure"/>
+      </w:pPr>
+      <w:r>
+        <w:drawing>
+          <wp:inline>
+            <wp:extent cx="5334000" cy="2871157"/>
+            <wp:effectExtent b="0" l="0" r="0" t="0"/>
+            <wp:docPr descr="Aprender, mapear, probar, documentar y aplicar el trabajo forman una trayectoria profesional." title="" id="89" name="Picture"/>
+            <a:graphic>
+              <a:graphicData uri="http://schemas.openxmlformats.org/drawingml/2006/picture">
+                <pic:pic>
+                  <pic:nvPicPr>
+                    <pic:cNvPr descr="media/image6.png" id="90" name="Picture"/>
+                    <pic:cNvPicPr>
+                      <a:picLocks noChangeArrowheads="1" noChangeAspect="1"/>
+                    </pic:cNvPicPr>
+                  </pic:nvPicPr>
+                  <pic:blipFill>
+                    <a:blip r:embed="rId88"/>
+                    <a:stretch>
+                      <a:fillRect/>
+                    </a:stretch>
+                  </pic:blipFill>
+                  <pic:spPr bwMode="auto">
+                    <a:xfrm>
+                      <a:off x="0" y="0"/>
+                      <a:ext cx="5334000" cy="2871157"/>
+                    </a:xfrm>
+                    <a:prstGeom prst="rect">
+                      <a:avLst/>
+                    </a:prstGeom>
+                    <a:noFill/>
+                    <a:ln w="9525">
+                      <a:noFill/>
+                      <a:headEnd/>
+                      <a:tailEnd/>
+                    </a:ln>
+                  </pic:spPr>
+                </pic:pic>
+              </a:graphicData>
+            </a:graphic>
+          </wp:inline>
+        </w:drawing>
+      </w:r>
+    </w:p>
+    <w:p>
+      <w:pPr>
+        <w:pStyle w:val="ImageCaption"/>
+      </w:pPr>
+      <w:r>
+        <w:t xml:space="preserve">Aprender, mapear, probar, documentar y aplicar el trabajo forman una trayectoria profesional.</w:t>
       </w:r>
     </w:p>
     <w:p>
@@ -5914,7 +5959,7 @@
         <w:t xml:space="preserve">Figura 5. Vía analista Junior HIPAA</w:t>
       </w:r>
     </w:p>
-    <w:bookmarkStart w:id="73" w:name="títulos-de-trabajo"/>
+    <w:bookmarkStart w:id="91" w:name="títulos-de-trabajo"/>
     <w:p>
       <w:pPr>
         <w:pStyle w:val="Heading2"/>
@@ -5987,8 +6032,8 @@
         <w:t xml:space="preserve">HIPAA Program Coordinator</w:t>
       </w:r>
     </w:p>
-    <w:bookmarkEnd w:id="73"/>
-    <w:bookmarkStart w:id="74" w:name="típico-trabajo-junior"/>
+    <w:bookmarkEnd w:id="91"/>
+    <w:bookmarkStart w:id="92" w:name="típico-trabajo-junior"/>
     <w:p>
       <w:pPr>
         <w:pStyle w:val="Heading2"/>
@@ -6085,8 +6130,8 @@
         <w:t xml:space="preserve">Seguir la remediación y retener la prueba de retesta.</w:t>
       </w:r>
     </w:p>
-    <w:bookmarkEnd w:id="74"/>
-    <w:bookmarkStart w:id="75" w:name="portafolio-proof"/>
+    <w:bookmarkEnd w:id="92"/>
+    <w:bookmarkStart w:id="93" w:name="portafolio-proof"/>
     <w:p>
       <w:pPr>
         <w:pStyle w:val="Heading2"/>
@@ -6185,9 +6230,9 @@
         <w:t xml:space="preserve">|. |</w:t>
       </w:r>
     </w:p>
-    <w:bookmarkEnd w:id="75"/>
-    <w:bookmarkEnd w:id="76"/>
-    <w:bookmarkStart w:id="114" w:name="Xaf135cf7954024c63da62587a94dc203ff1f275"/>
+    <w:bookmarkEnd w:id="93"/>
+    <w:bookmarkEnd w:id="94"/>
+    <w:bookmarkStart w:id="135" w:name="Xaf135cf7954024c63da62587a94dc203ff1f275"/>
     <w:p>
       <w:pPr>
         <w:pStyle w:val="Heading1"/>
@@ -6424,7 +6469,7 @@
         </w:tc>
       </w:tr>
     </w:tbl>
-    <w:bookmarkStart w:id="77" w:name="X9c695fc9e4dfd97e8824155c30b22bca2e3d583"/>
+    <w:bookmarkStart w:id="95" w:name="X9c695fc9e4dfd97e8824155c30b22bca2e3d583"/>
     <w:p>
       <w:pPr>
         <w:pStyle w:val="Heading2"/>
@@ -6633,8 +6678,8 @@
         </w:tc>
       </w:tr>
     </w:tbl>
-    <w:bookmarkEnd w:id="77"/>
-    <w:bookmarkStart w:id="78" w:name="X3139e19a13aa311f484366e871e43fa6e517ed3"/>
+    <w:bookmarkEnd w:id="95"/>
+    <w:bookmarkStart w:id="96" w:name="X3139e19a13aa311f484366e871e43fa6e517ed3"/>
     <w:p>
       <w:pPr>
         <w:pStyle w:val="Heading2"/>
@@ -6731,8 +6776,8 @@
         <w:t xml:space="preserve">Revalidate después de importantes actualizaciones, cambios de configuración, nuevas integraciones o fallos de control de materiales.</w:t>
       </w:r>
     </w:p>
-    <w:bookmarkEnd w:id="78"/>
-    <w:bookmarkStart w:id="79" w:name="paquete-de-evidencia-de-herramientas"/>
+    <w:bookmarkEnd w:id="96"/>
+    <w:bookmarkStart w:id="100" w:name="paquete-de-evidencia-de-herramientas"/>
     <w:p>
       <w:pPr>
         <w:pStyle w:val="Heading2"/>
@@ -6853,22 +6898,57 @@
     </w:p>
     <w:p>
       <w:pPr>
-        <w:pStyle w:val="FirstParagraph"/>
-      </w:pPr>
-      <w:r>
-        <w:t xml:space="preserve">“</w:t>
-      </w:r>
-      <w:r>
-        <w:t xml:space="preserve">Un informe no es prueba, autorización, validación, remediación y retesting crear la cadena de evidencia</w:t>
-      </w:r>
-      <w:r>
-        <w:t xml:space="preserve">”</w:t>
-      </w:r>
-      <w:r>
-        <w:t xml:space="preserve"> </w:t>
-      </w:r>
-      <w:r>
-        <w:t xml:space="preserve">(No es una prueba única).</w:t>
+        <w:pStyle w:val="CaptionedFigure"/>
+      </w:pPr>
+      <w:r>
+        <w:drawing>
+          <wp:inline>
+            <wp:extent cx="5334000" cy="2997916"/>
+            <wp:effectExtent b="0" l="0" r="0" t="0"/>
+            <wp:docPr descr="Un informe aislado no es prueba; la autorización, la validación, la remediación y una nueva prueba crean la cadena de evidencia." title="" id="98" name="Picture"/>
+            <a:graphic>
+              <a:graphicData uri="http://schemas.openxmlformats.org/drawingml/2006/picture">
+                <pic:pic>
+                  <pic:nvPicPr>
+                    <pic:cNvPr descr="media/image7.png" id="99" name="Picture"/>
+                    <pic:cNvPicPr>
+                      <a:picLocks noChangeArrowheads="1" noChangeAspect="1"/>
+                    </pic:cNvPicPr>
+                  </pic:nvPicPr>
+                  <pic:blipFill>
+                    <a:blip r:embed="rId97"/>
+                    <a:stretch>
+                      <a:fillRect/>
+                    </a:stretch>
+                  </pic:blipFill>
+                  <pic:spPr bwMode="auto">
+                    <a:xfrm>
+                      <a:off x="0" y="0"/>
+                      <a:ext cx="5334000" cy="2997916"/>
+                    </a:xfrm>
+                    <a:prstGeom prst="rect">
+                      <a:avLst/>
+                    </a:prstGeom>
+                    <a:noFill/>
+                    <a:ln w="9525">
+                      <a:noFill/>
+                      <a:headEnd/>
+                      <a:tailEnd/>
+                    </a:ln>
+                  </pic:spPr>
+                </pic:pic>
+              </a:graphicData>
+            </a:graphic>
+          </wp:inline>
+        </w:drawing>
+      </w:r>
+    </w:p>
+    <w:p>
+      <w:pPr>
+        <w:pStyle w:val="ImageCaption"/>
+      </w:pPr>
+      <w:r>
+        <w:t xml:space="preserve">Un informe aislado no es prueba; la autorización, la validación, la remediación y una nueva prueba crean la cadena de evidencia.</w:t>
       </w:r>
     </w:p>
     <w:p>
@@ -6879,8 +6959,8 @@
         <w:t xml:space="preserve">Gráfico 7 De la producción de herramientas a la evidencia de cumplimiento</w:t>
       </w:r>
     </w:p>
-    <w:bookmarkEnd w:id="79"/>
-    <w:bookmarkStart w:id="81" w:name="ciso-assistant"/>
+    <w:bookmarkEnd w:id="100"/>
+    <w:bookmarkStart w:id="102" w:name="ciso-assistant"/>
     <w:p>
       <w:pPr>
         <w:pStyle w:val="Heading2"/>
@@ -6915,7 +6995,7 @@
         <w:t xml:space="preserve">Abra la guía oficial de asistentes CISO(https://intuitem.gitbook.io/ciso-assistant)</w:t>
       </w:r>
     </w:p>
-    <w:bookmarkStart w:id="80" w:name="inicio-rápido"/>
+    <w:bookmarkStart w:id="101" w:name="inicio-rápido"/>
     <w:p>
       <w:pPr>
         <w:pStyle w:val="Heading3"/>
@@ -6932,9 +7012,9 @@
         <w:t xml:space="preserve">Crear una organización de salud ficticia, añadir un riesgo de ePHI, mapear una salvaguardia de reglas de seguridad, asignar un propietario y adjuntar evidencias sanitarias.</w:t>
       </w:r>
     </w:p>
-    <w:bookmarkEnd w:id="80"/>
-    <w:bookmarkEnd w:id="81"/>
-    <w:bookmarkStart w:id="82" w:name="evidencia-para-retener"/>
+    <w:bookmarkEnd w:id="101"/>
+    <w:bookmarkEnd w:id="102"/>
+    <w:bookmarkStart w:id="103" w:name="evidencia-para-retener"/>
     <w:p>
       <w:pPr>
         <w:pStyle w:val="Heading2"/>
@@ -6951,8 +7031,8 @@
         <w:t xml:space="preserve">Aprobación de registros, propósito, propietario, alcance, sistemas, clasificación de datos, versión de herramientas y contenidos, configuración, resultado completo, revisor, decisión, acción correctiva y retest. Protege los informes que contienen ePHI, credenciales, arquitectura, identidades o vulnerabilidades.</w:t>
       </w:r>
     </w:p>
-    <w:bookmarkEnd w:id="82"/>
-    <w:bookmarkStart w:id="84" w:name="wazuh"/>
+    <w:bookmarkEnd w:id="103"/>
+    <w:bookmarkStart w:id="105" w:name="wazuh"/>
     <w:p>
       <w:pPr>
         <w:pStyle w:val="Heading2"/>
@@ -6987,7 +7067,7 @@
         <w:t xml:space="preserve">Abra la guía oficial Wazuh realizada/u título](https://documentation.wazuh.com/current/quickstart.html)</w:t>
       </w:r>
     </w:p>
-    <w:bookmarkStart w:id="83" w:name="inicio-rápido-1"/>
+    <w:bookmarkStart w:id="104" w:name="inicio-rápido-1"/>
     <w:p>
       <w:pPr>
         <w:pStyle w:val="Heading3"/>
@@ -7004,9 +7084,9 @@
         <w:t xml:space="preserve">Conectar un punto final de laboratorio, crear un evento inofensivo, revisar la alerta y guardar el evento, la decisión del revisor y el seguimiento.</w:t>
       </w:r>
     </w:p>
-    <w:bookmarkEnd w:id="83"/>
-    <w:bookmarkEnd w:id="84"/>
-    <w:bookmarkStart w:id="85" w:name="evidencia-para-retener-1"/>
+    <w:bookmarkEnd w:id="104"/>
+    <w:bookmarkEnd w:id="105"/>
+    <w:bookmarkStart w:id="106" w:name="evidencia-para-retener-1"/>
     <w:p>
       <w:pPr>
         <w:pStyle w:val="Heading2"/>
@@ -7023,8 +7103,8 @@
         <w:t xml:space="preserve">Aprobación de registros, propósito, propietario, alcance, sistemas, clasificación de datos, versión de herramientas y contenidos, configuración, resultado completo, revisor, decisión, acción correctiva y retest. Protege los informes que contienen ePHI, credenciales, arquitectura, identidades o vulnerabilidades.</w:t>
       </w:r>
     </w:p>
-    <w:bookmarkEnd w:id="85"/>
-    <w:bookmarkStart w:id="87" w:name="openscap"/>
+    <w:bookmarkEnd w:id="106"/>
+    <w:bookmarkStart w:id="108" w:name="openscap"/>
     <w:p>
       <w:pPr>
         <w:pStyle w:val="Heading2"/>
@@ -7059,7 +7139,7 @@
         <w:t xml:space="preserve">[ejecutado]Abre la guía oficial OpenSCAP realizada/u contacto](https://www.open-scap.org/getting-started/)</w:t>
       </w:r>
     </w:p>
-    <w:bookmarkStart w:id="86" w:name="inicio-rápido-2"/>
+    <w:bookmarkStart w:id="107" w:name="inicio-rápido-2"/>
     <w:p>
       <w:pPr>
         <w:pStyle w:val="Heading3"/>
@@ -7076,9 +7156,9 @@
         <w:t xml:space="preserve">Evaluar un host Linux de laboratorio contra un perfil adecuado, exportar el informe, fijar un ajuste aprobado y comparar resultados.</w:t>
       </w:r>
     </w:p>
-    <w:bookmarkEnd w:id="86"/>
-    <w:bookmarkEnd w:id="87"/>
-    <w:bookmarkStart w:id="88" w:name="evidencia-para-retener-2"/>
+    <w:bookmarkEnd w:id="107"/>
+    <w:bookmarkEnd w:id="108"/>
+    <w:bookmarkStart w:id="109" w:name="evidencia-para-retener-2"/>
     <w:p>
       <w:pPr>
         <w:pStyle w:val="Heading2"/>
@@ -7095,8 +7175,8 @@
         <w:t xml:space="preserve">Aprobación de registros, propósito, propietario, alcance, sistemas, clasificación de datos, versión de herramientas y contenidos, configuración, resultado completo, revisor, decisión, acción correctiva y retest. Protege los informes que contienen ePHI, credenciales, arquitectura, identidades o vulnerabilidades.</w:t>
       </w:r>
     </w:p>
-    <w:bookmarkEnd w:id="88"/>
-    <w:bookmarkStart w:id="90" w:name="greenbone-community-edition"/>
+    <w:bookmarkEnd w:id="109"/>
+    <w:bookmarkStart w:id="111" w:name="greenbone-community-edition"/>
     <w:p>
       <w:pPr>
         <w:pStyle w:val="Heading2"/>
@@ -7131,7 +7211,7 @@
         <w:t xml:space="preserve">[Seguridad]Abre la guía oficial Greenbone Community Edition realizada/u contactos](https://greenbone.github.io/docs/latest/)</w:t>
       </w:r>
     </w:p>
-    <w:bookmarkStart w:id="89" w:name="inicio-rápido-3"/>
+    <w:bookmarkStart w:id="110" w:name="inicio-rápido-3"/>
     <w:p>
       <w:pPr>
         <w:pStyle w:val="Heading3"/>
@@ -7148,9 +7228,9 @@
         <w:t xml:space="preserve">Escanear sólo un objetivo de laboratorio aprobado, validar un hallazgo, corregirlo, cambiar y registrar el alcance, versión, resultado y revisor.</w:t>
       </w:r>
     </w:p>
-    <w:bookmarkEnd w:id="89"/>
-    <w:bookmarkEnd w:id="90"/>
-    <w:bookmarkStart w:id="91" w:name="evidencia-para-retener-3"/>
+    <w:bookmarkEnd w:id="110"/>
+    <w:bookmarkEnd w:id="111"/>
+    <w:bookmarkStart w:id="112" w:name="evidencia-para-retener-3"/>
     <w:p>
       <w:pPr>
         <w:pStyle w:val="Heading2"/>
@@ -7167,8 +7247,8 @@
         <w:t xml:space="preserve">Aprobación de registros, propósito, propietario, alcance, sistemas, clasificación de datos, versión de herramientas y contenidos, configuración, resultado completo, revisor, decisión, acción correctiva y retest. Protege los informes que contienen ePHI, credenciales, arquitectura, identidades o vulnerabilidades.</w:t>
       </w:r>
     </w:p>
-    <w:bookmarkEnd w:id="91"/>
-    <w:bookmarkStart w:id="93" w:name="osquery"/>
+    <w:bookmarkEnd w:id="112"/>
+    <w:bookmarkStart w:id="114" w:name="osquery"/>
     <w:p>
       <w:pPr>
         <w:pStyle w:val="Heading2"/>
@@ -7203,7 +7283,7 @@
         <w:t xml:space="preserve">[Seguridad]Abre la guía oficial del osquery realizada/u contacto](https://osquery.readthedocs.io/en/stable/)</w:t>
       </w:r>
     </w:p>
-    <w:bookmarkStart w:id="92" w:name="inicio-rápido-4"/>
+    <w:bookmarkStart w:id="113" w:name="inicio-rápido-4"/>
     <w:p>
       <w:pPr>
         <w:pStyle w:val="Heading3"/>
@@ -7220,9 +7300,9 @@
         <w:t xml:space="preserve">Query users, software, cifrado, o procesos en un endpoint de laboratorio y grabar la consulta, host, fecha, resultado y revisión.</w:t>
       </w:r>
     </w:p>
-    <w:bookmarkEnd w:id="92"/>
-    <w:bookmarkEnd w:id="93"/>
-    <w:bookmarkStart w:id="94" w:name="evidencia-para-retener-4"/>
+    <w:bookmarkEnd w:id="113"/>
+    <w:bookmarkEnd w:id="114"/>
+    <w:bookmarkStart w:id="115" w:name="evidencia-para-retener-4"/>
     <w:p>
       <w:pPr>
         <w:pStyle w:val="Heading2"/>
@@ -7239,8 +7319,8 @@
         <w:t xml:space="preserve">Aprobación de registros, propósito, propietario, alcance, sistemas, clasificación de datos, versión de herramientas y contenidos, configuración, resultado completo, revisor, decisión, acción correctiva y retest. Protege los informes que contienen ePHI, credenciales, arquitectura, identidades o vulnerabilidades.</w:t>
       </w:r>
     </w:p>
-    <w:bookmarkEnd w:id="94"/>
-    <w:bookmarkStart w:id="96" w:name="trivy"/>
+    <w:bookmarkEnd w:id="115"/>
+    <w:bookmarkStart w:id="117" w:name="trivy"/>
     <w:p>
       <w:pPr>
         <w:pStyle w:val="Heading2"/>
@@ -7275,7 +7355,7 @@
         <w:t xml:space="preserve">Abra la guía oficial Trivy realizada/u título](https://trivy.dev/latest/)</w:t>
       </w:r>
     </w:p>
-    <w:bookmarkStart w:id="95" w:name="inicio-rápido-5"/>
+    <w:bookmarkStart w:id="116" w:name="inicio-rápido-5"/>
     <w:p>
       <w:pPr>
         <w:pStyle w:val="Heading3"/>
@@ -7292,9 +7372,9 @@
         <w:t xml:space="preserve">Escanear una imagen de laboratorio o un repositorio de pruebas, proteger el informe, validar un hallazgo, arreglarlo y volver a escanear.</w:t>
       </w:r>
     </w:p>
-    <w:bookmarkEnd w:id="95"/>
-    <w:bookmarkEnd w:id="96"/>
-    <w:bookmarkStart w:id="97" w:name="evidencia-para-retener-5"/>
+    <w:bookmarkEnd w:id="116"/>
+    <w:bookmarkEnd w:id="117"/>
+    <w:bookmarkStart w:id="118" w:name="evidencia-para-retener-5"/>
     <w:p>
       <w:pPr>
         <w:pStyle w:val="Heading2"/>
@@ -7311,8 +7391,8 @@
         <w:t xml:space="preserve">Aprobación de registros, propósito, propietario, alcance, sistemas, clasificación de datos, versión de herramientas y contenidos, configuración, resultado completo, revisor, decisión, acción correctiva y retest. Protege los informes que contienen ePHI, credenciales, arquitectura, identidades o vulnerabilidades.</w:t>
       </w:r>
     </w:p>
-    <w:bookmarkEnd w:id="97"/>
-    <w:bookmarkStart w:id="99" w:name="owasp-zap"/>
+    <w:bookmarkEnd w:id="118"/>
+    <w:bookmarkStart w:id="120" w:name="owasp-zap"/>
     <w:p>
       <w:pPr>
         <w:pStyle w:val="Heading2"/>
@@ -7347,7 +7427,7 @@
         <w:t xml:space="preserve">Abra la guía oficial OWASP ZAP efectuada / u fiel](https://www.zaproxy.org/getting-started/)</w:t>
       </w:r>
     </w:p>
-    <w:bookmarkStart w:id="98" w:name="inicio-rápido-6"/>
+    <w:bookmarkStart w:id="119" w:name="inicio-rápido-6"/>
     <w:p>
       <w:pPr>
         <w:pStyle w:val="Heading3"/>
@@ -7364,9 +7444,9 @@
         <w:t xml:space="preserve">Proxy una aplicación de entrenamiento local, empezar con análisis pasivos, validar un resultado, y exportar el alcance y el informe.</w:t>
       </w:r>
     </w:p>
-    <w:bookmarkEnd w:id="98"/>
-    <w:bookmarkEnd w:id="99"/>
-    <w:bookmarkStart w:id="100" w:name="evidencia-para-retener-6"/>
+    <w:bookmarkEnd w:id="119"/>
+    <w:bookmarkEnd w:id="120"/>
+    <w:bookmarkStart w:id="121" w:name="evidencia-para-retener-6"/>
     <w:p>
       <w:pPr>
         <w:pStyle w:val="Heading2"/>
@@ -7383,8 +7463,8 @@
         <w:t xml:space="preserve">Aprobación de registros, propósito, propietario, alcance, sistemas, clasificación de datos, versión de herramientas y contenidos, configuración, resultado completo, revisor, decisión, acción correctiva y retest. Protege los informes que contienen ePHI, credenciales, arquitectura, identidades o vulnerabilidades.</w:t>
       </w:r>
     </w:p>
-    <w:bookmarkEnd w:id="100"/>
-    <w:bookmarkStart w:id="102" w:name="keycloak"/>
+    <w:bookmarkEnd w:id="121"/>
+    <w:bookmarkStart w:id="123" w:name="keycloak"/>
     <w:p>
       <w:pPr>
         <w:pStyle w:val="Heading2"/>
@@ -7419,7 +7499,7 @@
         <w:t xml:space="preserve">[ejecutado]Abre la guía oficial de Keycloak realizada/u contacto](https://www.keycloak.org/guides)</w:t>
       </w:r>
     </w:p>
-    <w:bookmarkStart w:id="101" w:name="inicio-rápido-7"/>
+    <w:bookmarkStart w:id="122" w:name="inicio-rápido-7"/>
     <w:p>
       <w:pPr>
         <w:pStyle w:val="Heading3"/>
@@ -7436,9 +7516,9 @@
         <w:t xml:space="preserve">Crear un ámbito de laboratorio, roles, usuarios y MFA; probar menos privilegios y configuración de exportación y revisar pruebas.</w:t>
       </w:r>
     </w:p>
-    <w:bookmarkEnd w:id="101"/>
-    <w:bookmarkEnd w:id="102"/>
-    <w:bookmarkStart w:id="103" w:name="evidencia-para-retener-7"/>
+    <w:bookmarkEnd w:id="122"/>
+    <w:bookmarkEnd w:id="123"/>
+    <w:bookmarkStart w:id="124" w:name="evidencia-para-retener-7"/>
     <w:p>
       <w:pPr>
         <w:pStyle w:val="Heading2"/>
@@ -7455,8 +7535,8 @@
         <w:t xml:space="preserve">Aprobación de registros, propósito, propietario, alcance, sistemas, clasificación de datos, versión de herramientas y contenidos, configuración, resultado completo, revisor, decisión, acción correctiva y retest. Protege los informes que contienen ePHI, credenciales, arquitectura, identidades o vulnerabilidades.</w:t>
       </w:r>
     </w:p>
-    <w:bookmarkEnd w:id="103"/>
-    <w:bookmarkStart w:id="105" w:name="defectodojo"/>
+    <w:bookmarkEnd w:id="124"/>
+    <w:bookmarkStart w:id="126" w:name="defectodojo"/>
     <w:p>
       <w:pPr>
         <w:pStyle w:val="Heading2"/>
@@ -7491,7 +7571,7 @@
         <w:t xml:space="preserve">[ejecutado]Abre el defecto oficialDojo guía seleccionada/u contacto](https://docs.defectdojo.com/)</w:t>
       </w:r>
     </w:p>
-    <w:bookmarkStart w:id="104" w:name="inicio-rápido-8"/>
+    <w:bookmarkStart w:id="125" w:name="inicio-rápido-8"/>
     <w:p>
       <w:pPr>
         <w:pStyle w:val="Heading3"/>
@@ -7508,9 +7588,9 @@
         <w:t xml:space="preserve">Importar un análisis de laboratorio, validar y asignar un hallazgo, registrar la corrección, retestarlo y cerrarlo con evidencia.</w:t>
       </w:r>
     </w:p>
-    <w:bookmarkEnd w:id="104"/>
-    <w:bookmarkEnd w:id="105"/>
-    <w:bookmarkStart w:id="107" w:name="evidencia-para-retener-8"/>
+    <w:bookmarkEnd w:id="125"/>
+    <w:bookmarkEnd w:id="126"/>
+    <w:bookmarkStart w:id="128" w:name="evidencia-para-retener-8"/>
     <w:p>
       <w:pPr>
         <w:pStyle w:val="Heading2"/>
@@ -7561,7 +7641,7 @@
         <w:t xml:space="preserve">Abra la guía oficial Velociraptor realizada/u título](https://docs.velociraptor.app/)</w:t>
       </w:r>
     </w:p>
-    <w:bookmarkStart w:id="106" w:name="inicio-rápido-9"/>
+    <w:bookmarkStart w:id="127" w:name="inicio-rápido-9"/>
     <w:p>
       <w:pPr>
         <w:pStyle w:val="Heading3"/>
@@ -7578,9 +7658,9 @@
         <w:t xml:space="preserve">Utilice un cliente de laboratorio aislado, recoger un artefacto aprobado inofensivo, revisar el resultado, y registrar el propósito, alcance y acceso.</w:t>
       </w:r>
     </w:p>
-    <w:bookmarkEnd w:id="106"/>
-    <w:bookmarkEnd w:id="107"/>
-    <w:bookmarkStart w:id="108" w:name="evidencia-para-retener-9"/>
+    <w:bookmarkEnd w:id="127"/>
+    <w:bookmarkEnd w:id="128"/>
+    <w:bookmarkStart w:id="129" w:name="evidencia-para-retener-9"/>
     <w:p>
       <w:pPr>
         <w:pStyle w:val="Heading2"/>
@@ -7597,8 +7677,8 @@
         <w:t xml:space="preserve">Aprobación de registros, propósito, propietario, alcance, sistemas, clasificación de datos, versión de herramientas y contenidos, configuración, resultado completo, revisor, decisión, acción correctiva y retest. Protege los informes que contienen ePHI, credenciales, arquitectura, identidades o vulnerabilidades.</w:t>
       </w:r>
     </w:p>
-    <w:bookmarkEnd w:id="108"/>
-    <w:bookmarkStart w:id="110" w:name="open-policy-agent"/>
+    <w:bookmarkEnd w:id="129"/>
+    <w:bookmarkStart w:id="131" w:name="open-policy-agent"/>
     <w:p>
       <w:pPr>
         <w:pStyle w:val="Heading2"/>
@@ -7633,7 +7713,7 @@
         <w:t xml:space="preserve">Abra la guía oficial de Agentes de Política Abierta(https://www.openpolicyagent.org/docs)</w:t>
       </w:r>
     </w:p>
-    <w:bookmarkStart w:id="109" w:name="inicio-rápido-10"/>
+    <w:bookmarkStart w:id="130" w:name="inicio-rápido-10"/>
     <w:p>
       <w:pPr>
         <w:pStyle w:val="Heading3"/>
@@ -7650,9 +7730,9 @@
         <w:t xml:space="preserve">Escribir una regla de laboratorio que niega un recurso de ePHI sin un propietario o etiqueta de clasificación; probar los insumos permitidos y negados.</w:t>
       </w:r>
     </w:p>
-    <w:bookmarkEnd w:id="109"/>
-    <w:bookmarkEnd w:id="110"/>
-    <w:bookmarkStart w:id="111" w:name="evidencia-para-retener-10"/>
+    <w:bookmarkEnd w:id="130"/>
+    <w:bookmarkEnd w:id="131"/>
+    <w:bookmarkStart w:id="132" w:name="evidencia-para-retener-10"/>
     <w:p>
       <w:pPr>
         <w:pStyle w:val="Heading2"/>
@@ -7669,8 +7749,8 @@
         <w:t xml:space="preserve">Aprobación de registros, propósito, propietario, alcance, sistemas, clasificación de datos, versión de herramientas y contenidos, configuración, resultado completo, revisor, decisión, acción correctiva y retest. Protege los informes que contienen ePHI, credenciales, arquitectura, identidades o vulnerabilidades.</w:t>
       </w:r>
     </w:p>
-    <w:bookmarkEnd w:id="111"/>
-    <w:bookmarkStart w:id="112" w:name="recursos-del-gobierno-libre"/>
+    <w:bookmarkEnd w:id="132"/>
+    <w:bookmarkStart w:id="133" w:name="recursos-del-gobierno-libre"/>
     <w:p>
       <w:pPr>
         <w:pStyle w:val="Heading2"/>
@@ -7695,8 +7775,8 @@
         <w:t xml:space="preserve">Este recurso público gratuito puede ayudar a las prácticas pequeñas y medianas a iniciar una evaluación estructurada del riesgo. No garantiza el cumplimiento y no sustituye un análisis completo de riesgos específico para la organización.</w:t>
       </w:r>
     </w:p>
-    <w:bookmarkEnd w:id="112"/>
-    <w:bookmarkStart w:id="113" w:name="X2c5aaf025337de927b1d9f9e64da228eac9b8d1"/>
+    <w:bookmarkEnd w:id="133"/>
+    <w:bookmarkStart w:id="134" w:name="X2c5aaf025337de927b1d9f9e64da228eac9b8d1"/>
     <w:p>
       <w:pPr>
         <w:pStyle w:val="Heading2"/>
@@ -7782,9 +7862,9 @@
         <w:t xml:space="preserve">No suba PHI o ePHI a ningún servicio externo sin revisión legal, de privacidad, seguridad, contrato y de flujo de datos.</w:t>
       </w:r>
     </w:p>
-    <w:bookmarkEnd w:id="113"/>
-    <w:bookmarkEnd w:id="114"/>
-    <w:bookmarkStart w:id="131" w:name="X0c1d7be92e05c2db97337c84d6ca2641d277003"/>
+    <w:bookmarkEnd w:id="134"/>
+    <w:bookmarkEnd w:id="135"/>
+    <w:bookmarkStart w:id="152" w:name="X0c1d7be92e05c2db97337c84d6ca2641d277003"/>
     <w:p>
       <w:pPr>
         <w:pStyle w:val="Heading1"/>
@@ -7813,7 +7893,7 @@
         <w:t xml:space="preserve">Harbor Light Health es una clínica ambulatoria ficticia y administrador del plan de salud. Utiliza un EHR, sistema de facturación, correo electrónico en la nube, portal de pacientes, dispositivos médicos, soporte remoto y varios asociados comerciales. Cada persona, registro, dirección, reclamación, diagnóstico e identificador en el laboratorio se inventa.</w:t>
       </w:r>
     </w:p>
-    <w:bookmarkStart w:id="115" w:name="project-1-scope-and-roles"/>
+    <w:bookmarkStart w:id="136" w:name="project-1-scope-and-roles"/>
     <w:p>
       <w:pPr>
         <w:pStyle w:val="Heading2"/>
@@ -7862,8 +7942,8 @@
         <w:t xml:space="preserve">Construir una matriz de reglas de seguridad con los propietarios, opciones de implementación, pruebas, excepciones y retests.</w:t>
       </w:r>
     </w:p>
-    <w:bookmarkEnd w:id="115"/>
-    <w:bookmarkStart w:id="116" w:name="project-4---privacy-rights"/>
+    <w:bookmarkEnd w:id="136"/>
+    <w:bookmarkStart w:id="137" w:name="project-4---privacy-rights"/>
     <w:p>
       <w:pPr>
         <w:pStyle w:val="Heading2"/>
@@ -7896,8 +7976,8 @@
         <w:t xml:space="preserve">Evaluar una exportación de facturación mal dirigida utilizando los cuatro factores y preparar decisiones de notificación.</w:t>
       </w:r>
     </w:p>
-    <w:bookmarkEnd w:id="116"/>
-    <w:bookmarkStart w:id="117" w:name="project-6-vendor"/>
+    <w:bookmarkEnd w:id="137"/>
+    <w:bookmarkStart w:id="138" w:name="project-6-vendor"/>
     <w:p>
       <w:pPr>
         <w:pStyle w:val="Heading2"/>
@@ -7914,8 +7994,8 @@
         <w:t xml:space="preserve">Revise una nube de ficción BA, términos de contrato, subprocesadores, evidencia de seguridad, derechos de incidencia y plan de salida.</w:t>
       </w:r>
     </w:p>
-    <w:bookmarkEnd w:id="117"/>
-    <w:bookmarkStart w:id="118" w:name="project-7-tools"/>
+    <w:bookmarkEnd w:id="138"/>
+    <w:bookmarkStart w:id="139" w:name="project-7-tools"/>
     <w:p>
       <w:pPr>
         <w:pStyle w:val="Heading2"/>
@@ -7932,8 +8012,8 @@
         <w:t xml:space="preserve">Use tres herramientas Capítulo 15 en un laboratorio y alcance de documentos aislados, limitaciones, hallazgos, corrección y retest.</w:t>
       </w:r>
     </w:p>
-    <w:bookmarkEnd w:id="118"/>
-    <w:bookmarkStart w:id="119" w:name="portfolio-ethics"/>
+    <w:bookmarkEnd w:id="139"/>
+    <w:bookmarkStart w:id="140" w:name="portfolio-ethics"/>
     <w:p>
       <w:pPr>
         <w:pStyle w:val="Heading2"/>
@@ -8075,8 +8155,8 @@
         <w:t xml:space="preserve">| Semana 4 | Herramientas, portafolio, entrevista | Portafolio y respuestas prácticas</w:t>
       </w:r>
     </w:p>
-    <w:bookmarkEnd w:id="119"/>
-    <w:bookmarkStart w:id="120" w:name="hábitos-diarios"/>
+    <w:bookmarkEnd w:id="140"/>
+    <w:bookmarkStart w:id="141" w:name="hábitos-diarios"/>
     <w:p>
       <w:pPr>
         <w:pStyle w:val="Heading2"/>
@@ -8149,8 +8229,8 @@
         <w:t xml:space="preserve">Preguntas y respuestas cortas para analistas y administradores.</w:t>
       </w:r>
     </w:p>
-    <w:bookmarkEnd w:id="120"/>
-    <w:bookmarkStart w:id="121" w:name="quién-debe-cumplir-con-hipaa"/>
+    <w:bookmarkEnd w:id="141"/>
+    <w:bookmarkStart w:id="142" w:name="quién-debe-cumplir-con-hipaa"/>
     <w:p>
       <w:pPr>
         <w:pStyle w:val="Heading2"/>
@@ -8167,8 +8247,8 @@
         <w:t xml:space="preserve">Entidades cubiertas, socios comerciales y ciertos arreglos conexos. Las entidades cubiertas incluyen planes de salud, centros de intercambio y proveedores calificadores que realizan transacciones electrónicas cubiertas.</w:t>
       </w:r>
     </w:p>
-    <w:bookmarkEnd w:id="121"/>
-    <w:bookmarkStart w:id="122" w:name="qué-es-phi"/>
+    <w:bookmarkEnd w:id="142"/>
+    <w:bookmarkStart w:id="143" w:name="qué-es-phi"/>
     <w:p>
       <w:pPr>
         <w:pStyle w:val="Heading2"/>
@@ -8185,8 +8265,8 @@
         <w:t xml:space="preserve">Información de salud individualizada mantenida o transmitida por una entidad o empresa asociada, con sujeción a exclusiones reglamentarias.</w:t>
       </w:r>
     </w:p>
-    <w:bookmarkEnd w:id="122"/>
-    <w:bookmarkStart w:id="123" w:name="phi-versus-ephi"/>
+    <w:bookmarkEnd w:id="143"/>
+    <w:bookmarkStart w:id="144" w:name="phi-versus-ephi"/>
     <w:p>
       <w:pPr>
         <w:pStyle w:val="Heading2"/>
@@ -8203,8 +8283,8 @@
         <w:t xml:space="preserve">El PHI puede ser electrónico, papel o oral. ePHI es PHI mantenido o transmitido electrónicamente y es el foco de la Regla de Seguridad.</w:t>
       </w:r>
     </w:p>
-    <w:bookmarkEnd w:id="123"/>
-    <w:bookmarkStart w:id="124" w:name="qué-es-mínimo-necesario"/>
+    <w:bookmarkEnd w:id="144"/>
+    <w:bookmarkStart w:id="145" w:name="qué-es-mínimo-necesario"/>
     <w:p>
       <w:pPr>
         <w:pStyle w:val="Heading2"/>
@@ -8221,8 +8301,8 @@
         <w:t xml:space="preserve">Cuando sea aplicable, limite el uso, la divulgación y las solicitudes de información sobre el uso razonablemente necesario para el propósito.</w:t>
       </w:r>
     </w:p>
-    <w:bookmarkEnd w:id="124"/>
-    <w:bookmarkStart w:id="125" w:name="qué-es-un-análisis-de-riesgo-hipaa"/>
+    <w:bookmarkEnd w:id="145"/>
+    <w:bookmarkStart w:id="146" w:name="qué-es-un-análisis-de-riesgo-hipaa"/>
     <w:p>
       <w:pPr>
         <w:pStyle w:val="Heading2"/>
@@ -8239,8 +8319,8 @@
         <w:t xml:space="preserve">Una evaluación precisa y exhaustiva de los posibles riesgos y vulnerabilidades a la confidencialidad, integridad y disponibilidad de todo el ePHI mantenido por la entidad regulada.</w:t>
       </w:r>
     </w:p>
-    <w:bookmarkEnd w:id="125"/>
-    <w:bookmarkStart w:id="126" w:name="significa-opcional"/>
+    <w:bookmarkEnd w:id="146"/>
+    <w:bookmarkStart w:id="147" w:name="significa-opcional"/>
     <w:p>
       <w:pPr>
         <w:pStyle w:val="Heading2"/>
@@ -8257,8 +8337,8 @@
         <w:t xml:space="preserve">No. Evaluar la especificación y aplicarla si es razonable y apropiado. De lo contrario, documente la decisión y utilice una alternativa equivalente cuando sea razonable y apropiada.</w:t>
       </w:r>
     </w:p>
-    <w:bookmarkEnd w:id="126"/>
-    <w:bookmarkStart w:id="127" w:name="cuál-es-el-estándar-de-la-brecha"/>
+    <w:bookmarkEnd w:id="147"/>
+    <w:bookmarkStart w:id="148" w:name="cuál-es-el-estándar-de-la-brecha"/>
     <w:p>
       <w:pPr>
         <w:pStyle w:val="Heading2"/>
@@ -8275,8 +8355,8 @@
         <w:t xml:space="preserve">Se presume una violación de un uso o revelación inadmisibles a menos que una evaluación documentada de cuatro factores muestre una baja probabilidad de que la PHI estuviera comprometida o se aplique una excepción.</w:t>
       </w:r>
     </w:p>
-    <w:bookmarkEnd w:id="127"/>
-    <w:bookmarkStart w:id="128" w:name="Xc0e2b0f6c323790fe235d806d1a53fa7177c5e8"/>
+    <w:bookmarkEnd w:id="148"/>
+    <w:bookmarkStart w:id="149" w:name="Xc0e2b0f6c323790fe235d806d1a53fa7177c5e8"/>
     <w:p>
       <w:pPr>
         <w:pStyle w:val="Heading2"/>
@@ -8293,8 +8373,8 @@
         <w:t xml:space="preserve">Siguen las obligaciones de BAAs y las obligaciones HIPAA aplicables, protegen el ePHI, administran subcontratistas, informan sobre incidentes e infracciones, apoyan derechos y devuelven o destruyen PHI según sea necesario.</w:t>
       </w:r>
     </w:p>
-    <w:bookmarkEnd w:id="128"/>
-    <w:bookmarkStart w:id="129" w:name="X5b80a948a17f0db2c81de9fc08a7dc97b387e7f"/>
+    <w:bookmarkEnd w:id="149"/>
+    <w:bookmarkStart w:id="150" w:name="X5b80a948a17f0db2c81de9fc08a7dc97b387e7f"/>
     <w:p>
       <w:pPr>
         <w:pStyle w:val="Heading2"/>
@@ -8311,8 +8391,8 @@
         <w:t xml:space="preserve">Use pruebas completas, fechadas que conecten el alcance, el riesgo, el requisito, la aplicación, el propietario, el examen, la excepción, la acción correctiva y la repetición.</w:t>
       </w:r>
     </w:p>
-    <w:bookmarkEnd w:id="129"/>
-    <w:bookmarkStart w:id="130" w:name="X7b79c52f5596d92db90439bb8138b84f290985c"/>
+    <w:bookmarkEnd w:id="150"/>
+    <w:bookmarkStart w:id="151" w:name="X7b79c52f5596d92db90439bb8138b84f290985c"/>
     <w:p>
       <w:pPr>
         <w:pStyle w:val="Heading2"/>
@@ -8339,9 +8419,9 @@
         <w:t xml:space="preserve">Respuesta</w:t>
       </w:r>
     </w:p>
-    <w:bookmarkEnd w:id="130"/>
-    <w:bookmarkEnd w:id="131"/>
-    <w:bookmarkStart w:id="137" w:name="plantillas-y-listas-de-verificación"/>
+    <w:bookmarkEnd w:id="151"/>
+    <w:bookmarkEnd w:id="152"/>
+    <w:bookmarkStart w:id="158" w:name="plantillas-y-listas-de-verificación"/>
     <w:p>
       <w:pPr>
         <w:pStyle w:val="Heading1"/>
@@ -8362,7 +8442,7 @@
         <w:t xml:space="preserve">Estructuras prácticas para un sistema de organización aprobado*.</w:t>
       </w:r>
     </w:p>
-    <w:bookmarkStart w:id="132" w:name="ephi-inventory-fields"/>
+    <w:bookmarkStart w:id="153" w:name="ephi-inventory-fields"/>
     <w:p>
       <w:pPr>
         <w:pStyle w:val="Heading2"/>
@@ -8443,8 +8523,8 @@
         <w:t xml:space="preserve">Última revisión, activación del cambio y próxima revisión</w:t>
       </w:r>
     </w:p>
-    <w:bookmarkEnd w:id="132"/>
-    <w:bookmarkStart w:id="133" w:name="campos-de-registro-de-riesgos"/>
+    <w:bookmarkEnd w:id="153"/>
+    <w:bookmarkStart w:id="154" w:name="campos-de-registro-de-riesgos"/>
     <w:p>
       <w:pPr>
         <w:pStyle w:val="Heading2"/>
@@ -8517,8 +8597,8 @@
         <w:t xml:space="preserve">Validación y reprueba pruebas</w:t>
       </w:r>
     </w:p>
-    <w:bookmarkEnd w:id="133"/>
-    <w:bookmarkStart w:id="134" w:name="breach-fact-sheet"/>
+    <w:bookmarkEnd w:id="154"/>
+    <w:bookmarkStart w:id="155" w:name="breach-fact-sheet"/>
     <w:p>
       <w:pPr>
         <w:pStyle w:val="Heading2"/>
@@ -8611,8 +8691,8 @@
         <w:t xml:space="preserve">← Acción permanente Corrección, sanciones, capacitación, pruebas, lecciones</w:t>
       </w:r>
     </w:p>
-    <w:bookmarkEnd w:id="134"/>
-    <w:bookmarkStart w:id="135" w:name="baa-checklist"/>
+    <w:bookmarkEnd w:id="155"/>
+    <w:bookmarkStart w:id="156" w:name="baa-checklist"/>
     <w:p>
       <w:pPr>
         <w:pStyle w:val="Heading2"/>
@@ -8701,8 +8781,8 @@
         <w:t xml:space="preserve">Contactos, ubicaciones, cambios y cadencia de revisión</w:t>
       </w:r>
     </w:p>
-    <w:bookmarkEnd w:id="135"/>
-    <w:bookmarkStart w:id="136" w:name="X3956c8654cfc0a280d1402613696abd5d909bfe"/>
+    <w:bookmarkEnd w:id="156"/>
+    <w:bookmarkStart w:id="157" w:name="X3956c8654cfc0a280d1402613696abd5d909bfe"/>
     <w:p>
       <w:pPr>
         <w:pStyle w:val="Heading2"/>
@@ -8791,9 +8871,9 @@
         <w:t xml:space="preserve">Se mantiene la documentación actual y necesaria durante seis años</w:t>
       </w:r>
     </w:p>
-    <w:bookmarkEnd w:id="136"/>
-    <w:bookmarkEnd w:id="137"/>
-    <w:bookmarkStart w:id="138" w:name="glosario"/>
+    <w:bookmarkEnd w:id="157"/>
+    <w:bookmarkEnd w:id="158"/>
+    <w:bookmarkStart w:id="159" w:name="glosario"/>
     <w:p>
       <w:pPr>
         <w:pStyle w:val="Heading1"/>
@@ -9053,8 +9133,8 @@
         <w:t xml:space="preserve">** PHI no garantizado.** El PHI no se ha vuelto inutilizable, inleable o indescriptible a través de la tecnología o metodología especificada por el HHS.</w:t>
       </w:r>
     </w:p>
-    <w:bookmarkEnd w:id="138"/>
-    <w:bookmarkStart w:id="139" w:name="índice-de-asunto"/>
+    <w:bookmarkEnd w:id="159"/>
+    <w:bookmarkStart w:id="160" w:name="índice-de-asunto"/>
     <w:p>
       <w:pPr>
         <w:pStyle w:val="Heading1"/>
@@ -9197,8 +9277,8 @@
         <w:t xml:space="preserve">| Mínimo necesario | 3.4, 12.2 Silencioso entrenamiento de fuerza de trabajo</w:t>
       </w:r>
     </w:p>
-    <w:bookmarkEnd w:id="139"/>
-    <w:bookmarkStart w:id="149" w:name="referencias-oficiales-y-estudio-ulterior"/>
+    <w:bookmarkEnd w:id="160"/>
+    <w:bookmarkStart w:id="170" w:name="referencias-oficiales-y-estudio-ulterior"/>
     <w:p>
       <w:pPr>
         <w:pStyle w:val="Heading1"/>
@@ -9247,7 +9327,7 @@
       <w:pPr>
         <w:pStyle w:val="BodyText"/>
       </w:pPr>
-      <w:hyperlink r:id="rId140">
+      <w:hyperlink r:id="rId161">
         <w:r>
           <w:rPr>
             <w:rStyle w:val="Hyperlink"/>
@@ -9348,7 +9428,7 @@
       <w:pPr>
         <w:pStyle w:val="BodyText"/>
       </w:pPr>
-      <w:hyperlink r:id="rId141">
+      <w:hyperlink r:id="rId162">
         <w:r>
           <w:rPr>
             <w:rStyle w:val="Hyperlink"/>
@@ -9369,7 +9449,7 @@
       <w:pPr>
         <w:pStyle w:val="BodyText"/>
       </w:pPr>
-      <w:hyperlink r:id="rId142">
+      <w:hyperlink r:id="rId163">
         <w:r>
           <w:rPr>
             <w:rStyle w:val="Hyperlink"/>
@@ -9382,7 +9462,7 @@
       <w:pPr>
         <w:pStyle w:val="BodyText"/>
       </w:pPr>
-      <w:hyperlink r:id="rId143">
+      <w:hyperlink r:id="rId164">
         <w:r>
           <w:rPr>
             <w:rStyle w:val="Hyperlink"/>
@@ -9395,7 +9475,7 @@
       <w:pPr>
         <w:pStyle w:val="BodyText"/>
       </w:pPr>
-      <w:hyperlink r:id="rId144">
+      <w:hyperlink r:id="rId165">
         <w:r>
           <w:rPr>
             <w:rStyle w:val="Hyperlink"/>
@@ -9408,7 +9488,7 @@
       <w:pPr>
         <w:pStyle w:val="BodyText"/>
       </w:pPr>
-      <w:hyperlink r:id="rId145">
+      <w:hyperlink r:id="rId166">
         <w:r>
           <w:rPr>
             <w:rStyle w:val="Hyperlink"/>
@@ -9421,7 +9501,7 @@
       <w:pPr>
         <w:pStyle w:val="BodyText"/>
       </w:pPr>
-      <w:hyperlink r:id="rId146">
+      <w:hyperlink r:id="rId167">
         <w:r>
           <w:rPr>
             <w:rStyle w:val="Hyperlink"/>
@@ -9434,7 +9514,7 @@
       <w:pPr>
         <w:pStyle w:val="BodyText"/>
       </w:pPr>
-      <w:hyperlink r:id="rId147">
+      <w:hyperlink r:id="rId168">
         <w:r>
           <w:rPr>
             <w:rStyle w:val="Hyperlink"/>
@@ -9447,7 +9527,7 @@
       <w:pPr>
         <w:pStyle w:val="BodyText"/>
       </w:pPr>
-      <w:hyperlink r:id="rId148">
+      <w:hyperlink r:id="rId169">
         <w:r>
           <w:rPr>
             <w:rStyle w:val="Hyperlink"/>
@@ -9490,7 +9570,7 @@
         <w:t xml:space="preserve">Respuesta</w:t>
       </w:r>
     </w:p>
-    <w:bookmarkEnd w:id="149"/>
+    <w:bookmarkEnd w:id="170"/>
     <w:sectPr/>
   </w:body>
 </w:document>

--- a/04-regulatory-compliance/HIPAA/Espanol/HIPAA_Practical_Manager_and_Junior_Analyst_Manual_Espanol_v1.0.docx
+++ b/04-regulatory-compliance/HIPAA/Espanol/HIPAA_Practical_Manager_and_Junior_Analyst_Manual_Espanol_v1.0.docx
@@ -10773,7 +10773,7 @@
         <w:rFonts w:asciiTheme="minorHAnsi" w:cstheme="minorBidi" w:eastAsiaTheme="minorHAnsi" w:hAnsiTheme="minorHAnsi"/>
         <w:sz w:val="24"/>
         <w:szCs w:val="24"/>
-        <w:lang w:bidi="ar-SA" w:eastAsia="en-US" w:val="en-US"/>
+        <w:lang w:bidi="ar-SA" w:eastAsia="es-419" w:val="es-419"/>
       </w:rPr>
     </w:rPrDefault>
     <w:pPrDefault>
